--- a/templates/docxRPD/practice.docx
+++ b/templates/docxRPD/practice.docx
@@ -983,7 +983,6 @@
                 <w:rFonts w:ascii="Times New Roman" w:hAnsi="Times New Roman" w:cs="Times New Roman"/>
                 <w:sz w:val="20"/>
                 <w:szCs w:val="24"/>
-                <w:lang w:val="en-US"/>
               </w:rPr>
             </w:pPr>
             <w:r>
@@ -991,7 +990,6 @@
                 <w:rFonts w:ascii="Times New Roman" w:hAnsi="Times New Roman" w:cs="Times New Roman"/>
                 <w:sz w:val="20"/>
                 <w:szCs w:val="24"/>
-                <w:lang w:val="en-US"/>
               </w:rPr>
               <w:t xml:space="preserve">{{ </w:t>
             </w:r>
@@ -1009,7 +1007,6 @@
                 <w:rFonts w:ascii="Times New Roman" w:hAnsi="Times New Roman" w:cs="Times New Roman"/>
                 <w:sz w:val="20"/>
                 <w:szCs w:val="24"/>
-                <w:lang w:val="en-US"/>
               </w:rPr>
               <w:t>_</w:t>
             </w:r>
@@ -1027,7 +1024,6 @@
                 <w:rFonts w:ascii="Times New Roman" w:hAnsi="Times New Roman" w:cs="Times New Roman"/>
                 <w:sz w:val="20"/>
                 <w:szCs w:val="24"/>
-                <w:lang w:val="en-US"/>
               </w:rPr>
               <w:t xml:space="preserve"> }}: {{ </w:t>
             </w:r>
@@ -1045,7 +1041,6 @@
                 <w:rFonts w:ascii="Times New Roman" w:hAnsi="Times New Roman" w:cs="Times New Roman"/>
                 <w:sz w:val="20"/>
                 <w:szCs w:val="24"/>
-                <w:lang w:val="en-US"/>
               </w:rPr>
               <w:t>_</w:t>
             </w:r>
@@ -1063,7 +1058,6 @@
                 <w:rFonts w:ascii="Times New Roman" w:hAnsi="Times New Roman" w:cs="Times New Roman"/>
                 <w:sz w:val="20"/>
                 <w:szCs w:val="24"/>
-                <w:lang w:val="en-US"/>
               </w:rPr>
               <w:t xml:space="preserve"> }}</w:t>
             </w:r>
@@ -1239,6 +1233,57 @@
     </w:p>
     <w:p>
       <w:pPr>
+        <w:spacing w:before="200" w:after="200"/>
+        <w:jc w:val="both"/>
+        <w:rPr>
+          <w:rFonts w:ascii="Times New Roman" w:hAnsi="Times New Roman" w:cs="Times New Roman"/>
+          <w:b/>
+          <w:bCs/>
+          <w:sz w:val="24"/>
+          <w:szCs w:val="24"/>
+        </w:rPr>
+      </w:pPr>
+      <w:r>
+        <w:rPr>
+          <w:rFonts w:ascii="Times New Roman" w:hAnsi="Times New Roman" w:cs="Times New Roman"/>
+          <w:b/>
+          <w:bCs/>
+          <w:sz w:val="24"/>
+          <w:szCs w:val="24"/>
+        </w:rPr>
+        <w:t>Вид практики –</w:t>
+      </w:r>
+      <w:r>
+        <w:rPr>
+          <w:rFonts w:ascii="Times New Roman" w:hAnsi="Times New Roman" w:cs="Times New Roman"/>
+          <w:b/>
+          <w:bCs/>
+          <w:sz w:val="24"/>
+          <w:szCs w:val="24"/>
+        </w:rPr>
+        <w:t xml:space="preserve"> </w:t>
+      </w:r>
+      <w:r>
+        <w:rPr>
+          <w:rFonts w:ascii="Times New Roman" w:hAnsi="Times New Roman" w:cs="Times New Roman"/>
+          <w:sz w:val="24"/>
+          <w:szCs w:val="24"/>
+        </w:rPr>
+        <w:t>{{ view_pract }}</w:t>
+      </w:r>
+      <w:r>
+        <w:rPr>
+          <w:rFonts w:ascii="Times New Roman" w:hAnsi="Times New Roman" w:cs="Times New Roman"/>
+          <w:b/>
+          <w:bCs/>
+          <w:sz w:val="24"/>
+          <w:szCs w:val="24"/>
+        </w:rPr>
+        <w:t xml:space="preserve"> </w:t>
+      </w:r>
+    </w:p>
+    <w:p>
+      <w:pPr>
         <w:spacing w:before="200" w:after="200" w:line="240" w:lineRule="auto"/>
         <w:jc w:val="both"/>
         <w:rPr>
@@ -1257,45 +1302,37 @@
           <w:sz w:val="24"/>
           <w:szCs w:val="24"/>
         </w:rPr>
-        <w:t>Вид практики –</w:t>
-      </w:r>
-      <w:r>
-        <w:rPr>
-          <w:rFonts w:ascii="Times New Roman" w:hAnsi="Times New Roman" w:cs="Times New Roman"/>
-          <w:b/>
-          <w:bCs/>
-          <w:sz w:val="24"/>
-          <w:szCs w:val="24"/>
-        </w:rPr>
-        <w:t xml:space="preserve"> </w:t>
-      </w:r>
-    </w:p>
-    <w:p>
-      <w:pPr>
-        <w:spacing w:before="200" w:after="200" w:line="240" w:lineRule="auto"/>
-        <w:jc w:val="both"/>
-        <w:rPr>
-          <w:rFonts w:ascii="Times New Roman" w:hAnsi="Times New Roman" w:cs="Times New Roman"/>
-          <w:b/>
-          <w:bCs/>
-          <w:sz w:val="24"/>
-          <w:szCs w:val="24"/>
-        </w:rPr>
-      </w:pPr>
-      <w:r>
-        <w:rPr>
-          <w:rFonts w:ascii="Times New Roman" w:hAnsi="Times New Roman" w:cs="Times New Roman"/>
-          <w:b/>
-          <w:bCs/>
-          <w:sz w:val="24"/>
-          <w:szCs w:val="24"/>
-        </w:rPr>
         <w:t xml:space="preserve">Тип практики – </w:t>
       </w:r>
-    </w:p>
-    <w:p>
-      <w:pPr>
-        <w:spacing w:before="200" w:after="200" w:line="240" w:lineRule="auto"/>
+      <w:r>
+        <w:rPr>
+          <w:rFonts w:ascii="Times New Roman" w:hAnsi="Times New Roman" w:cs="Times New Roman"/>
+          <w:sz w:val="24"/>
+          <w:szCs w:val="24"/>
+        </w:rPr>
+        <w:t xml:space="preserve">{{ </w:t>
+      </w:r>
+      <w:r>
+        <w:rPr>
+          <w:rFonts w:ascii="Times New Roman" w:hAnsi="Times New Roman" w:cs="Times New Roman"/>
+          <w:sz w:val="24"/>
+          <w:szCs w:val="24"/>
+          <w:lang w:val="en-US"/>
+        </w:rPr>
+        <w:t>discipline</w:t>
+      </w:r>
+      <w:r>
+        <w:rPr>
+          <w:rFonts w:ascii="Times New Roman" w:hAnsi="Times New Roman" w:cs="Times New Roman"/>
+          <w:sz w:val="24"/>
+          <w:szCs w:val="24"/>
+        </w:rPr>
+        <w:t xml:space="preserve"> }}</w:t>
+      </w:r>
+    </w:p>
+    <w:p>
+      <w:pPr>
+        <w:spacing w:before="200" w:after="200"/>
         <w:jc w:val="both"/>
         <w:rPr>
           <w:rFonts w:ascii="Times New Roman" w:hAnsi="Times New Roman" w:cs="Times New Roman"/>
@@ -1334,6 +1371,40 @@
           <w:szCs w:val="24"/>
         </w:rPr>
         <w:t xml:space="preserve">– </w:t>
+      </w:r>
+      <w:r>
+        <w:rPr>
+          <w:rFonts w:ascii="Times New Roman" w:hAnsi="Times New Roman" w:cs="Times New Roman"/>
+          <w:b/>
+          <w:bCs/>
+          <w:sz w:val="24"/>
+          <w:szCs w:val="24"/>
+        </w:rPr>
+        <w:t xml:space="preserve"> </w:t>
+      </w:r>
+      <w:r>
+        <w:rPr>
+          <w:rFonts w:ascii="Times New Roman" w:hAnsi="Times New Roman" w:cs="Times New Roman"/>
+          <w:sz w:val="24"/>
+          <w:szCs w:val="24"/>
+        </w:rPr>
+        <w:t xml:space="preserve">{{ </w:t>
+      </w:r>
+      <w:r>
+        <w:rPr>
+          <w:rFonts w:ascii="Times New Roman" w:hAnsi="Times New Roman" w:cs="Times New Roman"/>
+          <w:sz w:val="24"/>
+          <w:szCs w:val="24"/>
+        </w:rPr>
+        <w:t>practice_way</w:t>
+      </w:r>
+      <w:r>
+        <w:rPr>
+          <w:rFonts w:ascii="Times New Roman" w:hAnsi="Times New Roman" w:cs="Times New Roman"/>
+          <w:sz w:val="24"/>
+          <w:szCs w:val="24"/>
+        </w:rPr>
+        <w:t xml:space="preserve"> }}</w:t>
       </w:r>
       <w:r>
         <w:rPr>
@@ -1399,8 +1470,8 @@
         <w:tblLook w:val="04A0" w:firstRow="1" w:lastRow="0" w:firstColumn="1" w:lastColumn="0" w:noHBand="0" w:noVBand="1"/>
       </w:tblPr>
       <w:tblGrid>
-        <w:gridCol w:w="7366"/>
-        <w:gridCol w:w="1979"/>
+        <w:gridCol w:w="5807"/>
+        <w:gridCol w:w="3538"/>
       </w:tblGrid>
       <w:tr>
         <w:trPr>
@@ -1408,7 +1479,7 @@
         </w:trPr>
         <w:tc>
           <w:tcPr>
-            <w:tcW w:w="7366" w:type="dxa"/>
+            <w:tcW w:w="5807" w:type="dxa"/>
             <w:tcBorders>
               <w:top w:val="single" w:sz="4" w:space="0" w:color="auto"/>
               <w:left w:val="single" w:sz="4" w:space="0" w:color="auto"/>
@@ -1440,7 +1511,7 @@
         </w:tc>
         <w:tc>
           <w:tcPr>
-            <w:tcW w:w="1979" w:type="dxa"/>
+            <w:tcW w:w="3538" w:type="dxa"/>
             <w:tcBorders>
               <w:top w:val="single" w:sz="4" w:space="0" w:color="auto"/>
               <w:left w:val="single" w:sz="4" w:space="0" w:color="auto"/>
@@ -1473,7 +1544,41 @@
       <w:tr>
         <w:tc>
           <w:tcPr>
-            <w:tcW w:w="7366" w:type="dxa"/>
+            <w:tcW w:w="9345" w:type="dxa"/>
+            <w:gridSpan w:val="2"/>
+            <w:tcBorders>
+              <w:top w:val="single" w:sz="4" w:space="0" w:color="auto"/>
+              <w:left w:val="single" w:sz="4" w:space="0" w:color="auto"/>
+              <w:bottom w:val="single" w:sz="4" w:space="0" w:color="auto"/>
+            </w:tcBorders>
+          </w:tcPr>
+          <w:p>
+            <w:pPr>
+              <w:jc w:val="center"/>
+              <w:rPr>
+                <w:rFonts w:ascii="Times New Roman" w:hAnsi="Times New Roman" w:cs="Times New Roman"/>
+                <w:iCs/>
+                <w:sz w:val="24"/>
+                <w:szCs w:val="28"/>
+                <w:lang w:val="en-US"/>
+              </w:rPr>
+            </w:pPr>
+            <w:r>
+              <w:rPr>
+                <w:rFonts w:ascii="Times New Roman" w:hAnsi="Times New Roman" w:cs="Times New Roman"/>
+                <w:sz w:val="24"/>
+                <w:szCs w:val="24"/>
+                <w:lang w:val="en-US"/>
+              </w:rPr>
+              <w:t>{%tr for item in competence%}</w:t>
+            </w:r>
+          </w:p>
+        </w:tc>
+      </w:tr>
+      <w:tr>
+        <w:tc>
+          <w:tcPr>
+            <w:tcW w:w="5807" w:type="dxa"/>
             <w:tcBorders>
               <w:top w:val="single" w:sz="4" w:space="0" w:color="auto"/>
               <w:left w:val="single" w:sz="4" w:space="0" w:color="auto"/>
@@ -1488,13 +1593,23 @@
                 <w:iCs/>
                 <w:sz w:val="24"/>
                 <w:szCs w:val="28"/>
+                <w:lang w:val="en-US"/>
               </w:rPr>
             </w:pPr>
+            <w:r>
+              <w:rPr>
+                <w:rFonts w:ascii="Times New Roman" w:hAnsi="Times New Roman" w:cs="Times New Roman"/>
+                <w:sz w:val="24"/>
+                <w:szCs w:val="24"/>
+                <w:lang w:val="en-US"/>
+              </w:rPr>
+              <w:t>{{item.index}} {{item.content}}</w:t>
+            </w:r>
           </w:p>
         </w:tc>
         <w:tc>
           <w:tcPr>
-            <w:tcW w:w="1979" w:type="dxa"/>
+            <w:tcW w:w="3538" w:type="dxa"/>
             <w:tcBorders>
               <w:top w:val="single" w:sz="4" w:space="0" w:color="auto"/>
               <w:left w:val="single" w:sz="4" w:space="0" w:color="auto"/>
@@ -1510,42 +1625,31 @@
                 <w:iCs/>
                 <w:sz w:val="24"/>
                 <w:szCs w:val="28"/>
+                <w:lang w:val="en-US"/>
               </w:rPr>
             </w:pPr>
+            <w:r>
+              <w:rPr>
+                <w:rFonts w:ascii="Times New Roman" w:hAnsi="Times New Roman" w:cs="Times New Roman"/>
+                <w:sz w:val="24"/>
+                <w:szCs w:val="24"/>
+                <w:lang w:val="en-US"/>
+              </w:rPr>
+              <w:t>{{ item.indicators }}</w:t>
+            </w:r>
           </w:p>
         </w:tc>
       </w:tr>
       <w:tr>
         <w:tc>
           <w:tcPr>
-            <w:tcW w:w="7366" w:type="dxa"/>
-            <w:tcBorders>
-              <w:top w:val="single" w:sz="4" w:space="0" w:color="auto"/>
-              <w:left w:val="single" w:sz="4" w:space="0" w:color="auto"/>
-              <w:bottom w:val="single" w:sz="4" w:space="0" w:color="auto"/>
-              <w:right w:val="single" w:sz="4" w:space="0" w:color="auto"/>
-            </w:tcBorders>
-          </w:tcPr>
-          <w:p>
-            <w:pPr>
-              <w:rPr>
-                <w:rFonts w:ascii="Times New Roman" w:hAnsi="Times New Roman" w:cs="Times New Roman"/>
-                <w:iCs/>
-                <w:sz w:val="24"/>
-                <w:szCs w:val="28"/>
-              </w:rPr>
-            </w:pPr>
-          </w:p>
-        </w:tc>
-        <w:tc>
-          <w:tcPr>
-            <w:tcW w:w="1979" w:type="dxa"/>
+            <w:tcW w:w="9345" w:type="dxa"/>
+            <w:gridSpan w:val="2"/>
             <w:tcBorders>
               <w:top w:val="single" w:sz="4" w:space="0" w:color="auto"/>
               <w:left w:val="single" w:sz="4" w:space="0" w:color="auto"/>
               <w:bottom w:val="single" w:sz="4" w:space="0" w:color="auto"/>
             </w:tcBorders>
-            <w:vAlign w:val="center"/>
           </w:tcPr>
           <w:p>
             <w:pPr>
@@ -1555,53 +1659,18 @@
                 <w:iCs/>
                 <w:sz w:val="24"/>
                 <w:szCs w:val="28"/>
+                <w:lang w:val="en-US"/>
               </w:rPr>
             </w:pPr>
-          </w:p>
-        </w:tc>
-      </w:tr>
-      <w:tr>
-        <w:tc>
-          <w:tcPr>
-            <w:tcW w:w="7366" w:type="dxa"/>
-            <w:tcBorders>
-              <w:top w:val="single" w:sz="4" w:space="0" w:color="auto"/>
-              <w:left w:val="single" w:sz="4" w:space="0" w:color="auto"/>
-              <w:bottom w:val="single" w:sz="4" w:space="0" w:color="auto"/>
-              <w:right w:val="single" w:sz="4" w:space="0" w:color="auto"/>
-            </w:tcBorders>
-          </w:tcPr>
-          <w:p>
-            <w:pPr>
-              <w:rPr>
-                <w:rFonts w:ascii="Times New Roman" w:hAnsi="Times New Roman" w:cs="Times New Roman"/>
-                <w:iCs/>
-                <w:sz w:val="24"/>
-                <w:szCs w:val="28"/>
-              </w:rPr>
-            </w:pPr>
-          </w:p>
-        </w:tc>
-        <w:tc>
-          <w:tcPr>
-            <w:tcW w:w="1979" w:type="dxa"/>
-            <w:tcBorders>
-              <w:top w:val="single" w:sz="4" w:space="0" w:color="auto"/>
-              <w:left w:val="single" w:sz="4" w:space="0" w:color="auto"/>
-              <w:bottom w:val="single" w:sz="4" w:space="0" w:color="auto"/>
-            </w:tcBorders>
-            <w:vAlign w:val="center"/>
-          </w:tcPr>
-          <w:p>
-            <w:pPr>
-              <w:jc w:val="center"/>
-              <w:rPr>
-                <w:rFonts w:ascii="Times New Roman" w:hAnsi="Times New Roman" w:cs="Times New Roman"/>
-                <w:iCs/>
-                <w:sz w:val="24"/>
-                <w:szCs w:val="28"/>
-              </w:rPr>
-            </w:pPr>
+            <w:r>
+              <w:rPr>
+                <w:rFonts w:ascii="Times New Roman" w:hAnsi="Times New Roman" w:cs="Times New Roman"/>
+                <w:sz w:val="24"/>
+                <w:szCs w:val="24"/>
+                <w:lang w:val="en-US"/>
+              </w:rPr>
+              <w:t>{%tr endfor %}</w:t>
+            </w:r>
           </w:p>
         </w:tc>
       </w:tr>
@@ -1787,8 +1856,19 @@
                 <w:color w:val="000000" w:themeColor="text1"/>
                 <w:sz w:val="24"/>
                 <w:szCs w:val="28"/>
+                <w:lang w:val="en-US"/>
               </w:rPr>
             </w:pPr>
+            <w:r>
+              <w:rPr>
+                <w:rFonts w:ascii="Times New Roman" w:hAnsi="Times New Roman" w:cs="Times New Roman"/>
+                <w:color w:val="000000" w:themeColor="text1"/>
+                <w:sz w:val="24"/>
+                <w:szCs w:val="24"/>
+                <w:lang w:val="en-US"/>
+              </w:rPr>
+              <w:t>{%tr for item in indicators %}</w:t>
+            </w:r>
           </w:p>
         </w:tc>
       </w:tr>
@@ -1816,8 +1896,20 @@
                 <w:color w:val="000000" w:themeColor="text1"/>
                 <w:sz w:val="24"/>
                 <w:szCs w:val="28"/>
+                <w:lang w:val="en-US"/>
               </w:rPr>
             </w:pPr>
+            <w:r>
+              <w:rPr>
+                <w:rFonts w:ascii="Times New Roman" w:hAnsi="Times New Roman" w:cs="Times New Roman"/>
+                <w:bCs/>
+                <w:color w:val="000000" w:themeColor="text1"/>
+                <w:sz w:val="24"/>
+                <w:szCs w:val="24"/>
+                <w:lang w:val="en-US"/>
+              </w:rPr>
+              <w:t>{{item.index}}</w:t>
+            </w:r>
           </w:p>
         </w:tc>
         <w:tc>
@@ -1840,8 +1932,20 @@
                 <w:color w:val="000000" w:themeColor="text1"/>
                 <w:sz w:val="24"/>
                 <w:szCs w:val="28"/>
+                <w:lang w:val="en-US"/>
               </w:rPr>
             </w:pPr>
+            <w:r>
+              <w:rPr>
+                <w:rFonts w:ascii="Times New Roman" w:hAnsi="Times New Roman" w:cs="Times New Roman"/>
+                <w:bCs/>
+                <w:color w:val="000000" w:themeColor="text1"/>
+                <w:sz w:val="24"/>
+                <w:szCs w:val="24"/>
+                <w:lang w:val="en-US"/>
+              </w:rPr>
+              <w:t>{{item.content}}</w:t>
+            </w:r>
           </w:p>
         </w:tc>
         <w:tc>
@@ -1871,7 +1975,7 @@
                 <w:szCs w:val="28"/>
                 <w:lang w:eastAsia="ru-RU"/>
               </w:rPr>
-              <w:t xml:space="preserve">Опыт </w:t>
+              <w:t>Опыт профессиональной деятельности:</w:t>
             </w:r>
             <w:r>
               <w:rPr>
@@ -1880,16 +1984,59 @@
                 <w:szCs w:val="28"/>
                 <w:lang w:eastAsia="ru-RU"/>
               </w:rPr>
-              <w:t>профессиональной деятельности</w:t>
-            </w:r>
-            <w:r>
-              <w:rPr>
-                <w:rFonts w:ascii="Times New Roman" w:eastAsia="Times New Roman" w:hAnsi="Times New Roman" w:cs="Times New Roman"/>
-                <w:sz w:val="24"/>
-                <w:szCs w:val="28"/>
-                <w:lang w:eastAsia="ru-RU"/>
-              </w:rPr>
-              <w:t>:</w:t>
+              <w:t xml:space="preserve"> </w:t>
+            </w:r>
+            <w:r>
+              <w:rPr>
+                <w:rFonts w:ascii="Times New Roman" w:hAnsi="Times New Roman" w:cs="Times New Roman"/>
+                <w:bCs/>
+                <w:color w:val="000000" w:themeColor="text1"/>
+                <w:sz w:val="24"/>
+                <w:szCs w:val="24"/>
+              </w:rPr>
+              <w:t>{{</w:t>
+            </w:r>
+            <w:r>
+              <w:rPr>
+                <w:rFonts w:ascii="Times New Roman" w:hAnsi="Times New Roman" w:cs="Times New Roman"/>
+                <w:bCs/>
+                <w:color w:val="000000" w:themeColor="text1"/>
+                <w:sz w:val="24"/>
+                <w:szCs w:val="24"/>
+                <w:lang w:val="en-US"/>
+              </w:rPr>
+              <w:t>item</w:t>
+            </w:r>
+            <w:r>
+              <w:rPr>
+                <w:rFonts w:ascii="Times New Roman" w:hAnsi="Times New Roman" w:cs="Times New Roman"/>
+                <w:bCs/>
+                <w:color w:val="000000" w:themeColor="text1"/>
+                <w:sz w:val="24"/>
+                <w:szCs w:val="24"/>
+              </w:rPr>
+              <w:t>.</w:t>
+            </w:r>
+            <w:r>
+              <w:rPr>
+                <w:rFonts w:ascii="Times New Roman" w:hAnsi="Times New Roman" w:cs="Times New Roman"/>
+                <w:bCs/>
+                <w:color w:val="000000" w:themeColor="text1"/>
+                <w:sz w:val="24"/>
+                <w:szCs w:val="24"/>
+                <w:lang w:val="en-US"/>
+              </w:rPr>
+              <w:t>know</w:t>
+            </w:r>
+            <w:r>
+              <w:rPr>
+                <w:rFonts w:ascii="Times New Roman" w:hAnsi="Times New Roman" w:cs="Times New Roman"/>
+                <w:bCs/>
+                <w:color w:val="000000" w:themeColor="text1"/>
+                <w:sz w:val="24"/>
+                <w:szCs w:val="24"/>
+              </w:rPr>
+              <w:t>}}</w:t>
             </w:r>
           </w:p>
           <w:p>
@@ -1921,6 +2068,58 @@
               </w:rPr>
               <w:t xml:space="preserve"> </w:t>
             </w:r>
+            <w:r>
+              <w:rPr>
+                <w:rFonts w:ascii="Times New Roman" w:hAnsi="Times New Roman" w:cs="Times New Roman"/>
+                <w:bCs/>
+                <w:color w:val="000000" w:themeColor="text1"/>
+                <w:sz w:val="24"/>
+                <w:szCs w:val="24"/>
+              </w:rPr>
+              <w:t>{{</w:t>
+            </w:r>
+            <w:r>
+              <w:rPr>
+                <w:rFonts w:ascii="Times New Roman" w:hAnsi="Times New Roman" w:cs="Times New Roman"/>
+                <w:bCs/>
+                <w:color w:val="000000" w:themeColor="text1"/>
+                <w:sz w:val="24"/>
+                <w:szCs w:val="24"/>
+                <w:lang w:val="en-US"/>
+              </w:rPr>
+              <w:t>item</w:t>
+            </w:r>
+            <w:r>
+              <w:rPr>
+                <w:rFonts w:ascii="Times New Roman" w:hAnsi="Times New Roman" w:cs="Times New Roman"/>
+                <w:bCs/>
+                <w:color w:val="000000" w:themeColor="text1"/>
+                <w:sz w:val="24"/>
+                <w:szCs w:val="24"/>
+              </w:rPr>
+              <w:t>.</w:t>
+            </w:r>
+            <w:r>
+              <w:rPr>
+                <w:rFonts w:ascii="Times New Roman" w:hAnsi="Times New Roman" w:cs="Times New Roman"/>
+                <w:bCs/>
+                <w:color w:val="000000" w:themeColor="text1"/>
+                <w:sz w:val="24"/>
+                <w:szCs w:val="24"/>
+                <w:lang w:val="en-US"/>
+              </w:rPr>
+              <w:t>able</w:t>
+            </w:r>
+            <w:r>
+              <w:rPr>
+                <w:rFonts w:ascii="Times New Roman" w:hAnsi="Times New Roman" w:cs="Times New Roman"/>
+                <w:bCs/>
+                <w:color w:val="000000" w:themeColor="text1"/>
+                <w:sz w:val="24"/>
+                <w:szCs w:val="24"/>
+              </w:rPr>
+              <w:t>}}</w:t>
+            </w:r>
           </w:p>
           <w:p>
             <w:pPr>
@@ -1953,6 +2152,58 @@
                 <w:szCs w:val="28"/>
               </w:rPr>
               <w:t xml:space="preserve"> </w:t>
+            </w:r>
+            <w:r>
+              <w:rPr>
+                <w:rFonts w:ascii="Times New Roman" w:hAnsi="Times New Roman" w:cs="Times New Roman"/>
+                <w:bCs/>
+                <w:color w:val="000000" w:themeColor="text1"/>
+                <w:sz w:val="24"/>
+                <w:szCs w:val="24"/>
+              </w:rPr>
+              <w:t>{{</w:t>
+            </w:r>
+            <w:r>
+              <w:rPr>
+                <w:rFonts w:ascii="Times New Roman" w:hAnsi="Times New Roman" w:cs="Times New Roman"/>
+                <w:bCs/>
+                <w:color w:val="000000" w:themeColor="text1"/>
+                <w:sz w:val="24"/>
+                <w:szCs w:val="24"/>
+                <w:lang w:val="en-US"/>
+              </w:rPr>
+              <w:t>item</w:t>
+            </w:r>
+            <w:r>
+              <w:rPr>
+                <w:rFonts w:ascii="Times New Roman" w:hAnsi="Times New Roman" w:cs="Times New Roman"/>
+                <w:bCs/>
+                <w:color w:val="000000" w:themeColor="text1"/>
+                <w:sz w:val="24"/>
+                <w:szCs w:val="24"/>
+              </w:rPr>
+              <w:t>.</w:t>
+            </w:r>
+            <w:r>
+              <w:rPr>
+                <w:rFonts w:ascii="Times New Roman" w:hAnsi="Times New Roman" w:cs="Times New Roman"/>
+                <w:bCs/>
+                <w:color w:val="000000" w:themeColor="text1"/>
+                <w:sz w:val="24"/>
+                <w:szCs w:val="24"/>
+                <w:lang w:val="en-US"/>
+              </w:rPr>
+              <w:t>own</w:t>
+            </w:r>
+            <w:r>
+              <w:rPr>
+                <w:rFonts w:ascii="Times New Roman" w:hAnsi="Times New Roman" w:cs="Times New Roman"/>
+                <w:bCs/>
+                <w:color w:val="000000" w:themeColor="text1"/>
+                <w:sz w:val="24"/>
+                <w:szCs w:val="24"/>
+              </w:rPr>
+              <w:t>}}</w:t>
             </w:r>
           </w:p>
         </w:tc>
@@ -1976,6 +2227,7 @@
           <w:p>
             <w:pPr>
               <w:spacing w:after="0"/>
+              <w:jc w:val="center"/>
               <w:rPr>
                 <w:rFonts w:ascii="Times New Roman" w:eastAsia="Times New Roman" w:hAnsi="Times New Roman" w:cs="Times New Roman"/>
                 <w:sz w:val="24"/>
@@ -1983,6 +2235,16 @@
                 <w:lang w:eastAsia="ru-RU"/>
               </w:rPr>
             </w:pPr>
+            <w:r>
+              <w:rPr>
+                <w:rFonts w:ascii="Times New Roman" w:hAnsi="Times New Roman" w:cs="Times New Roman"/>
+                <w:color w:val="000000" w:themeColor="text1"/>
+                <w:sz w:val="24"/>
+                <w:szCs w:val="24"/>
+                <w:lang w:val="en-US"/>
+              </w:rPr>
+              <w:t>{%tr endfor %}</w:t>
+            </w:r>
           </w:p>
         </w:tc>
       </w:tr>
@@ -1991,16 +2253,20 @@
       <w:pPr>
         <w:spacing w:before="200" w:after="200"/>
         <w:rPr>
-          <w:b/>
-          <w:bCs/>
-          <w:szCs w:val="24"/>
-        </w:rPr>
-      </w:pPr>
-      <w:r>
-        <w:rPr>
-          <w:b/>
-          <w:bCs/>
-          <w:szCs w:val="24"/>
+          <w:rFonts w:ascii="Times New Roman" w:hAnsi="Times New Roman" w:cs="Times New Roman"/>
+          <w:b/>
+          <w:bCs/>
+          <w:sz w:val="24"/>
+          <w:szCs w:val="28"/>
+        </w:rPr>
+      </w:pPr>
+      <w:r>
+        <w:rPr>
+          <w:rFonts w:ascii="Times New Roman" w:hAnsi="Times New Roman" w:cs="Times New Roman"/>
+          <w:b/>
+          <w:bCs/>
+          <w:sz w:val="24"/>
+          <w:szCs w:val="28"/>
         </w:rPr>
         <w:t>3 Место практики в структуре ООП, её объём и продолжительность</w:t>
       </w:r>
@@ -2019,11 +2285,11 @@
         <w:tblLook w:val="04A0" w:firstRow="1" w:lastRow="0" w:firstColumn="1" w:lastColumn="0" w:noHBand="0" w:noVBand="1"/>
       </w:tblPr>
       <w:tblGrid>
-        <w:gridCol w:w="1175"/>
-        <w:gridCol w:w="2166"/>
-        <w:gridCol w:w="1275"/>
-        <w:gridCol w:w="2296"/>
-        <w:gridCol w:w="2433"/>
+        <w:gridCol w:w="1174"/>
+        <w:gridCol w:w="2222"/>
+        <w:gridCol w:w="1166"/>
+        <w:gridCol w:w="2527"/>
+        <w:gridCol w:w="2256"/>
       </w:tblGrid>
       <w:tr>
         <w:trPr>
@@ -2031,7 +2297,7 @@
         </w:trPr>
         <w:tc>
           <w:tcPr>
-            <w:tcW w:w="629" w:type="pct"/>
+            <w:tcW w:w="628" w:type="pct"/>
             <w:shd w:val="clear" w:color="auto" w:fill="auto"/>
             <w:vAlign w:val="center"/>
           </w:tcPr>
@@ -2059,7 +2325,7 @@
         </w:tc>
         <w:tc>
           <w:tcPr>
-            <w:tcW w:w="1159" w:type="pct"/>
+            <w:tcW w:w="1189" w:type="pct"/>
             <w:shd w:val="clear" w:color="auto" w:fill="auto"/>
             <w:vAlign w:val="center"/>
           </w:tcPr>
@@ -2087,7 +2353,7 @@
         </w:tc>
         <w:tc>
           <w:tcPr>
-            <w:tcW w:w="682" w:type="pct"/>
+            <w:tcW w:w="624" w:type="pct"/>
             <w:shd w:val="clear" w:color="auto" w:fill="auto"/>
             <w:vAlign w:val="center"/>
           </w:tcPr>
@@ -2152,7 +2418,7 @@
         </w:tc>
         <w:tc>
           <w:tcPr>
-            <w:tcW w:w="1228" w:type="pct"/>
+            <w:tcW w:w="1352" w:type="pct"/>
             <w:shd w:val="clear" w:color="auto" w:fill="auto"/>
             <w:vAlign w:val="center"/>
           </w:tcPr>
@@ -2222,7 +2488,7 @@
         </w:tc>
         <w:tc>
           <w:tcPr>
-            <w:tcW w:w="1302" w:type="pct"/>
+            <w:tcW w:w="1207" w:type="pct"/>
             <w:shd w:val="clear" w:color="auto" w:fill="auto"/>
             <w:vAlign w:val="center"/>
           </w:tcPr>
@@ -2255,7 +2521,8 @@
         </w:trPr>
         <w:tc>
           <w:tcPr>
-            <w:tcW w:w="629" w:type="pct"/>
+            <w:tcW w:w="5000" w:type="pct"/>
+            <w:gridSpan w:val="5"/>
             <w:shd w:val="clear" w:color="auto" w:fill="auto"/>
             <w:vAlign w:val="center"/>
           </w:tcPr>
@@ -2267,85 +2534,18 @@
                 <w:rFonts w:ascii="Times New Roman" w:hAnsi="Times New Roman" w:cs="Times New Roman"/>
                 <w:sz w:val="24"/>
                 <w:szCs w:val="24"/>
-                <w:lang w:eastAsia="ru-RU"/>
+                <w:lang w:val="en-US" w:eastAsia="ru-RU"/>
               </w:rPr>
             </w:pPr>
-          </w:p>
-        </w:tc>
-        <w:tc>
-          <w:tcPr>
-            <w:tcW w:w="1159" w:type="pct"/>
-            <w:shd w:val="clear" w:color="auto" w:fill="auto"/>
-            <w:vAlign w:val="center"/>
-          </w:tcPr>
-          <w:p>
-            <w:pPr>
-              <w:spacing w:after="0"/>
-              <w:jc w:val="center"/>
-              <w:rPr>
-                <w:rFonts w:ascii="Times New Roman" w:hAnsi="Times New Roman" w:cs="Times New Roman"/>
-                <w:sz w:val="24"/>
-                <w:szCs w:val="24"/>
-                <w:lang w:eastAsia="ru-RU"/>
-              </w:rPr>
-            </w:pPr>
-          </w:p>
-        </w:tc>
-        <w:tc>
-          <w:tcPr>
-            <w:tcW w:w="682" w:type="pct"/>
-            <w:shd w:val="clear" w:color="auto" w:fill="auto"/>
-            <w:vAlign w:val="center"/>
-          </w:tcPr>
-          <w:p>
-            <w:pPr>
-              <w:spacing w:after="0"/>
-              <w:jc w:val="center"/>
-              <w:rPr>
-                <w:rFonts w:ascii="Times New Roman" w:hAnsi="Times New Roman" w:cs="Times New Roman"/>
-                <w:sz w:val="24"/>
-                <w:szCs w:val="24"/>
-                <w:lang w:eastAsia="ru-RU"/>
-              </w:rPr>
-            </w:pPr>
-          </w:p>
-        </w:tc>
-        <w:tc>
-          <w:tcPr>
-            <w:tcW w:w="1228" w:type="pct"/>
-            <w:shd w:val="clear" w:color="auto" w:fill="auto"/>
-            <w:vAlign w:val="center"/>
-          </w:tcPr>
-          <w:p>
-            <w:pPr>
-              <w:spacing w:after="0"/>
-              <w:jc w:val="center"/>
-              <w:rPr>
-                <w:rFonts w:ascii="Times New Roman" w:hAnsi="Times New Roman" w:cs="Times New Roman"/>
-                <w:sz w:val="24"/>
-                <w:szCs w:val="24"/>
-                <w:lang w:eastAsia="ru-RU"/>
-              </w:rPr>
-            </w:pPr>
-          </w:p>
-        </w:tc>
-        <w:tc>
-          <w:tcPr>
-            <w:tcW w:w="1302" w:type="pct"/>
-            <w:shd w:val="clear" w:color="auto" w:fill="auto"/>
-            <w:vAlign w:val="center"/>
-          </w:tcPr>
-          <w:p>
-            <w:pPr>
-              <w:spacing w:after="0"/>
-              <w:jc w:val="center"/>
-              <w:rPr>
-                <w:rFonts w:ascii="Times New Roman" w:hAnsi="Times New Roman" w:cs="Times New Roman"/>
-                <w:sz w:val="24"/>
-                <w:szCs w:val="24"/>
-                <w:lang w:eastAsia="ru-RU"/>
-              </w:rPr>
-            </w:pPr>
+            <w:r>
+              <w:rPr>
+                <w:rFonts w:ascii="Times New Roman" w:hAnsi="Times New Roman" w:cs="Times New Roman"/>
+                <w:sz w:val="24"/>
+                <w:szCs w:val="24"/>
+                <w:lang w:val="en-US" w:eastAsia="ru-RU"/>
+              </w:rPr>
+              <w:t>{%tr for item in semesters %}</w:t>
+            </w:r>
           </w:p>
         </w:tc>
       </w:tr>
@@ -2355,8 +2555,7 @@
         </w:trPr>
         <w:tc>
           <w:tcPr>
-            <w:tcW w:w="629" w:type="pct"/>
-            <w:vMerge w:val="restart"/>
+            <w:tcW w:w="628" w:type="pct"/>
             <w:shd w:val="clear" w:color="auto" w:fill="auto"/>
             <w:vAlign w:val="center"/>
           </w:tcPr>
@@ -2368,14 +2567,23 @@
                 <w:rFonts w:ascii="Times New Roman" w:hAnsi="Times New Roman" w:cs="Times New Roman"/>
                 <w:sz w:val="24"/>
                 <w:szCs w:val="24"/>
-                <w:lang w:eastAsia="ru-RU"/>
+                <w:lang w:val="en-US" w:eastAsia="ru-RU"/>
               </w:rPr>
             </w:pPr>
+            <w:r>
+              <w:rPr>
+                <w:rFonts w:ascii="Times New Roman" w:hAnsi="Times New Roman" w:cs="Times New Roman"/>
+                <w:sz w:val="24"/>
+                <w:szCs w:val="24"/>
+                <w:lang w:val="en-US" w:eastAsia="ru-RU"/>
+              </w:rPr>
+              <w:t>{{ fob }}</w:t>
+            </w:r>
           </w:p>
         </w:tc>
         <w:tc>
           <w:tcPr>
-            <w:tcW w:w="1159" w:type="pct"/>
+            <w:tcW w:w="1189" w:type="pct"/>
             <w:shd w:val="clear" w:color="auto" w:fill="auto"/>
             <w:vAlign w:val="center"/>
           </w:tcPr>
@@ -2387,14 +2595,59 @@
                 <w:rFonts w:ascii="Times New Roman" w:hAnsi="Times New Roman" w:cs="Times New Roman"/>
                 <w:sz w:val="24"/>
                 <w:szCs w:val="24"/>
+                <w:lang w:val="en-US" w:eastAsia="ru-RU"/>
+              </w:rPr>
+            </w:pPr>
+            <w:r>
+              <w:rPr>
+                <w:rFonts w:ascii="Times New Roman" w:hAnsi="Times New Roman" w:cs="Times New Roman"/>
+                <w:sz w:val="24"/>
+                <w:szCs w:val="24"/>
+                <w:lang w:val="en-US" w:eastAsia="ru-RU"/>
+              </w:rPr>
+              <w:t>{{ item.kurs}}</w:t>
+            </w:r>
+            <w:r>
+              <w:rPr>
+                <w:rFonts w:ascii="Times New Roman" w:hAnsi="Times New Roman" w:cs="Times New Roman"/>
+                <w:sz w:val="24"/>
+                <w:szCs w:val="24"/>
+                <w:lang w:val="en-US" w:eastAsia="ru-RU"/>
+              </w:rPr>
+              <w:t xml:space="preserve"> </w:t>
+            </w:r>
+            <w:r>
+              <w:rPr>
+                <w:rFonts w:ascii="Times New Roman" w:hAnsi="Times New Roman" w:cs="Times New Roman"/>
+                <w:sz w:val="24"/>
+                <w:szCs w:val="24"/>
                 <w:lang w:eastAsia="ru-RU"/>
               </w:rPr>
-            </w:pPr>
+              <w:t>курс</w:t>
+            </w:r>
+            <w:r>
+              <w:rPr>
+                <w:rFonts w:ascii="Times New Roman" w:hAnsi="Times New Roman" w:cs="Times New Roman"/>
+                <w:sz w:val="24"/>
+                <w:szCs w:val="24"/>
+                <w:lang w:val="en-US" w:eastAsia="ru-RU"/>
+              </w:rPr>
+              <w:t xml:space="preserve"> / {{item.num}} </w:t>
+            </w:r>
+            <w:r>
+              <w:rPr>
+                <w:rFonts w:ascii="Times New Roman" w:hAnsi="Times New Roman" w:cs="Times New Roman"/>
+                <w:sz w:val="24"/>
+                <w:szCs w:val="24"/>
+                <w:lang w:eastAsia="ru-RU"/>
+              </w:rPr>
+              <w:t>семестр</w:t>
+            </w:r>
           </w:p>
         </w:tc>
         <w:tc>
           <w:tcPr>
-            <w:tcW w:w="682" w:type="pct"/>
+            <w:tcW w:w="624" w:type="pct"/>
             <w:shd w:val="clear" w:color="auto" w:fill="auto"/>
             <w:vAlign w:val="center"/>
           </w:tcPr>
@@ -2406,14 +2659,23 @@
                 <w:rFonts w:ascii="Times New Roman" w:hAnsi="Times New Roman" w:cs="Times New Roman"/>
                 <w:sz w:val="24"/>
                 <w:szCs w:val="24"/>
-                <w:lang w:eastAsia="ru-RU"/>
+                <w:lang w:val="en-US" w:eastAsia="ru-RU"/>
               </w:rPr>
             </w:pPr>
+            <w:r>
+              <w:rPr>
+                <w:rFonts w:ascii="Times New Roman" w:hAnsi="Times New Roman" w:cs="Times New Roman"/>
+                <w:sz w:val="24"/>
+                <w:szCs w:val="24"/>
+                <w:lang w:val="en-US" w:eastAsia="ru-RU"/>
+              </w:rPr>
+              <w:t>{{ item.zet }}</w:t>
+            </w:r>
           </w:p>
         </w:tc>
         <w:tc>
           <w:tcPr>
-            <w:tcW w:w="1228" w:type="pct"/>
+            <w:tcW w:w="1352" w:type="pct"/>
             <w:shd w:val="clear" w:color="auto" w:fill="auto"/>
             <w:vAlign w:val="center"/>
           </w:tcPr>
@@ -2425,14 +2687,59 @@
                 <w:rFonts w:ascii="Times New Roman" w:hAnsi="Times New Roman" w:cs="Times New Roman"/>
                 <w:sz w:val="24"/>
                 <w:szCs w:val="24"/>
+                <w:lang w:val="en-US" w:eastAsia="ru-RU"/>
+              </w:rPr>
+            </w:pPr>
+            <w:r>
+              <w:rPr>
+                <w:rFonts w:ascii="Times New Roman" w:hAnsi="Times New Roman" w:cs="Times New Roman"/>
+                <w:sz w:val="24"/>
+                <w:szCs w:val="24"/>
+                <w:lang w:val="en-US" w:eastAsia="ru-RU"/>
+              </w:rPr>
+              <w:t xml:space="preserve">{{ item.weeks }} </w:t>
+            </w:r>
+            <w:r>
+              <w:rPr>
+                <w:rFonts w:ascii="Times New Roman" w:hAnsi="Times New Roman" w:cs="Times New Roman"/>
+                <w:sz w:val="24"/>
+                <w:szCs w:val="24"/>
                 <w:lang w:eastAsia="ru-RU"/>
               </w:rPr>
-            </w:pPr>
+              <w:t>недели</w:t>
+            </w:r>
+            <w:r>
+              <w:rPr>
+                <w:rFonts w:ascii="Times New Roman" w:hAnsi="Times New Roman" w:cs="Times New Roman"/>
+                <w:sz w:val="24"/>
+                <w:szCs w:val="24"/>
+                <w:lang w:val="en-US" w:eastAsia="ru-RU"/>
+              </w:rPr>
+              <w:t xml:space="preserve"> </w:t>
+            </w:r>
+            <w:r>
+              <w:rPr>
+                <w:rFonts w:ascii="Times New Roman" w:hAnsi="Times New Roman" w:cs="Times New Roman"/>
+                <w:sz w:val="24"/>
+                <w:szCs w:val="24"/>
+                <w:lang w:val="en-US" w:eastAsia="ru-RU"/>
+              </w:rPr>
+              <w:t xml:space="preserve">/ {{ item.srs_hours }} </w:t>
+            </w:r>
+            <w:r>
+              <w:rPr>
+                <w:rFonts w:ascii="Times New Roman" w:hAnsi="Times New Roman" w:cs="Times New Roman"/>
+                <w:sz w:val="24"/>
+                <w:szCs w:val="24"/>
+                <w:lang w:eastAsia="ru-RU"/>
+              </w:rPr>
+              <w:t>часов</w:t>
+            </w:r>
           </w:p>
         </w:tc>
         <w:tc>
           <w:tcPr>
-            <w:tcW w:w="1302" w:type="pct"/>
+            <w:tcW w:w="1207" w:type="pct"/>
             <w:shd w:val="clear" w:color="auto" w:fill="auto"/>
             <w:vAlign w:val="center"/>
           </w:tcPr>
@@ -2444,9 +2751,36 @@
                 <w:rFonts w:ascii="Times New Roman" w:hAnsi="Times New Roman" w:cs="Times New Roman"/>
                 <w:sz w:val="24"/>
                 <w:szCs w:val="24"/>
-                <w:lang w:eastAsia="ru-RU"/>
+                <w:lang w:val="en-US" w:eastAsia="ru-RU"/>
               </w:rPr>
             </w:pPr>
+            <w:r>
+              <w:rPr>
+                <w:rFonts w:ascii="Times New Roman" w:hAnsi="Times New Roman" w:cs="Times New Roman"/>
+                <w:sz w:val="24"/>
+                <w:szCs w:val="24"/>
+                <w:lang w:val="en-US" w:eastAsia="ru-RU"/>
+              </w:rPr>
+              <w:t xml:space="preserve">{{ </w:t>
+            </w:r>
+            <w:r>
+              <w:rPr>
+                <w:rFonts w:ascii="Times New Roman" w:hAnsi="Times New Roman" w:cs="Times New Roman"/>
+                <w:sz w:val="24"/>
+                <w:szCs w:val="24"/>
+                <w:lang w:val="en-US" w:eastAsia="ru-RU"/>
+              </w:rPr>
+              <w:t>item.</w:t>
+            </w:r>
+            <w:r>
+              <w:rPr>
+                <w:rFonts w:ascii="Times New Roman" w:hAnsi="Times New Roman" w:cs="Times New Roman"/>
+                <w:sz w:val="24"/>
+                <w:szCs w:val="24"/>
+                <w:lang w:val="en-US" w:eastAsia="ru-RU"/>
+              </w:rPr>
+              <w:t>tic }}</w:t>
+            </w:r>
           </w:p>
         </w:tc>
       </w:tr>
@@ -2456,8 +2790,8 @@
         </w:trPr>
         <w:tc>
           <w:tcPr>
-            <w:tcW w:w="629" w:type="pct"/>
-            <w:vMerge/>
+            <w:tcW w:w="5000" w:type="pct"/>
+            <w:gridSpan w:val="5"/>
             <w:shd w:val="clear" w:color="auto" w:fill="auto"/>
             <w:vAlign w:val="center"/>
           </w:tcPr>
@@ -2469,185 +2803,36 @@
                 <w:rFonts w:ascii="Times New Roman" w:hAnsi="Times New Roman" w:cs="Times New Roman"/>
                 <w:sz w:val="24"/>
                 <w:szCs w:val="24"/>
-                <w:lang w:eastAsia="ru-RU"/>
+                <w:lang w:val="en-US" w:eastAsia="ru-RU"/>
               </w:rPr>
             </w:pPr>
-          </w:p>
-        </w:tc>
-        <w:tc>
-          <w:tcPr>
-            <w:tcW w:w="1159" w:type="pct"/>
-            <w:shd w:val="clear" w:color="auto" w:fill="auto"/>
-            <w:vAlign w:val="center"/>
-          </w:tcPr>
-          <w:p>
-            <w:pPr>
-              <w:spacing w:after="0"/>
-              <w:jc w:val="center"/>
-              <w:rPr>
-                <w:rFonts w:ascii="Times New Roman" w:hAnsi="Times New Roman" w:cs="Times New Roman"/>
-                <w:sz w:val="24"/>
-                <w:szCs w:val="24"/>
-                <w:lang w:eastAsia="ru-RU"/>
-              </w:rPr>
-            </w:pPr>
-          </w:p>
-        </w:tc>
-        <w:tc>
-          <w:tcPr>
-            <w:tcW w:w="682" w:type="pct"/>
-            <w:shd w:val="clear" w:color="auto" w:fill="auto"/>
-            <w:vAlign w:val="center"/>
-          </w:tcPr>
-          <w:p>
-            <w:pPr>
-              <w:spacing w:after="0"/>
-              <w:jc w:val="center"/>
-              <w:rPr>
-                <w:rFonts w:ascii="Times New Roman" w:hAnsi="Times New Roman" w:cs="Times New Roman"/>
-                <w:sz w:val="24"/>
-                <w:szCs w:val="24"/>
-                <w:lang w:eastAsia="ru-RU"/>
-              </w:rPr>
-            </w:pPr>
-          </w:p>
-        </w:tc>
-        <w:tc>
-          <w:tcPr>
-            <w:tcW w:w="1228" w:type="pct"/>
-            <w:shd w:val="clear" w:color="auto" w:fill="auto"/>
-            <w:vAlign w:val="center"/>
-          </w:tcPr>
-          <w:p>
-            <w:pPr>
-              <w:spacing w:after="0"/>
-              <w:jc w:val="center"/>
-              <w:rPr>
-                <w:rFonts w:ascii="Times New Roman" w:hAnsi="Times New Roman" w:cs="Times New Roman"/>
-                <w:sz w:val="24"/>
-                <w:szCs w:val="24"/>
-                <w:lang w:eastAsia="ru-RU"/>
-              </w:rPr>
-            </w:pPr>
-          </w:p>
-        </w:tc>
-        <w:tc>
-          <w:tcPr>
-            <w:tcW w:w="1302" w:type="pct"/>
-            <w:shd w:val="clear" w:color="auto" w:fill="auto"/>
-            <w:vAlign w:val="center"/>
-          </w:tcPr>
-          <w:p>
-            <w:pPr>
-              <w:spacing w:after="0"/>
-              <w:jc w:val="center"/>
-              <w:rPr>
-                <w:rFonts w:ascii="Times New Roman" w:hAnsi="Times New Roman" w:cs="Times New Roman"/>
-                <w:sz w:val="24"/>
-                <w:szCs w:val="24"/>
-                <w:lang w:eastAsia="ru-RU"/>
-              </w:rPr>
-            </w:pPr>
-          </w:p>
-        </w:tc>
-      </w:tr>
-      <w:tr>
-        <w:trPr>
-          <w:trHeight w:val="70"/>
-        </w:trPr>
-        <w:tc>
-          <w:tcPr>
-            <w:tcW w:w="629" w:type="pct"/>
-            <w:shd w:val="clear" w:color="auto" w:fill="auto"/>
-            <w:vAlign w:val="center"/>
-          </w:tcPr>
-          <w:p>
-            <w:pPr>
-              <w:spacing w:after="0"/>
-              <w:jc w:val="center"/>
-              <w:rPr>
-                <w:rFonts w:ascii="Times New Roman" w:hAnsi="Times New Roman" w:cs="Times New Roman"/>
-                <w:sz w:val="24"/>
-                <w:szCs w:val="24"/>
-                <w:lang w:eastAsia="ru-RU"/>
-              </w:rPr>
-            </w:pPr>
-          </w:p>
-        </w:tc>
-        <w:tc>
-          <w:tcPr>
-            <w:tcW w:w="1159" w:type="pct"/>
-            <w:shd w:val="clear" w:color="auto" w:fill="auto"/>
-            <w:vAlign w:val="center"/>
-          </w:tcPr>
-          <w:p>
-            <w:pPr>
-              <w:spacing w:after="0"/>
-              <w:jc w:val="center"/>
-              <w:rPr>
-                <w:rFonts w:ascii="Times New Roman" w:hAnsi="Times New Roman" w:cs="Times New Roman"/>
-                <w:sz w:val="24"/>
-                <w:szCs w:val="24"/>
-                <w:lang w:eastAsia="ru-RU"/>
-              </w:rPr>
-            </w:pPr>
-          </w:p>
-        </w:tc>
-        <w:tc>
-          <w:tcPr>
-            <w:tcW w:w="682" w:type="pct"/>
-            <w:shd w:val="clear" w:color="auto" w:fill="auto"/>
-            <w:vAlign w:val="center"/>
-          </w:tcPr>
-          <w:p>
-            <w:pPr>
-              <w:spacing w:after="0"/>
-              <w:jc w:val="center"/>
-              <w:rPr>
-                <w:rFonts w:ascii="Times New Roman" w:hAnsi="Times New Roman" w:cs="Times New Roman"/>
-                <w:sz w:val="24"/>
-                <w:szCs w:val="24"/>
-                <w:lang w:eastAsia="ru-RU"/>
-              </w:rPr>
-            </w:pPr>
-          </w:p>
-        </w:tc>
-        <w:tc>
-          <w:tcPr>
-            <w:tcW w:w="1228" w:type="pct"/>
-            <w:shd w:val="clear" w:color="auto" w:fill="auto"/>
-            <w:vAlign w:val="center"/>
-          </w:tcPr>
-          <w:p>
-            <w:pPr>
-              <w:spacing w:after="0"/>
-              <w:jc w:val="center"/>
-              <w:rPr>
-                <w:rFonts w:ascii="Times New Roman" w:hAnsi="Times New Roman" w:cs="Times New Roman"/>
-                <w:sz w:val="24"/>
-                <w:szCs w:val="24"/>
-                <w:lang w:eastAsia="ru-RU"/>
-              </w:rPr>
-            </w:pPr>
-          </w:p>
-        </w:tc>
-        <w:tc>
-          <w:tcPr>
-            <w:tcW w:w="1302" w:type="pct"/>
-            <w:shd w:val="clear" w:color="auto" w:fill="auto"/>
-            <w:vAlign w:val="center"/>
-          </w:tcPr>
-          <w:p>
-            <w:pPr>
-              <w:spacing w:after="0"/>
-              <w:jc w:val="center"/>
-              <w:rPr>
-                <w:rFonts w:ascii="Times New Roman" w:hAnsi="Times New Roman" w:cs="Times New Roman"/>
-                <w:sz w:val="24"/>
-                <w:szCs w:val="24"/>
-                <w:lang w:eastAsia="ru-RU"/>
-              </w:rPr>
-            </w:pPr>
+            <w:r>
+              <w:rPr>
+                <w:rFonts w:ascii="Times New Roman" w:hAnsi="Times New Roman" w:cs="Times New Roman"/>
+                <w:sz w:val="24"/>
+                <w:szCs w:val="24"/>
+                <w:lang w:val="en-US" w:eastAsia="ru-RU"/>
+              </w:rPr>
+              <w:t>{%</w:t>
+            </w:r>
+            <w:r>
+              <w:rPr>
+                <w:rFonts w:ascii="Times New Roman" w:hAnsi="Times New Roman" w:cs="Times New Roman"/>
+                <w:sz w:val="24"/>
+                <w:szCs w:val="24"/>
+                <w:lang w:val="en-US" w:eastAsia="ru-RU"/>
+              </w:rPr>
+              <w:t>tr</w:t>
+            </w:r>
+            <w:r>
+              <w:rPr>
+                <w:rFonts w:ascii="Times New Roman" w:hAnsi="Times New Roman" w:cs="Times New Roman"/>
+                <w:sz w:val="24"/>
+                <w:szCs w:val="24"/>
+                <w:lang w:val="en-US" w:eastAsia="ru-RU"/>
+              </w:rPr>
+              <w:t xml:space="preserve"> endfor %}</w:t>
+            </w:r>
           </w:p>
         </w:tc>
       </w:tr>
@@ -2679,19 +2864,41 @@
         <w:spacing w:before="200" w:after="200"/>
         <w:rPr>
           <w:rFonts w:ascii="Times New Roman" w:hAnsi="Times New Roman" w:cs="Times New Roman"/>
-          <w:b/>
-          <w:bCs/>
           <w:sz w:val="24"/>
           <w:szCs w:val="28"/>
         </w:rPr>
       </w:pPr>
+      <w:r>
+        <w:rPr>
+          <w:rFonts w:ascii="Times New Roman" w:hAnsi="Times New Roman" w:cs="Times New Roman"/>
+          <w:sz w:val="24"/>
+          <w:szCs w:val="28"/>
+        </w:rPr>
+        <w:t xml:space="preserve">{{ </w:t>
+      </w:r>
+      <w:r>
+        <w:rPr>
+          <w:rFonts w:ascii="Times New Roman" w:hAnsi="Times New Roman" w:cs="Times New Roman"/>
+          <w:sz w:val="24"/>
+          <w:szCs w:val="28"/>
+        </w:rPr>
+        <w:t>practice_content_text</w:t>
+      </w:r>
+      <w:r>
+        <w:rPr>
+          <w:rFonts w:ascii="Times New Roman" w:hAnsi="Times New Roman" w:cs="Times New Roman"/>
+          <w:sz w:val="24"/>
+          <w:szCs w:val="28"/>
+        </w:rPr>
+        <w:t xml:space="preserve"> }}</w:t>
+      </w:r>
     </w:p>
     <w:p>
       <w:pPr>
         <w:rPr>
           <w:rFonts w:ascii="Times New Roman" w:eastAsia="Times New Roman" w:hAnsi="Times New Roman" w:cs="Times New Roman"/>
           <w:bCs/>
-          <w:i/>
+          <w:iCs/>
           <w:sz w:val="24"/>
           <w:szCs w:val="28"/>
           <w:lang w:eastAsia="ru-RU"/>
@@ -2701,12 +2908,23 @@
         <w:rPr>
           <w:rFonts w:ascii="Times New Roman" w:eastAsia="Times New Roman" w:hAnsi="Times New Roman" w:cs="Times New Roman"/>
           <w:bCs/>
-          <w:i/>
+          <w:iCs/>
           <w:sz w:val="24"/>
           <w:szCs w:val="28"/>
           <w:lang w:eastAsia="ru-RU"/>
         </w:rPr>
-        <w:t>Примерные формы и виды работ:</w:t>
+        <w:t>Содержание этапов приведено в таблице ниже</w:t>
+      </w:r>
+      <w:r>
+        <w:rPr>
+          <w:rFonts w:ascii="Times New Roman" w:eastAsia="Times New Roman" w:hAnsi="Times New Roman" w:cs="Times New Roman"/>
+          <w:bCs/>
+          <w:iCs/>
+          <w:sz w:val="24"/>
+          <w:szCs w:val="28"/>
+          <w:lang w:eastAsia="ru-RU"/>
+        </w:rPr>
+        <w:t>:</w:t>
       </w:r>
     </w:p>
     <w:tbl>
@@ -2723,9 +2941,9 @@
         <w:tblLook w:val="00A0" w:firstRow="1" w:lastRow="0" w:firstColumn="1" w:lastColumn="0" w:noHBand="0" w:noVBand="0"/>
       </w:tblPr>
       <w:tblGrid>
-        <w:gridCol w:w="872"/>
-        <w:gridCol w:w="2761"/>
-        <w:gridCol w:w="5712"/>
+        <w:gridCol w:w="1088"/>
+        <w:gridCol w:w="2653"/>
+        <w:gridCol w:w="5604"/>
       </w:tblGrid>
       <w:tr>
         <w:tc>
@@ -2829,27 +3047,88 @@
         </w:tc>
       </w:tr>
       <w:tr>
+        <w:trPr>
+          <w:trHeight w:val="70"/>
+        </w:trPr>
+        <w:tc>
+          <w:tcPr>
+            <w:tcW w:w="5000" w:type="pct"/>
+            <w:gridSpan w:val="3"/>
+          </w:tcPr>
+          <w:p>
+            <w:pPr>
+              <w:autoSpaceDE w:val="0"/>
+              <w:autoSpaceDN w:val="0"/>
+              <w:adjustRightInd w:val="0"/>
+              <w:contextualSpacing/>
+              <w:jc w:val="center"/>
+              <w:rPr>
+                <w:rFonts w:ascii="Times New Roman" w:eastAsia="Times New Roman" w:hAnsi="Times New Roman" w:cs="Times New Roman"/>
+                <w:iCs/>
+                <w:sz w:val="24"/>
+                <w:szCs w:val="24"/>
+                <w:lang w:val="en-US"/>
+              </w:rPr>
+            </w:pPr>
+            <w:r>
+              <w:rPr>
+                <w:rFonts w:ascii="Times New Roman" w:eastAsia="Times New Roman" w:hAnsi="Times New Roman" w:cs="Times New Roman"/>
+                <w:iCs/>
+                <w:sz w:val="24"/>
+                <w:szCs w:val="24"/>
+                <w:lang w:val="en-US"/>
+              </w:rPr>
+              <w:t xml:space="preserve">{%tr for item in </w:t>
+            </w:r>
+            <w:r>
+              <w:rPr>
+                <w:rFonts w:ascii="Times New Roman" w:eastAsia="Times New Roman" w:hAnsi="Times New Roman" w:cs="Times New Roman"/>
+                <w:iCs/>
+                <w:sz w:val="24"/>
+                <w:szCs w:val="24"/>
+                <w:lang w:val="en-US"/>
+              </w:rPr>
+              <w:t>practice_content</w:t>
+            </w:r>
+            <w:r>
+              <w:rPr>
+                <w:rFonts w:ascii="Times New Roman" w:eastAsia="Times New Roman" w:hAnsi="Times New Roman" w:cs="Times New Roman"/>
+                <w:iCs/>
+                <w:sz w:val="24"/>
+                <w:szCs w:val="24"/>
+                <w:lang w:val="en-US"/>
+              </w:rPr>
+              <w:t xml:space="preserve"> %}</w:t>
+            </w:r>
+          </w:p>
+        </w:tc>
+      </w:tr>
+      <w:tr>
         <w:tc>
           <w:tcPr>
             <w:tcW w:w="467" w:type="pct"/>
           </w:tcPr>
           <w:p>
             <w:pPr>
-              <w:pStyle w:val="ae"/>
-              <w:numPr>
-                <w:ilvl w:val="0"/>
-                <w:numId w:val="1"/>
-              </w:numPr>
               <w:autoSpaceDE w:val="0"/>
               <w:autoSpaceDN w:val="0"/>
               <w:adjustRightInd w:val="0"/>
-              <w:ind w:left="0" w:firstLine="0"/>
-              <w:jc w:val="center"/>
+              <w:spacing w:after="0"/>
               <w:rPr>
                 <w:rFonts w:eastAsia="Times New Roman"/>
                 <w:szCs w:val="24"/>
+                <w:lang w:val="en-US"/>
               </w:rPr>
             </w:pPr>
+            <w:r>
+              <w:rPr>
+                <w:rFonts w:eastAsia="Times New Roman"/>
+                <w:szCs w:val="24"/>
+                <w:lang w:val="en-US"/>
+              </w:rPr>
+              <w:lastRenderedPageBreak/>
+              <w:t>{{ item.num }}</w:t>
+            </w:r>
           </w:p>
         </w:tc>
         <w:tc>
@@ -2865,11 +3144,20 @@
               <w:contextualSpacing/>
               <w:rPr>
                 <w:rFonts w:ascii="Times New Roman" w:eastAsia="Times New Roman" w:hAnsi="Times New Roman" w:cs="Times New Roman"/>
-                <w:i/>
-                <w:sz w:val="24"/>
-                <w:szCs w:val="24"/>
+                <w:sz w:val="24"/>
+                <w:szCs w:val="24"/>
+                <w:lang w:val="en-US"/>
               </w:rPr>
             </w:pPr>
+            <w:r>
+              <w:rPr>
+                <w:rFonts w:ascii="Times New Roman" w:eastAsia="Times New Roman" w:hAnsi="Times New Roman" w:cs="Times New Roman"/>
+                <w:sz w:val="24"/>
+                <w:szCs w:val="24"/>
+                <w:lang w:val="en-US"/>
+              </w:rPr>
+              <w:t>{{ item.part }}</w:t>
+            </w:r>
           </w:p>
         </w:tc>
         <w:tc>
@@ -2885,123 +3173,28 @@
               <w:contextualSpacing/>
               <w:rPr>
                 <w:rFonts w:ascii="Times New Roman" w:eastAsia="Times New Roman" w:hAnsi="Times New Roman" w:cs="Times New Roman"/>
-                <w:i/>
-                <w:sz w:val="24"/>
-                <w:szCs w:val="24"/>
+                <w:sz w:val="24"/>
+                <w:szCs w:val="24"/>
+                <w:lang w:val="en-US"/>
               </w:rPr>
             </w:pPr>
+            <w:r>
+              <w:rPr>
+                <w:rFonts w:ascii="Times New Roman" w:eastAsia="Times New Roman" w:hAnsi="Times New Roman" w:cs="Times New Roman"/>
+                <w:sz w:val="24"/>
+                <w:szCs w:val="24"/>
+                <w:lang w:val="en-US"/>
+              </w:rPr>
+              <w:t>{{ item.content }}</w:t>
+            </w:r>
           </w:p>
         </w:tc>
       </w:tr>
       <w:tr>
         <w:tc>
           <w:tcPr>
-            <w:tcW w:w="467" w:type="pct"/>
-          </w:tcPr>
-          <w:p>
-            <w:pPr>
-              <w:pStyle w:val="ae"/>
-              <w:numPr>
-                <w:ilvl w:val="0"/>
-                <w:numId w:val="1"/>
-              </w:numPr>
-              <w:autoSpaceDE w:val="0"/>
-              <w:autoSpaceDN w:val="0"/>
-              <w:adjustRightInd w:val="0"/>
-              <w:ind w:left="0" w:firstLine="0"/>
-              <w:jc w:val="center"/>
-              <w:rPr>
-                <w:rFonts w:eastAsia="Times New Roman"/>
-                <w:szCs w:val="24"/>
-              </w:rPr>
-            </w:pPr>
-          </w:p>
-        </w:tc>
-        <w:tc>
-          <w:tcPr>
-            <w:tcW w:w="1477" w:type="pct"/>
-          </w:tcPr>
-          <w:p>
-            <w:pPr>
-              <w:autoSpaceDE w:val="0"/>
-              <w:autoSpaceDN w:val="0"/>
-              <w:adjustRightInd w:val="0"/>
-              <w:spacing w:after="0"/>
-              <w:contextualSpacing/>
-              <w:rPr>
-                <w:rFonts w:ascii="Times New Roman" w:eastAsia="Times New Roman" w:hAnsi="Times New Roman" w:cs="Times New Roman"/>
-                <w:sz w:val="24"/>
-                <w:szCs w:val="24"/>
-              </w:rPr>
-            </w:pPr>
-          </w:p>
-        </w:tc>
-        <w:tc>
-          <w:tcPr>
-            <w:tcW w:w="3056" w:type="pct"/>
-          </w:tcPr>
-          <w:p>
-            <w:pPr>
-              <w:autoSpaceDE w:val="0"/>
-              <w:autoSpaceDN w:val="0"/>
-              <w:adjustRightInd w:val="0"/>
-              <w:spacing w:after="0"/>
-              <w:contextualSpacing/>
-              <w:rPr>
-                <w:rFonts w:ascii="Times New Roman" w:eastAsia="Times New Roman" w:hAnsi="Times New Roman" w:cs="Times New Roman"/>
-                <w:sz w:val="24"/>
-                <w:szCs w:val="24"/>
-              </w:rPr>
-            </w:pPr>
-          </w:p>
-        </w:tc>
-      </w:tr>
-      <w:tr>
-        <w:tc>
-          <w:tcPr>
-            <w:tcW w:w="467" w:type="pct"/>
-          </w:tcPr>
-          <w:p>
-            <w:pPr>
-              <w:pStyle w:val="ae"/>
-              <w:numPr>
-                <w:ilvl w:val="0"/>
-                <w:numId w:val="1"/>
-              </w:numPr>
-              <w:autoSpaceDE w:val="0"/>
-              <w:autoSpaceDN w:val="0"/>
-              <w:adjustRightInd w:val="0"/>
-              <w:ind w:left="0" w:firstLine="0"/>
-              <w:jc w:val="center"/>
-              <w:rPr>
-                <w:rFonts w:eastAsia="Times New Roman"/>
-                <w:szCs w:val="24"/>
-              </w:rPr>
-            </w:pPr>
-          </w:p>
-        </w:tc>
-        <w:tc>
-          <w:tcPr>
-            <w:tcW w:w="1477" w:type="pct"/>
-          </w:tcPr>
-          <w:p>
-            <w:pPr>
-              <w:autoSpaceDE w:val="0"/>
-              <w:autoSpaceDN w:val="0"/>
-              <w:adjustRightInd w:val="0"/>
-              <w:spacing w:after="0"/>
-              <w:contextualSpacing/>
-              <w:rPr>
-                <w:rFonts w:ascii="Times New Roman" w:eastAsia="Times New Roman" w:hAnsi="Times New Roman" w:cs="Times New Roman"/>
-                <w:sz w:val="24"/>
-                <w:szCs w:val="24"/>
-              </w:rPr>
-            </w:pPr>
-          </w:p>
-        </w:tc>
-        <w:tc>
-          <w:tcPr>
-            <w:tcW w:w="3056" w:type="pct"/>
+            <w:tcW w:w="5000" w:type="pct"/>
+            <w:gridSpan w:val="3"/>
           </w:tcPr>
           <w:p>
             <w:pPr>
@@ -3013,10 +3206,20 @@
               <w:jc w:val="center"/>
               <w:rPr>
                 <w:rFonts w:ascii="Times New Roman" w:eastAsia="Times New Roman" w:hAnsi="Times New Roman" w:cs="Times New Roman"/>
-                <w:sz w:val="24"/>
-                <w:szCs w:val="24"/>
+                <w:sz w:val="28"/>
+                <w:szCs w:val="28"/>
+                <w:lang w:val="en-US"/>
               </w:rPr>
             </w:pPr>
+            <w:r>
+              <w:rPr>
+                <w:rFonts w:ascii="Times New Roman" w:eastAsia="Times New Roman" w:hAnsi="Times New Roman" w:cs="Times New Roman"/>
+                <w:sz w:val="24"/>
+                <w:szCs w:val="24"/>
+                <w:lang w:val="en-US"/>
+              </w:rPr>
+              <w:t>{%tr endfor %}</w:t>
+            </w:r>
           </w:p>
         </w:tc>
       </w:tr>
@@ -3097,7 +3300,6 @@
           <w:szCs w:val="24"/>
         </w:rPr>
       </w:pPr>
-      <w:bookmarkStart w:id="1" w:name="_Toc501100566"/>
       <w:r>
         <w:rPr>
           <w:rFonts w:eastAsia="Times New Roman"/>
@@ -3107,7 +3309,6 @@
         </w:rPr>
         <w:t>Дневник прохождения практики;</w:t>
       </w:r>
-      <w:bookmarkEnd w:id="1"/>
     </w:p>
     <w:p>
       <w:pPr>
@@ -3130,7 +3331,7 @@
           <w:szCs w:val="24"/>
         </w:rPr>
       </w:pPr>
-      <w:bookmarkStart w:id="2" w:name="_Toc501100567"/>
+      <w:bookmarkStart w:id="1" w:name="_Toc501100567"/>
       <w:r>
         <w:rPr>
           <w:rFonts w:eastAsia="Times New Roman"/>
@@ -3140,7 +3341,7 @@
         </w:rPr>
         <w:t>Отчет о прохождении практики;</w:t>
       </w:r>
-      <w:bookmarkEnd w:id="2"/>
+      <w:bookmarkEnd w:id="1"/>
     </w:p>
     <w:p>
       <w:pPr>
@@ -3175,9 +3376,234 @@
     </w:p>
     <w:p>
       <w:pPr>
+        <w:keepNext/>
+        <w:keepLines/>
+        <w:tabs>
+          <w:tab w:val="left" w:pos="1134"/>
+        </w:tabs>
+        <w:spacing w:after="0"/>
+        <w:outlineLvl w:val="1"/>
         <w:rPr>
           <w:rFonts w:ascii="Times New Roman" w:eastAsia="Times New Roman" w:hAnsi="Times New Roman" w:cs="Times New Roman"/>
           <w:iCs/>
+          <w:color w:val="000000"/>
+          <w:sz w:val="24"/>
+          <w:szCs w:val="24"/>
+          <w:lang w:val="en-US"/>
+        </w:rPr>
+      </w:pPr>
+      <w:bookmarkStart w:id="2" w:name="_Toc501100566"/>
+      <w:r>
+        <w:rPr>
+          <w:rFonts w:ascii="Times New Roman" w:eastAsia="Times New Roman" w:hAnsi="Times New Roman" w:cs="Times New Roman"/>
+          <w:iCs/>
+          <w:color w:val="000000"/>
+          <w:sz w:val="24"/>
+          <w:szCs w:val="24"/>
+          <w:lang w:val="en-US"/>
+        </w:rPr>
+        <w:t>{%</w:t>
+      </w:r>
+      <w:r>
+        <w:rPr>
+          <w:rFonts w:ascii="Times New Roman" w:eastAsia="Times New Roman" w:hAnsi="Times New Roman" w:cs="Times New Roman"/>
+          <w:iCs/>
+          <w:color w:val="000000"/>
+          <w:sz w:val="24"/>
+          <w:szCs w:val="24"/>
+          <w:lang w:val="en-US"/>
+        </w:rPr>
+        <w:t>-</w:t>
+      </w:r>
+      <w:r>
+        <w:rPr>
+          <w:rFonts w:ascii="Times New Roman" w:eastAsia="Times New Roman" w:hAnsi="Times New Roman" w:cs="Times New Roman"/>
+          <w:iCs/>
+          <w:color w:val="000000"/>
+          <w:sz w:val="24"/>
+          <w:szCs w:val="24"/>
+          <w:lang w:val="en-US"/>
+        </w:rPr>
+        <w:t xml:space="preserve"> for </w:t>
+      </w:r>
+      <w:r>
+        <w:rPr>
+          <w:rFonts w:ascii="Times New Roman" w:eastAsia="Times New Roman" w:hAnsi="Times New Roman" w:cs="Times New Roman"/>
+          <w:iCs/>
+          <w:color w:val="000000"/>
+          <w:sz w:val="24"/>
+          <w:szCs w:val="24"/>
+          <w:lang w:val="en-US"/>
+        </w:rPr>
+        <w:t>i</w:t>
+      </w:r>
+      <w:r>
+        <w:rPr>
+          <w:rFonts w:ascii="Times New Roman" w:eastAsia="Times New Roman" w:hAnsi="Times New Roman" w:cs="Times New Roman"/>
+          <w:iCs/>
+          <w:color w:val="000000"/>
+          <w:sz w:val="24"/>
+          <w:szCs w:val="24"/>
+          <w:lang w:val="en-US"/>
+        </w:rPr>
+        <w:t>tem in</w:t>
+      </w:r>
+      <w:r>
+        <w:rPr>
+          <w:rFonts w:ascii="Times New Roman" w:eastAsia="Times New Roman" w:hAnsi="Times New Roman" w:cs="Times New Roman"/>
+          <w:iCs/>
+          <w:color w:val="000000"/>
+          <w:sz w:val="24"/>
+          <w:szCs w:val="24"/>
+          <w:lang w:val="en-US"/>
+        </w:rPr>
+        <w:t xml:space="preserve"> </w:t>
+      </w:r>
+      <w:r>
+        <w:rPr>
+          <w:rFonts w:ascii="Times New Roman" w:eastAsia="Times New Roman" w:hAnsi="Times New Roman" w:cs="Times New Roman"/>
+          <w:iCs/>
+          <w:color w:val="000000"/>
+          <w:sz w:val="24"/>
+          <w:szCs w:val="24"/>
+          <w:lang w:val="en-US"/>
+        </w:rPr>
+        <w:t>practice</w:t>
+      </w:r>
+      <w:r>
+        <w:rPr>
+          <w:rFonts w:ascii="Times New Roman" w:eastAsia="Times New Roman" w:hAnsi="Times New Roman" w:cs="Times New Roman"/>
+          <w:iCs/>
+          <w:color w:val="000000"/>
+          <w:sz w:val="24"/>
+          <w:szCs w:val="24"/>
+          <w:lang w:val="en-US"/>
+        </w:rPr>
+        <w:t>_</w:t>
+      </w:r>
+      <w:r>
+        <w:rPr>
+          <w:rFonts w:ascii="Times New Roman" w:eastAsia="Times New Roman" w:hAnsi="Times New Roman" w:cs="Times New Roman"/>
+          <w:iCs/>
+          <w:color w:val="000000"/>
+          <w:sz w:val="24"/>
+          <w:szCs w:val="24"/>
+          <w:lang w:val="en-US"/>
+        </w:rPr>
+        <w:t>report</w:t>
+      </w:r>
+      <w:r>
+        <w:rPr>
+          <w:rFonts w:ascii="Times New Roman" w:eastAsia="Times New Roman" w:hAnsi="Times New Roman" w:cs="Times New Roman"/>
+          <w:iCs/>
+          <w:color w:val="000000"/>
+          <w:sz w:val="24"/>
+          <w:szCs w:val="24"/>
+          <w:lang w:val="en-US"/>
+        </w:rPr>
+        <w:t xml:space="preserve"> %}</w:t>
+      </w:r>
+    </w:p>
+    <w:p>
+      <w:pPr>
+        <w:pStyle w:val="ae"/>
+        <w:keepNext/>
+        <w:keepLines/>
+        <w:numPr>
+          <w:ilvl w:val="0"/>
+          <w:numId w:val="3"/>
+        </w:numPr>
+        <w:tabs>
+          <w:tab w:val="left" w:pos="1134"/>
+        </w:tabs>
+        <w:ind w:hanging="11"/>
+        <w:outlineLvl w:val="1"/>
+        <w:rPr>
+          <w:rFonts w:eastAsia="Times New Roman"/>
+          <w:iCs/>
+          <w:color w:val="000000"/>
+          <w:szCs w:val="24"/>
+          <w:lang w:val="en-US"/>
+        </w:rPr>
+      </w:pPr>
+      <w:r>
+        <w:rPr>
+          <w:rFonts w:eastAsia="Times New Roman"/>
+          <w:iCs/>
+          <w:color w:val="000000"/>
+          <w:szCs w:val="24"/>
+          <w:lang w:val="en-US"/>
+        </w:rPr>
+        <w:t>{{ item }}</w:t>
+      </w:r>
+      <w:r>
+        <w:rPr>
+          <w:rFonts w:eastAsia="Times New Roman"/>
+          <w:iCs/>
+          <w:color w:val="000000"/>
+          <w:szCs w:val="24"/>
+          <w:lang w:val="en-US"/>
+        </w:rPr>
+        <w:t>;</w:t>
+      </w:r>
+    </w:p>
+    <w:bookmarkEnd w:id="2"/>
+    <w:p>
+      <w:pPr>
+        <w:keepNext/>
+        <w:keepLines/>
+        <w:tabs>
+          <w:tab w:val="left" w:pos="1134"/>
+        </w:tabs>
+        <w:outlineLvl w:val="1"/>
+        <w:rPr>
+          <w:rFonts w:ascii="Times New Roman" w:eastAsia="Times New Roman" w:hAnsi="Times New Roman" w:cs="Times New Roman"/>
+          <w:iCs/>
+          <w:color w:val="000000"/>
+          <w:sz w:val="24"/>
+          <w:szCs w:val="24"/>
+          <w:lang w:val="en-US"/>
+        </w:rPr>
+      </w:pPr>
+      <w:r>
+        <w:rPr>
+          <w:rFonts w:ascii="Times New Roman" w:eastAsia="Times New Roman" w:hAnsi="Times New Roman" w:cs="Times New Roman"/>
+          <w:iCs/>
+          <w:color w:val="000000"/>
+          <w:sz w:val="24"/>
+          <w:szCs w:val="24"/>
+          <w:lang w:val="en-US"/>
+        </w:rPr>
+        <w:t>{%</w:t>
+      </w:r>
+      <w:r>
+        <w:rPr>
+          <w:rFonts w:ascii="Times New Roman" w:eastAsia="Times New Roman" w:hAnsi="Times New Roman" w:cs="Times New Roman"/>
+          <w:iCs/>
+          <w:color w:val="000000"/>
+          <w:sz w:val="24"/>
+          <w:szCs w:val="24"/>
+          <w:lang w:val="en-US"/>
+        </w:rPr>
+        <w:t>-</w:t>
+      </w:r>
+      <w:r>
+        <w:rPr>
+          <w:rFonts w:ascii="Times New Roman" w:eastAsia="Times New Roman" w:hAnsi="Times New Roman" w:cs="Times New Roman"/>
+          <w:iCs/>
+          <w:color w:val="000000"/>
+          <w:sz w:val="24"/>
+          <w:szCs w:val="24"/>
+          <w:lang w:val="en-US"/>
+        </w:rPr>
+        <w:t xml:space="preserve"> endfor %}</w:t>
+      </w:r>
+    </w:p>
+    <w:p>
+      <w:pPr>
+        <w:rPr>
+          <w:rFonts w:ascii="Times New Roman" w:eastAsia="Times New Roman" w:hAnsi="Times New Roman" w:cs="Times New Roman"/>
+          <w:iCs/>
           <w:sz w:val="24"/>
           <w:szCs w:val="28"/>
           <w:lang w:eastAsia="ru-RU"/>
@@ -3202,6 +3628,57 @@
           <w:lang w:eastAsia="ru-RU"/>
         </w:rPr>
         <w:t>:</w:t>
+      </w:r>
+    </w:p>
+    <w:p>
+      <w:pPr>
+        <w:rPr>
+          <w:rFonts w:ascii="Times New Roman" w:eastAsia="Times New Roman" w:hAnsi="Times New Roman" w:cs="Times New Roman"/>
+          <w:iCs/>
+          <w:sz w:val="24"/>
+          <w:szCs w:val="28"/>
+          <w:lang w:eastAsia="ru-RU"/>
+        </w:rPr>
+      </w:pPr>
+      <w:r>
+        <w:rPr>
+          <w:rFonts w:ascii="Times New Roman" w:eastAsia="Times New Roman" w:hAnsi="Times New Roman" w:cs="Times New Roman"/>
+          <w:iCs/>
+          <w:sz w:val="24"/>
+          <w:szCs w:val="28"/>
+          <w:lang w:eastAsia="ru-RU"/>
+        </w:rPr>
+        <w:t xml:space="preserve">{{ </w:t>
+      </w:r>
+      <w:r>
+        <w:rPr>
+          <w:rFonts w:ascii="Times New Roman" w:eastAsia="Times New Roman" w:hAnsi="Times New Roman" w:cs="Times New Roman"/>
+          <w:iCs/>
+          <w:sz w:val="24"/>
+          <w:szCs w:val="28"/>
+          <w:lang w:eastAsia="ru-RU"/>
+        </w:rPr>
+        <w:t>practice_report_req</w:t>
+      </w:r>
+      <w:r>
+        <w:rPr>
+          <w:rFonts w:ascii="Times New Roman" w:eastAsia="Times New Roman" w:hAnsi="Times New Roman" w:cs="Times New Roman"/>
+          <w:iCs/>
+          <w:sz w:val="24"/>
+          <w:szCs w:val="28"/>
+          <w:lang w:eastAsia="ru-RU"/>
+        </w:rPr>
+        <w:t xml:space="preserve"> </w:t>
+      </w:r>
+      <w:r>
+        <w:rPr>
+          <w:rFonts w:ascii="Times New Roman" w:eastAsia="Times New Roman" w:hAnsi="Times New Roman" w:cs="Times New Roman"/>
+          <w:iCs/>
+          <w:sz w:val="24"/>
+          <w:szCs w:val="28"/>
+          <w:lang w:eastAsia="ru-RU"/>
+        </w:rPr>
+        <w:t>}}</w:t>
       </w:r>
     </w:p>
     <w:p>
@@ -3411,47 +3888,28 @@
       <w:tr>
         <w:tc>
           <w:tcPr>
-            <w:tcW w:w="2972" w:type="dxa"/>
+            <w:tcW w:w="9345" w:type="dxa"/>
+            <w:gridSpan w:val="3"/>
           </w:tcPr>
           <w:p>
             <w:pPr>
-              <w:rPr>
-                <w:rFonts w:ascii="Times New Roman" w:hAnsi="Times New Roman" w:cs="Times New Roman"/>
-                <w:bCs/>
+              <w:jc w:val="center"/>
+              <w:rPr>
+                <w:rFonts w:ascii="Times New Roman" w:hAnsi="Times New Roman" w:cs="Times New Roman"/>
                 <w:sz w:val="24"/>
                 <w:szCs w:val="28"/>
+                <w:lang w:val="en-US"/>
               </w:rPr>
             </w:pPr>
-          </w:p>
-        </w:tc>
-        <w:tc>
-          <w:tcPr>
-            <w:tcW w:w="4253" w:type="dxa"/>
-          </w:tcPr>
-          <w:p>
-            <w:pPr>
-              <w:rPr>
-                <w:rFonts w:ascii="Times New Roman" w:hAnsi="Times New Roman" w:cs="Times New Roman"/>
-                <w:bCs/>
-                <w:sz w:val="24"/>
-                <w:szCs w:val="28"/>
-              </w:rPr>
-            </w:pPr>
-          </w:p>
-        </w:tc>
-        <w:tc>
-          <w:tcPr>
-            <w:tcW w:w="2120" w:type="dxa"/>
-          </w:tcPr>
-          <w:p>
-            <w:pPr>
-              <w:rPr>
-                <w:rFonts w:ascii="Times New Roman" w:hAnsi="Times New Roman" w:cs="Times New Roman"/>
-                <w:bCs/>
-                <w:sz w:val="24"/>
-                <w:szCs w:val="28"/>
-              </w:rPr>
-            </w:pPr>
+            <w:r>
+              <w:rPr>
+                <w:rFonts w:ascii="Times New Roman" w:hAnsi="Times New Roman" w:cs="Times New Roman"/>
+                <w:sz w:val="24"/>
+                <w:szCs w:val="24"/>
+                <w:lang w:val="en-US"/>
+              </w:rPr>
+              <w:t>{%tr for i in indicators%}</w:t>
+            </w:r>
           </w:p>
         </w:tc>
       </w:tr>
@@ -3469,6 +3927,16 @@
                 <w:szCs w:val="28"/>
               </w:rPr>
             </w:pPr>
+            <w:r>
+              <w:rPr>
+                <w:rFonts w:ascii="Times New Roman" w:hAnsi="Times New Roman" w:cs="Times New Roman"/>
+                <w:bCs/>
+                <w:sz w:val="24"/>
+                <w:szCs w:val="24"/>
+                <w:lang w:val="en-US"/>
+              </w:rPr>
+              <w:t>{{ i.index }}</w:t>
+            </w:r>
           </w:p>
         </w:tc>
         <w:tc>
@@ -3484,6 +3952,16 @@
                 <w:szCs w:val="28"/>
               </w:rPr>
             </w:pPr>
+            <w:r>
+              <w:rPr>
+                <w:rFonts w:ascii="Times New Roman" w:hAnsi="Times New Roman" w:cs="Times New Roman"/>
+                <w:bCs/>
+                <w:sz w:val="24"/>
+                <w:szCs w:val="24"/>
+                <w:lang w:val="en-US"/>
+              </w:rPr>
+              <w:t>{{i.criteria}}</w:t>
+            </w:r>
           </w:p>
         </w:tc>
         <w:tc>
@@ -3499,6 +3977,43 @@
                 <w:szCs w:val="28"/>
               </w:rPr>
             </w:pPr>
+            <w:r>
+              <w:rPr>
+                <w:rFonts w:ascii="Times New Roman" w:hAnsi="Times New Roman" w:cs="Times New Roman"/>
+                <w:bCs/>
+                <w:sz w:val="24"/>
+                <w:szCs w:val="24"/>
+                <w:lang w:val="en-US"/>
+              </w:rPr>
+              <w:t>{{i.methods}}</w:t>
+            </w:r>
+          </w:p>
+        </w:tc>
+      </w:tr>
+      <w:tr>
+        <w:tc>
+          <w:tcPr>
+            <w:tcW w:w="9345" w:type="dxa"/>
+            <w:gridSpan w:val="3"/>
+          </w:tcPr>
+          <w:p>
+            <w:pPr>
+              <w:jc w:val="center"/>
+              <w:rPr>
+                <w:rFonts w:ascii="Times New Roman" w:hAnsi="Times New Roman" w:cs="Times New Roman"/>
+                <w:sz w:val="24"/>
+                <w:szCs w:val="28"/>
+              </w:rPr>
+            </w:pPr>
+            <w:r>
+              <w:rPr>
+                <w:rFonts w:ascii="Times New Roman" w:hAnsi="Times New Roman" w:cs="Times New Roman"/>
+                <w:sz w:val="24"/>
+                <w:szCs w:val="24"/>
+                <w:lang w:val="en-US"/>
+              </w:rPr>
+              <w:t>{%tr endfor %}</w:t>
+            </w:r>
           </w:p>
         </w:tc>
       </w:tr>
@@ -3508,8 +4023,11 @@
         <w:spacing w:before="200" w:after="200"/>
         <w:rPr>
           <w:rFonts w:ascii="Times New Roman" w:hAnsi="Times New Roman" w:cs="Times New Roman"/>
+          <w:b/>
+          <w:bCs/>
           <w:sz w:val="24"/>
           <w:szCs w:val="28"/>
+          <w:lang w:val="en-US"/>
         </w:rPr>
       </w:pPr>
       <w:r>
@@ -3525,6 +4043,119 @@
     </w:p>
     <w:p>
       <w:pPr>
+        <w:spacing w:before="200" w:after="200" w:line="240" w:lineRule="auto"/>
+        <w:jc w:val="both"/>
+        <w:rPr>
+          <w:rFonts w:ascii="Times New Roman" w:hAnsi="Times New Roman" w:cs="Times New Roman"/>
+          <w:b/>
+          <w:bCs/>
+          <w:sz w:val="24"/>
+          <w:szCs w:val="24"/>
+          <w:lang w:val="en-US"/>
+        </w:rPr>
+      </w:pPr>
+      <w:r>
+        <w:rPr>
+          <w:rFonts w:ascii="Times New Roman" w:hAnsi="Times New Roman" w:cs="Times New Roman"/>
+          <w:b/>
+          <w:bCs/>
+          <w:sz w:val="24"/>
+          <w:szCs w:val="24"/>
+          <w:lang w:val="en-US"/>
+        </w:rPr>
+        <w:t xml:space="preserve">{% </w:t>
+      </w:r>
+      <w:r>
+        <w:rPr>
+          <w:rFonts w:ascii="Times New Roman" w:hAnsi="Times New Roman" w:cs="Times New Roman"/>
+          <w:b/>
+          <w:bCs/>
+          <w:sz w:val="24"/>
+          <w:szCs w:val="24"/>
+          <w:lang w:val="en-US"/>
+        </w:rPr>
+        <w:t>for</w:t>
+      </w:r>
+      <w:r>
+        <w:rPr>
+          <w:rFonts w:ascii="Times New Roman" w:hAnsi="Times New Roman" w:cs="Times New Roman"/>
+          <w:b/>
+          <w:bCs/>
+          <w:sz w:val="24"/>
+          <w:szCs w:val="24"/>
+          <w:lang w:val="en-US"/>
+        </w:rPr>
+        <w:t xml:space="preserve"> </w:t>
+      </w:r>
+      <w:r>
+        <w:rPr>
+          <w:rFonts w:ascii="Times New Roman" w:hAnsi="Times New Roman" w:cs="Times New Roman"/>
+          <w:b/>
+          <w:bCs/>
+          <w:sz w:val="24"/>
+          <w:szCs w:val="24"/>
+          <w:lang w:val="en-US"/>
+        </w:rPr>
+        <w:t>i</w:t>
+      </w:r>
+      <w:r>
+        <w:rPr>
+          <w:rFonts w:ascii="Times New Roman" w:hAnsi="Times New Roman" w:cs="Times New Roman"/>
+          <w:b/>
+          <w:bCs/>
+          <w:sz w:val="24"/>
+          <w:szCs w:val="24"/>
+          <w:lang w:val="en-US"/>
+        </w:rPr>
+        <w:t xml:space="preserve"> </w:t>
+      </w:r>
+      <w:r>
+        <w:rPr>
+          <w:rFonts w:ascii="Times New Roman" w:hAnsi="Times New Roman" w:cs="Times New Roman"/>
+          <w:b/>
+          <w:bCs/>
+          <w:sz w:val="24"/>
+          <w:szCs w:val="24"/>
+          <w:lang w:val="en-US"/>
+        </w:rPr>
+        <w:t>in</w:t>
+      </w:r>
+      <w:r>
+        <w:rPr>
+          <w:rFonts w:ascii="Times New Roman" w:hAnsi="Times New Roman" w:cs="Times New Roman"/>
+          <w:b/>
+          <w:bCs/>
+          <w:sz w:val="24"/>
+          <w:szCs w:val="24"/>
+          <w:lang w:val="en-US"/>
+        </w:rPr>
+        <w:t xml:space="preserve"> </w:t>
+      </w:r>
+      <w:r>
+        <w:rPr>
+          <w:rFonts w:ascii="Times New Roman" w:hAnsi="Times New Roman" w:cs="Times New Roman"/>
+          <w:b/>
+          <w:bCs/>
+          <w:sz w:val="24"/>
+          <w:szCs w:val="24"/>
+          <w:lang w:val="en-US"/>
+        </w:rPr>
+        <w:t>tat</w:t>
+      </w:r>
+      <w:r>
+        <w:rPr>
+          <w:rFonts w:ascii="Times New Roman" w:hAnsi="Times New Roman" w:cs="Times New Roman"/>
+          <w:b/>
+          <w:bCs/>
+          <w:sz w:val="24"/>
+          <w:szCs w:val="24"/>
+          <w:lang w:val="en-US"/>
+        </w:rPr>
+        <w:t xml:space="preserve"> %}</w:t>
+      </w:r>
+    </w:p>
+    <w:p>
+      <w:pPr>
         <w:spacing w:line="360" w:lineRule="auto"/>
         <w:rPr>
           <w:rFonts w:ascii="Times New Roman" w:eastAsia="Times New Roman" w:hAnsi="Times New Roman" w:cs="Times New Roman"/>
@@ -3542,6 +4173,53 @@
           <w:szCs w:val="24"/>
         </w:rPr>
         <w:t xml:space="preserve">Промежуточная аттестация – </w:t>
+      </w:r>
+      <w:r>
+        <w:rPr>
+          <w:rFonts w:ascii="Times New Roman" w:eastAsia="Times New Roman" w:hAnsi="Times New Roman" w:cs="Times New Roman"/>
+          <w:bCs/>
+          <w:sz w:val="24"/>
+          <w:szCs w:val="24"/>
+        </w:rPr>
+        <w:t xml:space="preserve">{{ </w:t>
+      </w:r>
+      <w:r>
+        <w:rPr>
+          <w:rFonts w:ascii="Times New Roman" w:eastAsia="Times New Roman" w:hAnsi="Times New Roman" w:cs="Times New Roman"/>
+          <w:bCs/>
+          <w:sz w:val="24"/>
+          <w:szCs w:val="24"/>
+          <w:lang w:val="en-US"/>
+        </w:rPr>
+        <w:t>i</w:t>
+      </w:r>
+      <w:r>
+        <w:rPr>
+          <w:rFonts w:ascii="Times New Roman" w:eastAsia="Times New Roman" w:hAnsi="Times New Roman" w:cs="Times New Roman"/>
+          <w:bCs/>
+          <w:sz w:val="24"/>
+          <w:szCs w:val="24"/>
+        </w:rPr>
+        <w:t>.</w:t>
+      </w:r>
+      <w:r>
+        <w:rPr>
+          <w:rFonts w:ascii="Times New Roman" w:eastAsia="Times New Roman" w:hAnsi="Times New Roman" w:cs="Times New Roman"/>
+          <w:bCs/>
+          <w:sz w:val="24"/>
+          <w:szCs w:val="24"/>
+          <w:lang w:val="en-US"/>
+        </w:rPr>
+        <w:t>title</w:t>
+      </w:r>
+      <w:r>
+        <w:rPr>
+          <w:rFonts w:ascii="Times New Roman" w:eastAsia="Times New Roman" w:hAnsi="Times New Roman" w:cs="Times New Roman"/>
+          <w:bCs/>
+          <w:sz w:val="24"/>
+          <w:szCs w:val="24"/>
+        </w:rPr>
+        <w:t xml:space="preserve"> }}</w:t>
       </w:r>
     </w:p>
     <w:p>
@@ -3572,6 +4250,53 @@
         </w:rPr>
         <w:t xml:space="preserve"> </w:t>
       </w:r>
+      <w:r>
+        <w:rPr>
+          <w:rFonts w:ascii="Times New Roman" w:eastAsia="Times New Roman" w:hAnsi="Times New Roman" w:cs="Times New Roman"/>
+          <w:iCs/>
+          <w:sz w:val="24"/>
+          <w:szCs w:val="24"/>
+        </w:rPr>
+        <w:t xml:space="preserve">{{ </w:t>
+      </w:r>
+      <w:r>
+        <w:rPr>
+          <w:rFonts w:ascii="Times New Roman" w:eastAsia="Times New Roman" w:hAnsi="Times New Roman" w:cs="Times New Roman"/>
+          <w:iCs/>
+          <w:sz w:val="24"/>
+          <w:szCs w:val="24"/>
+          <w:lang w:val="en-US"/>
+        </w:rPr>
+        <w:t>i</w:t>
+      </w:r>
+      <w:r>
+        <w:rPr>
+          <w:rFonts w:ascii="Times New Roman" w:eastAsia="Times New Roman" w:hAnsi="Times New Roman" w:cs="Times New Roman"/>
+          <w:iCs/>
+          <w:sz w:val="24"/>
+          <w:szCs w:val="24"/>
+        </w:rPr>
+        <w:t>.</w:t>
+      </w:r>
+      <w:r>
+        <w:rPr>
+          <w:rFonts w:ascii="Times New Roman" w:eastAsia="Times New Roman" w:hAnsi="Times New Roman" w:cs="Times New Roman"/>
+          <w:iCs/>
+          <w:sz w:val="24"/>
+          <w:szCs w:val="24"/>
+          <w:lang w:val="en-US"/>
+        </w:rPr>
+        <w:t>tat</w:t>
+      </w:r>
+      <w:r>
+        <w:rPr>
+          <w:rFonts w:ascii="Times New Roman" w:eastAsia="Times New Roman" w:hAnsi="Times New Roman" w:cs="Times New Roman"/>
+          <w:iCs/>
+          <w:sz w:val="24"/>
+          <w:szCs w:val="24"/>
+        </w:rPr>
+        <w:t xml:space="preserve"> }}</w:t>
+      </w:r>
     </w:p>
     <w:p>
       <w:pPr>
@@ -3596,23 +4321,6 @@
     <w:p>
       <w:pPr>
         <w:spacing w:line="360" w:lineRule="auto"/>
-        <w:rPr>
-          <w:rFonts w:ascii="Times New Roman" w:hAnsi="Times New Roman" w:cs="Times New Roman"/>
-          <w:sz w:val="24"/>
-          <w:szCs w:val="28"/>
-        </w:rPr>
-      </w:pPr>
-      <w:r>
-        <w:rPr>
-          <w:rFonts w:ascii="Times New Roman" w:eastAsia="Times New Roman" w:hAnsi="Times New Roman" w:cs="Times New Roman"/>
-          <w:b/>
-          <w:sz w:val="24"/>
-          <w:szCs w:val="24"/>
-          <w:lang w:eastAsia="ru-RU"/>
-        </w:rPr>
-        <w:t xml:space="preserve">Зачет проводится в форме </w:t>
-      </w:r>
-      <w:r>
         <w:rPr>
           <w:rFonts w:ascii="Times New Roman" w:eastAsia="Times New Roman" w:hAnsi="Times New Roman" w:cs="Times New Roman"/>
           <w:i/>
@@ -3620,8 +4328,136 @@
           <w:szCs w:val="24"/>
           <w:lang w:eastAsia="ru-RU"/>
         </w:rPr>
+      </w:pPr>
+      <w:r>
+        <w:rPr>
+          <w:rFonts w:ascii="Times New Roman" w:eastAsia="Times New Roman" w:hAnsi="Times New Roman" w:cs="Times New Roman"/>
+          <w:b/>
+          <w:sz w:val="24"/>
+          <w:szCs w:val="24"/>
+          <w:lang w:eastAsia="ru-RU"/>
+        </w:rPr>
+        <w:t xml:space="preserve">Зачет проводится в форме </w:t>
+      </w:r>
+      <w:r>
+        <w:rPr>
+          <w:rFonts w:ascii="Times New Roman" w:eastAsia="Times New Roman" w:hAnsi="Times New Roman" w:cs="Times New Roman"/>
+          <w:b/>
+          <w:sz w:val="24"/>
+          <w:szCs w:val="24"/>
+          <w:lang w:eastAsia="ru-RU"/>
+        </w:rPr>
+        <w:t xml:space="preserve">{{ </w:t>
+      </w:r>
+      <w:r>
+        <w:rPr>
+          <w:rFonts w:ascii="Times New Roman" w:eastAsia="Times New Roman" w:hAnsi="Times New Roman" w:cs="Times New Roman"/>
+          <w:b/>
+          <w:sz w:val="24"/>
+          <w:szCs w:val="24"/>
+          <w:lang w:val="en-US" w:eastAsia="ru-RU"/>
+        </w:rPr>
+        <w:t>i</w:t>
+      </w:r>
+      <w:r>
+        <w:rPr>
+          <w:rFonts w:ascii="Times New Roman" w:eastAsia="Times New Roman" w:hAnsi="Times New Roman" w:cs="Times New Roman"/>
+          <w:b/>
+          <w:sz w:val="24"/>
+          <w:szCs w:val="24"/>
+          <w:lang w:eastAsia="ru-RU"/>
+        </w:rPr>
         <w:t>.</w:t>
       </w:r>
+      <w:r>
+        <w:rPr>
+          <w:rFonts w:ascii="Times New Roman" w:eastAsia="Times New Roman" w:hAnsi="Times New Roman" w:cs="Times New Roman"/>
+          <w:b/>
+          <w:sz w:val="24"/>
+          <w:szCs w:val="24"/>
+          <w:lang w:val="en-US" w:eastAsia="ru-RU"/>
+        </w:rPr>
+        <w:t>form</w:t>
+      </w:r>
+      <w:r>
+        <w:rPr>
+          <w:rFonts w:ascii="Times New Roman" w:eastAsia="Times New Roman" w:hAnsi="Times New Roman" w:cs="Times New Roman"/>
+          <w:b/>
+          <w:sz w:val="24"/>
+          <w:szCs w:val="24"/>
+          <w:lang w:eastAsia="ru-RU"/>
+        </w:rPr>
+        <w:t xml:space="preserve"> }}</w:t>
+      </w:r>
+      <w:r>
+        <w:rPr>
+          <w:rFonts w:ascii="Times New Roman" w:eastAsia="Times New Roman" w:hAnsi="Times New Roman" w:cs="Times New Roman"/>
+          <w:i/>
+          <w:sz w:val="24"/>
+          <w:szCs w:val="24"/>
+          <w:lang w:eastAsia="ru-RU"/>
+        </w:rPr>
+        <w:t>.</w:t>
+      </w:r>
+    </w:p>
+    <w:p>
+      <w:pPr>
+        <w:spacing w:line="360" w:lineRule="auto"/>
+        <w:rPr>
+          <w:rFonts w:ascii="Times New Roman" w:hAnsi="Times New Roman" w:cs="Times New Roman"/>
+          <w:iCs/>
+          <w:sz w:val="24"/>
+          <w:szCs w:val="28"/>
+        </w:rPr>
+      </w:pPr>
+      <w:r>
+        <w:rPr>
+          <w:rFonts w:ascii="Times New Roman" w:hAnsi="Times New Roman" w:cs="Times New Roman"/>
+          <w:iCs/>
+          <w:sz w:val="24"/>
+          <w:szCs w:val="28"/>
+        </w:rPr>
+        <w:lastRenderedPageBreak/>
+        <w:t xml:space="preserve">{{ </w:t>
+      </w:r>
+      <w:r>
+        <w:rPr>
+          <w:rFonts w:ascii="Times New Roman" w:hAnsi="Times New Roman" w:cs="Times New Roman"/>
+          <w:iCs/>
+          <w:sz w:val="24"/>
+          <w:szCs w:val="28"/>
+          <w:lang w:val="en-US"/>
+        </w:rPr>
+        <w:t>i</w:t>
+      </w:r>
+      <w:r>
+        <w:rPr>
+          <w:rFonts w:ascii="Times New Roman" w:hAnsi="Times New Roman" w:cs="Times New Roman"/>
+          <w:iCs/>
+          <w:sz w:val="24"/>
+          <w:szCs w:val="28"/>
+        </w:rPr>
+        <w:t>.</w:t>
+      </w:r>
+      <w:r>
+        <w:rPr>
+          <w:rFonts w:ascii="Times New Roman" w:hAnsi="Times New Roman" w:cs="Times New Roman"/>
+          <w:iCs/>
+          <w:sz w:val="24"/>
+          <w:szCs w:val="28"/>
+          <w:lang w:val="en-US"/>
+        </w:rPr>
+        <w:t>formabout</w:t>
+      </w:r>
+      <w:r>
+        <w:rPr>
+          <w:rFonts w:ascii="Times New Roman" w:hAnsi="Times New Roman" w:cs="Times New Roman"/>
+          <w:iCs/>
+          <w:sz w:val="24"/>
+          <w:szCs w:val="28"/>
+        </w:rPr>
+        <w:t xml:space="preserve"> }}</w:t>
+      </w:r>
     </w:p>
     <w:p>
       <w:pPr>
@@ -3650,8 +4486,6 @@
         <w:spacing w:before="200" w:after="200"/>
         <w:rPr>
           <w:rFonts w:ascii="Times New Roman" w:hAnsi="Times New Roman" w:cs="Times New Roman"/>
-          <w:bCs/>
-          <w:i/>
           <w:sz w:val="24"/>
           <w:szCs w:val="28"/>
         </w:rPr>
@@ -3659,12 +4493,78 @@
       <w:r>
         <w:rPr>
           <w:rFonts w:ascii="Times New Roman" w:hAnsi="Times New Roman" w:cs="Times New Roman"/>
-          <w:bCs/>
-          <w:i/>
           <w:sz w:val="24"/>
           <w:szCs w:val="28"/>
         </w:rPr>
-        <w:t>При оценивании по бинарной шкале (зачтено / не зачтено):</w:t>
+        <w:t xml:space="preserve">{%- </w:t>
+      </w:r>
+      <w:r>
+        <w:rPr>
+          <w:rFonts w:ascii="Times New Roman" w:hAnsi="Times New Roman" w:cs="Times New Roman"/>
+          <w:sz w:val="24"/>
+          <w:szCs w:val="28"/>
+          <w:lang w:val="en-US"/>
+        </w:rPr>
+        <w:t>if</w:t>
+      </w:r>
+      <w:r>
+        <w:rPr>
+          <w:rFonts w:ascii="Times New Roman" w:hAnsi="Times New Roman" w:cs="Times New Roman"/>
+          <w:sz w:val="24"/>
+          <w:szCs w:val="28"/>
+        </w:rPr>
+        <w:t xml:space="preserve"> </w:t>
+      </w:r>
+      <w:r>
+        <w:rPr>
+          <w:rFonts w:ascii="Times New Roman" w:hAnsi="Times New Roman" w:cs="Times New Roman"/>
+          <w:sz w:val="24"/>
+          <w:szCs w:val="28"/>
+          <w:lang w:val="en-US"/>
+        </w:rPr>
+        <w:t>i</w:t>
+      </w:r>
+      <w:r>
+        <w:rPr>
+          <w:rFonts w:ascii="Times New Roman" w:hAnsi="Times New Roman" w:cs="Times New Roman"/>
+          <w:sz w:val="24"/>
+          <w:szCs w:val="28"/>
+        </w:rPr>
+        <w:t>.</w:t>
+      </w:r>
+      <w:r>
+        <w:rPr>
+          <w:rFonts w:ascii="Times New Roman" w:hAnsi="Times New Roman" w:cs="Times New Roman"/>
+          <w:sz w:val="24"/>
+          <w:szCs w:val="28"/>
+          <w:lang w:val="en-US"/>
+        </w:rPr>
+        <w:t>type</w:t>
+      </w:r>
+      <w:r>
+        <w:rPr>
+          <w:rFonts w:ascii="Times New Roman" w:hAnsi="Times New Roman" w:cs="Times New Roman"/>
+          <w:sz w:val="24"/>
+          <w:szCs w:val="28"/>
+        </w:rPr>
+        <w:t xml:space="preserve"> == ‘</w:t>
+      </w:r>
+      <w:r>
+        <w:rPr>
+          <w:rFonts w:ascii="Times New Roman" w:hAnsi="Times New Roman" w:cs="Times New Roman"/>
+          <w:sz w:val="24"/>
+          <w:szCs w:val="28"/>
+          <w:lang w:val="en-US"/>
+        </w:rPr>
+        <w:t>zach</w:t>
+      </w:r>
+      <w:r>
+        <w:rPr>
+          <w:rFonts w:ascii="Times New Roman" w:hAnsi="Times New Roman" w:cs="Times New Roman"/>
+          <w:sz w:val="24"/>
+          <w:szCs w:val="28"/>
+        </w:rPr>
+        <w:t>’ %}</w:t>
       </w:r>
     </w:p>
     <w:tbl>
@@ -3777,6 +4677,16 @@
                 <w:lang w:val="en-US"/>
               </w:rPr>
             </w:pPr>
+            <w:r>
+              <w:rPr>
+                <w:rFonts w:ascii="Times New Roman" w:hAnsi="Times New Roman" w:cs="Times New Roman"/>
+                <w:bCs/>
+                <w:sz w:val="24"/>
+                <w:szCs w:val="24"/>
+                <w:lang w:val="en-US"/>
+              </w:rPr>
+              <w:t>{{ i.passed }}</w:t>
+            </w:r>
           </w:p>
         </w:tc>
         <w:tc>
@@ -3795,6 +4705,16 @@
                 <w:lang w:val="en-US"/>
               </w:rPr>
             </w:pPr>
+            <w:r>
+              <w:rPr>
+                <w:rFonts w:ascii="Times New Roman" w:hAnsi="Times New Roman" w:cs="Times New Roman"/>
+                <w:bCs/>
+                <w:sz w:val="24"/>
+                <w:szCs w:val="24"/>
+                <w:lang w:val="en-US"/>
+              </w:rPr>
+              <w:t>{{ i.unpassed }}</w:t>
+            </w:r>
           </w:p>
         </w:tc>
       </w:tr>
@@ -3805,20 +4725,44 @@
         <w:rPr>
           <w:rFonts w:ascii="Times New Roman" w:hAnsi="Times New Roman" w:cs="Times New Roman"/>
           <w:bCs/>
-          <w:i/>
+          <w:iCs/>
           <w:sz w:val="24"/>
           <w:szCs w:val="28"/>
-        </w:rPr>
-      </w:pPr>
-      <w:r>
-        <w:rPr>
-          <w:rFonts w:ascii="Times New Roman" w:hAnsi="Times New Roman" w:cs="Times New Roman"/>
-          <w:bCs/>
-          <w:i/>
+          <w:lang w:val="en-US"/>
+        </w:rPr>
+      </w:pPr>
+      <w:r>
+        <w:rPr>
+          <w:rFonts w:ascii="Times New Roman" w:hAnsi="Times New Roman" w:cs="Times New Roman"/>
+          <w:bCs/>
+          <w:iCs/>
           <w:sz w:val="24"/>
           <w:szCs w:val="28"/>
-        </w:rPr>
-        <w:t>При дифференцированном оценивании:</w:t>
+          <w:lang w:val="en-US"/>
+        </w:rPr>
+        <w:t>{%</w:t>
+      </w:r>
+      <w:r>
+        <w:rPr>
+          <w:rFonts w:ascii="Times New Roman" w:hAnsi="Times New Roman" w:cs="Times New Roman"/>
+          <w:bCs/>
+          <w:iCs/>
+          <w:sz w:val="24"/>
+          <w:szCs w:val="28"/>
+          <w:lang w:val="en-US"/>
+        </w:rPr>
+        <w:t>-</w:t>
+      </w:r>
+      <w:r>
+        <w:rPr>
+          <w:rFonts w:ascii="Times New Roman" w:hAnsi="Times New Roman" w:cs="Times New Roman"/>
+          <w:bCs/>
+          <w:iCs/>
+          <w:sz w:val="24"/>
+          <w:szCs w:val="28"/>
+          <w:lang w:val="en-US"/>
+        </w:rPr>
+        <w:t xml:space="preserve"> else %}</w:t>
       </w:r>
     </w:p>
     <w:tbl>
@@ -3960,6 +4904,15 @@
                 <w:lang w:val="en-US"/>
               </w:rPr>
             </w:pPr>
+            <w:r>
+              <w:rPr>
+                <w:rFonts w:ascii="Times New Roman" w:hAnsi="Times New Roman" w:cs="Times New Roman"/>
+                <w:bCs/>
+                <w:sz w:val="24"/>
+                <w:lang w:val="en-US"/>
+              </w:rPr>
+              <w:t>{{i.great}}</w:t>
+            </w:r>
           </w:p>
         </w:tc>
         <w:tc>
@@ -3978,6 +4931,15 @@
                 <w:lang w:val="en-US"/>
               </w:rPr>
             </w:pPr>
+            <w:r>
+              <w:rPr>
+                <w:rFonts w:ascii="Times New Roman" w:hAnsi="Times New Roman" w:cs="Times New Roman"/>
+                <w:bCs/>
+                <w:sz w:val="24"/>
+                <w:lang w:val="en-US"/>
+              </w:rPr>
+              <w:t>{{i.good}}</w:t>
+            </w:r>
           </w:p>
         </w:tc>
         <w:tc>
@@ -3996,6 +4958,33 @@
                 <w:lang w:val="en-US"/>
               </w:rPr>
             </w:pPr>
+            <w:r>
+              <w:rPr>
+                <w:rFonts w:ascii="Times New Roman" w:hAnsi="Times New Roman" w:cs="Times New Roman"/>
+                <w:bCs/>
+                <w:sz w:val="24"/>
+                <w:lang w:val="en-US"/>
+              </w:rPr>
+              <w:t>{{i.</w:t>
+            </w:r>
+            <w:r>
+              <w:rPr>
+                <w:rFonts w:ascii="Times New Roman" w:hAnsi="Times New Roman" w:cs="Times New Roman"/>
+                <w:bCs/>
+                <w:sz w:val="24"/>
+                <w:lang w:val="en-US"/>
+              </w:rPr>
+              <w:t>satisfactorily</w:t>
+            </w:r>
+            <w:r>
+              <w:rPr>
+                <w:rFonts w:ascii="Times New Roman" w:hAnsi="Times New Roman" w:cs="Times New Roman"/>
+                <w:bCs/>
+                <w:sz w:val="24"/>
+                <w:lang w:val="en-US"/>
+              </w:rPr>
+              <w:t>}}</w:t>
+            </w:r>
           </w:p>
         </w:tc>
         <w:tc>
@@ -4014,6 +5003,33 @@
                 <w:lang w:val="en-US"/>
               </w:rPr>
             </w:pPr>
+            <w:r>
+              <w:rPr>
+                <w:rFonts w:ascii="Times New Roman" w:hAnsi="Times New Roman" w:cs="Times New Roman"/>
+                <w:bCs/>
+                <w:sz w:val="24"/>
+                <w:lang w:val="en-US"/>
+              </w:rPr>
+              <w:t>{{i.</w:t>
+            </w:r>
+            <w:r>
+              <w:rPr>
+                <w:rFonts w:ascii="Times New Roman" w:hAnsi="Times New Roman" w:cs="Times New Roman"/>
+                <w:bCs/>
+                <w:sz w:val="24"/>
+                <w:lang w:val="en-US"/>
+              </w:rPr>
+              <w:t>unsatisfactory</w:t>
+            </w:r>
+            <w:r>
+              <w:rPr>
+                <w:rFonts w:ascii="Times New Roman" w:hAnsi="Times New Roman" w:cs="Times New Roman"/>
+                <w:bCs/>
+                <w:sz w:val="24"/>
+                <w:lang w:val="en-US"/>
+              </w:rPr>
+              <w:t>}}</w:t>
+            </w:r>
           </w:p>
         </w:tc>
       </w:tr>
@@ -4027,17 +5043,41 @@
           <w:bCs/>
           <w:sz w:val="24"/>
           <w:szCs w:val="24"/>
-        </w:rPr>
-      </w:pPr>
-      <w:r>
-        <w:rPr>
-          <w:rFonts w:ascii="Times New Roman" w:hAnsi="Times New Roman" w:cs="Times New Roman"/>
-          <w:b/>
-          <w:bCs/>
-          <w:sz w:val="24"/>
-          <w:szCs w:val="24"/>
-        </w:rPr>
-        <w:t>7 Основная учебная литература</w:t>
+          <w:lang w:val="en-US"/>
+        </w:rPr>
+      </w:pPr>
+      <w:r>
+        <w:rPr>
+          <w:rFonts w:ascii="Times New Roman" w:hAnsi="Times New Roman" w:cs="Times New Roman"/>
+          <w:b/>
+          <w:bCs/>
+          <w:sz w:val="24"/>
+          <w:szCs w:val="24"/>
+          <w:lang w:val="en-US"/>
+        </w:rPr>
+        <w:t xml:space="preserve">{% endif </w:t>
+      </w:r>
+      <w:r>
+        <w:rPr>
+          <w:rFonts w:ascii="Times New Roman" w:hAnsi="Times New Roman" w:cs="Times New Roman"/>
+          <w:b/>
+          <w:bCs/>
+          <w:sz w:val="24"/>
+          <w:szCs w:val="24"/>
+          <w:lang w:val="en-US"/>
+        </w:rPr>
+        <w:t>-</w:t>
+      </w:r>
+      <w:r>
+        <w:rPr>
+          <w:rFonts w:ascii="Times New Roman" w:hAnsi="Times New Roman" w:cs="Times New Roman"/>
+          <w:b/>
+          <w:bCs/>
+          <w:sz w:val="24"/>
+          <w:szCs w:val="24"/>
+          <w:lang w:val="en-US"/>
+        </w:rPr>
+        <w:t>%}</w:t>
       </w:r>
     </w:p>
     <w:p>
@@ -4045,16 +5085,319 @@
         <w:spacing w:before="200" w:after="200"/>
         <w:rPr>
           <w:rFonts w:ascii="Times New Roman" w:hAnsi="Times New Roman" w:cs="Times New Roman"/>
-          <w:sz w:val="24"/>
-          <w:szCs w:val="24"/>
-        </w:rPr>
-      </w:pPr>
+          <w:b/>
+          <w:bCs/>
+          <w:sz w:val="24"/>
+          <w:szCs w:val="24"/>
+          <w:lang w:val="en-US"/>
+        </w:rPr>
+      </w:pPr>
+      <w:r>
+        <w:rPr>
+          <w:rFonts w:ascii="Times New Roman" w:hAnsi="Times New Roman" w:cs="Times New Roman"/>
+          <w:b/>
+          <w:bCs/>
+          <w:sz w:val="24"/>
+          <w:szCs w:val="24"/>
+          <w:lang w:val="en-US"/>
+        </w:rPr>
+        <w:t xml:space="preserve">{% endfor </w:t>
+      </w:r>
+      <w:r>
+        <w:rPr>
+          <w:rFonts w:ascii="Times New Roman" w:hAnsi="Times New Roman" w:cs="Times New Roman"/>
+          <w:b/>
+          <w:bCs/>
+          <w:sz w:val="24"/>
+          <w:szCs w:val="24"/>
+          <w:lang w:val="en-US"/>
+        </w:rPr>
+        <w:t>-</w:t>
+      </w:r>
+      <w:r>
+        <w:rPr>
+          <w:rFonts w:ascii="Times New Roman" w:hAnsi="Times New Roman" w:cs="Times New Roman"/>
+          <w:b/>
+          <w:bCs/>
+          <w:sz w:val="24"/>
+          <w:szCs w:val="24"/>
+          <w:lang w:val="en-US"/>
+        </w:rPr>
+        <w:t>%}</w:t>
+      </w:r>
     </w:p>
     <w:p>
       <w:pPr>
         <w:spacing w:before="200" w:after="200"/>
         <w:rPr>
           <w:rFonts w:ascii="Times New Roman" w:hAnsi="Times New Roman" w:cs="Times New Roman"/>
+          <w:b/>
+          <w:bCs/>
+          <w:sz w:val="24"/>
+          <w:szCs w:val="24"/>
+          <w:lang w:val="en-US"/>
+        </w:rPr>
+      </w:pPr>
+      <w:r>
+        <w:rPr>
+          <w:rFonts w:ascii="Times New Roman" w:hAnsi="Times New Roman" w:cs="Times New Roman"/>
+          <w:b/>
+          <w:bCs/>
+          <w:sz w:val="24"/>
+          <w:szCs w:val="24"/>
+          <w:lang w:val="en-US"/>
+        </w:rPr>
+        <w:t xml:space="preserve">7 </w:t>
+      </w:r>
+      <w:r>
+        <w:rPr>
+          <w:rFonts w:ascii="Times New Roman" w:hAnsi="Times New Roman" w:cs="Times New Roman"/>
+          <w:b/>
+          <w:bCs/>
+          <w:sz w:val="24"/>
+          <w:szCs w:val="24"/>
+        </w:rPr>
+        <w:t>Основная</w:t>
+      </w:r>
+      <w:r>
+        <w:rPr>
+          <w:rFonts w:ascii="Times New Roman" w:hAnsi="Times New Roman" w:cs="Times New Roman"/>
+          <w:b/>
+          <w:bCs/>
+          <w:sz w:val="24"/>
+          <w:szCs w:val="24"/>
+          <w:lang w:val="en-US"/>
+        </w:rPr>
+        <w:t xml:space="preserve"> </w:t>
+      </w:r>
+      <w:r>
+        <w:rPr>
+          <w:rFonts w:ascii="Times New Roman" w:hAnsi="Times New Roman" w:cs="Times New Roman"/>
+          <w:b/>
+          <w:bCs/>
+          <w:sz w:val="24"/>
+          <w:szCs w:val="24"/>
+        </w:rPr>
+        <w:t>учебная</w:t>
+      </w:r>
+      <w:r>
+        <w:rPr>
+          <w:rFonts w:ascii="Times New Roman" w:hAnsi="Times New Roman" w:cs="Times New Roman"/>
+          <w:b/>
+          <w:bCs/>
+          <w:sz w:val="24"/>
+          <w:szCs w:val="24"/>
+          <w:lang w:val="en-US"/>
+        </w:rPr>
+        <w:t xml:space="preserve"> </w:t>
+      </w:r>
+      <w:r>
+        <w:rPr>
+          <w:rFonts w:ascii="Times New Roman" w:hAnsi="Times New Roman" w:cs="Times New Roman"/>
+          <w:b/>
+          <w:bCs/>
+          <w:sz w:val="24"/>
+          <w:szCs w:val="24"/>
+        </w:rPr>
+        <w:t>литература</w:t>
+      </w:r>
+    </w:p>
+    <w:p>
+      <w:pPr>
+        <w:spacing w:before="200" w:after="200" w:line="240" w:lineRule="auto"/>
+        <w:rPr>
+          <w:rFonts w:ascii="Times New Roman" w:hAnsi="Times New Roman" w:cs="Times New Roman"/>
+          <w:sz w:val="24"/>
+          <w:szCs w:val="24"/>
+          <w:lang w:val="en-US"/>
+        </w:rPr>
+      </w:pPr>
+      <w:r>
+        <w:rPr>
+          <w:rFonts w:ascii="Times New Roman" w:hAnsi="Times New Roman" w:cs="Times New Roman"/>
+          <w:sz w:val="24"/>
+          <w:szCs w:val="24"/>
+          <w:lang w:val="en-US"/>
+        </w:rPr>
+        <w:t>{%</w:t>
+      </w:r>
+      <w:r>
+        <w:rPr>
+          <w:rFonts w:ascii="Times New Roman" w:hAnsi="Times New Roman" w:cs="Times New Roman"/>
+          <w:sz w:val="24"/>
+          <w:szCs w:val="24"/>
+          <w:lang w:val="en-US"/>
+        </w:rPr>
+        <w:t>-</w:t>
+      </w:r>
+      <w:r>
+        <w:rPr>
+          <w:rFonts w:ascii="Times New Roman" w:hAnsi="Times New Roman" w:cs="Times New Roman"/>
+          <w:sz w:val="24"/>
+          <w:szCs w:val="24"/>
+          <w:lang w:val="en-US"/>
+        </w:rPr>
+        <w:t xml:space="preserve"> for i in </w:t>
+      </w:r>
+      <w:r>
+        <w:rPr>
+          <w:rFonts w:ascii="Times New Roman" w:hAnsi="Times New Roman" w:cs="Times New Roman"/>
+          <w:sz w:val="24"/>
+          <w:szCs w:val="24"/>
+          <w:lang w:val="en-US"/>
+        </w:rPr>
+        <w:t>main_library</w:t>
+      </w:r>
+      <w:r>
+        <w:rPr>
+          <w:rFonts w:ascii="Times New Roman" w:hAnsi="Times New Roman" w:cs="Times New Roman"/>
+          <w:sz w:val="24"/>
+          <w:szCs w:val="24"/>
+          <w:lang w:val="en-US"/>
+        </w:rPr>
+        <w:t xml:space="preserve"> %}</w:t>
+      </w:r>
+    </w:p>
+    <w:p>
+      <w:pPr>
+        <w:spacing w:before="200" w:after="200" w:line="240" w:lineRule="auto"/>
+        <w:rPr>
+          <w:rFonts w:ascii="Times New Roman" w:hAnsi="Times New Roman" w:cs="Times New Roman"/>
+          <w:sz w:val="24"/>
+          <w:szCs w:val="24"/>
+          <w:lang w:val="en-US"/>
+        </w:rPr>
+      </w:pPr>
+      <w:r>
+        <w:rPr>
+          <w:rFonts w:ascii="Times New Roman" w:hAnsi="Times New Roman" w:cs="Times New Roman"/>
+          <w:sz w:val="24"/>
+          <w:szCs w:val="24"/>
+          <w:lang w:val="en-US"/>
+        </w:rPr>
+        <w:t xml:space="preserve">{{i.number}}. </w:t>
+      </w:r>
+      <w:r>
+        <w:rPr>
+          <w:rFonts w:ascii="Times New Roman" w:hAnsi="Times New Roman" w:cs="Times New Roman"/>
+          <w:sz w:val="24"/>
+          <w:szCs w:val="24"/>
+          <w:lang w:val="en-US"/>
+        </w:rPr>
+        <w:t>{{</w:t>
+      </w:r>
+      <w:r>
+        <w:rPr>
+          <w:rFonts w:ascii="Times New Roman" w:hAnsi="Times New Roman" w:cs="Times New Roman"/>
+          <w:sz w:val="24"/>
+          <w:szCs w:val="24"/>
+          <w:lang w:val="en-US"/>
+        </w:rPr>
+        <w:t>i</w:t>
+      </w:r>
+      <w:r>
+        <w:rPr>
+          <w:rFonts w:ascii="Times New Roman" w:hAnsi="Times New Roman" w:cs="Times New Roman"/>
+          <w:sz w:val="24"/>
+          <w:szCs w:val="24"/>
+          <w:lang w:val="en-US"/>
+        </w:rPr>
+        <w:t>.</w:t>
+      </w:r>
+      <w:r>
+        <w:rPr>
+          <w:rFonts w:ascii="Times New Roman" w:hAnsi="Times New Roman" w:cs="Times New Roman"/>
+          <w:sz w:val="24"/>
+          <w:szCs w:val="24"/>
+          <w:lang w:val="en-US"/>
+        </w:rPr>
+        <w:t>bib</w:t>
+      </w:r>
+      <w:r>
+        <w:rPr>
+          <w:rFonts w:ascii="Times New Roman" w:hAnsi="Times New Roman" w:cs="Times New Roman"/>
+          <w:sz w:val="24"/>
+          <w:szCs w:val="24"/>
+          <w:lang w:val="en-US"/>
+        </w:rPr>
+        <w:t>_</w:t>
+      </w:r>
+      <w:r>
+        <w:rPr>
+          <w:rFonts w:ascii="Times New Roman" w:hAnsi="Times New Roman" w:cs="Times New Roman"/>
+          <w:sz w:val="24"/>
+          <w:szCs w:val="24"/>
+          <w:lang w:val="en-US"/>
+        </w:rPr>
+        <w:t>disc</w:t>
+      </w:r>
+      <w:r>
+        <w:rPr>
+          <w:rFonts w:ascii="Times New Roman" w:hAnsi="Times New Roman" w:cs="Times New Roman"/>
+          <w:sz w:val="24"/>
+          <w:szCs w:val="24"/>
+          <w:lang w:val="en-US"/>
+        </w:rPr>
+        <w:t xml:space="preserve">}} </w:t>
+      </w:r>
+    </w:p>
+    <w:p>
+      <w:pPr>
+        <w:spacing w:before="200" w:after="200" w:line="240" w:lineRule="auto"/>
+        <w:jc w:val="both"/>
+        <w:rPr>
+          <w:rFonts w:ascii="Times New Roman" w:hAnsi="Times New Roman" w:cs="Times New Roman"/>
+          <w:sz w:val="24"/>
+          <w:szCs w:val="24"/>
+        </w:rPr>
+      </w:pPr>
+      <w:r>
+        <w:rPr>
+          <w:rFonts w:ascii="Times New Roman" w:hAnsi="Times New Roman" w:cs="Times New Roman"/>
+          <w:sz w:val="24"/>
+          <w:szCs w:val="24"/>
+        </w:rPr>
+        <w:t>{%</w:t>
+      </w:r>
+      <w:r>
+        <w:rPr>
+          <w:rFonts w:ascii="Times New Roman" w:hAnsi="Times New Roman" w:cs="Times New Roman"/>
+          <w:sz w:val="24"/>
+          <w:szCs w:val="24"/>
+        </w:rPr>
+        <w:t>-</w:t>
+      </w:r>
+      <w:r>
+        <w:rPr>
+          <w:rFonts w:ascii="Times New Roman" w:hAnsi="Times New Roman" w:cs="Times New Roman"/>
+          <w:sz w:val="24"/>
+          <w:szCs w:val="24"/>
+        </w:rPr>
+        <w:t xml:space="preserve"> </w:t>
+      </w:r>
+      <w:r>
+        <w:rPr>
+          <w:rFonts w:ascii="Times New Roman" w:hAnsi="Times New Roman" w:cs="Times New Roman"/>
+          <w:sz w:val="24"/>
+          <w:szCs w:val="24"/>
+          <w:lang w:val="en-US"/>
+        </w:rPr>
+        <w:t>endfor</w:t>
+      </w:r>
+      <w:r>
+        <w:rPr>
+          <w:rFonts w:ascii="Times New Roman" w:hAnsi="Times New Roman" w:cs="Times New Roman"/>
+          <w:sz w:val="24"/>
+          <w:szCs w:val="24"/>
+        </w:rPr>
+        <w:t xml:space="preserve"> %}</w:t>
+      </w:r>
+    </w:p>
+    <w:p>
+      <w:pPr>
+        <w:spacing w:before="200" w:after="200"/>
+        <w:rPr>
+          <w:rFonts w:ascii="Times New Roman" w:hAnsi="Times New Roman" w:cs="Times New Roman"/>
           <w:sz w:val="24"/>
           <w:szCs w:val="24"/>
         </w:rPr>
@@ -4072,47 +5415,513 @@
     </w:p>
     <w:p>
       <w:pPr>
+        <w:spacing w:before="200" w:after="200" w:line="240" w:lineRule="auto"/>
+        <w:rPr>
+          <w:rFonts w:ascii="Times New Roman" w:hAnsi="Times New Roman" w:cs="Times New Roman"/>
+          <w:sz w:val="24"/>
+          <w:szCs w:val="24"/>
+          <w:lang w:val="en-US"/>
+        </w:rPr>
+      </w:pPr>
+      <w:r>
+        <w:rPr>
+          <w:rFonts w:ascii="Times New Roman" w:hAnsi="Times New Roman" w:cs="Times New Roman"/>
+          <w:sz w:val="24"/>
+          <w:szCs w:val="24"/>
+          <w:lang w:val="en-US"/>
+        </w:rPr>
+        <w:t>{%</w:t>
+      </w:r>
+      <w:r>
+        <w:rPr>
+          <w:rFonts w:ascii="Times New Roman" w:hAnsi="Times New Roman" w:cs="Times New Roman"/>
+          <w:sz w:val="24"/>
+          <w:szCs w:val="24"/>
+          <w:lang w:val="en-US"/>
+        </w:rPr>
+        <w:t>-</w:t>
+      </w:r>
+      <w:r>
+        <w:rPr>
+          <w:rFonts w:ascii="Times New Roman" w:hAnsi="Times New Roman" w:cs="Times New Roman"/>
+          <w:sz w:val="24"/>
+          <w:szCs w:val="24"/>
+          <w:lang w:val="en-US"/>
+        </w:rPr>
+        <w:t xml:space="preserve"> for i in additional</w:t>
+      </w:r>
+      <w:r>
+        <w:rPr>
+          <w:rFonts w:ascii="Times New Roman" w:hAnsi="Times New Roman" w:cs="Times New Roman"/>
+          <w:sz w:val="24"/>
+          <w:szCs w:val="24"/>
+          <w:lang w:val="en-US"/>
+        </w:rPr>
+        <w:t>_library</w:t>
+      </w:r>
+      <w:r>
+        <w:rPr>
+          <w:rFonts w:ascii="Times New Roman" w:hAnsi="Times New Roman" w:cs="Times New Roman"/>
+          <w:sz w:val="24"/>
+          <w:szCs w:val="24"/>
+          <w:lang w:val="en-US"/>
+        </w:rPr>
+        <w:t xml:space="preserve"> %}</w:t>
+      </w:r>
+    </w:p>
+    <w:p>
+      <w:pPr>
+        <w:spacing w:before="200" w:after="200" w:line="240" w:lineRule="auto"/>
+        <w:rPr>
+          <w:rFonts w:ascii="Times New Roman" w:hAnsi="Times New Roman" w:cs="Times New Roman"/>
+          <w:sz w:val="24"/>
+          <w:szCs w:val="24"/>
+          <w:lang w:val="en-US"/>
+        </w:rPr>
+      </w:pPr>
+      <w:r>
+        <w:rPr>
+          <w:rFonts w:ascii="Times New Roman" w:hAnsi="Times New Roman" w:cs="Times New Roman"/>
+          <w:sz w:val="24"/>
+          <w:szCs w:val="24"/>
+          <w:lang w:val="en-US"/>
+        </w:rPr>
+        <w:t xml:space="preserve">{{i.number}}. {{i.bib_disc}} </w:t>
+      </w:r>
+    </w:p>
+    <w:p>
+      <w:pPr>
+        <w:spacing w:before="200" w:after="200" w:line="240" w:lineRule="auto"/>
+        <w:jc w:val="both"/>
+        <w:rPr>
+          <w:rFonts w:ascii="Times New Roman" w:hAnsi="Times New Roman" w:cs="Times New Roman"/>
+          <w:sz w:val="24"/>
+          <w:szCs w:val="24"/>
+        </w:rPr>
+      </w:pPr>
+      <w:r>
+        <w:rPr>
+          <w:rFonts w:ascii="Times New Roman" w:hAnsi="Times New Roman" w:cs="Times New Roman"/>
+          <w:sz w:val="24"/>
+          <w:szCs w:val="24"/>
+        </w:rPr>
+        <w:t xml:space="preserve">{%- </w:t>
+      </w:r>
+      <w:r>
+        <w:rPr>
+          <w:rFonts w:ascii="Times New Roman" w:hAnsi="Times New Roman" w:cs="Times New Roman"/>
+          <w:sz w:val="24"/>
+          <w:szCs w:val="24"/>
+          <w:lang w:val="en-US"/>
+        </w:rPr>
+        <w:t>endfor</w:t>
+      </w:r>
+      <w:r>
+        <w:rPr>
+          <w:rFonts w:ascii="Times New Roman" w:hAnsi="Times New Roman" w:cs="Times New Roman"/>
+          <w:sz w:val="24"/>
+          <w:szCs w:val="24"/>
+        </w:rPr>
+        <w:t xml:space="preserve"> %}</w:t>
+      </w:r>
+    </w:p>
+    <w:p>
+      <w:pPr>
         <w:spacing w:before="200" w:after="200"/>
         <w:rPr>
-          <w:rFonts w:ascii="Times New Roman" w:eastAsia="Times New Roman" w:hAnsi="Times New Roman" w:cs="Times New Roman"/>
-          <w:sz w:val="24"/>
-          <w:szCs w:val="24"/>
-          <w:lang w:eastAsia="ru-RU"/>
-        </w:rPr>
-      </w:pPr>
+          <w:rFonts w:ascii="Times New Roman" w:hAnsi="Times New Roman" w:cs="Times New Roman"/>
+          <w:b/>
+          <w:bCs/>
+          <w:sz w:val="24"/>
+          <w:szCs w:val="24"/>
+        </w:rPr>
+      </w:pPr>
+      <w:r>
+        <w:rPr>
+          <w:rFonts w:ascii="Times New Roman" w:hAnsi="Times New Roman" w:cs="Times New Roman"/>
+          <w:b/>
+          <w:bCs/>
+          <w:sz w:val="24"/>
+          <w:szCs w:val="24"/>
+        </w:rPr>
+        <w:t xml:space="preserve">9 </w:t>
+      </w:r>
+      <w:r>
+        <w:rPr>
+          <w:rFonts w:ascii="Times New Roman" w:hAnsi="Times New Roman" w:cs="Times New Roman"/>
+          <w:b/>
+          <w:bCs/>
+          <w:sz w:val="24"/>
+          <w:szCs w:val="24"/>
+        </w:rPr>
+        <w:t>Ресурсы</w:t>
+      </w:r>
+      <w:r>
+        <w:rPr>
+          <w:rFonts w:ascii="Times New Roman" w:hAnsi="Times New Roman" w:cs="Times New Roman"/>
+          <w:b/>
+          <w:bCs/>
+          <w:sz w:val="24"/>
+          <w:szCs w:val="24"/>
+        </w:rPr>
+        <w:t xml:space="preserve"> </w:t>
+      </w:r>
+      <w:r>
+        <w:rPr>
+          <w:rFonts w:ascii="Times New Roman" w:hAnsi="Times New Roman" w:cs="Times New Roman"/>
+          <w:b/>
+          <w:bCs/>
+          <w:sz w:val="24"/>
+          <w:szCs w:val="24"/>
+        </w:rPr>
+        <w:t>сети</w:t>
+      </w:r>
+      <w:r>
+        <w:rPr>
+          <w:rFonts w:ascii="Times New Roman" w:hAnsi="Times New Roman" w:cs="Times New Roman"/>
+          <w:b/>
+          <w:bCs/>
+          <w:sz w:val="24"/>
+          <w:szCs w:val="24"/>
+        </w:rPr>
+        <w:t xml:space="preserve"> </w:t>
+      </w:r>
+      <w:r>
+        <w:rPr>
+          <w:rFonts w:ascii="Times New Roman" w:hAnsi="Times New Roman" w:cs="Times New Roman"/>
+          <w:b/>
+          <w:bCs/>
+          <w:sz w:val="24"/>
+          <w:szCs w:val="24"/>
+        </w:rPr>
+        <w:t>Интернет</w:t>
+      </w:r>
+    </w:p>
+    <w:p>
+      <w:pPr>
+        <w:spacing w:before="200" w:after="200" w:line="240" w:lineRule="auto"/>
+        <w:rPr>
+          <w:rFonts w:ascii="Times New Roman" w:hAnsi="Times New Roman" w:cs="Times New Roman"/>
+          <w:sz w:val="24"/>
+          <w:szCs w:val="24"/>
+        </w:rPr>
+      </w:pPr>
+      <w:r>
+        <w:rPr>
+          <w:rFonts w:ascii="Times New Roman" w:hAnsi="Times New Roman" w:cs="Times New Roman"/>
+          <w:sz w:val="24"/>
+          <w:szCs w:val="24"/>
+        </w:rPr>
+        <w:t xml:space="preserve">{{ </w:t>
+      </w:r>
+      <w:r>
+        <w:rPr>
+          <w:rFonts w:ascii="Times New Roman" w:hAnsi="Times New Roman" w:cs="Times New Roman"/>
+          <w:sz w:val="24"/>
+          <w:szCs w:val="24"/>
+          <w:lang w:val="en-US"/>
+        </w:rPr>
+        <w:t>resources</w:t>
+      </w:r>
+      <w:r>
+        <w:rPr>
+          <w:rFonts w:ascii="Times New Roman" w:hAnsi="Times New Roman" w:cs="Times New Roman"/>
+          <w:sz w:val="24"/>
+          <w:szCs w:val="24"/>
+        </w:rPr>
+        <w:t>.</w:t>
+      </w:r>
+      <w:r>
+        <w:rPr>
+          <w:rFonts w:ascii="Times New Roman" w:hAnsi="Times New Roman" w:cs="Times New Roman"/>
+          <w:sz w:val="24"/>
+          <w:szCs w:val="24"/>
+          <w:lang w:val="en-US"/>
+        </w:rPr>
+        <w:t>web</w:t>
+      </w:r>
+      <w:r>
+        <w:rPr>
+          <w:rFonts w:ascii="Times New Roman" w:hAnsi="Times New Roman" w:cs="Times New Roman"/>
+          <w:sz w:val="24"/>
+          <w:szCs w:val="24"/>
+        </w:rPr>
+        <w:t xml:space="preserve"> }}</w:t>
+      </w:r>
     </w:p>
     <w:p>
       <w:pPr>
         <w:spacing w:before="200" w:after="200"/>
         <w:rPr>
           <w:rFonts w:ascii="Times New Roman" w:hAnsi="Times New Roman" w:cs="Times New Roman"/>
-          <w:b/>
-          <w:bCs/>
-          <w:sz w:val="24"/>
-          <w:szCs w:val="24"/>
-        </w:rPr>
-      </w:pPr>
-      <w:r>
-        <w:rPr>
-          <w:rFonts w:ascii="Times New Roman" w:hAnsi="Times New Roman" w:cs="Times New Roman"/>
-          <w:b/>
-          <w:bCs/>
-          <w:sz w:val="24"/>
-          <w:szCs w:val="24"/>
-        </w:rPr>
-        <w:t>9 Ресурсы сети Интернет</w:t>
+          <w:bCs/>
+          <w:i/>
+          <w:sz w:val="24"/>
+          <w:szCs w:val="24"/>
+        </w:rPr>
+      </w:pPr>
+      <w:r>
+        <w:rPr>
+          <w:rFonts w:ascii="Times New Roman" w:hAnsi="Times New Roman" w:cs="Times New Roman"/>
+          <w:b/>
+          <w:bCs/>
+          <w:sz w:val="24"/>
+          <w:szCs w:val="24"/>
+        </w:rPr>
+        <w:t>10 Профессиональные базы данных</w:t>
+      </w:r>
+    </w:p>
+    <w:p>
+      <w:pPr>
+        <w:spacing w:before="200" w:after="200" w:line="240" w:lineRule="auto"/>
+        <w:rPr>
+          <w:rFonts w:ascii="Times New Roman" w:hAnsi="Times New Roman" w:cs="Times New Roman"/>
+          <w:sz w:val="24"/>
+          <w:szCs w:val="24"/>
+        </w:rPr>
+      </w:pPr>
+      <w:r>
+        <w:rPr>
+          <w:rFonts w:ascii="Times New Roman" w:hAnsi="Times New Roman" w:cs="Times New Roman"/>
+          <w:sz w:val="24"/>
+          <w:szCs w:val="24"/>
+        </w:rPr>
+        <w:t xml:space="preserve">{{ </w:t>
+      </w:r>
+      <w:r>
+        <w:rPr>
+          <w:rFonts w:ascii="Times New Roman" w:hAnsi="Times New Roman" w:cs="Times New Roman"/>
+          <w:sz w:val="24"/>
+          <w:szCs w:val="24"/>
+          <w:lang w:val="en-US"/>
+        </w:rPr>
+        <w:t>resources</w:t>
+      </w:r>
+      <w:r>
+        <w:rPr>
+          <w:rFonts w:ascii="Times New Roman" w:hAnsi="Times New Roman" w:cs="Times New Roman"/>
+          <w:sz w:val="24"/>
+          <w:szCs w:val="24"/>
+        </w:rPr>
+        <w:t>.</w:t>
+      </w:r>
+      <w:r>
+        <w:rPr>
+          <w:rFonts w:ascii="Times New Roman" w:hAnsi="Times New Roman" w:cs="Times New Roman"/>
+          <w:sz w:val="24"/>
+          <w:szCs w:val="24"/>
+        </w:rPr>
+        <w:t>bd</w:t>
+      </w:r>
+      <w:r>
+        <w:rPr>
+          <w:rFonts w:ascii="Times New Roman" w:hAnsi="Times New Roman" w:cs="Times New Roman"/>
+          <w:sz w:val="24"/>
+          <w:szCs w:val="24"/>
+        </w:rPr>
+        <w:t>}}</w:t>
       </w:r>
     </w:p>
     <w:p>
       <w:pPr>
         <w:spacing w:before="200" w:after="200"/>
         <w:rPr>
-          <w:rFonts w:ascii="Times New Roman" w:eastAsia="Times New Roman" w:hAnsi="Times New Roman" w:cs="Times New Roman"/>
-          <w:sz w:val="24"/>
-          <w:szCs w:val="24"/>
-          <w:lang w:eastAsia="ru-RU"/>
-        </w:rPr>
-      </w:pPr>
+          <w:rFonts w:ascii="Times New Roman" w:hAnsi="Times New Roman" w:cs="Times New Roman"/>
+          <w:bCs/>
+          <w:i/>
+          <w:sz w:val="24"/>
+          <w:szCs w:val="24"/>
+        </w:rPr>
+      </w:pPr>
+      <w:r>
+        <w:rPr>
+          <w:rFonts w:ascii="Times New Roman" w:hAnsi="Times New Roman" w:cs="Times New Roman"/>
+          <w:b/>
+          <w:bCs/>
+          <w:sz w:val="24"/>
+          <w:szCs w:val="24"/>
+        </w:rPr>
+        <w:t>11 Перечень информационных технологий, лицензионных и свободно распространяемых специализированных программных средств, информационных справочных систем</w:t>
+      </w:r>
+    </w:p>
+    <w:p>
+      <w:pPr>
+        <w:spacing w:before="240" w:after="0" w:line="240" w:lineRule="auto"/>
+        <w:jc w:val="both"/>
+        <w:rPr>
+          <w:rFonts w:ascii="Times New Roman" w:hAnsi="Times New Roman" w:cs="Times New Roman"/>
+          <w:bCs/>
+          <w:sz w:val="24"/>
+          <w:szCs w:val="24"/>
+          <w:lang w:val="en-US"/>
+        </w:rPr>
+      </w:pPr>
+      <w:r>
+        <w:rPr>
+          <w:rFonts w:ascii="Times New Roman" w:hAnsi="Times New Roman" w:cs="Times New Roman"/>
+          <w:bCs/>
+          <w:sz w:val="24"/>
+          <w:szCs w:val="24"/>
+          <w:lang w:val="en-US"/>
+        </w:rPr>
+        <w:t>{%</w:t>
+      </w:r>
+      <w:r>
+        <w:rPr>
+          <w:rFonts w:ascii="Times New Roman" w:hAnsi="Times New Roman" w:cs="Times New Roman"/>
+          <w:bCs/>
+          <w:sz w:val="24"/>
+          <w:szCs w:val="24"/>
+          <w:lang w:val="en-US"/>
+        </w:rPr>
+        <w:t>-</w:t>
+      </w:r>
+      <w:r>
+        <w:rPr>
+          <w:rFonts w:ascii="Times New Roman" w:hAnsi="Times New Roman" w:cs="Times New Roman"/>
+          <w:bCs/>
+          <w:sz w:val="24"/>
+          <w:szCs w:val="24"/>
+          <w:lang w:val="en-US"/>
+        </w:rPr>
+        <w:t xml:space="preserve"> </w:t>
+      </w:r>
+      <w:r>
+        <w:rPr>
+          <w:rFonts w:ascii="Times New Roman" w:hAnsi="Times New Roman" w:cs="Times New Roman"/>
+          <w:bCs/>
+          <w:sz w:val="24"/>
+          <w:szCs w:val="24"/>
+          <w:lang w:val="en-US"/>
+        </w:rPr>
+        <w:t>for i in software</w:t>
+      </w:r>
+      <w:r>
+        <w:rPr>
+          <w:rFonts w:ascii="Times New Roman" w:hAnsi="Times New Roman" w:cs="Times New Roman"/>
+          <w:bCs/>
+          <w:sz w:val="24"/>
+          <w:szCs w:val="24"/>
+          <w:lang w:val="en-US"/>
+        </w:rPr>
+        <w:t xml:space="preserve"> %}</w:t>
+      </w:r>
+    </w:p>
+    <w:p>
+      <w:pPr>
+        <w:spacing w:before="240" w:after="0" w:line="240" w:lineRule="auto"/>
+        <w:jc w:val="both"/>
+        <w:rPr>
+          <w:rFonts w:ascii="Times New Roman" w:hAnsi="Times New Roman" w:cs="Times New Roman"/>
+          <w:bCs/>
+          <w:sz w:val="24"/>
+          <w:szCs w:val="24"/>
+          <w:lang w:val="en-US"/>
+        </w:rPr>
+      </w:pPr>
+      <w:r>
+        <w:rPr>
+          <w:rFonts w:ascii="Times New Roman" w:hAnsi="Times New Roman" w:cs="Times New Roman"/>
+          <w:bCs/>
+          <w:sz w:val="24"/>
+          <w:szCs w:val="24"/>
+          <w:lang w:val="en-US"/>
+        </w:rPr>
+        <w:t xml:space="preserve">{{i.number}}. </w:t>
+      </w:r>
+      <w:r>
+        <w:rPr>
+          <w:rFonts w:ascii="Times New Roman" w:hAnsi="Times New Roman" w:cs="Times New Roman"/>
+          <w:bCs/>
+          <w:sz w:val="24"/>
+          <w:szCs w:val="24"/>
+          <w:lang w:val="en-US"/>
+        </w:rPr>
+        <w:t>{{</w:t>
+      </w:r>
+      <w:r>
+        <w:rPr>
+          <w:rFonts w:ascii="Times New Roman" w:hAnsi="Times New Roman" w:cs="Times New Roman"/>
+          <w:bCs/>
+          <w:sz w:val="24"/>
+          <w:szCs w:val="24"/>
+          <w:lang w:val="en-US"/>
+        </w:rPr>
+        <w:t>i</w:t>
+      </w:r>
+      <w:r>
+        <w:rPr>
+          <w:rFonts w:ascii="Times New Roman" w:hAnsi="Times New Roman" w:cs="Times New Roman"/>
+          <w:bCs/>
+          <w:sz w:val="24"/>
+          <w:szCs w:val="24"/>
+          <w:lang w:val="en-US"/>
+        </w:rPr>
+        <w:t>.</w:t>
+      </w:r>
+      <w:r>
+        <w:rPr>
+          <w:rFonts w:ascii="Times New Roman" w:hAnsi="Times New Roman" w:cs="Times New Roman"/>
+          <w:bCs/>
+          <w:sz w:val="24"/>
+          <w:szCs w:val="24"/>
+          <w:lang w:val="en-US"/>
+        </w:rPr>
+        <w:t>content</w:t>
+      </w:r>
+      <w:r>
+        <w:rPr>
+          <w:rFonts w:ascii="Times New Roman" w:hAnsi="Times New Roman" w:cs="Times New Roman"/>
+          <w:bCs/>
+          <w:sz w:val="24"/>
+          <w:szCs w:val="24"/>
+          <w:lang w:val="en-US"/>
+        </w:rPr>
+        <w:t>}}</w:t>
+      </w:r>
+    </w:p>
+    <w:p>
+      <w:pPr>
+        <w:spacing w:before="240" w:after="0" w:line="240" w:lineRule="auto"/>
+        <w:jc w:val="both"/>
+        <w:rPr>
+          <w:rFonts w:ascii="Times New Roman" w:hAnsi="Times New Roman" w:cs="Times New Roman"/>
+          <w:bCs/>
+          <w:sz w:val="24"/>
+          <w:szCs w:val="24"/>
+          <w:lang w:val="en-US"/>
+        </w:rPr>
+      </w:pPr>
+      <w:r>
+        <w:rPr>
+          <w:rFonts w:ascii="Times New Roman" w:hAnsi="Times New Roman" w:cs="Times New Roman"/>
+          <w:bCs/>
+          <w:sz w:val="24"/>
+          <w:szCs w:val="24"/>
+          <w:lang w:val="en-US"/>
+        </w:rPr>
+        <w:t xml:space="preserve">{%- </w:t>
+      </w:r>
+      <w:r>
+        <w:rPr>
+          <w:rFonts w:ascii="Times New Roman" w:hAnsi="Times New Roman" w:cs="Times New Roman"/>
+          <w:bCs/>
+          <w:sz w:val="24"/>
+          <w:szCs w:val="24"/>
+          <w:lang w:val="en-US"/>
+        </w:rPr>
+        <w:t>endfor</w:t>
+      </w:r>
+      <w:r>
+        <w:rPr>
+          <w:rFonts w:ascii="Times New Roman" w:hAnsi="Times New Roman" w:cs="Times New Roman"/>
+          <w:bCs/>
+          <w:sz w:val="24"/>
+          <w:szCs w:val="24"/>
+          <w:lang w:val="en-US"/>
+        </w:rPr>
+        <w:t xml:space="preserve"> %}</w:t>
+      </w:r>
     </w:p>
     <w:p>
       <w:pPr>
@@ -4120,72 +5929,6 @@
         <w:rPr>
           <w:rFonts w:ascii="Times New Roman" w:hAnsi="Times New Roman" w:cs="Times New Roman"/>
           <w:bCs/>
-          <w:i/>
-          <w:sz w:val="24"/>
-          <w:szCs w:val="24"/>
-        </w:rPr>
-      </w:pPr>
-      <w:r>
-        <w:rPr>
-          <w:rFonts w:ascii="Times New Roman" w:hAnsi="Times New Roman" w:cs="Times New Roman"/>
-          <w:b/>
-          <w:bCs/>
-          <w:sz w:val="24"/>
-          <w:szCs w:val="24"/>
-        </w:rPr>
-        <w:t>10 Профессиональные базы данных</w:t>
-      </w:r>
-    </w:p>
-    <w:p>
-      <w:pPr>
-        <w:spacing w:before="200" w:after="200"/>
-        <w:rPr>
-          <w:rFonts w:ascii="Times New Roman" w:eastAsia="Times New Roman" w:hAnsi="Times New Roman" w:cs="Times New Roman"/>
-          <w:sz w:val="24"/>
-          <w:szCs w:val="24"/>
-          <w:lang w:eastAsia="ru-RU"/>
-        </w:rPr>
-      </w:pPr>
-    </w:p>
-    <w:p>
-      <w:pPr>
-        <w:spacing w:before="200" w:after="200"/>
-        <w:rPr>
-          <w:rFonts w:ascii="Times New Roman" w:hAnsi="Times New Roman" w:cs="Times New Roman"/>
-          <w:bCs/>
-          <w:i/>
-          <w:sz w:val="24"/>
-          <w:szCs w:val="24"/>
-        </w:rPr>
-      </w:pPr>
-      <w:r>
-        <w:rPr>
-          <w:rFonts w:ascii="Times New Roman" w:hAnsi="Times New Roman" w:cs="Times New Roman"/>
-          <w:b/>
-          <w:bCs/>
-          <w:sz w:val="24"/>
-          <w:szCs w:val="24"/>
-        </w:rPr>
-        <w:t>11 Перечень информационных технологий, лицензионных и свободно распространяемых специализированных программных средств, информационных справочных систем</w:t>
-      </w:r>
-    </w:p>
-    <w:p>
-      <w:pPr>
-        <w:spacing w:before="200" w:after="200"/>
-        <w:rPr>
-          <w:rFonts w:ascii="Times New Roman" w:eastAsia="Times New Roman" w:hAnsi="Times New Roman" w:cs="Times New Roman"/>
-          <w:sz w:val="24"/>
-          <w:szCs w:val="24"/>
-          <w:lang w:eastAsia="ru-RU"/>
-        </w:rPr>
-      </w:pPr>
-    </w:p>
-    <w:p>
-      <w:pPr>
-        <w:spacing w:before="200" w:after="200"/>
-        <w:rPr>
-          <w:rFonts w:ascii="Times New Roman" w:hAnsi="Times New Roman" w:cs="Times New Roman"/>
-          <w:bCs/>
           <w:sz w:val="24"/>
           <w:szCs w:val="24"/>
         </w:rPr>
@@ -4203,15 +5946,244 @@
     </w:p>
     <w:p>
       <w:pPr>
-        <w:rPr>
-          <w:rFonts w:ascii="Times New Roman" w:hAnsi="Times New Roman" w:cs="Times New Roman"/>
-          <w:b/>
-          <w:bCs/>
-          <w:iCs/>
-          <w:sz w:val="24"/>
-          <w:szCs w:val="24"/>
-        </w:rPr>
-      </w:pPr>
+        <w:spacing w:before="240" w:after="0" w:line="240" w:lineRule="auto"/>
+        <w:rPr>
+          <w:rFonts w:ascii="Times New Roman" w:hAnsi="Times New Roman" w:cs="Times New Roman"/>
+          <w:bCs/>
+          <w:sz w:val="24"/>
+          <w:szCs w:val="24"/>
+        </w:rPr>
+      </w:pPr>
+      <w:r>
+        <w:rPr>
+          <w:rFonts w:ascii="Times New Roman" w:hAnsi="Times New Roman" w:cs="Times New Roman"/>
+          <w:bCs/>
+          <w:sz w:val="24"/>
+          <w:szCs w:val="24"/>
+        </w:rPr>
+        <w:t xml:space="preserve">{%- </w:t>
+      </w:r>
+      <w:r>
+        <w:rPr>
+          <w:rFonts w:ascii="Times New Roman" w:hAnsi="Times New Roman" w:cs="Times New Roman"/>
+          <w:bCs/>
+          <w:sz w:val="24"/>
+          <w:szCs w:val="24"/>
+          <w:lang w:val="en-US"/>
+        </w:rPr>
+        <w:t>for</w:t>
+      </w:r>
+      <w:r>
+        <w:rPr>
+          <w:rFonts w:ascii="Times New Roman" w:hAnsi="Times New Roman" w:cs="Times New Roman"/>
+          <w:bCs/>
+          <w:sz w:val="24"/>
+          <w:szCs w:val="24"/>
+        </w:rPr>
+        <w:t xml:space="preserve"> </w:t>
+      </w:r>
+      <w:r>
+        <w:rPr>
+          <w:rFonts w:ascii="Times New Roman" w:hAnsi="Times New Roman" w:cs="Times New Roman"/>
+          <w:bCs/>
+          <w:sz w:val="24"/>
+          <w:szCs w:val="24"/>
+          <w:lang w:val="en-US"/>
+        </w:rPr>
+        <w:t>i</w:t>
+      </w:r>
+      <w:r>
+        <w:rPr>
+          <w:rFonts w:ascii="Times New Roman" w:hAnsi="Times New Roman" w:cs="Times New Roman"/>
+          <w:bCs/>
+          <w:sz w:val="24"/>
+          <w:szCs w:val="24"/>
+        </w:rPr>
+        <w:t xml:space="preserve"> </w:t>
+      </w:r>
+      <w:r>
+        <w:rPr>
+          <w:rFonts w:ascii="Times New Roman" w:hAnsi="Times New Roman" w:cs="Times New Roman"/>
+          <w:bCs/>
+          <w:sz w:val="24"/>
+          <w:szCs w:val="24"/>
+          <w:lang w:val="en-US"/>
+        </w:rPr>
+        <w:t>in</w:t>
+      </w:r>
+      <w:r>
+        <w:rPr>
+          <w:rFonts w:ascii="Times New Roman" w:hAnsi="Times New Roman" w:cs="Times New Roman"/>
+          <w:bCs/>
+          <w:sz w:val="24"/>
+          <w:szCs w:val="24"/>
+        </w:rPr>
+        <w:t xml:space="preserve"> </w:t>
+      </w:r>
+      <w:r>
+        <w:rPr>
+          <w:rFonts w:ascii="Times New Roman" w:hAnsi="Times New Roman" w:cs="Times New Roman"/>
+          <w:bCs/>
+          <w:sz w:val="24"/>
+          <w:szCs w:val="24"/>
+          <w:lang w:val="en-US"/>
+        </w:rPr>
+        <w:t>logistics</w:t>
+      </w:r>
+      <w:r>
+        <w:rPr>
+          <w:rFonts w:ascii="Times New Roman" w:hAnsi="Times New Roman" w:cs="Times New Roman"/>
+          <w:bCs/>
+          <w:sz w:val="24"/>
+          <w:szCs w:val="24"/>
+        </w:rPr>
+        <w:t xml:space="preserve"> %}</w:t>
+      </w:r>
+    </w:p>
+    <w:p>
+      <w:pPr>
+        <w:spacing w:before="240" w:after="0" w:line="240" w:lineRule="auto"/>
+        <w:rPr>
+          <w:rFonts w:ascii="Times New Roman" w:hAnsi="Times New Roman" w:cs="Times New Roman"/>
+          <w:bCs/>
+          <w:sz w:val="24"/>
+          <w:szCs w:val="24"/>
+        </w:rPr>
+      </w:pPr>
+      <w:r>
+        <w:rPr>
+          <w:rFonts w:ascii="Times New Roman" w:hAnsi="Times New Roman" w:cs="Times New Roman"/>
+          <w:bCs/>
+          <w:sz w:val="24"/>
+          <w:szCs w:val="24"/>
+        </w:rPr>
+        <w:lastRenderedPageBreak/>
+        <w:t>{{</w:t>
+      </w:r>
+      <w:r>
+        <w:rPr>
+          <w:rFonts w:ascii="Times New Roman" w:hAnsi="Times New Roman" w:cs="Times New Roman"/>
+          <w:bCs/>
+          <w:sz w:val="24"/>
+          <w:szCs w:val="24"/>
+          <w:lang w:val="en-US"/>
+        </w:rPr>
+        <w:t>i</w:t>
+      </w:r>
+      <w:r>
+        <w:rPr>
+          <w:rFonts w:ascii="Times New Roman" w:hAnsi="Times New Roman" w:cs="Times New Roman"/>
+          <w:bCs/>
+          <w:sz w:val="24"/>
+          <w:szCs w:val="24"/>
+        </w:rPr>
+        <w:t>.</w:t>
+      </w:r>
+      <w:r>
+        <w:rPr>
+          <w:rFonts w:ascii="Times New Roman" w:hAnsi="Times New Roman" w:cs="Times New Roman"/>
+          <w:bCs/>
+          <w:sz w:val="24"/>
+          <w:szCs w:val="24"/>
+          <w:lang w:val="en-US"/>
+        </w:rPr>
+        <w:t>number</w:t>
+      </w:r>
+      <w:r>
+        <w:rPr>
+          <w:rFonts w:ascii="Times New Roman" w:hAnsi="Times New Roman" w:cs="Times New Roman"/>
+          <w:bCs/>
+          <w:sz w:val="24"/>
+          <w:szCs w:val="24"/>
+        </w:rPr>
+        <w:t xml:space="preserve">}}. </w:t>
+      </w:r>
+      <w:r>
+        <w:rPr>
+          <w:rFonts w:ascii="Times New Roman" w:hAnsi="Times New Roman" w:cs="Times New Roman"/>
+          <w:bCs/>
+          <w:sz w:val="24"/>
+          <w:szCs w:val="24"/>
+        </w:rPr>
+        <w:t>{{</w:t>
+      </w:r>
+      <w:r>
+        <w:rPr>
+          <w:rFonts w:ascii="Times New Roman" w:hAnsi="Times New Roman" w:cs="Times New Roman"/>
+          <w:bCs/>
+          <w:sz w:val="24"/>
+          <w:szCs w:val="24"/>
+          <w:lang w:val="en-US"/>
+        </w:rPr>
+        <w:t>i</w:t>
+      </w:r>
+      <w:r>
+        <w:rPr>
+          <w:rFonts w:ascii="Times New Roman" w:hAnsi="Times New Roman" w:cs="Times New Roman"/>
+          <w:bCs/>
+          <w:sz w:val="24"/>
+          <w:szCs w:val="24"/>
+        </w:rPr>
+        <w:t>.</w:t>
+      </w:r>
+      <w:r>
+        <w:rPr>
+          <w:rFonts w:ascii="Times New Roman" w:hAnsi="Times New Roman" w:cs="Times New Roman"/>
+          <w:bCs/>
+          <w:sz w:val="24"/>
+          <w:szCs w:val="24"/>
+          <w:lang w:val="en-US"/>
+        </w:rPr>
+        <w:t>name</w:t>
+      </w:r>
+      <w:r>
+        <w:rPr>
+          <w:rFonts w:ascii="Times New Roman" w:hAnsi="Times New Roman" w:cs="Times New Roman"/>
+          <w:bCs/>
+          <w:sz w:val="24"/>
+          <w:szCs w:val="24"/>
+        </w:rPr>
+        <w:t>}}</w:t>
+      </w:r>
+    </w:p>
+    <w:p>
+      <w:pPr>
+        <w:spacing w:before="240" w:after="0" w:line="240" w:lineRule="auto"/>
+        <w:rPr>
+          <w:rFonts w:ascii="Times New Roman" w:hAnsi="Times New Roman" w:cs="Times New Roman"/>
+          <w:bCs/>
+          <w:sz w:val="24"/>
+          <w:szCs w:val="24"/>
+        </w:rPr>
+      </w:pPr>
+      <w:r>
+        <w:rPr>
+          <w:rFonts w:ascii="Times New Roman" w:hAnsi="Times New Roman" w:cs="Times New Roman"/>
+          <w:bCs/>
+          <w:sz w:val="24"/>
+          <w:szCs w:val="24"/>
+        </w:rPr>
+        <w:t xml:space="preserve">{%- </w:t>
+      </w:r>
+      <w:r>
+        <w:rPr>
+          <w:rFonts w:ascii="Times New Roman" w:hAnsi="Times New Roman" w:cs="Times New Roman"/>
+          <w:bCs/>
+          <w:sz w:val="24"/>
+          <w:szCs w:val="24"/>
+          <w:lang w:val="en-US"/>
+        </w:rPr>
+        <w:t>endfor</w:t>
+      </w:r>
+      <w:r>
+        <w:rPr>
+          <w:rFonts w:ascii="Times New Roman" w:hAnsi="Times New Roman" w:cs="Times New Roman"/>
+          <w:bCs/>
+          <w:sz w:val="24"/>
+          <w:szCs w:val="24"/>
+        </w:rPr>
+        <w:t xml:space="preserve"> %}</w:t>
+      </w:r>
     </w:p>
     <w:sectPr>
       <w:footerReference w:type="default" r:id="rId8"/>
@@ -4440,6 +6412,119 @@
 <file path=word/numbering.xml><?xml version="1.0" encoding="utf-8"?>
 <w:numbering xmlns:wpc="http://schemas.microsoft.com/office/word/2010/wordprocessingCanvas" xmlns:cx="http://schemas.microsoft.com/office/drawing/2014/chartex" xmlns:cx1="http://schemas.microsoft.com/office/drawing/2015/9/8/chartex" xmlns:cx2="http://schemas.microsoft.com/office/drawing/2015/10/21/chartex" xmlns:cx3="http://schemas.microsoft.com/office/drawing/2016/5/9/chartex" xmlns:cx4="http://schemas.microsoft.com/office/drawing/2016/5/10/chartex" xmlns:cx5="http://schemas.microsoft.com/office/drawing/2016/5/11/chartex" xmlns:cx6="http://schemas.microsoft.com/office/drawing/2016/5/12/chartex" xmlns:cx7="http://schemas.microsoft.com/office/drawing/2016/5/13/chartex" xmlns:cx8="http://schemas.microsoft.com/office/drawing/2016/5/14/chartex" xmlns:mc="http://schemas.openxmlformats.org/markup-compatibility/2006" xmlns:aink="http://schemas.microsoft.com/office/drawing/2016/ink" xmlns:am3d="http://schemas.microsoft.com/office/drawing/2017/model3d" xmlns:o="urn:schemas-microsoft-com:office:office" xmlns:oel="http://schemas.microsoft.com/office/2019/extlst" xmlns:r="http://schemas.openxmlformats.org/officeDocument/2006/relationships" xmlns:m="http://schemas.openxmlformats.org/officeDocument/2006/math" xmlns:v="urn:schemas-microsoft-com:vml" xmlns:wp14="http://schemas.microsoft.com/office/word/2010/wordprocessingDrawing" xmlns:wp="http://schemas.openxmlformats.org/drawingml/2006/wordprocessingDrawing" xmlns:w10="urn:schemas-microsoft-com:office:word" xmlns:w="http://schemas.openxmlformats.org/wordprocessingml/2006/main" xmlns:w14="http://schemas.microsoft.com/office/word/2010/wordml" xmlns:w15="http://schemas.microsoft.com/office/word/2012/wordml" xmlns:w16cex="http://schemas.microsoft.com/office/word/2018/wordml/cex" xmlns:w16cid="http://schemas.microsoft.com/office/word/2016/wordml/cid" xmlns:w16="http://schemas.microsoft.com/office/word/2018/wordml" xmlns:w16du="http://schemas.microsoft.com/office/word/2023/wordml/word16du" xmlns:w16sdtdh="http://schemas.microsoft.com/office/word/2020/wordml/sdtdatahash" xmlns:w16sdtfl="http://schemas.microsoft.com/office/word/2024/wordml/sdtformatlock" xmlns:w16se="http://schemas.microsoft.com/office/word/2015/wordml/symex" xmlns:wpg="http://schemas.microsoft.com/office/word/2010/wordprocessingGroup" xmlns:wpi="http://schemas.microsoft.com/office/word/2010/wordprocessingInk" xmlns:wne="http://schemas.microsoft.com/office/word/2006/wordml" xmlns:wps="http://schemas.microsoft.com/office/word/2010/wordprocessingShape" mc:Ignorable="w14 w15 w16se w16cid w16 w16cex w16sdtdh w16sdtfl w16du wp14">
   <w:abstractNum w:abstractNumId="0" w15:restartNumberingAfterBreak="0">
+    <w:nsid w:val="51E57791"/>
+    <w:multiLevelType w:val="hybridMultilevel"/>
+    <w:tmpl w:val="96E0A120"/>
+    <w:lvl w:ilvl="0" w:tplc="04190001">
+      <w:start w:val="1"/>
+      <w:numFmt w:val="bullet"/>
+      <w:lvlText w:val=""/>
+      <w:lvlJc w:val="left"/>
+      <w:pPr>
+        <w:ind w:left="720" w:hanging="360"/>
+      </w:pPr>
+      <w:rPr>
+        <w:rFonts w:ascii="Symbol" w:hAnsi="Symbol" w:hint="default"/>
+      </w:rPr>
+    </w:lvl>
+    <w:lvl w:ilvl="1" w:tplc="04190003" w:tentative="1">
+      <w:start w:val="1"/>
+      <w:numFmt w:val="bullet"/>
+      <w:lvlText w:val="o"/>
+      <w:lvlJc w:val="left"/>
+      <w:pPr>
+        <w:ind w:left="1440" w:hanging="360"/>
+      </w:pPr>
+      <w:rPr>
+        <w:rFonts w:ascii="Courier New" w:hAnsi="Courier New" w:cs="Courier New" w:hint="default"/>
+      </w:rPr>
+    </w:lvl>
+    <w:lvl w:ilvl="2" w:tplc="04190005" w:tentative="1">
+      <w:start w:val="1"/>
+      <w:numFmt w:val="bullet"/>
+      <w:lvlText w:val=""/>
+      <w:lvlJc w:val="left"/>
+      <w:pPr>
+        <w:ind w:left="2160" w:hanging="360"/>
+      </w:pPr>
+      <w:rPr>
+        <w:rFonts w:ascii="Wingdings" w:hAnsi="Wingdings" w:hint="default"/>
+      </w:rPr>
+    </w:lvl>
+    <w:lvl w:ilvl="3" w:tplc="04190001" w:tentative="1">
+      <w:start w:val="1"/>
+      <w:numFmt w:val="bullet"/>
+      <w:lvlText w:val=""/>
+      <w:lvlJc w:val="left"/>
+      <w:pPr>
+        <w:ind w:left="2880" w:hanging="360"/>
+      </w:pPr>
+      <w:rPr>
+        <w:rFonts w:ascii="Symbol" w:hAnsi="Symbol" w:hint="default"/>
+      </w:rPr>
+    </w:lvl>
+    <w:lvl w:ilvl="4" w:tplc="04190003" w:tentative="1">
+      <w:start w:val="1"/>
+      <w:numFmt w:val="bullet"/>
+      <w:lvlText w:val="o"/>
+      <w:lvlJc w:val="left"/>
+      <w:pPr>
+        <w:ind w:left="3600" w:hanging="360"/>
+      </w:pPr>
+      <w:rPr>
+        <w:rFonts w:ascii="Courier New" w:hAnsi="Courier New" w:cs="Courier New" w:hint="default"/>
+      </w:rPr>
+    </w:lvl>
+    <w:lvl w:ilvl="5" w:tplc="04190005" w:tentative="1">
+      <w:start w:val="1"/>
+      <w:numFmt w:val="bullet"/>
+      <w:lvlText w:val=""/>
+      <w:lvlJc w:val="left"/>
+      <w:pPr>
+        <w:ind w:left="4320" w:hanging="360"/>
+      </w:pPr>
+      <w:rPr>
+        <w:rFonts w:ascii="Wingdings" w:hAnsi="Wingdings" w:hint="default"/>
+      </w:rPr>
+    </w:lvl>
+    <w:lvl w:ilvl="6" w:tplc="04190001" w:tentative="1">
+      <w:start w:val="1"/>
+      <w:numFmt w:val="bullet"/>
+      <w:lvlText w:val=""/>
+      <w:lvlJc w:val="left"/>
+      <w:pPr>
+        <w:ind w:left="5040" w:hanging="360"/>
+      </w:pPr>
+      <w:rPr>
+        <w:rFonts w:ascii="Symbol" w:hAnsi="Symbol" w:hint="default"/>
+      </w:rPr>
+    </w:lvl>
+    <w:lvl w:ilvl="7" w:tplc="04190003" w:tentative="1">
+      <w:start w:val="1"/>
+      <w:numFmt w:val="bullet"/>
+      <w:lvlText w:val="o"/>
+      <w:lvlJc w:val="left"/>
+      <w:pPr>
+        <w:ind w:left="5760" w:hanging="360"/>
+      </w:pPr>
+      <w:rPr>
+        <w:rFonts w:ascii="Courier New" w:hAnsi="Courier New" w:cs="Courier New" w:hint="default"/>
+      </w:rPr>
+    </w:lvl>
+    <w:lvl w:ilvl="8" w:tplc="04190005" w:tentative="1">
+      <w:start w:val="1"/>
+      <w:numFmt w:val="bullet"/>
+      <w:lvlText w:val=""/>
+      <w:lvlJc w:val="left"/>
+      <w:pPr>
+        <w:ind w:left="6480" w:hanging="360"/>
+      </w:pPr>
+      <w:rPr>
+        <w:rFonts w:ascii="Wingdings" w:hAnsi="Wingdings" w:hint="default"/>
+      </w:rPr>
+    </w:lvl>
+  </w:abstractNum>
+  <w:abstractNum w:abstractNumId="1" w15:restartNumberingAfterBreak="0">
     <w:nsid w:val="59F0188C"/>
     <w:multiLevelType w:val="multilevel"/>
     <w:tmpl w:val="6304E6E8"/>
@@ -4558,7 +6643,7 @@
       </w:rPr>
     </w:lvl>
   </w:abstractNum>
-  <w:abstractNum w:abstractNumId="1" w15:restartNumberingAfterBreak="0">
+  <w:abstractNum w:abstractNumId="2" w15:restartNumberingAfterBreak="0">
     <w:nsid w:val="67AB48BC"/>
     <w:multiLevelType w:val="hybridMultilevel"/>
     <w:tmpl w:val="EBE8C198"/>
@@ -4648,10 +6733,13 @@
     </w:lvl>
   </w:abstractNum>
   <w:num w:numId="1" w16cid:durableId="1696349593">
-    <w:abstractNumId w:val="0"/>
+    <w:abstractNumId w:val="1"/>
   </w:num>
   <w:num w:numId="2" w16cid:durableId="681781086">
-    <w:abstractNumId w:val="1"/>
+    <w:abstractNumId w:val="2"/>
+  </w:num>
+  <w:num w:numId="3" w16cid:durableId="1844012087">
+    <w:abstractNumId w:val="0"/>
   </w:num>
 </w:numbering>
 </file>
@@ -5254,6 +7342,36 @@
       <w:sz w:val="24"/>
     </w:rPr>
   </w:style>
+  <w:style w:type="paragraph" w:styleId="HTML">
+    <w:name w:val="HTML Preformatted"/>
+    <w:basedOn w:val="a"/>
+    <w:link w:val="HTML0"/>
+    <w:uiPriority w:val="99"/>
+    <w:semiHidden/>
+    <w:unhideWhenUsed/>
+    <w:rsid w:val="00D161DD"/>
+    <w:pPr>
+      <w:spacing w:after="0" w:line="240" w:lineRule="auto"/>
+    </w:pPr>
+    <w:rPr>
+      <w:rFonts w:ascii="Consolas" w:hAnsi="Consolas"/>
+      <w:sz w:val="20"/>
+      <w:szCs w:val="20"/>
+    </w:rPr>
+  </w:style>
+  <w:style w:type="character" w:customStyle="1" w:styleId="HTML0">
+    <w:name w:val="Стандартный HTML Знак"/>
+    <w:basedOn w:val="a0"/>
+    <w:link w:val="HTML"/>
+    <w:uiPriority w:val="99"/>
+    <w:semiHidden/>
+    <w:rsid w:val="00D161DD"/>
+    <w:rPr>
+      <w:rFonts w:ascii="Consolas" w:hAnsi="Consolas"/>
+      <w:sz w:val="20"/>
+      <w:szCs w:val="20"/>
+    </w:rPr>
+  </w:style>
 </w:styles>
 </file>
 

--- a/templates/docxRPD/practice.docx
+++ b/templates/docxRPD/practice.docx
@@ -1,6 +1,6 @@
 
 <file path=word/document.xml><?xml version="1.0" encoding="utf-8"?>
-<w:document xmlns:wpc="http://schemas.microsoft.com/office/word/2010/wordprocessingCanvas" xmlns:cx="http://schemas.microsoft.com/office/drawing/2014/chartex" xmlns:cx1="http://schemas.microsoft.com/office/drawing/2015/9/8/chartex" xmlns:cx2="http://schemas.microsoft.com/office/drawing/2015/10/21/chartex" xmlns:cx3="http://schemas.microsoft.com/office/drawing/2016/5/9/chartex" xmlns:cx4="http://schemas.microsoft.com/office/drawing/2016/5/10/chartex" xmlns:cx5="http://schemas.microsoft.com/office/drawing/2016/5/11/chartex" xmlns:cx6="http://schemas.microsoft.com/office/drawing/2016/5/12/chartex" xmlns:cx7="http://schemas.microsoft.com/office/drawing/2016/5/13/chartex" xmlns:cx8="http://schemas.microsoft.com/office/drawing/2016/5/14/chartex" xmlns:mc="http://schemas.openxmlformats.org/markup-compatibility/2006" xmlns:aink="http://schemas.microsoft.com/office/drawing/2016/ink" xmlns:am3d="http://schemas.microsoft.com/office/drawing/2017/model3d" xmlns:o="urn:schemas-microsoft-com:office:office" xmlns:oel="http://schemas.microsoft.com/office/2019/extlst" xmlns:r="http://schemas.openxmlformats.org/officeDocument/2006/relationships" xmlns:m="http://schemas.openxmlformats.org/officeDocument/2006/math" xmlns:v="urn:schemas-microsoft-com:vml" xmlns:wp14="http://schemas.microsoft.com/office/word/2010/wordprocessingDrawing" xmlns:wp="http://schemas.openxmlformats.org/drawingml/2006/wordprocessingDrawing" xmlns:w10="urn:schemas-microsoft-com:office:word" xmlns:w="http://schemas.openxmlformats.org/wordprocessingml/2006/main" xmlns:w14="http://schemas.microsoft.com/office/word/2010/wordml" xmlns:w15="http://schemas.microsoft.com/office/word/2012/wordml" xmlns:w16cex="http://schemas.microsoft.com/office/word/2018/wordml/cex" xmlns:w16cid="http://schemas.microsoft.com/office/word/2016/wordml/cid" xmlns:w16="http://schemas.microsoft.com/office/word/2018/wordml" xmlns:w16du="http://schemas.microsoft.com/office/word/2023/wordml/word16du" xmlns:w16sdtdh="http://schemas.microsoft.com/office/word/2020/wordml/sdtdatahash" xmlns:w16sdtfl="http://schemas.microsoft.com/office/word/2024/wordml/sdtformatlock" xmlns:w16se="http://schemas.microsoft.com/office/word/2015/wordml/symex" xmlns:wpg="http://schemas.microsoft.com/office/word/2010/wordprocessingGroup" xmlns:wpi="http://schemas.microsoft.com/office/word/2010/wordprocessingInk" xmlns:wne="http://schemas.microsoft.com/office/word/2006/wordml" xmlns:wps="http://schemas.microsoft.com/office/word/2010/wordprocessingShape" mc:Ignorable="w14 w15 w16se w16cid w16 w16cex w16sdtdh w16sdtfl w16du wp14">
+<w:document xmlns:wpc="http://schemas.microsoft.com/office/word/2010/wordprocessingCanvas" xmlns:mc="http://schemas.openxmlformats.org/markup-compatibility/2006" xmlns:o="urn:schemas-microsoft-com:office:office" xmlns:r="http://schemas.openxmlformats.org/officeDocument/2006/relationships" xmlns:m="http://schemas.openxmlformats.org/officeDocument/2006/math" xmlns:v="urn:schemas-microsoft-com:vml" xmlns:wp14="http://schemas.microsoft.com/office/word/2010/wordprocessingDrawing" xmlns:wp="http://schemas.openxmlformats.org/drawingml/2006/wordprocessingDrawing" xmlns:w10="urn:schemas-microsoft-com:office:word" xmlns:w="http://schemas.openxmlformats.org/wordprocessingml/2006/main" xmlns:w14="http://schemas.microsoft.com/office/word/2010/wordml" xmlns:w15="http://schemas.microsoft.com/office/word/2012/wordml" xmlns:wpg="http://schemas.microsoft.com/office/word/2010/wordprocessingGroup" xmlns:wpi="http://schemas.microsoft.com/office/word/2010/wordprocessingInk" xmlns:wne="http://schemas.microsoft.com/office/word/2006/wordml" xmlns:wps="http://schemas.microsoft.com/office/word/2010/wordprocessingShape" mc:Ignorable="w14 w15 wp14">
   <w:body>
     <w:p>
       <w:pPr>
@@ -81,8 +81,18 @@
           <w:sz w:val="24"/>
           <w:szCs w:val="24"/>
         </w:rPr>
-        <w:t xml:space="preserve">Структурное подразделение «{{ </w:t>
-      </w:r>
+        <w:t>Структурное подразделение «</w:t>
+      </w:r>
+      <w:proofErr w:type="gramStart"/>
+      <w:r>
+        <w:rPr>
+          <w:rFonts w:ascii="Times New Roman" w:hAnsi="Times New Roman" w:cs="Times New Roman"/>
+          <w:sz w:val="24"/>
+          <w:szCs w:val="24"/>
+        </w:rPr>
+        <w:t xml:space="preserve">{{ </w:t>
+      </w:r>
+      <w:proofErr w:type="spellStart"/>
       <w:r>
         <w:rPr>
           <w:rFonts w:ascii="Times New Roman" w:hAnsi="Times New Roman" w:cs="Times New Roman"/>
@@ -92,6 +102,8 @@
         </w:rPr>
         <w:t>podrazdelene</w:t>
       </w:r>
+      <w:proofErr w:type="spellEnd"/>
+      <w:proofErr w:type="gramEnd"/>
       <w:r>
         <w:rPr>
           <w:rFonts w:ascii="Times New Roman" w:hAnsi="Times New Roman" w:cs="Times New Roman"/>
@@ -142,6 +154,7 @@
         </w:rPr>
         <w:t xml:space="preserve">на </w:t>
       </w:r>
+      <w:proofErr w:type="gramStart"/>
       <w:r>
         <w:rPr>
           <w:rFonts w:ascii="Times New Roman" w:hAnsi="Times New Roman" w:cs="Times New Roman"/>
@@ -159,6 +172,7 @@
         </w:rPr>
         <w:t>meeting</w:t>
       </w:r>
+      <w:proofErr w:type="gramEnd"/>
       <w:r>
         <w:rPr>
           <w:rFonts w:ascii="Times New Roman" w:hAnsi="Times New Roman" w:cs="Times New Roman"/>
@@ -192,7 +206,16 @@
           <w:sz w:val="24"/>
           <w:szCs w:val="24"/>
         </w:rPr>
-        <w:t xml:space="preserve"> №</w:t>
+        <w:t xml:space="preserve"> </w:t>
+      </w:r>
+      <w:proofErr w:type="gramStart"/>
+      <w:r>
+        <w:rPr>
+          <w:rFonts w:ascii="Times New Roman" w:hAnsi="Times New Roman" w:cs="Times New Roman"/>
+          <w:sz w:val="24"/>
+          <w:szCs w:val="24"/>
+        </w:rPr>
+        <w:t>№</w:t>
       </w:r>
       <w:r>
         <w:rPr>
@@ -201,14 +224,24 @@
           <w:szCs w:val="24"/>
           <w:u w:val="single"/>
         </w:rPr>
-        <w:t xml:space="preserve">{{ </w:t>
-      </w:r>
+        <w:t>{</w:t>
+      </w:r>
+      <w:proofErr w:type="gramEnd"/>
       <w:r>
         <w:rPr>
           <w:rFonts w:ascii="Times New Roman" w:hAnsi="Times New Roman" w:cs="Times New Roman"/>
           <w:sz w:val="24"/>
           <w:szCs w:val="24"/>
           <w:u w:val="single"/>
+        </w:rPr>
+        <w:t xml:space="preserve">{ </w:t>
+      </w:r>
+      <w:r>
+        <w:rPr>
+          <w:rFonts w:ascii="Times New Roman" w:hAnsi="Times New Roman" w:cs="Times New Roman"/>
+          <w:sz w:val="24"/>
+          <w:szCs w:val="24"/>
+          <w:u w:val="single"/>
           <w:lang w:val="en-US"/>
         </w:rPr>
         <w:t>protocol</w:t>
@@ -222,6 +255,7 @@
         </w:rPr>
         <w:t>_</w:t>
       </w:r>
+      <w:proofErr w:type="spellStart"/>
       <w:r>
         <w:rPr>
           <w:rFonts w:ascii="Times New Roman" w:hAnsi="Times New Roman" w:cs="Times New Roman"/>
@@ -231,6 +265,7 @@
         </w:rPr>
         <w:t>number</w:t>
       </w:r>
+      <w:proofErr w:type="spellEnd"/>
       <w:r>
         <w:rPr>
           <w:rFonts w:ascii="Times New Roman" w:hAnsi="Times New Roman" w:cs="Times New Roman"/>
@@ -488,7 +523,47 @@
                 <w:szCs w:val="24"/>
                 <w:lang w:val="en-US"/>
               </w:rPr>
-              <w:t>{{ kind_direct }}: {{ direction_code }} {{ direction }}</w:t>
+              <w:t xml:space="preserve">{{ </w:t>
+            </w:r>
+            <w:proofErr w:type="spellStart"/>
+            <w:r>
+              <w:rPr>
+                <w:rFonts w:ascii="Times New Roman" w:hAnsi="Times New Roman" w:cs="Times New Roman"/>
+                <w:sz w:val="24"/>
+                <w:szCs w:val="24"/>
+                <w:lang w:val="en-US"/>
+              </w:rPr>
+              <w:t>kind_direct</w:t>
+            </w:r>
+            <w:proofErr w:type="spellEnd"/>
+            <w:r>
+              <w:rPr>
+                <w:rFonts w:ascii="Times New Roman" w:hAnsi="Times New Roman" w:cs="Times New Roman"/>
+                <w:sz w:val="24"/>
+                <w:szCs w:val="24"/>
+                <w:lang w:val="en-US"/>
+              </w:rPr>
+              <w:t xml:space="preserve"> }}: {{ </w:t>
+            </w:r>
+            <w:proofErr w:type="spellStart"/>
+            <w:r>
+              <w:rPr>
+                <w:rFonts w:ascii="Times New Roman" w:hAnsi="Times New Roman" w:cs="Times New Roman"/>
+                <w:sz w:val="24"/>
+                <w:szCs w:val="24"/>
+                <w:lang w:val="en-US"/>
+              </w:rPr>
+              <w:t>direction_code</w:t>
+            </w:r>
+            <w:proofErr w:type="spellEnd"/>
+            <w:r>
+              <w:rPr>
+                <w:rFonts w:ascii="Times New Roman" w:hAnsi="Times New Roman" w:cs="Times New Roman"/>
+                <w:sz w:val="24"/>
+                <w:szCs w:val="24"/>
+                <w:lang w:val="en-US"/>
+              </w:rPr>
+              <w:t xml:space="preserve"> }} {{ direction }}</w:t>
             </w:r>
           </w:p>
         </w:tc>
@@ -549,7 +624,27 @@
                 <w:szCs w:val="24"/>
                 <w:lang w:val="en-US"/>
               </w:rPr>
-              <w:t xml:space="preserve">{{ spec_name }} </w:t>
+              <w:t xml:space="preserve">{{ </w:t>
+            </w:r>
+            <w:proofErr w:type="spellStart"/>
+            <w:r>
+              <w:rPr>
+                <w:rFonts w:ascii="Times New Roman" w:hAnsi="Times New Roman" w:cs="Times New Roman"/>
+                <w:sz w:val="24"/>
+                <w:szCs w:val="24"/>
+                <w:lang w:val="en-US"/>
+              </w:rPr>
+              <w:t>spec_name</w:t>
+            </w:r>
+            <w:proofErr w:type="spellEnd"/>
+            <w:r>
+              <w:rPr>
+                <w:rFonts w:ascii="Times New Roman" w:hAnsi="Times New Roman" w:cs="Times New Roman"/>
+                <w:sz w:val="24"/>
+                <w:szCs w:val="24"/>
+                <w:lang w:val="en-US"/>
+              </w:rPr>
+              <w:t xml:space="preserve"> }} </w:t>
             </w:r>
           </w:p>
         </w:tc>
@@ -611,14 +706,36 @@
               </w:rPr>
               <w:t xml:space="preserve">Квалификация: </w:t>
             </w:r>
-            <w:r>
-              <w:rPr>
-                <w:rFonts w:ascii="Times New Roman" w:hAnsi="Times New Roman" w:cs="Times New Roman"/>
-                <w:sz w:val="24"/>
-                <w:szCs w:val="24"/>
-                <w:lang w:val="en-US"/>
-              </w:rPr>
-              <w:t>{{ kvalif }}</w:t>
+            <w:proofErr w:type="gramStart"/>
+            <w:r>
+              <w:rPr>
+                <w:rFonts w:ascii="Times New Roman" w:hAnsi="Times New Roman" w:cs="Times New Roman"/>
+                <w:sz w:val="24"/>
+                <w:szCs w:val="24"/>
+                <w:lang w:val="en-US"/>
+              </w:rPr>
+              <w:t xml:space="preserve">{{ </w:t>
+            </w:r>
+            <w:proofErr w:type="spellStart"/>
+            <w:r>
+              <w:rPr>
+                <w:rFonts w:ascii="Times New Roman" w:hAnsi="Times New Roman" w:cs="Times New Roman"/>
+                <w:sz w:val="24"/>
+                <w:szCs w:val="24"/>
+                <w:lang w:val="en-US"/>
+              </w:rPr>
+              <w:t>kvalif</w:t>
+            </w:r>
+            <w:proofErr w:type="spellEnd"/>
+            <w:proofErr w:type="gramEnd"/>
+            <w:r>
+              <w:rPr>
+                <w:rFonts w:ascii="Times New Roman" w:hAnsi="Times New Roman" w:cs="Times New Roman"/>
+                <w:sz w:val="24"/>
+                <w:szCs w:val="24"/>
+                <w:lang w:val="en-US"/>
+              </w:rPr>
+              <w:t xml:space="preserve"> }}</w:t>
             </w:r>
           </w:p>
         </w:tc>
@@ -679,6 +796,7 @@
               </w:rPr>
               <w:t xml:space="preserve">Форма обучения: </w:t>
             </w:r>
+            <w:proofErr w:type="gramStart"/>
             <w:r>
               <w:rPr>
                 <w:rFonts w:ascii="Times New Roman" w:hAnsi="Times New Roman" w:cs="Times New Roman"/>
@@ -697,6 +815,7 @@
               </w:rPr>
               <w:t>fob</w:t>
             </w:r>
+            <w:proofErr w:type="gramEnd"/>
             <w:r>
               <w:rPr>
                 <w:rFonts w:ascii="Times New Roman" w:hAnsi="Times New Roman" w:cs="Times New Roman"/>
@@ -840,17 +959,27 @@
                 <w:sz w:val="20"/>
                 <w:szCs w:val="24"/>
               </w:rPr>
-              <w:t xml:space="preserve">Составитель программы: {{ </w:t>
-            </w:r>
+              <w:t xml:space="preserve">Составитель программы: </w:t>
+            </w:r>
+            <w:proofErr w:type="gramStart"/>
             <w:r>
               <w:rPr>
                 <w:rFonts w:ascii="Times New Roman" w:hAnsi="Times New Roman" w:cs="Times New Roman"/>
                 <w:sz w:val="20"/>
                 <w:szCs w:val="24"/>
+              </w:rPr>
+              <w:t xml:space="preserve">{{ </w:t>
+            </w:r>
+            <w:r>
+              <w:rPr>
+                <w:rFonts w:ascii="Times New Roman" w:hAnsi="Times New Roman" w:cs="Times New Roman"/>
+                <w:sz w:val="20"/>
+                <w:szCs w:val="24"/>
                 <w:lang w:val="en-US"/>
               </w:rPr>
               <w:t>person</w:t>
             </w:r>
+            <w:proofErr w:type="gramEnd"/>
             <w:r>
               <w:rPr>
                 <w:rFonts w:ascii="Times New Roman" w:hAnsi="Times New Roman" w:cs="Times New Roman"/>
@@ -893,6 +1022,7 @@
               </w:rPr>
               <w:t xml:space="preserve">Дата подписания: </w:t>
             </w:r>
+            <w:proofErr w:type="gramStart"/>
             <w:r>
               <w:rPr>
                 <w:rFonts w:ascii="Times New Roman" w:hAnsi="Times New Roman" w:cs="Times New Roman"/>
@@ -910,6 +1040,7 @@
               </w:rPr>
               <w:t>review</w:t>
             </w:r>
+            <w:proofErr w:type="gramEnd"/>
             <w:r>
               <w:rPr>
                 <w:rFonts w:ascii="Times New Roman" w:hAnsi="Times New Roman" w:cs="Times New Roman"/>
@@ -985,6 +1116,7 @@
                 <w:szCs w:val="24"/>
               </w:rPr>
             </w:pPr>
+            <w:proofErr w:type="gramStart"/>
             <w:r>
               <w:rPr>
                 <w:rFonts w:ascii="Times New Roman" w:hAnsi="Times New Roman" w:cs="Times New Roman"/>
@@ -1002,6 +1134,7 @@
               </w:rPr>
               <w:t>user</w:t>
             </w:r>
+            <w:proofErr w:type="gramEnd"/>
             <w:r>
               <w:rPr>
                 <w:rFonts w:ascii="Times New Roman" w:hAnsi="Times New Roman" w:cs="Times New Roman"/>
@@ -1112,8 +1245,9 @@
                 <w:szCs w:val="24"/>
                 <w:lang w:val="en-US"/>
               </w:rPr>
-              <w:t xml:space="preserve"> {{ </w:t>
-            </w:r>
+              <w:t xml:space="preserve"> </w:t>
+            </w:r>
+            <w:proofErr w:type="gramStart"/>
             <w:r>
               <w:rPr>
                 <w:rFonts w:ascii="Times New Roman" w:hAnsi="Times New Roman" w:cs="Times New Roman"/>
@@ -1121,8 +1255,29 @@
                 <w:szCs w:val="24"/>
                 <w:lang w:val="en-US"/>
               </w:rPr>
-              <w:t>accept_date</w:t>
-            </w:r>
+              <w:t xml:space="preserve">{{ </w:t>
+            </w:r>
+            <w:proofErr w:type="spellStart"/>
+            <w:r>
+              <w:rPr>
+                <w:rFonts w:ascii="Times New Roman" w:hAnsi="Times New Roman" w:cs="Times New Roman"/>
+                <w:sz w:val="20"/>
+                <w:szCs w:val="24"/>
+                <w:lang w:val="en-US"/>
+              </w:rPr>
+              <w:t>accept</w:t>
+            </w:r>
+            <w:proofErr w:type="gramEnd"/>
+            <w:r>
+              <w:rPr>
+                <w:rFonts w:ascii="Times New Roman" w:hAnsi="Times New Roman" w:cs="Times New Roman"/>
+                <w:sz w:val="20"/>
+                <w:szCs w:val="24"/>
+                <w:lang w:val="en-US"/>
+              </w:rPr>
+              <w:t>_date</w:t>
+            </w:r>
+            <w:proofErr w:type="spellEnd"/>
             <w:r>
               <w:rPr>
                 <w:rFonts w:ascii="Times New Roman" w:hAnsi="Times New Roman" w:cs="Times New Roman"/>
@@ -1162,6 +1317,7 @@
         </w:rPr>
         <w:t xml:space="preserve">{% </w:t>
       </w:r>
+      <w:proofErr w:type="spellStart"/>
       <w:r>
         <w:rPr>
           <w:rFonts w:ascii="Times New Roman" w:hAnsi="Times New Roman" w:cs="Times New Roman"/>
@@ -1171,6 +1327,7 @@
         </w:rPr>
         <w:t>endif</w:t>
       </w:r>
+      <w:proofErr w:type="spellEnd"/>
       <w:r>
         <w:rPr>
           <w:rFonts w:ascii="Times New Roman" w:hAnsi="Times New Roman" w:cs="Times New Roman"/>
@@ -1263,13 +1420,41 @@
         </w:rPr>
         <w:t xml:space="preserve"> </w:t>
       </w:r>
-      <w:r>
-        <w:rPr>
-          <w:rFonts w:ascii="Times New Roman" w:hAnsi="Times New Roman" w:cs="Times New Roman"/>
-          <w:sz w:val="24"/>
-          <w:szCs w:val="24"/>
-        </w:rPr>
-        <w:t>{{ view_pract }}</w:t>
+      <w:proofErr w:type="gramStart"/>
+      <w:r>
+        <w:rPr>
+          <w:rFonts w:ascii="Times New Roman" w:hAnsi="Times New Roman" w:cs="Times New Roman"/>
+          <w:sz w:val="24"/>
+          <w:szCs w:val="24"/>
+        </w:rPr>
+        <w:t xml:space="preserve">{{ </w:t>
+      </w:r>
+      <w:proofErr w:type="spellStart"/>
+      <w:r>
+        <w:rPr>
+          <w:rFonts w:ascii="Times New Roman" w:hAnsi="Times New Roman" w:cs="Times New Roman"/>
+          <w:sz w:val="24"/>
+          <w:szCs w:val="24"/>
+        </w:rPr>
+        <w:t>view</w:t>
+      </w:r>
+      <w:proofErr w:type="gramEnd"/>
+      <w:r>
+        <w:rPr>
+          <w:rFonts w:ascii="Times New Roman" w:hAnsi="Times New Roman" w:cs="Times New Roman"/>
+          <w:sz w:val="24"/>
+          <w:szCs w:val="24"/>
+        </w:rPr>
+        <w:t>_pract</w:t>
+      </w:r>
+      <w:proofErr w:type="spellEnd"/>
+      <w:r>
+        <w:rPr>
+          <w:rFonts w:ascii="Times New Roman" w:hAnsi="Times New Roman" w:cs="Times New Roman"/>
+          <w:sz w:val="24"/>
+          <w:szCs w:val="24"/>
+        </w:rPr>
+        <w:t xml:space="preserve"> }}</w:t>
       </w:r>
       <w:r>
         <w:rPr>
@@ -1304,6 +1489,7 @@
         </w:rPr>
         <w:t xml:space="preserve">Тип практики – </w:t>
       </w:r>
+      <w:proofErr w:type="gramStart"/>
       <w:r>
         <w:rPr>
           <w:rFonts w:ascii="Times New Roman" w:hAnsi="Times New Roman" w:cs="Times New Roman"/>
@@ -1321,6 +1507,7 @@
         </w:rPr>
         <w:t>discipline</w:t>
       </w:r>
+      <w:proofErr w:type="gramEnd"/>
       <w:r>
         <w:rPr>
           <w:rFonts w:ascii="Times New Roman" w:hAnsi="Times New Roman" w:cs="Times New Roman"/>
@@ -1362,6 +1549,7 @@
         </w:rPr>
         <w:t xml:space="preserve"> </w:t>
       </w:r>
+      <w:proofErr w:type="gramStart"/>
       <w:r>
         <w:rPr>
           <w:rFonts w:ascii="Times New Roman" w:hAnsi="Times New Roman" w:cs="Times New Roman"/>
@@ -1388,8 +1576,18 @@
           <w:sz w:val="24"/>
           <w:szCs w:val="24"/>
         </w:rPr>
-        <w:t xml:space="preserve">{{ </w:t>
-      </w:r>
+        <w:t>{</w:t>
+      </w:r>
+      <w:proofErr w:type="gramEnd"/>
+      <w:r>
+        <w:rPr>
+          <w:rFonts w:ascii="Times New Roman" w:hAnsi="Times New Roman" w:cs="Times New Roman"/>
+          <w:sz w:val="24"/>
+          <w:szCs w:val="24"/>
+        </w:rPr>
+        <w:t xml:space="preserve">{ </w:t>
+      </w:r>
+      <w:proofErr w:type="spellStart"/>
       <w:r>
         <w:rPr>
           <w:rFonts w:ascii="Times New Roman" w:hAnsi="Times New Roman" w:cs="Times New Roman"/>
@@ -1398,6 +1596,7 @@
         </w:rPr>
         <w:t>practice_way</w:t>
       </w:r>
+      <w:proofErr w:type="spellEnd"/>
       <w:r>
         <w:rPr>
           <w:rFonts w:ascii="Times New Roman" w:hAnsi="Times New Roman" w:cs="Times New Roman"/>
@@ -1570,7 +1769,27 @@
                 <w:szCs w:val="24"/>
                 <w:lang w:val="en-US"/>
               </w:rPr>
-              <w:t>{%tr for item in competence%}</w:t>
+              <w:t>{%</w:t>
+            </w:r>
+            <w:proofErr w:type="spellStart"/>
+            <w:r>
+              <w:rPr>
+                <w:rFonts w:ascii="Times New Roman" w:hAnsi="Times New Roman" w:cs="Times New Roman"/>
+                <w:sz w:val="24"/>
+                <w:szCs w:val="24"/>
+                <w:lang w:val="en-US"/>
+              </w:rPr>
+              <w:t>tr</w:t>
+            </w:r>
+            <w:proofErr w:type="spellEnd"/>
+            <w:r>
+              <w:rPr>
+                <w:rFonts w:ascii="Times New Roman" w:hAnsi="Times New Roman" w:cs="Times New Roman"/>
+                <w:sz w:val="24"/>
+                <w:szCs w:val="24"/>
+                <w:lang w:val="en-US"/>
+              </w:rPr>
+              <w:t xml:space="preserve"> for item in competence%}</w:t>
             </w:r>
           </w:p>
         </w:tc>
@@ -1603,7 +1822,47 @@
                 <w:szCs w:val="24"/>
                 <w:lang w:val="en-US"/>
               </w:rPr>
-              <w:t>{{item.index}} {{item.content}}</w:t>
+              <w:t>{{</w:t>
+            </w:r>
+            <w:proofErr w:type="spellStart"/>
+            <w:r>
+              <w:rPr>
+                <w:rFonts w:ascii="Times New Roman" w:hAnsi="Times New Roman" w:cs="Times New Roman"/>
+                <w:sz w:val="24"/>
+                <w:szCs w:val="24"/>
+                <w:lang w:val="en-US"/>
+              </w:rPr>
+              <w:t>item.index</w:t>
+            </w:r>
+            <w:proofErr w:type="spellEnd"/>
+            <w:r>
+              <w:rPr>
+                <w:rFonts w:ascii="Times New Roman" w:hAnsi="Times New Roman" w:cs="Times New Roman"/>
+                <w:sz w:val="24"/>
+                <w:szCs w:val="24"/>
+                <w:lang w:val="en-US"/>
+              </w:rPr>
+              <w:t>}} {{</w:t>
+            </w:r>
+            <w:proofErr w:type="spellStart"/>
+            <w:r>
+              <w:rPr>
+                <w:rFonts w:ascii="Times New Roman" w:hAnsi="Times New Roman" w:cs="Times New Roman"/>
+                <w:sz w:val="24"/>
+                <w:szCs w:val="24"/>
+                <w:lang w:val="en-US"/>
+              </w:rPr>
+              <w:t>item.content</w:t>
+            </w:r>
+            <w:proofErr w:type="spellEnd"/>
+            <w:r>
+              <w:rPr>
+                <w:rFonts w:ascii="Times New Roman" w:hAnsi="Times New Roman" w:cs="Times New Roman"/>
+                <w:sz w:val="24"/>
+                <w:szCs w:val="24"/>
+                <w:lang w:val="en-US"/>
+              </w:rPr>
+              <w:t>}}</w:t>
             </w:r>
           </w:p>
         </w:tc>
@@ -1635,7 +1894,27 @@
                 <w:szCs w:val="24"/>
                 <w:lang w:val="en-US"/>
               </w:rPr>
-              <w:t>{{ item.indicators }}</w:t>
+              <w:t xml:space="preserve">{{ </w:t>
+            </w:r>
+            <w:proofErr w:type="spellStart"/>
+            <w:r>
+              <w:rPr>
+                <w:rFonts w:ascii="Times New Roman" w:hAnsi="Times New Roman" w:cs="Times New Roman"/>
+                <w:sz w:val="24"/>
+                <w:szCs w:val="24"/>
+                <w:lang w:val="en-US"/>
+              </w:rPr>
+              <w:t>item.indicators</w:t>
+            </w:r>
+            <w:proofErr w:type="spellEnd"/>
+            <w:r>
+              <w:rPr>
+                <w:rFonts w:ascii="Times New Roman" w:hAnsi="Times New Roman" w:cs="Times New Roman"/>
+                <w:sz w:val="24"/>
+                <w:szCs w:val="24"/>
+                <w:lang w:val="en-US"/>
+              </w:rPr>
+              <w:t xml:space="preserve"> }}</w:t>
             </w:r>
           </w:p>
         </w:tc>
@@ -1669,7 +1948,47 @@
                 <w:szCs w:val="24"/>
                 <w:lang w:val="en-US"/>
               </w:rPr>
-              <w:t>{%tr endfor %}</w:t>
+              <w:t>{%</w:t>
+            </w:r>
+            <w:proofErr w:type="spellStart"/>
+            <w:r>
+              <w:rPr>
+                <w:rFonts w:ascii="Times New Roman" w:hAnsi="Times New Roman" w:cs="Times New Roman"/>
+                <w:sz w:val="24"/>
+                <w:szCs w:val="24"/>
+                <w:lang w:val="en-US"/>
+              </w:rPr>
+              <w:t>tr</w:t>
+            </w:r>
+            <w:proofErr w:type="spellEnd"/>
+            <w:r>
+              <w:rPr>
+                <w:rFonts w:ascii="Times New Roman" w:hAnsi="Times New Roman" w:cs="Times New Roman"/>
+                <w:sz w:val="24"/>
+                <w:szCs w:val="24"/>
+                <w:lang w:val="en-US"/>
+              </w:rPr>
+              <w:t xml:space="preserve"> </w:t>
+            </w:r>
+            <w:proofErr w:type="spellStart"/>
+            <w:r>
+              <w:rPr>
+                <w:rFonts w:ascii="Times New Roman" w:hAnsi="Times New Roman" w:cs="Times New Roman"/>
+                <w:sz w:val="24"/>
+                <w:szCs w:val="24"/>
+                <w:lang w:val="en-US"/>
+              </w:rPr>
+              <w:t>endfor</w:t>
+            </w:r>
+            <w:proofErr w:type="spellEnd"/>
+            <w:r>
+              <w:rPr>
+                <w:rFonts w:ascii="Times New Roman" w:hAnsi="Times New Roman" w:cs="Times New Roman"/>
+                <w:sz w:val="24"/>
+                <w:szCs w:val="24"/>
+                <w:lang w:val="en-US"/>
+              </w:rPr>
+              <w:t xml:space="preserve"> %}</w:t>
             </w:r>
           </w:p>
         </w:tc>
@@ -1693,7 +2012,29 @@
           <w:sz w:val="24"/>
           <w:szCs w:val="24"/>
         </w:rPr>
-        <w:t>2.2 В результате прохождения практики у обучающихся должны быть сформированы</w:t>
+        <w:t xml:space="preserve">2.2 </w:t>
+      </w:r>
+      <w:proofErr w:type="gramStart"/>
+      <w:r>
+        <w:rPr>
+          <w:rFonts w:ascii="Times New Roman" w:hAnsi="Times New Roman" w:cs="Times New Roman"/>
+          <w:b/>
+          <w:bCs/>
+          <w:sz w:val="24"/>
+          <w:szCs w:val="24"/>
+        </w:rPr>
+        <w:t>В</w:t>
+      </w:r>
+      <w:proofErr w:type="gramEnd"/>
+      <w:r>
+        <w:rPr>
+          <w:rFonts w:ascii="Times New Roman" w:hAnsi="Times New Roman" w:cs="Times New Roman"/>
+          <w:b/>
+          <w:bCs/>
+          <w:sz w:val="24"/>
+          <w:szCs w:val="24"/>
+        </w:rPr>
+        <w:t xml:space="preserve"> результате прохождения практики у обучающихся должны быть сформированы</w:t>
       </w:r>
     </w:p>
     <w:tbl>
@@ -1867,7 +2208,29 @@
                 <w:szCs w:val="24"/>
                 <w:lang w:val="en-US"/>
               </w:rPr>
-              <w:t>{%tr for item in indicators %}</w:t>
+              <w:t>{%</w:t>
+            </w:r>
+            <w:proofErr w:type="spellStart"/>
+            <w:r>
+              <w:rPr>
+                <w:rFonts w:ascii="Times New Roman" w:hAnsi="Times New Roman" w:cs="Times New Roman"/>
+                <w:color w:val="000000" w:themeColor="text1"/>
+                <w:sz w:val="24"/>
+                <w:szCs w:val="24"/>
+                <w:lang w:val="en-US"/>
+              </w:rPr>
+              <w:t>tr</w:t>
+            </w:r>
+            <w:proofErr w:type="spellEnd"/>
+            <w:r>
+              <w:rPr>
+                <w:rFonts w:ascii="Times New Roman" w:hAnsi="Times New Roman" w:cs="Times New Roman"/>
+                <w:color w:val="000000" w:themeColor="text1"/>
+                <w:sz w:val="24"/>
+                <w:szCs w:val="24"/>
+                <w:lang w:val="en-US"/>
+              </w:rPr>
+              <w:t xml:space="preserve"> for item in indicators %}</w:t>
             </w:r>
           </w:p>
         </w:tc>
@@ -1908,7 +2271,31 @@
                 <w:szCs w:val="24"/>
                 <w:lang w:val="en-US"/>
               </w:rPr>
-              <w:t>{{item.index}}</w:t>
+              <w:t>{{</w:t>
+            </w:r>
+            <w:proofErr w:type="spellStart"/>
+            <w:r>
+              <w:rPr>
+                <w:rFonts w:ascii="Times New Roman" w:hAnsi="Times New Roman" w:cs="Times New Roman"/>
+                <w:bCs/>
+                <w:color w:val="000000" w:themeColor="text1"/>
+                <w:sz w:val="24"/>
+                <w:szCs w:val="24"/>
+                <w:lang w:val="en-US"/>
+              </w:rPr>
+              <w:t>item.index</w:t>
+            </w:r>
+            <w:proofErr w:type="spellEnd"/>
+            <w:r>
+              <w:rPr>
+                <w:rFonts w:ascii="Times New Roman" w:hAnsi="Times New Roman" w:cs="Times New Roman"/>
+                <w:bCs/>
+                <w:color w:val="000000" w:themeColor="text1"/>
+                <w:sz w:val="24"/>
+                <w:szCs w:val="24"/>
+                <w:lang w:val="en-US"/>
+              </w:rPr>
+              <w:t>}}</w:t>
             </w:r>
           </w:p>
         </w:tc>
@@ -1944,7 +2331,31 @@
                 <w:szCs w:val="24"/>
                 <w:lang w:val="en-US"/>
               </w:rPr>
-              <w:t>{{item.content}}</w:t>
+              <w:t>{{</w:t>
+            </w:r>
+            <w:proofErr w:type="spellStart"/>
+            <w:r>
+              <w:rPr>
+                <w:rFonts w:ascii="Times New Roman" w:hAnsi="Times New Roman" w:cs="Times New Roman"/>
+                <w:bCs/>
+                <w:color w:val="000000" w:themeColor="text1"/>
+                <w:sz w:val="24"/>
+                <w:szCs w:val="24"/>
+                <w:lang w:val="en-US"/>
+              </w:rPr>
+              <w:t>item.content</w:t>
+            </w:r>
+            <w:proofErr w:type="spellEnd"/>
+            <w:r>
+              <w:rPr>
+                <w:rFonts w:ascii="Times New Roman" w:hAnsi="Times New Roman" w:cs="Times New Roman"/>
+                <w:bCs/>
+                <w:color w:val="000000" w:themeColor="text1"/>
+                <w:sz w:val="24"/>
+                <w:szCs w:val="24"/>
+                <w:lang w:val="en-US"/>
+              </w:rPr>
+              <w:t>}}</w:t>
             </w:r>
           </w:p>
         </w:tc>
@@ -2243,7 +2654,51 @@
                 <w:szCs w:val="24"/>
                 <w:lang w:val="en-US"/>
               </w:rPr>
-              <w:t>{%tr endfor %}</w:t>
+              <w:t>{%</w:t>
+            </w:r>
+            <w:proofErr w:type="spellStart"/>
+            <w:r>
+              <w:rPr>
+                <w:rFonts w:ascii="Times New Roman" w:hAnsi="Times New Roman" w:cs="Times New Roman"/>
+                <w:color w:val="000000" w:themeColor="text1"/>
+                <w:sz w:val="24"/>
+                <w:szCs w:val="24"/>
+                <w:lang w:val="en-US"/>
+              </w:rPr>
+              <w:t>tr</w:t>
+            </w:r>
+            <w:proofErr w:type="spellEnd"/>
+            <w:r>
+              <w:rPr>
+                <w:rFonts w:ascii="Times New Roman" w:hAnsi="Times New Roman" w:cs="Times New Roman"/>
+                <w:color w:val="000000" w:themeColor="text1"/>
+                <w:sz w:val="24"/>
+                <w:szCs w:val="24"/>
+                <w:lang w:val="en-US"/>
+              </w:rPr>
+              <w:t xml:space="preserve"> </w:t>
+            </w:r>
+            <w:proofErr w:type="spellStart"/>
+            <w:r>
+              <w:rPr>
+                <w:rFonts w:ascii="Times New Roman" w:hAnsi="Times New Roman" w:cs="Times New Roman"/>
+                <w:color w:val="000000" w:themeColor="text1"/>
+                <w:sz w:val="24"/>
+                <w:szCs w:val="24"/>
+                <w:lang w:val="en-US"/>
+              </w:rPr>
+              <w:t>endfor</w:t>
+            </w:r>
+            <w:proofErr w:type="spellEnd"/>
+            <w:r>
+              <w:rPr>
+                <w:rFonts w:ascii="Times New Roman" w:hAnsi="Times New Roman" w:cs="Times New Roman"/>
+                <w:color w:val="000000" w:themeColor="text1"/>
+                <w:sz w:val="24"/>
+                <w:szCs w:val="24"/>
+                <w:lang w:val="en-US"/>
+              </w:rPr>
+              <w:t xml:space="preserve"> %}</w:t>
             </w:r>
           </w:p>
         </w:tc>
@@ -2544,7 +2999,27 @@
                 <w:szCs w:val="24"/>
                 <w:lang w:val="en-US" w:eastAsia="ru-RU"/>
               </w:rPr>
-              <w:t>{%tr for item in semesters %}</w:t>
+              <w:t>{%</w:t>
+            </w:r>
+            <w:proofErr w:type="spellStart"/>
+            <w:r>
+              <w:rPr>
+                <w:rFonts w:ascii="Times New Roman" w:hAnsi="Times New Roman" w:cs="Times New Roman"/>
+                <w:sz w:val="24"/>
+                <w:szCs w:val="24"/>
+                <w:lang w:val="en-US" w:eastAsia="ru-RU"/>
+              </w:rPr>
+              <w:t>tr</w:t>
+            </w:r>
+            <w:proofErr w:type="spellEnd"/>
+            <w:r>
+              <w:rPr>
+                <w:rFonts w:ascii="Times New Roman" w:hAnsi="Times New Roman" w:cs="Times New Roman"/>
+                <w:sz w:val="24"/>
+                <w:szCs w:val="24"/>
+                <w:lang w:val="en-US" w:eastAsia="ru-RU"/>
+              </w:rPr>
+              <w:t xml:space="preserve"> for item in semesters %}</w:t>
             </w:r>
           </w:p>
         </w:tc>
@@ -2605,8 +3080,9 @@
                 <w:szCs w:val="24"/>
                 <w:lang w:val="en-US" w:eastAsia="ru-RU"/>
               </w:rPr>
-              <w:t>{{ item.kurs}}</w:t>
-            </w:r>
+              <w:t xml:space="preserve">{{ </w:t>
+            </w:r>
+            <w:proofErr w:type="spellStart"/>
             <w:r>
               <w:rPr>
                 <w:rFonts w:ascii="Times New Roman" w:hAnsi="Times New Roman" w:cs="Times New Roman"/>
@@ -2614,6 +3090,25 @@
                 <w:szCs w:val="24"/>
                 <w:lang w:val="en-US" w:eastAsia="ru-RU"/>
               </w:rPr>
+              <w:t>item.kurs</w:t>
+            </w:r>
+            <w:proofErr w:type="spellEnd"/>
+            <w:r>
+              <w:rPr>
+                <w:rFonts w:ascii="Times New Roman" w:hAnsi="Times New Roman" w:cs="Times New Roman"/>
+                <w:sz w:val="24"/>
+                <w:szCs w:val="24"/>
+                <w:lang w:val="en-US" w:eastAsia="ru-RU"/>
+              </w:rPr>
+              <w:t>}}</w:t>
+            </w:r>
+            <w:r>
+              <w:rPr>
+                <w:rFonts w:ascii="Times New Roman" w:hAnsi="Times New Roman" w:cs="Times New Roman"/>
+                <w:sz w:val="24"/>
+                <w:szCs w:val="24"/>
+                <w:lang w:val="en-US" w:eastAsia="ru-RU"/>
+              </w:rPr>
               <w:t xml:space="preserve"> </w:t>
             </w:r>
             <w:r>
@@ -2632,7 +3127,27 @@
                 <w:szCs w:val="24"/>
                 <w:lang w:val="en-US" w:eastAsia="ru-RU"/>
               </w:rPr>
-              <w:t xml:space="preserve"> / {{item.num}} </w:t>
+              <w:t xml:space="preserve"> / {{</w:t>
+            </w:r>
+            <w:proofErr w:type="spellStart"/>
+            <w:r>
+              <w:rPr>
+                <w:rFonts w:ascii="Times New Roman" w:hAnsi="Times New Roman" w:cs="Times New Roman"/>
+                <w:sz w:val="24"/>
+                <w:szCs w:val="24"/>
+                <w:lang w:val="en-US" w:eastAsia="ru-RU"/>
+              </w:rPr>
+              <w:t>item.num</w:t>
+            </w:r>
+            <w:proofErr w:type="spellEnd"/>
+            <w:r>
+              <w:rPr>
+                <w:rFonts w:ascii="Times New Roman" w:hAnsi="Times New Roman" w:cs="Times New Roman"/>
+                <w:sz w:val="24"/>
+                <w:szCs w:val="24"/>
+                <w:lang w:val="en-US" w:eastAsia="ru-RU"/>
+              </w:rPr>
+              <w:t xml:space="preserve">}} </w:t>
             </w:r>
             <w:r>
               <w:rPr>
@@ -2669,7 +3184,27 @@
                 <w:szCs w:val="24"/>
                 <w:lang w:val="en-US" w:eastAsia="ru-RU"/>
               </w:rPr>
-              <w:t>{{ item.zet }}</w:t>
+              <w:t xml:space="preserve">{{ </w:t>
+            </w:r>
+            <w:proofErr w:type="spellStart"/>
+            <w:r>
+              <w:rPr>
+                <w:rFonts w:ascii="Times New Roman" w:hAnsi="Times New Roman" w:cs="Times New Roman"/>
+                <w:sz w:val="24"/>
+                <w:szCs w:val="24"/>
+                <w:lang w:val="en-US" w:eastAsia="ru-RU"/>
+              </w:rPr>
+              <w:t>item.zet</w:t>
+            </w:r>
+            <w:proofErr w:type="spellEnd"/>
+            <w:r>
+              <w:rPr>
+                <w:rFonts w:ascii="Times New Roman" w:hAnsi="Times New Roman" w:cs="Times New Roman"/>
+                <w:sz w:val="24"/>
+                <w:szCs w:val="24"/>
+                <w:lang w:val="en-US" w:eastAsia="ru-RU"/>
+              </w:rPr>
+              <w:t xml:space="preserve"> }}</w:t>
             </w:r>
           </w:p>
         </w:tc>
@@ -2697,7 +3232,27 @@
                 <w:szCs w:val="24"/>
                 <w:lang w:val="en-US" w:eastAsia="ru-RU"/>
               </w:rPr>
-              <w:t xml:space="preserve">{{ item.weeks }} </w:t>
+              <w:t xml:space="preserve">{{ </w:t>
+            </w:r>
+            <w:proofErr w:type="spellStart"/>
+            <w:r>
+              <w:rPr>
+                <w:rFonts w:ascii="Times New Roman" w:hAnsi="Times New Roman" w:cs="Times New Roman"/>
+                <w:sz w:val="24"/>
+                <w:szCs w:val="24"/>
+                <w:lang w:val="en-US" w:eastAsia="ru-RU"/>
+              </w:rPr>
+              <w:t>item.weeks</w:t>
+            </w:r>
+            <w:proofErr w:type="spellEnd"/>
+            <w:r>
+              <w:rPr>
+                <w:rFonts w:ascii="Times New Roman" w:hAnsi="Times New Roman" w:cs="Times New Roman"/>
+                <w:sz w:val="24"/>
+                <w:szCs w:val="24"/>
+                <w:lang w:val="en-US" w:eastAsia="ru-RU"/>
+              </w:rPr>
+              <w:t xml:space="preserve"> }} </w:t>
             </w:r>
             <w:r>
               <w:rPr>
@@ -2724,7 +3279,27 @@
                 <w:szCs w:val="24"/>
                 <w:lang w:val="en-US" w:eastAsia="ru-RU"/>
               </w:rPr>
-              <w:t xml:space="preserve">/ {{ item.srs_hours }} </w:t>
+              <w:t xml:space="preserve">/ {{ </w:t>
+            </w:r>
+            <w:proofErr w:type="spellStart"/>
+            <w:r>
+              <w:rPr>
+                <w:rFonts w:ascii="Times New Roman" w:hAnsi="Times New Roman" w:cs="Times New Roman"/>
+                <w:sz w:val="24"/>
+                <w:szCs w:val="24"/>
+                <w:lang w:val="en-US" w:eastAsia="ru-RU"/>
+              </w:rPr>
+              <w:t>item.srs_hours</w:t>
+            </w:r>
+            <w:proofErr w:type="spellEnd"/>
+            <w:r>
+              <w:rPr>
+                <w:rFonts w:ascii="Times New Roman" w:hAnsi="Times New Roman" w:cs="Times New Roman"/>
+                <w:sz w:val="24"/>
+                <w:szCs w:val="24"/>
+                <w:lang w:val="en-US" w:eastAsia="ru-RU"/>
+              </w:rPr>
+              <w:t xml:space="preserve"> }} </w:t>
             </w:r>
             <w:r>
               <w:rPr>
@@ -2763,6 +3338,7 @@
               </w:rPr>
               <w:t xml:space="preserve">{{ </w:t>
             </w:r>
+            <w:proofErr w:type="spellStart"/>
             <w:r>
               <w:rPr>
                 <w:rFonts w:ascii="Times New Roman" w:hAnsi="Times New Roman" w:cs="Times New Roman"/>
@@ -2779,7 +3355,17 @@
                 <w:szCs w:val="24"/>
                 <w:lang w:val="en-US" w:eastAsia="ru-RU"/>
               </w:rPr>
-              <w:t>tic }}</w:t>
+              <w:t>tic</w:t>
+            </w:r>
+            <w:proofErr w:type="spellEnd"/>
+            <w:r>
+              <w:rPr>
+                <w:rFonts w:ascii="Times New Roman" w:hAnsi="Times New Roman" w:cs="Times New Roman"/>
+                <w:sz w:val="24"/>
+                <w:szCs w:val="24"/>
+                <w:lang w:val="en-US" w:eastAsia="ru-RU"/>
+              </w:rPr>
+              <w:t xml:space="preserve"> }}</w:t>
             </w:r>
           </w:p>
         </w:tc>
@@ -2815,6 +3401,7 @@
               </w:rPr>
               <w:t>{%</w:t>
             </w:r>
+            <w:proofErr w:type="spellStart"/>
             <w:r>
               <w:rPr>
                 <w:rFonts w:ascii="Times New Roman" w:hAnsi="Times New Roman" w:cs="Times New Roman"/>
@@ -2824,6 +3411,7 @@
               </w:rPr>
               <w:t>tr</w:t>
             </w:r>
+            <w:proofErr w:type="spellEnd"/>
             <w:r>
               <w:rPr>
                 <w:rFonts w:ascii="Times New Roman" w:hAnsi="Times New Roman" w:cs="Times New Roman"/>
@@ -2831,7 +3419,27 @@
                 <w:szCs w:val="24"/>
                 <w:lang w:val="en-US" w:eastAsia="ru-RU"/>
               </w:rPr>
-              <w:t xml:space="preserve"> endfor %}</w:t>
+              <w:t xml:space="preserve"> </w:t>
+            </w:r>
+            <w:proofErr w:type="spellStart"/>
+            <w:r>
+              <w:rPr>
+                <w:rFonts w:ascii="Times New Roman" w:hAnsi="Times New Roman" w:cs="Times New Roman"/>
+                <w:sz w:val="24"/>
+                <w:szCs w:val="24"/>
+                <w:lang w:val="en-US" w:eastAsia="ru-RU"/>
+              </w:rPr>
+              <w:t>endfor</w:t>
+            </w:r>
+            <w:proofErr w:type="spellEnd"/>
+            <w:r>
+              <w:rPr>
+                <w:rFonts w:ascii="Times New Roman" w:hAnsi="Times New Roman" w:cs="Times New Roman"/>
+                <w:sz w:val="24"/>
+                <w:szCs w:val="24"/>
+                <w:lang w:val="en-US" w:eastAsia="ru-RU"/>
+              </w:rPr>
+              <w:t xml:space="preserve"> %}</w:t>
             </w:r>
           </w:p>
         </w:tc>
@@ -2868,6 +3476,7 @@
           <w:szCs w:val="28"/>
         </w:rPr>
       </w:pPr>
+      <w:proofErr w:type="gramStart"/>
       <w:r>
         <w:rPr>
           <w:rFonts w:ascii="Times New Roman" w:hAnsi="Times New Roman" w:cs="Times New Roman"/>
@@ -2876,14 +3485,25 @@
         </w:rPr>
         <w:t xml:space="preserve">{{ </w:t>
       </w:r>
+      <w:proofErr w:type="spellStart"/>
       <w:r>
         <w:rPr>
           <w:rFonts w:ascii="Times New Roman" w:hAnsi="Times New Roman" w:cs="Times New Roman"/>
           <w:sz w:val="24"/>
           <w:szCs w:val="28"/>
         </w:rPr>
-        <w:t>practice_content_text</w:t>
-      </w:r>
+        <w:t>practice</w:t>
+      </w:r>
+      <w:proofErr w:type="gramEnd"/>
+      <w:r>
+        <w:rPr>
+          <w:rFonts w:ascii="Times New Roman" w:hAnsi="Times New Roman" w:cs="Times New Roman"/>
+          <w:sz w:val="24"/>
+          <w:szCs w:val="28"/>
+        </w:rPr>
+        <w:t>_content_text</w:t>
+      </w:r>
+      <w:proofErr w:type="spellEnd"/>
       <w:r>
         <w:rPr>
           <w:rFonts w:ascii="Times New Roman" w:hAnsi="Times New Roman" w:cs="Times New Roman"/>
@@ -3078,8 +3698,9 @@
                 <w:szCs w:val="24"/>
                 <w:lang w:val="en-US"/>
               </w:rPr>
-              <w:t xml:space="preserve">{%tr for item in </w:t>
-            </w:r>
+              <w:t>{%</w:t>
+            </w:r>
+            <w:proofErr w:type="spellStart"/>
             <w:r>
               <w:rPr>
                 <w:rFonts w:ascii="Times New Roman" w:eastAsia="Times New Roman" w:hAnsi="Times New Roman" w:cs="Times New Roman"/>
@@ -3088,8 +3709,31 @@
                 <w:szCs w:val="24"/>
                 <w:lang w:val="en-US"/>
               </w:rPr>
+              <w:t>tr</w:t>
+            </w:r>
+            <w:proofErr w:type="spellEnd"/>
+            <w:r>
+              <w:rPr>
+                <w:rFonts w:ascii="Times New Roman" w:eastAsia="Times New Roman" w:hAnsi="Times New Roman" w:cs="Times New Roman"/>
+                <w:iCs/>
+                <w:sz w:val="24"/>
+                <w:szCs w:val="24"/>
+                <w:lang w:val="en-US"/>
+              </w:rPr>
+              <w:t xml:space="preserve"> for item in </w:t>
+            </w:r>
+            <w:proofErr w:type="spellStart"/>
+            <w:r>
+              <w:rPr>
+                <w:rFonts w:ascii="Times New Roman" w:eastAsia="Times New Roman" w:hAnsi="Times New Roman" w:cs="Times New Roman"/>
+                <w:iCs/>
+                <w:sz w:val="24"/>
+                <w:szCs w:val="24"/>
+                <w:lang w:val="en-US"/>
+              </w:rPr>
               <w:t>practice_content</w:t>
             </w:r>
+            <w:proofErr w:type="spellEnd"/>
             <w:r>
               <w:rPr>
                 <w:rFonts w:ascii="Times New Roman" w:eastAsia="Times New Roman" w:hAnsi="Times New Roman" w:cs="Times New Roman"/>
@@ -3127,7 +3771,25 @@
                 <w:lang w:val="en-US"/>
               </w:rPr>
               <w:lastRenderedPageBreak/>
-              <w:t>{{ item.num }}</w:t>
+              <w:t xml:space="preserve">{{ </w:t>
+            </w:r>
+            <w:proofErr w:type="spellStart"/>
+            <w:r>
+              <w:rPr>
+                <w:rFonts w:eastAsia="Times New Roman"/>
+                <w:szCs w:val="24"/>
+                <w:lang w:val="en-US"/>
+              </w:rPr>
+              <w:t>item.num</w:t>
+            </w:r>
+            <w:proofErr w:type="spellEnd"/>
+            <w:r>
+              <w:rPr>
+                <w:rFonts w:eastAsia="Times New Roman"/>
+                <w:szCs w:val="24"/>
+                <w:lang w:val="en-US"/>
+              </w:rPr>
+              <w:t xml:space="preserve"> }}</w:t>
             </w:r>
           </w:p>
         </w:tc>
@@ -3156,7 +3818,27 @@
                 <w:szCs w:val="24"/>
                 <w:lang w:val="en-US"/>
               </w:rPr>
-              <w:t>{{ item.part }}</w:t>
+              <w:t xml:space="preserve">{{ </w:t>
+            </w:r>
+            <w:proofErr w:type="spellStart"/>
+            <w:r>
+              <w:rPr>
+                <w:rFonts w:ascii="Times New Roman" w:eastAsia="Times New Roman" w:hAnsi="Times New Roman" w:cs="Times New Roman"/>
+                <w:sz w:val="24"/>
+                <w:szCs w:val="24"/>
+                <w:lang w:val="en-US"/>
+              </w:rPr>
+              <w:t>item.part</w:t>
+            </w:r>
+            <w:proofErr w:type="spellEnd"/>
+            <w:r>
+              <w:rPr>
+                <w:rFonts w:ascii="Times New Roman" w:eastAsia="Times New Roman" w:hAnsi="Times New Roman" w:cs="Times New Roman"/>
+                <w:sz w:val="24"/>
+                <w:szCs w:val="24"/>
+                <w:lang w:val="en-US"/>
+              </w:rPr>
+              <w:t xml:space="preserve"> }}</w:t>
             </w:r>
           </w:p>
         </w:tc>
@@ -3185,7 +3867,27 @@
                 <w:szCs w:val="24"/>
                 <w:lang w:val="en-US"/>
               </w:rPr>
-              <w:t>{{ item.content }}</w:t>
+              <w:t xml:space="preserve">{{ </w:t>
+            </w:r>
+            <w:proofErr w:type="spellStart"/>
+            <w:r>
+              <w:rPr>
+                <w:rFonts w:ascii="Times New Roman" w:eastAsia="Times New Roman" w:hAnsi="Times New Roman" w:cs="Times New Roman"/>
+                <w:sz w:val="24"/>
+                <w:szCs w:val="24"/>
+                <w:lang w:val="en-US"/>
+              </w:rPr>
+              <w:t>item.content</w:t>
+            </w:r>
+            <w:proofErr w:type="spellEnd"/>
+            <w:r>
+              <w:rPr>
+                <w:rFonts w:ascii="Times New Roman" w:eastAsia="Times New Roman" w:hAnsi="Times New Roman" w:cs="Times New Roman"/>
+                <w:sz w:val="24"/>
+                <w:szCs w:val="24"/>
+                <w:lang w:val="en-US"/>
+              </w:rPr>
+              <w:t xml:space="preserve"> }}</w:t>
             </w:r>
           </w:p>
         </w:tc>
@@ -3218,7 +3920,47 @@
                 <w:szCs w:val="24"/>
                 <w:lang w:val="en-US"/>
               </w:rPr>
-              <w:t>{%tr endfor %}</w:t>
+              <w:t>{%</w:t>
+            </w:r>
+            <w:proofErr w:type="spellStart"/>
+            <w:r>
+              <w:rPr>
+                <w:rFonts w:ascii="Times New Roman" w:eastAsia="Times New Roman" w:hAnsi="Times New Roman" w:cs="Times New Roman"/>
+                <w:sz w:val="24"/>
+                <w:szCs w:val="24"/>
+                <w:lang w:val="en-US"/>
+              </w:rPr>
+              <w:t>tr</w:t>
+            </w:r>
+            <w:proofErr w:type="spellEnd"/>
+            <w:r>
+              <w:rPr>
+                <w:rFonts w:ascii="Times New Roman" w:eastAsia="Times New Roman" w:hAnsi="Times New Roman" w:cs="Times New Roman"/>
+                <w:sz w:val="24"/>
+                <w:szCs w:val="24"/>
+                <w:lang w:val="en-US"/>
+              </w:rPr>
+              <w:t xml:space="preserve"> </w:t>
+            </w:r>
+            <w:proofErr w:type="spellStart"/>
+            <w:r>
+              <w:rPr>
+                <w:rFonts w:ascii="Times New Roman" w:eastAsia="Times New Roman" w:hAnsi="Times New Roman" w:cs="Times New Roman"/>
+                <w:sz w:val="24"/>
+                <w:szCs w:val="24"/>
+                <w:lang w:val="en-US"/>
+              </w:rPr>
+              <w:t>endfor</w:t>
+            </w:r>
+            <w:proofErr w:type="spellEnd"/>
+            <w:r>
+              <w:rPr>
+                <w:rFonts w:ascii="Times New Roman" w:eastAsia="Times New Roman" w:hAnsi="Times New Roman" w:cs="Times New Roman"/>
+                <w:sz w:val="24"/>
+                <w:szCs w:val="24"/>
+                <w:lang w:val="en-US"/>
+              </w:rPr>
+              <w:t xml:space="preserve"> %}</w:t>
             </w:r>
           </w:p>
         </w:tc>
@@ -3459,6 +4201,7 @@
         </w:rPr>
         <w:t xml:space="preserve"> </w:t>
       </w:r>
+      <w:proofErr w:type="spellStart"/>
       <w:r>
         <w:rPr>
           <w:rFonts w:ascii="Times New Roman" w:eastAsia="Times New Roman" w:hAnsi="Times New Roman" w:cs="Times New Roman"/>
@@ -3492,6 +4235,7 @@
         </w:rPr>
         <w:t>report</w:t>
       </w:r>
+      <w:proofErr w:type="spellEnd"/>
       <w:r>
         <w:rPr>
           <w:rFonts w:ascii="Times New Roman" w:eastAsia="Times New Roman" w:hAnsi="Times New Roman" w:cs="Times New Roman"/>
@@ -3596,7 +4340,31 @@
           <w:szCs w:val="24"/>
           <w:lang w:val="en-US"/>
         </w:rPr>
-        <w:t xml:space="preserve"> endfor %}</w:t>
+        <w:t xml:space="preserve"> </w:t>
+      </w:r>
+      <w:proofErr w:type="spellStart"/>
+      <w:r>
+        <w:rPr>
+          <w:rFonts w:ascii="Times New Roman" w:eastAsia="Times New Roman" w:hAnsi="Times New Roman" w:cs="Times New Roman"/>
+          <w:iCs/>
+          <w:color w:val="000000"/>
+          <w:sz w:val="24"/>
+          <w:szCs w:val="24"/>
+          <w:lang w:val="en-US"/>
+        </w:rPr>
+        <w:t>endfor</w:t>
+      </w:r>
+      <w:proofErr w:type="spellEnd"/>
+      <w:r>
+        <w:rPr>
+          <w:rFonts w:ascii="Times New Roman" w:eastAsia="Times New Roman" w:hAnsi="Times New Roman" w:cs="Times New Roman"/>
+          <w:iCs/>
+          <w:color w:val="000000"/>
+          <w:sz w:val="24"/>
+          <w:szCs w:val="24"/>
+          <w:lang w:val="en-US"/>
+        </w:rPr>
+        <w:t xml:space="preserve"> %}</w:t>
       </w:r>
     </w:p>
     <w:p>
@@ -3640,6 +4408,7 @@
           <w:lang w:eastAsia="ru-RU"/>
         </w:rPr>
       </w:pPr>
+      <w:proofErr w:type="gramStart"/>
       <w:r>
         <w:rPr>
           <w:rFonts w:ascii="Times New Roman" w:eastAsia="Times New Roman" w:hAnsi="Times New Roman" w:cs="Times New Roman"/>
@@ -3650,6 +4419,7 @@
         </w:rPr>
         <w:t xml:space="preserve">{{ </w:t>
       </w:r>
+      <w:proofErr w:type="spellStart"/>
       <w:r>
         <w:rPr>
           <w:rFonts w:ascii="Times New Roman" w:eastAsia="Times New Roman" w:hAnsi="Times New Roman" w:cs="Times New Roman"/>
@@ -3658,8 +4428,20 @@
           <w:szCs w:val="28"/>
           <w:lang w:eastAsia="ru-RU"/>
         </w:rPr>
-        <w:t>practice_report_req</w:t>
-      </w:r>
+        <w:t>practice</w:t>
+      </w:r>
+      <w:proofErr w:type="gramEnd"/>
+      <w:r>
+        <w:rPr>
+          <w:rFonts w:ascii="Times New Roman" w:eastAsia="Times New Roman" w:hAnsi="Times New Roman" w:cs="Times New Roman"/>
+          <w:iCs/>
+          <w:sz w:val="24"/>
+          <w:szCs w:val="28"/>
+          <w:lang w:eastAsia="ru-RU"/>
+        </w:rPr>
+        <w:t>_report_req</w:t>
+      </w:r>
+      <w:proofErr w:type="spellEnd"/>
       <w:r>
         <w:rPr>
           <w:rFonts w:ascii="Times New Roman" w:eastAsia="Times New Roman" w:hAnsi="Times New Roman" w:cs="Times New Roman"/>
@@ -3908,7 +4690,47 @@
                 <w:szCs w:val="24"/>
                 <w:lang w:val="en-US"/>
               </w:rPr>
-              <w:t>{%tr for i in indicators%}</w:t>
+              <w:t>{%</w:t>
+            </w:r>
+            <w:proofErr w:type="spellStart"/>
+            <w:r>
+              <w:rPr>
+                <w:rFonts w:ascii="Times New Roman" w:hAnsi="Times New Roman" w:cs="Times New Roman"/>
+                <w:sz w:val="24"/>
+                <w:szCs w:val="24"/>
+                <w:lang w:val="en-US"/>
+              </w:rPr>
+              <w:t>tr</w:t>
+            </w:r>
+            <w:proofErr w:type="spellEnd"/>
+            <w:r>
+              <w:rPr>
+                <w:rFonts w:ascii="Times New Roman" w:hAnsi="Times New Roman" w:cs="Times New Roman"/>
+                <w:sz w:val="24"/>
+                <w:szCs w:val="24"/>
+                <w:lang w:val="en-US"/>
+              </w:rPr>
+              <w:t xml:space="preserve"> for </w:t>
+            </w:r>
+            <w:proofErr w:type="spellStart"/>
+            <w:r>
+              <w:rPr>
+                <w:rFonts w:ascii="Times New Roman" w:hAnsi="Times New Roman" w:cs="Times New Roman"/>
+                <w:sz w:val="24"/>
+                <w:szCs w:val="24"/>
+                <w:lang w:val="en-US"/>
+              </w:rPr>
+              <w:t>i</w:t>
+            </w:r>
+            <w:proofErr w:type="spellEnd"/>
+            <w:r>
+              <w:rPr>
+                <w:rFonts w:ascii="Times New Roman" w:hAnsi="Times New Roman" w:cs="Times New Roman"/>
+                <w:sz w:val="24"/>
+                <w:szCs w:val="24"/>
+                <w:lang w:val="en-US"/>
+              </w:rPr>
+              <w:t xml:space="preserve"> in indicators%}</w:t>
             </w:r>
           </w:p>
         </w:tc>
@@ -3935,7 +4757,29 @@
                 <w:szCs w:val="24"/>
                 <w:lang w:val="en-US"/>
               </w:rPr>
-              <w:t>{{ i.index }}</w:t>
+              <w:t xml:space="preserve">{{ </w:t>
+            </w:r>
+            <w:proofErr w:type="spellStart"/>
+            <w:r>
+              <w:rPr>
+                <w:rFonts w:ascii="Times New Roman" w:hAnsi="Times New Roman" w:cs="Times New Roman"/>
+                <w:bCs/>
+                <w:sz w:val="24"/>
+                <w:szCs w:val="24"/>
+                <w:lang w:val="en-US"/>
+              </w:rPr>
+              <w:t>i.index</w:t>
+            </w:r>
+            <w:proofErr w:type="spellEnd"/>
+            <w:r>
+              <w:rPr>
+                <w:rFonts w:ascii="Times New Roman" w:hAnsi="Times New Roman" w:cs="Times New Roman"/>
+                <w:bCs/>
+                <w:sz w:val="24"/>
+                <w:szCs w:val="24"/>
+                <w:lang w:val="en-US"/>
+              </w:rPr>
+              <w:t xml:space="preserve"> }}</w:t>
             </w:r>
           </w:p>
         </w:tc>
@@ -3960,7 +4804,29 @@
                 <w:szCs w:val="24"/>
                 <w:lang w:val="en-US"/>
               </w:rPr>
-              <w:t>{{i.criteria}}</w:t>
+              <w:t>{{</w:t>
+            </w:r>
+            <w:proofErr w:type="spellStart"/>
+            <w:r>
+              <w:rPr>
+                <w:rFonts w:ascii="Times New Roman" w:hAnsi="Times New Roman" w:cs="Times New Roman"/>
+                <w:bCs/>
+                <w:sz w:val="24"/>
+                <w:szCs w:val="24"/>
+                <w:lang w:val="en-US"/>
+              </w:rPr>
+              <w:t>i.criteria</w:t>
+            </w:r>
+            <w:proofErr w:type="spellEnd"/>
+            <w:r>
+              <w:rPr>
+                <w:rFonts w:ascii="Times New Roman" w:hAnsi="Times New Roman" w:cs="Times New Roman"/>
+                <w:bCs/>
+                <w:sz w:val="24"/>
+                <w:szCs w:val="24"/>
+                <w:lang w:val="en-US"/>
+              </w:rPr>
+              <w:t>}}</w:t>
             </w:r>
           </w:p>
         </w:tc>
@@ -3985,7 +4851,29 @@
                 <w:szCs w:val="24"/>
                 <w:lang w:val="en-US"/>
               </w:rPr>
-              <w:t>{{i.methods}}</w:t>
+              <w:t>{{</w:t>
+            </w:r>
+            <w:proofErr w:type="spellStart"/>
+            <w:r>
+              <w:rPr>
+                <w:rFonts w:ascii="Times New Roman" w:hAnsi="Times New Roman" w:cs="Times New Roman"/>
+                <w:bCs/>
+                <w:sz w:val="24"/>
+                <w:szCs w:val="24"/>
+                <w:lang w:val="en-US"/>
+              </w:rPr>
+              <w:t>i.methods</w:t>
+            </w:r>
+            <w:proofErr w:type="spellEnd"/>
+            <w:r>
+              <w:rPr>
+                <w:rFonts w:ascii="Times New Roman" w:hAnsi="Times New Roman" w:cs="Times New Roman"/>
+                <w:bCs/>
+                <w:sz w:val="24"/>
+                <w:szCs w:val="24"/>
+                <w:lang w:val="en-US"/>
+              </w:rPr>
+              <w:t>}}</w:t>
             </w:r>
           </w:p>
         </w:tc>
@@ -4012,7 +4900,47 @@
                 <w:szCs w:val="24"/>
                 <w:lang w:val="en-US"/>
               </w:rPr>
-              <w:t>{%tr endfor %}</w:t>
+              <w:t>{%</w:t>
+            </w:r>
+            <w:proofErr w:type="spellStart"/>
+            <w:r>
+              <w:rPr>
+                <w:rFonts w:ascii="Times New Roman" w:hAnsi="Times New Roman" w:cs="Times New Roman"/>
+                <w:sz w:val="24"/>
+                <w:szCs w:val="24"/>
+                <w:lang w:val="en-US"/>
+              </w:rPr>
+              <w:t>tr</w:t>
+            </w:r>
+            <w:proofErr w:type="spellEnd"/>
+            <w:r>
+              <w:rPr>
+                <w:rFonts w:ascii="Times New Roman" w:hAnsi="Times New Roman" w:cs="Times New Roman"/>
+                <w:sz w:val="24"/>
+                <w:szCs w:val="24"/>
+                <w:lang w:val="en-US"/>
+              </w:rPr>
+              <w:t xml:space="preserve"> </w:t>
+            </w:r>
+            <w:proofErr w:type="spellStart"/>
+            <w:r>
+              <w:rPr>
+                <w:rFonts w:ascii="Times New Roman" w:hAnsi="Times New Roman" w:cs="Times New Roman"/>
+                <w:sz w:val="24"/>
+                <w:szCs w:val="24"/>
+                <w:lang w:val="en-US"/>
+              </w:rPr>
+              <w:t>endfor</w:t>
+            </w:r>
+            <w:proofErr w:type="spellEnd"/>
+            <w:r>
+              <w:rPr>
+                <w:rFonts w:ascii="Times New Roman" w:hAnsi="Times New Roman" w:cs="Times New Roman"/>
+                <w:sz w:val="24"/>
+                <w:szCs w:val="24"/>
+                <w:lang w:val="en-US"/>
+              </w:rPr>
+              <w:t xml:space="preserve"> %}</w:t>
             </w:r>
           </w:p>
         </w:tc>
@@ -4087,6 +5015,7 @@
         </w:rPr>
         <w:t xml:space="preserve"> </w:t>
       </w:r>
+      <w:proofErr w:type="spellStart"/>
       <w:r>
         <w:rPr>
           <w:rFonts w:ascii="Times New Roman" w:hAnsi="Times New Roman" w:cs="Times New Roman"/>
@@ -4098,6 +5027,7 @@
         </w:rPr>
         <w:t>i</w:t>
       </w:r>
+      <w:proofErr w:type="spellEnd"/>
       <w:r>
         <w:rPr>
           <w:rFonts w:ascii="Times New Roman" w:hAnsi="Times New Roman" w:cs="Times New Roman"/>
@@ -4174,6 +5104,7 @@
         </w:rPr>
         <w:t xml:space="preserve">Промежуточная аттестация – </w:t>
       </w:r>
+      <w:proofErr w:type="gramStart"/>
       <w:r>
         <w:rPr>
           <w:rFonts w:ascii="Times New Roman" w:eastAsia="Times New Roman" w:hAnsi="Times New Roman" w:cs="Times New Roman"/>
@@ -4183,6 +5114,7 @@
         </w:rPr>
         <w:t xml:space="preserve">{{ </w:t>
       </w:r>
+      <w:proofErr w:type="spellStart"/>
       <w:r>
         <w:rPr>
           <w:rFonts w:ascii="Times New Roman" w:eastAsia="Times New Roman" w:hAnsi="Times New Roman" w:cs="Times New Roman"/>
@@ -4193,6 +5125,7 @@
         </w:rPr>
         <w:t>i</w:t>
       </w:r>
+      <w:proofErr w:type="spellEnd"/>
       <w:r>
         <w:rPr>
           <w:rFonts w:ascii="Times New Roman" w:eastAsia="Times New Roman" w:hAnsi="Times New Roman" w:cs="Times New Roman"/>
@@ -4212,6 +5145,7 @@
         </w:rPr>
         <w:t>title</w:t>
       </w:r>
+      <w:proofErr w:type="gramEnd"/>
       <w:r>
         <w:rPr>
           <w:rFonts w:ascii="Times New Roman" w:eastAsia="Times New Roman" w:hAnsi="Times New Roman" w:cs="Times New Roman"/>
@@ -4250,6 +5184,7 @@
         </w:rPr>
         <w:t xml:space="preserve"> </w:t>
       </w:r>
+      <w:proofErr w:type="gramStart"/>
       <w:r>
         <w:rPr>
           <w:rFonts w:ascii="Times New Roman" w:eastAsia="Times New Roman" w:hAnsi="Times New Roman" w:cs="Times New Roman"/>
@@ -4259,6 +5194,7 @@
         </w:rPr>
         <w:t xml:space="preserve">{{ </w:t>
       </w:r>
+      <w:proofErr w:type="spellStart"/>
       <w:r>
         <w:rPr>
           <w:rFonts w:ascii="Times New Roman" w:eastAsia="Times New Roman" w:hAnsi="Times New Roman" w:cs="Times New Roman"/>
@@ -4269,6 +5205,7 @@
         </w:rPr>
         <w:t>i</w:t>
       </w:r>
+      <w:proofErr w:type="spellEnd"/>
       <w:r>
         <w:rPr>
           <w:rFonts w:ascii="Times New Roman" w:eastAsia="Times New Roman" w:hAnsi="Times New Roman" w:cs="Times New Roman"/>
@@ -4288,6 +5225,7 @@
         </w:rPr>
         <w:t>tat</w:t>
       </w:r>
+      <w:proofErr w:type="gramEnd"/>
       <w:r>
         <w:rPr>
           <w:rFonts w:ascii="Times New Roman" w:eastAsia="Times New Roman" w:hAnsi="Times New Roman" w:cs="Times New Roman"/>
@@ -4339,6 +5277,7 @@
         </w:rPr>
         <w:t xml:space="preserve">Зачет проводится в форме </w:t>
       </w:r>
+      <w:proofErr w:type="gramStart"/>
       <w:r>
         <w:rPr>
           <w:rFonts w:ascii="Times New Roman" w:eastAsia="Times New Roman" w:hAnsi="Times New Roman" w:cs="Times New Roman"/>
@@ -4349,6 +5288,7 @@
         </w:rPr>
         <w:t xml:space="preserve">{{ </w:t>
       </w:r>
+      <w:proofErr w:type="spellStart"/>
       <w:r>
         <w:rPr>
           <w:rFonts w:ascii="Times New Roman" w:eastAsia="Times New Roman" w:hAnsi="Times New Roman" w:cs="Times New Roman"/>
@@ -4359,6 +5299,7 @@
         </w:rPr>
         <w:t>i</w:t>
       </w:r>
+      <w:proofErr w:type="spellEnd"/>
       <w:r>
         <w:rPr>
           <w:rFonts w:ascii="Times New Roman" w:eastAsia="Times New Roman" w:hAnsi="Times New Roman" w:cs="Times New Roman"/>
@@ -4379,6 +5320,7 @@
         </w:rPr>
         <w:t>form</w:t>
       </w:r>
+      <w:proofErr w:type="gramEnd"/>
       <w:r>
         <w:rPr>
           <w:rFonts w:ascii="Times New Roman" w:eastAsia="Times New Roman" w:hAnsi="Times New Roman" w:cs="Times New Roman"/>
@@ -4410,6 +5352,7 @@
           <w:szCs w:val="28"/>
         </w:rPr>
       </w:pPr>
+      <w:proofErr w:type="gramStart"/>
       <w:r>
         <w:rPr>
           <w:rFonts w:ascii="Times New Roman" w:hAnsi="Times New Roman" w:cs="Times New Roman"/>
@@ -4420,6 +5363,7 @@
         <w:lastRenderedPageBreak/>
         <w:t xml:space="preserve">{{ </w:t>
       </w:r>
+      <w:proofErr w:type="spellStart"/>
       <w:r>
         <w:rPr>
           <w:rFonts w:ascii="Times New Roman" w:hAnsi="Times New Roman" w:cs="Times New Roman"/>
@@ -4430,6 +5374,7 @@
         </w:rPr>
         <w:t>i</w:t>
       </w:r>
+      <w:proofErr w:type="spellEnd"/>
       <w:r>
         <w:rPr>
           <w:rFonts w:ascii="Times New Roman" w:hAnsi="Times New Roman" w:cs="Times New Roman"/>
@@ -4439,6 +5384,7 @@
         </w:rPr>
         <w:t>.</w:t>
       </w:r>
+      <w:proofErr w:type="spellStart"/>
       <w:r>
         <w:rPr>
           <w:rFonts w:ascii="Times New Roman" w:hAnsi="Times New Roman" w:cs="Times New Roman"/>
@@ -4449,6 +5395,8 @@
         </w:rPr>
         <w:t>formabout</w:t>
       </w:r>
+      <w:proofErr w:type="spellEnd"/>
+      <w:proofErr w:type="gramEnd"/>
       <w:r>
         <w:rPr>
           <w:rFonts w:ascii="Times New Roman" w:hAnsi="Times New Roman" w:cs="Times New Roman"/>
@@ -4515,6 +5463,7 @@
         </w:rPr>
         <w:t xml:space="preserve"> </w:t>
       </w:r>
+      <w:proofErr w:type="spellStart"/>
       <w:r>
         <w:rPr>
           <w:rFonts w:ascii="Times New Roman" w:hAnsi="Times New Roman" w:cs="Times New Roman"/>
@@ -4524,6 +5473,7 @@
         </w:rPr>
         <w:t>i</w:t>
       </w:r>
+      <w:proofErr w:type="spellEnd"/>
       <w:r>
         <w:rPr>
           <w:rFonts w:ascii="Times New Roman" w:hAnsi="Times New Roman" w:cs="Times New Roman"/>
@@ -4549,6 +5499,7 @@
         </w:rPr>
         <w:t xml:space="preserve"> == ‘</w:t>
       </w:r>
+      <w:proofErr w:type="spellStart"/>
       <w:r>
         <w:rPr>
           <w:rFonts w:ascii="Times New Roman" w:hAnsi="Times New Roman" w:cs="Times New Roman"/>
@@ -4558,6 +5509,7 @@
         </w:rPr>
         <w:t>zach</w:t>
       </w:r>
+      <w:proofErr w:type="spellEnd"/>
       <w:r>
         <w:rPr>
           <w:rFonts w:ascii="Times New Roman" w:hAnsi="Times New Roman" w:cs="Times New Roman"/>
@@ -4685,7 +5637,29 @@
                 <w:szCs w:val="24"/>
                 <w:lang w:val="en-US"/>
               </w:rPr>
-              <w:t>{{ i.passed }}</w:t>
+              <w:t xml:space="preserve">{{ </w:t>
+            </w:r>
+            <w:proofErr w:type="spellStart"/>
+            <w:r>
+              <w:rPr>
+                <w:rFonts w:ascii="Times New Roman" w:hAnsi="Times New Roman" w:cs="Times New Roman"/>
+                <w:bCs/>
+                <w:sz w:val="24"/>
+                <w:szCs w:val="24"/>
+                <w:lang w:val="en-US"/>
+              </w:rPr>
+              <w:t>i.passed</w:t>
+            </w:r>
+            <w:proofErr w:type="spellEnd"/>
+            <w:r>
+              <w:rPr>
+                <w:rFonts w:ascii="Times New Roman" w:hAnsi="Times New Roman" w:cs="Times New Roman"/>
+                <w:bCs/>
+                <w:sz w:val="24"/>
+                <w:szCs w:val="24"/>
+                <w:lang w:val="en-US"/>
+              </w:rPr>
+              <w:t xml:space="preserve"> }}</w:t>
             </w:r>
           </w:p>
         </w:tc>
@@ -4713,7 +5687,29 @@
                 <w:szCs w:val="24"/>
                 <w:lang w:val="en-US"/>
               </w:rPr>
-              <w:t>{{ i.unpassed }}</w:t>
+              <w:t xml:space="preserve">{{ </w:t>
+            </w:r>
+            <w:proofErr w:type="spellStart"/>
+            <w:r>
+              <w:rPr>
+                <w:rFonts w:ascii="Times New Roman" w:hAnsi="Times New Roman" w:cs="Times New Roman"/>
+                <w:bCs/>
+                <w:sz w:val="24"/>
+                <w:szCs w:val="24"/>
+                <w:lang w:val="en-US"/>
+              </w:rPr>
+              <w:t>i.unpassed</w:t>
+            </w:r>
+            <w:proofErr w:type="spellEnd"/>
+            <w:r>
+              <w:rPr>
+                <w:rFonts w:ascii="Times New Roman" w:hAnsi="Times New Roman" w:cs="Times New Roman"/>
+                <w:bCs/>
+                <w:sz w:val="24"/>
+                <w:szCs w:val="24"/>
+                <w:lang w:val="en-US"/>
+              </w:rPr>
+              <w:t xml:space="preserve"> }}</w:t>
             </w:r>
           </w:p>
         </w:tc>
@@ -4911,7 +5907,27 @@
                 <w:sz w:val="24"/>
                 <w:lang w:val="en-US"/>
               </w:rPr>
-              <w:t>{{i.great}}</w:t>
+              <w:t>{{</w:t>
+            </w:r>
+            <w:proofErr w:type="spellStart"/>
+            <w:r>
+              <w:rPr>
+                <w:rFonts w:ascii="Times New Roman" w:hAnsi="Times New Roman" w:cs="Times New Roman"/>
+                <w:bCs/>
+                <w:sz w:val="24"/>
+                <w:lang w:val="en-US"/>
+              </w:rPr>
+              <w:t>i.great</w:t>
+            </w:r>
+            <w:proofErr w:type="spellEnd"/>
+            <w:r>
+              <w:rPr>
+                <w:rFonts w:ascii="Times New Roman" w:hAnsi="Times New Roman" w:cs="Times New Roman"/>
+                <w:bCs/>
+                <w:sz w:val="24"/>
+                <w:lang w:val="en-US"/>
+              </w:rPr>
+              <w:t>}}</w:t>
             </w:r>
           </w:p>
         </w:tc>
@@ -4938,7 +5954,27 @@
                 <w:sz w:val="24"/>
                 <w:lang w:val="en-US"/>
               </w:rPr>
-              <w:t>{{i.good}}</w:t>
+              <w:t>{{</w:t>
+            </w:r>
+            <w:proofErr w:type="spellStart"/>
+            <w:r>
+              <w:rPr>
+                <w:rFonts w:ascii="Times New Roman" w:hAnsi="Times New Roman" w:cs="Times New Roman"/>
+                <w:bCs/>
+                <w:sz w:val="24"/>
+                <w:lang w:val="en-US"/>
+              </w:rPr>
+              <w:t>i.good</w:t>
+            </w:r>
+            <w:proofErr w:type="spellEnd"/>
+            <w:r>
+              <w:rPr>
+                <w:rFonts w:ascii="Times New Roman" w:hAnsi="Times New Roman" w:cs="Times New Roman"/>
+                <w:bCs/>
+                <w:sz w:val="24"/>
+                <w:lang w:val="en-US"/>
+              </w:rPr>
+              <w:t>}}</w:t>
             </w:r>
           </w:p>
         </w:tc>
@@ -4965,8 +6001,9 @@
                 <w:sz w:val="24"/>
                 <w:lang w:val="en-US"/>
               </w:rPr>
-              <w:t>{{i.</w:t>
-            </w:r>
+              <w:t>{{</w:t>
+            </w:r>
+            <w:proofErr w:type="spellStart"/>
             <w:r>
               <w:rPr>
                 <w:rFonts w:ascii="Times New Roman" w:hAnsi="Times New Roman" w:cs="Times New Roman"/>
@@ -4974,8 +6011,18 @@
                 <w:sz w:val="24"/>
                 <w:lang w:val="en-US"/>
               </w:rPr>
+              <w:t>i.</w:t>
+            </w:r>
+            <w:r>
+              <w:rPr>
+                <w:rFonts w:ascii="Times New Roman" w:hAnsi="Times New Roman" w:cs="Times New Roman"/>
+                <w:bCs/>
+                <w:sz w:val="24"/>
+                <w:lang w:val="en-US"/>
+              </w:rPr>
               <w:t>satisfactorily</w:t>
             </w:r>
+            <w:proofErr w:type="spellEnd"/>
             <w:r>
               <w:rPr>
                 <w:rFonts w:ascii="Times New Roman" w:hAnsi="Times New Roman" w:cs="Times New Roman"/>
@@ -5010,8 +6057,9 @@
                 <w:sz w:val="24"/>
                 <w:lang w:val="en-US"/>
               </w:rPr>
-              <w:t>{{i.</w:t>
-            </w:r>
+              <w:t>{{</w:t>
+            </w:r>
+            <w:proofErr w:type="spellStart"/>
             <w:r>
               <w:rPr>
                 <w:rFonts w:ascii="Times New Roman" w:hAnsi="Times New Roman" w:cs="Times New Roman"/>
@@ -5019,8 +6067,18 @@
                 <w:sz w:val="24"/>
                 <w:lang w:val="en-US"/>
               </w:rPr>
+              <w:t>i.</w:t>
+            </w:r>
+            <w:r>
+              <w:rPr>
+                <w:rFonts w:ascii="Times New Roman" w:hAnsi="Times New Roman" w:cs="Times New Roman"/>
+                <w:bCs/>
+                <w:sz w:val="24"/>
+                <w:lang w:val="en-US"/>
+              </w:rPr>
               <w:t>unsatisfactory</w:t>
             </w:r>
+            <w:proofErr w:type="spellEnd"/>
             <w:r>
               <w:rPr>
                 <w:rFonts w:ascii="Times New Roman" w:hAnsi="Times New Roman" w:cs="Times New Roman"/>
@@ -5055,7 +6113,7 @@
           <w:szCs w:val="24"/>
           <w:lang w:val="en-US"/>
         </w:rPr>
-        <w:t xml:space="preserve">{% endif </w:t>
+        <w:t>{%</w:t>
       </w:r>
       <w:r>
         <w:rPr>
@@ -5077,7 +6135,55 @@
           <w:szCs w:val="24"/>
           <w:lang w:val="en-US"/>
         </w:rPr>
-        <w:t>%}</w:t>
+        <w:t xml:space="preserve"> </w:t>
+      </w:r>
+      <w:proofErr w:type="spellStart"/>
+      <w:r>
+        <w:rPr>
+          <w:rFonts w:ascii="Times New Roman" w:hAnsi="Times New Roman" w:cs="Times New Roman"/>
+          <w:b/>
+          <w:bCs/>
+          <w:sz w:val="24"/>
+          <w:szCs w:val="24"/>
+          <w:lang w:val="en-US"/>
+        </w:rPr>
+        <w:t>endif</w:t>
+      </w:r>
+      <w:proofErr w:type="spellEnd"/>
+      <w:r>
+        <w:rPr>
+          <w:rFonts w:ascii="Times New Roman" w:hAnsi="Times New Roman" w:cs="Times New Roman"/>
+          <w:b/>
+          <w:bCs/>
+          <w:sz w:val="24"/>
+          <w:szCs w:val="24"/>
+          <w:lang w:val="en-US"/>
+        </w:rPr>
+        <w:t xml:space="preserve"> </w:t>
+      </w:r>
+      <w:proofErr w:type="gramStart"/>
+      <w:r>
+        <w:rPr>
+          <w:rFonts w:ascii="Times New Roman" w:hAnsi="Times New Roman" w:cs="Times New Roman"/>
+          <w:b/>
+          <w:bCs/>
+          <w:sz w:val="24"/>
+          <w:szCs w:val="24"/>
+          <w:lang w:val="en-US"/>
+        </w:rPr>
+        <w:t>%</w:t>
+      </w:r>
+      <w:proofErr w:type="gramEnd"/>
+      <w:r>
+        <w:rPr>
+          <w:rFonts w:ascii="Times New Roman" w:hAnsi="Times New Roman" w:cs="Times New Roman"/>
+          <w:b/>
+          <w:bCs/>
+          <w:sz w:val="24"/>
+          <w:szCs w:val="24"/>
+          <w:lang w:val="en-US"/>
+        </w:rPr>
+        <w:t>}</w:t>
       </w:r>
     </w:p>
     <w:p>
@@ -5101,7 +6207,7 @@
           <w:szCs w:val="24"/>
           <w:lang w:val="en-US"/>
         </w:rPr>
-        <w:t xml:space="preserve">{% endfor </w:t>
+        <w:t>{%</w:t>
       </w:r>
       <w:r>
         <w:rPr>
@@ -5123,7 +6229,57 @@
           <w:szCs w:val="24"/>
           <w:lang w:val="en-US"/>
         </w:rPr>
-        <w:t>%}</w:t>
+        <w:t xml:space="preserve"> </w:t>
+      </w:r>
+      <w:proofErr w:type="spellStart"/>
+      <w:r>
+        <w:rPr>
+          <w:rFonts w:ascii="Times New Roman" w:hAnsi="Times New Roman" w:cs="Times New Roman"/>
+          <w:b/>
+          <w:bCs/>
+          <w:sz w:val="24"/>
+          <w:szCs w:val="24"/>
+          <w:lang w:val="en-US"/>
+        </w:rPr>
+        <w:t>endfor</w:t>
+      </w:r>
+      <w:proofErr w:type="spellEnd"/>
+      <w:r>
+        <w:rPr>
+          <w:rFonts w:ascii="Times New Roman" w:hAnsi="Times New Roman" w:cs="Times New Roman"/>
+          <w:b/>
+          <w:bCs/>
+          <w:sz w:val="24"/>
+          <w:szCs w:val="24"/>
+          <w:lang w:val="en-US"/>
+        </w:rPr>
+        <w:t xml:space="preserve"> </w:t>
+      </w:r>
+      <w:bookmarkStart w:id="3" w:name="_GoBack"/>
+      <w:bookmarkEnd w:id="3"/>
+      <w:proofErr w:type="gramStart"/>
+      <w:r>
+        <w:rPr>
+          <w:rFonts w:ascii="Times New Roman" w:hAnsi="Times New Roman" w:cs="Times New Roman"/>
+          <w:b/>
+          <w:bCs/>
+          <w:sz w:val="24"/>
+          <w:szCs w:val="24"/>
+          <w:lang w:val="en-US"/>
+        </w:rPr>
+        <w:t>%</w:t>
+      </w:r>
+      <w:proofErr w:type="gramEnd"/>
+      <w:r>
+        <w:rPr>
+          <w:rFonts w:ascii="Times New Roman" w:hAnsi="Times New Roman" w:cs="Times New Roman"/>
+          <w:b/>
+          <w:bCs/>
+          <w:sz w:val="24"/>
+          <w:szCs w:val="24"/>
+          <w:lang w:val="en-US"/>
+        </w:rPr>
+        <w:t>}</w:t>
       </w:r>
     </w:p>
     <w:p>
@@ -5237,8 +6393,29 @@
           <w:szCs w:val="24"/>
           <w:lang w:val="en-US"/>
         </w:rPr>
-        <w:t xml:space="preserve"> for i in </w:t>
-      </w:r>
+        <w:t xml:space="preserve"> for </w:t>
+      </w:r>
+      <w:proofErr w:type="spellStart"/>
+      <w:r>
+        <w:rPr>
+          <w:rFonts w:ascii="Times New Roman" w:hAnsi="Times New Roman" w:cs="Times New Roman"/>
+          <w:sz w:val="24"/>
+          <w:szCs w:val="24"/>
+          <w:lang w:val="en-US"/>
+        </w:rPr>
+        <w:t>i</w:t>
+      </w:r>
+      <w:proofErr w:type="spellEnd"/>
+      <w:r>
+        <w:rPr>
+          <w:rFonts w:ascii="Times New Roman" w:hAnsi="Times New Roman" w:cs="Times New Roman"/>
+          <w:sz w:val="24"/>
+          <w:szCs w:val="24"/>
+          <w:lang w:val="en-US"/>
+        </w:rPr>
+        <w:t xml:space="preserve"> in </w:t>
+      </w:r>
+      <w:proofErr w:type="spellStart"/>
       <w:r>
         <w:rPr>
           <w:rFonts w:ascii="Times New Roman" w:hAnsi="Times New Roman" w:cs="Times New Roman"/>
@@ -5248,6 +6425,7 @@
         </w:rPr>
         <w:t>main_library</w:t>
       </w:r>
+      <w:proofErr w:type="spellEnd"/>
       <w:r>
         <w:rPr>
           <w:rFonts w:ascii="Times New Roman" w:hAnsi="Times New Roman" w:cs="Times New Roman"/>
@@ -5275,17 +6453,38 @@
           <w:szCs w:val="24"/>
           <w:lang w:val="en-US"/>
         </w:rPr>
-        <w:t xml:space="preserve">{{i.number}}. </w:t>
-      </w:r>
-      <w:r>
-        <w:rPr>
-          <w:rFonts w:ascii="Times New Roman" w:hAnsi="Times New Roman" w:cs="Times New Roman"/>
-          <w:sz w:val="24"/>
-          <w:szCs w:val="24"/>
-          <w:lang w:val="en-US"/>
-        </w:rPr>
         <w:t>{{</w:t>
       </w:r>
+      <w:proofErr w:type="spellStart"/>
+      <w:r>
+        <w:rPr>
+          <w:rFonts w:ascii="Times New Roman" w:hAnsi="Times New Roman" w:cs="Times New Roman"/>
+          <w:sz w:val="24"/>
+          <w:szCs w:val="24"/>
+          <w:lang w:val="en-US"/>
+        </w:rPr>
+        <w:t>i.number</w:t>
+      </w:r>
+      <w:proofErr w:type="spellEnd"/>
+      <w:r>
+        <w:rPr>
+          <w:rFonts w:ascii="Times New Roman" w:hAnsi="Times New Roman" w:cs="Times New Roman"/>
+          <w:sz w:val="24"/>
+          <w:szCs w:val="24"/>
+          <w:lang w:val="en-US"/>
+        </w:rPr>
+        <w:t xml:space="preserve">}}. </w:t>
+      </w:r>
+      <w:r>
+        <w:rPr>
+          <w:rFonts w:ascii="Times New Roman" w:hAnsi="Times New Roman" w:cs="Times New Roman"/>
+          <w:sz w:val="24"/>
+          <w:szCs w:val="24"/>
+          <w:lang w:val="en-US"/>
+        </w:rPr>
+        <w:t>{{</w:t>
+      </w:r>
+      <w:proofErr w:type="spellStart"/>
       <w:r>
         <w:rPr>
           <w:rFonts w:ascii="Times New Roman" w:hAnsi="Times New Roman" w:cs="Times New Roman"/>
@@ -5331,6 +6530,7 @@
         </w:rPr>
         <w:t>disc</w:t>
       </w:r>
+      <w:proofErr w:type="spellEnd"/>
       <w:r>
         <w:rPr>
           <w:rFonts w:ascii="Times New Roman" w:hAnsi="Times New Roman" w:cs="Times New Roman"/>
@@ -5375,6 +6575,7 @@
         </w:rPr>
         <w:t xml:space="preserve"> </w:t>
       </w:r>
+      <w:proofErr w:type="spellStart"/>
       <w:r>
         <w:rPr>
           <w:rFonts w:ascii="Times New Roman" w:hAnsi="Times New Roman" w:cs="Times New Roman"/>
@@ -5384,6 +6585,7 @@
         </w:rPr>
         <w:t>endfor</w:t>
       </w:r>
+      <w:proofErr w:type="spellEnd"/>
       <w:r>
         <w:rPr>
           <w:rFonts w:ascii="Times New Roman" w:hAnsi="Times New Roman" w:cs="Times New Roman"/>
@@ -5448,7 +6650,37 @@
           <w:szCs w:val="24"/>
           <w:lang w:val="en-US"/>
         </w:rPr>
-        <w:t xml:space="preserve"> for i in additional</w:t>
+        <w:t xml:space="preserve"> for </w:t>
+      </w:r>
+      <w:proofErr w:type="spellStart"/>
+      <w:r>
+        <w:rPr>
+          <w:rFonts w:ascii="Times New Roman" w:hAnsi="Times New Roman" w:cs="Times New Roman"/>
+          <w:sz w:val="24"/>
+          <w:szCs w:val="24"/>
+          <w:lang w:val="en-US"/>
+        </w:rPr>
+        <w:t>i</w:t>
+      </w:r>
+      <w:proofErr w:type="spellEnd"/>
+      <w:r>
+        <w:rPr>
+          <w:rFonts w:ascii="Times New Roman" w:hAnsi="Times New Roman" w:cs="Times New Roman"/>
+          <w:sz w:val="24"/>
+          <w:szCs w:val="24"/>
+          <w:lang w:val="en-US"/>
+        </w:rPr>
+        <w:t xml:space="preserve"> in </w:t>
+      </w:r>
+      <w:proofErr w:type="spellStart"/>
+      <w:r>
+        <w:rPr>
+          <w:rFonts w:ascii="Times New Roman" w:hAnsi="Times New Roman" w:cs="Times New Roman"/>
+          <w:sz w:val="24"/>
+          <w:szCs w:val="24"/>
+          <w:lang w:val="en-US"/>
+        </w:rPr>
+        <w:t>additional</w:t>
       </w:r>
       <w:r>
         <w:rPr>
@@ -5459,6 +6691,7 @@
         </w:rPr>
         <w:t>_library</w:t>
       </w:r>
+      <w:proofErr w:type="spellEnd"/>
       <w:r>
         <w:rPr>
           <w:rFonts w:ascii="Times New Roman" w:hAnsi="Times New Roman" w:cs="Times New Roman"/>
@@ -5486,7 +6719,47 @@
           <w:szCs w:val="24"/>
           <w:lang w:val="en-US"/>
         </w:rPr>
-        <w:t xml:space="preserve">{{i.number}}. {{i.bib_disc}} </w:t>
+        <w:t>{{</w:t>
+      </w:r>
+      <w:proofErr w:type="spellStart"/>
+      <w:r>
+        <w:rPr>
+          <w:rFonts w:ascii="Times New Roman" w:hAnsi="Times New Roman" w:cs="Times New Roman"/>
+          <w:sz w:val="24"/>
+          <w:szCs w:val="24"/>
+          <w:lang w:val="en-US"/>
+        </w:rPr>
+        <w:t>i.number</w:t>
+      </w:r>
+      <w:proofErr w:type="spellEnd"/>
+      <w:r>
+        <w:rPr>
+          <w:rFonts w:ascii="Times New Roman" w:hAnsi="Times New Roman" w:cs="Times New Roman"/>
+          <w:sz w:val="24"/>
+          <w:szCs w:val="24"/>
+          <w:lang w:val="en-US"/>
+        </w:rPr>
+        <w:t>}}. {{</w:t>
+      </w:r>
+      <w:proofErr w:type="spellStart"/>
+      <w:r>
+        <w:rPr>
+          <w:rFonts w:ascii="Times New Roman" w:hAnsi="Times New Roman" w:cs="Times New Roman"/>
+          <w:sz w:val="24"/>
+          <w:szCs w:val="24"/>
+          <w:lang w:val="en-US"/>
+        </w:rPr>
+        <w:t>i.bib_disc</w:t>
+      </w:r>
+      <w:proofErr w:type="spellEnd"/>
+      <w:r>
+        <w:rPr>
+          <w:rFonts w:ascii="Times New Roman" w:hAnsi="Times New Roman" w:cs="Times New Roman"/>
+          <w:sz w:val="24"/>
+          <w:szCs w:val="24"/>
+          <w:lang w:val="en-US"/>
+        </w:rPr>
+        <w:t xml:space="preserve">}} </w:t>
       </w:r>
     </w:p>
     <w:p>
@@ -5497,16 +6770,19 @@
           <w:rFonts w:ascii="Times New Roman" w:hAnsi="Times New Roman" w:cs="Times New Roman"/>
           <w:sz w:val="24"/>
           <w:szCs w:val="24"/>
-        </w:rPr>
-      </w:pPr>
-      <w:r>
-        <w:rPr>
-          <w:rFonts w:ascii="Times New Roman" w:hAnsi="Times New Roman" w:cs="Times New Roman"/>
-          <w:sz w:val="24"/>
-          <w:szCs w:val="24"/>
+          <w:lang w:val="en-US"/>
+        </w:rPr>
+      </w:pPr>
+      <w:r>
+        <w:rPr>
+          <w:rFonts w:ascii="Times New Roman" w:hAnsi="Times New Roman" w:cs="Times New Roman"/>
+          <w:sz w:val="24"/>
+          <w:szCs w:val="24"/>
+          <w:lang w:val="en-US"/>
         </w:rPr>
         <w:t xml:space="preserve">{%- </w:t>
       </w:r>
+      <w:proofErr w:type="spellStart"/>
       <w:r>
         <w:rPr>
           <w:rFonts w:ascii="Times New Roman" w:hAnsi="Times New Roman" w:cs="Times New Roman"/>
@@ -5516,11 +6792,13 @@
         </w:rPr>
         <w:t>endfor</w:t>
       </w:r>
-      <w:r>
-        <w:rPr>
-          <w:rFonts w:ascii="Times New Roman" w:hAnsi="Times New Roman" w:cs="Times New Roman"/>
-          <w:sz w:val="24"/>
-          <w:szCs w:val="24"/>
+      <w:proofErr w:type="spellEnd"/>
+      <w:r>
+        <w:rPr>
+          <w:rFonts w:ascii="Times New Roman" w:hAnsi="Times New Roman" w:cs="Times New Roman"/>
+          <w:sz w:val="24"/>
+          <w:szCs w:val="24"/>
+          <w:lang w:val="en-US"/>
         </w:rPr>
         <w:t xml:space="preserve"> %}</w:t>
       </w:r>
@@ -5534,15 +6812,17 @@
           <w:bCs/>
           <w:sz w:val="24"/>
           <w:szCs w:val="24"/>
-        </w:rPr>
-      </w:pPr>
-      <w:r>
-        <w:rPr>
-          <w:rFonts w:ascii="Times New Roman" w:hAnsi="Times New Roman" w:cs="Times New Roman"/>
-          <w:b/>
-          <w:bCs/>
-          <w:sz w:val="24"/>
-          <w:szCs w:val="24"/>
+          <w:lang w:val="en-US"/>
+        </w:rPr>
+      </w:pPr>
+      <w:r>
+        <w:rPr>
+          <w:rFonts w:ascii="Times New Roman" w:hAnsi="Times New Roman" w:cs="Times New Roman"/>
+          <w:b/>
+          <w:bCs/>
+          <w:sz w:val="24"/>
+          <w:szCs w:val="24"/>
+          <w:lang w:val="en-US"/>
         </w:rPr>
         <w:t xml:space="preserve">9 </w:t>
       </w:r>
@@ -5563,6 +6843,7 @@
           <w:bCs/>
           <w:sz w:val="24"/>
           <w:szCs w:val="24"/>
+          <w:lang w:val="en-US"/>
         </w:rPr>
         <w:t xml:space="preserve"> </w:t>
       </w:r>
@@ -5583,6 +6864,7 @@
           <w:bCs/>
           <w:sz w:val="24"/>
           <w:szCs w:val="24"/>
+          <w:lang w:val="en-US"/>
         </w:rPr>
         <w:t xml:space="preserve"> </w:t>
       </w:r>
@@ -5604,16 +6886,29 @@
           <w:rFonts w:ascii="Times New Roman" w:hAnsi="Times New Roman" w:cs="Times New Roman"/>
           <w:sz w:val="24"/>
           <w:szCs w:val="24"/>
-        </w:rPr>
-      </w:pPr>
-      <w:r>
-        <w:rPr>
-          <w:rFonts w:ascii="Times New Roman" w:hAnsi="Times New Roman" w:cs="Times New Roman"/>
-          <w:sz w:val="24"/>
-          <w:szCs w:val="24"/>
-        </w:rPr>
-        <w:t xml:space="preserve">{{ </w:t>
-      </w:r>
+          <w:lang w:val="en-US"/>
+        </w:rPr>
+      </w:pPr>
+      <w:r>
+        <w:rPr>
+          <w:rFonts w:ascii="Times New Roman" w:hAnsi="Times New Roman" w:cs="Times New Roman"/>
+          <w:sz w:val="24"/>
+          <w:szCs w:val="24"/>
+          <w:lang w:val="en-US"/>
+        </w:rPr>
+        <w:t>{</w:t>
+      </w:r>
+      <w:proofErr w:type="gramStart"/>
+      <w:r>
+        <w:rPr>
+          <w:rFonts w:ascii="Times New Roman" w:hAnsi="Times New Roman" w:cs="Times New Roman"/>
+          <w:sz w:val="24"/>
+          <w:szCs w:val="24"/>
+          <w:lang w:val="en-US"/>
+        </w:rPr>
+        <w:t xml:space="preserve">{ </w:t>
+      </w:r>
+      <w:proofErr w:type="spellStart"/>
       <w:r>
         <w:rPr>
           <w:rFonts w:ascii="Times New Roman" w:hAnsi="Times New Roman" w:cs="Times New Roman"/>
@@ -5628,6 +6923,7 @@
           <w:rFonts w:ascii="Times New Roman" w:hAnsi="Times New Roman" w:cs="Times New Roman"/>
           <w:sz w:val="24"/>
           <w:szCs w:val="24"/>
+          <w:lang w:val="en-US"/>
         </w:rPr>
         <w:t>.</w:t>
       </w:r>
@@ -5640,11 +6936,14 @@
         </w:rPr>
         <w:t>web</w:t>
       </w:r>
-      <w:r>
-        <w:rPr>
-          <w:rFonts w:ascii="Times New Roman" w:hAnsi="Times New Roman" w:cs="Times New Roman"/>
-          <w:sz w:val="24"/>
-          <w:szCs w:val="24"/>
+      <w:proofErr w:type="spellEnd"/>
+      <w:proofErr w:type="gramEnd"/>
+      <w:r>
+        <w:rPr>
+          <w:rFonts w:ascii="Times New Roman" w:hAnsi="Times New Roman" w:cs="Times New Roman"/>
+          <w:sz w:val="24"/>
+          <w:szCs w:val="24"/>
+          <w:lang w:val="en-US"/>
         </w:rPr>
         <w:t xml:space="preserve"> }}</w:t>
       </w:r>
@@ -5680,6 +6979,7 @@
           <w:szCs w:val="24"/>
         </w:rPr>
       </w:pPr>
+      <w:proofErr w:type="gramStart"/>
       <w:r>
         <w:rPr>
           <w:rFonts w:ascii="Times New Roman" w:hAnsi="Times New Roman" w:cs="Times New Roman"/>
@@ -5705,6 +7005,7 @@
         </w:rPr>
         <w:t>.</w:t>
       </w:r>
+      <w:proofErr w:type="spellStart"/>
       <w:r>
         <w:rPr>
           <w:rFonts w:ascii="Times New Roman" w:hAnsi="Times New Roman" w:cs="Times New Roman"/>
@@ -5713,6 +7014,8 @@
         </w:rPr>
         <w:t>bd</w:t>
       </w:r>
+      <w:proofErr w:type="spellEnd"/>
+      <w:proofErr w:type="gramEnd"/>
       <w:r>
         <w:rPr>
           <w:rFonts w:ascii="Times New Roman" w:hAnsi="Times New Roman" w:cs="Times New Roman"/>
@@ -5794,7 +7097,29 @@
           <w:szCs w:val="24"/>
           <w:lang w:val="en-US"/>
         </w:rPr>
-        <w:t>for i in software</w:t>
+        <w:t xml:space="preserve">for </w:t>
+      </w:r>
+      <w:proofErr w:type="spellStart"/>
+      <w:r>
+        <w:rPr>
+          <w:rFonts w:ascii="Times New Roman" w:hAnsi="Times New Roman" w:cs="Times New Roman"/>
+          <w:bCs/>
+          <w:sz w:val="24"/>
+          <w:szCs w:val="24"/>
+          <w:lang w:val="en-US"/>
+        </w:rPr>
+        <w:t>i</w:t>
+      </w:r>
+      <w:proofErr w:type="spellEnd"/>
+      <w:r>
+        <w:rPr>
+          <w:rFonts w:ascii="Times New Roman" w:hAnsi="Times New Roman" w:cs="Times New Roman"/>
+          <w:bCs/>
+          <w:sz w:val="24"/>
+          <w:szCs w:val="24"/>
+          <w:lang w:val="en-US"/>
+        </w:rPr>
+        <w:t xml:space="preserve"> in software</w:t>
       </w:r>
       <w:r>
         <w:rPr>
@@ -5827,18 +7152,41 @@
           <w:szCs w:val="24"/>
           <w:lang w:val="en-US"/>
         </w:rPr>
-        <w:t xml:space="preserve">{{i.number}}. </w:t>
-      </w:r>
-      <w:r>
-        <w:rPr>
-          <w:rFonts w:ascii="Times New Roman" w:hAnsi="Times New Roman" w:cs="Times New Roman"/>
-          <w:bCs/>
-          <w:sz w:val="24"/>
-          <w:szCs w:val="24"/>
-          <w:lang w:val="en-US"/>
-        </w:rPr>
         <w:t>{{</w:t>
       </w:r>
+      <w:proofErr w:type="spellStart"/>
+      <w:r>
+        <w:rPr>
+          <w:rFonts w:ascii="Times New Roman" w:hAnsi="Times New Roman" w:cs="Times New Roman"/>
+          <w:bCs/>
+          <w:sz w:val="24"/>
+          <w:szCs w:val="24"/>
+          <w:lang w:val="en-US"/>
+        </w:rPr>
+        <w:t>i.number</w:t>
+      </w:r>
+      <w:proofErr w:type="spellEnd"/>
+      <w:r>
+        <w:rPr>
+          <w:rFonts w:ascii="Times New Roman" w:hAnsi="Times New Roman" w:cs="Times New Roman"/>
+          <w:bCs/>
+          <w:sz w:val="24"/>
+          <w:szCs w:val="24"/>
+          <w:lang w:val="en-US"/>
+        </w:rPr>
+        <w:t xml:space="preserve">}}. </w:t>
+      </w:r>
+      <w:r>
+        <w:rPr>
+          <w:rFonts w:ascii="Times New Roman" w:hAnsi="Times New Roman" w:cs="Times New Roman"/>
+          <w:bCs/>
+          <w:sz w:val="24"/>
+          <w:szCs w:val="24"/>
+          <w:lang w:val="en-US"/>
+        </w:rPr>
+        <w:t>{{</w:t>
+      </w:r>
+      <w:proofErr w:type="spellStart"/>
       <w:r>
         <w:rPr>
           <w:rFonts w:ascii="Times New Roman" w:hAnsi="Times New Roman" w:cs="Times New Roman"/>
@@ -5869,6 +7217,7 @@
         </w:rPr>
         <w:t>content</w:t>
       </w:r>
+      <w:proofErr w:type="spellEnd"/>
       <w:r>
         <w:rPr>
           <w:rFonts w:ascii="Times New Roman" w:hAnsi="Times New Roman" w:cs="Times New Roman"/>
@@ -5889,19 +7238,18 @@
           <w:bCs/>
           <w:sz w:val="24"/>
           <w:szCs w:val="24"/>
-          <w:lang w:val="en-US"/>
-        </w:rPr>
-      </w:pPr>
-      <w:r>
-        <w:rPr>
-          <w:rFonts w:ascii="Times New Roman" w:hAnsi="Times New Roman" w:cs="Times New Roman"/>
-          <w:bCs/>
-          <w:sz w:val="24"/>
-          <w:szCs w:val="24"/>
-          <w:lang w:val="en-US"/>
+        </w:rPr>
+      </w:pPr>
+      <w:r>
+        <w:rPr>
+          <w:rFonts w:ascii="Times New Roman" w:hAnsi="Times New Roman" w:cs="Times New Roman"/>
+          <w:bCs/>
+          <w:sz w:val="24"/>
+          <w:szCs w:val="24"/>
         </w:rPr>
         <w:t xml:space="preserve">{%- </w:t>
       </w:r>
+      <w:proofErr w:type="spellStart"/>
       <w:r>
         <w:rPr>
           <w:rFonts w:ascii="Times New Roman" w:hAnsi="Times New Roman" w:cs="Times New Roman"/>
@@ -5912,13 +7260,13 @@
         </w:rPr>
         <w:t>endfor</w:t>
       </w:r>
-      <w:r>
-        <w:rPr>
-          <w:rFonts w:ascii="Times New Roman" w:hAnsi="Times New Roman" w:cs="Times New Roman"/>
-          <w:bCs/>
-          <w:sz w:val="24"/>
-          <w:szCs w:val="24"/>
-          <w:lang w:val="en-US"/>
+      <w:proofErr w:type="spellEnd"/>
+      <w:r>
+        <w:rPr>
+          <w:rFonts w:ascii="Times New Roman" w:hAnsi="Times New Roman" w:cs="Times New Roman"/>
+          <w:bCs/>
+          <w:sz w:val="24"/>
+          <w:szCs w:val="24"/>
         </w:rPr>
         <w:t xml:space="preserve"> %}</w:t>
       </w:r>
@@ -5982,6 +7330,7 @@
         </w:rPr>
         <w:t xml:space="preserve"> </w:t>
       </w:r>
+      <w:proofErr w:type="spellStart"/>
       <w:r>
         <w:rPr>
           <w:rFonts w:ascii="Times New Roman" w:hAnsi="Times New Roman" w:cs="Times New Roman"/>
@@ -5992,6 +7341,7 @@
         </w:rPr>
         <w:t>i</w:t>
       </w:r>
+      <w:proofErr w:type="spellEnd"/>
       <w:r>
         <w:rPr>
           <w:rFonts w:ascii="Times New Roman" w:hAnsi="Times New Roman" w:cs="Times New Roman"/>
@@ -6060,6 +7410,7 @@
         <w:lastRenderedPageBreak/>
         <w:t>{{</w:t>
       </w:r>
+      <w:proofErr w:type="spellStart"/>
       <w:r>
         <w:rPr>
           <w:rFonts w:ascii="Times New Roman" w:hAnsi="Times New Roman" w:cs="Times New Roman"/>
@@ -6070,6 +7421,7 @@
         </w:rPr>
         <w:t>i</w:t>
       </w:r>
+      <w:proofErr w:type="spellEnd"/>
       <w:r>
         <w:rPr>
           <w:rFonts w:ascii="Times New Roman" w:hAnsi="Times New Roman" w:cs="Times New Roman"/>
@@ -6107,6 +7459,7 @@
         </w:rPr>
         <w:t>{{</w:t>
       </w:r>
+      <w:proofErr w:type="spellStart"/>
       <w:r>
         <w:rPr>
           <w:rFonts w:ascii="Times New Roman" w:hAnsi="Times New Roman" w:cs="Times New Roman"/>
@@ -6117,6 +7470,7 @@
         </w:rPr>
         <w:t>i</w:t>
       </w:r>
+      <w:proofErr w:type="spellEnd"/>
       <w:r>
         <w:rPr>
           <w:rFonts w:ascii="Times New Roman" w:hAnsi="Times New Roman" w:cs="Times New Roman"/>
@@ -6165,6 +7519,7 @@
         </w:rPr>
         <w:t xml:space="preserve">{%- </w:t>
       </w:r>
+      <w:proofErr w:type="spellStart"/>
       <w:r>
         <w:rPr>
           <w:rFonts w:ascii="Times New Roman" w:hAnsi="Times New Roman" w:cs="Times New Roman"/>
@@ -6175,6 +7530,7 @@
         </w:rPr>
         <w:t>endfor</w:t>
       </w:r>
+      <w:proofErr w:type="spellEnd"/>
       <w:r>
         <w:rPr>
           <w:rFonts w:ascii="Times New Roman" w:hAnsi="Times New Roman" w:cs="Times New Roman"/>
@@ -6199,7 +7555,7 @@
 </file>
 
 <file path=word/endnotes.xml><?xml version="1.0" encoding="utf-8"?>
-<w:endnotes xmlns:wpc="http://schemas.microsoft.com/office/word/2010/wordprocessingCanvas" xmlns:cx="http://schemas.microsoft.com/office/drawing/2014/chartex" xmlns:cx1="http://schemas.microsoft.com/office/drawing/2015/9/8/chartex" xmlns:cx2="http://schemas.microsoft.com/office/drawing/2015/10/21/chartex" xmlns:cx3="http://schemas.microsoft.com/office/drawing/2016/5/9/chartex" xmlns:cx4="http://schemas.microsoft.com/office/drawing/2016/5/10/chartex" xmlns:cx5="http://schemas.microsoft.com/office/drawing/2016/5/11/chartex" xmlns:cx6="http://schemas.microsoft.com/office/drawing/2016/5/12/chartex" xmlns:cx7="http://schemas.microsoft.com/office/drawing/2016/5/13/chartex" xmlns:cx8="http://schemas.microsoft.com/office/drawing/2016/5/14/chartex" xmlns:mc="http://schemas.openxmlformats.org/markup-compatibility/2006" xmlns:aink="http://schemas.microsoft.com/office/drawing/2016/ink" xmlns:am3d="http://schemas.microsoft.com/office/drawing/2017/model3d" xmlns:o="urn:schemas-microsoft-com:office:office" xmlns:oel="http://schemas.microsoft.com/office/2019/extlst" xmlns:r="http://schemas.openxmlformats.org/officeDocument/2006/relationships" xmlns:m="http://schemas.openxmlformats.org/officeDocument/2006/math" xmlns:v="urn:schemas-microsoft-com:vml" xmlns:wp14="http://schemas.microsoft.com/office/word/2010/wordprocessingDrawing" xmlns:wp="http://schemas.openxmlformats.org/drawingml/2006/wordprocessingDrawing" xmlns:w10="urn:schemas-microsoft-com:office:word" xmlns:w="http://schemas.openxmlformats.org/wordprocessingml/2006/main" xmlns:w14="http://schemas.microsoft.com/office/word/2010/wordml" xmlns:w15="http://schemas.microsoft.com/office/word/2012/wordml" xmlns:w16cex="http://schemas.microsoft.com/office/word/2018/wordml/cex" xmlns:w16cid="http://schemas.microsoft.com/office/word/2016/wordml/cid" xmlns:w16="http://schemas.microsoft.com/office/word/2018/wordml" xmlns:w16du="http://schemas.microsoft.com/office/word/2023/wordml/word16du" xmlns:w16sdtdh="http://schemas.microsoft.com/office/word/2020/wordml/sdtdatahash" xmlns:w16sdtfl="http://schemas.microsoft.com/office/word/2024/wordml/sdtformatlock" xmlns:w16se="http://schemas.microsoft.com/office/word/2015/wordml/symex" xmlns:wpg="http://schemas.microsoft.com/office/word/2010/wordprocessingGroup" xmlns:wpi="http://schemas.microsoft.com/office/word/2010/wordprocessingInk" xmlns:wne="http://schemas.microsoft.com/office/word/2006/wordml" xmlns:wps="http://schemas.microsoft.com/office/word/2010/wordprocessingShape" mc:Ignorable="w14 w15 w16se w16cid w16 w16cex w16sdtdh w16sdtfl w16du wp14">
+<w:endnotes xmlns:wpc="http://schemas.microsoft.com/office/word/2010/wordprocessingCanvas" xmlns:mc="http://schemas.openxmlformats.org/markup-compatibility/2006" xmlns:o="urn:schemas-microsoft-com:office:office" xmlns:r="http://schemas.openxmlformats.org/officeDocument/2006/relationships" xmlns:m="http://schemas.openxmlformats.org/officeDocument/2006/math" xmlns:v="urn:schemas-microsoft-com:vml" xmlns:wp14="http://schemas.microsoft.com/office/word/2010/wordprocessingDrawing" xmlns:wp="http://schemas.openxmlformats.org/drawingml/2006/wordprocessingDrawing" xmlns:w10="urn:schemas-microsoft-com:office:word" xmlns:w="http://schemas.openxmlformats.org/wordprocessingml/2006/main" xmlns:w14="http://schemas.microsoft.com/office/word/2010/wordml" xmlns:w15="http://schemas.microsoft.com/office/word/2012/wordml" xmlns:wpg="http://schemas.microsoft.com/office/word/2010/wordprocessingGroup" xmlns:wpi="http://schemas.microsoft.com/office/word/2010/wordprocessingInk" xmlns:wne="http://schemas.microsoft.com/office/word/2006/wordml" xmlns:wps="http://schemas.microsoft.com/office/word/2010/wordprocessingShape" mc:Ignorable="w14 w15 wp14">
   <w:endnote w:type="separator" w:id="-1">
     <w:p>
       <w:pPr>
@@ -6224,7 +7580,7 @@
 </file>
 
 <file path=word/footer1.xml><?xml version="1.0" encoding="utf-8"?>
-<w:ftr xmlns:wpc="http://schemas.microsoft.com/office/word/2010/wordprocessingCanvas" xmlns:cx="http://schemas.microsoft.com/office/drawing/2014/chartex" xmlns:cx1="http://schemas.microsoft.com/office/drawing/2015/9/8/chartex" xmlns:cx2="http://schemas.microsoft.com/office/drawing/2015/10/21/chartex" xmlns:cx3="http://schemas.microsoft.com/office/drawing/2016/5/9/chartex" xmlns:cx4="http://schemas.microsoft.com/office/drawing/2016/5/10/chartex" xmlns:cx5="http://schemas.microsoft.com/office/drawing/2016/5/11/chartex" xmlns:cx6="http://schemas.microsoft.com/office/drawing/2016/5/12/chartex" xmlns:cx7="http://schemas.microsoft.com/office/drawing/2016/5/13/chartex" xmlns:cx8="http://schemas.microsoft.com/office/drawing/2016/5/14/chartex" xmlns:mc="http://schemas.openxmlformats.org/markup-compatibility/2006" xmlns:aink="http://schemas.microsoft.com/office/drawing/2016/ink" xmlns:am3d="http://schemas.microsoft.com/office/drawing/2017/model3d" xmlns:o="urn:schemas-microsoft-com:office:office" xmlns:oel="http://schemas.microsoft.com/office/2019/extlst" xmlns:r="http://schemas.openxmlformats.org/officeDocument/2006/relationships" xmlns:m="http://schemas.openxmlformats.org/officeDocument/2006/math" xmlns:v="urn:schemas-microsoft-com:vml" xmlns:wp14="http://schemas.microsoft.com/office/word/2010/wordprocessingDrawing" xmlns:wp="http://schemas.openxmlformats.org/drawingml/2006/wordprocessingDrawing" xmlns:w10="urn:schemas-microsoft-com:office:word" xmlns:w="http://schemas.openxmlformats.org/wordprocessingml/2006/main" xmlns:w14="http://schemas.microsoft.com/office/word/2010/wordml" xmlns:w15="http://schemas.microsoft.com/office/word/2012/wordml" xmlns:w16cex="http://schemas.microsoft.com/office/word/2018/wordml/cex" xmlns:w16cid="http://schemas.microsoft.com/office/word/2016/wordml/cid" xmlns:w16="http://schemas.microsoft.com/office/word/2018/wordml" xmlns:w16du="http://schemas.microsoft.com/office/word/2023/wordml/word16du" xmlns:w16sdtdh="http://schemas.microsoft.com/office/word/2020/wordml/sdtdatahash" xmlns:w16sdtfl="http://schemas.microsoft.com/office/word/2024/wordml/sdtformatlock" xmlns:w16se="http://schemas.microsoft.com/office/word/2015/wordml/symex" xmlns:wpg="http://schemas.microsoft.com/office/word/2010/wordprocessingGroup" xmlns:wpi="http://schemas.microsoft.com/office/word/2010/wordprocessingInk" xmlns:wne="http://schemas.microsoft.com/office/word/2006/wordml" xmlns:wps="http://schemas.microsoft.com/office/word/2010/wordprocessingShape" mc:Ignorable="w14 w15 w16se w16cid w16 w16cex w16sdtdh w16sdtfl w16du wp14">
+<w:ftr xmlns:wpc="http://schemas.microsoft.com/office/word/2010/wordprocessingCanvas" xmlns:mc="http://schemas.openxmlformats.org/markup-compatibility/2006" xmlns:o="urn:schemas-microsoft-com:office:office" xmlns:r="http://schemas.openxmlformats.org/officeDocument/2006/relationships" xmlns:m="http://schemas.openxmlformats.org/officeDocument/2006/math" xmlns:v="urn:schemas-microsoft-com:vml" xmlns:wp14="http://schemas.microsoft.com/office/word/2010/wordprocessingDrawing" xmlns:wp="http://schemas.openxmlformats.org/drawingml/2006/wordprocessingDrawing" xmlns:w10="urn:schemas-microsoft-com:office:word" xmlns:w="http://schemas.openxmlformats.org/wordprocessingml/2006/main" xmlns:w14="http://schemas.microsoft.com/office/word/2010/wordml" xmlns:w15="http://schemas.microsoft.com/office/word/2012/wordml" xmlns:wpg="http://schemas.microsoft.com/office/word/2010/wordprocessingGroup" xmlns:wpi="http://schemas.microsoft.com/office/word/2010/wordprocessingInk" xmlns:wne="http://schemas.microsoft.com/office/word/2006/wordml" xmlns:wps="http://schemas.microsoft.com/office/word/2010/wordprocessingShape" mc:Ignorable="w14 w15 wp14">
   <w:sdt>
     <w:sdtPr>
       <w:id w:val="1344050656"/>
@@ -6233,6 +7589,7 @@
         <w:docPartUnique/>
       </w:docPartObj>
     </w:sdtPr>
+    <w:sdtEndPr/>
     <w:sdtContent>
       <w:p>
         <w:pPr>
@@ -6266,7 +7623,7 @@
             <w:noProof/>
             <w:sz w:val="24"/>
           </w:rPr>
-          <w:t>2</w:t>
+          <w:t>5</w:t>
         </w:r>
         <w:r>
           <w:rPr>
@@ -6291,7 +7648,7 @@
 </file>
 
 <file path=word/footer2.xml><?xml version="1.0" encoding="utf-8"?>
-<w:ftr xmlns:wpc="http://schemas.microsoft.com/office/word/2010/wordprocessingCanvas" xmlns:cx="http://schemas.microsoft.com/office/drawing/2014/chartex" xmlns:cx1="http://schemas.microsoft.com/office/drawing/2015/9/8/chartex" xmlns:cx2="http://schemas.microsoft.com/office/drawing/2015/10/21/chartex" xmlns:cx3="http://schemas.microsoft.com/office/drawing/2016/5/9/chartex" xmlns:cx4="http://schemas.microsoft.com/office/drawing/2016/5/10/chartex" xmlns:cx5="http://schemas.microsoft.com/office/drawing/2016/5/11/chartex" xmlns:cx6="http://schemas.microsoft.com/office/drawing/2016/5/12/chartex" xmlns:cx7="http://schemas.microsoft.com/office/drawing/2016/5/13/chartex" xmlns:cx8="http://schemas.microsoft.com/office/drawing/2016/5/14/chartex" xmlns:mc="http://schemas.openxmlformats.org/markup-compatibility/2006" xmlns:aink="http://schemas.microsoft.com/office/drawing/2016/ink" xmlns:am3d="http://schemas.microsoft.com/office/drawing/2017/model3d" xmlns:o="urn:schemas-microsoft-com:office:office" xmlns:oel="http://schemas.microsoft.com/office/2019/extlst" xmlns:r="http://schemas.openxmlformats.org/officeDocument/2006/relationships" xmlns:m="http://schemas.openxmlformats.org/officeDocument/2006/math" xmlns:v="urn:schemas-microsoft-com:vml" xmlns:wp14="http://schemas.microsoft.com/office/word/2010/wordprocessingDrawing" xmlns:wp="http://schemas.openxmlformats.org/drawingml/2006/wordprocessingDrawing" xmlns:w10="urn:schemas-microsoft-com:office:word" xmlns:w="http://schemas.openxmlformats.org/wordprocessingml/2006/main" xmlns:w14="http://schemas.microsoft.com/office/word/2010/wordml" xmlns:w15="http://schemas.microsoft.com/office/word/2012/wordml" xmlns:w16cex="http://schemas.microsoft.com/office/word/2018/wordml/cex" xmlns:w16cid="http://schemas.microsoft.com/office/word/2016/wordml/cid" xmlns:w16="http://schemas.microsoft.com/office/word/2018/wordml" xmlns:w16du="http://schemas.microsoft.com/office/word/2023/wordml/word16du" xmlns:w16sdtdh="http://schemas.microsoft.com/office/word/2020/wordml/sdtdatahash" xmlns:w16sdtfl="http://schemas.microsoft.com/office/word/2024/wordml/sdtformatlock" xmlns:w16se="http://schemas.microsoft.com/office/word/2015/wordml/symex" xmlns:wpg="http://schemas.microsoft.com/office/word/2010/wordprocessingGroup" xmlns:wpi="http://schemas.microsoft.com/office/word/2010/wordprocessingInk" xmlns:wne="http://schemas.microsoft.com/office/word/2006/wordml" xmlns:wps="http://schemas.microsoft.com/office/word/2010/wordprocessingShape" mc:Ignorable="w14 w15 w16se w16cid w16 w16cex w16sdtdh w16sdtfl w16du wp14">
+<w:ftr xmlns:wpc="http://schemas.microsoft.com/office/word/2010/wordprocessingCanvas" xmlns:mc="http://schemas.openxmlformats.org/markup-compatibility/2006" xmlns:o="urn:schemas-microsoft-com:office:office" xmlns:r="http://schemas.openxmlformats.org/officeDocument/2006/relationships" xmlns:m="http://schemas.openxmlformats.org/officeDocument/2006/math" xmlns:v="urn:schemas-microsoft-com:vml" xmlns:wp14="http://schemas.microsoft.com/office/word/2010/wordprocessingDrawing" xmlns:wp="http://schemas.openxmlformats.org/drawingml/2006/wordprocessingDrawing" xmlns:w10="urn:schemas-microsoft-com:office:word" xmlns:w="http://schemas.openxmlformats.org/wordprocessingml/2006/main" xmlns:w14="http://schemas.microsoft.com/office/word/2010/wordml" xmlns:w15="http://schemas.microsoft.com/office/word/2012/wordml" xmlns:wpg="http://schemas.microsoft.com/office/word/2010/wordprocessingGroup" xmlns:wpi="http://schemas.microsoft.com/office/word/2010/wordprocessingInk" xmlns:wne="http://schemas.microsoft.com/office/word/2006/wordml" xmlns:wps="http://schemas.microsoft.com/office/word/2010/wordprocessingShape" mc:Ignorable="w14 w15 wp14">
   <w:p>
     <w:pPr>
       <w:jc w:val="center"/>
@@ -6307,7 +7664,16 @@
         <w:color w:val="000000" w:themeColor="text1"/>
         <w:sz w:val="24"/>
       </w:rPr>
-      <w:t xml:space="preserve">Год набора – {{ </w:t>
+      <w:t xml:space="preserve">Год набора – </w:t>
+    </w:r>
+    <w:proofErr w:type="gramStart"/>
+    <w:r>
+      <w:rPr>
+        <w:rFonts w:ascii="Times New Roman" w:hAnsi="Times New Roman" w:cs="Times New Roman"/>
+        <w:color w:val="000000" w:themeColor="text1"/>
+        <w:sz w:val="24"/>
+      </w:rPr>
+      <w:t xml:space="preserve">{{ </w:t>
     </w:r>
     <w:r>
       <w:rPr>
@@ -6318,6 +7684,7 @@
       </w:rPr>
       <w:t>year</w:t>
     </w:r>
+    <w:proofErr w:type="gramEnd"/>
     <w:r>
       <w:rPr>
         <w:rFonts w:ascii="Times New Roman" w:hAnsi="Times New Roman" w:cs="Times New Roman"/>
@@ -6363,6 +7730,7 @@
       </w:rPr>
       <w:t xml:space="preserve">Иркутск, </w:t>
     </w:r>
+    <w:proofErr w:type="gramStart"/>
     <w:r>
       <w:rPr>
         <w:rFonts w:ascii="Times New Roman" w:hAnsi="Times New Roman" w:cs="Times New Roman"/>
@@ -6370,7 +7738,37 @@
         <w:sz w:val="24"/>
         <w:lang w:val="en-US"/>
       </w:rPr>
-      <w:t>{{ protocol_year }}</w:t>
+      <w:t xml:space="preserve">{{ </w:t>
+    </w:r>
+    <w:proofErr w:type="spellStart"/>
+    <w:r>
+      <w:rPr>
+        <w:rFonts w:ascii="Times New Roman" w:hAnsi="Times New Roman" w:cs="Times New Roman"/>
+        <w:color w:val="000000" w:themeColor="text1"/>
+        <w:sz w:val="24"/>
+        <w:lang w:val="en-US"/>
+      </w:rPr>
+      <w:t>protocol</w:t>
+    </w:r>
+    <w:proofErr w:type="gramEnd"/>
+    <w:r>
+      <w:rPr>
+        <w:rFonts w:ascii="Times New Roman" w:hAnsi="Times New Roman" w:cs="Times New Roman"/>
+        <w:color w:val="000000" w:themeColor="text1"/>
+        <w:sz w:val="24"/>
+        <w:lang w:val="en-US"/>
+      </w:rPr>
+      <w:t>_year</w:t>
+    </w:r>
+    <w:proofErr w:type="spellEnd"/>
+    <w:r>
+      <w:rPr>
+        <w:rFonts w:ascii="Times New Roman" w:hAnsi="Times New Roman" w:cs="Times New Roman"/>
+        <w:color w:val="000000" w:themeColor="text1"/>
+        <w:sz w:val="24"/>
+        <w:lang w:val="en-US"/>
+      </w:rPr>
+      <w:t xml:space="preserve"> }}</w:t>
     </w:r>
     <w:r>
       <w:rPr>
@@ -6385,7 +7783,7 @@
 </file>
 
 <file path=word/footnotes.xml><?xml version="1.0" encoding="utf-8"?>
-<w:footnotes xmlns:wpc="http://schemas.microsoft.com/office/word/2010/wordprocessingCanvas" xmlns:cx="http://schemas.microsoft.com/office/drawing/2014/chartex" xmlns:cx1="http://schemas.microsoft.com/office/drawing/2015/9/8/chartex" xmlns:cx2="http://schemas.microsoft.com/office/drawing/2015/10/21/chartex" xmlns:cx3="http://schemas.microsoft.com/office/drawing/2016/5/9/chartex" xmlns:cx4="http://schemas.microsoft.com/office/drawing/2016/5/10/chartex" xmlns:cx5="http://schemas.microsoft.com/office/drawing/2016/5/11/chartex" xmlns:cx6="http://schemas.microsoft.com/office/drawing/2016/5/12/chartex" xmlns:cx7="http://schemas.microsoft.com/office/drawing/2016/5/13/chartex" xmlns:cx8="http://schemas.microsoft.com/office/drawing/2016/5/14/chartex" xmlns:mc="http://schemas.openxmlformats.org/markup-compatibility/2006" xmlns:aink="http://schemas.microsoft.com/office/drawing/2016/ink" xmlns:am3d="http://schemas.microsoft.com/office/drawing/2017/model3d" xmlns:o="urn:schemas-microsoft-com:office:office" xmlns:oel="http://schemas.microsoft.com/office/2019/extlst" xmlns:r="http://schemas.openxmlformats.org/officeDocument/2006/relationships" xmlns:m="http://schemas.openxmlformats.org/officeDocument/2006/math" xmlns:v="urn:schemas-microsoft-com:vml" xmlns:wp14="http://schemas.microsoft.com/office/word/2010/wordprocessingDrawing" xmlns:wp="http://schemas.openxmlformats.org/drawingml/2006/wordprocessingDrawing" xmlns:w10="urn:schemas-microsoft-com:office:word" xmlns:w="http://schemas.openxmlformats.org/wordprocessingml/2006/main" xmlns:w14="http://schemas.microsoft.com/office/word/2010/wordml" xmlns:w15="http://schemas.microsoft.com/office/word/2012/wordml" xmlns:w16cex="http://schemas.microsoft.com/office/word/2018/wordml/cex" xmlns:w16cid="http://schemas.microsoft.com/office/word/2016/wordml/cid" xmlns:w16="http://schemas.microsoft.com/office/word/2018/wordml" xmlns:w16du="http://schemas.microsoft.com/office/word/2023/wordml/word16du" xmlns:w16sdtdh="http://schemas.microsoft.com/office/word/2020/wordml/sdtdatahash" xmlns:w16sdtfl="http://schemas.microsoft.com/office/word/2024/wordml/sdtformatlock" xmlns:w16se="http://schemas.microsoft.com/office/word/2015/wordml/symex" xmlns:wpg="http://schemas.microsoft.com/office/word/2010/wordprocessingGroup" xmlns:wpi="http://schemas.microsoft.com/office/word/2010/wordprocessingInk" xmlns:wne="http://schemas.microsoft.com/office/word/2006/wordml" xmlns:wps="http://schemas.microsoft.com/office/word/2010/wordprocessingShape" mc:Ignorable="w14 w15 w16se w16cid w16 w16cex w16sdtdh w16sdtfl w16du wp14">
+<w:footnotes xmlns:wpc="http://schemas.microsoft.com/office/word/2010/wordprocessingCanvas" xmlns:mc="http://schemas.openxmlformats.org/markup-compatibility/2006" xmlns:o="urn:schemas-microsoft-com:office:office" xmlns:r="http://schemas.openxmlformats.org/officeDocument/2006/relationships" xmlns:m="http://schemas.openxmlformats.org/officeDocument/2006/math" xmlns:v="urn:schemas-microsoft-com:vml" xmlns:wp14="http://schemas.microsoft.com/office/word/2010/wordprocessingDrawing" xmlns:wp="http://schemas.openxmlformats.org/drawingml/2006/wordprocessingDrawing" xmlns:w10="urn:schemas-microsoft-com:office:word" xmlns:w="http://schemas.openxmlformats.org/wordprocessingml/2006/main" xmlns:w14="http://schemas.microsoft.com/office/word/2010/wordml" xmlns:w15="http://schemas.microsoft.com/office/word/2012/wordml" xmlns:wpg="http://schemas.microsoft.com/office/word/2010/wordprocessingGroup" xmlns:wpi="http://schemas.microsoft.com/office/word/2010/wordprocessingInk" xmlns:wne="http://schemas.microsoft.com/office/word/2006/wordml" xmlns:wps="http://schemas.microsoft.com/office/word/2010/wordprocessingShape" mc:Ignorable="w14 w15 wp14">
   <w:footnote w:type="separator" w:id="-1">
     <w:p>
       <w:pPr>
@@ -6410,7 +7808,7 @@
 </file>
 
 <file path=word/numbering.xml><?xml version="1.0" encoding="utf-8"?>
-<w:numbering xmlns:wpc="http://schemas.microsoft.com/office/word/2010/wordprocessingCanvas" xmlns:cx="http://schemas.microsoft.com/office/drawing/2014/chartex" xmlns:cx1="http://schemas.microsoft.com/office/drawing/2015/9/8/chartex" xmlns:cx2="http://schemas.microsoft.com/office/drawing/2015/10/21/chartex" xmlns:cx3="http://schemas.microsoft.com/office/drawing/2016/5/9/chartex" xmlns:cx4="http://schemas.microsoft.com/office/drawing/2016/5/10/chartex" xmlns:cx5="http://schemas.microsoft.com/office/drawing/2016/5/11/chartex" xmlns:cx6="http://schemas.microsoft.com/office/drawing/2016/5/12/chartex" xmlns:cx7="http://schemas.microsoft.com/office/drawing/2016/5/13/chartex" xmlns:cx8="http://schemas.microsoft.com/office/drawing/2016/5/14/chartex" xmlns:mc="http://schemas.openxmlformats.org/markup-compatibility/2006" xmlns:aink="http://schemas.microsoft.com/office/drawing/2016/ink" xmlns:am3d="http://schemas.microsoft.com/office/drawing/2017/model3d" xmlns:o="urn:schemas-microsoft-com:office:office" xmlns:oel="http://schemas.microsoft.com/office/2019/extlst" xmlns:r="http://schemas.openxmlformats.org/officeDocument/2006/relationships" xmlns:m="http://schemas.openxmlformats.org/officeDocument/2006/math" xmlns:v="urn:schemas-microsoft-com:vml" xmlns:wp14="http://schemas.microsoft.com/office/word/2010/wordprocessingDrawing" xmlns:wp="http://schemas.openxmlformats.org/drawingml/2006/wordprocessingDrawing" xmlns:w10="urn:schemas-microsoft-com:office:word" xmlns:w="http://schemas.openxmlformats.org/wordprocessingml/2006/main" xmlns:w14="http://schemas.microsoft.com/office/word/2010/wordml" xmlns:w15="http://schemas.microsoft.com/office/word/2012/wordml" xmlns:w16cex="http://schemas.microsoft.com/office/word/2018/wordml/cex" xmlns:w16cid="http://schemas.microsoft.com/office/word/2016/wordml/cid" xmlns:w16="http://schemas.microsoft.com/office/word/2018/wordml" xmlns:w16du="http://schemas.microsoft.com/office/word/2023/wordml/word16du" xmlns:w16sdtdh="http://schemas.microsoft.com/office/word/2020/wordml/sdtdatahash" xmlns:w16sdtfl="http://schemas.microsoft.com/office/word/2024/wordml/sdtformatlock" xmlns:w16se="http://schemas.microsoft.com/office/word/2015/wordml/symex" xmlns:wpg="http://schemas.microsoft.com/office/word/2010/wordprocessingGroup" xmlns:wpi="http://schemas.microsoft.com/office/word/2010/wordprocessingInk" xmlns:wne="http://schemas.microsoft.com/office/word/2006/wordml" xmlns:wps="http://schemas.microsoft.com/office/word/2010/wordprocessingShape" mc:Ignorable="w14 w15 w16se w16cid w16 w16cex w16sdtdh w16sdtfl w16du wp14">
+<w:numbering xmlns:wpc="http://schemas.microsoft.com/office/word/2010/wordprocessingCanvas" xmlns:mc="http://schemas.openxmlformats.org/markup-compatibility/2006" xmlns:o="urn:schemas-microsoft-com:office:office" xmlns:r="http://schemas.openxmlformats.org/officeDocument/2006/relationships" xmlns:m="http://schemas.openxmlformats.org/officeDocument/2006/math" xmlns:v="urn:schemas-microsoft-com:vml" xmlns:wp14="http://schemas.microsoft.com/office/word/2010/wordprocessingDrawing" xmlns:wp="http://schemas.openxmlformats.org/drawingml/2006/wordprocessingDrawing" xmlns:w10="urn:schemas-microsoft-com:office:word" xmlns:w="http://schemas.openxmlformats.org/wordprocessingml/2006/main" xmlns:w14="http://schemas.microsoft.com/office/word/2010/wordml" xmlns:w15="http://schemas.microsoft.com/office/word/2012/wordml" xmlns:wpg="http://schemas.microsoft.com/office/word/2010/wordprocessingGroup" xmlns:wpi="http://schemas.microsoft.com/office/word/2010/wordprocessingInk" xmlns:wne="http://schemas.microsoft.com/office/word/2006/wordml" xmlns:wps="http://schemas.microsoft.com/office/word/2010/wordprocessingShape" mc:Ignorable="w14 w15 wp14">
   <w:abstractNum w:abstractNumId="0" w15:restartNumberingAfterBreak="0">
     <w:nsid w:val="51E57791"/>
     <w:multiLevelType w:val="hybridMultilevel"/>
@@ -6732,20 +8130,20 @@
       </w:pPr>
     </w:lvl>
   </w:abstractNum>
-  <w:num w:numId="1" w16cid:durableId="1696349593">
+  <w:num w:numId="1">
     <w:abstractNumId w:val="1"/>
   </w:num>
-  <w:num w:numId="2" w16cid:durableId="681781086">
+  <w:num w:numId="2">
     <w:abstractNumId w:val="2"/>
   </w:num>
-  <w:num w:numId="3" w16cid:durableId="1844012087">
+  <w:num w:numId="3">
     <w:abstractNumId w:val="0"/>
   </w:num>
 </w:numbering>
 </file>
 
 <file path=word/styles.xml><?xml version="1.0" encoding="utf-8"?>
-<w:styles xmlns:mc="http://schemas.openxmlformats.org/markup-compatibility/2006" xmlns:r="http://schemas.openxmlformats.org/officeDocument/2006/relationships" xmlns:w="http://schemas.openxmlformats.org/wordprocessingml/2006/main" xmlns:w14="http://schemas.microsoft.com/office/word/2010/wordml" xmlns:w15="http://schemas.microsoft.com/office/word/2012/wordml" xmlns:w16cex="http://schemas.microsoft.com/office/word/2018/wordml/cex" xmlns:w16cid="http://schemas.microsoft.com/office/word/2016/wordml/cid" xmlns:w16="http://schemas.microsoft.com/office/word/2018/wordml" xmlns:w16du="http://schemas.microsoft.com/office/word/2023/wordml/word16du" xmlns:w16sdtdh="http://schemas.microsoft.com/office/word/2020/wordml/sdtdatahash" xmlns:w16sdtfl="http://schemas.microsoft.com/office/word/2024/wordml/sdtformatlock" xmlns:w16se="http://schemas.microsoft.com/office/word/2015/wordml/symex" mc:Ignorable="w14 w15 w16se w16cid w16 w16cex w16sdtdh w16sdtfl w16du">
+<w:styles xmlns:mc="http://schemas.openxmlformats.org/markup-compatibility/2006" xmlns:r="http://schemas.openxmlformats.org/officeDocument/2006/relationships" xmlns:w="http://schemas.openxmlformats.org/wordprocessingml/2006/main" xmlns:w14="http://schemas.microsoft.com/office/word/2010/wordml" xmlns:w15="http://schemas.microsoft.com/office/word/2012/wordml" mc:Ignorable="w14 w15">
   <w:docDefaults>
     <w:rPrDefault>
       <w:rPr>
@@ -6761,7 +8159,7 @@
       </w:pPr>
     </w:pPrDefault>
   </w:docDefaults>
-  <w:latentStyles w:defLockedState="0" w:defUIPriority="99" w:defSemiHidden="0" w:defUnhideWhenUsed="0" w:defQFormat="0" w:count="376">
+  <w:latentStyles w:defLockedState="0" w:defUIPriority="99" w:defSemiHidden="0" w:defUnhideWhenUsed="0" w:defQFormat="0" w:count="371">
     <w:lsdException w:name="Normal" w:uiPriority="0" w:qFormat="1"/>
     <w:lsdException w:name="heading 1" w:uiPriority="9" w:qFormat="1"/>
     <w:lsdException w:name="heading 2" w:semiHidden="1" w:uiPriority="9" w:unhideWhenUsed="1" w:qFormat="1"/>
@@ -7133,11 +8531,6 @@
     <w:lsdException w:name="List Table 5 Dark Accent 6" w:uiPriority="50"/>
     <w:lsdException w:name="List Table 6 Colorful Accent 6" w:uiPriority="51"/>
     <w:lsdException w:name="List Table 7 Colorful Accent 6" w:uiPriority="52"/>
-    <w:lsdException w:name="Mention" w:semiHidden="1" w:unhideWhenUsed="1"/>
-    <w:lsdException w:name="Smart Hyperlink" w:semiHidden="1" w:unhideWhenUsed="1"/>
-    <w:lsdException w:name="Hashtag" w:semiHidden="1" w:unhideWhenUsed="1"/>
-    <w:lsdException w:name="Unresolved Mention" w:semiHidden="1" w:unhideWhenUsed="1"/>
-    <w:lsdException w:name="Smart Link" w:semiHidden="1" w:unhideWhenUsed="1"/>
   </w:latentStyles>
   <w:style w:type="paragraph" w:default="1" w:styleId="a">
     <w:name w:val="Normal"/>
@@ -7641,7 +9034,7 @@
 </file>
 
 <file path=customXml/itemProps1.xml><?xml version="1.0" encoding="utf-8"?>
-<ds:datastoreItem xmlns:ds="http://schemas.openxmlformats.org/officeDocument/2006/customXml" ds:itemID="{BDA94F91-F841-4554-980D-CED12C1C1EE8}">
+<ds:datastoreItem xmlns:ds="http://schemas.openxmlformats.org/officeDocument/2006/customXml" ds:itemID="{A872924A-A000-40E7-8F03-DD5F3701D92A}">
   <ds:schemaRefs>
     <ds:schemaRef ds:uri="http://schemas.openxmlformats.org/officeDocument/2006/bibliography"/>
   </ds:schemaRefs>

--- a/templates/docxRPD/practice.docx
+++ b/templates/docxRPD/practice.docx
@@ -1114,17 +1114,19 @@
                 <w:rFonts w:ascii="Times New Roman" w:hAnsi="Times New Roman" w:cs="Times New Roman"/>
                 <w:sz w:val="20"/>
                 <w:szCs w:val="24"/>
+                <w:lang w:val="en-US"/>
               </w:rPr>
             </w:pPr>
-            <w:proofErr w:type="gramStart"/>
             <w:r>
               <w:rPr>
                 <w:rFonts w:ascii="Times New Roman" w:hAnsi="Times New Roman" w:cs="Times New Roman"/>
                 <w:sz w:val="20"/>
                 <w:szCs w:val="24"/>
+                <w:lang w:val="en-US"/>
               </w:rPr>
               <w:t xml:space="preserve">{{ </w:t>
             </w:r>
+            <w:proofErr w:type="spellStart"/>
             <w:r>
               <w:rPr>
                 <w:rFonts w:ascii="Times New Roman" w:hAnsi="Times New Roman" w:cs="Times New Roman"/>
@@ -1134,12 +1136,12 @@
               </w:rPr>
               <w:t>user</w:t>
             </w:r>
-            <w:proofErr w:type="gramEnd"/>
             <w:r>
               <w:rPr>
                 <w:rFonts w:ascii="Times New Roman" w:hAnsi="Times New Roman" w:cs="Times New Roman"/>
                 <w:sz w:val="20"/>
                 <w:szCs w:val="24"/>
+                <w:lang w:val="en-US"/>
               </w:rPr>
               <w:t>_</w:t>
             </w:r>
@@ -1152,14 +1154,17 @@
               </w:rPr>
               <w:t>type</w:t>
             </w:r>
+            <w:proofErr w:type="spellEnd"/>
             <w:r>
               <w:rPr>
                 <w:rFonts w:ascii="Times New Roman" w:hAnsi="Times New Roman" w:cs="Times New Roman"/>
                 <w:sz w:val="20"/>
                 <w:szCs w:val="24"/>
+                <w:lang w:val="en-US"/>
               </w:rPr>
               <w:t xml:space="preserve"> }}: {{ </w:t>
             </w:r>
+            <w:proofErr w:type="spellStart"/>
             <w:r>
               <w:rPr>
                 <w:rFonts w:ascii="Times New Roman" w:hAnsi="Times New Roman" w:cs="Times New Roman"/>
@@ -1174,6 +1179,7 @@
                 <w:rFonts w:ascii="Times New Roman" w:hAnsi="Times New Roman" w:cs="Times New Roman"/>
                 <w:sz w:val="20"/>
                 <w:szCs w:val="24"/>
+                <w:lang w:val="en-US"/>
               </w:rPr>
               <w:t>_</w:t>
             </w:r>
@@ -1186,11 +1192,13 @@
               </w:rPr>
               <w:t>accepted</w:t>
             </w:r>
+            <w:proofErr w:type="spellEnd"/>
             <w:r>
               <w:rPr>
                 <w:rFonts w:ascii="Times New Roman" w:hAnsi="Times New Roman" w:cs="Times New Roman"/>
                 <w:sz w:val="20"/>
                 <w:szCs w:val="24"/>
+                <w:lang w:val="en-US"/>
               </w:rPr>
               <w:t xml:space="preserve"> }}</w:t>
             </w:r>
@@ -2343,7 +2351,20 @@
                 <w:szCs w:val="24"/>
                 <w:lang w:val="en-US"/>
               </w:rPr>
-              <w:t>item.content</w:t>
+              <w:t>item.c</w:t>
+            </w:r>
+            <w:bookmarkStart w:id="0" w:name="_GoBack"/>
+            <w:bookmarkEnd w:id="0"/>
+            <w:r>
+              <w:rPr>
+                <w:rFonts w:ascii="Times New Roman" w:hAnsi="Times New Roman" w:cs="Times New Roman"/>
+                <w:bCs/>
+                <w:color w:val="000000" w:themeColor="text1"/>
+                <w:sz w:val="24"/>
+                <w:szCs w:val="24"/>
+                <w:lang w:val="en-US"/>
+              </w:rPr>
+              <w:t>ontent</w:t>
             </w:r>
             <w:proofErr w:type="spellEnd"/>
             <w:r>
@@ -2376,9 +2397,74 @@
                 <w:rFonts w:ascii="Times New Roman" w:eastAsia="Times New Roman" w:hAnsi="Times New Roman" w:cs="Times New Roman"/>
                 <w:sz w:val="24"/>
                 <w:szCs w:val="28"/>
-                <w:lang w:eastAsia="ru-RU"/>
+                <w:lang w:val="en-US" w:eastAsia="ru-RU"/>
               </w:rPr>
             </w:pPr>
+            <w:r>
+              <w:rPr>
+                <w:rFonts w:ascii="Times New Roman" w:eastAsia="Times New Roman" w:hAnsi="Times New Roman" w:cs="Times New Roman"/>
+                <w:sz w:val="24"/>
+                <w:szCs w:val="28"/>
+                <w:lang w:val="en-US" w:eastAsia="ru-RU"/>
+              </w:rPr>
+              <w:t xml:space="preserve">{% </w:t>
+            </w:r>
+            <w:r>
+              <w:rPr>
+                <w:rFonts w:ascii="Times New Roman" w:eastAsia="Times New Roman" w:hAnsi="Times New Roman" w:cs="Times New Roman"/>
+                <w:sz w:val="24"/>
+                <w:szCs w:val="28"/>
+                <w:lang w:val="en-US" w:eastAsia="ru-RU"/>
+              </w:rPr>
+              <w:t>if</w:t>
+            </w:r>
+            <w:r>
+              <w:rPr>
+                <w:rFonts w:ascii="Times New Roman" w:eastAsia="Times New Roman" w:hAnsi="Times New Roman" w:cs="Times New Roman"/>
+                <w:sz w:val="24"/>
+                <w:szCs w:val="28"/>
+                <w:lang w:val="en-US" w:eastAsia="ru-RU"/>
+              </w:rPr>
+              <w:t xml:space="preserve"> </w:t>
+            </w:r>
+            <w:proofErr w:type="spellStart"/>
+            <w:r>
+              <w:rPr>
+                <w:rFonts w:ascii="Times New Roman" w:eastAsia="Times New Roman" w:hAnsi="Times New Roman" w:cs="Times New Roman"/>
+                <w:sz w:val="24"/>
+                <w:szCs w:val="28"/>
+                <w:lang w:val="en-US" w:eastAsia="ru-RU"/>
+              </w:rPr>
+              <w:t>item</w:t>
+            </w:r>
+            <w:r>
+              <w:rPr>
+                <w:rFonts w:ascii="Times New Roman" w:eastAsia="Times New Roman" w:hAnsi="Times New Roman" w:cs="Times New Roman"/>
+                <w:sz w:val="24"/>
+                <w:szCs w:val="28"/>
+                <w:lang w:val="en-US" w:eastAsia="ru-RU"/>
+              </w:rPr>
+              <w:t>.</w:t>
+            </w:r>
+            <w:r>
+              <w:rPr>
+                <w:rFonts w:ascii="Times New Roman" w:eastAsia="Times New Roman" w:hAnsi="Times New Roman" w:cs="Times New Roman"/>
+                <w:sz w:val="24"/>
+                <w:szCs w:val="28"/>
+                <w:lang w:val="en-US" w:eastAsia="ru-RU"/>
+              </w:rPr>
+              <w:t>know</w:t>
+            </w:r>
+            <w:proofErr w:type="spellEnd"/>
+            <w:r>
+              <w:rPr>
+                <w:rFonts w:ascii="Times New Roman" w:eastAsia="Times New Roman" w:hAnsi="Times New Roman" w:cs="Times New Roman"/>
+                <w:sz w:val="24"/>
+                <w:szCs w:val="28"/>
+                <w:lang w:val="en-US" w:eastAsia="ru-RU"/>
+              </w:rPr>
+              <w:t xml:space="preserve"> %}</w:t>
+            </w:r>
             <w:r>
               <w:rPr>
                 <w:rFonts w:ascii="Times New Roman" w:eastAsia="Times New Roman" w:hAnsi="Times New Roman" w:cs="Times New Roman"/>
@@ -2386,7 +2472,16 @@
                 <w:szCs w:val="28"/>
                 <w:lang w:eastAsia="ru-RU"/>
               </w:rPr>
-              <w:t>Опыт профессиональной деятельности:</w:t>
+              <w:t>Опыт</w:t>
+            </w:r>
+            <w:r>
+              <w:rPr>
+                <w:rFonts w:ascii="Times New Roman" w:eastAsia="Times New Roman" w:hAnsi="Times New Roman" w:cs="Times New Roman"/>
+                <w:sz w:val="24"/>
+                <w:szCs w:val="28"/>
+                <w:lang w:val="en-US" w:eastAsia="ru-RU"/>
+              </w:rPr>
+              <w:t xml:space="preserve"> </w:t>
             </w:r>
             <w:r>
               <w:rPr>
@@ -2395,18 +2490,47 @@
                 <w:szCs w:val="28"/>
                 <w:lang w:eastAsia="ru-RU"/>
               </w:rPr>
+              <w:t>профессиональной</w:t>
+            </w:r>
+            <w:r>
+              <w:rPr>
+                <w:rFonts w:ascii="Times New Roman" w:eastAsia="Times New Roman" w:hAnsi="Times New Roman" w:cs="Times New Roman"/>
+                <w:sz w:val="24"/>
+                <w:szCs w:val="28"/>
+                <w:lang w:val="en-US" w:eastAsia="ru-RU"/>
+              </w:rPr>
               <w:t xml:space="preserve"> </w:t>
             </w:r>
             <w:r>
               <w:rPr>
+                <w:rFonts w:ascii="Times New Roman" w:eastAsia="Times New Roman" w:hAnsi="Times New Roman" w:cs="Times New Roman"/>
+                <w:sz w:val="24"/>
+                <w:szCs w:val="28"/>
+                <w:lang w:eastAsia="ru-RU"/>
+              </w:rPr>
+              <w:t>деятельности</w:t>
+            </w:r>
+            <w:r>
+              <w:rPr>
+                <w:rFonts w:ascii="Times New Roman" w:eastAsia="Times New Roman" w:hAnsi="Times New Roman" w:cs="Times New Roman"/>
+                <w:sz w:val="24"/>
+                <w:szCs w:val="28"/>
+                <w:lang w:val="en-US" w:eastAsia="ru-RU"/>
+              </w:rPr>
+              <w:t xml:space="preserve">: </w:t>
+            </w:r>
+            <w:r>
+              <w:rPr>
                 <w:rFonts w:ascii="Times New Roman" w:hAnsi="Times New Roman" w:cs="Times New Roman"/>
                 <w:bCs/>
                 <w:color w:val="000000" w:themeColor="text1"/>
                 <w:sz w:val="24"/>
                 <w:szCs w:val="24"/>
+                <w:lang w:val="en-US"/>
               </w:rPr>
               <w:t>{{</w:t>
             </w:r>
+            <w:proofErr w:type="spellStart"/>
             <w:r>
               <w:rPr>
                 <w:rFonts w:ascii="Times New Roman" w:hAnsi="Times New Roman" w:cs="Times New Roman"/>
@@ -2425,6 +2549,7 @@
                 <w:color w:val="000000" w:themeColor="text1"/>
                 <w:sz w:val="24"/>
                 <w:szCs w:val="24"/>
+                <w:lang w:val="en-US"/>
               </w:rPr>
               <w:t>.</w:t>
             </w:r>
@@ -2439,6 +2564,8 @@
               </w:rPr>
               <w:t>know</w:t>
             </w:r>
+            <w:proofErr w:type="spellEnd"/>
+            <w:proofErr w:type="gramStart"/>
             <w:r>
               <w:rPr>
                 <w:rFonts w:ascii="Times New Roman" w:hAnsi="Times New Roman" w:cs="Times New Roman"/>
@@ -2446,8 +2573,78 @@
                 <w:color w:val="000000" w:themeColor="text1"/>
                 <w:sz w:val="24"/>
                 <w:szCs w:val="24"/>
+                <w:lang w:val="en-US"/>
               </w:rPr>
               <w:t>}}</w:t>
+            </w:r>
+            <w:r>
+              <w:rPr>
+                <w:rFonts w:ascii="Times New Roman" w:hAnsi="Times New Roman" w:cs="Times New Roman"/>
+                <w:bCs/>
+                <w:color w:val="000000" w:themeColor="text1"/>
+                <w:sz w:val="24"/>
+                <w:szCs w:val="24"/>
+                <w:lang w:val="en-US"/>
+              </w:rPr>
+              <w:t>{</w:t>
+            </w:r>
+            <w:proofErr w:type="gramEnd"/>
+            <w:r>
+              <w:rPr>
+                <w:rFonts w:ascii="Times New Roman" w:hAnsi="Times New Roman" w:cs="Times New Roman"/>
+                <w:bCs/>
+                <w:color w:val="000000" w:themeColor="text1"/>
+                <w:sz w:val="24"/>
+                <w:szCs w:val="24"/>
+                <w:lang w:val="en-US"/>
+              </w:rPr>
+              <w:t xml:space="preserve">% </w:t>
+            </w:r>
+            <w:proofErr w:type="spellStart"/>
+            <w:r>
+              <w:rPr>
+                <w:rFonts w:ascii="Times New Roman" w:hAnsi="Times New Roman" w:cs="Times New Roman"/>
+                <w:bCs/>
+                <w:color w:val="000000" w:themeColor="text1"/>
+                <w:sz w:val="24"/>
+                <w:szCs w:val="24"/>
+                <w:lang w:val="en-US"/>
+              </w:rPr>
+              <w:t>end</w:t>
+            </w:r>
+            <w:r>
+              <w:rPr>
+                <w:rFonts w:ascii="Times New Roman" w:hAnsi="Times New Roman" w:cs="Times New Roman"/>
+                <w:bCs/>
+                <w:color w:val="000000" w:themeColor="text1"/>
+                <w:sz w:val="24"/>
+                <w:szCs w:val="24"/>
+                <w:lang w:val="en-US"/>
+              </w:rPr>
+              <w:t>if</w:t>
+            </w:r>
+            <w:proofErr w:type="spellEnd"/>
+            <w:r>
+              <w:rPr>
+                <w:rFonts w:ascii="Times New Roman" w:hAnsi="Times New Roman" w:cs="Times New Roman"/>
+                <w:bCs/>
+                <w:color w:val="000000" w:themeColor="text1"/>
+                <w:sz w:val="24"/>
+                <w:szCs w:val="24"/>
+                <w:lang w:val="en-US"/>
+              </w:rPr>
+              <w:t xml:space="preserve"> </w:t>
+            </w:r>
+            <w:r>
+              <w:rPr>
+                <w:rFonts w:ascii="Times New Roman" w:hAnsi="Times New Roman" w:cs="Times New Roman"/>
+                <w:bCs/>
+                <w:color w:val="000000" w:themeColor="text1"/>
+                <w:sz w:val="24"/>
+                <w:szCs w:val="24"/>
+                <w:lang w:val="en-US"/>
+              </w:rPr>
+              <w:t>%}</w:t>
             </w:r>
           </w:p>
           <w:p>
@@ -2457,17 +2654,94 @@
                 <w:rFonts w:ascii="Times New Roman" w:hAnsi="Times New Roman" w:cs="Times New Roman"/>
                 <w:sz w:val="24"/>
                 <w:szCs w:val="28"/>
+                <w:lang w:val="en-US"/>
               </w:rPr>
             </w:pPr>
             <w:r>
               <w:rPr>
+                <w:rFonts w:ascii="Times New Roman" w:eastAsia="Times New Roman" w:hAnsi="Times New Roman" w:cs="Times New Roman"/>
+                <w:sz w:val="24"/>
+                <w:szCs w:val="28"/>
+                <w:lang w:val="en-US" w:eastAsia="ru-RU"/>
+              </w:rPr>
+              <w:t xml:space="preserve">{% </w:t>
+            </w:r>
+            <w:r>
+              <w:rPr>
+                <w:rFonts w:ascii="Times New Roman" w:eastAsia="Times New Roman" w:hAnsi="Times New Roman" w:cs="Times New Roman"/>
+                <w:sz w:val="24"/>
+                <w:szCs w:val="28"/>
+                <w:lang w:val="en-US" w:eastAsia="ru-RU"/>
+              </w:rPr>
+              <w:t>if</w:t>
+            </w:r>
+            <w:r>
+              <w:rPr>
+                <w:rFonts w:ascii="Times New Roman" w:eastAsia="Times New Roman" w:hAnsi="Times New Roman" w:cs="Times New Roman"/>
+                <w:sz w:val="24"/>
+                <w:szCs w:val="28"/>
+                <w:lang w:val="en-US" w:eastAsia="ru-RU"/>
+              </w:rPr>
+              <w:t xml:space="preserve"> </w:t>
+            </w:r>
+            <w:proofErr w:type="spellStart"/>
+            <w:r>
+              <w:rPr>
+                <w:rFonts w:ascii="Times New Roman" w:eastAsia="Times New Roman" w:hAnsi="Times New Roman" w:cs="Times New Roman"/>
+                <w:sz w:val="24"/>
+                <w:szCs w:val="28"/>
+                <w:lang w:val="en-US" w:eastAsia="ru-RU"/>
+              </w:rPr>
+              <w:t>item</w:t>
+            </w:r>
+            <w:r>
+              <w:rPr>
+                <w:rFonts w:ascii="Times New Roman" w:eastAsia="Times New Roman" w:hAnsi="Times New Roman" w:cs="Times New Roman"/>
+                <w:sz w:val="24"/>
+                <w:szCs w:val="28"/>
+                <w:lang w:val="en-US" w:eastAsia="ru-RU"/>
+              </w:rPr>
+              <w:t>.</w:t>
+            </w:r>
+            <w:r>
+              <w:rPr>
+                <w:rFonts w:ascii="Times New Roman" w:hAnsi="Times New Roman" w:cs="Times New Roman"/>
+                <w:bCs/>
+                <w:color w:val="000000" w:themeColor="text1"/>
+                <w:sz w:val="24"/>
+                <w:szCs w:val="24"/>
+                <w:lang w:val="en-US"/>
+              </w:rPr>
+              <w:t>able</w:t>
+            </w:r>
+            <w:proofErr w:type="spellEnd"/>
+            <w:r>
+              <w:rPr>
+                <w:rFonts w:ascii="Times New Roman" w:eastAsia="Times New Roman" w:hAnsi="Times New Roman" w:cs="Times New Roman"/>
+                <w:sz w:val="24"/>
+                <w:szCs w:val="28"/>
+                <w:lang w:val="en-US" w:eastAsia="ru-RU"/>
+              </w:rPr>
+              <w:t xml:space="preserve"> </w:t>
+            </w:r>
+            <w:r>
+              <w:rPr>
+                <w:rFonts w:ascii="Times New Roman" w:eastAsia="Times New Roman" w:hAnsi="Times New Roman" w:cs="Times New Roman"/>
+                <w:sz w:val="24"/>
+                <w:szCs w:val="28"/>
+                <w:lang w:val="en-US" w:eastAsia="ru-RU"/>
+              </w:rPr>
+              <w:t>%}</w:t>
+            </w:r>
+            <w:r>
+              <w:rPr>
                 <w:rFonts w:ascii="Times New Roman" w:hAnsi="Times New Roman" w:cs="Times New Roman"/>
                 <w:b/>
                 <w:bCs/>
                 <w:sz w:val="24"/>
                 <w:szCs w:val="28"/>
               </w:rPr>
-              <w:t>Уметь:</w:t>
+              <w:t>Уметь</w:t>
             </w:r>
             <w:r>
               <w:rPr>
@@ -2476,6 +2750,123 @@
                 <w:bCs/>
                 <w:sz w:val="24"/>
                 <w:szCs w:val="28"/>
+                <w:lang w:val="en-US"/>
+              </w:rPr>
+              <w:t xml:space="preserve">: </w:t>
+            </w:r>
+            <w:r>
+              <w:rPr>
+                <w:rFonts w:ascii="Times New Roman" w:hAnsi="Times New Roman" w:cs="Times New Roman"/>
+                <w:bCs/>
+                <w:color w:val="000000" w:themeColor="text1"/>
+                <w:sz w:val="24"/>
+                <w:szCs w:val="24"/>
+                <w:lang w:val="en-US"/>
+              </w:rPr>
+              <w:t>{{</w:t>
+            </w:r>
+            <w:proofErr w:type="spellStart"/>
+            <w:r>
+              <w:rPr>
+                <w:rFonts w:ascii="Times New Roman" w:hAnsi="Times New Roman" w:cs="Times New Roman"/>
+                <w:bCs/>
+                <w:color w:val="000000" w:themeColor="text1"/>
+                <w:sz w:val="24"/>
+                <w:szCs w:val="24"/>
+                <w:lang w:val="en-US"/>
+              </w:rPr>
+              <w:t>item</w:t>
+            </w:r>
+            <w:r>
+              <w:rPr>
+                <w:rFonts w:ascii="Times New Roman" w:hAnsi="Times New Roman" w:cs="Times New Roman"/>
+                <w:bCs/>
+                <w:color w:val="000000" w:themeColor="text1"/>
+                <w:sz w:val="24"/>
+                <w:szCs w:val="24"/>
+                <w:lang w:val="en-US"/>
+              </w:rPr>
+              <w:t>.</w:t>
+            </w:r>
+            <w:r>
+              <w:rPr>
+                <w:rFonts w:ascii="Times New Roman" w:hAnsi="Times New Roman" w:cs="Times New Roman"/>
+                <w:bCs/>
+                <w:color w:val="000000" w:themeColor="text1"/>
+                <w:sz w:val="24"/>
+                <w:szCs w:val="24"/>
+                <w:lang w:val="en-US"/>
+              </w:rPr>
+              <w:t>able</w:t>
+            </w:r>
+            <w:proofErr w:type="spellEnd"/>
+            <w:proofErr w:type="gramStart"/>
+            <w:r>
+              <w:rPr>
+                <w:rFonts w:ascii="Times New Roman" w:hAnsi="Times New Roman" w:cs="Times New Roman"/>
+                <w:bCs/>
+                <w:color w:val="000000" w:themeColor="text1"/>
+                <w:sz w:val="24"/>
+                <w:szCs w:val="24"/>
+                <w:lang w:val="en-US"/>
+              </w:rPr>
+              <w:t>}}</w:t>
+            </w:r>
+            <w:r>
+              <w:rPr>
+                <w:rFonts w:ascii="Times New Roman" w:hAnsi="Times New Roman" w:cs="Times New Roman"/>
+                <w:bCs/>
+                <w:color w:val="000000" w:themeColor="text1"/>
+                <w:sz w:val="24"/>
+                <w:szCs w:val="24"/>
+                <w:lang w:val="en-US"/>
+              </w:rPr>
+              <w:t>{</w:t>
+            </w:r>
+            <w:proofErr w:type="gramEnd"/>
+            <w:r>
+              <w:rPr>
+                <w:rFonts w:ascii="Times New Roman" w:hAnsi="Times New Roman" w:cs="Times New Roman"/>
+                <w:bCs/>
+                <w:color w:val="000000" w:themeColor="text1"/>
+                <w:sz w:val="24"/>
+                <w:szCs w:val="24"/>
+                <w:lang w:val="en-US"/>
+              </w:rPr>
+              <w:t xml:space="preserve">% </w:t>
+            </w:r>
+            <w:proofErr w:type="spellStart"/>
+            <w:r>
+              <w:rPr>
+                <w:rFonts w:ascii="Times New Roman" w:hAnsi="Times New Roman" w:cs="Times New Roman"/>
+                <w:bCs/>
+                <w:color w:val="000000" w:themeColor="text1"/>
+                <w:sz w:val="24"/>
+                <w:szCs w:val="24"/>
+                <w:lang w:val="en-US"/>
+              </w:rPr>
+              <w:t>end</w:t>
+            </w:r>
+            <w:r>
+              <w:rPr>
+                <w:rFonts w:ascii="Times New Roman" w:hAnsi="Times New Roman" w:cs="Times New Roman"/>
+                <w:bCs/>
+                <w:color w:val="000000" w:themeColor="text1"/>
+                <w:sz w:val="24"/>
+                <w:szCs w:val="24"/>
+                <w:lang w:val="en-US"/>
+              </w:rPr>
+              <w:t>if</w:t>
+            </w:r>
+            <w:proofErr w:type="spellEnd"/>
+            <w:r>
+              <w:rPr>
+                <w:rFonts w:ascii="Times New Roman" w:hAnsi="Times New Roman" w:cs="Times New Roman"/>
+                <w:bCs/>
+                <w:color w:val="000000" w:themeColor="text1"/>
+                <w:sz w:val="24"/>
+                <w:szCs w:val="24"/>
+                <w:lang w:val="en-US"/>
               </w:rPr>
               <w:t xml:space="preserve"> </w:t>
             </w:r>
@@ -2486,50 +2877,9 @@
                 <w:color w:val="000000" w:themeColor="text1"/>
                 <w:sz w:val="24"/>
                 <w:szCs w:val="24"/>
-              </w:rPr>
-              <w:t>{{</w:t>
-            </w:r>
-            <w:r>
-              <w:rPr>
-                <w:rFonts w:ascii="Times New Roman" w:hAnsi="Times New Roman" w:cs="Times New Roman"/>
-                <w:bCs/>
-                <w:color w:val="000000" w:themeColor="text1"/>
-                <w:sz w:val="24"/>
-                <w:szCs w:val="24"/>
-                <w:lang w:val="en-US"/>
-              </w:rPr>
-              <w:t>item</w:t>
-            </w:r>
-            <w:r>
-              <w:rPr>
-                <w:rFonts w:ascii="Times New Roman" w:hAnsi="Times New Roman" w:cs="Times New Roman"/>
-                <w:bCs/>
-                <w:color w:val="000000" w:themeColor="text1"/>
-                <w:sz w:val="24"/>
-                <w:szCs w:val="24"/>
-              </w:rPr>
-              <w:t>.</w:t>
-            </w:r>
-            <w:r>
-              <w:rPr>
-                <w:rFonts w:ascii="Times New Roman" w:hAnsi="Times New Roman" w:cs="Times New Roman"/>
-                <w:bCs/>
-                <w:color w:val="000000" w:themeColor="text1"/>
-                <w:sz w:val="24"/>
-                <w:szCs w:val="24"/>
-                <w:lang w:val="en-US"/>
-              </w:rPr>
-              <w:t>able</w:t>
-            </w:r>
-            <w:r>
-              <w:rPr>
-                <w:rFonts w:ascii="Times New Roman" w:hAnsi="Times New Roman" w:cs="Times New Roman"/>
-                <w:bCs/>
-                <w:color w:val="000000" w:themeColor="text1"/>
-                <w:sz w:val="24"/>
-                <w:szCs w:val="24"/>
-              </w:rPr>
-              <w:t>}}</w:t>
+                <w:lang w:val="en-US"/>
+              </w:rPr>
+              <w:t>%}</w:t>
             </w:r>
           </w:p>
           <w:p>
@@ -2540,10 +2890,76 @@
                 <w:color w:val="000000" w:themeColor="text1"/>
                 <w:sz w:val="24"/>
                 <w:szCs w:val="28"/>
+                <w:lang w:val="en-US"/>
               </w:rPr>
             </w:pPr>
             <w:r>
               <w:rPr>
+                <w:rFonts w:ascii="Times New Roman" w:eastAsia="Times New Roman" w:hAnsi="Times New Roman" w:cs="Times New Roman"/>
+                <w:sz w:val="24"/>
+                <w:szCs w:val="28"/>
+                <w:lang w:val="en-US" w:eastAsia="ru-RU"/>
+              </w:rPr>
+              <w:t xml:space="preserve">{% </w:t>
+            </w:r>
+            <w:r>
+              <w:rPr>
+                <w:rFonts w:ascii="Times New Roman" w:eastAsia="Times New Roman" w:hAnsi="Times New Roman" w:cs="Times New Roman"/>
+                <w:sz w:val="24"/>
+                <w:szCs w:val="28"/>
+                <w:lang w:val="en-US" w:eastAsia="ru-RU"/>
+              </w:rPr>
+              <w:t>if</w:t>
+            </w:r>
+            <w:r>
+              <w:rPr>
+                <w:rFonts w:ascii="Times New Roman" w:eastAsia="Times New Roman" w:hAnsi="Times New Roman" w:cs="Times New Roman"/>
+                <w:sz w:val="24"/>
+                <w:szCs w:val="28"/>
+                <w:lang w:val="en-US" w:eastAsia="ru-RU"/>
+              </w:rPr>
+              <w:t xml:space="preserve"> </w:t>
+            </w:r>
+            <w:proofErr w:type="spellStart"/>
+            <w:r>
+              <w:rPr>
+                <w:rFonts w:ascii="Times New Roman" w:eastAsia="Times New Roman" w:hAnsi="Times New Roman" w:cs="Times New Roman"/>
+                <w:sz w:val="24"/>
+                <w:szCs w:val="28"/>
+                <w:lang w:val="en-US" w:eastAsia="ru-RU"/>
+              </w:rPr>
+              <w:t>item</w:t>
+            </w:r>
+            <w:r>
+              <w:rPr>
+                <w:rFonts w:ascii="Times New Roman" w:eastAsia="Times New Roman" w:hAnsi="Times New Roman" w:cs="Times New Roman"/>
+                <w:sz w:val="24"/>
+                <w:szCs w:val="28"/>
+                <w:lang w:val="en-US" w:eastAsia="ru-RU"/>
+              </w:rPr>
+              <w:t>.</w:t>
+            </w:r>
+            <w:r>
+              <w:rPr>
+                <w:rFonts w:ascii="Times New Roman" w:eastAsia="Times New Roman" w:hAnsi="Times New Roman" w:cs="Times New Roman"/>
+                <w:sz w:val="24"/>
+                <w:szCs w:val="28"/>
+                <w:lang w:val="en-US" w:eastAsia="ru-RU"/>
+              </w:rPr>
+              <w:t>own</w:t>
+            </w:r>
+            <w:proofErr w:type="spellEnd"/>
+            <w:r>
+              <w:rPr>
+                <w:rFonts w:ascii="Times New Roman" w:eastAsia="Times New Roman" w:hAnsi="Times New Roman" w:cs="Times New Roman"/>
+                <w:sz w:val="24"/>
+                <w:szCs w:val="28"/>
+                <w:lang w:val="en-US" w:eastAsia="ru-RU"/>
+              </w:rPr>
+              <w:t xml:space="preserve"> %}</w:t>
+            </w:r>
+            <w:r>
+              <w:rPr>
                 <w:rFonts w:ascii="Times New Roman" w:hAnsi="Times New Roman" w:cs="Times New Roman"/>
                 <w:b/>
                 <w:bCs/>
@@ -2551,7 +2967,7 @@
                 <w:sz w:val="24"/>
                 <w:szCs w:val="28"/>
               </w:rPr>
-              <w:t>Владеть:</w:t>
+              <w:t>Владеть</w:t>
             </w:r>
             <w:r>
               <w:rPr>
@@ -2561,6 +2977,123 @@
                 <w:color w:val="000000" w:themeColor="text1"/>
                 <w:sz w:val="24"/>
                 <w:szCs w:val="28"/>
+                <w:lang w:val="en-US"/>
+              </w:rPr>
+              <w:t xml:space="preserve">: </w:t>
+            </w:r>
+            <w:r>
+              <w:rPr>
+                <w:rFonts w:ascii="Times New Roman" w:hAnsi="Times New Roman" w:cs="Times New Roman"/>
+                <w:bCs/>
+                <w:color w:val="000000" w:themeColor="text1"/>
+                <w:sz w:val="24"/>
+                <w:szCs w:val="24"/>
+                <w:lang w:val="en-US"/>
+              </w:rPr>
+              <w:t>{{</w:t>
+            </w:r>
+            <w:proofErr w:type="spellStart"/>
+            <w:r>
+              <w:rPr>
+                <w:rFonts w:ascii="Times New Roman" w:hAnsi="Times New Roman" w:cs="Times New Roman"/>
+                <w:bCs/>
+                <w:color w:val="000000" w:themeColor="text1"/>
+                <w:sz w:val="24"/>
+                <w:szCs w:val="24"/>
+                <w:lang w:val="en-US"/>
+              </w:rPr>
+              <w:t>item</w:t>
+            </w:r>
+            <w:r>
+              <w:rPr>
+                <w:rFonts w:ascii="Times New Roman" w:hAnsi="Times New Roman" w:cs="Times New Roman"/>
+                <w:bCs/>
+                <w:color w:val="000000" w:themeColor="text1"/>
+                <w:sz w:val="24"/>
+                <w:szCs w:val="24"/>
+                <w:lang w:val="en-US"/>
+              </w:rPr>
+              <w:t>.</w:t>
+            </w:r>
+            <w:r>
+              <w:rPr>
+                <w:rFonts w:ascii="Times New Roman" w:hAnsi="Times New Roman" w:cs="Times New Roman"/>
+                <w:bCs/>
+                <w:color w:val="000000" w:themeColor="text1"/>
+                <w:sz w:val="24"/>
+                <w:szCs w:val="24"/>
+                <w:lang w:val="en-US"/>
+              </w:rPr>
+              <w:t>own</w:t>
+            </w:r>
+            <w:proofErr w:type="spellEnd"/>
+            <w:proofErr w:type="gramStart"/>
+            <w:r>
+              <w:rPr>
+                <w:rFonts w:ascii="Times New Roman" w:hAnsi="Times New Roman" w:cs="Times New Roman"/>
+                <w:bCs/>
+                <w:color w:val="000000" w:themeColor="text1"/>
+                <w:sz w:val="24"/>
+                <w:szCs w:val="24"/>
+                <w:lang w:val="en-US"/>
+              </w:rPr>
+              <w:t>}}</w:t>
+            </w:r>
+            <w:r>
+              <w:rPr>
+                <w:rFonts w:ascii="Times New Roman" w:hAnsi="Times New Roman" w:cs="Times New Roman"/>
+                <w:bCs/>
+                <w:color w:val="000000" w:themeColor="text1"/>
+                <w:sz w:val="24"/>
+                <w:szCs w:val="24"/>
+                <w:lang w:val="en-US"/>
+              </w:rPr>
+              <w:t>{</w:t>
+            </w:r>
+            <w:proofErr w:type="gramEnd"/>
+            <w:r>
+              <w:rPr>
+                <w:rFonts w:ascii="Times New Roman" w:hAnsi="Times New Roman" w:cs="Times New Roman"/>
+                <w:bCs/>
+                <w:color w:val="000000" w:themeColor="text1"/>
+                <w:sz w:val="24"/>
+                <w:szCs w:val="24"/>
+                <w:lang w:val="en-US"/>
+              </w:rPr>
+              <w:t xml:space="preserve">% </w:t>
+            </w:r>
+            <w:proofErr w:type="spellStart"/>
+            <w:r>
+              <w:rPr>
+                <w:rFonts w:ascii="Times New Roman" w:hAnsi="Times New Roman" w:cs="Times New Roman"/>
+                <w:bCs/>
+                <w:color w:val="000000" w:themeColor="text1"/>
+                <w:sz w:val="24"/>
+                <w:szCs w:val="24"/>
+                <w:lang w:val="en-US"/>
+              </w:rPr>
+              <w:t>end</w:t>
+            </w:r>
+            <w:r>
+              <w:rPr>
+                <w:rFonts w:ascii="Times New Roman" w:hAnsi="Times New Roman" w:cs="Times New Roman"/>
+                <w:bCs/>
+                <w:color w:val="000000" w:themeColor="text1"/>
+                <w:sz w:val="24"/>
+                <w:szCs w:val="24"/>
+                <w:lang w:val="en-US"/>
+              </w:rPr>
+              <w:t>if</w:t>
+            </w:r>
+            <w:proofErr w:type="spellEnd"/>
+            <w:r>
+              <w:rPr>
+                <w:rFonts w:ascii="Times New Roman" w:hAnsi="Times New Roman" w:cs="Times New Roman"/>
+                <w:bCs/>
+                <w:color w:val="000000" w:themeColor="text1"/>
+                <w:sz w:val="24"/>
+                <w:szCs w:val="24"/>
+                <w:lang w:val="en-US"/>
               </w:rPr>
               <w:t xml:space="preserve"> </w:t>
             </w:r>
@@ -2571,50 +3104,9 @@
                 <w:color w:val="000000" w:themeColor="text1"/>
                 <w:sz w:val="24"/>
                 <w:szCs w:val="24"/>
-              </w:rPr>
-              <w:t>{{</w:t>
-            </w:r>
-            <w:r>
-              <w:rPr>
-                <w:rFonts w:ascii="Times New Roman" w:hAnsi="Times New Roman" w:cs="Times New Roman"/>
-                <w:bCs/>
-                <w:color w:val="000000" w:themeColor="text1"/>
-                <w:sz w:val="24"/>
-                <w:szCs w:val="24"/>
-                <w:lang w:val="en-US"/>
-              </w:rPr>
-              <w:t>item</w:t>
-            </w:r>
-            <w:r>
-              <w:rPr>
-                <w:rFonts w:ascii="Times New Roman" w:hAnsi="Times New Roman" w:cs="Times New Roman"/>
-                <w:bCs/>
-                <w:color w:val="000000" w:themeColor="text1"/>
-                <w:sz w:val="24"/>
-                <w:szCs w:val="24"/>
-              </w:rPr>
-              <w:t>.</w:t>
-            </w:r>
-            <w:r>
-              <w:rPr>
-                <w:rFonts w:ascii="Times New Roman" w:hAnsi="Times New Roman" w:cs="Times New Roman"/>
-                <w:bCs/>
-                <w:color w:val="000000" w:themeColor="text1"/>
-                <w:sz w:val="24"/>
-                <w:szCs w:val="24"/>
-                <w:lang w:val="en-US"/>
-              </w:rPr>
-              <w:t>own</w:t>
-            </w:r>
-            <w:r>
-              <w:rPr>
-                <w:rFonts w:ascii="Times New Roman" w:hAnsi="Times New Roman" w:cs="Times New Roman"/>
-                <w:bCs/>
-                <w:color w:val="000000" w:themeColor="text1"/>
-                <w:sz w:val="24"/>
-                <w:szCs w:val="24"/>
-              </w:rPr>
-              <w:t>}}</w:t>
+                <w:lang w:val="en-US"/>
+              </w:rPr>
+              <w:t>%}</w:t>
             </w:r>
           </w:p>
         </w:tc>
@@ -3595,6 +4087,7 @@
                 <w:sz w:val="24"/>
                 <w:szCs w:val="24"/>
               </w:rPr>
+              <w:lastRenderedPageBreak/>
               <w:t>№ п/п</w:t>
             </w:r>
           </w:p>
@@ -3770,7 +4263,6 @@
                 <w:szCs w:val="24"/>
                 <w:lang w:val="en-US"/>
               </w:rPr>
-              <w:lastRenderedPageBreak/>
               <w:t xml:space="preserve">{{ </w:t>
             </w:r>
             <w:proofErr w:type="spellStart"/>
@@ -3998,7 +4490,7 @@
           <w:lang w:eastAsia="ru-RU"/>
         </w:rPr>
       </w:pPr>
-      <w:bookmarkStart w:id="0" w:name="_Toc501100565"/>
+      <w:bookmarkStart w:id="1" w:name="_Toc501100565"/>
       <w:r>
         <w:rPr>
           <w:rFonts w:ascii="Times New Roman" w:eastAsia="Times New Roman" w:hAnsi="Times New Roman" w:cs="Times New Roman"/>
@@ -4009,7 +4501,7 @@
         </w:rPr>
         <w:t>По результатам прохождения практики обучающийся должен предоставить</w:t>
       </w:r>
-      <w:bookmarkEnd w:id="0"/>
+      <w:bookmarkEnd w:id="1"/>
       <w:r>
         <w:rPr>
           <w:rFonts w:ascii="Times New Roman" w:eastAsia="Times New Roman" w:hAnsi="Times New Roman" w:cs="Times New Roman"/>
@@ -4073,7 +4565,7 @@
           <w:szCs w:val="24"/>
         </w:rPr>
       </w:pPr>
-      <w:bookmarkStart w:id="1" w:name="_Toc501100567"/>
+      <w:bookmarkStart w:id="2" w:name="_Toc501100567"/>
       <w:r>
         <w:rPr>
           <w:rFonts w:eastAsia="Times New Roman"/>
@@ -4083,7 +4575,7 @@
         </w:rPr>
         <w:t>Отчет о прохождении практики;</w:t>
       </w:r>
-      <w:bookmarkEnd w:id="1"/>
+      <w:bookmarkEnd w:id="2"/>
     </w:p>
     <w:p>
       <w:pPr>
@@ -4134,7 +4626,7 @@
           <w:lang w:val="en-US"/>
         </w:rPr>
       </w:pPr>
-      <w:bookmarkStart w:id="2" w:name="_Toc501100566"/>
+      <w:bookmarkStart w:id="3" w:name="_Toc501100566"/>
       <w:r>
         <w:rPr>
           <w:rFonts w:ascii="Times New Roman" w:eastAsia="Times New Roman" w:hAnsi="Times New Roman" w:cs="Times New Roman"/>
@@ -4291,7 +4783,7 @@
         <w:t>;</w:t>
       </w:r>
     </w:p>
-    <w:bookmarkEnd w:id="2"/>
+    <w:bookmarkEnd w:id="3"/>
     <w:p>
       <w:pPr>
         <w:keepNext/>
@@ -5275,6 +5767,7 @@
           <w:szCs w:val="24"/>
           <w:lang w:eastAsia="ru-RU"/>
         </w:rPr>
+        <w:lastRenderedPageBreak/>
         <w:t xml:space="preserve">Зачет проводится в форме </w:t>
       </w:r>
       <w:proofErr w:type="gramStart"/>
@@ -5360,7 +5853,6 @@
           <w:sz w:val="24"/>
           <w:szCs w:val="28"/>
         </w:rPr>
-        <w:lastRenderedPageBreak/>
         <w:t xml:space="preserve">{{ </w:t>
       </w:r>
       <w:proofErr w:type="spellStart"/>
@@ -6159,31 +6651,7 @@
           <w:szCs w:val="24"/>
           <w:lang w:val="en-US"/>
         </w:rPr>
-        <w:t xml:space="preserve"> </w:t>
-      </w:r>
-      <w:proofErr w:type="gramStart"/>
-      <w:r>
-        <w:rPr>
-          <w:rFonts w:ascii="Times New Roman" w:hAnsi="Times New Roman" w:cs="Times New Roman"/>
-          <w:b/>
-          <w:bCs/>
-          <w:sz w:val="24"/>
-          <w:szCs w:val="24"/>
-          <w:lang w:val="en-US"/>
-        </w:rPr>
-        <w:t>%</w:t>
-      </w:r>
-      <w:proofErr w:type="gramEnd"/>
-      <w:r>
-        <w:rPr>
-          <w:rFonts w:ascii="Times New Roman" w:hAnsi="Times New Roman" w:cs="Times New Roman"/>
-          <w:b/>
-          <w:bCs/>
-          <w:sz w:val="24"/>
-          <w:szCs w:val="24"/>
-          <w:lang w:val="en-US"/>
-        </w:rPr>
-        <w:t>}</w:t>
+        <w:t xml:space="preserve"> %}</w:t>
       </w:r>
     </w:p>
     <w:p>
@@ -6253,33 +6721,7 @@
           <w:szCs w:val="24"/>
           <w:lang w:val="en-US"/>
         </w:rPr>
-        <w:t xml:space="preserve"> </w:t>
-      </w:r>
-      <w:bookmarkStart w:id="3" w:name="_GoBack"/>
-      <w:bookmarkEnd w:id="3"/>
-      <w:proofErr w:type="gramStart"/>
-      <w:r>
-        <w:rPr>
-          <w:rFonts w:ascii="Times New Roman" w:hAnsi="Times New Roman" w:cs="Times New Roman"/>
-          <w:b/>
-          <w:bCs/>
-          <w:sz w:val="24"/>
-          <w:szCs w:val="24"/>
-          <w:lang w:val="en-US"/>
-        </w:rPr>
-        <w:t>%</w:t>
-      </w:r>
-      <w:proofErr w:type="gramEnd"/>
-      <w:r>
-        <w:rPr>
-          <w:rFonts w:ascii="Times New Roman" w:hAnsi="Times New Roman" w:cs="Times New Roman"/>
-          <w:b/>
-          <w:bCs/>
-          <w:sz w:val="24"/>
-          <w:szCs w:val="24"/>
-          <w:lang w:val="en-US"/>
-        </w:rPr>
-        <w:t>}</w:t>
+        <w:t xml:space="preserve"> %}</w:t>
       </w:r>
     </w:p>
     <w:p>
@@ -6770,15 +7212,13 @@
           <w:rFonts w:ascii="Times New Roman" w:hAnsi="Times New Roman" w:cs="Times New Roman"/>
           <w:sz w:val="24"/>
           <w:szCs w:val="24"/>
-          <w:lang w:val="en-US"/>
-        </w:rPr>
-      </w:pPr>
-      <w:r>
-        <w:rPr>
-          <w:rFonts w:ascii="Times New Roman" w:hAnsi="Times New Roman" w:cs="Times New Roman"/>
-          <w:sz w:val="24"/>
-          <w:szCs w:val="24"/>
-          <w:lang w:val="en-US"/>
+        </w:rPr>
+      </w:pPr>
+      <w:r>
+        <w:rPr>
+          <w:rFonts w:ascii="Times New Roman" w:hAnsi="Times New Roman" w:cs="Times New Roman"/>
+          <w:sz w:val="24"/>
+          <w:szCs w:val="24"/>
         </w:rPr>
         <w:t xml:space="preserve">{%- </w:t>
       </w:r>
@@ -6798,7 +7238,6 @@
           <w:rFonts w:ascii="Times New Roman" w:hAnsi="Times New Roman" w:cs="Times New Roman"/>
           <w:sz w:val="24"/>
           <w:szCs w:val="24"/>
-          <w:lang w:val="en-US"/>
         </w:rPr>
         <w:t xml:space="preserve"> %}</w:t>
       </w:r>
@@ -6812,7 +7251,6 @@
           <w:bCs/>
           <w:sz w:val="24"/>
           <w:szCs w:val="24"/>
-          <w:lang w:val="en-US"/>
         </w:rPr>
       </w:pPr>
       <w:r>
@@ -6822,7 +7260,6 @@
           <w:bCs/>
           <w:sz w:val="24"/>
           <w:szCs w:val="24"/>
-          <w:lang w:val="en-US"/>
         </w:rPr>
         <w:t xml:space="preserve">9 </w:t>
       </w:r>
@@ -6843,7 +7280,6 @@
           <w:bCs/>
           <w:sz w:val="24"/>
           <w:szCs w:val="24"/>
-          <w:lang w:val="en-US"/>
         </w:rPr>
         <w:t xml:space="preserve"> </w:t>
       </w:r>
@@ -6864,7 +7300,6 @@
           <w:bCs/>
           <w:sz w:val="24"/>
           <w:szCs w:val="24"/>
-          <w:lang w:val="en-US"/>
         </w:rPr>
         <w:t xml:space="preserve"> </w:t>
       </w:r>
@@ -6886,27 +7321,109 @@
           <w:rFonts w:ascii="Times New Roman" w:hAnsi="Times New Roman" w:cs="Times New Roman"/>
           <w:sz w:val="24"/>
           <w:szCs w:val="24"/>
-          <w:lang w:val="en-US"/>
-        </w:rPr>
-      </w:pPr>
-      <w:r>
-        <w:rPr>
-          <w:rFonts w:ascii="Times New Roman" w:hAnsi="Times New Roman" w:cs="Times New Roman"/>
-          <w:sz w:val="24"/>
-          <w:szCs w:val="24"/>
-          <w:lang w:val="en-US"/>
-        </w:rPr>
-        <w:t>{</w:t>
-      </w:r>
+        </w:rPr>
+      </w:pPr>
       <w:proofErr w:type="gramStart"/>
       <w:r>
         <w:rPr>
           <w:rFonts w:ascii="Times New Roman" w:hAnsi="Times New Roman" w:cs="Times New Roman"/>
           <w:sz w:val="24"/>
           <w:szCs w:val="24"/>
-          <w:lang w:val="en-US"/>
-        </w:rPr>
-        <w:t xml:space="preserve">{ </w:t>
+        </w:rPr>
+        <w:t xml:space="preserve">{{ </w:t>
+      </w:r>
+      <w:r>
+        <w:rPr>
+          <w:rFonts w:ascii="Times New Roman" w:hAnsi="Times New Roman" w:cs="Times New Roman"/>
+          <w:sz w:val="24"/>
+          <w:szCs w:val="24"/>
+          <w:lang w:val="en-US"/>
+        </w:rPr>
+        <w:t>resources</w:t>
+      </w:r>
+      <w:r>
+        <w:rPr>
+          <w:rFonts w:ascii="Times New Roman" w:hAnsi="Times New Roman" w:cs="Times New Roman"/>
+          <w:sz w:val="24"/>
+          <w:szCs w:val="24"/>
+        </w:rPr>
+        <w:t>.</w:t>
+      </w:r>
+      <w:r>
+        <w:rPr>
+          <w:rFonts w:ascii="Times New Roman" w:hAnsi="Times New Roman" w:cs="Times New Roman"/>
+          <w:sz w:val="24"/>
+          <w:szCs w:val="24"/>
+          <w:lang w:val="en-US"/>
+        </w:rPr>
+        <w:t>web</w:t>
+      </w:r>
+      <w:proofErr w:type="gramEnd"/>
+      <w:r>
+        <w:rPr>
+          <w:rFonts w:ascii="Times New Roman" w:hAnsi="Times New Roman" w:cs="Times New Roman"/>
+          <w:sz w:val="24"/>
+          <w:szCs w:val="24"/>
+        </w:rPr>
+        <w:t xml:space="preserve"> }}</w:t>
+      </w:r>
+    </w:p>
+    <w:p>
+      <w:pPr>
+        <w:spacing w:before="200" w:after="200"/>
+        <w:rPr>
+          <w:rFonts w:ascii="Times New Roman" w:hAnsi="Times New Roman" w:cs="Times New Roman"/>
+          <w:bCs/>
+          <w:i/>
+          <w:sz w:val="24"/>
+          <w:szCs w:val="24"/>
+        </w:rPr>
+      </w:pPr>
+      <w:r>
+        <w:rPr>
+          <w:rFonts w:ascii="Times New Roman" w:hAnsi="Times New Roman" w:cs="Times New Roman"/>
+          <w:b/>
+          <w:bCs/>
+          <w:sz w:val="24"/>
+          <w:szCs w:val="24"/>
+        </w:rPr>
+        <w:t>10 Профессиональные базы данных</w:t>
+      </w:r>
+    </w:p>
+    <w:p>
+      <w:pPr>
+        <w:spacing w:before="200" w:after="200" w:line="240" w:lineRule="auto"/>
+        <w:rPr>
+          <w:rFonts w:ascii="Times New Roman" w:hAnsi="Times New Roman" w:cs="Times New Roman"/>
+          <w:sz w:val="24"/>
+          <w:szCs w:val="24"/>
+        </w:rPr>
+      </w:pPr>
+      <w:proofErr w:type="gramStart"/>
+      <w:r>
+        <w:rPr>
+          <w:rFonts w:ascii="Times New Roman" w:hAnsi="Times New Roman" w:cs="Times New Roman"/>
+          <w:sz w:val="24"/>
+          <w:szCs w:val="24"/>
+        </w:rPr>
+        <w:t xml:space="preserve">{{ </w:t>
+      </w:r>
+      <w:r>
+        <w:rPr>
+          <w:rFonts w:ascii="Times New Roman" w:hAnsi="Times New Roman" w:cs="Times New Roman"/>
+          <w:sz w:val="24"/>
+          <w:szCs w:val="24"/>
+          <w:lang w:val="en-US"/>
+        </w:rPr>
+        <w:t>resources</w:t>
+      </w:r>
+      <w:r>
+        <w:rPr>
+          <w:rFonts w:ascii="Times New Roman" w:hAnsi="Times New Roman" w:cs="Times New Roman"/>
+          <w:sz w:val="24"/>
+          <w:szCs w:val="24"/>
+        </w:rPr>
+        <w:t>.</w:t>
       </w:r>
       <w:proofErr w:type="spellStart"/>
       <w:r>
@@ -6914,27 +7431,8 @@
           <w:rFonts w:ascii="Times New Roman" w:hAnsi="Times New Roman" w:cs="Times New Roman"/>
           <w:sz w:val="24"/>
           <w:szCs w:val="24"/>
-          <w:lang w:val="en-US"/>
-        </w:rPr>
-        <w:t>resources</w:t>
-      </w:r>
-      <w:r>
-        <w:rPr>
-          <w:rFonts w:ascii="Times New Roman" w:hAnsi="Times New Roman" w:cs="Times New Roman"/>
-          <w:sz w:val="24"/>
-          <w:szCs w:val="24"/>
-          <w:lang w:val="en-US"/>
-        </w:rPr>
-        <w:t>.</w:t>
-      </w:r>
-      <w:r>
-        <w:rPr>
-          <w:rFonts w:ascii="Times New Roman" w:hAnsi="Times New Roman" w:cs="Times New Roman"/>
-          <w:sz w:val="24"/>
-          <w:szCs w:val="24"/>
-          <w:lang w:val="en-US"/>
-        </w:rPr>
-        <w:t>web</w:t>
+        </w:rPr>
+        <w:t>bd</w:t>
       </w:r>
       <w:proofErr w:type="spellEnd"/>
       <w:proofErr w:type="gramEnd"/>
@@ -6943,9 +7441,8 @@
           <w:rFonts w:ascii="Times New Roman" w:hAnsi="Times New Roman" w:cs="Times New Roman"/>
           <w:sz w:val="24"/>
           <w:szCs w:val="24"/>
-          <w:lang w:val="en-US"/>
-        </w:rPr>
-        <w:t xml:space="preserve"> }}</w:t>
+        </w:rPr>
+        <w:t>}}</w:t>
       </w:r>
     </w:p>
     <w:p>
@@ -6967,84 +7464,185 @@
           <w:sz w:val="24"/>
           <w:szCs w:val="24"/>
         </w:rPr>
-        <w:t>10 Профессиональные базы данных</w:t>
+        <w:t>11 Перечень информационных технологий, лицензионных и свободно распространяемых специализированных программных средств, информационных справочных систем</w:t>
       </w:r>
     </w:p>
     <w:p>
       <w:pPr>
-        <w:spacing w:before="200" w:after="200" w:line="240" w:lineRule="auto"/>
-        <w:rPr>
-          <w:rFonts w:ascii="Times New Roman" w:hAnsi="Times New Roman" w:cs="Times New Roman"/>
-          <w:sz w:val="24"/>
-          <w:szCs w:val="24"/>
-        </w:rPr>
-      </w:pPr>
-      <w:proofErr w:type="gramStart"/>
-      <w:r>
-        <w:rPr>
-          <w:rFonts w:ascii="Times New Roman" w:hAnsi="Times New Roman" w:cs="Times New Roman"/>
-          <w:sz w:val="24"/>
-          <w:szCs w:val="24"/>
-        </w:rPr>
-        <w:t xml:space="preserve">{{ </w:t>
-      </w:r>
-      <w:r>
-        <w:rPr>
-          <w:rFonts w:ascii="Times New Roman" w:hAnsi="Times New Roman" w:cs="Times New Roman"/>
-          <w:sz w:val="24"/>
-          <w:szCs w:val="24"/>
-          <w:lang w:val="en-US"/>
-        </w:rPr>
-        <w:t>resources</w:t>
-      </w:r>
-      <w:r>
-        <w:rPr>
-          <w:rFonts w:ascii="Times New Roman" w:hAnsi="Times New Roman" w:cs="Times New Roman"/>
-          <w:sz w:val="24"/>
-          <w:szCs w:val="24"/>
-        </w:rPr>
-        <w:t>.</w:t>
+        <w:spacing w:before="240" w:after="0" w:line="240" w:lineRule="auto"/>
+        <w:jc w:val="both"/>
+        <w:rPr>
+          <w:rFonts w:ascii="Times New Roman" w:hAnsi="Times New Roman" w:cs="Times New Roman"/>
+          <w:bCs/>
+          <w:sz w:val="24"/>
+          <w:szCs w:val="24"/>
+          <w:lang w:val="en-US"/>
+        </w:rPr>
+      </w:pPr>
+      <w:r>
+        <w:rPr>
+          <w:rFonts w:ascii="Times New Roman" w:hAnsi="Times New Roman" w:cs="Times New Roman"/>
+          <w:bCs/>
+          <w:sz w:val="24"/>
+          <w:szCs w:val="24"/>
+          <w:lang w:val="en-US"/>
+        </w:rPr>
+        <w:t>{%</w:t>
+      </w:r>
+      <w:r>
+        <w:rPr>
+          <w:rFonts w:ascii="Times New Roman" w:hAnsi="Times New Roman" w:cs="Times New Roman"/>
+          <w:bCs/>
+          <w:sz w:val="24"/>
+          <w:szCs w:val="24"/>
+          <w:lang w:val="en-US"/>
+        </w:rPr>
+        <w:t>-</w:t>
+      </w:r>
+      <w:r>
+        <w:rPr>
+          <w:rFonts w:ascii="Times New Roman" w:hAnsi="Times New Roman" w:cs="Times New Roman"/>
+          <w:bCs/>
+          <w:sz w:val="24"/>
+          <w:szCs w:val="24"/>
+          <w:lang w:val="en-US"/>
+        </w:rPr>
+        <w:t xml:space="preserve"> </w:t>
+      </w:r>
+      <w:r>
+        <w:rPr>
+          <w:rFonts w:ascii="Times New Roman" w:hAnsi="Times New Roman" w:cs="Times New Roman"/>
+          <w:bCs/>
+          <w:sz w:val="24"/>
+          <w:szCs w:val="24"/>
+          <w:lang w:val="en-US"/>
+        </w:rPr>
+        <w:t xml:space="preserve">for </w:t>
       </w:r>
       <w:proofErr w:type="spellStart"/>
       <w:r>
         <w:rPr>
           <w:rFonts w:ascii="Times New Roman" w:hAnsi="Times New Roman" w:cs="Times New Roman"/>
-          <w:sz w:val="24"/>
-          <w:szCs w:val="24"/>
-        </w:rPr>
-        <w:t>bd</w:t>
+          <w:bCs/>
+          <w:sz w:val="24"/>
+          <w:szCs w:val="24"/>
+          <w:lang w:val="en-US"/>
+        </w:rPr>
+        <w:t>i</w:t>
       </w:r>
       <w:proofErr w:type="spellEnd"/>
-      <w:proofErr w:type="gramEnd"/>
-      <w:r>
-        <w:rPr>
-          <w:rFonts w:ascii="Times New Roman" w:hAnsi="Times New Roman" w:cs="Times New Roman"/>
-          <w:sz w:val="24"/>
-          <w:szCs w:val="24"/>
-        </w:rPr>
-        <w:t>}}</w:t>
+      <w:r>
+        <w:rPr>
+          <w:rFonts w:ascii="Times New Roman" w:hAnsi="Times New Roman" w:cs="Times New Roman"/>
+          <w:bCs/>
+          <w:sz w:val="24"/>
+          <w:szCs w:val="24"/>
+          <w:lang w:val="en-US"/>
+        </w:rPr>
+        <w:t xml:space="preserve"> in software</w:t>
+      </w:r>
+      <w:r>
+        <w:rPr>
+          <w:rFonts w:ascii="Times New Roman" w:hAnsi="Times New Roman" w:cs="Times New Roman"/>
+          <w:bCs/>
+          <w:sz w:val="24"/>
+          <w:szCs w:val="24"/>
+          <w:lang w:val="en-US"/>
+        </w:rPr>
+        <w:t xml:space="preserve"> %}</w:t>
       </w:r>
     </w:p>
     <w:p>
       <w:pPr>
-        <w:spacing w:before="200" w:after="200"/>
-        <w:rPr>
-          <w:rFonts w:ascii="Times New Roman" w:hAnsi="Times New Roman" w:cs="Times New Roman"/>
-          <w:bCs/>
-          <w:i/>
-          <w:sz w:val="24"/>
-          <w:szCs w:val="24"/>
-        </w:rPr>
-      </w:pPr>
-      <w:r>
-        <w:rPr>
-          <w:rFonts w:ascii="Times New Roman" w:hAnsi="Times New Roman" w:cs="Times New Roman"/>
-          <w:b/>
-          <w:bCs/>
-          <w:sz w:val="24"/>
-          <w:szCs w:val="24"/>
-        </w:rPr>
-        <w:t>11 Перечень информационных технологий, лицензионных и свободно распространяемых специализированных программных средств, информационных справочных систем</w:t>
+        <w:spacing w:before="240" w:after="0" w:line="240" w:lineRule="auto"/>
+        <w:jc w:val="both"/>
+        <w:rPr>
+          <w:rFonts w:ascii="Times New Roman" w:hAnsi="Times New Roman" w:cs="Times New Roman"/>
+          <w:bCs/>
+          <w:sz w:val="24"/>
+          <w:szCs w:val="24"/>
+        </w:rPr>
+      </w:pPr>
+      <w:r>
+        <w:rPr>
+          <w:rFonts w:ascii="Times New Roman" w:hAnsi="Times New Roman" w:cs="Times New Roman"/>
+          <w:bCs/>
+          <w:sz w:val="24"/>
+          <w:szCs w:val="24"/>
+          <w:lang w:val="en-US"/>
+        </w:rPr>
+        <w:t>{{</w:t>
+      </w:r>
+      <w:proofErr w:type="spellStart"/>
+      <w:r>
+        <w:rPr>
+          <w:rFonts w:ascii="Times New Roman" w:hAnsi="Times New Roman" w:cs="Times New Roman"/>
+          <w:bCs/>
+          <w:sz w:val="24"/>
+          <w:szCs w:val="24"/>
+          <w:lang w:val="en-US"/>
+        </w:rPr>
+        <w:t>i.number</w:t>
+      </w:r>
+      <w:proofErr w:type="spellEnd"/>
+      <w:r>
+        <w:rPr>
+          <w:rFonts w:ascii="Times New Roman" w:hAnsi="Times New Roman" w:cs="Times New Roman"/>
+          <w:bCs/>
+          <w:sz w:val="24"/>
+          <w:szCs w:val="24"/>
+          <w:lang w:val="en-US"/>
+        </w:rPr>
+        <w:t xml:space="preserve">}}. </w:t>
+      </w:r>
+      <w:r>
+        <w:rPr>
+          <w:rFonts w:ascii="Times New Roman" w:hAnsi="Times New Roman" w:cs="Times New Roman"/>
+          <w:bCs/>
+          <w:sz w:val="24"/>
+          <w:szCs w:val="24"/>
+        </w:rPr>
+        <w:t>{{</w:t>
+      </w:r>
+      <w:proofErr w:type="spellStart"/>
+      <w:r>
+        <w:rPr>
+          <w:rFonts w:ascii="Times New Roman" w:hAnsi="Times New Roman" w:cs="Times New Roman"/>
+          <w:bCs/>
+          <w:sz w:val="24"/>
+          <w:szCs w:val="24"/>
+          <w:lang w:val="en-US"/>
+        </w:rPr>
+        <w:t>i</w:t>
+      </w:r>
+      <w:proofErr w:type="spellEnd"/>
+      <w:r>
+        <w:rPr>
+          <w:rFonts w:ascii="Times New Roman" w:hAnsi="Times New Roman" w:cs="Times New Roman"/>
+          <w:bCs/>
+          <w:sz w:val="24"/>
+          <w:szCs w:val="24"/>
+        </w:rPr>
+        <w:t>.</w:t>
+      </w:r>
+      <w:r>
+        <w:rPr>
+          <w:rFonts w:ascii="Times New Roman" w:hAnsi="Times New Roman" w:cs="Times New Roman"/>
+          <w:bCs/>
+          <w:sz w:val="24"/>
+          <w:szCs w:val="24"/>
+          <w:lang w:val="en-US"/>
+        </w:rPr>
+        <w:t>content</w:t>
+      </w:r>
+      <w:r>
+        <w:rPr>
+          <w:rFonts w:ascii="Times New Roman" w:hAnsi="Times New Roman" w:cs="Times New Roman"/>
+          <w:bCs/>
+          <w:sz w:val="24"/>
+          <w:szCs w:val="24"/>
+        </w:rPr>
+        <w:t>}}</w:t>
       </w:r>
     </w:p>
     <w:p>
@@ -7056,48 +7654,16 @@
           <w:bCs/>
           <w:sz w:val="24"/>
           <w:szCs w:val="24"/>
-          <w:lang w:val="en-US"/>
-        </w:rPr>
-      </w:pPr>
-      <w:r>
-        <w:rPr>
-          <w:rFonts w:ascii="Times New Roman" w:hAnsi="Times New Roman" w:cs="Times New Roman"/>
-          <w:bCs/>
-          <w:sz w:val="24"/>
-          <w:szCs w:val="24"/>
-          <w:lang w:val="en-US"/>
-        </w:rPr>
-        <w:t>{%</w:t>
-      </w:r>
-      <w:r>
-        <w:rPr>
-          <w:rFonts w:ascii="Times New Roman" w:hAnsi="Times New Roman" w:cs="Times New Roman"/>
-          <w:bCs/>
-          <w:sz w:val="24"/>
-          <w:szCs w:val="24"/>
-          <w:lang w:val="en-US"/>
-        </w:rPr>
-        <w:t>-</w:t>
-      </w:r>
-      <w:r>
-        <w:rPr>
-          <w:rFonts w:ascii="Times New Roman" w:hAnsi="Times New Roman" w:cs="Times New Roman"/>
-          <w:bCs/>
-          <w:sz w:val="24"/>
-          <w:szCs w:val="24"/>
-          <w:lang w:val="en-US"/>
-        </w:rPr>
-        <w:t xml:space="preserve"> </w:t>
-      </w:r>
-      <w:r>
-        <w:rPr>
-          <w:rFonts w:ascii="Times New Roman" w:hAnsi="Times New Roman" w:cs="Times New Roman"/>
-          <w:bCs/>
-          <w:sz w:val="24"/>
-          <w:szCs w:val="24"/>
-          <w:lang w:val="en-US"/>
-        </w:rPr>
-        <w:t xml:space="preserve">for </w:t>
+        </w:rPr>
+      </w:pPr>
+      <w:r>
+        <w:rPr>
+          <w:rFonts w:ascii="Times New Roman" w:hAnsi="Times New Roman" w:cs="Times New Roman"/>
+          <w:bCs/>
+          <w:sz w:val="24"/>
+          <w:szCs w:val="24"/>
+        </w:rPr>
+        <w:t xml:space="preserve">{%- </w:t>
       </w:r>
       <w:proofErr w:type="spellStart"/>
       <w:r>
@@ -7108,7 +7674,7 @@
           <w:szCs w:val="24"/>
           <w:lang w:val="en-US"/>
         </w:rPr>
-        <w:t>i</w:t>
+        <w:t>endfor</w:t>
       </w:r>
       <w:proofErr w:type="spellEnd"/>
       <w:r>
@@ -7117,138 +7683,73 @@
           <w:bCs/>
           <w:sz w:val="24"/>
           <w:szCs w:val="24"/>
-          <w:lang w:val="en-US"/>
-        </w:rPr>
-        <w:t xml:space="preserve"> in software</w:t>
-      </w:r>
-      <w:r>
-        <w:rPr>
-          <w:rFonts w:ascii="Times New Roman" w:hAnsi="Times New Roman" w:cs="Times New Roman"/>
-          <w:bCs/>
-          <w:sz w:val="24"/>
-          <w:szCs w:val="24"/>
-          <w:lang w:val="en-US"/>
         </w:rPr>
         <w:t xml:space="preserve"> %}</w:t>
       </w:r>
     </w:p>
     <w:p>
       <w:pPr>
-        <w:spacing w:before="240" w:after="0" w:line="240" w:lineRule="auto"/>
-        <w:jc w:val="both"/>
-        <w:rPr>
-          <w:rFonts w:ascii="Times New Roman" w:hAnsi="Times New Roman" w:cs="Times New Roman"/>
-          <w:bCs/>
-          <w:sz w:val="24"/>
-          <w:szCs w:val="24"/>
-          <w:lang w:val="en-US"/>
-        </w:rPr>
-      </w:pPr>
-      <w:r>
-        <w:rPr>
-          <w:rFonts w:ascii="Times New Roman" w:hAnsi="Times New Roman" w:cs="Times New Roman"/>
-          <w:bCs/>
-          <w:sz w:val="24"/>
-          <w:szCs w:val="24"/>
-          <w:lang w:val="en-US"/>
-        </w:rPr>
-        <w:t>{{</w:t>
-      </w:r>
-      <w:proofErr w:type="spellStart"/>
-      <w:r>
-        <w:rPr>
-          <w:rFonts w:ascii="Times New Roman" w:hAnsi="Times New Roman" w:cs="Times New Roman"/>
-          <w:bCs/>
-          <w:sz w:val="24"/>
-          <w:szCs w:val="24"/>
-          <w:lang w:val="en-US"/>
-        </w:rPr>
-        <w:t>i.number</w:t>
-      </w:r>
-      <w:proofErr w:type="spellEnd"/>
-      <w:r>
-        <w:rPr>
-          <w:rFonts w:ascii="Times New Roman" w:hAnsi="Times New Roman" w:cs="Times New Roman"/>
-          <w:bCs/>
-          <w:sz w:val="24"/>
-          <w:szCs w:val="24"/>
-          <w:lang w:val="en-US"/>
-        </w:rPr>
-        <w:t xml:space="preserve">}}. </w:t>
-      </w:r>
-      <w:r>
-        <w:rPr>
-          <w:rFonts w:ascii="Times New Roman" w:hAnsi="Times New Roman" w:cs="Times New Roman"/>
-          <w:bCs/>
-          <w:sz w:val="24"/>
-          <w:szCs w:val="24"/>
-          <w:lang w:val="en-US"/>
-        </w:rPr>
-        <w:t>{{</w:t>
-      </w:r>
-      <w:proofErr w:type="spellStart"/>
-      <w:r>
-        <w:rPr>
-          <w:rFonts w:ascii="Times New Roman" w:hAnsi="Times New Roman" w:cs="Times New Roman"/>
-          <w:bCs/>
-          <w:sz w:val="24"/>
-          <w:szCs w:val="24"/>
-          <w:lang w:val="en-US"/>
-        </w:rPr>
-        <w:t>i</w:t>
-      </w:r>
-      <w:r>
-        <w:rPr>
-          <w:rFonts w:ascii="Times New Roman" w:hAnsi="Times New Roman" w:cs="Times New Roman"/>
-          <w:bCs/>
-          <w:sz w:val="24"/>
-          <w:szCs w:val="24"/>
-          <w:lang w:val="en-US"/>
-        </w:rPr>
-        <w:t>.</w:t>
-      </w:r>
-      <w:r>
-        <w:rPr>
-          <w:rFonts w:ascii="Times New Roman" w:hAnsi="Times New Roman" w:cs="Times New Roman"/>
-          <w:bCs/>
-          <w:sz w:val="24"/>
-          <w:szCs w:val="24"/>
-          <w:lang w:val="en-US"/>
-        </w:rPr>
-        <w:t>content</w:t>
-      </w:r>
-      <w:proofErr w:type="spellEnd"/>
-      <w:r>
-        <w:rPr>
-          <w:rFonts w:ascii="Times New Roman" w:hAnsi="Times New Roman" w:cs="Times New Roman"/>
-          <w:bCs/>
-          <w:sz w:val="24"/>
-          <w:szCs w:val="24"/>
-          <w:lang w:val="en-US"/>
-        </w:rPr>
-        <w:t>}}</w:t>
+        <w:spacing w:before="200" w:after="200"/>
+        <w:rPr>
+          <w:rFonts w:ascii="Times New Roman" w:hAnsi="Times New Roman" w:cs="Times New Roman"/>
+          <w:bCs/>
+          <w:sz w:val="24"/>
+          <w:szCs w:val="24"/>
+        </w:rPr>
+      </w:pPr>
+      <w:r>
+        <w:rPr>
+          <w:rFonts w:ascii="Times New Roman" w:hAnsi="Times New Roman" w:cs="Times New Roman"/>
+          <w:b/>
+          <w:bCs/>
+          <w:sz w:val="24"/>
+          <w:szCs w:val="24"/>
+        </w:rPr>
+        <w:t>12 Материально-техническое обеспечение практики</w:t>
       </w:r>
     </w:p>
     <w:p>
       <w:pPr>
         <w:spacing w:before="240" w:after="0" w:line="240" w:lineRule="auto"/>
-        <w:jc w:val="both"/>
-        <w:rPr>
-          <w:rFonts w:ascii="Times New Roman" w:hAnsi="Times New Roman" w:cs="Times New Roman"/>
-          <w:bCs/>
-          <w:sz w:val="24"/>
-          <w:szCs w:val="24"/>
-        </w:rPr>
-      </w:pPr>
-      <w:r>
-        <w:rPr>
-          <w:rFonts w:ascii="Times New Roman" w:hAnsi="Times New Roman" w:cs="Times New Roman"/>
-          <w:bCs/>
-          <w:sz w:val="24"/>
-          <w:szCs w:val="24"/>
-        </w:rPr>
+        <w:rPr>
+          <w:rFonts w:ascii="Times New Roman" w:hAnsi="Times New Roman" w:cs="Times New Roman"/>
+          <w:bCs/>
+          <w:sz w:val="24"/>
+          <w:szCs w:val="24"/>
+          <w:lang w:val="en-US"/>
+        </w:rPr>
+      </w:pPr>
+      <w:r>
+        <w:rPr>
+          <w:rFonts w:ascii="Times New Roman" w:hAnsi="Times New Roman" w:cs="Times New Roman"/>
+          <w:bCs/>
+          <w:sz w:val="24"/>
+          <w:szCs w:val="24"/>
+          <w:lang w:val="en-US"/>
+        </w:rPr>
+        <w:lastRenderedPageBreak/>
         <w:t xml:space="preserve">{%- </w:t>
       </w:r>
+      <w:r>
+        <w:rPr>
+          <w:rFonts w:ascii="Times New Roman" w:hAnsi="Times New Roman" w:cs="Times New Roman"/>
+          <w:bCs/>
+          <w:sz w:val="24"/>
+          <w:szCs w:val="24"/>
+          <w:lang w:val="en-US"/>
+        </w:rPr>
+        <w:t>for</w:t>
+      </w:r>
+      <w:r>
+        <w:rPr>
+          <w:rFonts w:ascii="Times New Roman" w:hAnsi="Times New Roman" w:cs="Times New Roman"/>
+          <w:bCs/>
+          <w:sz w:val="24"/>
+          <w:szCs w:val="24"/>
+          <w:lang w:val="en-US"/>
+        </w:rPr>
+        <w:t xml:space="preserve"> </w:t>
+      </w:r>
       <w:proofErr w:type="spellStart"/>
       <w:r>
         <w:rPr>
@@ -7258,7 +7759,7 @@
           <w:szCs w:val="24"/>
           <w:lang w:val="en-US"/>
         </w:rPr>
-        <w:t>endfor</w:t>
+        <w:t>i</w:t>
       </w:r>
       <w:proofErr w:type="spellEnd"/>
       <w:r>
@@ -7267,33 +7768,53 @@
           <w:bCs/>
           <w:sz w:val="24"/>
           <w:szCs w:val="24"/>
+          <w:lang w:val="en-US"/>
+        </w:rPr>
+        <w:t xml:space="preserve"> </w:t>
+      </w:r>
+      <w:r>
+        <w:rPr>
+          <w:rFonts w:ascii="Times New Roman" w:hAnsi="Times New Roman" w:cs="Times New Roman"/>
+          <w:bCs/>
+          <w:sz w:val="24"/>
+          <w:szCs w:val="24"/>
+          <w:lang w:val="en-US"/>
+        </w:rPr>
+        <w:t>in</w:t>
+      </w:r>
+      <w:r>
+        <w:rPr>
+          <w:rFonts w:ascii="Times New Roman" w:hAnsi="Times New Roman" w:cs="Times New Roman"/>
+          <w:bCs/>
+          <w:sz w:val="24"/>
+          <w:szCs w:val="24"/>
+          <w:lang w:val="en-US"/>
+        </w:rPr>
+        <w:t xml:space="preserve"> </w:t>
+      </w:r>
+      <w:r>
+        <w:rPr>
+          <w:rFonts w:ascii="Times New Roman" w:hAnsi="Times New Roman" w:cs="Times New Roman"/>
+          <w:bCs/>
+          <w:sz w:val="24"/>
+          <w:szCs w:val="24"/>
+          <w:lang w:val="en-US"/>
+        </w:rPr>
+        <w:t>logistics</w:t>
+      </w:r>
+      <w:r>
+        <w:rPr>
+          <w:rFonts w:ascii="Times New Roman" w:hAnsi="Times New Roman" w:cs="Times New Roman"/>
+          <w:bCs/>
+          <w:sz w:val="24"/>
+          <w:szCs w:val="24"/>
+          <w:lang w:val="en-US"/>
         </w:rPr>
         <w:t xml:space="preserve"> %}</w:t>
       </w:r>
     </w:p>
     <w:p>
       <w:pPr>
-        <w:spacing w:before="200" w:after="200"/>
-        <w:rPr>
-          <w:rFonts w:ascii="Times New Roman" w:hAnsi="Times New Roman" w:cs="Times New Roman"/>
-          <w:bCs/>
-          <w:sz w:val="24"/>
-          <w:szCs w:val="24"/>
-        </w:rPr>
-      </w:pPr>
-      <w:r>
-        <w:rPr>
-          <w:rFonts w:ascii="Times New Roman" w:hAnsi="Times New Roman" w:cs="Times New Roman"/>
-          <w:b/>
-          <w:bCs/>
-          <w:sz w:val="24"/>
-          <w:szCs w:val="24"/>
-        </w:rPr>
-        <w:t>12 Материально-техническое обеспечение практики</w:t>
-      </w:r>
-    </w:p>
-    <w:p>
-      <w:pPr>
         <w:spacing w:before="240" w:after="0" w:line="240" w:lineRule="auto"/>
         <w:rPr>
           <w:rFonts w:ascii="Times New Roman" w:hAnsi="Times New Roman" w:cs="Times New Roman"/>
@@ -7308,27 +7829,9 @@
           <w:bCs/>
           <w:sz w:val="24"/>
           <w:szCs w:val="24"/>
-        </w:rPr>
-        <w:t xml:space="preserve">{%- </w:t>
-      </w:r>
-      <w:r>
-        <w:rPr>
-          <w:rFonts w:ascii="Times New Roman" w:hAnsi="Times New Roman" w:cs="Times New Roman"/>
-          <w:bCs/>
-          <w:sz w:val="24"/>
-          <w:szCs w:val="24"/>
-          <w:lang w:val="en-US"/>
-        </w:rPr>
-        <w:t>for</w:t>
-      </w:r>
-      <w:r>
-        <w:rPr>
-          <w:rFonts w:ascii="Times New Roman" w:hAnsi="Times New Roman" w:cs="Times New Roman"/>
-          <w:bCs/>
-          <w:sz w:val="24"/>
-          <w:szCs w:val="24"/>
-        </w:rPr>
-        <w:t xml:space="preserve"> </w:t>
+          <w:lang w:val="en-US"/>
+        </w:rPr>
+        <w:t>{{</w:t>
       </w:r>
       <w:proofErr w:type="spellStart"/>
       <w:r>
@@ -7341,6 +7844,26 @@
         </w:rPr>
         <w:t>i</w:t>
       </w:r>
+      <w:r>
+        <w:rPr>
+          <w:rFonts w:ascii="Times New Roman" w:hAnsi="Times New Roman" w:cs="Times New Roman"/>
+          <w:bCs/>
+          <w:sz w:val="24"/>
+          <w:szCs w:val="24"/>
+          <w:lang w:val="en-US"/>
+        </w:rPr>
+        <w:t>.</w:t>
+      </w:r>
+      <w:r>
+        <w:rPr>
+          <w:rFonts w:ascii="Times New Roman" w:hAnsi="Times New Roman" w:cs="Times New Roman"/>
+          <w:bCs/>
+          <w:sz w:val="24"/>
+          <w:szCs w:val="24"/>
+          <w:lang w:val="en-US"/>
+        </w:rPr>
+        <w:t>number</w:t>
+      </w:r>
       <w:proofErr w:type="spellEnd"/>
       <w:r>
         <w:rPr>
@@ -7348,105 +7871,7 @@
           <w:bCs/>
           <w:sz w:val="24"/>
           <w:szCs w:val="24"/>
-        </w:rPr>
-        <w:t xml:space="preserve"> </w:t>
-      </w:r>
-      <w:r>
-        <w:rPr>
-          <w:rFonts w:ascii="Times New Roman" w:hAnsi="Times New Roman" w:cs="Times New Roman"/>
-          <w:bCs/>
-          <w:sz w:val="24"/>
-          <w:szCs w:val="24"/>
-          <w:lang w:val="en-US"/>
-        </w:rPr>
-        <w:t>in</w:t>
-      </w:r>
-      <w:r>
-        <w:rPr>
-          <w:rFonts w:ascii="Times New Roman" w:hAnsi="Times New Roman" w:cs="Times New Roman"/>
-          <w:bCs/>
-          <w:sz w:val="24"/>
-          <w:szCs w:val="24"/>
-        </w:rPr>
-        <w:t xml:space="preserve"> </w:t>
-      </w:r>
-      <w:r>
-        <w:rPr>
-          <w:rFonts w:ascii="Times New Roman" w:hAnsi="Times New Roman" w:cs="Times New Roman"/>
-          <w:bCs/>
-          <w:sz w:val="24"/>
-          <w:szCs w:val="24"/>
-          <w:lang w:val="en-US"/>
-        </w:rPr>
-        <w:t>logistics</w:t>
-      </w:r>
-      <w:r>
-        <w:rPr>
-          <w:rFonts w:ascii="Times New Roman" w:hAnsi="Times New Roman" w:cs="Times New Roman"/>
-          <w:bCs/>
-          <w:sz w:val="24"/>
-          <w:szCs w:val="24"/>
-        </w:rPr>
-        <w:t xml:space="preserve"> %}</w:t>
-      </w:r>
-    </w:p>
-    <w:p>
-      <w:pPr>
-        <w:spacing w:before="240" w:after="0" w:line="240" w:lineRule="auto"/>
-        <w:rPr>
-          <w:rFonts w:ascii="Times New Roman" w:hAnsi="Times New Roman" w:cs="Times New Roman"/>
-          <w:bCs/>
-          <w:sz w:val="24"/>
-          <w:szCs w:val="24"/>
-        </w:rPr>
-      </w:pPr>
-      <w:r>
-        <w:rPr>
-          <w:rFonts w:ascii="Times New Roman" w:hAnsi="Times New Roman" w:cs="Times New Roman"/>
-          <w:bCs/>
-          <w:sz w:val="24"/>
-          <w:szCs w:val="24"/>
-        </w:rPr>
-        <w:lastRenderedPageBreak/>
-        <w:t>{{</w:t>
-      </w:r>
-      <w:proofErr w:type="spellStart"/>
-      <w:r>
-        <w:rPr>
-          <w:rFonts w:ascii="Times New Roman" w:hAnsi="Times New Roman" w:cs="Times New Roman"/>
-          <w:bCs/>
-          <w:sz w:val="24"/>
-          <w:szCs w:val="24"/>
-          <w:lang w:val="en-US"/>
-        </w:rPr>
-        <w:t>i</w:t>
-      </w:r>
-      <w:proofErr w:type="spellEnd"/>
-      <w:r>
-        <w:rPr>
-          <w:rFonts w:ascii="Times New Roman" w:hAnsi="Times New Roman" w:cs="Times New Roman"/>
-          <w:bCs/>
-          <w:sz w:val="24"/>
-          <w:szCs w:val="24"/>
-        </w:rPr>
-        <w:t>.</w:t>
-      </w:r>
-      <w:r>
-        <w:rPr>
-          <w:rFonts w:ascii="Times New Roman" w:hAnsi="Times New Roman" w:cs="Times New Roman"/>
-          <w:bCs/>
-          <w:sz w:val="24"/>
-          <w:szCs w:val="24"/>
-          <w:lang w:val="en-US"/>
-        </w:rPr>
-        <w:t>number</w:t>
-      </w:r>
-      <w:r>
-        <w:rPr>
-          <w:rFonts w:ascii="Times New Roman" w:hAnsi="Times New Roman" w:cs="Times New Roman"/>
-          <w:bCs/>
-          <w:sz w:val="24"/>
-          <w:szCs w:val="24"/>
+          <w:lang w:val="en-US"/>
         </w:rPr>
         <w:t xml:space="preserve">}}. </w:t>
       </w:r>
@@ -9034,7 +9459,7 @@
 </file>
 
 <file path=customXml/itemProps1.xml><?xml version="1.0" encoding="utf-8"?>
-<ds:datastoreItem xmlns:ds="http://schemas.openxmlformats.org/officeDocument/2006/customXml" ds:itemID="{A872924A-A000-40E7-8F03-DD5F3701D92A}">
+<ds:datastoreItem xmlns:ds="http://schemas.openxmlformats.org/officeDocument/2006/customXml" ds:itemID="{42C81BE9-9105-4DD8-AC13-669ECE6346C0}">
   <ds:schemaRefs>
     <ds:schemaRef ds:uri="http://schemas.openxmlformats.org/officeDocument/2006/bibliography"/>
   </ds:schemaRefs>

--- a/templates/docxRPD/practice.docx
+++ b/templates/docxRPD/practice.docx
@@ -1,6 +1,6 @@
 
 <file path=word/document.xml><?xml version="1.0" encoding="utf-8"?>
-<w:document xmlns:wpc="http://schemas.microsoft.com/office/word/2010/wordprocessingCanvas" xmlns:mc="http://schemas.openxmlformats.org/markup-compatibility/2006" xmlns:o="urn:schemas-microsoft-com:office:office" xmlns:r="http://schemas.openxmlformats.org/officeDocument/2006/relationships" xmlns:m="http://schemas.openxmlformats.org/officeDocument/2006/math" xmlns:v="urn:schemas-microsoft-com:vml" xmlns:wp14="http://schemas.microsoft.com/office/word/2010/wordprocessingDrawing" xmlns:wp="http://schemas.openxmlformats.org/drawingml/2006/wordprocessingDrawing" xmlns:w10="urn:schemas-microsoft-com:office:word" xmlns:w="http://schemas.openxmlformats.org/wordprocessingml/2006/main" xmlns:w14="http://schemas.microsoft.com/office/word/2010/wordml" xmlns:w15="http://schemas.microsoft.com/office/word/2012/wordml" xmlns:wpg="http://schemas.microsoft.com/office/word/2010/wordprocessingGroup" xmlns:wpi="http://schemas.microsoft.com/office/word/2010/wordprocessingInk" xmlns:wne="http://schemas.microsoft.com/office/word/2006/wordml" xmlns:wps="http://schemas.microsoft.com/office/word/2010/wordprocessingShape" mc:Ignorable="w14 w15 wp14">
+<w:document xmlns:wpc="http://schemas.microsoft.com/office/word/2010/wordprocessingCanvas" xmlns:cx="http://schemas.microsoft.com/office/drawing/2014/chartex" xmlns:cx1="http://schemas.microsoft.com/office/drawing/2015/9/8/chartex" xmlns:cx2="http://schemas.microsoft.com/office/drawing/2015/10/21/chartex" xmlns:cx3="http://schemas.microsoft.com/office/drawing/2016/5/9/chartex" xmlns:cx4="http://schemas.microsoft.com/office/drawing/2016/5/10/chartex" xmlns:cx5="http://schemas.microsoft.com/office/drawing/2016/5/11/chartex" xmlns:cx6="http://schemas.microsoft.com/office/drawing/2016/5/12/chartex" xmlns:cx7="http://schemas.microsoft.com/office/drawing/2016/5/13/chartex" xmlns:cx8="http://schemas.microsoft.com/office/drawing/2016/5/14/chartex" xmlns:mc="http://schemas.openxmlformats.org/markup-compatibility/2006" xmlns:aink="http://schemas.microsoft.com/office/drawing/2016/ink" xmlns:am3d="http://schemas.microsoft.com/office/drawing/2017/model3d" xmlns:o="urn:schemas-microsoft-com:office:office" xmlns:oel="http://schemas.microsoft.com/office/2019/extlst" xmlns:r="http://schemas.openxmlformats.org/officeDocument/2006/relationships" xmlns:m="http://schemas.openxmlformats.org/officeDocument/2006/math" xmlns:v="urn:schemas-microsoft-com:vml" xmlns:wp14="http://schemas.microsoft.com/office/word/2010/wordprocessingDrawing" xmlns:wp="http://schemas.openxmlformats.org/drawingml/2006/wordprocessingDrawing" xmlns:w10="urn:schemas-microsoft-com:office:word" xmlns:w="http://schemas.openxmlformats.org/wordprocessingml/2006/main" xmlns:w14="http://schemas.microsoft.com/office/word/2010/wordml" xmlns:w15="http://schemas.microsoft.com/office/word/2012/wordml" xmlns:w16cex="http://schemas.microsoft.com/office/word/2018/wordml/cex" xmlns:w16cid="http://schemas.microsoft.com/office/word/2016/wordml/cid" xmlns:w16="http://schemas.microsoft.com/office/word/2018/wordml" xmlns:w16du="http://schemas.microsoft.com/office/word/2023/wordml/word16du" xmlns:w16sdtdh="http://schemas.microsoft.com/office/word/2020/wordml/sdtdatahash" xmlns:w16sdtfl="http://schemas.microsoft.com/office/word/2024/wordml/sdtformatlock" xmlns:w16se="http://schemas.microsoft.com/office/word/2015/wordml/symex" xmlns:wpg="http://schemas.microsoft.com/office/word/2010/wordprocessingGroup" xmlns:wpi="http://schemas.microsoft.com/office/word/2010/wordprocessingInk" xmlns:wne="http://schemas.microsoft.com/office/word/2006/wordml" xmlns:wps="http://schemas.microsoft.com/office/word/2010/wordprocessingShape" mc:Ignorable="w14 w15 w16se w16cid w16 w16cex w16sdtdh w16sdtfl w16du wp14">
   <w:body>
     <w:p>
       <w:pPr>
@@ -81,18 +81,8 @@
           <w:sz w:val="24"/>
           <w:szCs w:val="24"/>
         </w:rPr>
-        <w:t>Структурное подразделение «</w:t>
-      </w:r>
-      <w:proofErr w:type="gramStart"/>
-      <w:r>
-        <w:rPr>
-          <w:rFonts w:ascii="Times New Roman" w:hAnsi="Times New Roman" w:cs="Times New Roman"/>
-          <w:sz w:val="24"/>
-          <w:szCs w:val="24"/>
-        </w:rPr>
-        <w:t xml:space="preserve">{{ </w:t>
-      </w:r>
-      <w:proofErr w:type="spellStart"/>
+        <w:t xml:space="preserve">Структурное подразделение «{{ </w:t>
+      </w:r>
       <w:r>
         <w:rPr>
           <w:rFonts w:ascii="Times New Roman" w:hAnsi="Times New Roman" w:cs="Times New Roman"/>
@@ -102,8 +92,6 @@
         </w:rPr>
         <w:t>podrazdelene</w:t>
       </w:r>
-      <w:proofErr w:type="spellEnd"/>
-      <w:proofErr w:type="gramEnd"/>
       <w:r>
         <w:rPr>
           <w:rFonts w:ascii="Times New Roman" w:hAnsi="Times New Roman" w:cs="Times New Roman"/>
@@ -154,7 +142,6 @@
         </w:rPr>
         <w:t xml:space="preserve">на </w:t>
       </w:r>
-      <w:proofErr w:type="gramStart"/>
       <w:r>
         <w:rPr>
           <w:rFonts w:ascii="Times New Roman" w:hAnsi="Times New Roman" w:cs="Times New Roman"/>
@@ -172,7 +159,6 @@
         </w:rPr>
         <w:t>meeting</w:t>
       </w:r>
-      <w:proofErr w:type="gramEnd"/>
       <w:r>
         <w:rPr>
           <w:rFonts w:ascii="Times New Roman" w:hAnsi="Times New Roman" w:cs="Times New Roman"/>
@@ -206,16 +192,7 @@
           <w:sz w:val="24"/>
           <w:szCs w:val="24"/>
         </w:rPr>
-        <w:t xml:space="preserve"> </w:t>
-      </w:r>
-      <w:proofErr w:type="gramStart"/>
-      <w:r>
-        <w:rPr>
-          <w:rFonts w:ascii="Times New Roman" w:hAnsi="Times New Roman" w:cs="Times New Roman"/>
-          <w:sz w:val="24"/>
-          <w:szCs w:val="24"/>
-        </w:rPr>
-        <w:t>№</w:t>
+        <w:t xml:space="preserve"> №</w:t>
       </w:r>
       <w:r>
         <w:rPr>
@@ -224,17 +201,17 @@
           <w:szCs w:val="24"/>
           <w:u w:val="single"/>
         </w:rPr>
-        <w:t>{</w:t>
-      </w:r>
-      <w:proofErr w:type="gramEnd"/>
+        <w:t xml:space="preserve">{{ </w:t>
+      </w:r>
       <w:r>
         <w:rPr>
           <w:rFonts w:ascii="Times New Roman" w:hAnsi="Times New Roman" w:cs="Times New Roman"/>
           <w:sz w:val="24"/>
           <w:szCs w:val="24"/>
           <w:u w:val="single"/>
-        </w:rPr>
-        <w:t xml:space="preserve">{ </w:t>
+          <w:lang w:val="en-US"/>
+        </w:rPr>
+        <w:t>protocol</w:t>
       </w:r>
       <w:r>
         <w:rPr>
@@ -242,9 +219,8 @@
           <w:sz w:val="24"/>
           <w:szCs w:val="24"/>
           <w:u w:val="single"/>
-          <w:lang w:val="en-US"/>
-        </w:rPr>
-        <w:t>protocol</w:t>
+        </w:rPr>
+        <w:t>_</w:t>
       </w:r>
       <w:r>
         <w:rPr>
@@ -253,19 +229,8 @@
           <w:szCs w:val="24"/>
           <w:u w:val="single"/>
         </w:rPr>
-        <w:t>_</w:t>
-      </w:r>
-      <w:proofErr w:type="spellStart"/>
-      <w:r>
-        <w:rPr>
-          <w:rFonts w:ascii="Times New Roman" w:hAnsi="Times New Roman" w:cs="Times New Roman"/>
-          <w:sz w:val="24"/>
-          <w:szCs w:val="24"/>
-          <w:u w:val="single"/>
-        </w:rPr>
         <w:t>number</w:t>
       </w:r>
-      <w:proofErr w:type="spellEnd"/>
       <w:r>
         <w:rPr>
           <w:rFonts w:ascii="Times New Roman" w:hAnsi="Times New Roman" w:cs="Times New Roman"/>
@@ -523,47 +488,7 @@
                 <w:szCs w:val="24"/>
                 <w:lang w:val="en-US"/>
               </w:rPr>
-              <w:t xml:space="preserve">{{ </w:t>
-            </w:r>
-            <w:proofErr w:type="spellStart"/>
-            <w:r>
-              <w:rPr>
-                <w:rFonts w:ascii="Times New Roman" w:hAnsi="Times New Roman" w:cs="Times New Roman"/>
-                <w:sz w:val="24"/>
-                <w:szCs w:val="24"/>
-                <w:lang w:val="en-US"/>
-              </w:rPr>
-              <w:t>kind_direct</w:t>
-            </w:r>
-            <w:proofErr w:type="spellEnd"/>
-            <w:r>
-              <w:rPr>
-                <w:rFonts w:ascii="Times New Roman" w:hAnsi="Times New Roman" w:cs="Times New Roman"/>
-                <w:sz w:val="24"/>
-                <w:szCs w:val="24"/>
-                <w:lang w:val="en-US"/>
-              </w:rPr>
-              <w:t xml:space="preserve"> }}: {{ </w:t>
-            </w:r>
-            <w:proofErr w:type="spellStart"/>
-            <w:r>
-              <w:rPr>
-                <w:rFonts w:ascii="Times New Roman" w:hAnsi="Times New Roman" w:cs="Times New Roman"/>
-                <w:sz w:val="24"/>
-                <w:szCs w:val="24"/>
-                <w:lang w:val="en-US"/>
-              </w:rPr>
-              <w:t>direction_code</w:t>
-            </w:r>
-            <w:proofErr w:type="spellEnd"/>
-            <w:r>
-              <w:rPr>
-                <w:rFonts w:ascii="Times New Roman" w:hAnsi="Times New Roman" w:cs="Times New Roman"/>
-                <w:sz w:val="24"/>
-                <w:szCs w:val="24"/>
-                <w:lang w:val="en-US"/>
-              </w:rPr>
-              <w:t xml:space="preserve"> }} {{ direction }}</w:t>
+              <w:t>{{ kind_direct }}: {{ direction_code }} {{ direction }}</w:t>
             </w:r>
           </w:p>
         </w:tc>
@@ -624,27 +549,7 @@
                 <w:szCs w:val="24"/>
                 <w:lang w:val="en-US"/>
               </w:rPr>
-              <w:t xml:space="preserve">{{ </w:t>
-            </w:r>
-            <w:proofErr w:type="spellStart"/>
-            <w:r>
-              <w:rPr>
-                <w:rFonts w:ascii="Times New Roman" w:hAnsi="Times New Roman" w:cs="Times New Roman"/>
-                <w:sz w:val="24"/>
-                <w:szCs w:val="24"/>
-                <w:lang w:val="en-US"/>
-              </w:rPr>
-              <w:t>spec_name</w:t>
-            </w:r>
-            <w:proofErr w:type="spellEnd"/>
-            <w:r>
-              <w:rPr>
-                <w:rFonts w:ascii="Times New Roman" w:hAnsi="Times New Roman" w:cs="Times New Roman"/>
-                <w:sz w:val="24"/>
-                <w:szCs w:val="24"/>
-                <w:lang w:val="en-US"/>
-              </w:rPr>
-              <w:t xml:space="preserve"> }} </w:t>
+              <w:t xml:space="preserve">{{ spec_name }} </w:t>
             </w:r>
           </w:p>
         </w:tc>
@@ -706,36 +611,14 @@
               </w:rPr>
               <w:t xml:space="preserve">Квалификация: </w:t>
             </w:r>
-            <w:proofErr w:type="gramStart"/>
-            <w:r>
-              <w:rPr>
-                <w:rFonts w:ascii="Times New Roman" w:hAnsi="Times New Roman" w:cs="Times New Roman"/>
-                <w:sz w:val="24"/>
-                <w:szCs w:val="24"/>
-                <w:lang w:val="en-US"/>
-              </w:rPr>
-              <w:t xml:space="preserve">{{ </w:t>
-            </w:r>
-            <w:proofErr w:type="spellStart"/>
-            <w:r>
-              <w:rPr>
-                <w:rFonts w:ascii="Times New Roman" w:hAnsi="Times New Roman" w:cs="Times New Roman"/>
-                <w:sz w:val="24"/>
-                <w:szCs w:val="24"/>
-                <w:lang w:val="en-US"/>
-              </w:rPr>
-              <w:t>kvalif</w:t>
-            </w:r>
-            <w:proofErr w:type="spellEnd"/>
-            <w:proofErr w:type="gramEnd"/>
-            <w:r>
-              <w:rPr>
-                <w:rFonts w:ascii="Times New Roman" w:hAnsi="Times New Roman" w:cs="Times New Roman"/>
-                <w:sz w:val="24"/>
-                <w:szCs w:val="24"/>
-                <w:lang w:val="en-US"/>
-              </w:rPr>
-              <w:t xml:space="preserve"> }}</w:t>
+            <w:r>
+              <w:rPr>
+                <w:rFonts w:ascii="Times New Roman" w:hAnsi="Times New Roman" w:cs="Times New Roman"/>
+                <w:sz w:val="24"/>
+                <w:szCs w:val="24"/>
+                <w:lang w:val="en-US"/>
+              </w:rPr>
+              <w:t>{{ kvalif }}</w:t>
             </w:r>
           </w:p>
         </w:tc>
@@ -796,7 +679,6 @@
               </w:rPr>
               <w:t xml:space="preserve">Форма обучения: </w:t>
             </w:r>
-            <w:proofErr w:type="gramStart"/>
             <w:r>
               <w:rPr>
                 <w:rFonts w:ascii="Times New Roman" w:hAnsi="Times New Roman" w:cs="Times New Roman"/>
@@ -815,7 +697,6 @@
               </w:rPr>
               <w:t>fob</w:t>
             </w:r>
-            <w:proofErr w:type="gramEnd"/>
             <w:r>
               <w:rPr>
                 <w:rFonts w:ascii="Times New Roman" w:hAnsi="Times New Roman" w:cs="Times New Roman"/>
@@ -959,27 +840,17 @@
                 <w:sz w:val="20"/>
                 <w:szCs w:val="24"/>
               </w:rPr>
-              <w:t xml:space="preserve">Составитель программы: </w:t>
-            </w:r>
-            <w:proofErr w:type="gramStart"/>
+              <w:t xml:space="preserve">Составитель программы: {{ </w:t>
+            </w:r>
             <w:r>
               <w:rPr>
                 <w:rFonts w:ascii="Times New Roman" w:hAnsi="Times New Roman" w:cs="Times New Roman"/>
                 <w:sz w:val="20"/>
                 <w:szCs w:val="24"/>
-              </w:rPr>
-              <w:t xml:space="preserve">{{ </w:t>
-            </w:r>
-            <w:r>
-              <w:rPr>
-                <w:rFonts w:ascii="Times New Roman" w:hAnsi="Times New Roman" w:cs="Times New Roman"/>
-                <w:sz w:val="20"/>
-                <w:szCs w:val="24"/>
                 <w:lang w:val="en-US"/>
               </w:rPr>
               <w:t>person</w:t>
             </w:r>
-            <w:proofErr w:type="gramEnd"/>
             <w:r>
               <w:rPr>
                 <w:rFonts w:ascii="Times New Roman" w:hAnsi="Times New Roman" w:cs="Times New Roman"/>
@@ -1022,7 +893,6 @@
               </w:rPr>
               <w:t xml:space="preserve">Дата подписания: </w:t>
             </w:r>
-            <w:proofErr w:type="gramStart"/>
             <w:r>
               <w:rPr>
                 <w:rFonts w:ascii="Times New Roman" w:hAnsi="Times New Roman" w:cs="Times New Roman"/>
@@ -1040,7 +910,6 @@
               </w:rPr>
               <w:t>review</w:t>
             </w:r>
-            <w:proofErr w:type="gramEnd"/>
             <w:r>
               <w:rPr>
                 <w:rFonts w:ascii="Times New Roman" w:hAnsi="Times New Roman" w:cs="Times New Roman"/>
@@ -1114,7 +983,6 @@
                 <w:rFonts w:ascii="Times New Roman" w:hAnsi="Times New Roman" w:cs="Times New Roman"/>
                 <w:sz w:val="20"/>
                 <w:szCs w:val="24"/>
-                <w:lang w:val="en-US"/>
               </w:rPr>
             </w:pPr>
             <w:r>
@@ -1122,11 +990,9 @@
                 <w:rFonts w:ascii="Times New Roman" w:hAnsi="Times New Roman" w:cs="Times New Roman"/>
                 <w:sz w:val="20"/>
                 <w:szCs w:val="24"/>
-                <w:lang w:val="en-US"/>
               </w:rPr>
               <w:t xml:space="preserve">{{ </w:t>
             </w:r>
-            <w:proofErr w:type="spellStart"/>
             <w:r>
               <w:rPr>
                 <w:rFonts w:ascii="Times New Roman" w:hAnsi="Times New Roman" w:cs="Times New Roman"/>
@@ -1141,7 +1007,6 @@
                 <w:rFonts w:ascii="Times New Roman" w:hAnsi="Times New Roman" w:cs="Times New Roman"/>
                 <w:sz w:val="20"/>
                 <w:szCs w:val="24"/>
-                <w:lang w:val="en-US"/>
               </w:rPr>
               <w:t>_</w:t>
             </w:r>
@@ -1154,17 +1019,14 @@
               </w:rPr>
               <w:t>type</w:t>
             </w:r>
-            <w:proofErr w:type="spellEnd"/>
             <w:r>
               <w:rPr>
                 <w:rFonts w:ascii="Times New Roman" w:hAnsi="Times New Roman" w:cs="Times New Roman"/>
                 <w:sz w:val="20"/>
                 <w:szCs w:val="24"/>
-                <w:lang w:val="en-US"/>
               </w:rPr>
               <w:t xml:space="preserve"> }}: {{ </w:t>
             </w:r>
-            <w:proofErr w:type="spellStart"/>
             <w:r>
               <w:rPr>
                 <w:rFonts w:ascii="Times New Roman" w:hAnsi="Times New Roman" w:cs="Times New Roman"/>
@@ -1179,7 +1041,6 @@
                 <w:rFonts w:ascii="Times New Roman" w:hAnsi="Times New Roman" w:cs="Times New Roman"/>
                 <w:sz w:val="20"/>
                 <w:szCs w:val="24"/>
-                <w:lang w:val="en-US"/>
               </w:rPr>
               <w:t>_</w:t>
             </w:r>
@@ -1192,13 +1053,11 @@
               </w:rPr>
               <w:t>accepted</w:t>
             </w:r>
-            <w:proofErr w:type="spellEnd"/>
             <w:r>
               <w:rPr>
                 <w:rFonts w:ascii="Times New Roman" w:hAnsi="Times New Roman" w:cs="Times New Roman"/>
                 <w:sz w:val="20"/>
                 <w:szCs w:val="24"/>
-                <w:lang w:val="en-US"/>
               </w:rPr>
               <w:t xml:space="preserve"> }}</w:t>
             </w:r>
@@ -1253,9 +1112,8 @@
                 <w:szCs w:val="24"/>
                 <w:lang w:val="en-US"/>
               </w:rPr>
-              <w:t xml:space="preserve"> </w:t>
-            </w:r>
-            <w:proofErr w:type="gramStart"/>
+              <w:t xml:space="preserve"> {{ </w:t>
+            </w:r>
             <w:r>
               <w:rPr>
                 <w:rFonts w:ascii="Times New Roman" w:hAnsi="Times New Roman" w:cs="Times New Roman"/>
@@ -1263,29 +1121,8 @@
                 <w:szCs w:val="24"/>
                 <w:lang w:val="en-US"/>
               </w:rPr>
-              <w:t xml:space="preserve">{{ </w:t>
-            </w:r>
-            <w:proofErr w:type="spellStart"/>
-            <w:r>
-              <w:rPr>
-                <w:rFonts w:ascii="Times New Roman" w:hAnsi="Times New Roman" w:cs="Times New Roman"/>
-                <w:sz w:val="20"/>
-                <w:szCs w:val="24"/>
-                <w:lang w:val="en-US"/>
-              </w:rPr>
-              <w:t>accept</w:t>
-            </w:r>
-            <w:proofErr w:type="gramEnd"/>
-            <w:r>
-              <w:rPr>
-                <w:rFonts w:ascii="Times New Roman" w:hAnsi="Times New Roman" w:cs="Times New Roman"/>
-                <w:sz w:val="20"/>
-                <w:szCs w:val="24"/>
-                <w:lang w:val="en-US"/>
-              </w:rPr>
-              <w:t>_date</w:t>
-            </w:r>
-            <w:proofErr w:type="spellEnd"/>
+              <w:t>accept_date</w:t>
+            </w:r>
             <w:r>
               <w:rPr>
                 <w:rFonts w:ascii="Times New Roman" w:hAnsi="Times New Roman" w:cs="Times New Roman"/>
@@ -1325,7 +1162,6 @@
         </w:rPr>
         <w:t xml:space="preserve">{% </w:t>
       </w:r>
-      <w:proofErr w:type="spellStart"/>
       <w:r>
         <w:rPr>
           <w:rFonts w:ascii="Times New Roman" w:hAnsi="Times New Roman" w:cs="Times New Roman"/>
@@ -1335,7 +1171,6 @@
         </w:rPr>
         <w:t>endif</w:t>
       </w:r>
-      <w:proofErr w:type="spellEnd"/>
       <w:r>
         <w:rPr>
           <w:rFonts w:ascii="Times New Roman" w:hAnsi="Times New Roman" w:cs="Times New Roman"/>
@@ -1428,41 +1263,13 @@
         </w:rPr>
         <w:t xml:space="preserve"> </w:t>
       </w:r>
-      <w:proofErr w:type="gramStart"/>
-      <w:r>
-        <w:rPr>
-          <w:rFonts w:ascii="Times New Roman" w:hAnsi="Times New Roman" w:cs="Times New Roman"/>
-          <w:sz w:val="24"/>
-          <w:szCs w:val="24"/>
-        </w:rPr>
-        <w:t xml:space="preserve">{{ </w:t>
-      </w:r>
-      <w:proofErr w:type="spellStart"/>
-      <w:r>
-        <w:rPr>
-          <w:rFonts w:ascii="Times New Roman" w:hAnsi="Times New Roman" w:cs="Times New Roman"/>
-          <w:sz w:val="24"/>
-          <w:szCs w:val="24"/>
-        </w:rPr>
-        <w:t>view</w:t>
-      </w:r>
-      <w:proofErr w:type="gramEnd"/>
-      <w:r>
-        <w:rPr>
-          <w:rFonts w:ascii="Times New Roman" w:hAnsi="Times New Roman" w:cs="Times New Roman"/>
-          <w:sz w:val="24"/>
-          <w:szCs w:val="24"/>
-        </w:rPr>
-        <w:t>_pract</w:t>
-      </w:r>
-      <w:proofErr w:type="spellEnd"/>
-      <w:r>
-        <w:rPr>
-          <w:rFonts w:ascii="Times New Roman" w:hAnsi="Times New Roman" w:cs="Times New Roman"/>
-          <w:sz w:val="24"/>
-          <w:szCs w:val="24"/>
-        </w:rPr>
-        <w:t xml:space="preserve"> }}</w:t>
+      <w:r>
+        <w:rPr>
+          <w:rFonts w:ascii="Times New Roman" w:hAnsi="Times New Roman" w:cs="Times New Roman"/>
+          <w:sz w:val="24"/>
+          <w:szCs w:val="24"/>
+        </w:rPr>
+        <w:t>{{ view_pract }}</w:t>
       </w:r>
       <w:r>
         <w:rPr>
@@ -1497,7 +1304,6 @@
         </w:rPr>
         <w:t xml:space="preserve">Тип практики – </w:t>
       </w:r>
-      <w:proofErr w:type="gramStart"/>
       <w:r>
         <w:rPr>
           <w:rFonts w:ascii="Times New Roman" w:hAnsi="Times New Roman" w:cs="Times New Roman"/>
@@ -1515,7 +1321,6 @@
         </w:rPr>
         <w:t>discipline</w:t>
       </w:r>
-      <w:proofErr w:type="gramEnd"/>
       <w:r>
         <w:rPr>
           <w:rFonts w:ascii="Times New Roman" w:hAnsi="Times New Roman" w:cs="Times New Roman"/>
@@ -1557,7 +1362,6 @@
         </w:rPr>
         <w:t xml:space="preserve"> </w:t>
       </w:r>
-      <w:proofErr w:type="gramStart"/>
       <w:r>
         <w:rPr>
           <w:rFonts w:ascii="Times New Roman" w:hAnsi="Times New Roman" w:cs="Times New Roman"/>
@@ -1584,18 +1388,8 @@
           <w:sz w:val="24"/>
           <w:szCs w:val="24"/>
         </w:rPr>
-        <w:t>{</w:t>
-      </w:r>
-      <w:proofErr w:type="gramEnd"/>
-      <w:r>
-        <w:rPr>
-          <w:rFonts w:ascii="Times New Roman" w:hAnsi="Times New Roman" w:cs="Times New Roman"/>
-          <w:sz w:val="24"/>
-          <w:szCs w:val="24"/>
-        </w:rPr>
-        <w:t xml:space="preserve">{ </w:t>
-      </w:r>
-      <w:proofErr w:type="spellStart"/>
+        <w:t xml:space="preserve">{{ </w:t>
+      </w:r>
       <w:r>
         <w:rPr>
           <w:rFonts w:ascii="Times New Roman" w:hAnsi="Times New Roman" w:cs="Times New Roman"/>
@@ -1604,7 +1398,6 @@
         </w:rPr>
         <w:t>practice_way</w:t>
       </w:r>
-      <w:proofErr w:type="spellEnd"/>
       <w:r>
         <w:rPr>
           <w:rFonts w:ascii="Times New Roman" w:hAnsi="Times New Roman" w:cs="Times New Roman"/>
@@ -1777,27 +1570,7 @@
                 <w:szCs w:val="24"/>
                 <w:lang w:val="en-US"/>
               </w:rPr>
-              <w:t>{%</w:t>
-            </w:r>
-            <w:proofErr w:type="spellStart"/>
-            <w:r>
-              <w:rPr>
-                <w:rFonts w:ascii="Times New Roman" w:hAnsi="Times New Roman" w:cs="Times New Roman"/>
-                <w:sz w:val="24"/>
-                <w:szCs w:val="24"/>
-                <w:lang w:val="en-US"/>
-              </w:rPr>
-              <w:t>tr</w:t>
-            </w:r>
-            <w:proofErr w:type="spellEnd"/>
-            <w:r>
-              <w:rPr>
-                <w:rFonts w:ascii="Times New Roman" w:hAnsi="Times New Roman" w:cs="Times New Roman"/>
-                <w:sz w:val="24"/>
-                <w:szCs w:val="24"/>
-                <w:lang w:val="en-US"/>
-              </w:rPr>
-              <w:t xml:space="preserve"> for item in competence%}</w:t>
+              <w:t>{%tr for item in competence%}</w:t>
             </w:r>
           </w:p>
         </w:tc>
@@ -1830,47 +1603,7 @@
                 <w:szCs w:val="24"/>
                 <w:lang w:val="en-US"/>
               </w:rPr>
-              <w:t>{{</w:t>
-            </w:r>
-            <w:proofErr w:type="spellStart"/>
-            <w:r>
-              <w:rPr>
-                <w:rFonts w:ascii="Times New Roman" w:hAnsi="Times New Roman" w:cs="Times New Roman"/>
-                <w:sz w:val="24"/>
-                <w:szCs w:val="24"/>
-                <w:lang w:val="en-US"/>
-              </w:rPr>
-              <w:t>item.index</w:t>
-            </w:r>
-            <w:proofErr w:type="spellEnd"/>
-            <w:r>
-              <w:rPr>
-                <w:rFonts w:ascii="Times New Roman" w:hAnsi="Times New Roman" w:cs="Times New Roman"/>
-                <w:sz w:val="24"/>
-                <w:szCs w:val="24"/>
-                <w:lang w:val="en-US"/>
-              </w:rPr>
-              <w:t>}} {{</w:t>
-            </w:r>
-            <w:proofErr w:type="spellStart"/>
-            <w:r>
-              <w:rPr>
-                <w:rFonts w:ascii="Times New Roman" w:hAnsi="Times New Roman" w:cs="Times New Roman"/>
-                <w:sz w:val="24"/>
-                <w:szCs w:val="24"/>
-                <w:lang w:val="en-US"/>
-              </w:rPr>
-              <w:t>item.content</w:t>
-            </w:r>
-            <w:proofErr w:type="spellEnd"/>
-            <w:r>
-              <w:rPr>
-                <w:rFonts w:ascii="Times New Roman" w:hAnsi="Times New Roman" w:cs="Times New Roman"/>
-                <w:sz w:val="24"/>
-                <w:szCs w:val="24"/>
-                <w:lang w:val="en-US"/>
-              </w:rPr>
-              <w:t>}}</w:t>
+              <w:t>{{item.index}} {{item.content}}</w:t>
             </w:r>
           </w:p>
         </w:tc>
@@ -1902,27 +1635,7 @@
                 <w:szCs w:val="24"/>
                 <w:lang w:val="en-US"/>
               </w:rPr>
-              <w:t xml:space="preserve">{{ </w:t>
-            </w:r>
-            <w:proofErr w:type="spellStart"/>
-            <w:r>
-              <w:rPr>
-                <w:rFonts w:ascii="Times New Roman" w:hAnsi="Times New Roman" w:cs="Times New Roman"/>
-                <w:sz w:val="24"/>
-                <w:szCs w:val="24"/>
-                <w:lang w:val="en-US"/>
-              </w:rPr>
-              <w:t>item.indicators</w:t>
-            </w:r>
-            <w:proofErr w:type="spellEnd"/>
-            <w:r>
-              <w:rPr>
-                <w:rFonts w:ascii="Times New Roman" w:hAnsi="Times New Roman" w:cs="Times New Roman"/>
-                <w:sz w:val="24"/>
-                <w:szCs w:val="24"/>
-                <w:lang w:val="en-US"/>
-              </w:rPr>
-              <w:t xml:space="preserve"> }}</w:t>
+              <w:t>{{ item.indicators }}</w:t>
             </w:r>
           </w:p>
         </w:tc>
@@ -1956,47 +1669,7 @@
                 <w:szCs w:val="24"/>
                 <w:lang w:val="en-US"/>
               </w:rPr>
-              <w:t>{%</w:t>
-            </w:r>
-            <w:proofErr w:type="spellStart"/>
-            <w:r>
-              <w:rPr>
-                <w:rFonts w:ascii="Times New Roman" w:hAnsi="Times New Roman" w:cs="Times New Roman"/>
-                <w:sz w:val="24"/>
-                <w:szCs w:val="24"/>
-                <w:lang w:val="en-US"/>
-              </w:rPr>
-              <w:t>tr</w:t>
-            </w:r>
-            <w:proofErr w:type="spellEnd"/>
-            <w:r>
-              <w:rPr>
-                <w:rFonts w:ascii="Times New Roman" w:hAnsi="Times New Roman" w:cs="Times New Roman"/>
-                <w:sz w:val="24"/>
-                <w:szCs w:val="24"/>
-                <w:lang w:val="en-US"/>
-              </w:rPr>
-              <w:t xml:space="preserve"> </w:t>
-            </w:r>
-            <w:proofErr w:type="spellStart"/>
-            <w:r>
-              <w:rPr>
-                <w:rFonts w:ascii="Times New Roman" w:hAnsi="Times New Roman" w:cs="Times New Roman"/>
-                <w:sz w:val="24"/>
-                <w:szCs w:val="24"/>
-                <w:lang w:val="en-US"/>
-              </w:rPr>
-              <w:t>endfor</w:t>
-            </w:r>
-            <w:proofErr w:type="spellEnd"/>
-            <w:r>
-              <w:rPr>
-                <w:rFonts w:ascii="Times New Roman" w:hAnsi="Times New Roman" w:cs="Times New Roman"/>
-                <w:sz w:val="24"/>
-                <w:szCs w:val="24"/>
-                <w:lang w:val="en-US"/>
-              </w:rPr>
-              <w:t xml:space="preserve"> %}</w:t>
+              <w:t>{%tr endfor %}</w:t>
             </w:r>
           </w:p>
         </w:tc>
@@ -2020,29 +1693,7 @@
           <w:sz w:val="24"/>
           <w:szCs w:val="24"/>
         </w:rPr>
-        <w:t xml:space="preserve">2.2 </w:t>
-      </w:r>
-      <w:proofErr w:type="gramStart"/>
-      <w:r>
-        <w:rPr>
-          <w:rFonts w:ascii="Times New Roman" w:hAnsi="Times New Roman" w:cs="Times New Roman"/>
-          <w:b/>
-          <w:bCs/>
-          <w:sz w:val="24"/>
-          <w:szCs w:val="24"/>
-        </w:rPr>
-        <w:t>В</w:t>
-      </w:r>
-      <w:proofErr w:type="gramEnd"/>
-      <w:r>
-        <w:rPr>
-          <w:rFonts w:ascii="Times New Roman" w:hAnsi="Times New Roman" w:cs="Times New Roman"/>
-          <w:b/>
-          <w:bCs/>
-          <w:sz w:val="24"/>
-          <w:szCs w:val="24"/>
-        </w:rPr>
-        <w:t xml:space="preserve"> результате прохождения практики у обучающихся должны быть сформированы</w:t>
+        <w:t>2.2 В результате прохождения практики у обучающихся должны быть сформированы</w:t>
       </w:r>
     </w:p>
     <w:tbl>
@@ -2216,29 +1867,7 @@
                 <w:szCs w:val="24"/>
                 <w:lang w:val="en-US"/>
               </w:rPr>
-              <w:t>{%</w:t>
-            </w:r>
-            <w:proofErr w:type="spellStart"/>
-            <w:r>
-              <w:rPr>
-                <w:rFonts w:ascii="Times New Roman" w:hAnsi="Times New Roman" w:cs="Times New Roman"/>
-                <w:color w:val="000000" w:themeColor="text1"/>
-                <w:sz w:val="24"/>
-                <w:szCs w:val="24"/>
-                <w:lang w:val="en-US"/>
-              </w:rPr>
-              <w:t>tr</w:t>
-            </w:r>
-            <w:proofErr w:type="spellEnd"/>
-            <w:r>
-              <w:rPr>
-                <w:rFonts w:ascii="Times New Roman" w:hAnsi="Times New Roman" w:cs="Times New Roman"/>
-                <w:color w:val="000000" w:themeColor="text1"/>
-                <w:sz w:val="24"/>
-                <w:szCs w:val="24"/>
-                <w:lang w:val="en-US"/>
-              </w:rPr>
-              <w:t xml:space="preserve"> for item in indicators %}</w:t>
+              <w:t>{%tr for item in indicators %}</w:t>
             </w:r>
           </w:p>
         </w:tc>
@@ -2279,31 +1908,7 @@
                 <w:szCs w:val="24"/>
                 <w:lang w:val="en-US"/>
               </w:rPr>
-              <w:t>{{</w:t>
-            </w:r>
-            <w:proofErr w:type="spellStart"/>
-            <w:r>
-              <w:rPr>
-                <w:rFonts w:ascii="Times New Roman" w:hAnsi="Times New Roman" w:cs="Times New Roman"/>
-                <w:bCs/>
-                <w:color w:val="000000" w:themeColor="text1"/>
-                <w:sz w:val="24"/>
-                <w:szCs w:val="24"/>
-                <w:lang w:val="en-US"/>
-              </w:rPr>
-              <w:t>item.index</w:t>
-            </w:r>
-            <w:proofErr w:type="spellEnd"/>
-            <w:r>
-              <w:rPr>
-                <w:rFonts w:ascii="Times New Roman" w:hAnsi="Times New Roman" w:cs="Times New Roman"/>
-                <w:bCs/>
-                <w:color w:val="000000" w:themeColor="text1"/>
-                <w:sz w:val="24"/>
-                <w:szCs w:val="24"/>
-                <w:lang w:val="en-US"/>
-              </w:rPr>
-              <w:t>}}</w:t>
+              <w:t>{{item.index}}</w:t>
             </w:r>
           </w:p>
         </w:tc>
@@ -2339,44 +1944,7 @@
                 <w:szCs w:val="24"/>
                 <w:lang w:val="en-US"/>
               </w:rPr>
-              <w:t>{{</w:t>
-            </w:r>
-            <w:proofErr w:type="spellStart"/>
-            <w:r>
-              <w:rPr>
-                <w:rFonts w:ascii="Times New Roman" w:hAnsi="Times New Roman" w:cs="Times New Roman"/>
-                <w:bCs/>
-                <w:color w:val="000000" w:themeColor="text1"/>
-                <w:sz w:val="24"/>
-                <w:szCs w:val="24"/>
-                <w:lang w:val="en-US"/>
-              </w:rPr>
-              <w:t>item.c</w:t>
-            </w:r>
-            <w:bookmarkStart w:id="0" w:name="_GoBack"/>
-            <w:bookmarkEnd w:id="0"/>
-            <w:r>
-              <w:rPr>
-                <w:rFonts w:ascii="Times New Roman" w:hAnsi="Times New Roman" w:cs="Times New Roman"/>
-                <w:bCs/>
-                <w:color w:val="000000" w:themeColor="text1"/>
-                <w:sz w:val="24"/>
-                <w:szCs w:val="24"/>
-                <w:lang w:val="en-US"/>
-              </w:rPr>
-              <w:t>ontent</w:t>
-            </w:r>
-            <w:proofErr w:type="spellEnd"/>
-            <w:r>
-              <w:rPr>
-                <w:rFonts w:ascii="Times New Roman" w:hAnsi="Times New Roman" w:cs="Times New Roman"/>
-                <w:bCs/>
-                <w:color w:val="000000" w:themeColor="text1"/>
-                <w:sz w:val="24"/>
-                <w:szCs w:val="24"/>
-                <w:lang w:val="en-US"/>
-              </w:rPr>
-              <w:t>}}</w:t>
+              <w:t>{{item.content}}</w:t>
             </w:r>
           </w:p>
         </w:tc>
@@ -2427,7 +1995,6 @@
               </w:rPr>
               <w:t xml:space="preserve"> </w:t>
             </w:r>
-            <w:proofErr w:type="spellStart"/>
             <w:r>
               <w:rPr>
                 <w:rFonts w:ascii="Times New Roman" w:eastAsia="Times New Roman" w:hAnsi="Times New Roman" w:cs="Times New Roman"/>
@@ -2455,7 +2022,6 @@
               </w:rPr>
               <w:t>know</w:t>
             </w:r>
-            <w:proofErr w:type="spellEnd"/>
             <w:r>
               <w:rPr>
                 <w:rFonts w:ascii="Times New Roman" w:eastAsia="Times New Roman" w:hAnsi="Times New Roman" w:cs="Times New Roman"/>
@@ -2530,7 +2096,6 @@
               </w:rPr>
               <w:t>{{</w:t>
             </w:r>
-            <w:proofErr w:type="spellStart"/>
             <w:r>
               <w:rPr>
                 <w:rFonts w:ascii="Times New Roman" w:hAnsi="Times New Roman" w:cs="Times New Roman"/>
@@ -2564,8 +2129,6 @@
               </w:rPr>
               <w:t>know</w:t>
             </w:r>
-            <w:proofErr w:type="spellEnd"/>
-            <w:proofErr w:type="gramStart"/>
             <w:r>
               <w:rPr>
                 <w:rFonts w:ascii="Times New Roman" w:hAnsi="Times New Roman" w:cs="Times New Roman"/>
@@ -2586,9 +2149,8 @@
                 <w:szCs w:val="24"/>
                 <w:lang w:val="en-US"/>
               </w:rPr>
-              <w:t>{</w:t>
-            </w:r>
-            <w:proofErr w:type="gramEnd"/>
+              <w:t xml:space="preserve">{% </w:t>
+            </w:r>
             <w:r>
               <w:rPr>
                 <w:rFonts w:ascii="Times New Roman" w:hAnsi="Times New Roman" w:cs="Times New Roman"/>
@@ -2598,9 +2160,8 @@
                 <w:szCs w:val="24"/>
                 <w:lang w:val="en-US"/>
               </w:rPr>
-              <w:t xml:space="preserve">% </w:t>
-            </w:r>
-            <w:proofErr w:type="spellStart"/>
+              <w:t>end</w:t>
+            </w:r>
             <w:r>
               <w:rPr>
                 <w:rFonts w:ascii="Times New Roman" w:hAnsi="Times New Roman" w:cs="Times New Roman"/>
@@ -2610,30 +2171,7 @@
                 <w:szCs w:val="24"/>
                 <w:lang w:val="en-US"/>
               </w:rPr>
-              <w:t>end</w:t>
-            </w:r>
-            <w:r>
-              <w:rPr>
-                <w:rFonts w:ascii="Times New Roman" w:hAnsi="Times New Roman" w:cs="Times New Roman"/>
-                <w:bCs/>
-                <w:color w:val="000000" w:themeColor="text1"/>
-                <w:sz w:val="24"/>
-                <w:szCs w:val="24"/>
-                <w:lang w:val="en-US"/>
-              </w:rPr>
-              <w:t>if</w:t>
-            </w:r>
-            <w:proofErr w:type="spellEnd"/>
-            <w:r>
-              <w:rPr>
-                <w:rFonts w:ascii="Times New Roman" w:hAnsi="Times New Roman" w:cs="Times New Roman"/>
-                <w:bCs/>
-                <w:color w:val="000000" w:themeColor="text1"/>
-                <w:sz w:val="24"/>
-                <w:szCs w:val="24"/>
-                <w:lang w:val="en-US"/>
-              </w:rPr>
-              <w:t xml:space="preserve"> </w:t>
+              <w:t xml:space="preserve">if </w:t>
             </w:r>
             <w:r>
               <w:rPr>
@@ -2684,7 +2222,6 @@
               </w:rPr>
               <w:t xml:space="preserve"> </w:t>
             </w:r>
-            <w:proofErr w:type="spellStart"/>
             <w:r>
               <w:rPr>
                 <w:rFonts w:ascii="Times New Roman" w:eastAsia="Times New Roman" w:hAnsi="Times New Roman" w:cs="Times New Roman"/>
@@ -2714,7 +2251,6 @@
               </w:rPr>
               <w:t>able</w:t>
             </w:r>
-            <w:proofErr w:type="spellEnd"/>
             <w:r>
               <w:rPr>
                 <w:rFonts w:ascii="Times New Roman" w:eastAsia="Times New Roman" w:hAnsi="Times New Roman" w:cs="Times New Roman"/>
@@ -2722,16 +2258,7 @@
                 <w:szCs w:val="28"/>
                 <w:lang w:val="en-US" w:eastAsia="ru-RU"/>
               </w:rPr>
-              <w:t xml:space="preserve"> </w:t>
-            </w:r>
-            <w:r>
-              <w:rPr>
-                <w:rFonts w:ascii="Times New Roman" w:eastAsia="Times New Roman" w:hAnsi="Times New Roman" w:cs="Times New Roman"/>
-                <w:sz w:val="24"/>
-                <w:szCs w:val="28"/>
-                <w:lang w:val="en-US" w:eastAsia="ru-RU"/>
-              </w:rPr>
-              <w:t>%}</w:t>
+              <w:t xml:space="preserve"> %}</w:t>
             </w:r>
             <w:r>
               <w:rPr>
@@ -2765,7 +2292,6 @@
               </w:rPr>
               <w:t>{{</w:t>
             </w:r>
-            <w:proofErr w:type="spellStart"/>
             <w:r>
               <w:rPr>
                 <w:rFonts w:ascii="Times New Roman" w:hAnsi="Times New Roman" w:cs="Times New Roman"/>
@@ -2799,8 +2325,6 @@
               </w:rPr>
               <w:t>able</w:t>
             </w:r>
-            <w:proofErr w:type="spellEnd"/>
-            <w:proofErr w:type="gramStart"/>
             <w:r>
               <w:rPr>
                 <w:rFonts w:ascii="Times New Roman" w:hAnsi="Times New Roman" w:cs="Times New Roman"/>
@@ -2821,9 +2345,8 @@
                 <w:szCs w:val="24"/>
                 <w:lang w:val="en-US"/>
               </w:rPr>
-              <w:t>{</w:t>
-            </w:r>
-            <w:proofErr w:type="gramEnd"/>
+              <w:t xml:space="preserve">{% </w:t>
+            </w:r>
             <w:r>
               <w:rPr>
                 <w:rFonts w:ascii="Times New Roman" w:hAnsi="Times New Roman" w:cs="Times New Roman"/>
@@ -2833,9 +2356,8 @@
                 <w:szCs w:val="24"/>
                 <w:lang w:val="en-US"/>
               </w:rPr>
-              <w:t xml:space="preserve">% </w:t>
-            </w:r>
-            <w:proofErr w:type="spellStart"/>
+              <w:t>end</w:t>
+            </w:r>
             <w:r>
               <w:rPr>
                 <w:rFonts w:ascii="Times New Roman" w:hAnsi="Times New Roman" w:cs="Times New Roman"/>
@@ -2845,30 +2367,7 @@
                 <w:szCs w:val="24"/>
                 <w:lang w:val="en-US"/>
               </w:rPr>
-              <w:t>end</w:t>
-            </w:r>
-            <w:r>
-              <w:rPr>
-                <w:rFonts w:ascii="Times New Roman" w:hAnsi="Times New Roman" w:cs="Times New Roman"/>
-                <w:bCs/>
-                <w:color w:val="000000" w:themeColor="text1"/>
-                <w:sz w:val="24"/>
-                <w:szCs w:val="24"/>
-                <w:lang w:val="en-US"/>
-              </w:rPr>
-              <w:t>if</w:t>
-            </w:r>
-            <w:proofErr w:type="spellEnd"/>
-            <w:r>
-              <w:rPr>
-                <w:rFonts w:ascii="Times New Roman" w:hAnsi="Times New Roman" w:cs="Times New Roman"/>
-                <w:bCs/>
-                <w:color w:val="000000" w:themeColor="text1"/>
-                <w:sz w:val="24"/>
-                <w:szCs w:val="24"/>
-                <w:lang w:val="en-US"/>
-              </w:rPr>
-              <w:t xml:space="preserve"> </w:t>
+              <w:t xml:space="preserve">if </w:t>
             </w:r>
             <w:r>
               <w:rPr>
@@ -2920,7 +2419,6 @@
               </w:rPr>
               <w:t xml:space="preserve"> </w:t>
             </w:r>
-            <w:proofErr w:type="spellStart"/>
             <w:r>
               <w:rPr>
                 <w:rFonts w:ascii="Times New Roman" w:eastAsia="Times New Roman" w:hAnsi="Times New Roman" w:cs="Times New Roman"/>
@@ -2948,7 +2446,6 @@
               </w:rPr>
               <w:t>own</w:t>
             </w:r>
-            <w:proofErr w:type="spellEnd"/>
             <w:r>
               <w:rPr>
                 <w:rFonts w:ascii="Times New Roman" w:eastAsia="Times New Roman" w:hAnsi="Times New Roman" w:cs="Times New Roman"/>
@@ -2992,7 +2489,6 @@
               </w:rPr>
               <w:t>{{</w:t>
             </w:r>
-            <w:proofErr w:type="spellStart"/>
             <w:r>
               <w:rPr>
                 <w:rFonts w:ascii="Times New Roman" w:hAnsi="Times New Roman" w:cs="Times New Roman"/>
@@ -3026,8 +2522,6 @@
               </w:rPr>
               <w:t>own</w:t>
             </w:r>
-            <w:proofErr w:type="spellEnd"/>
-            <w:proofErr w:type="gramStart"/>
             <w:r>
               <w:rPr>
                 <w:rFonts w:ascii="Times New Roman" w:hAnsi="Times New Roman" w:cs="Times New Roman"/>
@@ -3048,9 +2542,8 @@
                 <w:szCs w:val="24"/>
                 <w:lang w:val="en-US"/>
               </w:rPr>
-              <w:t>{</w:t>
-            </w:r>
-            <w:proofErr w:type="gramEnd"/>
+              <w:t xml:space="preserve">{% </w:t>
+            </w:r>
             <w:r>
               <w:rPr>
                 <w:rFonts w:ascii="Times New Roman" w:hAnsi="Times New Roman" w:cs="Times New Roman"/>
@@ -3060,9 +2553,8 @@
                 <w:szCs w:val="24"/>
                 <w:lang w:val="en-US"/>
               </w:rPr>
-              <w:t xml:space="preserve">% </w:t>
-            </w:r>
-            <w:proofErr w:type="spellStart"/>
+              <w:t>end</w:t>
+            </w:r>
             <w:r>
               <w:rPr>
                 <w:rFonts w:ascii="Times New Roman" w:hAnsi="Times New Roman" w:cs="Times New Roman"/>
@@ -3072,30 +2564,7 @@
                 <w:szCs w:val="24"/>
                 <w:lang w:val="en-US"/>
               </w:rPr>
-              <w:t>end</w:t>
-            </w:r>
-            <w:r>
-              <w:rPr>
-                <w:rFonts w:ascii="Times New Roman" w:hAnsi="Times New Roman" w:cs="Times New Roman"/>
-                <w:bCs/>
-                <w:color w:val="000000" w:themeColor="text1"/>
-                <w:sz w:val="24"/>
-                <w:szCs w:val="24"/>
-                <w:lang w:val="en-US"/>
-              </w:rPr>
-              <w:t>if</w:t>
-            </w:r>
-            <w:proofErr w:type="spellEnd"/>
-            <w:r>
-              <w:rPr>
-                <w:rFonts w:ascii="Times New Roman" w:hAnsi="Times New Roman" w:cs="Times New Roman"/>
-                <w:bCs/>
-                <w:color w:val="000000" w:themeColor="text1"/>
-                <w:sz w:val="24"/>
-                <w:szCs w:val="24"/>
-                <w:lang w:val="en-US"/>
-              </w:rPr>
-              <w:t xml:space="preserve"> </w:t>
+              <w:t xml:space="preserve">if </w:t>
             </w:r>
             <w:r>
               <w:rPr>
@@ -3146,51 +2615,7 @@
                 <w:szCs w:val="24"/>
                 <w:lang w:val="en-US"/>
               </w:rPr>
-              <w:t>{%</w:t>
-            </w:r>
-            <w:proofErr w:type="spellStart"/>
-            <w:r>
-              <w:rPr>
-                <w:rFonts w:ascii="Times New Roman" w:hAnsi="Times New Roman" w:cs="Times New Roman"/>
-                <w:color w:val="000000" w:themeColor="text1"/>
-                <w:sz w:val="24"/>
-                <w:szCs w:val="24"/>
-                <w:lang w:val="en-US"/>
-              </w:rPr>
-              <w:t>tr</w:t>
-            </w:r>
-            <w:proofErr w:type="spellEnd"/>
-            <w:r>
-              <w:rPr>
-                <w:rFonts w:ascii="Times New Roman" w:hAnsi="Times New Roman" w:cs="Times New Roman"/>
-                <w:color w:val="000000" w:themeColor="text1"/>
-                <w:sz w:val="24"/>
-                <w:szCs w:val="24"/>
-                <w:lang w:val="en-US"/>
-              </w:rPr>
-              <w:t xml:space="preserve"> </w:t>
-            </w:r>
-            <w:proofErr w:type="spellStart"/>
-            <w:r>
-              <w:rPr>
-                <w:rFonts w:ascii="Times New Roman" w:hAnsi="Times New Roman" w:cs="Times New Roman"/>
-                <w:color w:val="000000" w:themeColor="text1"/>
-                <w:sz w:val="24"/>
-                <w:szCs w:val="24"/>
-                <w:lang w:val="en-US"/>
-              </w:rPr>
-              <w:t>endfor</w:t>
-            </w:r>
-            <w:proofErr w:type="spellEnd"/>
-            <w:r>
-              <w:rPr>
-                <w:rFonts w:ascii="Times New Roman" w:hAnsi="Times New Roman" w:cs="Times New Roman"/>
-                <w:color w:val="000000" w:themeColor="text1"/>
-                <w:sz w:val="24"/>
-                <w:szCs w:val="24"/>
-                <w:lang w:val="en-US"/>
-              </w:rPr>
-              <w:t xml:space="preserve"> %}</w:t>
+              <w:t>{%tr endfor %}</w:t>
             </w:r>
           </w:p>
         </w:tc>
@@ -3491,27 +2916,7 @@
                 <w:szCs w:val="24"/>
                 <w:lang w:val="en-US" w:eastAsia="ru-RU"/>
               </w:rPr>
-              <w:t>{%</w:t>
-            </w:r>
-            <w:proofErr w:type="spellStart"/>
-            <w:r>
-              <w:rPr>
-                <w:rFonts w:ascii="Times New Roman" w:hAnsi="Times New Roman" w:cs="Times New Roman"/>
-                <w:sz w:val="24"/>
-                <w:szCs w:val="24"/>
-                <w:lang w:val="en-US" w:eastAsia="ru-RU"/>
-              </w:rPr>
-              <w:t>tr</w:t>
-            </w:r>
-            <w:proofErr w:type="spellEnd"/>
-            <w:r>
-              <w:rPr>
-                <w:rFonts w:ascii="Times New Roman" w:hAnsi="Times New Roman" w:cs="Times New Roman"/>
-                <w:sz w:val="24"/>
-                <w:szCs w:val="24"/>
-                <w:lang w:val="en-US" w:eastAsia="ru-RU"/>
-              </w:rPr>
-              <w:t xml:space="preserve"> for item in semesters %}</w:t>
+              <w:t>{%tr for item in semesters %}</w:t>
             </w:r>
           </w:p>
         </w:tc>
@@ -3572,9 +2977,8 @@
                 <w:szCs w:val="24"/>
                 <w:lang w:val="en-US" w:eastAsia="ru-RU"/>
               </w:rPr>
-              <w:t xml:space="preserve">{{ </w:t>
-            </w:r>
-            <w:proofErr w:type="spellStart"/>
+              <w:t>{{ item.kurs}}</w:t>
+            </w:r>
             <w:r>
               <w:rPr>
                 <w:rFonts w:ascii="Times New Roman" w:hAnsi="Times New Roman" w:cs="Times New Roman"/>
@@ -3582,9 +2986,17 @@
                 <w:szCs w:val="24"/>
                 <w:lang w:val="en-US" w:eastAsia="ru-RU"/>
               </w:rPr>
-              <w:t>item.kurs</w:t>
-            </w:r>
-            <w:proofErr w:type="spellEnd"/>
+              <w:t xml:space="preserve"> </w:t>
+            </w:r>
+            <w:r>
+              <w:rPr>
+                <w:rFonts w:ascii="Times New Roman" w:hAnsi="Times New Roman" w:cs="Times New Roman"/>
+                <w:sz w:val="24"/>
+                <w:szCs w:val="24"/>
+                <w:lang w:eastAsia="ru-RU"/>
+              </w:rPr>
+              <w:t>курс</w:t>
+            </w:r>
             <w:r>
               <w:rPr>
                 <w:rFonts w:ascii="Times New Roman" w:hAnsi="Times New Roman" w:cs="Times New Roman"/>
@@ -3592,54 +3004,7 @@
                 <w:szCs w:val="24"/>
                 <w:lang w:val="en-US" w:eastAsia="ru-RU"/>
               </w:rPr>
-              <w:t>}}</w:t>
-            </w:r>
-            <w:r>
-              <w:rPr>
-                <w:rFonts w:ascii="Times New Roman" w:hAnsi="Times New Roman" w:cs="Times New Roman"/>
-                <w:sz w:val="24"/>
-                <w:szCs w:val="24"/>
-                <w:lang w:val="en-US" w:eastAsia="ru-RU"/>
-              </w:rPr>
-              <w:t xml:space="preserve"> </w:t>
-            </w:r>
-            <w:r>
-              <w:rPr>
-                <w:rFonts w:ascii="Times New Roman" w:hAnsi="Times New Roman" w:cs="Times New Roman"/>
-                <w:sz w:val="24"/>
-                <w:szCs w:val="24"/>
-                <w:lang w:eastAsia="ru-RU"/>
-              </w:rPr>
-              <w:t>курс</w:t>
-            </w:r>
-            <w:r>
-              <w:rPr>
-                <w:rFonts w:ascii="Times New Roman" w:hAnsi="Times New Roman" w:cs="Times New Roman"/>
-                <w:sz w:val="24"/>
-                <w:szCs w:val="24"/>
-                <w:lang w:val="en-US" w:eastAsia="ru-RU"/>
-              </w:rPr>
-              <w:t xml:space="preserve"> / {{</w:t>
-            </w:r>
-            <w:proofErr w:type="spellStart"/>
-            <w:r>
-              <w:rPr>
-                <w:rFonts w:ascii="Times New Roman" w:hAnsi="Times New Roman" w:cs="Times New Roman"/>
-                <w:sz w:val="24"/>
-                <w:szCs w:val="24"/>
-                <w:lang w:val="en-US" w:eastAsia="ru-RU"/>
-              </w:rPr>
-              <w:t>item.num</w:t>
-            </w:r>
-            <w:proofErr w:type="spellEnd"/>
-            <w:r>
-              <w:rPr>
-                <w:rFonts w:ascii="Times New Roman" w:hAnsi="Times New Roman" w:cs="Times New Roman"/>
-                <w:sz w:val="24"/>
-                <w:szCs w:val="24"/>
-                <w:lang w:val="en-US" w:eastAsia="ru-RU"/>
-              </w:rPr>
-              <w:t xml:space="preserve">}} </w:t>
+              <w:t xml:space="preserve"> / {{item.num}} </w:t>
             </w:r>
             <w:r>
               <w:rPr>
@@ -3676,27 +3041,7 @@
                 <w:szCs w:val="24"/>
                 <w:lang w:val="en-US" w:eastAsia="ru-RU"/>
               </w:rPr>
-              <w:t xml:space="preserve">{{ </w:t>
-            </w:r>
-            <w:proofErr w:type="spellStart"/>
-            <w:r>
-              <w:rPr>
-                <w:rFonts w:ascii="Times New Roman" w:hAnsi="Times New Roman" w:cs="Times New Roman"/>
-                <w:sz w:val="24"/>
-                <w:szCs w:val="24"/>
-                <w:lang w:val="en-US" w:eastAsia="ru-RU"/>
-              </w:rPr>
-              <w:t>item.zet</w:t>
-            </w:r>
-            <w:proofErr w:type="spellEnd"/>
-            <w:r>
-              <w:rPr>
-                <w:rFonts w:ascii="Times New Roman" w:hAnsi="Times New Roman" w:cs="Times New Roman"/>
-                <w:sz w:val="24"/>
-                <w:szCs w:val="24"/>
-                <w:lang w:val="en-US" w:eastAsia="ru-RU"/>
-              </w:rPr>
-              <w:t xml:space="preserve"> }}</w:t>
+              <w:t>{{ item.zet }}</w:t>
             </w:r>
           </w:p>
         </w:tc>
@@ -3724,9 +3069,17 @@
                 <w:szCs w:val="24"/>
                 <w:lang w:val="en-US" w:eastAsia="ru-RU"/>
               </w:rPr>
-              <w:t xml:space="preserve">{{ </w:t>
-            </w:r>
-            <w:proofErr w:type="spellStart"/>
+              <w:t xml:space="preserve">{{ item.weeks }} </w:t>
+            </w:r>
+            <w:r>
+              <w:rPr>
+                <w:rFonts w:ascii="Times New Roman" w:hAnsi="Times New Roman" w:cs="Times New Roman"/>
+                <w:sz w:val="24"/>
+                <w:szCs w:val="24"/>
+                <w:lang w:eastAsia="ru-RU"/>
+              </w:rPr>
+              <w:t>недели</w:t>
+            </w:r>
             <w:r>
               <w:rPr>
                 <w:rFonts w:ascii="Times New Roman" w:hAnsi="Times New Roman" w:cs="Times New Roman"/>
@@ -3734,9 +3087,8 @@
                 <w:szCs w:val="24"/>
                 <w:lang w:val="en-US" w:eastAsia="ru-RU"/>
               </w:rPr>
-              <w:t>item.weeks</w:t>
-            </w:r>
-            <w:proofErr w:type="spellEnd"/>
+              <w:t xml:space="preserve"> </w:t>
+            </w:r>
             <w:r>
               <w:rPr>
                 <w:rFonts w:ascii="Times New Roman" w:hAnsi="Times New Roman" w:cs="Times New Roman"/>
@@ -3744,54 +3096,7 @@
                 <w:szCs w:val="24"/>
                 <w:lang w:val="en-US" w:eastAsia="ru-RU"/>
               </w:rPr>
-              <w:t xml:space="preserve"> }} </w:t>
-            </w:r>
-            <w:r>
-              <w:rPr>
-                <w:rFonts w:ascii="Times New Roman" w:hAnsi="Times New Roman" w:cs="Times New Roman"/>
-                <w:sz w:val="24"/>
-                <w:szCs w:val="24"/>
-                <w:lang w:eastAsia="ru-RU"/>
-              </w:rPr>
-              <w:t>недели</w:t>
-            </w:r>
-            <w:r>
-              <w:rPr>
-                <w:rFonts w:ascii="Times New Roman" w:hAnsi="Times New Roman" w:cs="Times New Roman"/>
-                <w:sz w:val="24"/>
-                <w:szCs w:val="24"/>
-                <w:lang w:val="en-US" w:eastAsia="ru-RU"/>
-              </w:rPr>
-              <w:t xml:space="preserve"> </w:t>
-            </w:r>
-            <w:r>
-              <w:rPr>
-                <w:rFonts w:ascii="Times New Roman" w:hAnsi="Times New Roman" w:cs="Times New Roman"/>
-                <w:sz w:val="24"/>
-                <w:szCs w:val="24"/>
-                <w:lang w:val="en-US" w:eastAsia="ru-RU"/>
-              </w:rPr>
-              <w:t xml:space="preserve">/ {{ </w:t>
-            </w:r>
-            <w:proofErr w:type="spellStart"/>
-            <w:r>
-              <w:rPr>
-                <w:rFonts w:ascii="Times New Roman" w:hAnsi="Times New Roman" w:cs="Times New Roman"/>
-                <w:sz w:val="24"/>
-                <w:szCs w:val="24"/>
-                <w:lang w:val="en-US" w:eastAsia="ru-RU"/>
-              </w:rPr>
-              <w:t>item.srs_hours</w:t>
-            </w:r>
-            <w:proofErr w:type="spellEnd"/>
-            <w:r>
-              <w:rPr>
-                <w:rFonts w:ascii="Times New Roman" w:hAnsi="Times New Roman" w:cs="Times New Roman"/>
-                <w:sz w:val="24"/>
-                <w:szCs w:val="24"/>
-                <w:lang w:val="en-US" w:eastAsia="ru-RU"/>
-              </w:rPr>
-              <w:t xml:space="preserve"> }} </w:t>
+              <w:t xml:space="preserve">/ {{ item.srs_hours }} </w:t>
             </w:r>
             <w:r>
               <w:rPr>
@@ -3830,7 +3135,6 @@
               </w:rPr>
               <w:t xml:space="preserve">{{ </w:t>
             </w:r>
-            <w:proofErr w:type="spellStart"/>
             <w:r>
               <w:rPr>
                 <w:rFonts w:ascii="Times New Roman" w:hAnsi="Times New Roman" w:cs="Times New Roman"/>
@@ -3847,17 +3151,7 @@
                 <w:szCs w:val="24"/>
                 <w:lang w:val="en-US" w:eastAsia="ru-RU"/>
               </w:rPr>
-              <w:t>tic</w:t>
-            </w:r>
-            <w:proofErr w:type="spellEnd"/>
-            <w:r>
-              <w:rPr>
-                <w:rFonts w:ascii="Times New Roman" w:hAnsi="Times New Roman" w:cs="Times New Roman"/>
-                <w:sz w:val="24"/>
-                <w:szCs w:val="24"/>
-                <w:lang w:val="en-US" w:eastAsia="ru-RU"/>
-              </w:rPr>
-              <w:t xml:space="preserve"> }}</w:t>
+              <w:t>tic }}</w:t>
             </w:r>
           </w:p>
         </w:tc>
@@ -3893,7 +3187,6 @@
               </w:rPr>
               <w:t>{%</w:t>
             </w:r>
-            <w:proofErr w:type="spellStart"/>
             <w:r>
               <w:rPr>
                 <w:rFonts w:ascii="Times New Roman" w:hAnsi="Times New Roman" w:cs="Times New Roman"/>
@@ -3903,7 +3196,6 @@
               </w:rPr>
               <w:t>tr</w:t>
             </w:r>
-            <w:proofErr w:type="spellEnd"/>
             <w:r>
               <w:rPr>
                 <w:rFonts w:ascii="Times New Roman" w:hAnsi="Times New Roman" w:cs="Times New Roman"/>
@@ -3911,27 +3203,7 @@
                 <w:szCs w:val="24"/>
                 <w:lang w:val="en-US" w:eastAsia="ru-RU"/>
               </w:rPr>
-              <w:t xml:space="preserve"> </w:t>
-            </w:r>
-            <w:proofErr w:type="spellStart"/>
-            <w:r>
-              <w:rPr>
-                <w:rFonts w:ascii="Times New Roman" w:hAnsi="Times New Roman" w:cs="Times New Roman"/>
-                <w:sz w:val="24"/>
-                <w:szCs w:val="24"/>
-                <w:lang w:val="en-US" w:eastAsia="ru-RU"/>
-              </w:rPr>
-              <w:t>endfor</w:t>
-            </w:r>
-            <w:proofErr w:type="spellEnd"/>
-            <w:r>
-              <w:rPr>
-                <w:rFonts w:ascii="Times New Roman" w:hAnsi="Times New Roman" w:cs="Times New Roman"/>
-                <w:sz w:val="24"/>
-                <w:szCs w:val="24"/>
-                <w:lang w:val="en-US" w:eastAsia="ru-RU"/>
-              </w:rPr>
-              <w:t xml:space="preserve"> %}</w:t>
+              <w:t xml:space="preserve"> endfor %}</w:t>
             </w:r>
           </w:p>
         </w:tc>
@@ -3968,7 +3240,6 @@
           <w:szCs w:val="28"/>
         </w:rPr>
       </w:pPr>
-      <w:proofErr w:type="gramStart"/>
       <w:r>
         <w:rPr>
           <w:rFonts w:ascii="Times New Roman" w:hAnsi="Times New Roman" w:cs="Times New Roman"/>
@@ -3977,25 +3248,14 @@
         </w:rPr>
         <w:t xml:space="preserve">{{ </w:t>
       </w:r>
-      <w:proofErr w:type="spellStart"/>
       <w:r>
         <w:rPr>
           <w:rFonts w:ascii="Times New Roman" w:hAnsi="Times New Roman" w:cs="Times New Roman"/>
           <w:sz w:val="24"/>
           <w:szCs w:val="28"/>
         </w:rPr>
-        <w:t>practice</w:t>
-      </w:r>
-      <w:proofErr w:type="gramEnd"/>
-      <w:r>
-        <w:rPr>
-          <w:rFonts w:ascii="Times New Roman" w:hAnsi="Times New Roman" w:cs="Times New Roman"/>
-          <w:sz w:val="24"/>
-          <w:szCs w:val="28"/>
-        </w:rPr>
-        <w:t>_content_text</w:t>
-      </w:r>
-      <w:proofErr w:type="spellEnd"/>
+        <w:t>practice_content_text</w:t>
+      </w:r>
       <w:r>
         <w:rPr>
           <w:rFonts w:ascii="Times New Roman" w:hAnsi="Times New Roman" w:cs="Times New Roman"/>
@@ -4191,9 +3451,8 @@
                 <w:szCs w:val="24"/>
                 <w:lang w:val="en-US"/>
               </w:rPr>
-              <w:t>{%</w:t>
-            </w:r>
-            <w:proofErr w:type="spellStart"/>
+              <w:t xml:space="preserve">{%tr for item in </w:t>
+            </w:r>
             <w:r>
               <w:rPr>
                 <w:rFonts w:ascii="Times New Roman" w:eastAsia="Times New Roman" w:hAnsi="Times New Roman" w:cs="Times New Roman"/>
@@ -4202,31 +3461,8 @@
                 <w:szCs w:val="24"/>
                 <w:lang w:val="en-US"/>
               </w:rPr>
-              <w:t>tr</w:t>
-            </w:r>
-            <w:proofErr w:type="spellEnd"/>
-            <w:r>
-              <w:rPr>
-                <w:rFonts w:ascii="Times New Roman" w:eastAsia="Times New Roman" w:hAnsi="Times New Roman" w:cs="Times New Roman"/>
-                <w:iCs/>
-                <w:sz w:val="24"/>
-                <w:szCs w:val="24"/>
-                <w:lang w:val="en-US"/>
-              </w:rPr>
-              <w:t xml:space="preserve"> for item in </w:t>
-            </w:r>
-            <w:proofErr w:type="spellStart"/>
-            <w:r>
-              <w:rPr>
-                <w:rFonts w:ascii="Times New Roman" w:eastAsia="Times New Roman" w:hAnsi="Times New Roman" w:cs="Times New Roman"/>
-                <w:iCs/>
-                <w:sz w:val="24"/>
-                <w:szCs w:val="24"/>
-                <w:lang w:val="en-US"/>
-              </w:rPr>
               <w:t>practice_content</w:t>
             </w:r>
-            <w:proofErr w:type="spellEnd"/>
             <w:r>
               <w:rPr>
                 <w:rFonts w:ascii="Times New Roman" w:eastAsia="Times New Roman" w:hAnsi="Times New Roman" w:cs="Times New Roman"/>
@@ -4263,25 +3499,7 @@
                 <w:szCs w:val="24"/>
                 <w:lang w:val="en-US"/>
               </w:rPr>
-              <w:t xml:space="preserve">{{ </w:t>
-            </w:r>
-            <w:proofErr w:type="spellStart"/>
-            <w:r>
-              <w:rPr>
-                <w:rFonts w:eastAsia="Times New Roman"/>
-                <w:szCs w:val="24"/>
-                <w:lang w:val="en-US"/>
-              </w:rPr>
-              <w:t>item.num</w:t>
-            </w:r>
-            <w:proofErr w:type="spellEnd"/>
-            <w:r>
-              <w:rPr>
-                <w:rFonts w:eastAsia="Times New Roman"/>
-                <w:szCs w:val="24"/>
-                <w:lang w:val="en-US"/>
-              </w:rPr>
-              <w:t xml:space="preserve"> }}</w:t>
+              <w:t>{{ item.num }}</w:t>
             </w:r>
           </w:p>
         </w:tc>
@@ -4310,27 +3528,7 @@
                 <w:szCs w:val="24"/>
                 <w:lang w:val="en-US"/>
               </w:rPr>
-              <w:t xml:space="preserve">{{ </w:t>
-            </w:r>
-            <w:proofErr w:type="spellStart"/>
-            <w:r>
-              <w:rPr>
-                <w:rFonts w:ascii="Times New Roman" w:eastAsia="Times New Roman" w:hAnsi="Times New Roman" w:cs="Times New Roman"/>
-                <w:sz w:val="24"/>
-                <w:szCs w:val="24"/>
-                <w:lang w:val="en-US"/>
-              </w:rPr>
-              <w:t>item.part</w:t>
-            </w:r>
-            <w:proofErr w:type="spellEnd"/>
-            <w:r>
-              <w:rPr>
-                <w:rFonts w:ascii="Times New Roman" w:eastAsia="Times New Roman" w:hAnsi="Times New Roman" w:cs="Times New Roman"/>
-                <w:sz w:val="24"/>
-                <w:szCs w:val="24"/>
-                <w:lang w:val="en-US"/>
-              </w:rPr>
-              <w:t xml:space="preserve"> }}</w:t>
+              <w:t>{{ item.part }}</w:t>
             </w:r>
           </w:p>
         </w:tc>
@@ -4359,27 +3557,7 @@
                 <w:szCs w:val="24"/>
                 <w:lang w:val="en-US"/>
               </w:rPr>
-              <w:t xml:space="preserve">{{ </w:t>
-            </w:r>
-            <w:proofErr w:type="spellStart"/>
-            <w:r>
-              <w:rPr>
-                <w:rFonts w:ascii="Times New Roman" w:eastAsia="Times New Roman" w:hAnsi="Times New Roman" w:cs="Times New Roman"/>
-                <w:sz w:val="24"/>
-                <w:szCs w:val="24"/>
-                <w:lang w:val="en-US"/>
-              </w:rPr>
-              <w:t>item.content</w:t>
-            </w:r>
-            <w:proofErr w:type="spellEnd"/>
-            <w:r>
-              <w:rPr>
-                <w:rFonts w:ascii="Times New Roman" w:eastAsia="Times New Roman" w:hAnsi="Times New Roman" w:cs="Times New Roman"/>
-                <w:sz w:val="24"/>
-                <w:szCs w:val="24"/>
-                <w:lang w:val="en-US"/>
-              </w:rPr>
-              <w:t xml:space="preserve"> }}</w:t>
+              <w:t>{{ item.content }}</w:t>
             </w:r>
           </w:p>
         </w:tc>
@@ -4412,47 +3590,7 @@
                 <w:szCs w:val="24"/>
                 <w:lang w:val="en-US"/>
               </w:rPr>
-              <w:t>{%</w:t>
-            </w:r>
-            <w:proofErr w:type="spellStart"/>
-            <w:r>
-              <w:rPr>
-                <w:rFonts w:ascii="Times New Roman" w:eastAsia="Times New Roman" w:hAnsi="Times New Roman" w:cs="Times New Roman"/>
-                <w:sz w:val="24"/>
-                <w:szCs w:val="24"/>
-                <w:lang w:val="en-US"/>
-              </w:rPr>
-              <w:t>tr</w:t>
-            </w:r>
-            <w:proofErr w:type="spellEnd"/>
-            <w:r>
-              <w:rPr>
-                <w:rFonts w:ascii="Times New Roman" w:eastAsia="Times New Roman" w:hAnsi="Times New Roman" w:cs="Times New Roman"/>
-                <w:sz w:val="24"/>
-                <w:szCs w:val="24"/>
-                <w:lang w:val="en-US"/>
-              </w:rPr>
-              <w:t xml:space="preserve"> </w:t>
-            </w:r>
-            <w:proofErr w:type="spellStart"/>
-            <w:r>
-              <w:rPr>
-                <w:rFonts w:ascii="Times New Roman" w:eastAsia="Times New Roman" w:hAnsi="Times New Roman" w:cs="Times New Roman"/>
-                <w:sz w:val="24"/>
-                <w:szCs w:val="24"/>
-                <w:lang w:val="en-US"/>
-              </w:rPr>
-              <w:t>endfor</w:t>
-            </w:r>
-            <w:proofErr w:type="spellEnd"/>
-            <w:r>
-              <w:rPr>
-                <w:rFonts w:ascii="Times New Roman" w:eastAsia="Times New Roman" w:hAnsi="Times New Roman" w:cs="Times New Roman"/>
-                <w:sz w:val="24"/>
-                <w:szCs w:val="24"/>
-                <w:lang w:val="en-US"/>
-              </w:rPr>
-              <w:t xml:space="preserve"> %}</w:t>
+              <w:t>{%tr endfor %}</w:t>
             </w:r>
           </w:p>
         </w:tc>
@@ -4490,7 +3628,7 @@
           <w:lang w:eastAsia="ru-RU"/>
         </w:rPr>
       </w:pPr>
-      <w:bookmarkStart w:id="1" w:name="_Toc501100565"/>
+      <w:bookmarkStart w:id="0" w:name="_Toc501100565"/>
       <w:r>
         <w:rPr>
           <w:rFonts w:ascii="Times New Roman" w:eastAsia="Times New Roman" w:hAnsi="Times New Roman" w:cs="Times New Roman"/>
@@ -4501,7 +3639,7 @@
         </w:rPr>
         <w:t>По результатам прохождения практики обучающийся должен предоставить</w:t>
       </w:r>
-      <w:bookmarkEnd w:id="1"/>
+      <w:bookmarkEnd w:id="0"/>
       <w:r>
         <w:rPr>
           <w:rFonts w:ascii="Times New Roman" w:eastAsia="Times New Roman" w:hAnsi="Times New Roman" w:cs="Times New Roman"/>
@@ -4565,7 +3703,7 @@
           <w:szCs w:val="24"/>
         </w:rPr>
       </w:pPr>
-      <w:bookmarkStart w:id="2" w:name="_Toc501100567"/>
+      <w:bookmarkStart w:id="1" w:name="_Toc501100567"/>
       <w:r>
         <w:rPr>
           <w:rFonts w:eastAsia="Times New Roman"/>
@@ -4575,7 +3713,7 @@
         </w:rPr>
         <w:t>Отчет о прохождении практики;</w:t>
       </w:r>
-      <w:bookmarkEnd w:id="2"/>
+      <w:bookmarkEnd w:id="1"/>
     </w:p>
     <w:p>
       <w:pPr>
@@ -4626,7 +3764,7 @@
           <w:lang w:val="en-US"/>
         </w:rPr>
       </w:pPr>
-      <w:bookmarkStart w:id="3" w:name="_Toc501100566"/>
+      <w:bookmarkStart w:id="2" w:name="_Toc501100566"/>
       <w:r>
         <w:rPr>
           <w:rFonts w:ascii="Times New Roman" w:eastAsia="Times New Roman" w:hAnsi="Times New Roman" w:cs="Times New Roman"/>
@@ -4693,7 +3831,6 @@
         </w:rPr>
         <w:t xml:space="preserve"> </w:t>
       </w:r>
-      <w:proofErr w:type="spellStart"/>
       <w:r>
         <w:rPr>
           <w:rFonts w:ascii="Times New Roman" w:eastAsia="Times New Roman" w:hAnsi="Times New Roman" w:cs="Times New Roman"/>
@@ -4727,7 +3864,6 @@
         </w:rPr>
         <w:t>report</w:t>
       </w:r>
-      <w:proofErr w:type="spellEnd"/>
       <w:r>
         <w:rPr>
           <w:rFonts w:ascii="Times New Roman" w:eastAsia="Times New Roman" w:hAnsi="Times New Roman" w:cs="Times New Roman"/>
@@ -4783,7 +3919,7 @@
         <w:t>;</w:t>
       </w:r>
     </w:p>
-    <w:bookmarkEnd w:id="3"/>
+    <w:bookmarkEnd w:id="2"/>
     <w:p>
       <w:pPr>
         <w:keepNext/>
@@ -4832,35 +3968,30 @@
           <w:szCs w:val="24"/>
           <w:lang w:val="en-US"/>
         </w:rPr>
-        <w:t xml:space="preserve"> </w:t>
-      </w:r>
-      <w:proofErr w:type="spellStart"/>
-      <w:r>
+        <w:t xml:space="preserve"> endfor %}</w:t>
+      </w:r>
+    </w:p>
+    <w:p>
+      <w:pPr>
         <w:rPr>
           <w:rFonts w:ascii="Times New Roman" w:eastAsia="Times New Roman" w:hAnsi="Times New Roman" w:cs="Times New Roman"/>
           <w:iCs/>
-          <w:color w:val="000000"/>
-          <w:sz w:val="24"/>
-          <w:szCs w:val="24"/>
-          <w:lang w:val="en-US"/>
-        </w:rPr>
-        <w:t>endfor</w:t>
-      </w:r>
-      <w:proofErr w:type="spellEnd"/>
+          <w:sz w:val="24"/>
+          <w:szCs w:val="28"/>
+          <w:lang w:eastAsia="ru-RU"/>
+        </w:rPr>
+      </w:pPr>
       <w:r>
         <w:rPr>
           <w:rFonts w:ascii="Times New Roman" w:eastAsia="Times New Roman" w:hAnsi="Times New Roman" w:cs="Times New Roman"/>
           <w:iCs/>
-          <w:color w:val="000000"/>
-          <w:sz w:val="24"/>
-          <w:szCs w:val="24"/>
-          <w:lang w:val="en-US"/>
-        </w:rPr>
-        <w:t xml:space="preserve"> %}</w:t>
-      </w:r>
-    </w:p>
-    <w:p>
-      <w:pPr>
+          <w:sz w:val="24"/>
+          <w:szCs w:val="28"/>
+          <w:lang w:eastAsia="ru-RU"/>
+        </w:rPr>
+        <w:t>Требования к содержанию и оформлению отчета о прохождении практики, учитывая специфику направления подготовки</w:t>
+      </w:r>
+      <w:r>
         <w:rPr>
           <w:rFonts w:ascii="Times New Roman" w:eastAsia="Times New Roman" w:hAnsi="Times New Roman" w:cs="Times New Roman"/>
           <w:iCs/>
@@ -4868,8 +3999,11 @@
           <w:szCs w:val="28"/>
           <w:lang w:eastAsia="ru-RU"/>
         </w:rPr>
-      </w:pPr>
-      <w:r>
+        <w:t>:</w:t>
+      </w:r>
+    </w:p>
+    <w:p>
+      <w:pPr>
         <w:rPr>
           <w:rFonts w:ascii="Times New Roman" w:eastAsia="Times New Roman" w:hAnsi="Times New Roman" w:cs="Times New Roman"/>
           <w:iCs/>
@@ -4877,8 +4011,7 @@
           <w:szCs w:val="28"/>
           <w:lang w:eastAsia="ru-RU"/>
         </w:rPr>
-        <w:t>Требования к содержанию и оформлению отчета о прохождении практики, учитывая специфику направления подготовки</w:t>
-      </w:r>
+      </w:pPr>
       <w:r>
         <w:rPr>
           <w:rFonts w:ascii="Times New Roman" w:eastAsia="Times New Roman" w:hAnsi="Times New Roman" w:cs="Times New Roman"/>
@@ -4887,11 +4020,9 @@
           <w:szCs w:val="28"/>
           <w:lang w:eastAsia="ru-RU"/>
         </w:rPr>
-        <w:t>:</w:t>
-      </w:r>
-    </w:p>
-    <w:p>
-      <w:pPr>
+        <w:t xml:space="preserve">{{ </w:t>
+      </w:r>
+      <w:r>
         <w:rPr>
           <w:rFonts w:ascii="Times New Roman" w:eastAsia="Times New Roman" w:hAnsi="Times New Roman" w:cs="Times New Roman"/>
           <w:iCs/>
@@ -4899,41 +4030,8 @@
           <w:szCs w:val="28"/>
           <w:lang w:eastAsia="ru-RU"/>
         </w:rPr>
-      </w:pPr>
-      <w:proofErr w:type="gramStart"/>
-      <w:r>
-        <w:rPr>
-          <w:rFonts w:ascii="Times New Roman" w:eastAsia="Times New Roman" w:hAnsi="Times New Roman" w:cs="Times New Roman"/>
-          <w:iCs/>
-          <w:sz w:val="24"/>
-          <w:szCs w:val="28"/>
-          <w:lang w:eastAsia="ru-RU"/>
-        </w:rPr>
-        <w:t xml:space="preserve">{{ </w:t>
-      </w:r>
-      <w:proofErr w:type="spellStart"/>
-      <w:r>
-        <w:rPr>
-          <w:rFonts w:ascii="Times New Roman" w:eastAsia="Times New Roman" w:hAnsi="Times New Roman" w:cs="Times New Roman"/>
-          <w:iCs/>
-          <w:sz w:val="24"/>
-          <w:szCs w:val="28"/>
-          <w:lang w:eastAsia="ru-RU"/>
-        </w:rPr>
-        <w:t>practice</w:t>
-      </w:r>
-      <w:proofErr w:type="gramEnd"/>
-      <w:r>
-        <w:rPr>
-          <w:rFonts w:ascii="Times New Roman" w:eastAsia="Times New Roman" w:hAnsi="Times New Roman" w:cs="Times New Roman"/>
-          <w:iCs/>
-          <w:sz w:val="24"/>
-          <w:szCs w:val="28"/>
-          <w:lang w:eastAsia="ru-RU"/>
-        </w:rPr>
-        <w:t>_report_req</w:t>
-      </w:r>
-      <w:proofErr w:type="spellEnd"/>
+        <w:t>practice_report_req</w:t>
+      </w:r>
       <w:r>
         <w:rPr>
           <w:rFonts w:ascii="Times New Roman" w:eastAsia="Times New Roman" w:hAnsi="Times New Roman" w:cs="Times New Roman"/>
@@ -5182,47 +4280,7 @@
                 <w:szCs w:val="24"/>
                 <w:lang w:val="en-US"/>
               </w:rPr>
-              <w:t>{%</w:t>
-            </w:r>
-            <w:proofErr w:type="spellStart"/>
-            <w:r>
-              <w:rPr>
-                <w:rFonts w:ascii="Times New Roman" w:hAnsi="Times New Roman" w:cs="Times New Roman"/>
-                <w:sz w:val="24"/>
-                <w:szCs w:val="24"/>
-                <w:lang w:val="en-US"/>
-              </w:rPr>
-              <w:t>tr</w:t>
-            </w:r>
-            <w:proofErr w:type="spellEnd"/>
-            <w:r>
-              <w:rPr>
-                <w:rFonts w:ascii="Times New Roman" w:hAnsi="Times New Roman" w:cs="Times New Roman"/>
-                <w:sz w:val="24"/>
-                <w:szCs w:val="24"/>
-                <w:lang w:val="en-US"/>
-              </w:rPr>
-              <w:t xml:space="preserve"> for </w:t>
-            </w:r>
-            <w:proofErr w:type="spellStart"/>
-            <w:r>
-              <w:rPr>
-                <w:rFonts w:ascii="Times New Roman" w:hAnsi="Times New Roman" w:cs="Times New Roman"/>
-                <w:sz w:val="24"/>
-                <w:szCs w:val="24"/>
-                <w:lang w:val="en-US"/>
-              </w:rPr>
-              <w:t>i</w:t>
-            </w:r>
-            <w:proofErr w:type="spellEnd"/>
-            <w:r>
-              <w:rPr>
-                <w:rFonts w:ascii="Times New Roman" w:hAnsi="Times New Roman" w:cs="Times New Roman"/>
-                <w:sz w:val="24"/>
-                <w:szCs w:val="24"/>
-                <w:lang w:val="en-US"/>
-              </w:rPr>
-              <w:t xml:space="preserve"> in indicators%}</w:t>
+              <w:t>{%tr for i in indicators%}</w:t>
             </w:r>
           </w:p>
         </w:tc>
@@ -5249,29 +4307,7 @@
                 <w:szCs w:val="24"/>
                 <w:lang w:val="en-US"/>
               </w:rPr>
-              <w:t xml:space="preserve">{{ </w:t>
-            </w:r>
-            <w:proofErr w:type="spellStart"/>
-            <w:r>
-              <w:rPr>
-                <w:rFonts w:ascii="Times New Roman" w:hAnsi="Times New Roman" w:cs="Times New Roman"/>
-                <w:bCs/>
-                <w:sz w:val="24"/>
-                <w:szCs w:val="24"/>
-                <w:lang w:val="en-US"/>
-              </w:rPr>
-              <w:t>i.index</w:t>
-            </w:r>
-            <w:proofErr w:type="spellEnd"/>
-            <w:r>
-              <w:rPr>
-                <w:rFonts w:ascii="Times New Roman" w:hAnsi="Times New Roman" w:cs="Times New Roman"/>
-                <w:bCs/>
-                <w:sz w:val="24"/>
-                <w:szCs w:val="24"/>
-                <w:lang w:val="en-US"/>
-              </w:rPr>
-              <w:t xml:space="preserve"> }}</w:t>
+              <w:t>{{ i.index }}</w:t>
             </w:r>
           </w:p>
         </w:tc>
@@ -5296,29 +4332,7 @@
                 <w:szCs w:val="24"/>
                 <w:lang w:val="en-US"/>
               </w:rPr>
-              <w:t>{{</w:t>
-            </w:r>
-            <w:proofErr w:type="spellStart"/>
-            <w:r>
-              <w:rPr>
-                <w:rFonts w:ascii="Times New Roman" w:hAnsi="Times New Roman" w:cs="Times New Roman"/>
-                <w:bCs/>
-                <w:sz w:val="24"/>
-                <w:szCs w:val="24"/>
-                <w:lang w:val="en-US"/>
-              </w:rPr>
-              <w:t>i.criteria</w:t>
-            </w:r>
-            <w:proofErr w:type="spellEnd"/>
-            <w:r>
-              <w:rPr>
-                <w:rFonts w:ascii="Times New Roman" w:hAnsi="Times New Roman" w:cs="Times New Roman"/>
-                <w:bCs/>
-                <w:sz w:val="24"/>
-                <w:szCs w:val="24"/>
-                <w:lang w:val="en-US"/>
-              </w:rPr>
-              <w:t>}}</w:t>
+              <w:t>{{i.criteria}}</w:t>
             </w:r>
           </w:p>
         </w:tc>
@@ -5343,29 +4357,7 @@
                 <w:szCs w:val="24"/>
                 <w:lang w:val="en-US"/>
               </w:rPr>
-              <w:t>{{</w:t>
-            </w:r>
-            <w:proofErr w:type="spellStart"/>
-            <w:r>
-              <w:rPr>
-                <w:rFonts w:ascii="Times New Roman" w:hAnsi="Times New Roman" w:cs="Times New Roman"/>
-                <w:bCs/>
-                <w:sz w:val="24"/>
-                <w:szCs w:val="24"/>
-                <w:lang w:val="en-US"/>
-              </w:rPr>
-              <w:t>i.methods</w:t>
-            </w:r>
-            <w:proofErr w:type="spellEnd"/>
-            <w:r>
-              <w:rPr>
-                <w:rFonts w:ascii="Times New Roman" w:hAnsi="Times New Roman" w:cs="Times New Roman"/>
-                <w:bCs/>
-                <w:sz w:val="24"/>
-                <w:szCs w:val="24"/>
-                <w:lang w:val="en-US"/>
-              </w:rPr>
-              <w:t>}}</w:t>
+              <w:t>{{i.methods}}</w:t>
             </w:r>
           </w:p>
         </w:tc>
@@ -5392,47 +4384,7 @@
                 <w:szCs w:val="24"/>
                 <w:lang w:val="en-US"/>
               </w:rPr>
-              <w:t>{%</w:t>
-            </w:r>
-            <w:proofErr w:type="spellStart"/>
-            <w:r>
-              <w:rPr>
-                <w:rFonts w:ascii="Times New Roman" w:hAnsi="Times New Roman" w:cs="Times New Roman"/>
-                <w:sz w:val="24"/>
-                <w:szCs w:val="24"/>
-                <w:lang w:val="en-US"/>
-              </w:rPr>
-              <w:t>tr</w:t>
-            </w:r>
-            <w:proofErr w:type="spellEnd"/>
-            <w:r>
-              <w:rPr>
-                <w:rFonts w:ascii="Times New Roman" w:hAnsi="Times New Roman" w:cs="Times New Roman"/>
-                <w:sz w:val="24"/>
-                <w:szCs w:val="24"/>
-                <w:lang w:val="en-US"/>
-              </w:rPr>
-              <w:t xml:space="preserve"> </w:t>
-            </w:r>
-            <w:proofErr w:type="spellStart"/>
-            <w:r>
-              <w:rPr>
-                <w:rFonts w:ascii="Times New Roman" w:hAnsi="Times New Roman" w:cs="Times New Roman"/>
-                <w:sz w:val="24"/>
-                <w:szCs w:val="24"/>
-                <w:lang w:val="en-US"/>
-              </w:rPr>
-              <w:t>endfor</w:t>
-            </w:r>
-            <w:proofErr w:type="spellEnd"/>
-            <w:r>
-              <w:rPr>
-                <w:rFonts w:ascii="Times New Roman" w:hAnsi="Times New Roman" w:cs="Times New Roman"/>
-                <w:sz w:val="24"/>
-                <w:szCs w:val="24"/>
-                <w:lang w:val="en-US"/>
-              </w:rPr>
-              <w:t xml:space="preserve"> %}</w:t>
+              <w:t>{%tr endfor %}</w:t>
             </w:r>
           </w:p>
         </w:tc>
@@ -5507,7 +4459,6 @@
         </w:rPr>
         <w:t xml:space="preserve"> </w:t>
       </w:r>
-      <w:proofErr w:type="spellStart"/>
       <w:r>
         <w:rPr>
           <w:rFonts w:ascii="Times New Roman" w:hAnsi="Times New Roman" w:cs="Times New Roman"/>
@@ -5519,7 +4470,6 @@
         </w:rPr>
         <w:t>i</w:t>
       </w:r>
-      <w:proofErr w:type="spellEnd"/>
       <w:r>
         <w:rPr>
           <w:rFonts w:ascii="Times New Roman" w:hAnsi="Times New Roman" w:cs="Times New Roman"/>
@@ -5596,7 +4546,6 @@
         </w:rPr>
         <w:t xml:space="preserve">Промежуточная аттестация – </w:t>
       </w:r>
-      <w:proofErr w:type="gramStart"/>
       <w:r>
         <w:rPr>
           <w:rFonts w:ascii="Times New Roman" w:eastAsia="Times New Roman" w:hAnsi="Times New Roman" w:cs="Times New Roman"/>
@@ -5606,7 +4555,6 @@
         </w:rPr>
         <w:t xml:space="preserve">{{ </w:t>
       </w:r>
-      <w:proofErr w:type="spellStart"/>
       <w:r>
         <w:rPr>
           <w:rFonts w:ascii="Times New Roman" w:eastAsia="Times New Roman" w:hAnsi="Times New Roman" w:cs="Times New Roman"/>
@@ -5617,7 +4565,6 @@
         </w:rPr>
         <w:t>i</w:t>
       </w:r>
-      <w:proofErr w:type="spellEnd"/>
       <w:r>
         <w:rPr>
           <w:rFonts w:ascii="Times New Roman" w:eastAsia="Times New Roman" w:hAnsi="Times New Roman" w:cs="Times New Roman"/>
@@ -5637,7 +4584,6 @@
         </w:rPr>
         <w:t>title</w:t>
       </w:r>
-      <w:proofErr w:type="gramEnd"/>
       <w:r>
         <w:rPr>
           <w:rFonts w:ascii="Times New Roman" w:eastAsia="Times New Roman" w:hAnsi="Times New Roman" w:cs="Times New Roman"/>
@@ -5676,7 +4622,6 @@
         </w:rPr>
         <w:t xml:space="preserve"> </w:t>
       </w:r>
-      <w:proofErr w:type="gramStart"/>
       <w:r>
         <w:rPr>
           <w:rFonts w:ascii="Times New Roman" w:eastAsia="Times New Roman" w:hAnsi="Times New Roman" w:cs="Times New Roman"/>
@@ -5686,7 +4631,6 @@
         </w:rPr>
         <w:t xml:space="preserve">{{ </w:t>
       </w:r>
-      <w:proofErr w:type="spellStart"/>
       <w:r>
         <w:rPr>
           <w:rFonts w:ascii="Times New Roman" w:eastAsia="Times New Roman" w:hAnsi="Times New Roman" w:cs="Times New Roman"/>
@@ -5697,7 +4641,6 @@
         </w:rPr>
         <w:t>i</w:t>
       </w:r>
-      <w:proofErr w:type="spellEnd"/>
       <w:r>
         <w:rPr>
           <w:rFonts w:ascii="Times New Roman" w:eastAsia="Times New Roman" w:hAnsi="Times New Roman" w:cs="Times New Roman"/>
@@ -5717,7 +4660,6 @@
         </w:rPr>
         <w:t>tat</w:t>
       </w:r>
-      <w:proofErr w:type="gramEnd"/>
       <w:r>
         <w:rPr>
           <w:rFonts w:ascii="Times New Roman" w:eastAsia="Times New Roman" w:hAnsi="Times New Roman" w:cs="Times New Roman"/>
@@ -5770,7 +4712,6 @@
         <w:lastRenderedPageBreak/>
         <w:t xml:space="preserve">Зачет проводится в форме </w:t>
       </w:r>
-      <w:proofErr w:type="gramStart"/>
       <w:r>
         <w:rPr>
           <w:rFonts w:ascii="Times New Roman" w:eastAsia="Times New Roman" w:hAnsi="Times New Roman" w:cs="Times New Roman"/>
@@ -5781,7 +4722,6 @@
         </w:rPr>
         <w:t xml:space="preserve">{{ </w:t>
       </w:r>
-      <w:proofErr w:type="spellStart"/>
       <w:r>
         <w:rPr>
           <w:rFonts w:ascii="Times New Roman" w:eastAsia="Times New Roman" w:hAnsi="Times New Roman" w:cs="Times New Roman"/>
@@ -5792,7 +4732,6 @@
         </w:rPr>
         <w:t>i</w:t>
       </w:r>
-      <w:proofErr w:type="spellEnd"/>
       <w:r>
         <w:rPr>
           <w:rFonts w:ascii="Times New Roman" w:eastAsia="Times New Roman" w:hAnsi="Times New Roman" w:cs="Times New Roman"/>
@@ -5813,7 +4752,6 @@
         </w:rPr>
         <w:t>form</w:t>
       </w:r>
-      <w:proofErr w:type="gramEnd"/>
       <w:r>
         <w:rPr>
           <w:rFonts w:ascii="Times New Roman" w:eastAsia="Times New Roman" w:hAnsi="Times New Roman" w:cs="Times New Roman"/>
@@ -5845,7 +4783,6 @@
           <w:szCs w:val="28"/>
         </w:rPr>
       </w:pPr>
-      <w:proofErr w:type="gramStart"/>
       <w:r>
         <w:rPr>
           <w:rFonts w:ascii="Times New Roman" w:hAnsi="Times New Roman" w:cs="Times New Roman"/>
@@ -5855,7 +4792,6 @@
         </w:rPr>
         <w:t xml:space="preserve">{{ </w:t>
       </w:r>
-      <w:proofErr w:type="spellStart"/>
       <w:r>
         <w:rPr>
           <w:rFonts w:ascii="Times New Roman" w:hAnsi="Times New Roman" w:cs="Times New Roman"/>
@@ -5866,7 +4802,6 @@
         </w:rPr>
         <w:t>i</w:t>
       </w:r>
-      <w:proofErr w:type="spellEnd"/>
       <w:r>
         <w:rPr>
           <w:rFonts w:ascii="Times New Roman" w:hAnsi="Times New Roman" w:cs="Times New Roman"/>
@@ -5876,7 +4811,6 @@
         </w:rPr>
         <w:t>.</w:t>
       </w:r>
-      <w:proofErr w:type="spellStart"/>
       <w:r>
         <w:rPr>
           <w:rFonts w:ascii="Times New Roman" w:hAnsi="Times New Roman" w:cs="Times New Roman"/>
@@ -5887,8 +4821,6 @@
         </w:rPr>
         <w:t>formabout</w:t>
       </w:r>
-      <w:proofErr w:type="spellEnd"/>
-      <w:proofErr w:type="gramEnd"/>
       <w:r>
         <w:rPr>
           <w:rFonts w:ascii="Times New Roman" w:hAnsi="Times New Roman" w:cs="Times New Roman"/>
@@ -5955,7 +4887,6 @@
         </w:rPr>
         <w:t xml:space="preserve"> </w:t>
       </w:r>
-      <w:proofErr w:type="spellStart"/>
       <w:r>
         <w:rPr>
           <w:rFonts w:ascii="Times New Roman" w:hAnsi="Times New Roman" w:cs="Times New Roman"/>
@@ -5965,7 +4896,6 @@
         </w:rPr>
         <w:t>i</w:t>
       </w:r>
-      <w:proofErr w:type="spellEnd"/>
       <w:r>
         <w:rPr>
           <w:rFonts w:ascii="Times New Roman" w:hAnsi="Times New Roman" w:cs="Times New Roman"/>
@@ -5991,7 +4921,6 @@
         </w:rPr>
         <w:t xml:space="preserve"> == ‘</w:t>
       </w:r>
-      <w:proofErr w:type="spellStart"/>
       <w:r>
         <w:rPr>
           <w:rFonts w:ascii="Times New Roman" w:hAnsi="Times New Roman" w:cs="Times New Roman"/>
@@ -6001,7 +4930,6 @@
         </w:rPr>
         <w:t>zach</w:t>
       </w:r>
-      <w:proofErr w:type="spellEnd"/>
       <w:r>
         <w:rPr>
           <w:rFonts w:ascii="Times New Roman" w:hAnsi="Times New Roman" w:cs="Times New Roman"/>
@@ -6129,29 +5057,7 @@
                 <w:szCs w:val="24"/>
                 <w:lang w:val="en-US"/>
               </w:rPr>
-              <w:t xml:space="preserve">{{ </w:t>
-            </w:r>
-            <w:proofErr w:type="spellStart"/>
-            <w:r>
-              <w:rPr>
-                <w:rFonts w:ascii="Times New Roman" w:hAnsi="Times New Roman" w:cs="Times New Roman"/>
-                <w:bCs/>
-                <w:sz w:val="24"/>
-                <w:szCs w:val="24"/>
-                <w:lang w:val="en-US"/>
-              </w:rPr>
-              <w:t>i.passed</w:t>
-            </w:r>
-            <w:proofErr w:type="spellEnd"/>
-            <w:r>
-              <w:rPr>
-                <w:rFonts w:ascii="Times New Roman" w:hAnsi="Times New Roman" w:cs="Times New Roman"/>
-                <w:bCs/>
-                <w:sz w:val="24"/>
-                <w:szCs w:val="24"/>
-                <w:lang w:val="en-US"/>
-              </w:rPr>
-              <w:t xml:space="preserve"> }}</w:t>
+              <w:t>{{ i.passed }}</w:t>
             </w:r>
           </w:p>
         </w:tc>
@@ -6179,29 +5085,7 @@
                 <w:szCs w:val="24"/>
                 <w:lang w:val="en-US"/>
               </w:rPr>
-              <w:t xml:space="preserve">{{ </w:t>
-            </w:r>
-            <w:proofErr w:type="spellStart"/>
-            <w:r>
-              <w:rPr>
-                <w:rFonts w:ascii="Times New Roman" w:hAnsi="Times New Roman" w:cs="Times New Roman"/>
-                <w:bCs/>
-                <w:sz w:val="24"/>
-                <w:szCs w:val="24"/>
-                <w:lang w:val="en-US"/>
-              </w:rPr>
-              <w:t>i.unpassed</w:t>
-            </w:r>
-            <w:proofErr w:type="spellEnd"/>
-            <w:r>
-              <w:rPr>
-                <w:rFonts w:ascii="Times New Roman" w:hAnsi="Times New Roman" w:cs="Times New Roman"/>
-                <w:bCs/>
-                <w:sz w:val="24"/>
-                <w:szCs w:val="24"/>
-                <w:lang w:val="en-US"/>
-              </w:rPr>
-              <w:t xml:space="preserve"> }}</w:t>
+              <w:t>{{ i.unpassed }}</w:t>
             </w:r>
           </w:p>
         </w:tc>
@@ -6399,27 +5283,7 @@
                 <w:sz w:val="24"/>
                 <w:lang w:val="en-US"/>
               </w:rPr>
-              <w:t>{{</w:t>
-            </w:r>
-            <w:proofErr w:type="spellStart"/>
-            <w:r>
-              <w:rPr>
-                <w:rFonts w:ascii="Times New Roman" w:hAnsi="Times New Roman" w:cs="Times New Roman"/>
-                <w:bCs/>
-                <w:sz w:val="24"/>
-                <w:lang w:val="en-US"/>
-              </w:rPr>
-              <w:t>i.great</w:t>
-            </w:r>
-            <w:proofErr w:type="spellEnd"/>
-            <w:r>
-              <w:rPr>
-                <w:rFonts w:ascii="Times New Roman" w:hAnsi="Times New Roman" w:cs="Times New Roman"/>
-                <w:bCs/>
-                <w:sz w:val="24"/>
-                <w:lang w:val="en-US"/>
-              </w:rPr>
-              <w:t>}}</w:t>
+              <w:t>{{i.great}}</w:t>
             </w:r>
           </w:p>
         </w:tc>
@@ -6446,27 +5310,7 @@
                 <w:sz w:val="24"/>
                 <w:lang w:val="en-US"/>
               </w:rPr>
-              <w:t>{{</w:t>
-            </w:r>
-            <w:proofErr w:type="spellStart"/>
-            <w:r>
-              <w:rPr>
-                <w:rFonts w:ascii="Times New Roman" w:hAnsi="Times New Roman" w:cs="Times New Roman"/>
-                <w:bCs/>
-                <w:sz w:val="24"/>
-                <w:lang w:val="en-US"/>
-              </w:rPr>
-              <w:t>i.good</w:t>
-            </w:r>
-            <w:proofErr w:type="spellEnd"/>
-            <w:r>
-              <w:rPr>
-                <w:rFonts w:ascii="Times New Roman" w:hAnsi="Times New Roman" w:cs="Times New Roman"/>
-                <w:bCs/>
-                <w:sz w:val="24"/>
-                <w:lang w:val="en-US"/>
-              </w:rPr>
-              <w:t>}}</w:t>
+              <w:t>{{i.good}}</w:t>
             </w:r>
           </w:p>
         </w:tc>
@@ -6493,9 +5337,8 @@
                 <w:sz w:val="24"/>
                 <w:lang w:val="en-US"/>
               </w:rPr>
-              <w:t>{{</w:t>
-            </w:r>
-            <w:proofErr w:type="spellStart"/>
+              <w:t>{{i.</w:t>
+            </w:r>
             <w:r>
               <w:rPr>
                 <w:rFonts w:ascii="Times New Roman" w:hAnsi="Times New Roman" w:cs="Times New Roman"/>
@@ -6503,18 +5346,8 @@
                 <w:sz w:val="24"/>
                 <w:lang w:val="en-US"/>
               </w:rPr>
-              <w:t>i.</w:t>
-            </w:r>
-            <w:r>
-              <w:rPr>
-                <w:rFonts w:ascii="Times New Roman" w:hAnsi="Times New Roman" w:cs="Times New Roman"/>
-                <w:bCs/>
-                <w:sz w:val="24"/>
-                <w:lang w:val="en-US"/>
-              </w:rPr>
               <w:t>satisfactorily</w:t>
             </w:r>
-            <w:proofErr w:type="spellEnd"/>
             <w:r>
               <w:rPr>
                 <w:rFonts w:ascii="Times New Roman" w:hAnsi="Times New Roman" w:cs="Times New Roman"/>
@@ -6549,9 +5382,8 @@
                 <w:sz w:val="24"/>
                 <w:lang w:val="en-US"/>
               </w:rPr>
-              <w:t>{{</w:t>
-            </w:r>
-            <w:proofErr w:type="spellStart"/>
+              <w:t>{{i.</w:t>
+            </w:r>
             <w:r>
               <w:rPr>
                 <w:rFonts w:ascii="Times New Roman" w:hAnsi="Times New Roman" w:cs="Times New Roman"/>
@@ -6559,18 +5391,8 @@
                 <w:sz w:val="24"/>
                 <w:lang w:val="en-US"/>
               </w:rPr>
-              <w:t>i.</w:t>
-            </w:r>
-            <w:r>
-              <w:rPr>
-                <w:rFonts w:ascii="Times New Roman" w:hAnsi="Times New Roman" w:cs="Times New Roman"/>
-                <w:bCs/>
-                <w:sz w:val="24"/>
-                <w:lang w:val="en-US"/>
-              </w:rPr>
               <w:t>unsatisfactory</w:t>
             </w:r>
-            <w:proofErr w:type="spellEnd"/>
             <w:r>
               <w:rPr>
                 <w:rFonts w:ascii="Times New Roman" w:hAnsi="Times New Roman" w:cs="Times New Roman"/>
@@ -6605,6 +5427,30 @@
           <w:szCs w:val="24"/>
           <w:lang w:val="en-US"/>
         </w:rPr>
+        <w:t>{% endif %}</w:t>
+      </w:r>
+    </w:p>
+    <w:p>
+      <w:pPr>
+        <w:spacing w:before="200" w:after="200"/>
+        <w:rPr>
+          <w:rFonts w:ascii="Times New Roman" w:hAnsi="Times New Roman" w:cs="Times New Roman"/>
+          <w:b/>
+          <w:bCs/>
+          <w:sz w:val="24"/>
+          <w:szCs w:val="24"/>
+          <w:lang w:val="en-US"/>
+        </w:rPr>
+      </w:pPr>
+      <w:r>
+        <w:rPr>
+          <w:rFonts w:ascii="Times New Roman" w:hAnsi="Times New Roman" w:cs="Times New Roman"/>
+          <w:b/>
+          <w:bCs/>
+          <w:sz w:val="24"/>
+          <w:szCs w:val="24"/>
+          <w:lang w:val="en-US"/>
+        </w:rPr>
         <w:t>{%</w:t>
       </w:r>
       <w:r>
@@ -6627,26 +5473,134 @@
           <w:szCs w:val="24"/>
           <w:lang w:val="en-US"/>
         </w:rPr>
+        <w:t xml:space="preserve"> endfor %}</w:t>
+      </w:r>
+    </w:p>
+    <w:p>
+      <w:pPr>
+        <w:spacing w:before="200" w:after="200"/>
+        <w:rPr>
+          <w:rFonts w:ascii="Times New Roman" w:hAnsi="Times New Roman" w:cs="Times New Roman"/>
+          <w:b/>
+          <w:bCs/>
+          <w:sz w:val="24"/>
+          <w:szCs w:val="24"/>
+          <w:lang w:val="en-US"/>
+        </w:rPr>
+      </w:pPr>
+      <w:r>
+        <w:rPr>
+          <w:rFonts w:ascii="Times New Roman" w:hAnsi="Times New Roman" w:cs="Times New Roman"/>
+          <w:b/>
+          <w:bCs/>
+          <w:sz w:val="24"/>
+          <w:szCs w:val="24"/>
+          <w:lang w:val="en-US"/>
+        </w:rPr>
+        <w:t xml:space="preserve">7 </w:t>
+      </w:r>
+      <w:r>
+        <w:rPr>
+          <w:rFonts w:ascii="Times New Roman" w:hAnsi="Times New Roman" w:cs="Times New Roman"/>
+          <w:b/>
+          <w:bCs/>
+          <w:sz w:val="24"/>
+          <w:szCs w:val="24"/>
+        </w:rPr>
+        <w:t>Основная</w:t>
+      </w:r>
+      <w:r>
+        <w:rPr>
+          <w:rFonts w:ascii="Times New Roman" w:hAnsi="Times New Roman" w:cs="Times New Roman"/>
+          <w:b/>
+          <w:bCs/>
+          <w:sz w:val="24"/>
+          <w:szCs w:val="24"/>
+          <w:lang w:val="en-US"/>
+        </w:rPr>
         <w:t xml:space="preserve"> </w:t>
       </w:r>
-      <w:proofErr w:type="spellStart"/>
-      <w:r>
-        <w:rPr>
-          <w:rFonts w:ascii="Times New Roman" w:hAnsi="Times New Roman" w:cs="Times New Roman"/>
-          <w:b/>
-          <w:bCs/>
-          <w:sz w:val="24"/>
-          <w:szCs w:val="24"/>
-          <w:lang w:val="en-US"/>
-        </w:rPr>
-        <w:t>endif</w:t>
-      </w:r>
-      <w:proofErr w:type="spellEnd"/>
-      <w:r>
-        <w:rPr>
-          <w:rFonts w:ascii="Times New Roman" w:hAnsi="Times New Roman" w:cs="Times New Roman"/>
-          <w:b/>
-          <w:bCs/>
+      <w:r>
+        <w:rPr>
+          <w:rFonts w:ascii="Times New Roman" w:hAnsi="Times New Roman" w:cs="Times New Roman"/>
+          <w:b/>
+          <w:bCs/>
+          <w:sz w:val="24"/>
+          <w:szCs w:val="24"/>
+        </w:rPr>
+        <w:t>учебная</w:t>
+      </w:r>
+      <w:r>
+        <w:rPr>
+          <w:rFonts w:ascii="Times New Roman" w:hAnsi="Times New Roman" w:cs="Times New Roman"/>
+          <w:b/>
+          <w:bCs/>
+          <w:sz w:val="24"/>
+          <w:szCs w:val="24"/>
+          <w:lang w:val="en-US"/>
+        </w:rPr>
+        <w:t xml:space="preserve"> </w:t>
+      </w:r>
+      <w:r>
+        <w:rPr>
+          <w:rFonts w:ascii="Times New Roman" w:hAnsi="Times New Roman" w:cs="Times New Roman"/>
+          <w:b/>
+          <w:bCs/>
+          <w:sz w:val="24"/>
+          <w:szCs w:val="24"/>
+        </w:rPr>
+        <w:t>литература</w:t>
+      </w:r>
+    </w:p>
+    <w:p>
+      <w:pPr>
+        <w:spacing w:before="200" w:after="200" w:line="240" w:lineRule="auto"/>
+        <w:rPr>
+          <w:rFonts w:ascii="Times New Roman" w:hAnsi="Times New Roman" w:cs="Times New Roman"/>
+          <w:sz w:val="24"/>
+          <w:szCs w:val="24"/>
+          <w:lang w:val="en-US"/>
+        </w:rPr>
+      </w:pPr>
+      <w:r>
+        <w:rPr>
+          <w:rFonts w:ascii="Times New Roman" w:hAnsi="Times New Roman" w:cs="Times New Roman"/>
+          <w:sz w:val="24"/>
+          <w:szCs w:val="24"/>
+          <w:lang w:val="en-US"/>
+        </w:rPr>
+        <w:t>{%</w:t>
+      </w:r>
+      <w:r>
+        <w:rPr>
+          <w:rFonts w:ascii="Times New Roman" w:hAnsi="Times New Roman" w:cs="Times New Roman"/>
+          <w:sz w:val="24"/>
+          <w:szCs w:val="24"/>
+          <w:lang w:val="en-US"/>
+        </w:rPr>
+        <w:t>-</w:t>
+      </w:r>
+      <w:r>
+        <w:rPr>
+          <w:rFonts w:ascii="Times New Roman" w:hAnsi="Times New Roman" w:cs="Times New Roman"/>
+          <w:sz w:val="24"/>
+          <w:szCs w:val="24"/>
+          <w:lang w:val="en-US"/>
+        </w:rPr>
+        <w:t xml:space="preserve"> for i in </w:t>
+      </w:r>
+      <w:r>
+        <w:rPr>
+          <w:rFonts w:ascii="Times New Roman" w:hAnsi="Times New Roman" w:cs="Times New Roman"/>
+          <w:sz w:val="24"/>
+          <w:szCs w:val="24"/>
+          <w:lang w:val="en-US"/>
+        </w:rPr>
+        <w:t>main_library</w:t>
+      </w:r>
+      <w:r>
+        <w:rPr>
+          <w:rFonts w:ascii="Times New Roman" w:hAnsi="Times New Roman" w:cs="Times New Roman"/>
           <w:sz w:val="24"/>
           <w:szCs w:val="24"/>
           <w:lang w:val="en-US"/>
@@ -6656,152 +5610,6 @@
     </w:p>
     <w:p>
       <w:pPr>
-        <w:spacing w:before="200" w:after="200"/>
-        <w:rPr>
-          <w:rFonts w:ascii="Times New Roman" w:hAnsi="Times New Roman" w:cs="Times New Roman"/>
-          <w:b/>
-          <w:bCs/>
-          <w:sz w:val="24"/>
-          <w:szCs w:val="24"/>
-          <w:lang w:val="en-US"/>
-        </w:rPr>
-      </w:pPr>
-      <w:r>
-        <w:rPr>
-          <w:rFonts w:ascii="Times New Roman" w:hAnsi="Times New Roman" w:cs="Times New Roman"/>
-          <w:b/>
-          <w:bCs/>
-          <w:sz w:val="24"/>
-          <w:szCs w:val="24"/>
-          <w:lang w:val="en-US"/>
-        </w:rPr>
-        <w:t>{%</w:t>
-      </w:r>
-      <w:r>
-        <w:rPr>
-          <w:rFonts w:ascii="Times New Roman" w:hAnsi="Times New Roman" w:cs="Times New Roman"/>
-          <w:b/>
-          <w:bCs/>
-          <w:sz w:val="24"/>
-          <w:szCs w:val="24"/>
-          <w:lang w:val="en-US"/>
-        </w:rPr>
-        <w:t>-</w:t>
-      </w:r>
-      <w:r>
-        <w:rPr>
-          <w:rFonts w:ascii="Times New Roman" w:hAnsi="Times New Roman" w:cs="Times New Roman"/>
-          <w:b/>
-          <w:bCs/>
-          <w:sz w:val="24"/>
-          <w:szCs w:val="24"/>
-          <w:lang w:val="en-US"/>
-        </w:rPr>
-        <w:t xml:space="preserve"> </w:t>
-      </w:r>
-      <w:proofErr w:type="spellStart"/>
-      <w:r>
-        <w:rPr>
-          <w:rFonts w:ascii="Times New Roman" w:hAnsi="Times New Roman" w:cs="Times New Roman"/>
-          <w:b/>
-          <w:bCs/>
-          <w:sz w:val="24"/>
-          <w:szCs w:val="24"/>
-          <w:lang w:val="en-US"/>
-        </w:rPr>
-        <w:t>endfor</w:t>
-      </w:r>
-      <w:proofErr w:type="spellEnd"/>
-      <w:r>
-        <w:rPr>
-          <w:rFonts w:ascii="Times New Roman" w:hAnsi="Times New Roman" w:cs="Times New Roman"/>
-          <w:b/>
-          <w:bCs/>
-          <w:sz w:val="24"/>
-          <w:szCs w:val="24"/>
-          <w:lang w:val="en-US"/>
-        </w:rPr>
-        <w:t xml:space="preserve"> %}</w:t>
-      </w:r>
-    </w:p>
-    <w:p>
-      <w:pPr>
-        <w:spacing w:before="200" w:after="200"/>
-        <w:rPr>
-          <w:rFonts w:ascii="Times New Roman" w:hAnsi="Times New Roman" w:cs="Times New Roman"/>
-          <w:b/>
-          <w:bCs/>
-          <w:sz w:val="24"/>
-          <w:szCs w:val="24"/>
-          <w:lang w:val="en-US"/>
-        </w:rPr>
-      </w:pPr>
-      <w:r>
-        <w:rPr>
-          <w:rFonts w:ascii="Times New Roman" w:hAnsi="Times New Roman" w:cs="Times New Roman"/>
-          <w:b/>
-          <w:bCs/>
-          <w:sz w:val="24"/>
-          <w:szCs w:val="24"/>
-          <w:lang w:val="en-US"/>
-        </w:rPr>
-        <w:t xml:space="preserve">7 </w:t>
-      </w:r>
-      <w:r>
-        <w:rPr>
-          <w:rFonts w:ascii="Times New Roman" w:hAnsi="Times New Roman" w:cs="Times New Roman"/>
-          <w:b/>
-          <w:bCs/>
-          <w:sz w:val="24"/>
-          <w:szCs w:val="24"/>
-        </w:rPr>
-        <w:t>Основная</w:t>
-      </w:r>
-      <w:r>
-        <w:rPr>
-          <w:rFonts w:ascii="Times New Roman" w:hAnsi="Times New Roman" w:cs="Times New Roman"/>
-          <w:b/>
-          <w:bCs/>
-          <w:sz w:val="24"/>
-          <w:szCs w:val="24"/>
-          <w:lang w:val="en-US"/>
-        </w:rPr>
-        <w:t xml:space="preserve"> </w:t>
-      </w:r>
-      <w:r>
-        <w:rPr>
-          <w:rFonts w:ascii="Times New Roman" w:hAnsi="Times New Roman" w:cs="Times New Roman"/>
-          <w:b/>
-          <w:bCs/>
-          <w:sz w:val="24"/>
-          <w:szCs w:val="24"/>
-        </w:rPr>
-        <w:t>учебная</w:t>
-      </w:r>
-      <w:r>
-        <w:rPr>
-          <w:rFonts w:ascii="Times New Roman" w:hAnsi="Times New Roman" w:cs="Times New Roman"/>
-          <w:b/>
-          <w:bCs/>
-          <w:sz w:val="24"/>
-          <w:szCs w:val="24"/>
-          <w:lang w:val="en-US"/>
-        </w:rPr>
-        <w:t xml:space="preserve"> </w:t>
-      </w:r>
-      <w:r>
-        <w:rPr>
-          <w:rFonts w:ascii="Times New Roman" w:hAnsi="Times New Roman" w:cs="Times New Roman"/>
-          <w:b/>
-          <w:bCs/>
-          <w:sz w:val="24"/>
-          <w:szCs w:val="24"/>
-        </w:rPr>
-        <w:t>литература</w:t>
-      </w:r>
-    </w:p>
-    <w:p>
-      <w:pPr>
         <w:spacing w:before="200" w:after="200" w:line="240" w:lineRule="auto"/>
         <w:rPr>
           <w:rFonts w:ascii="Times New Roman" w:hAnsi="Times New Roman" w:cs="Times New Roman"/>
@@ -6817,27 +5625,17 @@
           <w:szCs w:val="24"/>
           <w:lang w:val="en-US"/>
         </w:rPr>
-        <w:t>{%</w:t>
-      </w:r>
-      <w:r>
-        <w:rPr>
-          <w:rFonts w:ascii="Times New Roman" w:hAnsi="Times New Roman" w:cs="Times New Roman"/>
-          <w:sz w:val="24"/>
-          <w:szCs w:val="24"/>
-          <w:lang w:val="en-US"/>
-        </w:rPr>
-        <w:t>-</w:t>
-      </w:r>
-      <w:r>
-        <w:rPr>
-          <w:rFonts w:ascii="Times New Roman" w:hAnsi="Times New Roman" w:cs="Times New Roman"/>
-          <w:sz w:val="24"/>
-          <w:szCs w:val="24"/>
-          <w:lang w:val="en-US"/>
-        </w:rPr>
-        <w:t xml:space="preserve"> for </w:t>
-      </w:r>
-      <w:proofErr w:type="spellStart"/>
+        <w:t xml:space="preserve">{{i.number}}. </w:t>
+      </w:r>
+      <w:r>
+        <w:rPr>
+          <w:rFonts w:ascii="Times New Roman" w:hAnsi="Times New Roman" w:cs="Times New Roman"/>
+          <w:sz w:val="24"/>
+          <w:szCs w:val="24"/>
+          <w:lang w:val="en-US"/>
+        </w:rPr>
+        <w:t>{{</w:t>
+      </w:r>
       <w:r>
         <w:rPr>
           <w:rFonts w:ascii="Times New Roman" w:hAnsi="Times New Roman" w:cs="Times New Roman"/>
@@ -6847,95 +5645,6 @@
         </w:rPr>
         <w:t>i</w:t>
       </w:r>
-      <w:proofErr w:type="spellEnd"/>
-      <w:r>
-        <w:rPr>
-          <w:rFonts w:ascii="Times New Roman" w:hAnsi="Times New Roman" w:cs="Times New Roman"/>
-          <w:sz w:val="24"/>
-          <w:szCs w:val="24"/>
-          <w:lang w:val="en-US"/>
-        </w:rPr>
-        <w:t xml:space="preserve"> in </w:t>
-      </w:r>
-      <w:proofErr w:type="spellStart"/>
-      <w:r>
-        <w:rPr>
-          <w:rFonts w:ascii="Times New Roman" w:hAnsi="Times New Roman" w:cs="Times New Roman"/>
-          <w:sz w:val="24"/>
-          <w:szCs w:val="24"/>
-          <w:lang w:val="en-US"/>
-        </w:rPr>
-        <w:t>main_library</w:t>
-      </w:r>
-      <w:proofErr w:type="spellEnd"/>
-      <w:r>
-        <w:rPr>
-          <w:rFonts w:ascii="Times New Roman" w:hAnsi="Times New Roman" w:cs="Times New Roman"/>
-          <w:sz w:val="24"/>
-          <w:szCs w:val="24"/>
-          <w:lang w:val="en-US"/>
-        </w:rPr>
-        <w:t xml:space="preserve"> %}</w:t>
-      </w:r>
-    </w:p>
-    <w:p>
-      <w:pPr>
-        <w:spacing w:before="200" w:after="200" w:line="240" w:lineRule="auto"/>
-        <w:rPr>
-          <w:rFonts w:ascii="Times New Roman" w:hAnsi="Times New Roman" w:cs="Times New Roman"/>
-          <w:sz w:val="24"/>
-          <w:szCs w:val="24"/>
-          <w:lang w:val="en-US"/>
-        </w:rPr>
-      </w:pPr>
-      <w:r>
-        <w:rPr>
-          <w:rFonts w:ascii="Times New Roman" w:hAnsi="Times New Roman" w:cs="Times New Roman"/>
-          <w:sz w:val="24"/>
-          <w:szCs w:val="24"/>
-          <w:lang w:val="en-US"/>
-        </w:rPr>
-        <w:t>{{</w:t>
-      </w:r>
-      <w:proofErr w:type="spellStart"/>
-      <w:r>
-        <w:rPr>
-          <w:rFonts w:ascii="Times New Roman" w:hAnsi="Times New Roman" w:cs="Times New Roman"/>
-          <w:sz w:val="24"/>
-          <w:szCs w:val="24"/>
-          <w:lang w:val="en-US"/>
-        </w:rPr>
-        <w:t>i.number</w:t>
-      </w:r>
-      <w:proofErr w:type="spellEnd"/>
-      <w:r>
-        <w:rPr>
-          <w:rFonts w:ascii="Times New Roman" w:hAnsi="Times New Roman" w:cs="Times New Roman"/>
-          <w:sz w:val="24"/>
-          <w:szCs w:val="24"/>
-          <w:lang w:val="en-US"/>
-        </w:rPr>
-        <w:t xml:space="preserve">}}. </w:t>
-      </w:r>
-      <w:r>
-        <w:rPr>
-          <w:rFonts w:ascii="Times New Roman" w:hAnsi="Times New Roman" w:cs="Times New Roman"/>
-          <w:sz w:val="24"/>
-          <w:szCs w:val="24"/>
-          <w:lang w:val="en-US"/>
-        </w:rPr>
-        <w:t>{{</w:t>
-      </w:r>
-      <w:proofErr w:type="spellStart"/>
-      <w:r>
-        <w:rPr>
-          <w:rFonts w:ascii="Times New Roman" w:hAnsi="Times New Roman" w:cs="Times New Roman"/>
-          <w:sz w:val="24"/>
-          <w:szCs w:val="24"/>
-          <w:lang w:val="en-US"/>
-        </w:rPr>
-        <w:t>i</w:t>
-      </w:r>
       <w:r>
         <w:rPr>
           <w:rFonts w:ascii="Times New Roman" w:hAnsi="Times New Roman" w:cs="Times New Roman"/>
@@ -6972,7 +5681,6 @@
         </w:rPr>
         <w:t>disc</w:t>
       </w:r>
-      <w:proofErr w:type="spellEnd"/>
       <w:r>
         <w:rPr>
           <w:rFonts w:ascii="Times New Roman" w:hAnsi="Times New Roman" w:cs="Times New Roman"/>
@@ -7017,7 +5725,6 @@
         </w:rPr>
         <w:t xml:space="preserve"> </w:t>
       </w:r>
-      <w:proofErr w:type="spellStart"/>
       <w:r>
         <w:rPr>
           <w:rFonts w:ascii="Times New Roman" w:hAnsi="Times New Roman" w:cs="Times New Roman"/>
@@ -7027,7 +5734,6 @@
         </w:rPr>
         <w:t>endfor</w:t>
       </w:r>
-      <w:proofErr w:type="spellEnd"/>
       <w:r>
         <w:rPr>
           <w:rFonts w:ascii="Times New Roman" w:hAnsi="Times New Roman" w:cs="Times New Roman"/>
@@ -7092,37 +5798,7 @@
           <w:szCs w:val="24"/>
           <w:lang w:val="en-US"/>
         </w:rPr>
-        <w:t xml:space="preserve"> for </w:t>
-      </w:r>
-      <w:proofErr w:type="spellStart"/>
-      <w:r>
-        <w:rPr>
-          <w:rFonts w:ascii="Times New Roman" w:hAnsi="Times New Roman" w:cs="Times New Roman"/>
-          <w:sz w:val="24"/>
-          <w:szCs w:val="24"/>
-          <w:lang w:val="en-US"/>
-        </w:rPr>
-        <w:t>i</w:t>
-      </w:r>
-      <w:proofErr w:type="spellEnd"/>
-      <w:r>
-        <w:rPr>
-          <w:rFonts w:ascii="Times New Roman" w:hAnsi="Times New Roman" w:cs="Times New Roman"/>
-          <w:sz w:val="24"/>
-          <w:szCs w:val="24"/>
-          <w:lang w:val="en-US"/>
-        </w:rPr>
-        <w:t xml:space="preserve"> in </w:t>
-      </w:r>
-      <w:proofErr w:type="spellStart"/>
-      <w:r>
-        <w:rPr>
-          <w:rFonts w:ascii="Times New Roman" w:hAnsi="Times New Roman" w:cs="Times New Roman"/>
-          <w:sz w:val="24"/>
-          <w:szCs w:val="24"/>
-          <w:lang w:val="en-US"/>
-        </w:rPr>
-        <w:t>additional</w:t>
+        <w:t xml:space="preserve"> for i in additional</w:t>
       </w:r>
       <w:r>
         <w:rPr>
@@ -7133,7 +5809,6 @@
         </w:rPr>
         <w:t>_library</w:t>
       </w:r>
-      <w:proofErr w:type="spellEnd"/>
       <w:r>
         <w:rPr>
           <w:rFonts w:ascii="Times New Roman" w:hAnsi="Times New Roman" w:cs="Times New Roman"/>
@@ -7161,47 +5836,7 @@
           <w:szCs w:val="24"/>
           <w:lang w:val="en-US"/>
         </w:rPr>
-        <w:t>{{</w:t>
-      </w:r>
-      <w:proofErr w:type="spellStart"/>
-      <w:r>
-        <w:rPr>
-          <w:rFonts w:ascii="Times New Roman" w:hAnsi="Times New Roman" w:cs="Times New Roman"/>
-          <w:sz w:val="24"/>
-          <w:szCs w:val="24"/>
-          <w:lang w:val="en-US"/>
-        </w:rPr>
-        <w:t>i.number</w:t>
-      </w:r>
-      <w:proofErr w:type="spellEnd"/>
-      <w:r>
-        <w:rPr>
-          <w:rFonts w:ascii="Times New Roman" w:hAnsi="Times New Roman" w:cs="Times New Roman"/>
-          <w:sz w:val="24"/>
-          <w:szCs w:val="24"/>
-          <w:lang w:val="en-US"/>
-        </w:rPr>
-        <w:t>}}. {{</w:t>
-      </w:r>
-      <w:proofErr w:type="spellStart"/>
-      <w:r>
-        <w:rPr>
-          <w:rFonts w:ascii="Times New Roman" w:hAnsi="Times New Roman" w:cs="Times New Roman"/>
-          <w:sz w:val="24"/>
-          <w:szCs w:val="24"/>
-          <w:lang w:val="en-US"/>
-        </w:rPr>
-        <w:t>i.bib_disc</w:t>
-      </w:r>
-      <w:proofErr w:type="spellEnd"/>
-      <w:r>
-        <w:rPr>
-          <w:rFonts w:ascii="Times New Roman" w:hAnsi="Times New Roman" w:cs="Times New Roman"/>
-          <w:sz w:val="24"/>
-          <w:szCs w:val="24"/>
-          <w:lang w:val="en-US"/>
-        </w:rPr>
-        <w:t xml:space="preserve">}} </w:t>
+        <w:t xml:space="preserve">{{i.number}}. {{i.bib_disc}} </w:t>
       </w:r>
     </w:p>
     <w:p>
@@ -7222,7 +5857,6 @@
         </w:rPr>
         <w:t xml:space="preserve">{%- </w:t>
       </w:r>
-      <w:proofErr w:type="spellStart"/>
       <w:r>
         <w:rPr>
           <w:rFonts w:ascii="Times New Roman" w:hAnsi="Times New Roman" w:cs="Times New Roman"/>
@@ -7232,7 +5866,6 @@
         </w:rPr>
         <w:t>endfor</w:t>
       </w:r>
-      <w:proofErr w:type="spellEnd"/>
       <w:r>
         <w:rPr>
           <w:rFonts w:ascii="Times New Roman" w:hAnsi="Times New Roman" w:cs="Times New Roman"/>
@@ -7323,7 +5956,6 @@
           <w:szCs w:val="24"/>
         </w:rPr>
       </w:pPr>
-      <w:proofErr w:type="gramStart"/>
       <w:r>
         <w:rPr>
           <w:rFonts w:ascii="Times New Roman" w:hAnsi="Times New Roman" w:cs="Times New Roman"/>
@@ -7358,7 +5990,6 @@
         </w:rPr>
         <w:t>web</w:t>
       </w:r>
-      <w:proofErr w:type="gramEnd"/>
       <w:r>
         <w:rPr>
           <w:rFonts w:ascii="Times New Roman" w:hAnsi="Times New Roman" w:cs="Times New Roman"/>
@@ -7399,7 +6030,6 @@
           <w:szCs w:val="24"/>
         </w:rPr>
       </w:pPr>
-      <w:proofErr w:type="gramStart"/>
       <w:r>
         <w:rPr>
           <w:rFonts w:ascii="Times New Roman" w:hAnsi="Times New Roman" w:cs="Times New Roman"/>
@@ -7425,7 +6055,6 @@
         </w:rPr>
         <w:t>.</w:t>
       </w:r>
-      <w:proofErr w:type="spellStart"/>
       <w:r>
         <w:rPr>
           <w:rFonts w:ascii="Times New Roman" w:hAnsi="Times New Roman" w:cs="Times New Roman"/>
@@ -7434,8 +6063,6 @@
         </w:rPr>
         <w:t>bd</w:t>
       </w:r>
-      <w:proofErr w:type="spellEnd"/>
-      <w:proofErr w:type="gramEnd"/>
       <w:r>
         <w:rPr>
           <w:rFonts w:ascii="Times New Roman" w:hAnsi="Times New Roman" w:cs="Times New Roman"/>
@@ -7517,29 +6144,7 @@
           <w:szCs w:val="24"/>
           <w:lang w:val="en-US"/>
         </w:rPr>
-        <w:t xml:space="preserve">for </w:t>
-      </w:r>
-      <w:proofErr w:type="spellStart"/>
-      <w:r>
-        <w:rPr>
-          <w:rFonts w:ascii="Times New Roman" w:hAnsi="Times New Roman" w:cs="Times New Roman"/>
-          <w:bCs/>
-          <w:sz w:val="24"/>
-          <w:szCs w:val="24"/>
-          <w:lang w:val="en-US"/>
-        </w:rPr>
-        <w:t>i</w:t>
-      </w:r>
-      <w:proofErr w:type="spellEnd"/>
-      <w:r>
-        <w:rPr>
-          <w:rFonts w:ascii="Times New Roman" w:hAnsi="Times New Roman" w:cs="Times New Roman"/>
-          <w:bCs/>
-          <w:sz w:val="24"/>
-          <w:szCs w:val="24"/>
-          <w:lang w:val="en-US"/>
-        </w:rPr>
-        <w:t xml:space="preserve"> in software</w:t>
+        <w:t>for i in software</w:t>
       </w:r>
       <w:r>
         <w:rPr>
@@ -7571,40 +6176,17 @@
           <w:szCs w:val="24"/>
           <w:lang w:val="en-US"/>
         </w:rPr>
+        <w:t xml:space="preserve">{{i.number}}. </w:t>
+      </w:r>
+      <w:r>
+        <w:rPr>
+          <w:rFonts w:ascii="Times New Roman" w:hAnsi="Times New Roman" w:cs="Times New Roman"/>
+          <w:bCs/>
+          <w:sz w:val="24"/>
+          <w:szCs w:val="24"/>
+        </w:rPr>
         <w:t>{{</w:t>
       </w:r>
-      <w:proofErr w:type="spellStart"/>
-      <w:r>
-        <w:rPr>
-          <w:rFonts w:ascii="Times New Roman" w:hAnsi="Times New Roman" w:cs="Times New Roman"/>
-          <w:bCs/>
-          <w:sz w:val="24"/>
-          <w:szCs w:val="24"/>
-          <w:lang w:val="en-US"/>
-        </w:rPr>
-        <w:t>i.number</w:t>
-      </w:r>
-      <w:proofErr w:type="spellEnd"/>
-      <w:r>
-        <w:rPr>
-          <w:rFonts w:ascii="Times New Roman" w:hAnsi="Times New Roman" w:cs="Times New Roman"/>
-          <w:bCs/>
-          <w:sz w:val="24"/>
-          <w:szCs w:val="24"/>
-          <w:lang w:val="en-US"/>
-        </w:rPr>
-        <w:t xml:space="preserve">}}. </w:t>
-      </w:r>
-      <w:r>
-        <w:rPr>
-          <w:rFonts w:ascii="Times New Roman" w:hAnsi="Times New Roman" w:cs="Times New Roman"/>
-          <w:bCs/>
-          <w:sz w:val="24"/>
-          <w:szCs w:val="24"/>
-        </w:rPr>
-        <w:t>{{</w:t>
-      </w:r>
-      <w:proofErr w:type="spellStart"/>
       <w:r>
         <w:rPr>
           <w:rFonts w:ascii="Times New Roman" w:hAnsi="Times New Roman" w:cs="Times New Roman"/>
@@ -7615,7 +6197,6 @@
         </w:rPr>
         <w:t>i</w:t>
       </w:r>
-      <w:proofErr w:type="spellEnd"/>
       <w:r>
         <w:rPr>
           <w:rFonts w:ascii="Times New Roman" w:hAnsi="Times New Roman" w:cs="Times New Roman"/>
@@ -7665,7 +6246,6 @@
         </w:rPr>
         <w:t xml:space="preserve">{%- </w:t>
       </w:r>
-      <w:proofErr w:type="spellStart"/>
       <w:r>
         <w:rPr>
           <w:rFonts w:ascii="Times New Roman" w:hAnsi="Times New Roman" w:cs="Times New Roman"/>
@@ -7676,7 +6256,6 @@
         </w:rPr>
         <w:t>endfor</w:t>
       </w:r>
-      <w:proofErr w:type="spellEnd"/>
       <w:r>
         <w:rPr>
           <w:rFonts w:ascii="Times New Roman" w:hAnsi="Times New Roman" w:cs="Times New Roman"/>
@@ -7750,7 +6329,6 @@
         </w:rPr>
         <w:t xml:space="preserve"> </w:t>
       </w:r>
-      <w:proofErr w:type="spellStart"/>
       <w:r>
         <w:rPr>
           <w:rFonts w:ascii="Times New Roman" w:hAnsi="Times New Roman" w:cs="Times New Roman"/>
@@ -7761,7 +6339,6 @@
         </w:rPr>
         <w:t>i</w:t>
       </w:r>
-      <w:proofErr w:type="spellEnd"/>
       <w:r>
         <w:rPr>
           <w:rFonts w:ascii="Times New Roman" w:hAnsi="Times New Roman" w:cs="Times New Roman"/>
@@ -7833,7 +6410,6 @@
         </w:rPr>
         <w:t>{{</w:t>
       </w:r>
-      <w:proofErr w:type="spellStart"/>
       <w:r>
         <w:rPr>
           <w:rFonts w:ascii="Times New Roman" w:hAnsi="Times New Roman" w:cs="Times New Roman"/>
@@ -7864,7 +6440,6 @@
         </w:rPr>
         <w:t>number</w:t>
       </w:r>
-      <w:proofErr w:type="spellEnd"/>
       <w:r>
         <w:rPr>
           <w:rFonts w:ascii="Times New Roman" w:hAnsi="Times New Roman" w:cs="Times New Roman"/>
@@ -7884,7 +6459,6 @@
         </w:rPr>
         <w:t>{{</w:t>
       </w:r>
-      <w:proofErr w:type="spellStart"/>
       <w:r>
         <w:rPr>
           <w:rFonts w:ascii="Times New Roman" w:hAnsi="Times New Roman" w:cs="Times New Roman"/>
@@ -7895,7 +6469,6 @@
         </w:rPr>
         <w:t>i</w:t>
       </w:r>
-      <w:proofErr w:type="spellEnd"/>
       <w:r>
         <w:rPr>
           <w:rFonts w:ascii="Times New Roman" w:hAnsi="Times New Roman" w:cs="Times New Roman"/>
@@ -7944,7 +6517,6 @@
         </w:rPr>
         <w:t xml:space="preserve">{%- </w:t>
       </w:r>
-      <w:proofErr w:type="spellStart"/>
       <w:r>
         <w:rPr>
           <w:rFonts w:ascii="Times New Roman" w:hAnsi="Times New Roman" w:cs="Times New Roman"/>
@@ -7955,7 +6527,6 @@
         </w:rPr>
         <w:t>endfor</w:t>
       </w:r>
-      <w:proofErr w:type="spellEnd"/>
       <w:r>
         <w:rPr>
           <w:rFonts w:ascii="Times New Roman" w:hAnsi="Times New Roman" w:cs="Times New Roman"/>
@@ -7980,7 +6551,7 @@
 </file>
 
 <file path=word/endnotes.xml><?xml version="1.0" encoding="utf-8"?>
-<w:endnotes xmlns:wpc="http://schemas.microsoft.com/office/word/2010/wordprocessingCanvas" xmlns:mc="http://schemas.openxmlformats.org/markup-compatibility/2006" xmlns:o="urn:schemas-microsoft-com:office:office" xmlns:r="http://schemas.openxmlformats.org/officeDocument/2006/relationships" xmlns:m="http://schemas.openxmlformats.org/officeDocument/2006/math" xmlns:v="urn:schemas-microsoft-com:vml" xmlns:wp14="http://schemas.microsoft.com/office/word/2010/wordprocessingDrawing" xmlns:wp="http://schemas.openxmlformats.org/drawingml/2006/wordprocessingDrawing" xmlns:w10="urn:schemas-microsoft-com:office:word" xmlns:w="http://schemas.openxmlformats.org/wordprocessingml/2006/main" xmlns:w14="http://schemas.microsoft.com/office/word/2010/wordml" xmlns:w15="http://schemas.microsoft.com/office/word/2012/wordml" xmlns:wpg="http://schemas.microsoft.com/office/word/2010/wordprocessingGroup" xmlns:wpi="http://schemas.microsoft.com/office/word/2010/wordprocessingInk" xmlns:wne="http://schemas.microsoft.com/office/word/2006/wordml" xmlns:wps="http://schemas.microsoft.com/office/word/2010/wordprocessingShape" mc:Ignorable="w14 w15 wp14">
+<w:endnotes xmlns:wpc="http://schemas.microsoft.com/office/word/2010/wordprocessingCanvas" xmlns:cx="http://schemas.microsoft.com/office/drawing/2014/chartex" xmlns:cx1="http://schemas.microsoft.com/office/drawing/2015/9/8/chartex" xmlns:cx2="http://schemas.microsoft.com/office/drawing/2015/10/21/chartex" xmlns:cx3="http://schemas.microsoft.com/office/drawing/2016/5/9/chartex" xmlns:cx4="http://schemas.microsoft.com/office/drawing/2016/5/10/chartex" xmlns:cx5="http://schemas.microsoft.com/office/drawing/2016/5/11/chartex" xmlns:cx6="http://schemas.microsoft.com/office/drawing/2016/5/12/chartex" xmlns:cx7="http://schemas.microsoft.com/office/drawing/2016/5/13/chartex" xmlns:cx8="http://schemas.microsoft.com/office/drawing/2016/5/14/chartex" xmlns:mc="http://schemas.openxmlformats.org/markup-compatibility/2006" xmlns:aink="http://schemas.microsoft.com/office/drawing/2016/ink" xmlns:am3d="http://schemas.microsoft.com/office/drawing/2017/model3d" xmlns:o="urn:schemas-microsoft-com:office:office" xmlns:oel="http://schemas.microsoft.com/office/2019/extlst" xmlns:r="http://schemas.openxmlformats.org/officeDocument/2006/relationships" xmlns:m="http://schemas.openxmlformats.org/officeDocument/2006/math" xmlns:v="urn:schemas-microsoft-com:vml" xmlns:wp14="http://schemas.microsoft.com/office/word/2010/wordprocessingDrawing" xmlns:wp="http://schemas.openxmlformats.org/drawingml/2006/wordprocessingDrawing" xmlns:w10="urn:schemas-microsoft-com:office:word" xmlns:w="http://schemas.openxmlformats.org/wordprocessingml/2006/main" xmlns:w14="http://schemas.microsoft.com/office/word/2010/wordml" xmlns:w15="http://schemas.microsoft.com/office/word/2012/wordml" xmlns:w16cex="http://schemas.microsoft.com/office/word/2018/wordml/cex" xmlns:w16cid="http://schemas.microsoft.com/office/word/2016/wordml/cid" xmlns:w16="http://schemas.microsoft.com/office/word/2018/wordml" xmlns:w16du="http://schemas.microsoft.com/office/word/2023/wordml/word16du" xmlns:w16sdtdh="http://schemas.microsoft.com/office/word/2020/wordml/sdtdatahash" xmlns:w16sdtfl="http://schemas.microsoft.com/office/word/2024/wordml/sdtformatlock" xmlns:w16se="http://schemas.microsoft.com/office/word/2015/wordml/symex" xmlns:wpg="http://schemas.microsoft.com/office/word/2010/wordprocessingGroup" xmlns:wpi="http://schemas.microsoft.com/office/word/2010/wordprocessingInk" xmlns:wne="http://schemas.microsoft.com/office/word/2006/wordml" xmlns:wps="http://schemas.microsoft.com/office/word/2010/wordprocessingShape" mc:Ignorable="w14 w15 w16se w16cid w16 w16cex w16sdtdh w16sdtfl w16du wp14">
   <w:endnote w:type="separator" w:id="-1">
     <w:p>
       <w:pPr>
@@ -8005,7 +6576,7 @@
 </file>
 
 <file path=word/footer1.xml><?xml version="1.0" encoding="utf-8"?>
-<w:ftr xmlns:wpc="http://schemas.microsoft.com/office/word/2010/wordprocessingCanvas" xmlns:mc="http://schemas.openxmlformats.org/markup-compatibility/2006" xmlns:o="urn:schemas-microsoft-com:office:office" xmlns:r="http://schemas.openxmlformats.org/officeDocument/2006/relationships" xmlns:m="http://schemas.openxmlformats.org/officeDocument/2006/math" xmlns:v="urn:schemas-microsoft-com:vml" xmlns:wp14="http://schemas.microsoft.com/office/word/2010/wordprocessingDrawing" xmlns:wp="http://schemas.openxmlformats.org/drawingml/2006/wordprocessingDrawing" xmlns:w10="urn:schemas-microsoft-com:office:word" xmlns:w="http://schemas.openxmlformats.org/wordprocessingml/2006/main" xmlns:w14="http://schemas.microsoft.com/office/word/2010/wordml" xmlns:w15="http://schemas.microsoft.com/office/word/2012/wordml" xmlns:wpg="http://schemas.microsoft.com/office/word/2010/wordprocessingGroup" xmlns:wpi="http://schemas.microsoft.com/office/word/2010/wordprocessingInk" xmlns:wne="http://schemas.microsoft.com/office/word/2006/wordml" xmlns:wps="http://schemas.microsoft.com/office/word/2010/wordprocessingShape" mc:Ignorable="w14 w15 wp14">
+<w:ftr xmlns:wpc="http://schemas.microsoft.com/office/word/2010/wordprocessingCanvas" xmlns:cx="http://schemas.microsoft.com/office/drawing/2014/chartex" xmlns:cx1="http://schemas.microsoft.com/office/drawing/2015/9/8/chartex" xmlns:cx2="http://schemas.microsoft.com/office/drawing/2015/10/21/chartex" xmlns:cx3="http://schemas.microsoft.com/office/drawing/2016/5/9/chartex" xmlns:cx4="http://schemas.microsoft.com/office/drawing/2016/5/10/chartex" xmlns:cx5="http://schemas.microsoft.com/office/drawing/2016/5/11/chartex" xmlns:cx6="http://schemas.microsoft.com/office/drawing/2016/5/12/chartex" xmlns:cx7="http://schemas.microsoft.com/office/drawing/2016/5/13/chartex" xmlns:cx8="http://schemas.microsoft.com/office/drawing/2016/5/14/chartex" xmlns:mc="http://schemas.openxmlformats.org/markup-compatibility/2006" xmlns:aink="http://schemas.microsoft.com/office/drawing/2016/ink" xmlns:am3d="http://schemas.microsoft.com/office/drawing/2017/model3d" xmlns:o="urn:schemas-microsoft-com:office:office" xmlns:oel="http://schemas.microsoft.com/office/2019/extlst" xmlns:r="http://schemas.openxmlformats.org/officeDocument/2006/relationships" xmlns:m="http://schemas.openxmlformats.org/officeDocument/2006/math" xmlns:v="urn:schemas-microsoft-com:vml" xmlns:wp14="http://schemas.microsoft.com/office/word/2010/wordprocessingDrawing" xmlns:wp="http://schemas.openxmlformats.org/drawingml/2006/wordprocessingDrawing" xmlns:w10="urn:schemas-microsoft-com:office:word" xmlns:w="http://schemas.openxmlformats.org/wordprocessingml/2006/main" xmlns:w14="http://schemas.microsoft.com/office/word/2010/wordml" xmlns:w15="http://schemas.microsoft.com/office/word/2012/wordml" xmlns:w16cex="http://schemas.microsoft.com/office/word/2018/wordml/cex" xmlns:w16cid="http://schemas.microsoft.com/office/word/2016/wordml/cid" xmlns:w16="http://schemas.microsoft.com/office/word/2018/wordml" xmlns:w16du="http://schemas.microsoft.com/office/word/2023/wordml/word16du" xmlns:w16sdtdh="http://schemas.microsoft.com/office/word/2020/wordml/sdtdatahash" xmlns:w16sdtfl="http://schemas.microsoft.com/office/word/2024/wordml/sdtformatlock" xmlns:w16se="http://schemas.microsoft.com/office/word/2015/wordml/symex" xmlns:wpg="http://schemas.microsoft.com/office/word/2010/wordprocessingGroup" xmlns:wpi="http://schemas.microsoft.com/office/word/2010/wordprocessingInk" xmlns:wne="http://schemas.microsoft.com/office/word/2006/wordml" xmlns:wps="http://schemas.microsoft.com/office/word/2010/wordprocessingShape" mc:Ignorable="w14 w15 w16se w16cid w16 w16cex w16sdtdh w16sdtfl w16du wp14">
   <w:sdt>
     <w:sdtPr>
       <w:id w:val="1344050656"/>
@@ -8014,7 +6585,6 @@
         <w:docPartUnique/>
       </w:docPartObj>
     </w:sdtPr>
-    <w:sdtEndPr/>
     <w:sdtContent>
       <w:p>
         <w:pPr>
@@ -8073,7 +6643,7 @@
 </file>
 
 <file path=word/footer2.xml><?xml version="1.0" encoding="utf-8"?>
-<w:ftr xmlns:wpc="http://schemas.microsoft.com/office/word/2010/wordprocessingCanvas" xmlns:mc="http://schemas.openxmlformats.org/markup-compatibility/2006" xmlns:o="urn:schemas-microsoft-com:office:office" xmlns:r="http://schemas.openxmlformats.org/officeDocument/2006/relationships" xmlns:m="http://schemas.openxmlformats.org/officeDocument/2006/math" xmlns:v="urn:schemas-microsoft-com:vml" xmlns:wp14="http://schemas.microsoft.com/office/word/2010/wordprocessingDrawing" xmlns:wp="http://schemas.openxmlformats.org/drawingml/2006/wordprocessingDrawing" xmlns:w10="urn:schemas-microsoft-com:office:word" xmlns:w="http://schemas.openxmlformats.org/wordprocessingml/2006/main" xmlns:w14="http://schemas.microsoft.com/office/word/2010/wordml" xmlns:w15="http://schemas.microsoft.com/office/word/2012/wordml" xmlns:wpg="http://schemas.microsoft.com/office/word/2010/wordprocessingGroup" xmlns:wpi="http://schemas.microsoft.com/office/word/2010/wordprocessingInk" xmlns:wne="http://schemas.microsoft.com/office/word/2006/wordml" xmlns:wps="http://schemas.microsoft.com/office/word/2010/wordprocessingShape" mc:Ignorable="w14 w15 wp14">
+<w:ftr xmlns:wpc="http://schemas.microsoft.com/office/word/2010/wordprocessingCanvas" xmlns:cx="http://schemas.microsoft.com/office/drawing/2014/chartex" xmlns:cx1="http://schemas.microsoft.com/office/drawing/2015/9/8/chartex" xmlns:cx2="http://schemas.microsoft.com/office/drawing/2015/10/21/chartex" xmlns:cx3="http://schemas.microsoft.com/office/drawing/2016/5/9/chartex" xmlns:cx4="http://schemas.microsoft.com/office/drawing/2016/5/10/chartex" xmlns:cx5="http://schemas.microsoft.com/office/drawing/2016/5/11/chartex" xmlns:cx6="http://schemas.microsoft.com/office/drawing/2016/5/12/chartex" xmlns:cx7="http://schemas.microsoft.com/office/drawing/2016/5/13/chartex" xmlns:cx8="http://schemas.microsoft.com/office/drawing/2016/5/14/chartex" xmlns:mc="http://schemas.openxmlformats.org/markup-compatibility/2006" xmlns:aink="http://schemas.microsoft.com/office/drawing/2016/ink" xmlns:am3d="http://schemas.microsoft.com/office/drawing/2017/model3d" xmlns:o="urn:schemas-microsoft-com:office:office" xmlns:oel="http://schemas.microsoft.com/office/2019/extlst" xmlns:r="http://schemas.openxmlformats.org/officeDocument/2006/relationships" xmlns:m="http://schemas.openxmlformats.org/officeDocument/2006/math" xmlns:v="urn:schemas-microsoft-com:vml" xmlns:wp14="http://schemas.microsoft.com/office/word/2010/wordprocessingDrawing" xmlns:wp="http://schemas.openxmlformats.org/drawingml/2006/wordprocessingDrawing" xmlns:w10="urn:schemas-microsoft-com:office:word" xmlns:w="http://schemas.openxmlformats.org/wordprocessingml/2006/main" xmlns:w14="http://schemas.microsoft.com/office/word/2010/wordml" xmlns:w15="http://schemas.microsoft.com/office/word/2012/wordml" xmlns:w16cex="http://schemas.microsoft.com/office/word/2018/wordml/cex" xmlns:w16cid="http://schemas.microsoft.com/office/word/2016/wordml/cid" xmlns:w16="http://schemas.microsoft.com/office/word/2018/wordml" xmlns:w16du="http://schemas.microsoft.com/office/word/2023/wordml/word16du" xmlns:w16sdtdh="http://schemas.microsoft.com/office/word/2020/wordml/sdtdatahash" xmlns:w16sdtfl="http://schemas.microsoft.com/office/word/2024/wordml/sdtformatlock" xmlns:w16se="http://schemas.microsoft.com/office/word/2015/wordml/symex" xmlns:wpg="http://schemas.microsoft.com/office/word/2010/wordprocessingGroup" xmlns:wpi="http://schemas.microsoft.com/office/word/2010/wordprocessingInk" xmlns:wne="http://schemas.microsoft.com/office/word/2006/wordml" xmlns:wps="http://schemas.microsoft.com/office/word/2010/wordprocessingShape" mc:Ignorable="w14 w15 w16se w16cid w16 w16cex w16sdtdh w16sdtfl w16du wp14">
   <w:p>
     <w:pPr>
       <w:jc w:val="center"/>
@@ -8089,16 +6659,7 @@
         <w:color w:val="000000" w:themeColor="text1"/>
         <w:sz w:val="24"/>
       </w:rPr>
-      <w:t xml:space="preserve">Год набора – </w:t>
-    </w:r>
-    <w:proofErr w:type="gramStart"/>
-    <w:r>
-      <w:rPr>
-        <w:rFonts w:ascii="Times New Roman" w:hAnsi="Times New Roman" w:cs="Times New Roman"/>
-        <w:color w:val="000000" w:themeColor="text1"/>
-        <w:sz w:val="24"/>
-      </w:rPr>
-      <w:t xml:space="preserve">{{ </w:t>
+      <w:t xml:space="preserve">Год набора – {{ </w:t>
     </w:r>
     <w:r>
       <w:rPr>
@@ -8109,7 +6670,6 @@
       </w:rPr>
       <w:t>year</w:t>
     </w:r>
-    <w:proofErr w:type="gramEnd"/>
     <w:r>
       <w:rPr>
         <w:rFonts w:ascii="Times New Roman" w:hAnsi="Times New Roman" w:cs="Times New Roman"/>
@@ -8155,7 +6715,6 @@
       </w:rPr>
       <w:t xml:space="preserve">Иркутск, </w:t>
     </w:r>
-    <w:proofErr w:type="gramStart"/>
     <w:r>
       <w:rPr>
         <w:rFonts w:ascii="Times New Roman" w:hAnsi="Times New Roman" w:cs="Times New Roman"/>
@@ -8163,37 +6722,7 @@
         <w:sz w:val="24"/>
         <w:lang w:val="en-US"/>
       </w:rPr>
-      <w:t xml:space="preserve">{{ </w:t>
-    </w:r>
-    <w:proofErr w:type="spellStart"/>
-    <w:r>
-      <w:rPr>
-        <w:rFonts w:ascii="Times New Roman" w:hAnsi="Times New Roman" w:cs="Times New Roman"/>
-        <w:color w:val="000000" w:themeColor="text1"/>
-        <w:sz w:val="24"/>
-        <w:lang w:val="en-US"/>
-      </w:rPr>
-      <w:t>protocol</w:t>
-    </w:r>
-    <w:proofErr w:type="gramEnd"/>
-    <w:r>
-      <w:rPr>
-        <w:rFonts w:ascii="Times New Roman" w:hAnsi="Times New Roman" w:cs="Times New Roman"/>
-        <w:color w:val="000000" w:themeColor="text1"/>
-        <w:sz w:val="24"/>
-        <w:lang w:val="en-US"/>
-      </w:rPr>
-      <w:t>_year</w:t>
-    </w:r>
-    <w:proofErr w:type="spellEnd"/>
-    <w:r>
-      <w:rPr>
-        <w:rFonts w:ascii="Times New Roman" w:hAnsi="Times New Roman" w:cs="Times New Roman"/>
-        <w:color w:val="000000" w:themeColor="text1"/>
-        <w:sz w:val="24"/>
-        <w:lang w:val="en-US"/>
-      </w:rPr>
-      <w:t xml:space="preserve"> }}</w:t>
+      <w:t>{{ protocol_year }}</w:t>
     </w:r>
     <w:r>
       <w:rPr>
@@ -8208,7 +6737,7 @@
 </file>
 
 <file path=word/footnotes.xml><?xml version="1.0" encoding="utf-8"?>
-<w:footnotes xmlns:wpc="http://schemas.microsoft.com/office/word/2010/wordprocessingCanvas" xmlns:mc="http://schemas.openxmlformats.org/markup-compatibility/2006" xmlns:o="urn:schemas-microsoft-com:office:office" xmlns:r="http://schemas.openxmlformats.org/officeDocument/2006/relationships" xmlns:m="http://schemas.openxmlformats.org/officeDocument/2006/math" xmlns:v="urn:schemas-microsoft-com:vml" xmlns:wp14="http://schemas.microsoft.com/office/word/2010/wordprocessingDrawing" xmlns:wp="http://schemas.openxmlformats.org/drawingml/2006/wordprocessingDrawing" xmlns:w10="urn:schemas-microsoft-com:office:word" xmlns:w="http://schemas.openxmlformats.org/wordprocessingml/2006/main" xmlns:w14="http://schemas.microsoft.com/office/word/2010/wordml" xmlns:w15="http://schemas.microsoft.com/office/word/2012/wordml" xmlns:wpg="http://schemas.microsoft.com/office/word/2010/wordprocessingGroup" xmlns:wpi="http://schemas.microsoft.com/office/word/2010/wordprocessingInk" xmlns:wne="http://schemas.microsoft.com/office/word/2006/wordml" xmlns:wps="http://schemas.microsoft.com/office/word/2010/wordprocessingShape" mc:Ignorable="w14 w15 wp14">
+<w:footnotes xmlns:wpc="http://schemas.microsoft.com/office/word/2010/wordprocessingCanvas" xmlns:cx="http://schemas.microsoft.com/office/drawing/2014/chartex" xmlns:cx1="http://schemas.microsoft.com/office/drawing/2015/9/8/chartex" xmlns:cx2="http://schemas.microsoft.com/office/drawing/2015/10/21/chartex" xmlns:cx3="http://schemas.microsoft.com/office/drawing/2016/5/9/chartex" xmlns:cx4="http://schemas.microsoft.com/office/drawing/2016/5/10/chartex" xmlns:cx5="http://schemas.microsoft.com/office/drawing/2016/5/11/chartex" xmlns:cx6="http://schemas.microsoft.com/office/drawing/2016/5/12/chartex" xmlns:cx7="http://schemas.microsoft.com/office/drawing/2016/5/13/chartex" xmlns:cx8="http://schemas.microsoft.com/office/drawing/2016/5/14/chartex" xmlns:mc="http://schemas.openxmlformats.org/markup-compatibility/2006" xmlns:aink="http://schemas.microsoft.com/office/drawing/2016/ink" xmlns:am3d="http://schemas.microsoft.com/office/drawing/2017/model3d" xmlns:o="urn:schemas-microsoft-com:office:office" xmlns:oel="http://schemas.microsoft.com/office/2019/extlst" xmlns:r="http://schemas.openxmlformats.org/officeDocument/2006/relationships" xmlns:m="http://schemas.openxmlformats.org/officeDocument/2006/math" xmlns:v="urn:schemas-microsoft-com:vml" xmlns:wp14="http://schemas.microsoft.com/office/word/2010/wordprocessingDrawing" xmlns:wp="http://schemas.openxmlformats.org/drawingml/2006/wordprocessingDrawing" xmlns:w10="urn:schemas-microsoft-com:office:word" xmlns:w="http://schemas.openxmlformats.org/wordprocessingml/2006/main" xmlns:w14="http://schemas.microsoft.com/office/word/2010/wordml" xmlns:w15="http://schemas.microsoft.com/office/word/2012/wordml" xmlns:w16cex="http://schemas.microsoft.com/office/word/2018/wordml/cex" xmlns:w16cid="http://schemas.microsoft.com/office/word/2016/wordml/cid" xmlns:w16="http://schemas.microsoft.com/office/word/2018/wordml" xmlns:w16du="http://schemas.microsoft.com/office/word/2023/wordml/word16du" xmlns:w16sdtdh="http://schemas.microsoft.com/office/word/2020/wordml/sdtdatahash" xmlns:w16sdtfl="http://schemas.microsoft.com/office/word/2024/wordml/sdtformatlock" xmlns:w16se="http://schemas.microsoft.com/office/word/2015/wordml/symex" xmlns:wpg="http://schemas.microsoft.com/office/word/2010/wordprocessingGroup" xmlns:wpi="http://schemas.microsoft.com/office/word/2010/wordprocessingInk" xmlns:wne="http://schemas.microsoft.com/office/word/2006/wordml" xmlns:wps="http://schemas.microsoft.com/office/word/2010/wordprocessingShape" mc:Ignorable="w14 w15 w16se w16cid w16 w16cex w16sdtdh w16sdtfl w16du wp14">
   <w:footnote w:type="separator" w:id="-1">
     <w:p>
       <w:pPr>
@@ -8233,7 +6762,7 @@
 </file>
 
 <file path=word/numbering.xml><?xml version="1.0" encoding="utf-8"?>
-<w:numbering xmlns:wpc="http://schemas.microsoft.com/office/word/2010/wordprocessingCanvas" xmlns:mc="http://schemas.openxmlformats.org/markup-compatibility/2006" xmlns:o="urn:schemas-microsoft-com:office:office" xmlns:r="http://schemas.openxmlformats.org/officeDocument/2006/relationships" xmlns:m="http://schemas.openxmlformats.org/officeDocument/2006/math" xmlns:v="urn:schemas-microsoft-com:vml" xmlns:wp14="http://schemas.microsoft.com/office/word/2010/wordprocessingDrawing" xmlns:wp="http://schemas.openxmlformats.org/drawingml/2006/wordprocessingDrawing" xmlns:w10="urn:schemas-microsoft-com:office:word" xmlns:w="http://schemas.openxmlformats.org/wordprocessingml/2006/main" xmlns:w14="http://schemas.microsoft.com/office/word/2010/wordml" xmlns:w15="http://schemas.microsoft.com/office/word/2012/wordml" xmlns:wpg="http://schemas.microsoft.com/office/word/2010/wordprocessingGroup" xmlns:wpi="http://schemas.microsoft.com/office/word/2010/wordprocessingInk" xmlns:wne="http://schemas.microsoft.com/office/word/2006/wordml" xmlns:wps="http://schemas.microsoft.com/office/word/2010/wordprocessingShape" mc:Ignorable="w14 w15 wp14">
+<w:numbering xmlns:wpc="http://schemas.microsoft.com/office/word/2010/wordprocessingCanvas" xmlns:cx="http://schemas.microsoft.com/office/drawing/2014/chartex" xmlns:cx1="http://schemas.microsoft.com/office/drawing/2015/9/8/chartex" xmlns:cx2="http://schemas.microsoft.com/office/drawing/2015/10/21/chartex" xmlns:cx3="http://schemas.microsoft.com/office/drawing/2016/5/9/chartex" xmlns:cx4="http://schemas.microsoft.com/office/drawing/2016/5/10/chartex" xmlns:cx5="http://schemas.microsoft.com/office/drawing/2016/5/11/chartex" xmlns:cx6="http://schemas.microsoft.com/office/drawing/2016/5/12/chartex" xmlns:cx7="http://schemas.microsoft.com/office/drawing/2016/5/13/chartex" xmlns:cx8="http://schemas.microsoft.com/office/drawing/2016/5/14/chartex" xmlns:mc="http://schemas.openxmlformats.org/markup-compatibility/2006" xmlns:aink="http://schemas.microsoft.com/office/drawing/2016/ink" xmlns:am3d="http://schemas.microsoft.com/office/drawing/2017/model3d" xmlns:o="urn:schemas-microsoft-com:office:office" xmlns:oel="http://schemas.microsoft.com/office/2019/extlst" xmlns:r="http://schemas.openxmlformats.org/officeDocument/2006/relationships" xmlns:m="http://schemas.openxmlformats.org/officeDocument/2006/math" xmlns:v="urn:schemas-microsoft-com:vml" xmlns:wp14="http://schemas.microsoft.com/office/word/2010/wordprocessingDrawing" xmlns:wp="http://schemas.openxmlformats.org/drawingml/2006/wordprocessingDrawing" xmlns:w10="urn:schemas-microsoft-com:office:word" xmlns:w="http://schemas.openxmlformats.org/wordprocessingml/2006/main" xmlns:w14="http://schemas.microsoft.com/office/word/2010/wordml" xmlns:w15="http://schemas.microsoft.com/office/word/2012/wordml" xmlns:w16cex="http://schemas.microsoft.com/office/word/2018/wordml/cex" xmlns:w16cid="http://schemas.microsoft.com/office/word/2016/wordml/cid" xmlns:w16="http://schemas.microsoft.com/office/word/2018/wordml" xmlns:w16du="http://schemas.microsoft.com/office/word/2023/wordml/word16du" xmlns:w16sdtdh="http://schemas.microsoft.com/office/word/2020/wordml/sdtdatahash" xmlns:w16sdtfl="http://schemas.microsoft.com/office/word/2024/wordml/sdtformatlock" xmlns:w16se="http://schemas.microsoft.com/office/word/2015/wordml/symex" xmlns:wpg="http://schemas.microsoft.com/office/word/2010/wordprocessingGroup" xmlns:wpi="http://schemas.microsoft.com/office/word/2010/wordprocessingInk" xmlns:wne="http://schemas.microsoft.com/office/word/2006/wordml" xmlns:wps="http://schemas.microsoft.com/office/word/2010/wordprocessingShape" mc:Ignorable="w14 w15 w16se w16cid w16 w16cex w16sdtdh w16sdtfl w16du wp14">
   <w:abstractNum w:abstractNumId="0" w15:restartNumberingAfterBreak="0">
     <w:nsid w:val="51E57791"/>
     <w:multiLevelType w:val="hybridMultilevel"/>
@@ -8555,20 +7084,20 @@
       </w:pPr>
     </w:lvl>
   </w:abstractNum>
-  <w:num w:numId="1">
+  <w:num w:numId="1" w16cid:durableId="1637564816">
     <w:abstractNumId w:val="1"/>
   </w:num>
-  <w:num w:numId="2">
+  <w:num w:numId="2" w16cid:durableId="39479947">
     <w:abstractNumId w:val="2"/>
   </w:num>
-  <w:num w:numId="3">
+  <w:num w:numId="3" w16cid:durableId="264461620">
     <w:abstractNumId w:val="0"/>
   </w:num>
 </w:numbering>
 </file>
 
 <file path=word/styles.xml><?xml version="1.0" encoding="utf-8"?>
-<w:styles xmlns:mc="http://schemas.openxmlformats.org/markup-compatibility/2006" xmlns:r="http://schemas.openxmlformats.org/officeDocument/2006/relationships" xmlns:w="http://schemas.openxmlformats.org/wordprocessingml/2006/main" xmlns:w14="http://schemas.microsoft.com/office/word/2010/wordml" xmlns:w15="http://schemas.microsoft.com/office/word/2012/wordml" mc:Ignorable="w14 w15">
+<w:styles xmlns:mc="http://schemas.openxmlformats.org/markup-compatibility/2006" xmlns:r="http://schemas.openxmlformats.org/officeDocument/2006/relationships" xmlns:w="http://schemas.openxmlformats.org/wordprocessingml/2006/main" xmlns:w14="http://schemas.microsoft.com/office/word/2010/wordml" xmlns:w15="http://schemas.microsoft.com/office/word/2012/wordml" xmlns:w16cex="http://schemas.microsoft.com/office/word/2018/wordml/cex" xmlns:w16cid="http://schemas.microsoft.com/office/word/2016/wordml/cid" xmlns:w16="http://schemas.microsoft.com/office/word/2018/wordml" xmlns:w16du="http://schemas.microsoft.com/office/word/2023/wordml/word16du" xmlns:w16sdtdh="http://schemas.microsoft.com/office/word/2020/wordml/sdtdatahash" xmlns:w16sdtfl="http://schemas.microsoft.com/office/word/2024/wordml/sdtformatlock" xmlns:w16se="http://schemas.microsoft.com/office/word/2015/wordml/symex" mc:Ignorable="w14 w15 w16se w16cid w16 w16cex w16sdtdh w16sdtfl w16du">
   <w:docDefaults>
     <w:rPrDefault>
       <w:rPr>
@@ -8584,7 +7113,7 @@
       </w:pPr>
     </w:pPrDefault>
   </w:docDefaults>
-  <w:latentStyles w:defLockedState="0" w:defUIPriority="99" w:defSemiHidden="0" w:defUnhideWhenUsed="0" w:defQFormat="0" w:count="371">
+  <w:latentStyles w:defLockedState="0" w:defUIPriority="99" w:defSemiHidden="0" w:defUnhideWhenUsed="0" w:defQFormat="0" w:count="376">
     <w:lsdException w:name="Normal" w:uiPriority="0" w:qFormat="1"/>
     <w:lsdException w:name="heading 1" w:uiPriority="9" w:qFormat="1"/>
     <w:lsdException w:name="heading 2" w:semiHidden="1" w:uiPriority="9" w:unhideWhenUsed="1" w:qFormat="1"/>
@@ -8956,6 +7485,11 @@
     <w:lsdException w:name="List Table 5 Dark Accent 6" w:uiPriority="50"/>
     <w:lsdException w:name="List Table 6 Colorful Accent 6" w:uiPriority="51"/>
     <w:lsdException w:name="List Table 7 Colorful Accent 6" w:uiPriority="52"/>
+    <w:lsdException w:name="Mention" w:semiHidden="1" w:unhideWhenUsed="1"/>
+    <w:lsdException w:name="Smart Hyperlink" w:semiHidden="1" w:unhideWhenUsed="1"/>
+    <w:lsdException w:name="Hashtag" w:semiHidden="1" w:unhideWhenUsed="1"/>
+    <w:lsdException w:name="Unresolved Mention" w:semiHidden="1" w:unhideWhenUsed="1"/>
+    <w:lsdException w:name="Smart Link" w:semiHidden="1" w:unhideWhenUsed="1"/>
   </w:latentStyles>
   <w:style w:type="paragraph" w:default="1" w:styleId="a">
     <w:name w:val="Normal"/>

--- a/templates/docxRPD/practice.docx
+++ b/templates/docxRPD/practice.docx
@@ -1405,6 +1405,110 @@
           <w:szCs w:val="24"/>
         </w:rPr>
         <w:t xml:space="preserve"> }}</w:t>
+      </w:r>
+      <w:r>
+        <w:rPr>
+          <w:rFonts w:ascii="Times New Roman" w:hAnsi="Times New Roman" w:cs="Times New Roman"/>
+          <w:b/>
+          <w:bCs/>
+          <w:sz w:val="24"/>
+          <w:szCs w:val="24"/>
+        </w:rPr>
+        <w:t xml:space="preserve"> </w:t>
+      </w:r>
+    </w:p>
+    <w:p>
+      <w:pPr>
+        <w:spacing w:before="200" w:after="200"/>
+        <w:jc w:val="both"/>
+        <w:rPr>
+          <w:rFonts w:ascii="Times New Roman" w:hAnsi="Times New Roman" w:cs="Times New Roman"/>
+          <w:sz w:val="24"/>
+          <w:szCs w:val="24"/>
+        </w:rPr>
+      </w:pPr>
+      <w:r>
+        <w:rPr>
+          <w:rFonts w:ascii="Times New Roman" w:hAnsi="Times New Roman" w:cs="Times New Roman"/>
+          <w:b/>
+          <w:bCs/>
+          <w:sz w:val="24"/>
+          <w:szCs w:val="24"/>
+        </w:rPr>
+        <w:t>Форма</w:t>
+      </w:r>
+      <w:r>
+        <w:rPr>
+          <w:rFonts w:ascii="Times New Roman" w:hAnsi="Times New Roman" w:cs="Times New Roman"/>
+          <w:b/>
+          <w:bCs/>
+          <w:sz w:val="24"/>
+          <w:szCs w:val="24"/>
+        </w:rPr>
+        <w:t xml:space="preserve"> проведения</w:t>
+      </w:r>
+      <w:r>
+        <w:rPr>
+          <w:rFonts w:ascii="Times New Roman" w:hAnsi="Times New Roman" w:cs="Times New Roman"/>
+          <w:i/>
+          <w:iCs/>
+          <w:sz w:val="24"/>
+          <w:szCs w:val="24"/>
+        </w:rPr>
+        <w:t xml:space="preserve"> </w:t>
+      </w:r>
+      <w:r>
+        <w:rPr>
+          <w:rFonts w:ascii="Times New Roman" w:hAnsi="Times New Roman" w:cs="Times New Roman"/>
+          <w:b/>
+          <w:bCs/>
+          <w:sz w:val="24"/>
+          <w:szCs w:val="24"/>
+        </w:rPr>
+        <w:t xml:space="preserve">– </w:t>
+      </w:r>
+      <w:r>
+        <w:rPr>
+          <w:rFonts w:ascii="Times New Roman" w:hAnsi="Times New Roman" w:cs="Times New Roman"/>
+          <w:b/>
+          <w:bCs/>
+          <w:sz w:val="24"/>
+          <w:szCs w:val="24"/>
+        </w:rPr>
+        <w:t xml:space="preserve"> </w:t>
+      </w:r>
+      <w:r>
+        <w:rPr>
+          <w:rFonts w:ascii="Times New Roman" w:hAnsi="Times New Roman" w:cs="Times New Roman"/>
+          <w:sz w:val="24"/>
+          <w:szCs w:val="24"/>
+        </w:rPr>
+        <w:t xml:space="preserve">{{ </w:t>
+      </w:r>
+      <w:r>
+        <w:rPr>
+          <w:rFonts w:ascii="Times New Roman" w:hAnsi="Times New Roman" w:cs="Times New Roman"/>
+          <w:sz w:val="24"/>
+          <w:szCs w:val="24"/>
+        </w:rPr>
+        <w:t>practice_form</w:t>
+      </w:r>
+      <w:r>
+        <w:rPr>
+          <w:rFonts w:ascii="Times New Roman" w:hAnsi="Times New Roman" w:cs="Times New Roman"/>
+          <w:sz w:val="24"/>
+          <w:szCs w:val="24"/>
+          <w:lang w:val="en-US"/>
+        </w:rPr>
+        <w:t xml:space="preserve"> </w:t>
+      </w:r>
+      <w:r>
+        <w:rPr>
+          <w:rFonts w:ascii="Times New Roman" w:hAnsi="Times New Roman" w:cs="Times New Roman"/>
+          <w:sz w:val="24"/>
+          <w:szCs w:val="24"/>
+        </w:rPr>
+        <w:t>}}</w:t>
       </w:r>
       <w:r>
         <w:rPr>
@@ -3285,6 +3389,7 @@
           <w:szCs w:val="28"/>
           <w:lang w:eastAsia="ru-RU"/>
         </w:rPr>
+        <w:lastRenderedPageBreak/>
         <w:t>Содержание этапов приведено в таблице ниже</w:t>
       </w:r>
       <w:r>
@@ -3347,7 +3452,6 @@
                 <w:sz w:val="24"/>
                 <w:szCs w:val="24"/>
               </w:rPr>
-              <w:lastRenderedPageBreak/>
               <w:t>№ п/п</w:t>
             </w:r>
           </w:p>
@@ -4687,6 +4791,7 @@
           <w:sz w:val="24"/>
           <w:szCs w:val="28"/>
         </w:rPr>
+        <w:lastRenderedPageBreak/>
         <w:t>6.2.3 Описание процедуры зачета</w:t>
       </w:r>
     </w:p>
@@ -4709,7 +4814,6 @@
           <w:szCs w:val="24"/>
           <w:lang w:eastAsia="ru-RU"/>
         </w:rPr>
-        <w:lastRenderedPageBreak/>
         <w:t xml:space="preserve">Зачет проводится в форме </w:t>
       </w:r>
       <w:r>
@@ -5847,13 +5951,15 @@
           <w:rFonts w:ascii="Times New Roman" w:hAnsi="Times New Roman" w:cs="Times New Roman"/>
           <w:sz w:val="24"/>
           <w:szCs w:val="24"/>
-        </w:rPr>
-      </w:pPr>
-      <w:r>
-        <w:rPr>
-          <w:rFonts w:ascii="Times New Roman" w:hAnsi="Times New Roman" w:cs="Times New Roman"/>
-          <w:sz w:val="24"/>
-          <w:szCs w:val="24"/>
+          <w:lang w:val="en-US"/>
+        </w:rPr>
+      </w:pPr>
+      <w:r>
+        <w:rPr>
+          <w:rFonts w:ascii="Times New Roman" w:hAnsi="Times New Roman" w:cs="Times New Roman"/>
+          <w:sz w:val="24"/>
+          <w:szCs w:val="24"/>
+          <w:lang w:val="en-US"/>
         </w:rPr>
         <w:t xml:space="preserve">{%- </w:t>
       </w:r>
@@ -5871,6 +5977,7 @@
           <w:rFonts w:ascii="Times New Roman" w:hAnsi="Times New Roman" w:cs="Times New Roman"/>
           <w:sz w:val="24"/>
           <w:szCs w:val="24"/>
+          <w:lang w:val="en-US"/>
         </w:rPr>
         <w:t xml:space="preserve"> %}</w:t>
       </w:r>
@@ -5884,15 +5991,17 @@
           <w:bCs/>
           <w:sz w:val="24"/>
           <w:szCs w:val="24"/>
-        </w:rPr>
-      </w:pPr>
-      <w:r>
-        <w:rPr>
-          <w:rFonts w:ascii="Times New Roman" w:hAnsi="Times New Roman" w:cs="Times New Roman"/>
-          <w:b/>
-          <w:bCs/>
-          <w:sz w:val="24"/>
-          <w:szCs w:val="24"/>
+          <w:lang w:val="en-US"/>
+        </w:rPr>
+      </w:pPr>
+      <w:r>
+        <w:rPr>
+          <w:rFonts w:ascii="Times New Roman" w:hAnsi="Times New Roman" w:cs="Times New Roman"/>
+          <w:b/>
+          <w:bCs/>
+          <w:sz w:val="24"/>
+          <w:szCs w:val="24"/>
+          <w:lang w:val="en-US"/>
         </w:rPr>
         <w:t xml:space="preserve">9 </w:t>
       </w:r>
@@ -5913,6 +6022,7 @@
           <w:bCs/>
           <w:sz w:val="24"/>
           <w:szCs w:val="24"/>
+          <w:lang w:val="en-US"/>
         </w:rPr>
         <w:t xml:space="preserve"> </w:t>
       </w:r>
@@ -5933,6 +6043,7 @@
           <w:bCs/>
           <w:sz w:val="24"/>
           <w:szCs w:val="24"/>
+          <w:lang w:val="en-US"/>
         </w:rPr>
         <w:t xml:space="preserve"> </w:t>
       </w:r>
@@ -5954,13 +6065,15 @@
           <w:rFonts w:ascii="Times New Roman" w:hAnsi="Times New Roman" w:cs="Times New Roman"/>
           <w:sz w:val="24"/>
           <w:szCs w:val="24"/>
-        </w:rPr>
-      </w:pPr>
-      <w:r>
-        <w:rPr>
-          <w:rFonts w:ascii="Times New Roman" w:hAnsi="Times New Roman" w:cs="Times New Roman"/>
-          <w:sz w:val="24"/>
-          <w:szCs w:val="24"/>
+          <w:lang w:val="en-US"/>
+        </w:rPr>
+      </w:pPr>
+      <w:r>
+        <w:rPr>
+          <w:rFonts w:ascii="Times New Roman" w:hAnsi="Times New Roman" w:cs="Times New Roman"/>
+          <w:sz w:val="24"/>
+          <w:szCs w:val="24"/>
+          <w:lang w:val="en-US"/>
         </w:rPr>
         <w:t xml:space="preserve">{{ </w:t>
       </w:r>
@@ -5978,6 +6091,7 @@
           <w:rFonts w:ascii="Times New Roman" w:hAnsi="Times New Roman" w:cs="Times New Roman"/>
           <w:sz w:val="24"/>
           <w:szCs w:val="24"/>
+          <w:lang w:val="en-US"/>
         </w:rPr>
         <w:t>.</w:t>
       </w:r>
@@ -5995,6 +6109,7 @@
           <w:rFonts w:ascii="Times New Roman" w:hAnsi="Times New Roman" w:cs="Times New Roman"/>
           <w:sz w:val="24"/>
           <w:szCs w:val="24"/>
+          <w:lang w:val="en-US"/>
         </w:rPr>
         <w:t xml:space="preserve"> }}</w:t>
       </w:r>
@@ -6284,6 +6399,7 @@
           <w:sz w:val="24"/>
           <w:szCs w:val="24"/>
         </w:rPr>
+        <w:lastRenderedPageBreak/>
         <w:t>12 Материально-техническое обеспечение практики</w:t>
       </w:r>
     </w:p>
@@ -6306,7 +6422,6 @@
           <w:szCs w:val="24"/>
           <w:lang w:val="en-US"/>
         </w:rPr>
-        <w:lastRenderedPageBreak/>
         <w:t xml:space="preserve">{%- </w:t>
       </w:r>
       <w:r>
@@ -7499,7 +7614,6 @@
   <w:style w:type="character" w:default="1" w:styleId="a0">
     <w:name w:val="Default Paragraph Font"/>
     <w:uiPriority w:val="1"/>
-    <w:semiHidden/>
     <w:unhideWhenUsed/>
   </w:style>
   <w:style w:type="table" w:default="1" w:styleId="a1">

--- a/templates/docxRPD/practice.docx
+++ b/templates/docxRPD/practice.docx
@@ -1,6 +1,6 @@
 
 <file path=word/document.xml><?xml version="1.0" encoding="utf-8"?>
-<w:document xmlns:wpc="http://schemas.microsoft.com/office/word/2010/wordprocessingCanvas" xmlns:cx="http://schemas.microsoft.com/office/drawing/2014/chartex" xmlns:cx1="http://schemas.microsoft.com/office/drawing/2015/9/8/chartex" xmlns:cx2="http://schemas.microsoft.com/office/drawing/2015/10/21/chartex" xmlns:cx3="http://schemas.microsoft.com/office/drawing/2016/5/9/chartex" xmlns:cx4="http://schemas.microsoft.com/office/drawing/2016/5/10/chartex" xmlns:cx5="http://schemas.microsoft.com/office/drawing/2016/5/11/chartex" xmlns:cx6="http://schemas.microsoft.com/office/drawing/2016/5/12/chartex" xmlns:cx7="http://schemas.microsoft.com/office/drawing/2016/5/13/chartex" xmlns:cx8="http://schemas.microsoft.com/office/drawing/2016/5/14/chartex" xmlns:mc="http://schemas.openxmlformats.org/markup-compatibility/2006" xmlns:aink="http://schemas.microsoft.com/office/drawing/2016/ink" xmlns:am3d="http://schemas.microsoft.com/office/drawing/2017/model3d" xmlns:o="urn:schemas-microsoft-com:office:office" xmlns:oel="http://schemas.microsoft.com/office/2019/extlst" xmlns:r="http://schemas.openxmlformats.org/officeDocument/2006/relationships" xmlns:m="http://schemas.openxmlformats.org/officeDocument/2006/math" xmlns:v="urn:schemas-microsoft-com:vml" xmlns:wp14="http://schemas.microsoft.com/office/word/2010/wordprocessingDrawing" xmlns:wp="http://schemas.openxmlformats.org/drawingml/2006/wordprocessingDrawing" xmlns:w10="urn:schemas-microsoft-com:office:word" xmlns:w="http://schemas.openxmlformats.org/wordprocessingml/2006/main" xmlns:w14="http://schemas.microsoft.com/office/word/2010/wordml" xmlns:w15="http://schemas.microsoft.com/office/word/2012/wordml" xmlns:w16cex="http://schemas.microsoft.com/office/word/2018/wordml/cex" xmlns:w16cid="http://schemas.microsoft.com/office/word/2016/wordml/cid" xmlns:w16="http://schemas.microsoft.com/office/word/2018/wordml" xmlns:w16du="http://schemas.microsoft.com/office/word/2023/wordml/word16du" xmlns:w16sdtdh="http://schemas.microsoft.com/office/word/2020/wordml/sdtdatahash" xmlns:w16sdtfl="http://schemas.microsoft.com/office/word/2024/wordml/sdtformatlock" xmlns:w16se="http://schemas.microsoft.com/office/word/2015/wordml/symex" xmlns:wpg="http://schemas.microsoft.com/office/word/2010/wordprocessingGroup" xmlns:wpi="http://schemas.microsoft.com/office/word/2010/wordprocessingInk" xmlns:wne="http://schemas.microsoft.com/office/word/2006/wordml" xmlns:wps="http://schemas.microsoft.com/office/word/2010/wordprocessingShape" mc:Ignorable="w14 w15 w16se w16cid w16 w16cex w16sdtdh w16sdtfl w16du wp14">
+<w:document xmlns:wpc="http://schemas.microsoft.com/office/word/2010/wordprocessingCanvas" xmlns:mc="http://schemas.openxmlformats.org/markup-compatibility/2006" xmlns:o="urn:schemas-microsoft-com:office:office" xmlns:r="http://schemas.openxmlformats.org/officeDocument/2006/relationships" xmlns:m="http://schemas.openxmlformats.org/officeDocument/2006/math" xmlns:v="urn:schemas-microsoft-com:vml" xmlns:wp14="http://schemas.microsoft.com/office/word/2010/wordprocessingDrawing" xmlns:wp="http://schemas.openxmlformats.org/drawingml/2006/wordprocessingDrawing" xmlns:w10="urn:schemas-microsoft-com:office:word" xmlns:w="http://schemas.openxmlformats.org/wordprocessingml/2006/main" xmlns:w14="http://schemas.microsoft.com/office/word/2010/wordml" xmlns:w15="http://schemas.microsoft.com/office/word/2012/wordml" xmlns:wpg="http://schemas.microsoft.com/office/word/2010/wordprocessingGroup" xmlns:wpi="http://schemas.microsoft.com/office/word/2010/wordprocessingInk" xmlns:wne="http://schemas.microsoft.com/office/word/2006/wordml" xmlns:wps="http://schemas.microsoft.com/office/word/2010/wordprocessingShape" mc:Ignorable="w14 w15 wp14">
   <w:body>
     <w:p>
       <w:pPr>
@@ -81,8 +81,18 @@
           <w:sz w:val="24"/>
           <w:szCs w:val="24"/>
         </w:rPr>
-        <w:t xml:space="preserve">Структурное подразделение «{{ </w:t>
-      </w:r>
+        <w:t>Структурное подразделение «</w:t>
+      </w:r>
+      <w:proofErr w:type="gramStart"/>
+      <w:r>
+        <w:rPr>
+          <w:rFonts w:ascii="Times New Roman" w:hAnsi="Times New Roman" w:cs="Times New Roman"/>
+          <w:sz w:val="24"/>
+          <w:szCs w:val="24"/>
+        </w:rPr>
+        <w:t xml:space="preserve">{{ </w:t>
+      </w:r>
+      <w:proofErr w:type="spellStart"/>
       <w:r>
         <w:rPr>
           <w:rFonts w:ascii="Times New Roman" w:hAnsi="Times New Roman" w:cs="Times New Roman"/>
@@ -92,6 +102,8 @@
         </w:rPr>
         <w:t>podrazdelene</w:t>
       </w:r>
+      <w:proofErr w:type="spellEnd"/>
+      <w:proofErr w:type="gramEnd"/>
       <w:r>
         <w:rPr>
           <w:rFonts w:ascii="Times New Roman" w:hAnsi="Times New Roman" w:cs="Times New Roman"/>
@@ -142,6 +154,7 @@
         </w:rPr>
         <w:t xml:space="preserve">на </w:t>
       </w:r>
+      <w:proofErr w:type="gramStart"/>
       <w:r>
         <w:rPr>
           <w:rFonts w:ascii="Times New Roman" w:hAnsi="Times New Roman" w:cs="Times New Roman"/>
@@ -159,6 +172,7 @@
         </w:rPr>
         <w:t>meeting</w:t>
       </w:r>
+      <w:proofErr w:type="gramEnd"/>
       <w:r>
         <w:rPr>
           <w:rFonts w:ascii="Times New Roman" w:hAnsi="Times New Roman" w:cs="Times New Roman"/>
@@ -192,7 +206,16 @@
           <w:sz w:val="24"/>
           <w:szCs w:val="24"/>
         </w:rPr>
-        <w:t xml:space="preserve"> №</w:t>
+        <w:t xml:space="preserve"> </w:t>
+      </w:r>
+      <w:proofErr w:type="gramStart"/>
+      <w:r>
+        <w:rPr>
+          <w:rFonts w:ascii="Times New Roman" w:hAnsi="Times New Roman" w:cs="Times New Roman"/>
+          <w:sz w:val="24"/>
+          <w:szCs w:val="24"/>
+        </w:rPr>
+        <w:t>№</w:t>
       </w:r>
       <w:r>
         <w:rPr>
@@ -201,14 +224,24 @@
           <w:szCs w:val="24"/>
           <w:u w:val="single"/>
         </w:rPr>
-        <w:t xml:space="preserve">{{ </w:t>
-      </w:r>
+        <w:t>{</w:t>
+      </w:r>
+      <w:proofErr w:type="gramEnd"/>
       <w:r>
         <w:rPr>
           <w:rFonts w:ascii="Times New Roman" w:hAnsi="Times New Roman" w:cs="Times New Roman"/>
           <w:sz w:val="24"/>
           <w:szCs w:val="24"/>
           <w:u w:val="single"/>
+        </w:rPr>
+        <w:t xml:space="preserve">{ </w:t>
+      </w:r>
+      <w:r>
+        <w:rPr>
+          <w:rFonts w:ascii="Times New Roman" w:hAnsi="Times New Roman" w:cs="Times New Roman"/>
+          <w:sz w:val="24"/>
+          <w:szCs w:val="24"/>
+          <w:u w:val="single"/>
           <w:lang w:val="en-US"/>
         </w:rPr>
         <w:t>protocol</w:t>
@@ -222,6 +255,7 @@
         </w:rPr>
         <w:t>_</w:t>
       </w:r>
+      <w:proofErr w:type="spellStart"/>
       <w:r>
         <w:rPr>
           <w:rFonts w:ascii="Times New Roman" w:hAnsi="Times New Roman" w:cs="Times New Roman"/>
@@ -231,6 +265,7 @@
         </w:rPr>
         <w:t>number</w:t>
       </w:r>
+      <w:proofErr w:type="spellEnd"/>
       <w:r>
         <w:rPr>
           <w:rFonts w:ascii="Times New Roman" w:hAnsi="Times New Roman" w:cs="Times New Roman"/>
@@ -488,7 +523,47 @@
                 <w:szCs w:val="24"/>
                 <w:lang w:val="en-US"/>
               </w:rPr>
-              <w:t>{{ kind_direct }}: {{ direction_code }} {{ direction }}</w:t>
+              <w:t xml:space="preserve">{{ </w:t>
+            </w:r>
+            <w:proofErr w:type="spellStart"/>
+            <w:r>
+              <w:rPr>
+                <w:rFonts w:ascii="Times New Roman" w:hAnsi="Times New Roman" w:cs="Times New Roman"/>
+                <w:sz w:val="24"/>
+                <w:szCs w:val="24"/>
+                <w:lang w:val="en-US"/>
+              </w:rPr>
+              <w:t>kind_direct</w:t>
+            </w:r>
+            <w:proofErr w:type="spellEnd"/>
+            <w:r>
+              <w:rPr>
+                <w:rFonts w:ascii="Times New Roman" w:hAnsi="Times New Roman" w:cs="Times New Roman"/>
+                <w:sz w:val="24"/>
+                <w:szCs w:val="24"/>
+                <w:lang w:val="en-US"/>
+              </w:rPr>
+              <w:t xml:space="preserve"> }}: {{ </w:t>
+            </w:r>
+            <w:proofErr w:type="spellStart"/>
+            <w:r>
+              <w:rPr>
+                <w:rFonts w:ascii="Times New Roman" w:hAnsi="Times New Roman" w:cs="Times New Roman"/>
+                <w:sz w:val="24"/>
+                <w:szCs w:val="24"/>
+                <w:lang w:val="en-US"/>
+              </w:rPr>
+              <w:t>direction_code</w:t>
+            </w:r>
+            <w:proofErr w:type="spellEnd"/>
+            <w:r>
+              <w:rPr>
+                <w:rFonts w:ascii="Times New Roman" w:hAnsi="Times New Roman" w:cs="Times New Roman"/>
+                <w:sz w:val="24"/>
+                <w:szCs w:val="24"/>
+                <w:lang w:val="en-US"/>
+              </w:rPr>
+              <w:t xml:space="preserve"> }} {{ direction }}</w:t>
             </w:r>
           </w:p>
         </w:tc>
@@ -549,7 +624,27 @@
                 <w:szCs w:val="24"/>
                 <w:lang w:val="en-US"/>
               </w:rPr>
-              <w:t xml:space="preserve">{{ spec_name }} </w:t>
+              <w:t xml:space="preserve">{{ </w:t>
+            </w:r>
+            <w:proofErr w:type="spellStart"/>
+            <w:r>
+              <w:rPr>
+                <w:rFonts w:ascii="Times New Roman" w:hAnsi="Times New Roman" w:cs="Times New Roman"/>
+                <w:sz w:val="24"/>
+                <w:szCs w:val="24"/>
+                <w:lang w:val="en-US"/>
+              </w:rPr>
+              <w:t>spec_name</w:t>
+            </w:r>
+            <w:proofErr w:type="spellEnd"/>
+            <w:r>
+              <w:rPr>
+                <w:rFonts w:ascii="Times New Roman" w:hAnsi="Times New Roman" w:cs="Times New Roman"/>
+                <w:sz w:val="24"/>
+                <w:szCs w:val="24"/>
+                <w:lang w:val="en-US"/>
+              </w:rPr>
+              <w:t xml:space="preserve"> }} </w:t>
             </w:r>
           </w:p>
         </w:tc>
@@ -611,14 +706,36 @@
               </w:rPr>
               <w:t xml:space="preserve">Квалификация: </w:t>
             </w:r>
-            <w:r>
-              <w:rPr>
-                <w:rFonts w:ascii="Times New Roman" w:hAnsi="Times New Roman" w:cs="Times New Roman"/>
-                <w:sz w:val="24"/>
-                <w:szCs w:val="24"/>
-                <w:lang w:val="en-US"/>
-              </w:rPr>
-              <w:t>{{ kvalif }}</w:t>
+            <w:proofErr w:type="gramStart"/>
+            <w:r>
+              <w:rPr>
+                <w:rFonts w:ascii="Times New Roman" w:hAnsi="Times New Roman" w:cs="Times New Roman"/>
+                <w:sz w:val="24"/>
+                <w:szCs w:val="24"/>
+                <w:lang w:val="en-US"/>
+              </w:rPr>
+              <w:t xml:space="preserve">{{ </w:t>
+            </w:r>
+            <w:proofErr w:type="spellStart"/>
+            <w:r>
+              <w:rPr>
+                <w:rFonts w:ascii="Times New Roman" w:hAnsi="Times New Roman" w:cs="Times New Roman"/>
+                <w:sz w:val="24"/>
+                <w:szCs w:val="24"/>
+                <w:lang w:val="en-US"/>
+              </w:rPr>
+              <w:t>kvalif</w:t>
+            </w:r>
+            <w:proofErr w:type="spellEnd"/>
+            <w:proofErr w:type="gramEnd"/>
+            <w:r>
+              <w:rPr>
+                <w:rFonts w:ascii="Times New Roman" w:hAnsi="Times New Roman" w:cs="Times New Roman"/>
+                <w:sz w:val="24"/>
+                <w:szCs w:val="24"/>
+                <w:lang w:val="en-US"/>
+              </w:rPr>
+              <w:t xml:space="preserve"> }}</w:t>
             </w:r>
           </w:p>
         </w:tc>
@@ -679,6 +796,7 @@
               </w:rPr>
               <w:t xml:space="preserve">Форма обучения: </w:t>
             </w:r>
+            <w:proofErr w:type="gramStart"/>
             <w:r>
               <w:rPr>
                 <w:rFonts w:ascii="Times New Roman" w:hAnsi="Times New Roman" w:cs="Times New Roman"/>
@@ -697,6 +815,7 @@
               </w:rPr>
               <w:t>fob</w:t>
             </w:r>
+            <w:proofErr w:type="gramEnd"/>
             <w:r>
               <w:rPr>
                 <w:rFonts w:ascii="Times New Roman" w:hAnsi="Times New Roman" w:cs="Times New Roman"/>
@@ -840,17 +959,27 @@
                 <w:sz w:val="20"/>
                 <w:szCs w:val="24"/>
               </w:rPr>
-              <w:t xml:space="preserve">Составитель программы: {{ </w:t>
-            </w:r>
+              <w:t xml:space="preserve">Составитель программы: </w:t>
+            </w:r>
+            <w:proofErr w:type="gramStart"/>
             <w:r>
               <w:rPr>
                 <w:rFonts w:ascii="Times New Roman" w:hAnsi="Times New Roman" w:cs="Times New Roman"/>
                 <w:sz w:val="20"/>
                 <w:szCs w:val="24"/>
+              </w:rPr>
+              <w:t xml:space="preserve">{{ </w:t>
+            </w:r>
+            <w:r>
+              <w:rPr>
+                <w:rFonts w:ascii="Times New Roman" w:hAnsi="Times New Roman" w:cs="Times New Roman"/>
+                <w:sz w:val="20"/>
+                <w:szCs w:val="24"/>
                 <w:lang w:val="en-US"/>
               </w:rPr>
               <w:t>person</w:t>
             </w:r>
+            <w:proofErr w:type="gramEnd"/>
             <w:r>
               <w:rPr>
                 <w:rFonts w:ascii="Times New Roman" w:hAnsi="Times New Roman" w:cs="Times New Roman"/>
@@ -893,6 +1022,7 @@
               </w:rPr>
               <w:t xml:space="preserve">Дата подписания: </w:t>
             </w:r>
+            <w:proofErr w:type="gramStart"/>
             <w:r>
               <w:rPr>
                 <w:rFonts w:ascii="Times New Roman" w:hAnsi="Times New Roman" w:cs="Times New Roman"/>
@@ -910,6 +1040,7 @@
               </w:rPr>
               <w:t>review</w:t>
             </w:r>
+            <w:proofErr w:type="gramEnd"/>
             <w:r>
               <w:rPr>
                 <w:rFonts w:ascii="Times New Roman" w:hAnsi="Times New Roman" w:cs="Times New Roman"/>
@@ -993,6 +1124,7 @@
               </w:rPr>
               <w:t xml:space="preserve">{{ </w:t>
             </w:r>
+            <w:proofErr w:type="spellStart"/>
             <w:r>
               <w:rPr>
                 <w:rFonts w:ascii="Times New Roman" w:hAnsi="Times New Roman" w:cs="Times New Roman"/>
@@ -1002,6 +1134,7 @@
               </w:rPr>
               <w:t>user</w:t>
             </w:r>
+            <w:proofErr w:type="spellEnd"/>
             <w:r>
               <w:rPr>
                 <w:rFonts w:ascii="Times New Roman" w:hAnsi="Times New Roman" w:cs="Times New Roman"/>
@@ -1010,6 +1143,7 @@
               </w:rPr>
               <w:t>_</w:t>
             </w:r>
+            <w:proofErr w:type="spellStart"/>
             <w:r>
               <w:rPr>
                 <w:rFonts w:ascii="Times New Roman" w:hAnsi="Times New Roman" w:cs="Times New Roman"/>
@@ -1019,6 +1153,7 @@
               </w:rPr>
               <w:t>type</w:t>
             </w:r>
+            <w:proofErr w:type="spellEnd"/>
             <w:r>
               <w:rPr>
                 <w:rFonts w:ascii="Times New Roman" w:hAnsi="Times New Roman" w:cs="Times New Roman"/>
@@ -1027,6 +1162,7 @@
               </w:rPr>
               <w:t xml:space="preserve"> }}: {{ </w:t>
             </w:r>
+            <w:proofErr w:type="spellStart"/>
             <w:r>
               <w:rPr>
                 <w:rFonts w:ascii="Times New Roman" w:hAnsi="Times New Roman" w:cs="Times New Roman"/>
@@ -1036,6 +1172,7 @@
               </w:rPr>
               <w:t>user</w:t>
             </w:r>
+            <w:proofErr w:type="spellEnd"/>
             <w:r>
               <w:rPr>
                 <w:rFonts w:ascii="Times New Roman" w:hAnsi="Times New Roman" w:cs="Times New Roman"/>
@@ -1044,6 +1181,7 @@
               </w:rPr>
               <w:t>_</w:t>
             </w:r>
+            <w:proofErr w:type="spellStart"/>
             <w:r>
               <w:rPr>
                 <w:rFonts w:ascii="Times New Roman" w:hAnsi="Times New Roman" w:cs="Times New Roman"/>
@@ -1053,6 +1191,7 @@
               </w:rPr>
               <w:t>accepted</w:t>
             </w:r>
+            <w:proofErr w:type="spellEnd"/>
             <w:r>
               <w:rPr>
                 <w:rFonts w:ascii="Times New Roman" w:hAnsi="Times New Roman" w:cs="Times New Roman"/>
@@ -1112,8 +1251,9 @@
                 <w:szCs w:val="24"/>
                 <w:lang w:val="en-US"/>
               </w:rPr>
-              <w:t xml:space="preserve"> {{ </w:t>
-            </w:r>
+              <w:t xml:space="preserve"> </w:t>
+            </w:r>
+            <w:proofErr w:type="gramStart"/>
             <w:r>
               <w:rPr>
                 <w:rFonts w:ascii="Times New Roman" w:hAnsi="Times New Roman" w:cs="Times New Roman"/>
@@ -1121,8 +1261,29 @@
                 <w:szCs w:val="24"/>
                 <w:lang w:val="en-US"/>
               </w:rPr>
-              <w:t>accept_date</w:t>
-            </w:r>
+              <w:t xml:space="preserve">{{ </w:t>
+            </w:r>
+            <w:proofErr w:type="spellStart"/>
+            <w:r>
+              <w:rPr>
+                <w:rFonts w:ascii="Times New Roman" w:hAnsi="Times New Roman" w:cs="Times New Roman"/>
+                <w:sz w:val="20"/>
+                <w:szCs w:val="24"/>
+                <w:lang w:val="en-US"/>
+              </w:rPr>
+              <w:t>accept</w:t>
+            </w:r>
+            <w:proofErr w:type="gramEnd"/>
+            <w:r>
+              <w:rPr>
+                <w:rFonts w:ascii="Times New Roman" w:hAnsi="Times New Roman" w:cs="Times New Roman"/>
+                <w:sz w:val="20"/>
+                <w:szCs w:val="24"/>
+                <w:lang w:val="en-US"/>
+              </w:rPr>
+              <w:t>_date</w:t>
+            </w:r>
+            <w:proofErr w:type="spellEnd"/>
             <w:r>
               <w:rPr>
                 <w:rFonts w:ascii="Times New Roman" w:hAnsi="Times New Roman" w:cs="Times New Roman"/>
@@ -1162,6 +1323,7 @@
         </w:rPr>
         <w:t xml:space="preserve">{% </w:t>
       </w:r>
+      <w:proofErr w:type="spellStart"/>
       <w:r>
         <w:rPr>
           <w:rFonts w:ascii="Times New Roman" w:hAnsi="Times New Roman" w:cs="Times New Roman"/>
@@ -1171,6 +1333,7 @@
         </w:rPr>
         <w:t>endif</w:t>
       </w:r>
+      <w:proofErr w:type="spellEnd"/>
       <w:r>
         <w:rPr>
           <w:rFonts w:ascii="Times New Roman" w:hAnsi="Times New Roman" w:cs="Times New Roman"/>
@@ -1263,13 +1426,41 @@
         </w:rPr>
         <w:t xml:space="preserve"> </w:t>
       </w:r>
-      <w:r>
-        <w:rPr>
-          <w:rFonts w:ascii="Times New Roman" w:hAnsi="Times New Roman" w:cs="Times New Roman"/>
-          <w:sz w:val="24"/>
-          <w:szCs w:val="24"/>
-        </w:rPr>
-        <w:t>{{ view_pract }}</w:t>
+      <w:proofErr w:type="gramStart"/>
+      <w:r>
+        <w:rPr>
+          <w:rFonts w:ascii="Times New Roman" w:hAnsi="Times New Roman" w:cs="Times New Roman"/>
+          <w:sz w:val="24"/>
+          <w:szCs w:val="24"/>
+        </w:rPr>
+        <w:t xml:space="preserve">{{ </w:t>
+      </w:r>
+      <w:proofErr w:type="spellStart"/>
+      <w:r>
+        <w:rPr>
+          <w:rFonts w:ascii="Times New Roman" w:hAnsi="Times New Roman" w:cs="Times New Roman"/>
+          <w:sz w:val="24"/>
+          <w:szCs w:val="24"/>
+        </w:rPr>
+        <w:t>view</w:t>
+      </w:r>
+      <w:proofErr w:type="gramEnd"/>
+      <w:r>
+        <w:rPr>
+          <w:rFonts w:ascii="Times New Roman" w:hAnsi="Times New Roman" w:cs="Times New Roman"/>
+          <w:sz w:val="24"/>
+          <w:szCs w:val="24"/>
+        </w:rPr>
+        <w:t>_pract</w:t>
+      </w:r>
+      <w:proofErr w:type="spellEnd"/>
+      <w:r>
+        <w:rPr>
+          <w:rFonts w:ascii="Times New Roman" w:hAnsi="Times New Roman" w:cs="Times New Roman"/>
+          <w:sz w:val="24"/>
+          <w:szCs w:val="24"/>
+        </w:rPr>
+        <w:t xml:space="preserve"> }}</w:t>
       </w:r>
       <w:r>
         <w:rPr>
@@ -1304,6 +1495,7 @@
         </w:rPr>
         <w:t xml:space="preserve">Тип практики – </w:t>
       </w:r>
+      <w:proofErr w:type="gramStart"/>
       <w:r>
         <w:rPr>
           <w:rFonts w:ascii="Times New Roman" w:hAnsi="Times New Roman" w:cs="Times New Roman"/>
@@ -1321,6 +1513,7 @@
         </w:rPr>
         <w:t>discipline</w:t>
       </w:r>
+      <w:proofErr w:type="gramEnd"/>
       <w:r>
         <w:rPr>
           <w:rFonts w:ascii="Times New Roman" w:hAnsi="Times New Roman" w:cs="Times New Roman"/>
@@ -1362,6 +1555,7 @@
         </w:rPr>
         <w:t xml:space="preserve"> </w:t>
       </w:r>
+      <w:proofErr w:type="gramStart"/>
       <w:r>
         <w:rPr>
           <w:rFonts w:ascii="Times New Roman" w:hAnsi="Times New Roman" w:cs="Times New Roman"/>
@@ -1388,8 +1582,18 @@
           <w:sz w:val="24"/>
           <w:szCs w:val="24"/>
         </w:rPr>
-        <w:t xml:space="preserve">{{ </w:t>
-      </w:r>
+        <w:t>{</w:t>
+      </w:r>
+      <w:proofErr w:type="gramEnd"/>
+      <w:r>
+        <w:rPr>
+          <w:rFonts w:ascii="Times New Roman" w:hAnsi="Times New Roman" w:cs="Times New Roman"/>
+          <w:sz w:val="24"/>
+          <w:szCs w:val="24"/>
+        </w:rPr>
+        <w:t xml:space="preserve">{ </w:t>
+      </w:r>
+      <w:proofErr w:type="spellStart"/>
       <w:r>
         <w:rPr>
           <w:rFonts w:ascii="Times New Roman" w:hAnsi="Times New Roman" w:cs="Times New Roman"/>
@@ -1398,6 +1602,7 @@
         </w:rPr>
         <w:t>practice_way</w:t>
       </w:r>
+      <w:proofErr w:type="spellEnd"/>
       <w:r>
         <w:rPr>
           <w:rFonts w:ascii="Times New Roman" w:hAnsi="Times New Roman" w:cs="Times New Roman"/>
@@ -1457,6 +1662,7 @@
         </w:rPr>
         <w:t xml:space="preserve"> </w:t>
       </w:r>
+      <w:proofErr w:type="gramStart"/>
       <w:r>
         <w:rPr>
           <w:rFonts w:ascii="Times New Roman" w:hAnsi="Times New Roman" w:cs="Times New Roman"/>
@@ -1483,8 +1689,18 @@
           <w:sz w:val="24"/>
           <w:szCs w:val="24"/>
         </w:rPr>
-        <w:t xml:space="preserve">{{ </w:t>
-      </w:r>
+        <w:t>{</w:t>
+      </w:r>
+      <w:proofErr w:type="gramEnd"/>
+      <w:r>
+        <w:rPr>
+          <w:rFonts w:ascii="Times New Roman" w:hAnsi="Times New Roman" w:cs="Times New Roman"/>
+          <w:sz w:val="24"/>
+          <w:szCs w:val="24"/>
+        </w:rPr>
+        <w:t xml:space="preserve">{ </w:t>
+      </w:r>
+      <w:proofErr w:type="spellStart"/>
       <w:r>
         <w:rPr>
           <w:rFonts w:ascii="Times New Roman" w:hAnsi="Times New Roman" w:cs="Times New Roman"/>
@@ -1493,12 +1709,12 @@
         </w:rPr>
         <w:t>practice_form</w:t>
       </w:r>
-      <w:r>
-        <w:rPr>
-          <w:rFonts w:ascii="Times New Roman" w:hAnsi="Times New Roman" w:cs="Times New Roman"/>
-          <w:sz w:val="24"/>
-          <w:szCs w:val="24"/>
-          <w:lang w:val="en-US"/>
+      <w:proofErr w:type="spellEnd"/>
+      <w:r>
+        <w:rPr>
+          <w:rFonts w:ascii="Times New Roman" w:hAnsi="Times New Roman" w:cs="Times New Roman"/>
+          <w:sz w:val="24"/>
+          <w:szCs w:val="24"/>
         </w:rPr>
         <w:t xml:space="preserve"> </w:t>
       </w:r>
@@ -1674,7 +1890,27 @@
                 <w:szCs w:val="24"/>
                 <w:lang w:val="en-US"/>
               </w:rPr>
-              <w:t>{%tr for item in competence%}</w:t>
+              <w:t>{%</w:t>
+            </w:r>
+            <w:proofErr w:type="spellStart"/>
+            <w:r>
+              <w:rPr>
+                <w:rFonts w:ascii="Times New Roman" w:hAnsi="Times New Roman" w:cs="Times New Roman"/>
+                <w:sz w:val="24"/>
+                <w:szCs w:val="24"/>
+                <w:lang w:val="en-US"/>
+              </w:rPr>
+              <w:t>tr</w:t>
+            </w:r>
+            <w:proofErr w:type="spellEnd"/>
+            <w:r>
+              <w:rPr>
+                <w:rFonts w:ascii="Times New Roman" w:hAnsi="Times New Roman" w:cs="Times New Roman"/>
+                <w:sz w:val="24"/>
+                <w:szCs w:val="24"/>
+                <w:lang w:val="en-US"/>
+              </w:rPr>
+              <w:t xml:space="preserve"> for item in competence%}</w:t>
             </w:r>
           </w:p>
         </w:tc>
@@ -1707,7 +1943,47 @@
                 <w:szCs w:val="24"/>
                 <w:lang w:val="en-US"/>
               </w:rPr>
-              <w:t>{{item.index}} {{item.content}}</w:t>
+              <w:t>{{</w:t>
+            </w:r>
+            <w:proofErr w:type="spellStart"/>
+            <w:r>
+              <w:rPr>
+                <w:rFonts w:ascii="Times New Roman" w:hAnsi="Times New Roman" w:cs="Times New Roman"/>
+                <w:sz w:val="24"/>
+                <w:szCs w:val="24"/>
+                <w:lang w:val="en-US"/>
+              </w:rPr>
+              <w:t>item.index</w:t>
+            </w:r>
+            <w:proofErr w:type="spellEnd"/>
+            <w:r>
+              <w:rPr>
+                <w:rFonts w:ascii="Times New Roman" w:hAnsi="Times New Roman" w:cs="Times New Roman"/>
+                <w:sz w:val="24"/>
+                <w:szCs w:val="24"/>
+                <w:lang w:val="en-US"/>
+              </w:rPr>
+              <w:t>}} {{</w:t>
+            </w:r>
+            <w:proofErr w:type="spellStart"/>
+            <w:r>
+              <w:rPr>
+                <w:rFonts w:ascii="Times New Roman" w:hAnsi="Times New Roman" w:cs="Times New Roman"/>
+                <w:sz w:val="24"/>
+                <w:szCs w:val="24"/>
+                <w:lang w:val="en-US"/>
+              </w:rPr>
+              <w:t>item.content</w:t>
+            </w:r>
+            <w:proofErr w:type="spellEnd"/>
+            <w:r>
+              <w:rPr>
+                <w:rFonts w:ascii="Times New Roman" w:hAnsi="Times New Roman" w:cs="Times New Roman"/>
+                <w:sz w:val="24"/>
+                <w:szCs w:val="24"/>
+                <w:lang w:val="en-US"/>
+              </w:rPr>
+              <w:t>}}</w:t>
             </w:r>
           </w:p>
         </w:tc>
@@ -1739,7 +2015,27 @@
                 <w:szCs w:val="24"/>
                 <w:lang w:val="en-US"/>
               </w:rPr>
-              <w:t>{{ item.indicators }}</w:t>
+              <w:t xml:space="preserve">{{ </w:t>
+            </w:r>
+            <w:proofErr w:type="spellStart"/>
+            <w:r>
+              <w:rPr>
+                <w:rFonts w:ascii="Times New Roman" w:hAnsi="Times New Roman" w:cs="Times New Roman"/>
+                <w:sz w:val="24"/>
+                <w:szCs w:val="24"/>
+                <w:lang w:val="en-US"/>
+              </w:rPr>
+              <w:t>item.indicators</w:t>
+            </w:r>
+            <w:proofErr w:type="spellEnd"/>
+            <w:r>
+              <w:rPr>
+                <w:rFonts w:ascii="Times New Roman" w:hAnsi="Times New Roman" w:cs="Times New Roman"/>
+                <w:sz w:val="24"/>
+                <w:szCs w:val="24"/>
+                <w:lang w:val="en-US"/>
+              </w:rPr>
+              <w:t xml:space="preserve"> }}</w:t>
             </w:r>
           </w:p>
         </w:tc>
@@ -1773,7 +2069,47 @@
                 <w:szCs w:val="24"/>
                 <w:lang w:val="en-US"/>
               </w:rPr>
-              <w:t>{%tr endfor %}</w:t>
+              <w:t>{%</w:t>
+            </w:r>
+            <w:proofErr w:type="spellStart"/>
+            <w:r>
+              <w:rPr>
+                <w:rFonts w:ascii="Times New Roman" w:hAnsi="Times New Roman" w:cs="Times New Roman"/>
+                <w:sz w:val="24"/>
+                <w:szCs w:val="24"/>
+                <w:lang w:val="en-US"/>
+              </w:rPr>
+              <w:t>tr</w:t>
+            </w:r>
+            <w:proofErr w:type="spellEnd"/>
+            <w:r>
+              <w:rPr>
+                <w:rFonts w:ascii="Times New Roman" w:hAnsi="Times New Roman" w:cs="Times New Roman"/>
+                <w:sz w:val="24"/>
+                <w:szCs w:val="24"/>
+                <w:lang w:val="en-US"/>
+              </w:rPr>
+              <w:t xml:space="preserve"> </w:t>
+            </w:r>
+            <w:proofErr w:type="spellStart"/>
+            <w:r>
+              <w:rPr>
+                <w:rFonts w:ascii="Times New Roman" w:hAnsi="Times New Roman" w:cs="Times New Roman"/>
+                <w:sz w:val="24"/>
+                <w:szCs w:val="24"/>
+                <w:lang w:val="en-US"/>
+              </w:rPr>
+              <w:t>endfor</w:t>
+            </w:r>
+            <w:proofErr w:type="spellEnd"/>
+            <w:r>
+              <w:rPr>
+                <w:rFonts w:ascii="Times New Roman" w:hAnsi="Times New Roman" w:cs="Times New Roman"/>
+                <w:sz w:val="24"/>
+                <w:szCs w:val="24"/>
+                <w:lang w:val="en-US"/>
+              </w:rPr>
+              <w:t xml:space="preserve"> %}</w:t>
             </w:r>
           </w:p>
         </w:tc>
@@ -1797,7 +2133,29 @@
           <w:sz w:val="24"/>
           <w:szCs w:val="24"/>
         </w:rPr>
-        <w:t>2.2 В результате прохождения практики у обучающихся должны быть сформированы</w:t>
+        <w:t xml:space="preserve">2.2 </w:t>
+      </w:r>
+      <w:proofErr w:type="gramStart"/>
+      <w:r>
+        <w:rPr>
+          <w:rFonts w:ascii="Times New Roman" w:hAnsi="Times New Roman" w:cs="Times New Roman"/>
+          <w:b/>
+          <w:bCs/>
+          <w:sz w:val="24"/>
+          <w:szCs w:val="24"/>
+        </w:rPr>
+        <w:t>В</w:t>
+      </w:r>
+      <w:proofErr w:type="gramEnd"/>
+      <w:r>
+        <w:rPr>
+          <w:rFonts w:ascii="Times New Roman" w:hAnsi="Times New Roman" w:cs="Times New Roman"/>
+          <w:b/>
+          <w:bCs/>
+          <w:sz w:val="24"/>
+          <w:szCs w:val="24"/>
+        </w:rPr>
+        <w:t xml:space="preserve"> результате прохождения практики у обучающихся должны быть сформированы</w:t>
       </w:r>
     </w:p>
     <w:tbl>
@@ -1971,7 +2329,29 @@
                 <w:szCs w:val="24"/>
                 <w:lang w:val="en-US"/>
               </w:rPr>
-              <w:t>{%tr for item in indicators %}</w:t>
+              <w:t>{%</w:t>
+            </w:r>
+            <w:proofErr w:type="spellStart"/>
+            <w:r>
+              <w:rPr>
+                <w:rFonts w:ascii="Times New Roman" w:hAnsi="Times New Roman" w:cs="Times New Roman"/>
+                <w:color w:val="000000" w:themeColor="text1"/>
+                <w:sz w:val="24"/>
+                <w:szCs w:val="24"/>
+                <w:lang w:val="en-US"/>
+              </w:rPr>
+              <w:t>tr</w:t>
+            </w:r>
+            <w:proofErr w:type="spellEnd"/>
+            <w:r>
+              <w:rPr>
+                <w:rFonts w:ascii="Times New Roman" w:hAnsi="Times New Roman" w:cs="Times New Roman"/>
+                <w:color w:val="000000" w:themeColor="text1"/>
+                <w:sz w:val="24"/>
+                <w:szCs w:val="24"/>
+                <w:lang w:val="en-US"/>
+              </w:rPr>
+              <w:t xml:space="preserve"> for item in indicators %}</w:t>
             </w:r>
           </w:p>
         </w:tc>
@@ -2012,7 +2392,31 @@
                 <w:szCs w:val="24"/>
                 <w:lang w:val="en-US"/>
               </w:rPr>
-              <w:t>{{item.index}}</w:t>
+              <w:t>{{</w:t>
+            </w:r>
+            <w:proofErr w:type="spellStart"/>
+            <w:r>
+              <w:rPr>
+                <w:rFonts w:ascii="Times New Roman" w:hAnsi="Times New Roman" w:cs="Times New Roman"/>
+                <w:bCs/>
+                <w:color w:val="000000" w:themeColor="text1"/>
+                <w:sz w:val="24"/>
+                <w:szCs w:val="24"/>
+                <w:lang w:val="en-US"/>
+              </w:rPr>
+              <w:t>item.index</w:t>
+            </w:r>
+            <w:proofErr w:type="spellEnd"/>
+            <w:r>
+              <w:rPr>
+                <w:rFonts w:ascii="Times New Roman" w:hAnsi="Times New Roman" w:cs="Times New Roman"/>
+                <w:bCs/>
+                <w:color w:val="000000" w:themeColor="text1"/>
+                <w:sz w:val="24"/>
+                <w:szCs w:val="24"/>
+                <w:lang w:val="en-US"/>
+              </w:rPr>
+              <w:t>}}</w:t>
             </w:r>
           </w:p>
         </w:tc>
@@ -2048,7 +2452,31 @@
                 <w:szCs w:val="24"/>
                 <w:lang w:val="en-US"/>
               </w:rPr>
-              <w:t>{{item.content}}</w:t>
+              <w:t>{{</w:t>
+            </w:r>
+            <w:proofErr w:type="spellStart"/>
+            <w:r>
+              <w:rPr>
+                <w:rFonts w:ascii="Times New Roman" w:hAnsi="Times New Roman" w:cs="Times New Roman"/>
+                <w:bCs/>
+                <w:color w:val="000000" w:themeColor="text1"/>
+                <w:sz w:val="24"/>
+                <w:szCs w:val="24"/>
+                <w:lang w:val="en-US"/>
+              </w:rPr>
+              <w:t>item.content</w:t>
+            </w:r>
+            <w:proofErr w:type="spellEnd"/>
+            <w:r>
+              <w:rPr>
+                <w:rFonts w:ascii="Times New Roman" w:hAnsi="Times New Roman" w:cs="Times New Roman"/>
+                <w:bCs/>
+                <w:color w:val="000000" w:themeColor="text1"/>
+                <w:sz w:val="24"/>
+                <w:szCs w:val="24"/>
+                <w:lang w:val="en-US"/>
+              </w:rPr>
+              <w:t>}}</w:t>
             </w:r>
           </w:p>
         </w:tc>
@@ -2099,6 +2527,7 @@
               </w:rPr>
               <w:t xml:space="preserve"> </w:t>
             </w:r>
+            <w:proofErr w:type="spellStart"/>
             <w:r>
               <w:rPr>
                 <w:rFonts w:ascii="Times New Roman" w:eastAsia="Times New Roman" w:hAnsi="Times New Roman" w:cs="Times New Roman"/>
@@ -2126,6 +2555,7 @@
               </w:rPr>
               <w:t>know</w:t>
             </w:r>
+            <w:proofErr w:type="spellEnd"/>
             <w:r>
               <w:rPr>
                 <w:rFonts w:ascii="Times New Roman" w:eastAsia="Times New Roman" w:hAnsi="Times New Roman" w:cs="Times New Roman"/>
@@ -2200,6 +2630,7 @@
               </w:rPr>
               <w:t>{{</w:t>
             </w:r>
+            <w:proofErr w:type="spellStart"/>
             <w:r>
               <w:rPr>
                 <w:rFonts w:ascii="Times New Roman" w:hAnsi="Times New Roman" w:cs="Times New Roman"/>
@@ -2233,6 +2664,8 @@
               </w:rPr>
               <w:t>know</w:t>
             </w:r>
+            <w:proofErr w:type="spellEnd"/>
+            <w:proofErr w:type="gramStart"/>
             <w:r>
               <w:rPr>
                 <w:rFonts w:ascii="Times New Roman" w:hAnsi="Times New Roman" w:cs="Times New Roman"/>
@@ -2253,8 +2686,9 @@
                 <w:szCs w:val="24"/>
                 <w:lang w:val="en-US"/>
               </w:rPr>
-              <w:t xml:space="preserve">{% </w:t>
-            </w:r>
+              <w:t>{</w:t>
+            </w:r>
+            <w:proofErr w:type="gramEnd"/>
             <w:r>
               <w:rPr>
                 <w:rFonts w:ascii="Times New Roman" w:hAnsi="Times New Roman" w:cs="Times New Roman"/>
@@ -2264,6 +2698,18 @@
                 <w:szCs w:val="24"/>
                 <w:lang w:val="en-US"/>
               </w:rPr>
+              <w:t xml:space="preserve">% </w:t>
+            </w:r>
+            <w:proofErr w:type="spellStart"/>
+            <w:r>
+              <w:rPr>
+                <w:rFonts w:ascii="Times New Roman" w:hAnsi="Times New Roman" w:cs="Times New Roman"/>
+                <w:bCs/>
+                <w:color w:val="000000" w:themeColor="text1"/>
+                <w:sz w:val="24"/>
+                <w:szCs w:val="24"/>
+                <w:lang w:val="en-US"/>
+              </w:rPr>
               <w:t>end</w:t>
             </w:r>
             <w:r>
@@ -2275,7 +2721,19 @@
                 <w:szCs w:val="24"/>
                 <w:lang w:val="en-US"/>
               </w:rPr>
-              <w:t xml:space="preserve">if </w:t>
+              <w:t>if</w:t>
+            </w:r>
+            <w:proofErr w:type="spellEnd"/>
+            <w:r>
+              <w:rPr>
+                <w:rFonts w:ascii="Times New Roman" w:hAnsi="Times New Roman" w:cs="Times New Roman"/>
+                <w:bCs/>
+                <w:color w:val="000000" w:themeColor="text1"/>
+                <w:sz w:val="24"/>
+                <w:szCs w:val="24"/>
+                <w:lang w:val="en-US"/>
+              </w:rPr>
+              <w:t xml:space="preserve"> </w:t>
             </w:r>
             <w:r>
               <w:rPr>
@@ -2326,6 +2784,7 @@
               </w:rPr>
               <w:t xml:space="preserve"> </w:t>
             </w:r>
+            <w:proofErr w:type="spellStart"/>
             <w:r>
               <w:rPr>
                 <w:rFonts w:ascii="Times New Roman" w:eastAsia="Times New Roman" w:hAnsi="Times New Roman" w:cs="Times New Roman"/>
@@ -2355,6 +2814,7 @@
               </w:rPr>
               <w:t>able</w:t>
             </w:r>
+            <w:proofErr w:type="spellEnd"/>
             <w:r>
               <w:rPr>
                 <w:rFonts w:ascii="Times New Roman" w:eastAsia="Times New Roman" w:hAnsi="Times New Roman" w:cs="Times New Roman"/>
@@ -2396,6 +2856,7 @@
               </w:rPr>
               <w:t>{{</w:t>
             </w:r>
+            <w:proofErr w:type="spellStart"/>
             <w:r>
               <w:rPr>
                 <w:rFonts w:ascii="Times New Roman" w:hAnsi="Times New Roman" w:cs="Times New Roman"/>
@@ -2429,6 +2890,8 @@
               </w:rPr>
               <w:t>able</w:t>
             </w:r>
+            <w:proofErr w:type="spellEnd"/>
+            <w:proofErr w:type="gramStart"/>
             <w:r>
               <w:rPr>
                 <w:rFonts w:ascii="Times New Roman" w:hAnsi="Times New Roman" w:cs="Times New Roman"/>
@@ -2449,8 +2912,9 @@
                 <w:szCs w:val="24"/>
                 <w:lang w:val="en-US"/>
               </w:rPr>
-              <w:t xml:space="preserve">{% </w:t>
-            </w:r>
+              <w:t>{</w:t>
+            </w:r>
+            <w:proofErr w:type="gramEnd"/>
             <w:r>
               <w:rPr>
                 <w:rFonts w:ascii="Times New Roman" w:hAnsi="Times New Roman" w:cs="Times New Roman"/>
@@ -2460,6 +2924,18 @@
                 <w:szCs w:val="24"/>
                 <w:lang w:val="en-US"/>
               </w:rPr>
+              <w:t xml:space="preserve">% </w:t>
+            </w:r>
+            <w:proofErr w:type="spellStart"/>
+            <w:r>
+              <w:rPr>
+                <w:rFonts w:ascii="Times New Roman" w:hAnsi="Times New Roman" w:cs="Times New Roman"/>
+                <w:bCs/>
+                <w:color w:val="000000" w:themeColor="text1"/>
+                <w:sz w:val="24"/>
+                <w:szCs w:val="24"/>
+                <w:lang w:val="en-US"/>
+              </w:rPr>
               <w:t>end</w:t>
             </w:r>
             <w:r>
@@ -2471,7 +2947,19 @@
                 <w:szCs w:val="24"/>
                 <w:lang w:val="en-US"/>
               </w:rPr>
-              <w:t xml:space="preserve">if </w:t>
+              <w:t>if</w:t>
+            </w:r>
+            <w:proofErr w:type="spellEnd"/>
+            <w:r>
+              <w:rPr>
+                <w:rFonts w:ascii="Times New Roman" w:hAnsi="Times New Roman" w:cs="Times New Roman"/>
+                <w:bCs/>
+                <w:color w:val="000000" w:themeColor="text1"/>
+                <w:sz w:val="24"/>
+                <w:szCs w:val="24"/>
+                <w:lang w:val="en-US"/>
+              </w:rPr>
+              <w:t xml:space="preserve"> </w:t>
             </w:r>
             <w:r>
               <w:rPr>
@@ -2523,6 +3011,7 @@
               </w:rPr>
               <w:t xml:space="preserve"> </w:t>
             </w:r>
+            <w:proofErr w:type="spellStart"/>
             <w:r>
               <w:rPr>
                 <w:rFonts w:ascii="Times New Roman" w:eastAsia="Times New Roman" w:hAnsi="Times New Roman" w:cs="Times New Roman"/>
@@ -2550,6 +3039,7 @@
               </w:rPr>
               <w:t>own</w:t>
             </w:r>
+            <w:proofErr w:type="spellEnd"/>
             <w:r>
               <w:rPr>
                 <w:rFonts w:ascii="Times New Roman" w:eastAsia="Times New Roman" w:hAnsi="Times New Roman" w:cs="Times New Roman"/>
@@ -2593,6 +3083,7 @@
               </w:rPr>
               <w:t>{{</w:t>
             </w:r>
+            <w:proofErr w:type="spellStart"/>
             <w:r>
               <w:rPr>
                 <w:rFonts w:ascii="Times New Roman" w:hAnsi="Times New Roman" w:cs="Times New Roman"/>
@@ -2626,6 +3117,8 @@
               </w:rPr>
               <w:t>own</w:t>
             </w:r>
+            <w:proofErr w:type="spellEnd"/>
+            <w:proofErr w:type="gramStart"/>
             <w:r>
               <w:rPr>
                 <w:rFonts w:ascii="Times New Roman" w:hAnsi="Times New Roman" w:cs="Times New Roman"/>
@@ -2646,8 +3139,9 @@
                 <w:szCs w:val="24"/>
                 <w:lang w:val="en-US"/>
               </w:rPr>
-              <w:t xml:space="preserve">{% </w:t>
-            </w:r>
+              <w:t>{</w:t>
+            </w:r>
+            <w:proofErr w:type="gramEnd"/>
             <w:r>
               <w:rPr>
                 <w:rFonts w:ascii="Times New Roman" w:hAnsi="Times New Roman" w:cs="Times New Roman"/>
@@ -2657,6 +3151,18 @@
                 <w:szCs w:val="24"/>
                 <w:lang w:val="en-US"/>
               </w:rPr>
+              <w:t xml:space="preserve">% </w:t>
+            </w:r>
+            <w:proofErr w:type="spellStart"/>
+            <w:r>
+              <w:rPr>
+                <w:rFonts w:ascii="Times New Roman" w:hAnsi="Times New Roman" w:cs="Times New Roman"/>
+                <w:bCs/>
+                <w:color w:val="000000" w:themeColor="text1"/>
+                <w:sz w:val="24"/>
+                <w:szCs w:val="24"/>
+                <w:lang w:val="en-US"/>
+              </w:rPr>
               <w:t>end</w:t>
             </w:r>
             <w:r>
@@ -2668,7 +3174,19 @@
                 <w:szCs w:val="24"/>
                 <w:lang w:val="en-US"/>
               </w:rPr>
-              <w:t xml:space="preserve">if </w:t>
+              <w:t>if</w:t>
+            </w:r>
+            <w:proofErr w:type="spellEnd"/>
+            <w:r>
+              <w:rPr>
+                <w:rFonts w:ascii="Times New Roman" w:hAnsi="Times New Roman" w:cs="Times New Roman"/>
+                <w:bCs/>
+                <w:color w:val="000000" w:themeColor="text1"/>
+                <w:sz w:val="24"/>
+                <w:szCs w:val="24"/>
+                <w:lang w:val="en-US"/>
+              </w:rPr>
+              <w:t xml:space="preserve"> </w:t>
             </w:r>
             <w:r>
               <w:rPr>
@@ -2719,7 +3237,51 @@
                 <w:szCs w:val="24"/>
                 <w:lang w:val="en-US"/>
               </w:rPr>
-              <w:t>{%tr endfor %}</w:t>
+              <w:t>{%</w:t>
+            </w:r>
+            <w:proofErr w:type="spellStart"/>
+            <w:r>
+              <w:rPr>
+                <w:rFonts w:ascii="Times New Roman" w:hAnsi="Times New Roman" w:cs="Times New Roman"/>
+                <w:color w:val="000000" w:themeColor="text1"/>
+                <w:sz w:val="24"/>
+                <w:szCs w:val="24"/>
+                <w:lang w:val="en-US"/>
+              </w:rPr>
+              <w:t>tr</w:t>
+            </w:r>
+            <w:proofErr w:type="spellEnd"/>
+            <w:r>
+              <w:rPr>
+                <w:rFonts w:ascii="Times New Roman" w:hAnsi="Times New Roman" w:cs="Times New Roman"/>
+                <w:color w:val="000000" w:themeColor="text1"/>
+                <w:sz w:val="24"/>
+                <w:szCs w:val="24"/>
+                <w:lang w:val="en-US"/>
+              </w:rPr>
+              <w:t xml:space="preserve"> </w:t>
+            </w:r>
+            <w:proofErr w:type="spellStart"/>
+            <w:r>
+              <w:rPr>
+                <w:rFonts w:ascii="Times New Roman" w:hAnsi="Times New Roman" w:cs="Times New Roman"/>
+                <w:color w:val="000000" w:themeColor="text1"/>
+                <w:sz w:val="24"/>
+                <w:szCs w:val="24"/>
+                <w:lang w:val="en-US"/>
+              </w:rPr>
+              <w:t>endfor</w:t>
+            </w:r>
+            <w:proofErr w:type="spellEnd"/>
+            <w:r>
+              <w:rPr>
+                <w:rFonts w:ascii="Times New Roman" w:hAnsi="Times New Roman" w:cs="Times New Roman"/>
+                <w:color w:val="000000" w:themeColor="text1"/>
+                <w:sz w:val="24"/>
+                <w:szCs w:val="24"/>
+                <w:lang w:val="en-US"/>
+              </w:rPr>
+              <w:t xml:space="preserve"> %}</w:t>
             </w:r>
           </w:p>
         </w:tc>
@@ -3020,7 +3582,27 @@
                 <w:szCs w:val="24"/>
                 <w:lang w:val="en-US" w:eastAsia="ru-RU"/>
               </w:rPr>
-              <w:t>{%tr for item in semesters %}</w:t>
+              <w:t>{%</w:t>
+            </w:r>
+            <w:proofErr w:type="spellStart"/>
+            <w:r>
+              <w:rPr>
+                <w:rFonts w:ascii="Times New Roman" w:hAnsi="Times New Roman" w:cs="Times New Roman"/>
+                <w:sz w:val="24"/>
+                <w:szCs w:val="24"/>
+                <w:lang w:val="en-US" w:eastAsia="ru-RU"/>
+              </w:rPr>
+              <w:t>tr</w:t>
+            </w:r>
+            <w:proofErr w:type="spellEnd"/>
+            <w:r>
+              <w:rPr>
+                <w:rFonts w:ascii="Times New Roman" w:hAnsi="Times New Roman" w:cs="Times New Roman"/>
+                <w:sz w:val="24"/>
+                <w:szCs w:val="24"/>
+                <w:lang w:val="en-US" w:eastAsia="ru-RU"/>
+              </w:rPr>
+              <w:t xml:space="preserve"> for item in semesters %}</w:t>
             </w:r>
           </w:p>
         </w:tc>
@@ -3081,8 +3663,9 @@
                 <w:szCs w:val="24"/>
                 <w:lang w:val="en-US" w:eastAsia="ru-RU"/>
               </w:rPr>
-              <w:t>{{ item.kurs}}</w:t>
-            </w:r>
+              <w:t xml:space="preserve">{{ </w:t>
+            </w:r>
+            <w:proofErr w:type="spellStart"/>
             <w:r>
               <w:rPr>
                 <w:rFonts w:ascii="Times New Roman" w:hAnsi="Times New Roman" w:cs="Times New Roman"/>
@@ -3090,6 +3673,25 @@
                 <w:szCs w:val="24"/>
                 <w:lang w:val="en-US" w:eastAsia="ru-RU"/>
               </w:rPr>
+              <w:t>item.kurs</w:t>
+            </w:r>
+            <w:proofErr w:type="spellEnd"/>
+            <w:r>
+              <w:rPr>
+                <w:rFonts w:ascii="Times New Roman" w:hAnsi="Times New Roman" w:cs="Times New Roman"/>
+                <w:sz w:val="24"/>
+                <w:szCs w:val="24"/>
+                <w:lang w:val="en-US" w:eastAsia="ru-RU"/>
+              </w:rPr>
+              <w:t>}}</w:t>
+            </w:r>
+            <w:r>
+              <w:rPr>
+                <w:rFonts w:ascii="Times New Roman" w:hAnsi="Times New Roman" w:cs="Times New Roman"/>
+                <w:sz w:val="24"/>
+                <w:szCs w:val="24"/>
+                <w:lang w:val="en-US" w:eastAsia="ru-RU"/>
+              </w:rPr>
               <w:t xml:space="preserve"> </w:t>
             </w:r>
             <w:r>
@@ -3108,7 +3710,27 @@
                 <w:szCs w:val="24"/>
                 <w:lang w:val="en-US" w:eastAsia="ru-RU"/>
               </w:rPr>
-              <w:t xml:space="preserve"> / {{item.num}} </w:t>
+              <w:t xml:space="preserve"> / {{</w:t>
+            </w:r>
+            <w:proofErr w:type="spellStart"/>
+            <w:r>
+              <w:rPr>
+                <w:rFonts w:ascii="Times New Roman" w:hAnsi="Times New Roman" w:cs="Times New Roman"/>
+                <w:sz w:val="24"/>
+                <w:szCs w:val="24"/>
+                <w:lang w:val="en-US" w:eastAsia="ru-RU"/>
+              </w:rPr>
+              <w:t>item.num</w:t>
+            </w:r>
+            <w:proofErr w:type="spellEnd"/>
+            <w:r>
+              <w:rPr>
+                <w:rFonts w:ascii="Times New Roman" w:hAnsi="Times New Roman" w:cs="Times New Roman"/>
+                <w:sz w:val="24"/>
+                <w:szCs w:val="24"/>
+                <w:lang w:val="en-US" w:eastAsia="ru-RU"/>
+              </w:rPr>
+              <w:t xml:space="preserve">}} </w:t>
             </w:r>
             <w:r>
               <w:rPr>
@@ -3145,7 +3767,27 @@
                 <w:szCs w:val="24"/>
                 <w:lang w:val="en-US" w:eastAsia="ru-RU"/>
               </w:rPr>
-              <w:t>{{ item.zet }}</w:t>
+              <w:t xml:space="preserve">{{ </w:t>
+            </w:r>
+            <w:proofErr w:type="spellStart"/>
+            <w:r>
+              <w:rPr>
+                <w:rFonts w:ascii="Times New Roman" w:hAnsi="Times New Roman" w:cs="Times New Roman"/>
+                <w:sz w:val="24"/>
+                <w:szCs w:val="24"/>
+                <w:lang w:val="en-US" w:eastAsia="ru-RU"/>
+              </w:rPr>
+              <w:t>item.zet</w:t>
+            </w:r>
+            <w:proofErr w:type="spellEnd"/>
+            <w:r>
+              <w:rPr>
+                <w:rFonts w:ascii="Times New Roman" w:hAnsi="Times New Roman" w:cs="Times New Roman"/>
+                <w:sz w:val="24"/>
+                <w:szCs w:val="24"/>
+                <w:lang w:val="en-US" w:eastAsia="ru-RU"/>
+              </w:rPr>
+              <w:t xml:space="preserve"> }}</w:t>
             </w:r>
           </w:p>
         </w:tc>
@@ -3173,7 +3815,27 @@
                 <w:szCs w:val="24"/>
                 <w:lang w:val="en-US" w:eastAsia="ru-RU"/>
               </w:rPr>
-              <w:t xml:space="preserve">{{ item.weeks }} </w:t>
+              <w:t xml:space="preserve">{{ </w:t>
+            </w:r>
+            <w:proofErr w:type="spellStart"/>
+            <w:r>
+              <w:rPr>
+                <w:rFonts w:ascii="Times New Roman" w:hAnsi="Times New Roman" w:cs="Times New Roman"/>
+                <w:sz w:val="24"/>
+                <w:szCs w:val="24"/>
+                <w:lang w:val="en-US" w:eastAsia="ru-RU"/>
+              </w:rPr>
+              <w:t>item.weeks</w:t>
+            </w:r>
+            <w:proofErr w:type="spellEnd"/>
+            <w:r>
+              <w:rPr>
+                <w:rFonts w:ascii="Times New Roman" w:hAnsi="Times New Roman" w:cs="Times New Roman"/>
+                <w:sz w:val="24"/>
+                <w:szCs w:val="24"/>
+                <w:lang w:val="en-US" w:eastAsia="ru-RU"/>
+              </w:rPr>
+              <w:t xml:space="preserve"> }} </w:t>
             </w:r>
             <w:r>
               <w:rPr>
@@ -3200,7 +3862,27 @@
                 <w:szCs w:val="24"/>
                 <w:lang w:val="en-US" w:eastAsia="ru-RU"/>
               </w:rPr>
-              <w:t xml:space="preserve">/ {{ item.srs_hours }} </w:t>
+              <w:t xml:space="preserve">/ {{ </w:t>
+            </w:r>
+            <w:proofErr w:type="spellStart"/>
+            <w:r>
+              <w:rPr>
+                <w:rFonts w:ascii="Times New Roman" w:hAnsi="Times New Roman" w:cs="Times New Roman"/>
+                <w:sz w:val="24"/>
+                <w:szCs w:val="24"/>
+                <w:lang w:val="en-US" w:eastAsia="ru-RU"/>
+              </w:rPr>
+              <w:t>item.srs_hours</w:t>
+            </w:r>
+            <w:proofErr w:type="spellEnd"/>
+            <w:r>
+              <w:rPr>
+                <w:rFonts w:ascii="Times New Roman" w:hAnsi="Times New Roman" w:cs="Times New Roman"/>
+                <w:sz w:val="24"/>
+                <w:szCs w:val="24"/>
+                <w:lang w:val="en-US" w:eastAsia="ru-RU"/>
+              </w:rPr>
+              <w:t xml:space="preserve"> }} </w:t>
             </w:r>
             <w:r>
               <w:rPr>
@@ -3239,6 +3921,7 @@
               </w:rPr>
               <w:t xml:space="preserve">{{ </w:t>
             </w:r>
+            <w:proofErr w:type="spellStart"/>
             <w:r>
               <w:rPr>
                 <w:rFonts w:ascii="Times New Roman" w:hAnsi="Times New Roman" w:cs="Times New Roman"/>
@@ -3255,7 +3938,17 @@
                 <w:szCs w:val="24"/>
                 <w:lang w:val="en-US" w:eastAsia="ru-RU"/>
               </w:rPr>
-              <w:t>tic }}</w:t>
+              <w:t>tic</w:t>
+            </w:r>
+            <w:proofErr w:type="spellEnd"/>
+            <w:r>
+              <w:rPr>
+                <w:rFonts w:ascii="Times New Roman" w:hAnsi="Times New Roman" w:cs="Times New Roman"/>
+                <w:sz w:val="24"/>
+                <w:szCs w:val="24"/>
+                <w:lang w:val="en-US" w:eastAsia="ru-RU"/>
+              </w:rPr>
+              <w:t xml:space="preserve"> }}</w:t>
             </w:r>
           </w:p>
         </w:tc>
@@ -3291,6 +3984,7 @@
               </w:rPr>
               <w:t>{%</w:t>
             </w:r>
+            <w:proofErr w:type="spellStart"/>
             <w:r>
               <w:rPr>
                 <w:rFonts w:ascii="Times New Roman" w:hAnsi="Times New Roman" w:cs="Times New Roman"/>
@@ -3300,6 +3994,7 @@
               </w:rPr>
               <w:t>tr</w:t>
             </w:r>
+            <w:proofErr w:type="spellEnd"/>
             <w:r>
               <w:rPr>
                 <w:rFonts w:ascii="Times New Roman" w:hAnsi="Times New Roman" w:cs="Times New Roman"/>
@@ -3307,7 +4002,27 @@
                 <w:szCs w:val="24"/>
                 <w:lang w:val="en-US" w:eastAsia="ru-RU"/>
               </w:rPr>
-              <w:t xml:space="preserve"> endfor %}</w:t>
+              <w:t xml:space="preserve"> </w:t>
+            </w:r>
+            <w:proofErr w:type="spellStart"/>
+            <w:r>
+              <w:rPr>
+                <w:rFonts w:ascii="Times New Roman" w:hAnsi="Times New Roman" w:cs="Times New Roman"/>
+                <w:sz w:val="24"/>
+                <w:szCs w:val="24"/>
+                <w:lang w:val="en-US" w:eastAsia="ru-RU"/>
+              </w:rPr>
+              <w:t>endfor</w:t>
+            </w:r>
+            <w:proofErr w:type="spellEnd"/>
+            <w:r>
+              <w:rPr>
+                <w:rFonts w:ascii="Times New Roman" w:hAnsi="Times New Roman" w:cs="Times New Roman"/>
+                <w:sz w:val="24"/>
+                <w:szCs w:val="24"/>
+                <w:lang w:val="en-US" w:eastAsia="ru-RU"/>
+              </w:rPr>
+              <w:t xml:space="preserve"> %}</w:t>
             </w:r>
           </w:p>
         </w:tc>
@@ -3344,6 +4059,7 @@
           <w:szCs w:val="28"/>
         </w:rPr>
       </w:pPr>
+      <w:proofErr w:type="gramStart"/>
       <w:r>
         <w:rPr>
           <w:rFonts w:ascii="Times New Roman" w:hAnsi="Times New Roman" w:cs="Times New Roman"/>
@@ -3352,14 +4068,25 @@
         </w:rPr>
         <w:t xml:space="preserve">{{ </w:t>
       </w:r>
+      <w:proofErr w:type="spellStart"/>
       <w:r>
         <w:rPr>
           <w:rFonts w:ascii="Times New Roman" w:hAnsi="Times New Roman" w:cs="Times New Roman"/>
           <w:sz w:val="24"/>
           <w:szCs w:val="28"/>
         </w:rPr>
-        <w:t>practice_content_text</w:t>
-      </w:r>
+        <w:t>practice</w:t>
+      </w:r>
+      <w:proofErr w:type="gramEnd"/>
+      <w:r>
+        <w:rPr>
+          <w:rFonts w:ascii="Times New Roman" w:hAnsi="Times New Roman" w:cs="Times New Roman"/>
+          <w:sz w:val="24"/>
+          <w:szCs w:val="28"/>
+        </w:rPr>
+        <w:t>_content_text</w:t>
+      </w:r>
+      <w:proofErr w:type="spellEnd"/>
       <w:r>
         <w:rPr>
           <w:rFonts w:ascii="Times New Roman" w:hAnsi="Times New Roman" w:cs="Times New Roman"/>
@@ -3555,8 +4282,9 @@
                 <w:szCs w:val="24"/>
                 <w:lang w:val="en-US"/>
               </w:rPr>
-              <w:t xml:space="preserve">{%tr for item in </w:t>
-            </w:r>
+              <w:t>{%</w:t>
+            </w:r>
+            <w:proofErr w:type="spellStart"/>
             <w:r>
               <w:rPr>
                 <w:rFonts w:ascii="Times New Roman" w:eastAsia="Times New Roman" w:hAnsi="Times New Roman" w:cs="Times New Roman"/>
@@ -3565,8 +4293,31 @@
                 <w:szCs w:val="24"/>
                 <w:lang w:val="en-US"/>
               </w:rPr>
+              <w:t>tr</w:t>
+            </w:r>
+            <w:proofErr w:type="spellEnd"/>
+            <w:r>
+              <w:rPr>
+                <w:rFonts w:ascii="Times New Roman" w:eastAsia="Times New Roman" w:hAnsi="Times New Roman" w:cs="Times New Roman"/>
+                <w:iCs/>
+                <w:sz w:val="24"/>
+                <w:szCs w:val="24"/>
+                <w:lang w:val="en-US"/>
+              </w:rPr>
+              <w:t xml:space="preserve"> for item in </w:t>
+            </w:r>
+            <w:proofErr w:type="spellStart"/>
+            <w:r>
+              <w:rPr>
+                <w:rFonts w:ascii="Times New Roman" w:eastAsia="Times New Roman" w:hAnsi="Times New Roman" w:cs="Times New Roman"/>
+                <w:iCs/>
+                <w:sz w:val="24"/>
+                <w:szCs w:val="24"/>
+                <w:lang w:val="en-US"/>
+              </w:rPr>
               <w:t>practice_content</w:t>
             </w:r>
+            <w:proofErr w:type="spellEnd"/>
             <w:r>
               <w:rPr>
                 <w:rFonts w:ascii="Times New Roman" w:eastAsia="Times New Roman" w:hAnsi="Times New Roman" w:cs="Times New Roman"/>
@@ -3603,7 +4354,25 @@
                 <w:szCs w:val="24"/>
                 <w:lang w:val="en-US"/>
               </w:rPr>
-              <w:t>{{ item.num }}</w:t>
+              <w:t xml:space="preserve">{{ </w:t>
+            </w:r>
+            <w:proofErr w:type="spellStart"/>
+            <w:r>
+              <w:rPr>
+                <w:rFonts w:eastAsia="Times New Roman"/>
+                <w:szCs w:val="24"/>
+                <w:lang w:val="en-US"/>
+              </w:rPr>
+              <w:t>item.num</w:t>
+            </w:r>
+            <w:proofErr w:type="spellEnd"/>
+            <w:r>
+              <w:rPr>
+                <w:rFonts w:eastAsia="Times New Roman"/>
+                <w:szCs w:val="24"/>
+                <w:lang w:val="en-US"/>
+              </w:rPr>
+              <w:t xml:space="preserve"> }}</w:t>
             </w:r>
           </w:p>
         </w:tc>
@@ -3632,7 +4401,27 @@
                 <w:szCs w:val="24"/>
                 <w:lang w:val="en-US"/>
               </w:rPr>
-              <w:t>{{ item.part }}</w:t>
+              <w:t xml:space="preserve">{{ </w:t>
+            </w:r>
+            <w:proofErr w:type="spellStart"/>
+            <w:r>
+              <w:rPr>
+                <w:rFonts w:ascii="Times New Roman" w:eastAsia="Times New Roman" w:hAnsi="Times New Roman" w:cs="Times New Roman"/>
+                <w:sz w:val="24"/>
+                <w:szCs w:val="24"/>
+                <w:lang w:val="en-US"/>
+              </w:rPr>
+              <w:t>item.part</w:t>
+            </w:r>
+            <w:proofErr w:type="spellEnd"/>
+            <w:r>
+              <w:rPr>
+                <w:rFonts w:ascii="Times New Roman" w:eastAsia="Times New Roman" w:hAnsi="Times New Roman" w:cs="Times New Roman"/>
+                <w:sz w:val="24"/>
+                <w:szCs w:val="24"/>
+                <w:lang w:val="en-US"/>
+              </w:rPr>
+              <w:t xml:space="preserve"> }}</w:t>
             </w:r>
           </w:p>
         </w:tc>
@@ -3661,7 +4450,27 @@
                 <w:szCs w:val="24"/>
                 <w:lang w:val="en-US"/>
               </w:rPr>
-              <w:t>{{ item.content }}</w:t>
+              <w:t xml:space="preserve">{{ </w:t>
+            </w:r>
+            <w:proofErr w:type="spellStart"/>
+            <w:r>
+              <w:rPr>
+                <w:rFonts w:ascii="Times New Roman" w:eastAsia="Times New Roman" w:hAnsi="Times New Roman" w:cs="Times New Roman"/>
+                <w:sz w:val="24"/>
+                <w:szCs w:val="24"/>
+                <w:lang w:val="en-US"/>
+              </w:rPr>
+              <w:t>item.content</w:t>
+            </w:r>
+            <w:proofErr w:type="spellEnd"/>
+            <w:r>
+              <w:rPr>
+                <w:rFonts w:ascii="Times New Roman" w:eastAsia="Times New Roman" w:hAnsi="Times New Roman" w:cs="Times New Roman"/>
+                <w:sz w:val="24"/>
+                <w:szCs w:val="24"/>
+                <w:lang w:val="en-US"/>
+              </w:rPr>
+              <w:t xml:space="preserve"> }}</w:t>
             </w:r>
           </w:p>
         </w:tc>
@@ -3694,7 +4503,47 @@
                 <w:szCs w:val="24"/>
                 <w:lang w:val="en-US"/>
               </w:rPr>
-              <w:t>{%tr endfor %}</w:t>
+              <w:t>{%</w:t>
+            </w:r>
+            <w:proofErr w:type="spellStart"/>
+            <w:r>
+              <w:rPr>
+                <w:rFonts w:ascii="Times New Roman" w:eastAsia="Times New Roman" w:hAnsi="Times New Roman" w:cs="Times New Roman"/>
+                <w:sz w:val="24"/>
+                <w:szCs w:val="24"/>
+                <w:lang w:val="en-US"/>
+              </w:rPr>
+              <w:t>tr</w:t>
+            </w:r>
+            <w:proofErr w:type="spellEnd"/>
+            <w:r>
+              <w:rPr>
+                <w:rFonts w:ascii="Times New Roman" w:eastAsia="Times New Roman" w:hAnsi="Times New Roman" w:cs="Times New Roman"/>
+                <w:sz w:val="24"/>
+                <w:szCs w:val="24"/>
+                <w:lang w:val="en-US"/>
+              </w:rPr>
+              <w:t xml:space="preserve"> </w:t>
+            </w:r>
+            <w:proofErr w:type="spellStart"/>
+            <w:r>
+              <w:rPr>
+                <w:rFonts w:ascii="Times New Roman" w:eastAsia="Times New Roman" w:hAnsi="Times New Roman" w:cs="Times New Roman"/>
+                <w:sz w:val="24"/>
+                <w:szCs w:val="24"/>
+                <w:lang w:val="en-US"/>
+              </w:rPr>
+              <w:t>endfor</w:t>
+            </w:r>
+            <w:proofErr w:type="spellEnd"/>
+            <w:r>
+              <w:rPr>
+                <w:rFonts w:ascii="Times New Roman" w:eastAsia="Times New Roman" w:hAnsi="Times New Roman" w:cs="Times New Roman"/>
+                <w:sz w:val="24"/>
+                <w:szCs w:val="24"/>
+                <w:lang w:val="en-US"/>
+              </w:rPr>
+              <w:t xml:space="preserve"> %}</w:t>
             </w:r>
           </w:p>
         </w:tc>
@@ -3935,6 +4784,7 @@
         </w:rPr>
         <w:t xml:space="preserve"> </w:t>
       </w:r>
+      <w:proofErr w:type="spellStart"/>
       <w:r>
         <w:rPr>
           <w:rFonts w:ascii="Times New Roman" w:eastAsia="Times New Roman" w:hAnsi="Times New Roman" w:cs="Times New Roman"/>
@@ -3968,6 +4818,7 @@
         </w:rPr>
         <w:t>report</w:t>
       </w:r>
+      <w:proofErr w:type="spellEnd"/>
       <w:r>
         <w:rPr>
           <w:rFonts w:ascii="Times New Roman" w:eastAsia="Times New Roman" w:hAnsi="Times New Roman" w:cs="Times New Roman"/>
@@ -4072,7 +4923,31 @@
           <w:szCs w:val="24"/>
           <w:lang w:val="en-US"/>
         </w:rPr>
-        <w:t xml:space="preserve"> endfor %}</w:t>
+        <w:t xml:space="preserve"> </w:t>
+      </w:r>
+      <w:proofErr w:type="spellStart"/>
+      <w:r>
+        <w:rPr>
+          <w:rFonts w:ascii="Times New Roman" w:eastAsia="Times New Roman" w:hAnsi="Times New Roman" w:cs="Times New Roman"/>
+          <w:iCs/>
+          <w:color w:val="000000"/>
+          <w:sz w:val="24"/>
+          <w:szCs w:val="24"/>
+          <w:lang w:val="en-US"/>
+        </w:rPr>
+        <w:t>endfor</w:t>
+      </w:r>
+      <w:proofErr w:type="spellEnd"/>
+      <w:r>
+        <w:rPr>
+          <w:rFonts w:ascii="Times New Roman" w:eastAsia="Times New Roman" w:hAnsi="Times New Roman" w:cs="Times New Roman"/>
+          <w:iCs/>
+          <w:color w:val="000000"/>
+          <w:sz w:val="24"/>
+          <w:szCs w:val="24"/>
+          <w:lang w:val="en-US"/>
+        </w:rPr>
+        <w:t xml:space="preserve"> %}</w:t>
       </w:r>
     </w:p>
     <w:p>
@@ -4116,6 +4991,7 @@
           <w:lang w:eastAsia="ru-RU"/>
         </w:rPr>
       </w:pPr>
+      <w:proofErr w:type="gramStart"/>
       <w:r>
         <w:rPr>
           <w:rFonts w:ascii="Times New Roman" w:eastAsia="Times New Roman" w:hAnsi="Times New Roman" w:cs="Times New Roman"/>
@@ -4126,6 +5002,7 @@
         </w:rPr>
         <w:t xml:space="preserve">{{ </w:t>
       </w:r>
+      <w:proofErr w:type="spellStart"/>
       <w:r>
         <w:rPr>
           <w:rFonts w:ascii="Times New Roman" w:eastAsia="Times New Roman" w:hAnsi="Times New Roman" w:cs="Times New Roman"/>
@@ -4134,8 +5011,20 @@
           <w:szCs w:val="28"/>
           <w:lang w:eastAsia="ru-RU"/>
         </w:rPr>
-        <w:t>practice_report_req</w:t>
-      </w:r>
+        <w:t>practice</w:t>
+      </w:r>
+      <w:proofErr w:type="gramEnd"/>
+      <w:r>
+        <w:rPr>
+          <w:rFonts w:ascii="Times New Roman" w:eastAsia="Times New Roman" w:hAnsi="Times New Roman" w:cs="Times New Roman"/>
+          <w:iCs/>
+          <w:sz w:val="24"/>
+          <w:szCs w:val="28"/>
+          <w:lang w:eastAsia="ru-RU"/>
+        </w:rPr>
+        <w:t>_report_req</w:t>
+      </w:r>
+      <w:proofErr w:type="spellEnd"/>
       <w:r>
         <w:rPr>
           <w:rFonts w:ascii="Times New Roman" w:eastAsia="Times New Roman" w:hAnsi="Times New Roman" w:cs="Times New Roman"/>
@@ -4384,7 +5273,47 @@
                 <w:szCs w:val="24"/>
                 <w:lang w:val="en-US"/>
               </w:rPr>
-              <w:t>{%tr for i in indicators%}</w:t>
+              <w:t>{%</w:t>
+            </w:r>
+            <w:proofErr w:type="spellStart"/>
+            <w:r>
+              <w:rPr>
+                <w:rFonts w:ascii="Times New Roman" w:hAnsi="Times New Roman" w:cs="Times New Roman"/>
+                <w:sz w:val="24"/>
+                <w:szCs w:val="24"/>
+                <w:lang w:val="en-US"/>
+              </w:rPr>
+              <w:t>tr</w:t>
+            </w:r>
+            <w:proofErr w:type="spellEnd"/>
+            <w:r>
+              <w:rPr>
+                <w:rFonts w:ascii="Times New Roman" w:hAnsi="Times New Roman" w:cs="Times New Roman"/>
+                <w:sz w:val="24"/>
+                <w:szCs w:val="24"/>
+                <w:lang w:val="en-US"/>
+              </w:rPr>
+              <w:t xml:space="preserve"> for </w:t>
+            </w:r>
+            <w:proofErr w:type="spellStart"/>
+            <w:r>
+              <w:rPr>
+                <w:rFonts w:ascii="Times New Roman" w:hAnsi="Times New Roman" w:cs="Times New Roman"/>
+                <w:sz w:val="24"/>
+                <w:szCs w:val="24"/>
+                <w:lang w:val="en-US"/>
+              </w:rPr>
+              <w:t>i</w:t>
+            </w:r>
+            <w:proofErr w:type="spellEnd"/>
+            <w:r>
+              <w:rPr>
+                <w:rFonts w:ascii="Times New Roman" w:hAnsi="Times New Roman" w:cs="Times New Roman"/>
+                <w:sz w:val="24"/>
+                <w:szCs w:val="24"/>
+                <w:lang w:val="en-US"/>
+              </w:rPr>
+              <w:t xml:space="preserve"> in indicators%}</w:t>
             </w:r>
           </w:p>
         </w:tc>
@@ -4411,7 +5340,29 @@
                 <w:szCs w:val="24"/>
                 <w:lang w:val="en-US"/>
               </w:rPr>
-              <w:t>{{ i.index }}</w:t>
+              <w:t xml:space="preserve">{{ </w:t>
+            </w:r>
+            <w:proofErr w:type="spellStart"/>
+            <w:r>
+              <w:rPr>
+                <w:rFonts w:ascii="Times New Roman" w:hAnsi="Times New Roman" w:cs="Times New Roman"/>
+                <w:bCs/>
+                <w:sz w:val="24"/>
+                <w:szCs w:val="24"/>
+                <w:lang w:val="en-US"/>
+              </w:rPr>
+              <w:t>i.index</w:t>
+            </w:r>
+            <w:proofErr w:type="spellEnd"/>
+            <w:r>
+              <w:rPr>
+                <w:rFonts w:ascii="Times New Roman" w:hAnsi="Times New Roman" w:cs="Times New Roman"/>
+                <w:bCs/>
+                <w:sz w:val="24"/>
+                <w:szCs w:val="24"/>
+                <w:lang w:val="en-US"/>
+              </w:rPr>
+              <w:t xml:space="preserve"> }}</w:t>
             </w:r>
           </w:p>
         </w:tc>
@@ -4436,7 +5387,29 @@
                 <w:szCs w:val="24"/>
                 <w:lang w:val="en-US"/>
               </w:rPr>
-              <w:t>{{i.criteria}}</w:t>
+              <w:t>{{</w:t>
+            </w:r>
+            <w:proofErr w:type="spellStart"/>
+            <w:r>
+              <w:rPr>
+                <w:rFonts w:ascii="Times New Roman" w:hAnsi="Times New Roman" w:cs="Times New Roman"/>
+                <w:bCs/>
+                <w:sz w:val="24"/>
+                <w:szCs w:val="24"/>
+                <w:lang w:val="en-US"/>
+              </w:rPr>
+              <w:t>i.criteria</w:t>
+            </w:r>
+            <w:proofErr w:type="spellEnd"/>
+            <w:r>
+              <w:rPr>
+                <w:rFonts w:ascii="Times New Roman" w:hAnsi="Times New Roman" w:cs="Times New Roman"/>
+                <w:bCs/>
+                <w:sz w:val="24"/>
+                <w:szCs w:val="24"/>
+                <w:lang w:val="en-US"/>
+              </w:rPr>
+              <w:t>}}</w:t>
             </w:r>
           </w:p>
         </w:tc>
@@ -4461,7 +5434,29 @@
                 <w:szCs w:val="24"/>
                 <w:lang w:val="en-US"/>
               </w:rPr>
-              <w:t>{{i.methods}}</w:t>
+              <w:t>{{</w:t>
+            </w:r>
+            <w:proofErr w:type="spellStart"/>
+            <w:r>
+              <w:rPr>
+                <w:rFonts w:ascii="Times New Roman" w:hAnsi="Times New Roman" w:cs="Times New Roman"/>
+                <w:bCs/>
+                <w:sz w:val="24"/>
+                <w:szCs w:val="24"/>
+                <w:lang w:val="en-US"/>
+              </w:rPr>
+              <w:t>i.methods</w:t>
+            </w:r>
+            <w:proofErr w:type="spellEnd"/>
+            <w:r>
+              <w:rPr>
+                <w:rFonts w:ascii="Times New Roman" w:hAnsi="Times New Roman" w:cs="Times New Roman"/>
+                <w:bCs/>
+                <w:sz w:val="24"/>
+                <w:szCs w:val="24"/>
+                <w:lang w:val="en-US"/>
+              </w:rPr>
+              <w:t>}}</w:t>
             </w:r>
           </w:p>
         </w:tc>
@@ -4488,7 +5483,47 @@
                 <w:szCs w:val="24"/>
                 <w:lang w:val="en-US"/>
               </w:rPr>
-              <w:t>{%tr endfor %}</w:t>
+              <w:t>{%</w:t>
+            </w:r>
+            <w:proofErr w:type="spellStart"/>
+            <w:r>
+              <w:rPr>
+                <w:rFonts w:ascii="Times New Roman" w:hAnsi="Times New Roman" w:cs="Times New Roman"/>
+                <w:sz w:val="24"/>
+                <w:szCs w:val="24"/>
+                <w:lang w:val="en-US"/>
+              </w:rPr>
+              <w:t>tr</w:t>
+            </w:r>
+            <w:proofErr w:type="spellEnd"/>
+            <w:r>
+              <w:rPr>
+                <w:rFonts w:ascii="Times New Roman" w:hAnsi="Times New Roman" w:cs="Times New Roman"/>
+                <w:sz w:val="24"/>
+                <w:szCs w:val="24"/>
+                <w:lang w:val="en-US"/>
+              </w:rPr>
+              <w:t xml:space="preserve"> </w:t>
+            </w:r>
+            <w:proofErr w:type="spellStart"/>
+            <w:r>
+              <w:rPr>
+                <w:rFonts w:ascii="Times New Roman" w:hAnsi="Times New Roman" w:cs="Times New Roman"/>
+                <w:sz w:val="24"/>
+                <w:szCs w:val="24"/>
+                <w:lang w:val="en-US"/>
+              </w:rPr>
+              <w:t>endfor</w:t>
+            </w:r>
+            <w:proofErr w:type="spellEnd"/>
+            <w:r>
+              <w:rPr>
+                <w:rFonts w:ascii="Times New Roman" w:hAnsi="Times New Roman" w:cs="Times New Roman"/>
+                <w:sz w:val="24"/>
+                <w:szCs w:val="24"/>
+                <w:lang w:val="en-US"/>
+              </w:rPr>
+              <w:t xml:space="preserve"> %}</w:t>
             </w:r>
           </w:p>
         </w:tc>
@@ -4563,6 +5598,7 @@
         </w:rPr>
         <w:t xml:space="preserve"> </w:t>
       </w:r>
+      <w:proofErr w:type="spellStart"/>
       <w:r>
         <w:rPr>
           <w:rFonts w:ascii="Times New Roman" w:hAnsi="Times New Roman" w:cs="Times New Roman"/>
@@ -4574,6 +5610,7 @@
         </w:rPr>
         <w:t>i</w:t>
       </w:r>
+      <w:proofErr w:type="spellEnd"/>
       <w:r>
         <w:rPr>
           <w:rFonts w:ascii="Times New Roman" w:hAnsi="Times New Roman" w:cs="Times New Roman"/>
@@ -4650,6 +5687,7 @@
         </w:rPr>
         <w:t xml:space="preserve">Промежуточная аттестация – </w:t>
       </w:r>
+      <w:proofErr w:type="gramStart"/>
       <w:r>
         <w:rPr>
           <w:rFonts w:ascii="Times New Roman" w:eastAsia="Times New Roman" w:hAnsi="Times New Roman" w:cs="Times New Roman"/>
@@ -4659,6 +5697,7 @@
         </w:rPr>
         <w:t xml:space="preserve">{{ </w:t>
       </w:r>
+      <w:proofErr w:type="spellStart"/>
       <w:r>
         <w:rPr>
           <w:rFonts w:ascii="Times New Roman" w:eastAsia="Times New Roman" w:hAnsi="Times New Roman" w:cs="Times New Roman"/>
@@ -4669,6 +5708,7 @@
         </w:rPr>
         <w:t>i</w:t>
       </w:r>
+      <w:proofErr w:type="spellEnd"/>
       <w:r>
         <w:rPr>
           <w:rFonts w:ascii="Times New Roman" w:eastAsia="Times New Roman" w:hAnsi="Times New Roman" w:cs="Times New Roman"/>
@@ -4688,6 +5728,7 @@
         </w:rPr>
         <w:t>title</w:t>
       </w:r>
+      <w:proofErr w:type="gramEnd"/>
       <w:r>
         <w:rPr>
           <w:rFonts w:ascii="Times New Roman" w:eastAsia="Times New Roman" w:hAnsi="Times New Roman" w:cs="Times New Roman"/>
@@ -4726,6 +5767,7 @@
         </w:rPr>
         <w:t xml:space="preserve"> </w:t>
       </w:r>
+      <w:proofErr w:type="gramStart"/>
       <w:r>
         <w:rPr>
           <w:rFonts w:ascii="Times New Roman" w:eastAsia="Times New Roman" w:hAnsi="Times New Roman" w:cs="Times New Roman"/>
@@ -4735,6 +5777,7 @@
         </w:rPr>
         <w:t xml:space="preserve">{{ </w:t>
       </w:r>
+      <w:proofErr w:type="spellStart"/>
       <w:r>
         <w:rPr>
           <w:rFonts w:ascii="Times New Roman" w:eastAsia="Times New Roman" w:hAnsi="Times New Roman" w:cs="Times New Roman"/>
@@ -4745,6 +5788,7 @@
         </w:rPr>
         <w:t>i</w:t>
       </w:r>
+      <w:proofErr w:type="spellEnd"/>
       <w:r>
         <w:rPr>
           <w:rFonts w:ascii="Times New Roman" w:eastAsia="Times New Roman" w:hAnsi="Times New Roman" w:cs="Times New Roman"/>
@@ -4764,6 +5808,7 @@
         </w:rPr>
         <w:t>tat</w:t>
       </w:r>
+      <w:proofErr w:type="gramEnd"/>
       <w:r>
         <w:rPr>
           <w:rFonts w:ascii="Times New Roman" w:eastAsia="Times New Roman" w:hAnsi="Times New Roman" w:cs="Times New Roman"/>
@@ -4816,6 +5861,7 @@
         </w:rPr>
         <w:t xml:space="preserve">Зачет проводится в форме </w:t>
       </w:r>
+      <w:proofErr w:type="gramStart"/>
       <w:r>
         <w:rPr>
           <w:rFonts w:ascii="Times New Roman" w:eastAsia="Times New Roman" w:hAnsi="Times New Roman" w:cs="Times New Roman"/>
@@ -4826,6 +5872,7 @@
         </w:rPr>
         <w:t xml:space="preserve">{{ </w:t>
       </w:r>
+      <w:proofErr w:type="spellStart"/>
       <w:r>
         <w:rPr>
           <w:rFonts w:ascii="Times New Roman" w:eastAsia="Times New Roman" w:hAnsi="Times New Roman" w:cs="Times New Roman"/>
@@ -4836,6 +5883,7 @@
         </w:rPr>
         <w:t>i</w:t>
       </w:r>
+      <w:proofErr w:type="spellEnd"/>
       <w:r>
         <w:rPr>
           <w:rFonts w:ascii="Times New Roman" w:eastAsia="Times New Roman" w:hAnsi="Times New Roman" w:cs="Times New Roman"/>
@@ -4856,6 +5904,7 @@
         </w:rPr>
         <w:t>form</w:t>
       </w:r>
+      <w:proofErr w:type="gramEnd"/>
       <w:r>
         <w:rPr>
           <w:rFonts w:ascii="Times New Roman" w:eastAsia="Times New Roman" w:hAnsi="Times New Roman" w:cs="Times New Roman"/>
@@ -4887,6 +5936,7 @@
           <w:szCs w:val="28"/>
         </w:rPr>
       </w:pPr>
+      <w:proofErr w:type="gramStart"/>
       <w:r>
         <w:rPr>
           <w:rFonts w:ascii="Times New Roman" w:hAnsi="Times New Roman" w:cs="Times New Roman"/>
@@ -4896,6 +5946,7 @@
         </w:rPr>
         <w:t xml:space="preserve">{{ </w:t>
       </w:r>
+      <w:proofErr w:type="spellStart"/>
       <w:r>
         <w:rPr>
           <w:rFonts w:ascii="Times New Roman" w:hAnsi="Times New Roman" w:cs="Times New Roman"/>
@@ -4906,6 +5957,7 @@
         </w:rPr>
         <w:t>i</w:t>
       </w:r>
+      <w:proofErr w:type="spellEnd"/>
       <w:r>
         <w:rPr>
           <w:rFonts w:ascii="Times New Roman" w:hAnsi="Times New Roman" w:cs="Times New Roman"/>
@@ -4915,6 +5967,7 @@
         </w:rPr>
         <w:t>.</w:t>
       </w:r>
+      <w:proofErr w:type="spellStart"/>
       <w:r>
         <w:rPr>
           <w:rFonts w:ascii="Times New Roman" w:hAnsi="Times New Roman" w:cs="Times New Roman"/>
@@ -4925,6 +5978,8 @@
         </w:rPr>
         <w:t>formabout</w:t>
       </w:r>
+      <w:proofErr w:type="spellEnd"/>
+      <w:proofErr w:type="gramEnd"/>
       <w:r>
         <w:rPr>
           <w:rFonts w:ascii="Times New Roman" w:hAnsi="Times New Roman" w:cs="Times New Roman"/>
@@ -4972,13 +6027,31 @@
           <w:sz w:val="24"/>
           <w:szCs w:val="28"/>
         </w:rPr>
-        <w:t xml:space="preserve">{%- </w:t>
+        <w:t>{%</w:t>
       </w:r>
       <w:r>
         <w:rPr>
           <w:rFonts w:ascii="Times New Roman" w:hAnsi="Times New Roman" w:cs="Times New Roman"/>
           <w:sz w:val="24"/>
           <w:szCs w:val="28"/>
+        </w:rPr>
+        <w:t>-</w:t>
+      </w:r>
+      <w:bookmarkStart w:id="3" w:name="_GoBack"/>
+      <w:bookmarkEnd w:id="3"/>
+      <w:r>
+        <w:rPr>
+          <w:rFonts w:ascii="Times New Roman" w:hAnsi="Times New Roman" w:cs="Times New Roman"/>
+          <w:sz w:val="24"/>
+          <w:szCs w:val="28"/>
+        </w:rPr>
+        <w:t xml:space="preserve"> </w:t>
+      </w:r>
+      <w:r>
+        <w:rPr>
+          <w:rFonts w:ascii="Times New Roman" w:hAnsi="Times New Roman" w:cs="Times New Roman"/>
+          <w:sz w:val="24"/>
+          <w:szCs w:val="28"/>
           <w:lang w:val="en-US"/>
         </w:rPr>
         <w:t>if</w:t>
@@ -4991,6 +6064,7 @@
         </w:rPr>
         <w:t xml:space="preserve"> </w:t>
       </w:r>
+      <w:proofErr w:type="spellStart"/>
       <w:r>
         <w:rPr>
           <w:rFonts w:ascii="Times New Roman" w:hAnsi="Times New Roman" w:cs="Times New Roman"/>
@@ -5000,6 +6074,7 @@
         </w:rPr>
         <w:t>i</w:t>
       </w:r>
+      <w:proofErr w:type="spellEnd"/>
       <w:r>
         <w:rPr>
           <w:rFonts w:ascii="Times New Roman" w:hAnsi="Times New Roman" w:cs="Times New Roman"/>
@@ -5025,6 +6100,7 @@
         </w:rPr>
         <w:t xml:space="preserve"> == ‘</w:t>
       </w:r>
+      <w:proofErr w:type="spellStart"/>
       <w:r>
         <w:rPr>
           <w:rFonts w:ascii="Times New Roman" w:hAnsi="Times New Roman" w:cs="Times New Roman"/>
@@ -5034,6 +6110,7 @@
         </w:rPr>
         <w:t>zach</w:t>
       </w:r>
+      <w:proofErr w:type="spellEnd"/>
       <w:r>
         <w:rPr>
           <w:rFonts w:ascii="Times New Roman" w:hAnsi="Times New Roman" w:cs="Times New Roman"/>
@@ -5161,7 +6238,29 @@
                 <w:szCs w:val="24"/>
                 <w:lang w:val="en-US"/>
               </w:rPr>
-              <w:t>{{ i.passed }}</w:t>
+              <w:t xml:space="preserve">{{ </w:t>
+            </w:r>
+            <w:proofErr w:type="spellStart"/>
+            <w:r>
+              <w:rPr>
+                <w:rFonts w:ascii="Times New Roman" w:hAnsi="Times New Roman" w:cs="Times New Roman"/>
+                <w:bCs/>
+                <w:sz w:val="24"/>
+                <w:szCs w:val="24"/>
+                <w:lang w:val="en-US"/>
+              </w:rPr>
+              <w:t>i.passed</w:t>
+            </w:r>
+            <w:proofErr w:type="spellEnd"/>
+            <w:r>
+              <w:rPr>
+                <w:rFonts w:ascii="Times New Roman" w:hAnsi="Times New Roman" w:cs="Times New Roman"/>
+                <w:bCs/>
+                <w:sz w:val="24"/>
+                <w:szCs w:val="24"/>
+                <w:lang w:val="en-US"/>
+              </w:rPr>
+              <w:t xml:space="preserve"> }}</w:t>
             </w:r>
           </w:p>
         </w:tc>
@@ -5189,7 +6288,29 @@
                 <w:szCs w:val="24"/>
                 <w:lang w:val="en-US"/>
               </w:rPr>
-              <w:t>{{ i.unpassed }}</w:t>
+              <w:t xml:space="preserve">{{ </w:t>
+            </w:r>
+            <w:proofErr w:type="spellStart"/>
+            <w:r>
+              <w:rPr>
+                <w:rFonts w:ascii="Times New Roman" w:hAnsi="Times New Roman" w:cs="Times New Roman"/>
+                <w:bCs/>
+                <w:sz w:val="24"/>
+                <w:szCs w:val="24"/>
+                <w:lang w:val="en-US"/>
+              </w:rPr>
+              <w:t>i.unpassed</w:t>
+            </w:r>
+            <w:proofErr w:type="spellEnd"/>
+            <w:r>
+              <w:rPr>
+                <w:rFonts w:ascii="Times New Roman" w:hAnsi="Times New Roman" w:cs="Times New Roman"/>
+                <w:bCs/>
+                <w:sz w:val="24"/>
+                <w:szCs w:val="24"/>
+                <w:lang w:val="en-US"/>
+              </w:rPr>
+              <w:t xml:space="preserve"> }}</w:t>
             </w:r>
           </w:p>
         </w:tc>
@@ -5216,29 +6337,7 @@
           <w:szCs w:val="28"/>
           <w:lang w:val="en-US"/>
         </w:rPr>
-        <w:t>{%</w:t>
-      </w:r>
-      <w:r>
-        <w:rPr>
-          <w:rFonts w:ascii="Times New Roman" w:hAnsi="Times New Roman" w:cs="Times New Roman"/>
-          <w:bCs/>
-          <w:iCs/>
-          <w:sz w:val="24"/>
-          <w:szCs w:val="28"/>
-          <w:lang w:val="en-US"/>
-        </w:rPr>
-        <w:t>-</w:t>
-      </w:r>
-      <w:r>
-        <w:rPr>
-          <w:rFonts w:ascii="Times New Roman" w:hAnsi="Times New Roman" w:cs="Times New Roman"/>
-          <w:bCs/>
-          <w:iCs/>
-          <w:sz w:val="24"/>
-          <w:szCs w:val="28"/>
-          <w:lang w:val="en-US"/>
-        </w:rPr>
-        <w:t xml:space="preserve"> else %}</w:t>
+        <w:t>{% else %}</w:t>
       </w:r>
     </w:p>
     <w:tbl>
@@ -5387,7 +6486,27 @@
                 <w:sz w:val="24"/>
                 <w:lang w:val="en-US"/>
               </w:rPr>
-              <w:t>{{i.great}}</w:t>
+              <w:t>{{</w:t>
+            </w:r>
+            <w:proofErr w:type="spellStart"/>
+            <w:r>
+              <w:rPr>
+                <w:rFonts w:ascii="Times New Roman" w:hAnsi="Times New Roman" w:cs="Times New Roman"/>
+                <w:bCs/>
+                <w:sz w:val="24"/>
+                <w:lang w:val="en-US"/>
+              </w:rPr>
+              <w:t>i.great</w:t>
+            </w:r>
+            <w:proofErr w:type="spellEnd"/>
+            <w:r>
+              <w:rPr>
+                <w:rFonts w:ascii="Times New Roman" w:hAnsi="Times New Roman" w:cs="Times New Roman"/>
+                <w:bCs/>
+                <w:sz w:val="24"/>
+                <w:lang w:val="en-US"/>
+              </w:rPr>
+              <w:t>}}</w:t>
             </w:r>
           </w:p>
         </w:tc>
@@ -5414,7 +6533,27 @@
                 <w:sz w:val="24"/>
                 <w:lang w:val="en-US"/>
               </w:rPr>
-              <w:t>{{i.good}}</w:t>
+              <w:t>{{</w:t>
+            </w:r>
+            <w:proofErr w:type="spellStart"/>
+            <w:r>
+              <w:rPr>
+                <w:rFonts w:ascii="Times New Roman" w:hAnsi="Times New Roman" w:cs="Times New Roman"/>
+                <w:bCs/>
+                <w:sz w:val="24"/>
+                <w:lang w:val="en-US"/>
+              </w:rPr>
+              <w:t>i.good</w:t>
+            </w:r>
+            <w:proofErr w:type="spellEnd"/>
+            <w:r>
+              <w:rPr>
+                <w:rFonts w:ascii="Times New Roman" w:hAnsi="Times New Roman" w:cs="Times New Roman"/>
+                <w:bCs/>
+                <w:sz w:val="24"/>
+                <w:lang w:val="en-US"/>
+              </w:rPr>
+              <w:t>}}</w:t>
             </w:r>
           </w:p>
         </w:tc>
@@ -5441,7 +6580,17 @@
                 <w:sz w:val="24"/>
                 <w:lang w:val="en-US"/>
               </w:rPr>
-              <w:t>{{i.</w:t>
+              <w:t>{{</w:t>
+            </w:r>
+            <w:proofErr w:type="spellStart"/>
+            <w:r>
+              <w:rPr>
+                <w:rFonts w:ascii="Times New Roman" w:hAnsi="Times New Roman" w:cs="Times New Roman"/>
+                <w:bCs/>
+                <w:sz w:val="24"/>
+                <w:lang w:val="en-US"/>
+              </w:rPr>
+              <w:t>i.</w:t>
             </w:r>
             <w:r>
               <w:rPr>
@@ -5452,6 +6601,7 @@
               </w:rPr>
               <w:t>satisfactorily</w:t>
             </w:r>
+            <w:proofErr w:type="spellEnd"/>
             <w:r>
               <w:rPr>
                 <w:rFonts w:ascii="Times New Roman" w:hAnsi="Times New Roman" w:cs="Times New Roman"/>
@@ -5486,7 +6636,17 @@
                 <w:sz w:val="24"/>
                 <w:lang w:val="en-US"/>
               </w:rPr>
-              <w:t>{{i.</w:t>
+              <w:t>{{</w:t>
+            </w:r>
+            <w:proofErr w:type="spellStart"/>
+            <w:r>
+              <w:rPr>
+                <w:rFonts w:ascii="Times New Roman" w:hAnsi="Times New Roman" w:cs="Times New Roman"/>
+                <w:bCs/>
+                <w:sz w:val="24"/>
+                <w:lang w:val="en-US"/>
+              </w:rPr>
+              <w:t>i.</w:t>
             </w:r>
             <w:r>
               <w:rPr>
@@ -5497,6 +6657,7 @@
               </w:rPr>
               <w:t>unsatisfactory</w:t>
             </w:r>
+            <w:proofErr w:type="spellEnd"/>
             <w:r>
               <w:rPr>
                 <w:rFonts w:ascii="Times New Roman" w:hAnsi="Times New Roman" w:cs="Times New Roman"/>
@@ -5515,23 +6676,43 @@
         <w:spacing w:before="200" w:after="200"/>
         <w:rPr>
           <w:rFonts w:ascii="Times New Roman" w:hAnsi="Times New Roman" w:cs="Times New Roman"/>
-          <w:b/>
-          <w:bCs/>
-          <w:sz w:val="24"/>
-          <w:szCs w:val="24"/>
-          <w:lang w:val="en-US"/>
-        </w:rPr>
-      </w:pPr>
-      <w:r>
-        <w:rPr>
-          <w:rFonts w:ascii="Times New Roman" w:hAnsi="Times New Roman" w:cs="Times New Roman"/>
-          <w:b/>
-          <w:bCs/>
-          <w:sz w:val="24"/>
-          <w:szCs w:val="24"/>
-          <w:lang w:val="en-US"/>
-        </w:rPr>
-        <w:t>{% endif %}</w:t>
+          <w:bCs/>
+          <w:sz w:val="24"/>
+          <w:szCs w:val="24"/>
+          <w:lang w:val="en-US"/>
+        </w:rPr>
+      </w:pPr>
+      <w:r>
+        <w:rPr>
+          <w:rFonts w:ascii="Times New Roman" w:hAnsi="Times New Roman" w:cs="Times New Roman"/>
+          <w:bCs/>
+          <w:sz w:val="24"/>
+          <w:szCs w:val="24"/>
+          <w:lang w:val="en-US"/>
+        </w:rPr>
+        <w:t xml:space="preserve">{% </w:t>
+      </w:r>
+      <w:proofErr w:type="spellStart"/>
+      <w:r>
+        <w:rPr>
+          <w:rFonts w:ascii="Times New Roman" w:hAnsi="Times New Roman" w:cs="Times New Roman"/>
+          <w:bCs/>
+          <w:sz w:val="24"/>
+          <w:szCs w:val="24"/>
+          <w:lang w:val="en-US"/>
+        </w:rPr>
+        <w:t>endif</w:t>
+      </w:r>
+      <w:proofErr w:type="spellEnd"/>
+      <w:r>
+        <w:rPr>
+          <w:rFonts w:ascii="Times New Roman" w:hAnsi="Times New Roman" w:cs="Times New Roman"/>
+          <w:bCs/>
+          <w:sz w:val="24"/>
+          <w:szCs w:val="24"/>
+          <w:lang w:val="en-US"/>
+        </w:rPr>
+        <w:t xml:space="preserve"> %}</w:t>
       </w:r>
     </w:p>
     <w:p>
@@ -5539,45 +6720,43 @@
         <w:spacing w:before="200" w:after="200"/>
         <w:rPr>
           <w:rFonts w:ascii="Times New Roman" w:hAnsi="Times New Roman" w:cs="Times New Roman"/>
-          <w:b/>
-          <w:bCs/>
-          <w:sz w:val="24"/>
-          <w:szCs w:val="24"/>
-          <w:lang w:val="en-US"/>
-        </w:rPr>
-      </w:pPr>
-      <w:r>
-        <w:rPr>
-          <w:rFonts w:ascii="Times New Roman" w:hAnsi="Times New Roman" w:cs="Times New Roman"/>
-          <w:b/>
-          <w:bCs/>
-          <w:sz w:val="24"/>
-          <w:szCs w:val="24"/>
-          <w:lang w:val="en-US"/>
-        </w:rPr>
-        <w:t>{%</w:t>
-      </w:r>
-      <w:r>
-        <w:rPr>
-          <w:rFonts w:ascii="Times New Roman" w:hAnsi="Times New Roman" w:cs="Times New Roman"/>
-          <w:b/>
-          <w:bCs/>
-          <w:sz w:val="24"/>
-          <w:szCs w:val="24"/>
-          <w:lang w:val="en-US"/>
-        </w:rPr>
-        <w:t>-</w:t>
-      </w:r>
-      <w:r>
-        <w:rPr>
-          <w:rFonts w:ascii="Times New Roman" w:hAnsi="Times New Roman" w:cs="Times New Roman"/>
-          <w:b/>
-          <w:bCs/>
-          <w:sz w:val="24"/>
-          <w:szCs w:val="24"/>
-          <w:lang w:val="en-US"/>
-        </w:rPr>
-        <w:t xml:space="preserve"> endfor %}</w:t>
+          <w:bCs/>
+          <w:sz w:val="24"/>
+          <w:szCs w:val="24"/>
+          <w:lang w:val="en-US"/>
+        </w:rPr>
+      </w:pPr>
+      <w:r>
+        <w:rPr>
+          <w:rFonts w:ascii="Times New Roman" w:hAnsi="Times New Roman" w:cs="Times New Roman"/>
+          <w:bCs/>
+          <w:sz w:val="24"/>
+          <w:szCs w:val="24"/>
+          <w:lang w:val="en-US"/>
+        </w:rPr>
+        <w:t xml:space="preserve">{% </w:t>
+      </w:r>
+      <w:proofErr w:type="spellStart"/>
+      <w:r>
+        <w:rPr>
+          <w:rFonts w:ascii="Times New Roman" w:hAnsi="Times New Roman" w:cs="Times New Roman"/>
+          <w:bCs/>
+          <w:sz w:val="24"/>
+          <w:szCs w:val="24"/>
+          <w:lang w:val="en-US"/>
+        </w:rPr>
+        <w:t>endfor</w:t>
+      </w:r>
+      <w:proofErr w:type="spellEnd"/>
+      <w:r>
+        <w:rPr>
+          <w:rFonts w:ascii="Times New Roman" w:hAnsi="Times New Roman" w:cs="Times New Roman"/>
+          <w:bCs/>
+          <w:sz w:val="24"/>
+          <w:szCs w:val="24"/>
+          <w:lang w:val="en-US"/>
+        </w:rPr>
+        <w:t xml:space="preserve"> %}</w:t>
       </w:r>
     </w:p>
     <w:p>
@@ -5691,8 +6870,29 @@
           <w:szCs w:val="24"/>
           <w:lang w:val="en-US"/>
         </w:rPr>
-        <w:t xml:space="preserve"> for i in </w:t>
-      </w:r>
+        <w:t xml:space="preserve"> for </w:t>
+      </w:r>
+      <w:proofErr w:type="spellStart"/>
+      <w:r>
+        <w:rPr>
+          <w:rFonts w:ascii="Times New Roman" w:hAnsi="Times New Roman" w:cs="Times New Roman"/>
+          <w:sz w:val="24"/>
+          <w:szCs w:val="24"/>
+          <w:lang w:val="en-US"/>
+        </w:rPr>
+        <w:t>i</w:t>
+      </w:r>
+      <w:proofErr w:type="spellEnd"/>
+      <w:r>
+        <w:rPr>
+          <w:rFonts w:ascii="Times New Roman" w:hAnsi="Times New Roman" w:cs="Times New Roman"/>
+          <w:sz w:val="24"/>
+          <w:szCs w:val="24"/>
+          <w:lang w:val="en-US"/>
+        </w:rPr>
+        <w:t xml:space="preserve"> in </w:t>
+      </w:r>
+      <w:proofErr w:type="spellStart"/>
       <w:r>
         <w:rPr>
           <w:rFonts w:ascii="Times New Roman" w:hAnsi="Times New Roman" w:cs="Times New Roman"/>
@@ -5702,6 +6902,7 @@
         </w:rPr>
         <w:t>main_library</w:t>
       </w:r>
+      <w:proofErr w:type="spellEnd"/>
       <w:r>
         <w:rPr>
           <w:rFonts w:ascii="Times New Roman" w:hAnsi="Times New Roman" w:cs="Times New Roman"/>
@@ -5729,17 +6930,38 @@
           <w:szCs w:val="24"/>
           <w:lang w:val="en-US"/>
         </w:rPr>
-        <w:t xml:space="preserve">{{i.number}}. </w:t>
-      </w:r>
-      <w:r>
-        <w:rPr>
-          <w:rFonts w:ascii="Times New Roman" w:hAnsi="Times New Roman" w:cs="Times New Roman"/>
-          <w:sz w:val="24"/>
-          <w:szCs w:val="24"/>
-          <w:lang w:val="en-US"/>
-        </w:rPr>
         <w:t>{{</w:t>
       </w:r>
+      <w:proofErr w:type="spellStart"/>
+      <w:r>
+        <w:rPr>
+          <w:rFonts w:ascii="Times New Roman" w:hAnsi="Times New Roman" w:cs="Times New Roman"/>
+          <w:sz w:val="24"/>
+          <w:szCs w:val="24"/>
+          <w:lang w:val="en-US"/>
+        </w:rPr>
+        <w:t>i.number</w:t>
+      </w:r>
+      <w:proofErr w:type="spellEnd"/>
+      <w:r>
+        <w:rPr>
+          <w:rFonts w:ascii="Times New Roman" w:hAnsi="Times New Roman" w:cs="Times New Roman"/>
+          <w:sz w:val="24"/>
+          <w:szCs w:val="24"/>
+          <w:lang w:val="en-US"/>
+        </w:rPr>
+        <w:t xml:space="preserve">}}. </w:t>
+      </w:r>
+      <w:r>
+        <w:rPr>
+          <w:rFonts w:ascii="Times New Roman" w:hAnsi="Times New Roman" w:cs="Times New Roman"/>
+          <w:sz w:val="24"/>
+          <w:szCs w:val="24"/>
+          <w:lang w:val="en-US"/>
+        </w:rPr>
+        <w:t>{{</w:t>
+      </w:r>
+      <w:proofErr w:type="spellStart"/>
       <w:r>
         <w:rPr>
           <w:rFonts w:ascii="Times New Roman" w:hAnsi="Times New Roman" w:cs="Times New Roman"/>
@@ -5785,6 +7007,7 @@
         </w:rPr>
         <w:t>disc</w:t>
       </w:r>
+      <w:proofErr w:type="spellEnd"/>
       <w:r>
         <w:rPr>
           <w:rFonts w:ascii="Times New Roman" w:hAnsi="Times New Roman" w:cs="Times New Roman"/>
@@ -5829,6 +7052,7 @@
         </w:rPr>
         <w:t xml:space="preserve"> </w:t>
       </w:r>
+      <w:proofErr w:type="spellStart"/>
       <w:r>
         <w:rPr>
           <w:rFonts w:ascii="Times New Roman" w:hAnsi="Times New Roman" w:cs="Times New Roman"/>
@@ -5838,6 +7062,7 @@
         </w:rPr>
         <w:t>endfor</w:t>
       </w:r>
+      <w:proofErr w:type="spellEnd"/>
       <w:r>
         <w:rPr>
           <w:rFonts w:ascii="Times New Roman" w:hAnsi="Times New Roman" w:cs="Times New Roman"/>
@@ -5902,7 +7127,37 @@
           <w:szCs w:val="24"/>
           <w:lang w:val="en-US"/>
         </w:rPr>
-        <w:t xml:space="preserve"> for i in additional</w:t>
+        <w:t xml:space="preserve"> for </w:t>
+      </w:r>
+      <w:proofErr w:type="spellStart"/>
+      <w:r>
+        <w:rPr>
+          <w:rFonts w:ascii="Times New Roman" w:hAnsi="Times New Roman" w:cs="Times New Roman"/>
+          <w:sz w:val="24"/>
+          <w:szCs w:val="24"/>
+          <w:lang w:val="en-US"/>
+        </w:rPr>
+        <w:t>i</w:t>
+      </w:r>
+      <w:proofErr w:type="spellEnd"/>
+      <w:r>
+        <w:rPr>
+          <w:rFonts w:ascii="Times New Roman" w:hAnsi="Times New Roman" w:cs="Times New Roman"/>
+          <w:sz w:val="24"/>
+          <w:szCs w:val="24"/>
+          <w:lang w:val="en-US"/>
+        </w:rPr>
+        <w:t xml:space="preserve"> in </w:t>
+      </w:r>
+      <w:proofErr w:type="spellStart"/>
+      <w:r>
+        <w:rPr>
+          <w:rFonts w:ascii="Times New Roman" w:hAnsi="Times New Roman" w:cs="Times New Roman"/>
+          <w:sz w:val="24"/>
+          <w:szCs w:val="24"/>
+          <w:lang w:val="en-US"/>
+        </w:rPr>
+        <w:t>additional</w:t>
       </w:r>
       <w:r>
         <w:rPr>
@@ -5913,6 +7168,7 @@
         </w:rPr>
         <w:t>_library</w:t>
       </w:r>
+      <w:proofErr w:type="spellEnd"/>
       <w:r>
         <w:rPr>
           <w:rFonts w:ascii="Times New Roman" w:hAnsi="Times New Roman" w:cs="Times New Roman"/>
@@ -5940,7 +7196,47 @@
           <w:szCs w:val="24"/>
           <w:lang w:val="en-US"/>
         </w:rPr>
-        <w:t xml:space="preserve">{{i.number}}. {{i.bib_disc}} </w:t>
+        <w:t>{{</w:t>
+      </w:r>
+      <w:proofErr w:type="spellStart"/>
+      <w:r>
+        <w:rPr>
+          <w:rFonts w:ascii="Times New Roman" w:hAnsi="Times New Roman" w:cs="Times New Roman"/>
+          <w:sz w:val="24"/>
+          <w:szCs w:val="24"/>
+          <w:lang w:val="en-US"/>
+        </w:rPr>
+        <w:t>i.number</w:t>
+      </w:r>
+      <w:proofErr w:type="spellEnd"/>
+      <w:r>
+        <w:rPr>
+          <w:rFonts w:ascii="Times New Roman" w:hAnsi="Times New Roman" w:cs="Times New Roman"/>
+          <w:sz w:val="24"/>
+          <w:szCs w:val="24"/>
+          <w:lang w:val="en-US"/>
+        </w:rPr>
+        <w:t>}}. {{</w:t>
+      </w:r>
+      <w:proofErr w:type="spellStart"/>
+      <w:r>
+        <w:rPr>
+          <w:rFonts w:ascii="Times New Roman" w:hAnsi="Times New Roman" w:cs="Times New Roman"/>
+          <w:sz w:val="24"/>
+          <w:szCs w:val="24"/>
+          <w:lang w:val="en-US"/>
+        </w:rPr>
+        <w:t>i.bib_disc</w:t>
+      </w:r>
+      <w:proofErr w:type="spellEnd"/>
+      <w:r>
+        <w:rPr>
+          <w:rFonts w:ascii="Times New Roman" w:hAnsi="Times New Roman" w:cs="Times New Roman"/>
+          <w:sz w:val="24"/>
+          <w:szCs w:val="24"/>
+          <w:lang w:val="en-US"/>
+        </w:rPr>
+        <w:t xml:space="preserve">}} </w:t>
       </w:r>
     </w:p>
     <w:p>
@@ -5951,18 +7247,17 @@
           <w:rFonts w:ascii="Times New Roman" w:hAnsi="Times New Roman" w:cs="Times New Roman"/>
           <w:sz w:val="24"/>
           <w:szCs w:val="24"/>
-          <w:lang w:val="en-US"/>
-        </w:rPr>
-      </w:pPr>
-      <w:r>
-        <w:rPr>
-          <w:rFonts w:ascii="Times New Roman" w:hAnsi="Times New Roman" w:cs="Times New Roman"/>
-          <w:sz w:val="24"/>
-          <w:szCs w:val="24"/>
-          <w:lang w:val="en-US"/>
+        </w:rPr>
+      </w:pPr>
+      <w:r>
+        <w:rPr>
+          <w:rFonts w:ascii="Times New Roman" w:hAnsi="Times New Roman" w:cs="Times New Roman"/>
+          <w:sz w:val="24"/>
+          <w:szCs w:val="24"/>
         </w:rPr>
         <w:t xml:space="preserve">{%- </w:t>
       </w:r>
+      <w:proofErr w:type="spellStart"/>
       <w:r>
         <w:rPr>
           <w:rFonts w:ascii="Times New Roman" w:hAnsi="Times New Roman" w:cs="Times New Roman"/>
@@ -5972,12 +7267,12 @@
         </w:rPr>
         <w:t>endfor</w:t>
       </w:r>
-      <w:r>
-        <w:rPr>
-          <w:rFonts w:ascii="Times New Roman" w:hAnsi="Times New Roman" w:cs="Times New Roman"/>
-          <w:sz w:val="24"/>
-          <w:szCs w:val="24"/>
-          <w:lang w:val="en-US"/>
+      <w:proofErr w:type="spellEnd"/>
+      <w:r>
+        <w:rPr>
+          <w:rFonts w:ascii="Times New Roman" w:hAnsi="Times New Roman" w:cs="Times New Roman"/>
+          <w:sz w:val="24"/>
+          <w:szCs w:val="24"/>
         </w:rPr>
         <w:t xml:space="preserve"> %}</w:t>
       </w:r>
@@ -5991,7 +7286,6 @@
           <w:bCs/>
           <w:sz w:val="24"/>
           <w:szCs w:val="24"/>
-          <w:lang w:val="en-US"/>
         </w:rPr>
       </w:pPr>
       <w:r>
@@ -6001,7 +7295,6 @@
           <w:bCs/>
           <w:sz w:val="24"/>
           <w:szCs w:val="24"/>
-          <w:lang w:val="en-US"/>
         </w:rPr>
         <w:t xml:space="preserve">9 </w:t>
       </w:r>
@@ -6022,7 +7315,6 @@
           <w:bCs/>
           <w:sz w:val="24"/>
           <w:szCs w:val="24"/>
-          <w:lang w:val="en-US"/>
         </w:rPr>
         <w:t xml:space="preserve"> </w:t>
       </w:r>
@@ -6043,7 +7335,6 @@
           <w:bCs/>
           <w:sz w:val="24"/>
           <w:szCs w:val="24"/>
-          <w:lang w:val="en-US"/>
         </w:rPr>
         <w:t xml:space="preserve"> </w:t>
       </w:r>
@@ -6065,15 +7356,14 @@
           <w:rFonts w:ascii="Times New Roman" w:hAnsi="Times New Roman" w:cs="Times New Roman"/>
           <w:sz w:val="24"/>
           <w:szCs w:val="24"/>
-          <w:lang w:val="en-US"/>
-        </w:rPr>
-      </w:pPr>
-      <w:r>
-        <w:rPr>
-          <w:rFonts w:ascii="Times New Roman" w:hAnsi="Times New Roman" w:cs="Times New Roman"/>
-          <w:sz w:val="24"/>
-          <w:szCs w:val="24"/>
-          <w:lang w:val="en-US"/>
+        </w:rPr>
+      </w:pPr>
+      <w:proofErr w:type="gramStart"/>
+      <w:r>
+        <w:rPr>
+          <w:rFonts w:ascii="Times New Roman" w:hAnsi="Times New Roman" w:cs="Times New Roman"/>
+          <w:sz w:val="24"/>
+          <w:szCs w:val="24"/>
         </w:rPr>
         <w:t xml:space="preserve">{{ </w:t>
       </w:r>
@@ -6091,7 +7381,6 @@
           <w:rFonts w:ascii="Times New Roman" w:hAnsi="Times New Roman" w:cs="Times New Roman"/>
           <w:sz w:val="24"/>
           <w:szCs w:val="24"/>
-          <w:lang w:val="en-US"/>
         </w:rPr>
         <w:t>.</w:t>
       </w:r>
@@ -6104,12 +7393,12 @@
         </w:rPr>
         <w:t>web</w:t>
       </w:r>
-      <w:r>
-        <w:rPr>
-          <w:rFonts w:ascii="Times New Roman" w:hAnsi="Times New Roman" w:cs="Times New Roman"/>
-          <w:sz w:val="24"/>
-          <w:szCs w:val="24"/>
-          <w:lang w:val="en-US"/>
+      <w:proofErr w:type="gramEnd"/>
+      <w:r>
+        <w:rPr>
+          <w:rFonts w:ascii="Times New Roman" w:hAnsi="Times New Roman" w:cs="Times New Roman"/>
+          <w:sz w:val="24"/>
+          <w:szCs w:val="24"/>
         </w:rPr>
         <w:t xml:space="preserve"> }}</w:t>
       </w:r>
@@ -6145,6 +7434,7 @@
           <w:szCs w:val="24"/>
         </w:rPr>
       </w:pPr>
+      <w:proofErr w:type="gramStart"/>
       <w:r>
         <w:rPr>
           <w:rFonts w:ascii="Times New Roman" w:hAnsi="Times New Roman" w:cs="Times New Roman"/>
@@ -6170,6 +7460,7 @@
         </w:rPr>
         <w:t>.</w:t>
       </w:r>
+      <w:proofErr w:type="spellStart"/>
       <w:r>
         <w:rPr>
           <w:rFonts w:ascii="Times New Roman" w:hAnsi="Times New Roman" w:cs="Times New Roman"/>
@@ -6178,6 +7469,8 @@
         </w:rPr>
         <w:t>bd</w:t>
       </w:r>
+      <w:proofErr w:type="spellEnd"/>
+      <w:proofErr w:type="gramEnd"/>
       <w:r>
         <w:rPr>
           <w:rFonts w:ascii="Times New Roman" w:hAnsi="Times New Roman" w:cs="Times New Roman"/>
@@ -6259,7 +7552,29 @@
           <w:szCs w:val="24"/>
           <w:lang w:val="en-US"/>
         </w:rPr>
-        <w:t>for i in software</w:t>
+        <w:t xml:space="preserve">for </w:t>
+      </w:r>
+      <w:proofErr w:type="spellStart"/>
+      <w:r>
+        <w:rPr>
+          <w:rFonts w:ascii="Times New Roman" w:hAnsi="Times New Roman" w:cs="Times New Roman"/>
+          <w:bCs/>
+          <w:sz w:val="24"/>
+          <w:szCs w:val="24"/>
+          <w:lang w:val="en-US"/>
+        </w:rPr>
+        <w:t>i</w:t>
+      </w:r>
+      <w:proofErr w:type="spellEnd"/>
+      <w:r>
+        <w:rPr>
+          <w:rFonts w:ascii="Times New Roman" w:hAnsi="Times New Roman" w:cs="Times New Roman"/>
+          <w:bCs/>
+          <w:sz w:val="24"/>
+          <w:szCs w:val="24"/>
+          <w:lang w:val="en-US"/>
+        </w:rPr>
+        <w:t xml:space="preserve"> in software</w:t>
       </w:r>
       <w:r>
         <w:rPr>
@@ -6291,17 +7606,40 @@
           <w:szCs w:val="24"/>
           <w:lang w:val="en-US"/>
         </w:rPr>
-        <w:t xml:space="preserve">{{i.number}}. </w:t>
-      </w:r>
-      <w:r>
-        <w:rPr>
-          <w:rFonts w:ascii="Times New Roman" w:hAnsi="Times New Roman" w:cs="Times New Roman"/>
-          <w:bCs/>
-          <w:sz w:val="24"/>
-          <w:szCs w:val="24"/>
-        </w:rPr>
         <w:t>{{</w:t>
       </w:r>
+      <w:proofErr w:type="spellStart"/>
+      <w:r>
+        <w:rPr>
+          <w:rFonts w:ascii="Times New Roman" w:hAnsi="Times New Roman" w:cs="Times New Roman"/>
+          <w:bCs/>
+          <w:sz w:val="24"/>
+          <w:szCs w:val="24"/>
+          <w:lang w:val="en-US"/>
+        </w:rPr>
+        <w:t>i.number</w:t>
+      </w:r>
+      <w:proofErr w:type="spellEnd"/>
+      <w:r>
+        <w:rPr>
+          <w:rFonts w:ascii="Times New Roman" w:hAnsi="Times New Roman" w:cs="Times New Roman"/>
+          <w:bCs/>
+          <w:sz w:val="24"/>
+          <w:szCs w:val="24"/>
+          <w:lang w:val="en-US"/>
+        </w:rPr>
+        <w:t xml:space="preserve">}}. </w:t>
+      </w:r>
+      <w:r>
+        <w:rPr>
+          <w:rFonts w:ascii="Times New Roman" w:hAnsi="Times New Roman" w:cs="Times New Roman"/>
+          <w:bCs/>
+          <w:sz w:val="24"/>
+          <w:szCs w:val="24"/>
+        </w:rPr>
+        <w:t>{{</w:t>
+      </w:r>
+      <w:proofErr w:type="spellStart"/>
       <w:r>
         <w:rPr>
           <w:rFonts w:ascii="Times New Roman" w:hAnsi="Times New Roman" w:cs="Times New Roman"/>
@@ -6312,6 +7650,7 @@
         </w:rPr>
         <w:t>i</w:t>
       </w:r>
+      <w:proofErr w:type="spellEnd"/>
       <w:r>
         <w:rPr>
           <w:rFonts w:ascii="Times New Roman" w:hAnsi="Times New Roman" w:cs="Times New Roman"/>
@@ -6361,6 +7700,7 @@
         </w:rPr>
         <w:t xml:space="preserve">{%- </w:t>
       </w:r>
+      <w:proofErr w:type="spellStart"/>
       <w:r>
         <w:rPr>
           <w:rFonts w:ascii="Times New Roman" w:hAnsi="Times New Roman" w:cs="Times New Roman"/>
@@ -6371,6 +7711,7 @@
         </w:rPr>
         <w:t>endfor</w:t>
       </w:r>
+      <w:proofErr w:type="spellEnd"/>
       <w:r>
         <w:rPr>
           <w:rFonts w:ascii="Times New Roman" w:hAnsi="Times New Roman" w:cs="Times New Roman"/>
@@ -6444,6 +7785,7 @@
         </w:rPr>
         <w:t xml:space="preserve"> </w:t>
       </w:r>
+      <w:proofErr w:type="spellStart"/>
       <w:r>
         <w:rPr>
           <w:rFonts w:ascii="Times New Roman" w:hAnsi="Times New Roman" w:cs="Times New Roman"/>
@@ -6454,6 +7796,7 @@
         </w:rPr>
         <w:t>i</w:t>
       </w:r>
+      <w:proofErr w:type="spellEnd"/>
       <w:r>
         <w:rPr>
           <w:rFonts w:ascii="Times New Roman" w:hAnsi="Times New Roman" w:cs="Times New Roman"/>
@@ -6525,6 +7868,7 @@
         </w:rPr>
         <w:t>{{</w:t>
       </w:r>
+      <w:proofErr w:type="spellStart"/>
       <w:r>
         <w:rPr>
           <w:rFonts w:ascii="Times New Roman" w:hAnsi="Times New Roman" w:cs="Times New Roman"/>
@@ -6555,6 +7899,7 @@
         </w:rPr>
         <w:t>number</w:t>
       </w:r>
+      <w:proofErr w:type="spellEnd"/>
       <w:r>
         <w:rPr>
           <w:rFonts w:ascii="Times New Roman" w:hAnsi="Times New Roman" w:cs="Times New Roman"/>
@@ -6574,6 +7919,7 @@
         </w:rPr>
         <w:t>{{</w:t>
       </w:r>
+      <w:proofErr w:type="spellStart"/>
       <w:r>
         <w:rPr>
           <w:rFonts w:ascii="Times New Roman" w:hAnsi="Times New Roman" w:cs="Times New Roman"/>
@@ -6584,6 +7930,7 @@
         </w:rPr>
         <w:t>i</w:t>
       </w:r>
+      <w:proofErr w:type="spellEnd"/>
       <w:r>
         <w:rPr>
           <w:rFonts w:ascii="Times New Roman" w:hAnsi="Times New Roman" w:cs="Times New Roman"/>
@@ -6632,6 +7979,7 @@
         </w:rPr>
         <w:t xml:space="preserve">{%- </w:t>
       </w:r>
+      <w:proofErr w:type="spellStart"/>
       <w:r>
         <w:rPr>
           <w:rFonts w:ascii="Times New Roman" w:hAnsi="Times New Roman" w:cs="Times New Roman"/>
@@ -6642,6 +7990,7 @@
         </w:rPr>
         <w:t>endfor</w:t>
       </w:r>
+      <w:proofErr w:type="spellEnd"/>
       <w:r>
         <w:rPr>
           <w:rFonts w:ascii="Times New Roman" w:hAnsi="Times New Roman" w:cs="Times New Roman"/>
@@ -6666,7 +8015,7 @@
 </file>
 
 <file path=word/endnotes.xml><?xml version="1.0" encoding="utf-8"?>
-<w:endnotes xmlns:wpc="http://schemas.microsoft.com/office/word/2010/wordprocessingCanvas" xmlns:cx="http://schemas.microsoft.com/office/drawing/2014/chartex" xmlns:cx1="http://schemas.microsoft.com/office/drawing/2015/9/8/chartex" xmlns:cx2="http://schemas.microsoft.com/office/drawing/2015/10/21/chartex" xmlns:cx3="http://schemas.microsoft.com/office/drawing/2016/5/9/chartex" xmlns:cx4="http://schemas.microsoft.com/office/drawing/2016/5/10/chartex" xmlns:cx5="http://schemas.microsoft.com/office/drawing/2016/5/11/chartex" xmlns:cx6="http://schemas.microsoft.com/office/drawing/2016/5/12/chartex" xmlns:cx7="http://schemas.microsoft.com/office/drawing/2016/5/13/chartex" xmlns:cx8="http://schemas.microsoft.com/office/drawing/2016/5/14/chartex" xmlns:mc="http://schemas.openxmlformats.org/markup-compatibility/2006" xmlns:aink="http://schemas.microsoft.com/office/drawing/2016/ink" xmlns:am3d="http://schemas.microsoft.com/office/drawing/2017/model3d" xmlns:o="urn:schemas-microsoft-com:office:office" xmlns:oel="http://schemas.microsoft.com/office/2019/extlst" xmlns:r="http://schemas.openxmlformats.org/officeDocument/2006/relationships" xmlns:m="http://schemas.openxmlformats.org/officeDocument/2006/math" xmlns:v="urn:schemas-microsoft-com:vml" xmlns:wp14="http://schemas.microsoft.com/office/word/2010/wordprocessingDrawing" xmlns:wp="http://schemas.openxmlformats.org/drawingml/2006/wordprocessingDrawing" xmlns:w10="urn:schemas-microsoft-com:office:word" xmlns:w="http://schemas.openxmlformats.org/wordprocessingml/2006/main" xmlns:w14="http://schemas.microsoft.com/office/word/2010/wordml" xmlns:w15="http://schemas.microsoft.com/office/word/2012/wordml" xmlns:w16cex="http://schemas.microsoft.com/office/word/2018/wordml/cex" xmlns:w16cid="http://schemas.microsoft.com/office/word/2016/wordml/cid" xmlns:w16="http://schemas.microsoft.com/office/word/2018/wordml" xmlns:w16du="http://schemas.microsoft.com/office/word/2023/wordml/word16du" xmlns:w16sdtdh="http://schemas.microsoft.com/office/word/2020/wordml/sdtdatahash" xmlns:w16sdtfl="http://schemas.microsoft.com/office/word/2024/wordml/sdtformatlock" xmlns:w16se="http://schemas.microsoft.com/office/word/2015/wordml/symex" xmlns:wpg="http://schemas.microsoft.com/office/word/2010/wordprocessingGroup" xmlns:wpi="http://schemas.microsoft.com/office/word/2010/wordprocessingInk" xmlns:wne="http://schemas.microsoft.com/office/word/2006/wordml" xmlns:wps="http://schemas.microsoft.com/office/word/2010/wordprocessingShape" mc:Ignorable="w14 w15 w16se w16cid w16 w16cex w16sdtdh w16sdtfl w16du wp14">
+<w:endnotes xmlns:wpc="http://schemas.microsoft.com/office/word/2010/wordprocessingCanvas" xmlns:mc="http://schemas.openxmlformats.org/markup-compatibility/2006" xmlns:o="urn:schemas-microsoft-com:office:office" xmlns:r="http://schemas.openxmlformats.org/officeDocument/2006/relationships" xmlns:m="http://schemas.openxmlformats.org/officeDocument/2006/math" xmlns:v="urn:schemas-microsoft-com:vml" xmlns:wp14="http://schemas.microsoft.com/office/word/2010/wordprocessingDrawing" xmlns:wp="http://schemas.openxmlformats.org/drawingml/2006/wordprocessingDrawing" xmlns:w10="urn:schemas-microsoft-com:office:word" xmlns:w="http://schemas.openxmlformats.org/wordprocessingml/2006/main" xmlns:w14="http://schemas.microsoft.com/office/word/2010/wordml" xmlns:w15="http://schemas.microsoft.com/office/word/2012/wordml" xmlns:wpg="http://schemas.microsoft.com/office/word/2010/wordprocessingGroup" xmlns:wpi="http://schemas.microsoft.com/office/word/2010/wordprocessingInk" xmlns:wne="http://schemas.microsoft.com/office/word/2006/wordml" xmlns:wps="http://schemas.microsoft.com/office/word/2010/wordprocessingShape" mc:Ignorable="w14 w15 wp14">
   <w:endnote w:type="separator" w:id="-1">
     <w:p>
       <w:pPr>
@@ -6691,7 +8040,7 @@
 </file>
 
 <file path=word/footer1.xml><?xml version="1.0" encoding="utf-8"?>
-<w:ftr xmlns:wpc="http://schemas.microsoft.com/office/word/2010/wordprocessingCanvas" xmlns:cx="http://schemas.microsoft.com/office/drawing/2014/chartex" xmlns:cx1="http://schemas.microsoft.com/office/drawing/2015/9/8/chartex" xmlns:cx2="http://schemas.microsoft.com/office/drawing/2015/10/21/chartex" xmlns:cx3="http://schemas.microsoft.com/office/drawing/2016/5/9/chartex" xmlns:cx4="http://schemas.microsoft.com/office/drawing/2016/5/10/chartex" xmlns:cx5="http://schemas.microsoft.com/office/drawing/2016/5/11/chartex" xmlns:cx6="http://schemas.microsoft.com/office/drawing/2016/5/12/chartex" xmlns:cx7="http://schemas.microsoft.com/office/drawing/2016/5/13/chartex" xmlns:cx8="http://schemas.microsoft.com/office/drawing/2016/5/14/chartex" xmlns:mc="http://schemas.openxmlformats.org/markup-compatibility/2006" xmlns:aink="http://schemas.microsoft.com/office/drawing/2016/ink" xmlns:am3d="http://schemas.microsoft.com/office/drawing/2017/model3d" xmlns:o="urn:schemas-microsoft-com:office:office" xmlns:oel="http://schemas.microsoft.com/office/2019/extlst" xmlns:r="http://schemas.openxmlformats.org/officeDocument/2006/relationships" xmlns:m="http://schemas.openxmlformats.org/officeDocument/2006/math" xmlns:v="urn:schemas-microsoft-com:vml" xmlns:wp14="http://schemas.microsoft.com/office/word/2010/wordprocessingDrawing" xmlns:wp="http://schemas.openxmlformats.org/drawingml/2006/wordprocessingDrawing" xmlns:w10="urn:schemas-microsoft-com:office:word" xmlns:w="http://schemas.openxmlformats.org/wordprocessingml/2006/main" xmlns:w14="http://schemas.microsoft.com/office/word/2010/wordml" xmlns:w15="http://schemas.microsoft.com/office/word/2012/wordml" xmlns:w16cex="http://schemas.microsoft.com/office/word/2018/wordml/cex" xmlns:w16cid="http://schemas.microsoft.com/office/word/2016/wordml/cid" xmlns:w16="http://schemas.microsoft.com/office/word/2018/wordml" xmlns:w16du="http://schemas.microsoft.com/office/word/2023/wordml/word16du" xmlns:w16sdtdh="http://schemas.microsoft.com/office/word/2020/wordml/sdtdatahash" xmlns:w16sdtfl="http://schemas.microsoft.com/office/word/2024/wordml/sdtformatlock" xmlns:w16se="http://schemas.microsoft.com/office/word/2015/wordml/symex" xmlns:wpg="http://schemas.microsoft.com/office/word/2010/wordprocessingGroup" xmlns:wpi="http://schemas.microsoft.com/office/word/2010/wordprocessingInk" xmlns:wne="http://schemas.microsoft.com/office/word/2006/wordml" xmlns:wps="http://schemas.microsoft.com/office/word/2010/wordprocessingShape" mc:Ignorable="w14 w15 w16se w16cid w16 w16cex w16sdtdh w16sdtfl w16du wp14">
+<w:ftr xmlns:wpc="http://schemas.microsoft.com/office/word/2010/wordprocessingCanvas" xmlns:mc="http://schemas.openxmlformats.org/markup-compatibility/2006" xmlns:o="urn:schemas-microsoft-com:office:office" xmlns:r="http://schemas.openxmlformats.org/officeDocument/2006/relationships" xmlns:m="http://schemas.openxmlformats.org/officeDocument/2006/math" xmlns:v="urn:schemas-microsoft-com:vml" xmlns:wp14="http://schemas.microsoft.com/office/word/2010/wordprocessingDrawing" xmlns:wp="http://schemas.openxmlformats.org/drawingml/2006/wordprocessingDrawing" xmlns:w10="urn:schemas-microsoft-com:office:word" xmlns:w="http://schemas.openxmlformats.org/wordprocessingml/2006/main" xmlns:w14="http://schemas.microsoft.com/office/word/2010/wordml" xmlns:w15="http://schemas.microsoft.com/office/word/2012/wordml" xmlns:wpg="http://schemas.microsoft.com/office/word/2010/wordprocessingGroup" xmlns:wpi="http://schemas.microsoft.com/office/word/2010/wordprocessingInk" xmlns:wne="http://schemas.microsoft.com/office/word/2006/wordml" xmlns:wps="http://schemas.microsoft.com/office/word/2010/wordprocessingShape" mc:Ignorable="w14 w15 wp14">
   <w:sdt>
     <w:sdtPr>
       <w:id w:val="1344050656"/>
@@ -6700,6 +8049,7 @@
         <w:docPartUnique/>
       </w:docPartObj>
     </w:sdtPr>
+    <w:sdtEndPr/>
     <w:sdtContent>
       <w:p>
         <w:pPr>
@@ -6758,7 +8108,7 @@
 </file>
 
 <file path=word/footer2.xml><?xml version="1.0" encoding="utf-8"?>
-<w:ftr xmlns:wpc="http://schemas.microsoft.com/office/word/2010/wordprocessingCanvas" xmlns:cx="http://schemas.microsoft.com/office/drawing/2014/chartex" xmlns:cx1="http://schemas.microsoft.com/office/drawing/2015/9/8/chartex" xmlns:cx2="http://schemas.microsoft.com/office/drawing/2015/10/21/chartex" xmlns:cx3="http://schemas.microsoft.com/office/drawing/2016/5/9/chartex" xmlns:cx4="http://schemas.microsoft.com/office/drawing/2016/5/10/chartex" xmlns:cx5="http://schemas.microsoft.com/office/drawing/2016/5/11/chartex" xmlns:cx6="http://schemas.microsoft.com/office/drawing/2016/5/12/chartex" xmlns:cx7="http://schemas.microsoft.com/office/drawing/2016/5/13/chartex" xmlns:cx8="http://schemas.microsoft.com/office/drawing/2016/5/14/chartex" xmlns:mc="http://schemas.openxmlformats.org/markup-compatibility/2006" xmlns:aink="http://schemas.microsoft.com/office/drawing/2016/ink" xmlns:am3d="http://schemas.microsoft.com/office/drawing/2017/model3d" xmlns:o="urn:schemas-microsoft-com:office:office" xmlns:oel="http://schemas.microsoft.com/office/2019/extlst" xmlns:r="http://schemas.openxmlformats.org/officeDocument/2006/relationships" xmlns:m="http://schemas.openxmlformats.org/officeDocument/2006/math" xmlns:v="urn:schemas-microsoft-com:vml" xmlns:wp14="http://schemas.microsoft.com/office/word/2010/wordprocessingDrawing" xmlns:wp="http://schemas.openxmlformats.org/drawingml/2006/wordprocessingDrawing" xmlns:w10="urn:schemas-microsoft-com:office:word" xmlns:w="http://schemas.openxmlformats.org/wordprocessingml/2006/main" xmlns:w14="http://schemas.microsoft.com/office/word/2010/wordml" xmlns:w15="http://schemas.microsoft.com/office/word/2012/wordml" xmlns:w16cex="http://schemas.microsoft.com/office/word/2018/wordml/cex" xmlns:w16cid="http://schemas.microsoft.com/office/word/2016/wordml/cid" xmlns:w16="http://schemas.microsoft.com/office/word/2018/wordml" xmlns:w16du="http://schemas.microsoft.com/office/word/2023/wordml/word16du" xmlns:w16sdtdh="http://schemas.microsoft.com/office/word/2020/wordml/sdtdatahash" xmlns:w16sdtfl="http://schemas.microsoft.com/office/word/2024/wordml/sdtformatlock" xmlns:w16se="http://schemas.microsoft.com/office/word/2015/wordml/symex" xmlns:wpg="http://schemas.microsoft.com/office/word/2010/wordprocessingGroup" xmlns:wpi="http://schemas.microsoft.com/office/word/2010/wordprocessingInk" xmlns:wne="http://schemas.microsoft.com/office/word/2006/wordml" xmlns:wps="http://schemas.microsoft.com/office/word/2010/wordprocessingShape" mc:Ignorable="w14 w15 w16se w16cid w16 w16cex w16sdtdh w16sdtfl w16du wp14">
+<w:ftr xmlns:wpc="http://schemas.microsoft.com/office/word/2010/wordprocessingCanvas" xmlns:mc="http://schemas.openxmlformats.org/markup-compatibility/2006" xmlns:o="urn:schemas-microsoft-com:office:office" xmlns:r="http://schemas.openxmlformats.org/officeDocument/2006/relationships" xmlns:m="http://schemas.openxmlformats.org/officeDocument/2006/math" xmlns:v="urn:schemas-microsoft-com:vml" xmlns:wp14="http://schemas.microsoft.com/office/word/2010/wordprocessingDrawing" xmlns:wp="http://schemas.openxmlformats.org/drawingml/2006/wordprocessingDrawing" xmlns:w10="urn:schemas-microsoft-com:office:word" xmlns:w="http://schemas.openxmlformats.org/wordprocessingml/2006/main" xmlns:w14="http://schemas.microsoft.com/office/word/2010/wordml" xmlns:w15="http://schemas.microsoft.com/office/word/2012/wordml" xmlns:wpg="http://schemas.microsoft.com/office/word/2010/wordprocessingGroup" xmlns:wpi="http://schemas.microsoft.com/office/word/2010/wordprocessingInk" xmlns:wne="http://schemas.microsoft.com/office/word/2006/wordml" xmlns:wps="http://schemas.microsoft.com/office/word/2010/wordprocessingShape" mc:Ignorable="w14 w15 wp14">
   <w:p>
     <w:pPr>
       <w:jc w:val="center"/>
@@ -6774,7 +8124,16 @@
         <w:color w:val="000000" w:themeColor="text1"/>
         <w:sz w:val="24"/>
       </w:rPr>
-      <w:t xml:space="preserve">Год набора – {{ </w:t>
+      <w:t xml:space="preserve">Год набора – </w:t>
+    </w:r>
+    <w:proofErr w:type="gramStart"/>
+    <w:r>
+      <w:rPr>
+        <w:rFonts w:ascii="Times New Roman" w:hAnsi="Times New Roman" w:cs="Times New Roman"/>
+        <w:color w:val="000000" w:themeColor="text1"/>
+        <w:sz w:val="24"/>
+      </w:rPr>
+      <w:t xml:space="preserve">{{ </w:t>
     </w:r>
     <w:r>
       <w:rPr>
@@ -6785,6 +8144,7 @@
       </w:rPr>
       <w:t>year</w:t>
     </w:r>
+    <w:proofErr w:type="gramEnd"/>
     <w:r>
       <w:rPr>
         <w:rFonts w:ascii="Times New Roman" w:hAnsi="Times New Roman" w:cs="Times New Roman"/>
@@ -6830,6 +8190,7 @@
       </w:rPr>
       <w:t xml:space="preserve">Иркутск, </w:t>
     </w:r>
+    <w:proofErr w:type="gramStart"/>
     <w:r>
       <w:rPr>
         <w:rFonts w:ascii="Times New Roman" w:hAnsi="Times New Roman" w:cs="Times New Roman"/>
@@ -6837,7 +8198,37 @@
         <w:sz w:val="24"/>
         <w:lang w:val="en-US"/>
       </w:rPr>
-      <w:t>{{ protocol_year }}</w:t>
+      <w:t xml:space="preserve">{{ </w:t>
+    </w:r>
+    <w:proofErr w:type="spellStart"/>
+    <w:r>
+      <w:rPr>
+        <w:rFonts w:ascii="Times New Roman" w:hAnsi="Times New Roman" w:cs="Times New Roman"/>
+        <w:color w:val="000000" w:themeColor="text1"/>
+        <w:sz w:val="24"/>
+        <w:lang w:val="en-US"/>
+      </w:rPr>
+      <w:t>protocol</w:t>
+    </w:r>
+    <w:proofErr w:type="gramEnd"/>
+    <w:r>
+      <w:rPr>
+        <w:rFonts w:ascii="Times New Roman" w:hAnsi="Times New Roman" w:cs="Times New Roman"/>
+        <w:color w:val="000000" w:themeColor="text1"/>
+        <w:sz w:val="24"/>
+        <w:lang w:val="en-US"/>
+      </w:rPr>
+      <w:t>_year</w:t>
+    </w:r>
+    <w:proofErr w:type="spellEnd"/>
+    <w:r>
+      <w:rPr>
+        <w:rFonts w:ascii="Times New Roman" w:hAnsi="Times New Roman" w:cs="Times New Roman"/>
+        <w:color w:val="000000" w:themeColor="text1"/>
+        <w:sz w:val="24"/>
+        <w:lang w:val="en-US"/>
+      </w:rPr>
+      <w:t xml:space="preserve"> }}</w:t>
     </w:r>
     <w:r>
       <w:rPr>
@@ -6852,7 +8243,7 @@
 </file>
 
 <file path=word/footnotes.xml><?xml version="1.0" encoding="utf-8"?>
-<w:footnotes xmlns:wpc="http://schemas.microsoft.com/office/word/2010/wordprocessingCanvas" xmlns:cx="http://schemas.microsoft.com/office/drawing/2014/chartex" xmlns:cx1="http://schemas.microsoft.com/office/drawing/2015/9/8/chartex" xmlns:cx2="http://schemas.microsoft.com/office/drawing/2015/10/21/chartex" xmlns:cx3="http://schemas.microsoft.com/office/drawing/2016/5/9/chartex" xmlns:cx4="http://schemas.microsoft.com/office/drawing/2016/5/10/chartex" xmlns:cx5="http://schemas.microsoft.com/office/drawing/2016/5/11/chartex" xmlns:cx6="http://schemas.microsoft.com/office/drawing/2016/5/12/chartex" xmlns:cx7="http://schemas.microsoft.com/office/drawing/2016/5/13/chartex" xmlns:cx8="http://schemas.microsoft.com/office/drawing/2016/5/14/chartex" xmlns:mc="http://schemas.openxmlformats.org/markup-compatibility/2006" xmlns:aink="http://schemas.microsoft.com/office/drawing/2016/ink" xmlns:am3d="http://schemas.microsoft.com/office/drawing/2017/model3d" xmlns:o="urn:schemas-microsoft-com:office:office" xmlns:oel="http://schemas.microsoft.com/office/2019/extlst" xmlns:r="http://schemas.openxmlformats.org/officeDocument/2006/relationships" xmlns:m="http://schemas.openxmlformats.org/officeDocument/2006/math" xmlns:v="urn:schemas-microsoft-com:vml" xmlns:wp14="http://schemas.microsoft.com/office/word/2010/wordprocessingDrawing" xmlns:wp="http://schemas.openxmlformats.org/drawingml/2006/wordprocessingDrawing" xmlns:w10="urn:schemas-microsoft-com:office:word" xmlns:w="http://schemas.openxmlformats.org/wordprocessingml/2006/main" xmlns:w14="http://schemas.microsoft.com/office/word/2010/wordml" xmlns:w15="http://schemas.microsoft.com/office/word/2012/wordml" xmlns:w16cex="http://schemas.microsoft.com/office/word/2018/wordml/cex" xmlns:w16cid="http://schemas.microsoft.com/office/word/2016/wordml/cid" xmlns:w16="http://schemas.microsoft.com/office/word/2018/wordml" xmlns:w16du="http://schemas.microsoft.com/office/word/2023/wordml/word16du" xmlns:w16sdtdh="http://schemas.microsoft.com/office/word/2020/wordml/sdtdatahash" xmlns:w16sdtfl="http://schemas.microsoft.com/office/word/2024/wordml/sdtformatlock" xmlns:w16se="http://schemas.microsoft.com/office/word/2015/wordml/symex" xmlns:wpg="http://schemas.microsoft.com/office/word/2010/wordprocessingGroup" xmlns:wpi="http://schemas.microsoft.com/office/word/2010/wordprocessingInk" xmlns:wne="http://schemas.microsoft.com/office/word/2006/wordml" xmlns:wps="http://schemas.microsoft.com/office/word/2010/wordprocessingShape" mc:Ignorable="w14 w15 w16se w16cid w16 w16cex w16sdtdh w16sdtfl w16du wp14">
+<w:footnotes xmlns:wpc="http://schemas.microsoft.com/office/word/2010/wordprocessingCanvas" xmlns:mc="http://schemas.openxmlformats.org/markup-compatibility/2006" xmlns:o="urn:schemas-microsoft-com:office:office" xmlns:r="http://schemas.openxmlformats.org/officeDocument/2006/relationships" xmlns:m="http://schemas.openxmlformats.org/officeDocument/2006/math" xmlns:v="urn:schemas-microsoft-com:vml" xmlns:wp14="http://schemas.microsoft.com/office/word/2010/wordprocessingDrawing" xmlns:wp="http://schemas.openxmlformats.org/drawingml/2006/wordprocessingDrawing" xmlns:w10="urn:schemas-microsoft-com:office:word" xmlns:w="http://schemas.openxmlformats.org/wordprocessingml/2006/main" xmlns:w14="http://schemas.microsoft.com/office/word/2010/wordml" xmlns:w15="http://schemas.microsoft.com/office/word/2012/wordml" xmlns:wpg="http://schemas.microsoft.com/office/word/2010/wordprocessingGroup" xmlns:wpi="http://schemas.microsoft.com/office/word/2010/wordprocessingInk" xmlns:wne="http://schemas.microsoft.com/office/word/2006/wordml" xmlns:wps="http://schemas.microsoft.com/office/word/2010/wordprocessingShape" mc:Ignorable="w14 w15 wp14">
   <w:footnote w:type="separator" w:id="-1">
     <w:p>
       <w:pPr>
@@ -6877,7 +8268,7 @@
 </file>
 
 <file path=word/numbering.xml><?xml version="1.0" encoding="utf-8"?>
-<w:numbering xmlns:wpc="http://schemas.microsoft.com/office/word/2010/wordprocessingCanvas" xmlns:cx="http://schemas.microsoft.com/office/drawing/2014/chartex" xmlns:cx1="http://schemas.microsoft.com/office/drawing/2015/9/8/chartex" xmlns:cx2="http://schemas.microsoft.com/office/drawing/2015/10/21/chartex" xmlns:cx3="http://schemas.microsoft.com/office/drawing/2016/5/9/chartex" xmlns:cx4="http://schemas.microsoft.com/office/drawing/2016/5/10/chartex" xmlns:cx5="http://schemas.microsoft.com/office/drawing/2016/5/11/chartex" xmlns:cx6="http://schemas.microsoft.com/office/drawing/2016/5/12/chartex" xmlns:cx7="http://schemas.microsoft.com/office/drawing/2016/5/13/chartex" xmlns:cx8="http://schemas.microsoft.com/office/drawing/2016/5/14/chartex" xmlns:mc="http://schemas.openxmlformats.org/markup-compatibility/2006" xmlns:aink="http://schemas.microsoft.com/office/drawing/2016/ink" xmlns:am3d="http://schemas.microsoft.com/office/drawing/2017/model3d" xmlns:o="urn:schemas-microsoft-com:office:office" xmlns:oel="http://schemas.microsoft.com/office/2019/extlst" xmlns:r="http://schemas.openxmlformats.org/officeDocument/2006/relationships" xmlns:m="http://schemas.openxmlformats.org/officeDocument/2006/math" xmlns:v="urn:schemas-microsoft-com:vml" xmlns:wp14="http://schemas.microsoft.com/office/word/2010/wordprocessingDrawing" xmlns:wp="http://schemas.openxmlformats.org/drawingml/2006/wordprocessingDrawing" xmlns:w10="urn:schemas-microsoft-com:office:word" xmlns:w="http://schemas.openxmlformats.org/wordprocessingml/2006/main" xmlns:w14="http://schemas.microsoft.com/office/word/2010/wordml" xmlns:w15="http://schemas.microsoft.com/office/word/2012/wordml" xmlns:w16cex="http://schemas.microsoft.com/office/word/2018/wordml/cex" xmlns:w16cid="http://schemas.microsoft.com/office/word/2016/wordml/cid" xmlns:w16="http://schemas.microsoft.com/office/word/2018/wordml" xmlns:w16du="http://schemas.microsoft.com/office/word/2023/wordml/word16du" xmlns:w16sdtdh="http://schemas.microsoft.com/office/word/2020/wordml/sdtdatahash" xmlns:w16sdtfl="http://schemas.microsoft.com/office/word/2024/wordml/sdtformatlock" xmlns:w16se="http://schemas.microsoft.com/office/word/2015/wordml/symex" xmlns:wpg="http://schemas.microsoft.com/office/word/2010/wordprocessingGroup" xmlns:wpi="http://schemas.microsoft.com/office/word/2010/wordprocessingInk" xmlns:wne="http://schemas.microsoft.com/office/word/2006/wordml" xmlns:wps="http://schemas.microsoft.com/office/word/2010/wordprocessingShape" mc:Ignorable="w14 w15 w16se w16cid w16 w16cex w16sdtdh w16sdtfl w16du wp14">
+<w:numbering xmlns:wpc="http://schemas.microsoft.com/office/word/2010/wordprocessingCanvas" xmlns:mc="http://schemas.openxmlformats.org/markup-compatibility/2006" xmlns:o="urn:schemas-microsoft-com:office:office" xmlns:r="http://schemas.openxmlformats.org/officeDocument/2006/relationships" xmlns:m="http://schemas.openxmlformats.org/officeDocument/2006/math" xmlns:v="urn:schemas-microsoft-com:vml" xmlns:wp14="http://schemas.microsoft.com/office/word/2010/wordprocessingDrawing" xmlns:wp="http://schemas.openxmlformats.org/drawingml/2006/wordprocessingDrawing" xmlns:w10="urn:schemas-microsoft-com:office:word" xmlns:w="http://schemas.openxmlformats.org/wordprocessingml/2006/main" xmlns:w14="http://schemas.microsoft.com/office/word/2010/wordml" xmlns:w15="http://schemas.microsoft.com/office/word/2012/wordml" xmlns:wpg="http://schemas.microsoft.com/office/word/2010/wordprocessingGroup" xmlns:wpi="http://schemas.microsoft.com/office/word/2010/wordprocessingInk" xmlns:wne="http://schemas.microsoft.com/office/word/2006/wordml" xmlns:wps="http://schemas.microsoft.com/office/word/2010/wordprocessingShape" mc:Ignorable="w14 w15 wp14">
   <w:abstractNum w:abstractNumId="0" w15:restartNumberingAfterBreak="0">
     <w:nsid w:val="51E57791"/>
     <w:multiLevelType w:val="hybridMultilevel"/>
@@ -7199,20 +8590,20 @@
       </w:pPr>
     </w:lvl>
   </w:abstractNum>
-  <w:num w:numId="1" w16cid:durableId="1637564816">
+  <w:num w:numId="1">
     <w:abstractNumId w:val="1"/>
   </w:num>
-  <w:num w:numId="2" w16cid:durableId="39479947">
+  <w:num w:numId="2">
     <w:abstractNumId w:val="2"/>
   </w:num>
-  <w:num w:numId="3" w16cid:durableId="264461620">
+  <w:num w:numId="3">
     <w:abstractNumId w:val="0"/>
   </w:num>
 </w:numbering>
 </file>
 
 <file path=word/styles.xml><?xml version="1.0" encoding="utf-8"?>
-<w:styles xmlns:mc="http://schemas.openxmlformats.org/markup-compatibility/2006" xmlns:r="http://schemas.openxmlformats.org/officeDocument/2006/relationships" xmlns:w="http://schemas.openxmlformats.org/wordprocessingml/2006/main" xmlns:w14="http://schemas.microsoft.com/office/word/2010/wordml" xmlns:w15="http://schemas.microsoft.com/office/word/2012/wordml" xmlns:w16cex="http://schemas.microsoft.com/office/word/2018/wordml/cex" xmlns:w16cid="http://schemas.microsoft.com/office/word/2016/wordml/cid" xmlns:w16="http://schemas.microsoft.com/office/word/2018/wordml" xmlns:w16du="http://schemas.microsoft.com/office/word/2023/wordml/word16du" xmlns:w16sdtdh="http://schemas.microsoft.com/office/word/2020/wordml/sdtdatahash" xmlns:w16sdtfl="http://schemas.microsoft.com/office/word/2024/wordml/sdtformatlock" xmlns:w16se="http://schemas.microsoft.com/office/word/2015/wordml/symex" mc:Ignorable="w14 w15 w16se w16cid w16 w16cex w16sdtdh w16sdtfl w16du">
+<w:styles xmlns:mc="http://schemas.openxmlformats.org/markup-compatibility/2006" xmlns:r="http://schemas.openxmlformats.org/officeDocument/2006/relationships" xmlns:w="http://schemas.openxmlformats.org/wordprocessingml/2006/main" xmlns:w14="http://schemas.microsoft.com/office/word/2010/wordml" xmlns:w15="http://schemas.microsoft.com/office/word/2012/wordml" mc:Ignorable="w14 w15">
   <w:docDefaults>
     <w:rPrDefault>
       <w:rPr>
@@ -7228,7 +8619,7 @@
       </w:pPr>
     </w:pPrDefault>
   </w:docDefaults>
-  <w:latentStyles w:defLockedState="0" w:defUIPriority="99" w:defSemiHidden="0" w:defUnhideWhenUsed="0" w:defQFormat="0" w:count="376">
+  <w:latentStyles w:defLockedState="0" w:defUIPriority="99" w:defSemiHidden="0" w:defUnhideWhenUsed="0" w:defQFormat="0" w:count="371">
     <w:lsdException w:name="Normal" w:uiPriority="0" w:qFormat="1"/>
     <w:lsdException w:name="heading 1" w:uiPriority="9" w:qFormat="1"/>
     <w:lsdException w:name="heading 2" w:semiHidden="1" w:uiPriority="9" w:unhideWhenUsed="1" w:qFormat="1"/>
@@ -7600,11 +8991,6 @@
     <w:lsdException w:name="List Table 5 Dark Accent 6" w:uiPriority="50"/>
     <w:lsdException w:name="List Table 6 Colorful Accent 6" w:uiPriority="51"/>
     <w:lsdException w:name="List Table 7 Colorful Accent 6" w:uiPriority="52"/>
-    <w:lsdException w:name="Mention" w:semiHidden="1" w:unhideWhenUsed="1"/>
-    <w:lsdException w:name="Smart Hyperlink" w:semiHidden="1" w:unhideWhenUsed="1"/>
-    <w:lsdException w:name="Hashtag" w:semiHidden="1" w:unhideWhenUsed="1"/>
-    <w:lsdException w:name="Unresolved Mention" w:semiHidden="1" w:unhideWhenUsed="1"/>
-    <w:lsdException w:name="Smart Link" w:semiHidden="1" w:unhideWhenUsed="1"/>
   </w:latentStyles>
   <w:style w:type="paragraph" w:default="1" w:styleId="a">
     <w:name w:val="Normal"/>
@@ -7614,6 +9000,7 @@
   <w:style w:type="character" w:default="1" w:styleId="a0">
     <w:name w:val="Default Paragraph Font"/>
     <w:uiPriority w:val="1"/>
+    <w:semiHidden/>
     <w:unhideWhenUsed/>
   </w:style>
   <w:style w:type="table" w:default="1" w:styleId="a1">
@@ -8107,7 +9494,7 @@
 </file>
 
 <file path=customXml/itemProps1.xml><?xml version="1.0" encoding="utf-8"?>
-<ds:datastoreItem xmlns:ds="http://schemas.openxmlformats.org/officeDocument/2006/customXml" ds:itemID="{42C81BE9-9105-4DD8-AC13-669ECE6346C0}">
+<ds:datastoreItem xmlns:ds="http://schemas.openxmlformats.org/officeDocument/2006/customXml" ds:itemID="{50309B45-92A7-46E6-9566-CCA783D68DB3}">
   <ds:schemaRefs>
     <ds:schemaRef ds:uri="http://schemas.openxmlformats.org/officeDocument/2006/bibliography"/>
   </ds:schemaRefs>

--- a/templates/docxRPD/practice.docx
+++ b/templates/docxRPD/practice.docx
@@ -81,18 +81,8 @@
           <w:sz w:val="24"/>
           <w:szCs w:val="24"/>
         </w:rPr>
-        <w:t>Структурное подразделение «</w:t>
-      </w:r>
-      <w:proofErr w:type="gramStart"/>
-      <w:r>
-        <w:rPr>
-          <w:rFonts w:ascii="Times New Roman" w:hAnsi="Times New Roman" w:cs="Times New Roman"/>
-          <w:sz w:val="24"/>
-          <w:szCs w:val="24"/>
-        </w:rPr>
-        <w:t xml:space="preserve">{{ </w:t>
-      </w:r>
-      <w:proofErr w:type="spellStart"/>
+        <w:t xml:space="preserve">Структурное подразделение «{{ </w:t>
+      </w:r>
       <w:r>
         <w:rPr>
           <w:rFonts w:ascii="Times New Roman" w:hAnsi="Times New Roman" w:cs="Times New Roman"/>
@@ -102,8 +92,6 @@
         </w:rPr>
         <w:t>podrazdelene</w:t>
       </w:r>
-      <w:proofErr w:type="spellEnd"/>
-      <w:proofErr w:type="gramEnd"/>
       <w:r>
         <w:rPr>
           <w:rFonts w:ascii="Times New Roman" w:hAnsi="Times New Roman" w:cs="Times New Roman"/>
@@ -143,43 +131,15 @@
           <w:rFonts w:ascii="Times New Roman" w:hAnsi="Times New Roman" w:cs="Times New Roman"/>
           <w:sz w:val="24"/>
           <w:szCs w:val="24"/>
-          <w:u w:val="single"/>
-        </w:rPr>
-      </w:pPr>
-      <w:r>
-        <w:rPr>
-          <w:rFonts w:ascii="Times New Roman" w:hAnsi="Times New Roman" w:cs="Times New Roman"/>
-          <w:sz w:val="24"/>
-          <w:szCs w:val="24"/>
-        </w:rPr>
-        <w:t xml:space="preserve">на </w:t>
-      </w:r>
-      <w:proofErr w:type="gramStart"/>
-      <w:r>
-        <w:rPr>
-          <w:rFonts w:ascii="Times New Roman" w:hAnsi="Times New Roman" w:cs="Times New Roman"/>
-          <w:sz w:val="24"/>
-          <w:szCs w:val="24"/>
-        </w:rPr>
-        <w:t xml:space="preserve">{{ </w:t>
-      </w:r>
-      <w:r>
-        <w:rPr>
-          <w:rFonts w:ascii="Times New Roman" w:hAnsi="Times New Roman" w:cs="Times New Roman"/>
-          <w:sz w:val="24"/>
-          <w:szCs w:val="24"/>
-          <w:lang w:val="en-US"/>
-        </w:rPr>
-        <w:t>meeting</w:t>
-      </w:r>
-      <w:proofErr w:type="gramEnd"/>
-      <w:r>
-        <w:rPr>
-          <w:rFonts w:ascii="Times New Roman" w:hAnsi="Times New Roman" w:cs="Times New Roman"/>
-          <w:sz w:val="24"/>
-          <w:szCs w:val="24"/>
-        </w:rPr>
-        <w:t xml:space="preserve"> }}</w:t>
+        </w:rPr>
+      </w:pPr>
+      <w:r>
+        <w:rPr>
+          <w:rFonts w:ascii="Times New Roman" w:hAnsi="Times New Roman" w:cs="Times New Roman"/>
+          <w:sz w:val="24"/>
+          <w:szCs w:val="24"/>
+        </w:rPr>
+        <w:t>{%- if status == 3 %}</w:t>
       </w:r>
     </w:p>
     <w:p>
@@ -190,43 +150,53 @@
           <w:rFonts w:ascii="Times New Roman" w:hAnsi="Times New Roman" w:cs="Times New Roman"/>
           <w:sz w:val="24"/>
           <w:szCs w:val="24"/>
-        </w:rPr>
-      </w:pPr>
-      <w:r>
-        <w:rPr>
-          <w:rFonts w:ascii="Times New Roman" w:hAnsi="Times New Roman" w:cs="Times New Roman"/>
-          <w:sz w:val="24"/>
-          <w:szCs w:val="24"/>
-        </w:rPr>
-        <w:t>Протокол</w:t>
-      </w:r>
-      <w:r>
-        <w:rPr>
-          <w:rFonts w:ascii="Times New Roman" w:hAnsi="Times New Roman" w:cs="Times New Roman"/>
-          <w:sz w:val="24"/>
-          <w:szCs w:val="24"/>
-        </w:rPr>
-        <w:t xml:space="preserve"> </w:t>
-      </w:r>
-      <w:proofErr w:type="gramStart"/>
-      <w:r>
-        <w:rPr>
-          <w:rFonts w:ascii="Times New Roman" w:hAnsi="Times New Roman" w:cs="Times New Roman"/>
-          <w:sz w:val="24"/>
-          <w:szCs w:val="24"/>
-        </w:rPr>
-        <w:t>№</w:t>
-      </w:r>
-      <w:r>
-        <w:rPr>
-          <w:rFonts w:ascii="Times New Roman" w:hAnsi="Times New Roman" w:cs="Times New Roman"/>
-          <w:sz w:val="24"/>
-          <w:szCs w:val="24"/>
           <w:u w:val="single"/>
         </w:rPr>
-        <w:t>{</w:t>
-      </w:r>
-      <w:proofErr w:type="gramEnd"/>
+      </w:pPr>
+      <w:r>
+        <w:rPr>
+          <w:rFonts w:ascii="Times New Roman" w:hAnsi="Times New Roman" w:cs="Times New Roman"/>
+          <w:sz w:val="24"/>
+          <w:szCs w:val="24"/>
+        </w:rPr>
+        <w:t xml:space="preserve">на {{ </w:t>
+      </w:r>
+      <w:r>
+        <w:rPr>
+          <w:rFonts w:ascii="Times New Roman" w:hAnsi="Times New Roman" w:cs="Times New Roman"/>
+          <w:sz w:val="24"/>
+          <w:szCs w:val="24"/>
+          <w:lang w:val="en-US"/>
+        </w:rPr>
+        <w:t>meeting</w:t>
+      </w:r>
+      <w:r>
+        <w:rPr>
+          <w:rFonts w:ascii="Times New Roman" w:hAnsi="Times New Roman" w:cs="Times New Roman"/>
+          <w:sz w:val="24"/>
+          <w:szCs w:val="24"/>
+        </w:rPr>
+        <w:t xml:space="preserve"> }}</w:t>
+      </w:r>
+    </w:p>
+    <w:p>
+      <w:pPr>
+        <w:spacing w:after="0" w:line="276" w:lineRule="auto"/>
+        <w:jc w:val="right"/>
+        <w:rPr>
+          <w:rFonts w:ascii="Times New Roman" w:hAnsi="Times New Roman" w:cs="Times New Roman"/>
+          <w:sz w:val="24"/>
+          <w:szCs w:val="24"/>
+        </w:rPr>
+      </w:pPr>
+      <w:r>
+        <w:rPr>
+          <w:rFonts w:ascii="Times New Roman" w:hAnsi="Times New Roman" w:cs="Times New Roman"/>
+          <w:sz w:val="24"/>
+          <w:szCs w:val="24"/>
+        </w:rPr>
+        <w:t>Протокол №</w:t>
+      </w:r>
       <w:r>
         <w:rPr>
           <w:rFonts w:ascii="Times New Roman" w:hAnsi="Times New Roman" w:cs="Times New Roman"/>
@@ -234,7 +204,7 @@
           <w:szCs w:val="24"/>
           <w:u w:val="single"/>
         </w:rPr>
-        <w:t xml:space="preserve">{ </w:t>
+        <w:t xml:space="preserve">{{ </w:t>
       </w:r>
       <w:r>
         <w:rPr>
@@ -253,19 +223,54 @@
           <w:szCs w:val="24"/>
           <w:u w:val="single"/>
         </w:rPr>
+        <w:t>_number }}</w:t>
+      </w:r>
+      <w:r>
+        <w:rPr>
+          <w:rFonts w:ascii="Times New Roman" w:hAnsi="Times New Roman" w:cs="Times New Roman"/>
+          <w:sz w:val="24"/>
+          <w:szCs w:val="24"/>
+        </w:rPr>
+        <w:t xml:space="preserve"> от </w:t>
+      </w:r>
+      <w:r>
+        <w:rPr>
+          <w:rFonts w:ascii="Times New Roman" w:hAnsi="Times New Roman" w:cs="Times New Roman"/>
+          <w:sz w:val="24"/>
+          <w:szCs w:val="24"/>
+          <w:u w:val="single"/>
+        </w:rPr>
+        <w:t xml:space="preserve">{{ </w:t>
+      </w:r>
+      <w:r>
+        <w:rPr>
+          <w:rFonts w:ascii="Times New Roman" w:hAnsi="Times New Roman" w:cs="Times New Roman"/>
+          <w:sz w:val="24"/>
+          <w:szCs w:val="24"/>
+          <w:u w:val="single"/>
+          <w:lang w:val="en-US"/>
+        </w:rPr>
+        <w:t>protocol</w:t>
+      </w:r>
+      <w:r>
+        <w:rPr>
+          <w:rFonts w:ascii="Times New Roman" w:hAnsi="Times New Roman" w:cs="Times New Roman"/>
+          <w:sz w:val="24"/>
+          <w:szCs w:val="24"/>
+          <w:u w:val="single"/>
+        </w:rPr>
         <w:t>_</w:t>
       </w:r>
-      <w:proofErr w:type="spellStart"/>
       <w:r>
         <w:rPr>
           <w:rFonts w:ascii="Times New Roman" w:hAnsi="Times New Roman" w:cs="Times New Roman"/>
           <w:sz w:val="24"/>
           <w:szCs w:val="24"/>
           <w:u w:val="single"/>
-        </w:rPr>
-        <w:t>number</w:t>
-      </w:r>
-      <w:proofErr w:type="spellEnd"/>
+          <w:lang w:val="en-US"/>
+        </w:rPr>
+        <w:t>date</w:t>
+      </w:r>
       <w:r>
         <w:rPr>
           <w:rFonts w:ascii="Times New Roman" w:hAnsi="Times New Roman" w:cs="Times New Roman"/>
@@ -281,94 +286,81 @@
           <w:sz w:val="24"/>
           <w:szCs w:val="24"/>
         </w:rPr>
-        <w:t xml:space="preserve"> </w:t>
-      </w:r>
-      <w:r>
-        <w:rPr>
-          <w:rFonts w:ascii="Times New Roman" w:hAnsi="Times New Roman" w:cs="Times New Roman"/>
-          <w:sz w:val="24"/>
-          <w:szCs w:val="24"/>
-        </w:rPr>
-        <w:t>от</w:t>
-      </w:r>
-      <w:r>
-        <w:rPr>
-          <w:rFonts w:ascii="Times New Roman" w:hAnsi="Times New Roman" w:cs="Times New Roman"/>
-          <w:sz w:val="24"/>
-          <w:szCs w:val="24"/>
-        </w:rPr>
-        <w:t xml:space="preserve"> </w:t>
-      </w:r>
-      <w:r>
-        <w:rPr>
-          <w:rFonts w:ascii="Times New Roman" w:hAnsi="Times New Roman" w:cs="Times New Roman"/>
-          <w:sz w:val="24"/>
-          <w:szCs w:val="24"/>
-          <w:u w:val="single"/>
-        </w:rPr>
-        <w:t xml:space="preserve">{{ </w:t>
-      </w:r>
-      <w:r>
-        <w:rPr>
-          <w:rFonts w:ascii="Times New Roman" w:hAnsi="Times New Roman" w:cs="Times New Roman"/>
-          <w:sz w:val="24"/>
-          <w:szCs w:val="24"/>
-          <w:u w:val="single"/>
-          <w:lang w:val="en-US"/>
-        </w:rPr>
-        <w:t>protocol</w:t>
-      </w:r>
-      <w:r>
-        <w:rPr>
-          <w:rFonts w:ascii="Times New Roman" w:hAnsi="Times New Roman" w:cs="Times New Roman"/>
-          <w:sz w:val="24"/>
-          <w:szCs w:val="24"/>
-          <w:u w:val="single"/>
-        </w:rPr>
-        <w:t>_</w:t>
-      </w:r>
-      <w:r>
-        <w:rPr>
-          <w:rFonts w:ascii="Times New Roman" w:hAnsi="Times New Roman" w:cs="Times New Roman"/>
-          <w:sz w:val="24"/>
-          <w:szCs w:val="24"/>
-          <w:u w:val="single"/>
-          <w:lang w:val="en-US"/>
-        </w:rPr>
-        <w:t>date</w:t>
-      </w:r>
-      <w:r>
-        <w:rPr>
-          <w:rFonts w:ascii="Times New Roman" w:hAnsi="Times New Roman" w:cs="Times New Roman"/>
-          <w:sz w:val="24"/>
-          <w:szCs w:val="24"/>
-          <w:u w:val="single"/>
-        </w:rPr>
-        <w:t xml:space="preserve"> }}</w:t>
-      </w:r>
-      <w:r>
-        <w:rPr>
-          <w:rFonts w:ascii="Times New Roman" w:hAnsi="Times New Roman" w:cs="Times New Roman"/>
-          <w:sz w:val="24"/>
-          <w:szCs w:val="24"/>
-        </w:rPr>
-        <w:t xml:space="preserve"> </w:t>
-      </w:r>
-      <w:r>
-        <w:rPr>
-          <w:rFonts w:ascii="Times New Roman" w:hAnsi="Times New Roman" w:cs="Times New Roman"/>
-          <w:sz w:val="24"/>
-          <w:szCs w:val="24"/>
-        </w:rPr>
-        <w:t>г</w:t>
-      </w:r>
-      <w:r>
-        <w:rPr>
-          <w:rFonts w:ascii="Times New Roman" w:hAnsi="Times New Roman" w:cs="Times New Roman"/>
-          <w:sz w:val="24"/>
-          <w:szCs w:val="24"/>
-        </w:rPr>
-        <w:t>.</w:t>
+        <w:t xml:space="preserve"> г.</w:t>
+      </w:r>
+    </w:p>
+    <w:p>
+      <w:pPr>
+        <w:spacing w:after="0" w:line="276" w:lineRule="auto"/>
+        <w:jc w:val="right"/>
+        <w:rPr>
+          <w:rFonts w:ascii="Times New Roman" w:hAnsi="Times New Roman" w:cs="Times New Roman"/>
+          <w:sz w:val="24"/>
+          <w:szCs w:val="24"/>
+        </w:rPr>
+      </w:pPr>
+      <w:r>
+        <w:rPr>
+          <w:rFonts w:ascii="Times New Roman" w:hAnsi="Times New Roman" w:cs="Times New Roman"/>
+          <w:sz w:val="24"/>
+          <w:szCs w:val="24"/>
+        </w:rPr>
+        <w:t xml:space="preserve">{%- </w:t>
+      </w:r>
+      <w:r>
+        <w:rPr>
+          <w:rFonts w:ascii="Times New Roman" w:hAnsi="Times New Roman" w:cs="Times New Roman"/>
+          <w:sz w:val="24"/>
+          <w:szCs w:val="24"/>
+          <w:lang w:val="en-US"/>
+        </w:rPr>
+        <w:t>else</w:t>
+      </w:r>
+      <w:r>
+        <w:rPr>
+          <w:rFonts w:ascii="Times New Roman" w:hAnsi="Times New Roman" w:cs="Times New Roman"/>
+          <w:sz w:val="24"/>
+          <w:szCs w:val="24"/>
+        </w:rPr>
+        <w:t xml:space="preserve"> %}</w:t>
+      </w:r>
+    </w:p>
+    <w:p>
+      <w:pPr>
+        <w:spacing w:after="0" w:line="276" w:lineRule="auto"/>
+        <w:jc w:val="right"/>
+        <w:rPr>
+          <w:rFonts w:ascii="Times New Roman" w:hAnsi="Times New Roman" w:cs="Times New Roman"/>
+          <w:sz w:val="24"/>
+          <w:szCs w:val="24"/>
+        </w:rPr>
+      </w:pPr>
+      <w:r>
+        <w:rPr>
+          <w:rFonts w:ascii="Times New Roman" w:hAnsi="Times New Roman" w:cs="Times New Roman"/>
+          <w:sz w:val="24"/>
+          <w:szCs w:val="24"/>
+        </w:rPr>
+        <w:t>протокол и дату утверждения проставляет заведующий кафедрой во время утверждения</w:t>
+      </w:r>
+    </w:p>
+    <w:p>
+      <w:pPr>
+        <w:spacing w:after="0" w:line="276" w:lineRule="auto"/>
+        <w:jc w:val="right"/>
+        <w:rPr>
+          <w:rFonts w:ascii="Times New Roman" w:hAnsi="Times New Roman" w:cs="Times New Roman"/>
+          <w:sz w:val="24"/>
+          <w:szCs w:val="24"/>
+        </w:rPr>
+      </w:pPr>
+      <w:r>
+        <w:rPr>
+          <w:rFonts w:ascii="Times New Roman" w:hAnsi="Times New Roman" w:cs="Times New Roman"/>
+          <w:sz w:val="24"/>
+          <w:szCs w:val="24"/>
+        </w:rPr>
+        <w:t>{%- endif %}</w:t>
       </w:r>
     </w:p>
     <w:p>
@@ -381,6 +373,8 @@
           <w:szCs w:val="24"/>
         </w:rPr>
       </w:pPr>
+      <w:bookmarkStart w:id="0" w:name="_GoBack"/>
+      <w:bookmarkEnd w:id="0"/>
       <w:r>
         <w:rPr>
           <w:rFonts w:ascii="Times New Roman" w:hAnsi="Times New Roman" w:cs="Times New Roman"/>
@@ -523,47 +517,7 @@
                 <w:szCs w:val="24"/>
                 <w:lang w:val="en-US"/>
               </w:rPr>
-              <w:t xml:space="preserve">{{ </w:t>
-            </w:r>
-            <w:proofErr w:type="spellStart"/>
-            <w:r>
-              <w:rPr>
-                <w:rFonts w:ascii="Times New Roman" w:hAnsi="Times New Roman" w:cs="Times New Roman"/>
-                <w:sz w:val="24"/>
-                <w:szCs w:val="24"/>
-                <w:lang w:val="en-US"/>
-              </w:rPr>
-              <w:t>kind_direct</w:t>
-            </w:r>
-            <w:proofErr w:type="spellEnd"/>
-            <w:r>
-              <w:rPr>
-                <w:rFonts w:ascii="Times New Roman" w:hAnsi="Times New Roman" w:cs="Times New Roman"/>
-                <w:sz w:val="24"/>
-                <w:szCs w:val="24"/>
-                <w:lang w:val="en-US"/>
-              </w:rPr>
-              <w:t xml:space="preserve"> }}: {{ </w:t>
-            </w:r>
-            <w:proofErr w:type="spellStart"/>
-            <w:r>
-              <w:rPr>
-                <w:rFonts w:ascii="Times New Roman" w:hAnsi="Times New Roman" w:cs="Times New Roman"/>
-                <w:sz w:val="24"/>
-                <w:szCs w:val="24"/>
-                <w:lang w:val="en-US"/>
-              </w:rPr>
-              <w:t>direction_code</w:t>
-            </w:r>
-            <w:proofErr w:type="spellEnd"/>
-            <w:r>
-              <w:rPr>
-                <w:rFonts w:ascii="Times New Roman" w:hAnsi="Times New Roman" w:cs="Times New Roman"/>
-                <w:sz w:val="24"/>
-                <w:szCs w:val="24"/>
-                <w:lang w:val="en-US"/>
-              </w:rPr>
-              <w:t xml:space="preserve"> }} {{ direction }}</w:t>
+              <w:t>{{ kind_direct }}: {{ direction_code }} {{ direction }}</w:t>
             </w:r>
           </w:p>
         </w:tc>
@@ -624,27 +578,7 @@
                 <w:szCs w:val="24"/>
                 <w:lang w:val="en-US"/>
               </w:rPr>
-              <w:t xml:space="preserve">{{ </w:t>
-            </w:r>
-            <w:proofErr w:type="spellStart"/>
-            <w:r>
-              <w:rPr>
-                <w:rFonts w:ascii="Times New Roman" w:hAnsi="Times New Roman" w:cs="Times New Roman"/>
-                <w:sz w:val="24"/>
-                <w:szCs w:val="24"/>
-                <w:lang w:val="en-US"/>
-              </w:rPr>
-              <w:t>spec_name</w:t>
-            </w:r>
-            <w:proofErr w:type="spellEnd"/>
-            <w:r>
-              <w:rPr>
-                <w:rFonts w:ascii="Times New Roman" w:hAnsi="Times New Roman" w:cs="Times New Roman"/>
-                <w:sz w:val="24"/>
-                <w:szCs w:val="24"/>
-                <w:lang w:val="en-US"/>
-              </w:rPr>
-              <w:t xml:space="preserve"> }} </w:t>
+              <w:t xml:space="preserve">{{ spec_name }} </w:t>
             </w:r>
           </w:p>
         </w:tc>
@@ -706,36 +640,14 @@
               </w:rPr>
               <w:t xml:space="preserve">Квалификация: </w:t>
             </w:r>
-            <w:proofErr w:type="gramStart"/>
-            <w:r>
-              <w:rPr>
-                <w:rFonts w:ascii="Times New Roman" w:hAnsi="Times New Roman" w:cs="Times New Roman"/>
-                <w:sz w:val="24"/>
-                <w:szCs w:val="24"/>
-                <w:lang w:val="en-US"/>
-              </w:rPr>
-              <w:t xml:space="preserve">{{ </w:t>
-            </w:r>
-            <w:proofErr w:type="spellStart"/>
-            <w:r>
-              <w:rPr>
-                <w:rFonts w:ascii="Times New Roman" w:hAnsi="Times New Roman" w:cs="Times New Roman"/>
-                <w:sz w:val="24"/>
-                <w:szCs w:val="24"/>
-                <w:lang w:val="en-US"/>
-              </w:rPr>
-              <w:t>kvalif</w:t>
-            </w:r>
-            <w:proofErr w:type="spellEnd"/>
-            <w:proofErr w:type="gramEnd"/>
-            <w:r>
-              <w:rPr>
-                <w:rFonts w:ascii="Times New Roman" w:hAnsi="Times New Roman" w:cs="Times New Roman"/>
-                <w:sz w:val="24"/>
-                <w:szCs w:val="24"/>
-                <w:lang w:val="en-US"/>
-              </w:rPr>
-              <w:t xml:space="preserve"> }}</w:t>
+            <w:r>
+              <w:rPr>
+                <w:rFonts w:ascii="Times New Roman" w:hAnsi="Times New Roman" w:cs="Times New Roman"/>
+                <w:sz w:val="24"/>
+                <w:szCs w:val="24"/>
+                <w:lang w:val="en-US"/>
+              </w:rPr>
+              <w:t>{{ kvalif }}</w:t>
             </w:r>
           </w:p>
         </w:tc>
@@ -796,7 +708,6 @@
               </w:rPr>
               <w:t xml:space="preserve">Форма обучения: </w:t>
             </w:r>
-            <w:proofErr w:type="gramStart"/>
             <w:r>
               <w:rPr>
                 <w:rFonts w:ascii="Times New Roman" w:hAnsi="Times New Roman" w:cs="Times New Roman"/>
@@ -815,7 +726,6 @@
               </w:rPr>
               <w:t>fob</w:t>
             </w:r>
-            <w:proofErr w:type="gramEnd"/>
             <w:r>
               <w:rPr>
                 <w:rFonts w:ascii="Times New Roman" w:hAnsi="Times New Roman" w:cs="Times New Roman"/>
@@ -959,27 +869,17 @@
                 <w:sz w:val="20"/>
                 <w:szCs w:val="24"/>
               </w:rPr>
-              <w:t xml:space="preserve">Составитель программы: </w:t>
-            </w:r>
-            <w:proofErr w:type="gramStart"/>
+              <w:t xml:space="preserve">Составитель программы: {{ </w:t>
+            </w:r>
             <w:r>
               <w:rPr>
                 <w:rFonts w:ascii="Times New Roman" w:hAnsi="Times New Roman" w:cs="Times New Roman"/>
                 <w:sz w:val="20"/>
                 <w:szCs w:val="24"/>
-              </w:rPr>
-              <w:t xml:space="preserve">{{ </w:t>
-            </w:r>
-            <w:r>
-              <w:rPr>
-                <w:rFonts w:ascii="Times New Roman" w:hAnsi="Times New Roman" w:cs="Times New Roman"/>
-                <w:sz w:val="20"/>
-                <w:szCs w:val="24"/>
                 <w:lang w:val="en-US"/>
               </w:rPr>
               <w:t>person</w:t>
             </w:r>
-            <w:proofErr w:type="gramEnd"/>
             <w:r>
               <w:rPr>
                 <w:rFonts w:ascii="Times New Roman" w:hAnsi="Times New Roman" w:cs="Times New Roman"/>
@@ -1022,7 +922,6 @@
               </w:rPr>
               <w:t xml:space="preserve">Дата подписания: </w:t>
             </w:r>
-            <w:proofErr w:type="gramStart"/>
             <w:r>
               <w:rPr>
                 <w:rFonts w:ascii="Times New Roman" w:hAnsi="Times New Roman" w:cs="Times New Roman"/>
@@ -1040,7 +939,6 @@
               </w:rPr>
               <w:t>review</w:t>
             </w:r>
-            <w:proofErr w:type="gramEnd"/>
             <w:r>
               <w:rPr>
                 <w:rFonts w:ascii="Times New Roman" w:hAnsi="Times New Roman" w:cs="Times New Roman"/>
@@ -1124,7 +1022,6 @@
               </w:rPr>
               <w:t xml:space="preserve">{{ </w:t>
             </w:r>
-            <w:proofErr w:type="spellStart"/>
             <w:r>
               <w:rPr>
                 <w:rFonts w:ascii="Times New Roman" w:hAnsi="Times New Roman" w:cs="Times New Roman"/>
@@ -1134,7 +1031,6 @@
               </w:rPr>
               <w:t>user</w:t>
             </w:r>
-            <w:proofErr w:type="spellEnd"/>
             <w:r>
               <w:rPr>
                 <w:rFonts w:ascii="Times New Roman" w:hAnsi="Times New Roman" w:cs="Times New Roman"/>
@@ -1143,7 +1039,6 @@
               </w:rPr>
               <w:t>_</w:t>
             </w:r>
-            <w:proofErr w:type="spellStart"/>
             <w:r>
               <w:rPr>
                 <w:rFonts w:ascii="Times New Roman" w:hAnsi="Times New Roman" w:cs="Times New Roman"/>
@@ -1153,7 +1048,6 @@
               </w:rPr>
               <w:t>type</w:t>
             </w:r>
-            <w:proofErr w:type="spellEnd"/>
             <w:r>
               <w:rPr>
                 <w:rFonts w:ascii="Times New Roman" w:hAnsi="Times New Roman" w:cs="Times New Roman"/>
@@ -1162,7 +1056,6 @@
               </w:rPr>
               <w:t xml:space="preserve"> }}: {{ </w:t>
             </w:r>
-            <w:proofErr w:type="spellStart"/>
             <w:r>
               <w:rPr>
                 <w:rFonts w:ascii="Times New Roman" w:hAnsi="Times New Roman" w:cs="Times New Roman"/>
@@ -1172,7 +1065,6 @@
               </w:rPr>
               <w:t>user</w:t>
             </w:r>
-            <w:proofErr w:type="spellEnd"/>
             <w:r>
               <w:rPr>
                 <w:rFonts w:ascii="Times New Roman" w:hAnsi="Times New Roman" w:cs="Times New Roman"/>
@@ -1181,7 +1073,6 @@
               </w:rPr>
               <w:t>_</w:t>
             </w:r>
-            <w:proofErr w:type="spellStart"/>
             <w:r>
               <w:rPr>
                 <w:rFonts w:ascii="Times New Roman" w:hAnsi="Times New Roman" w:cs="Times New Roman"/>
@@ -1191,7 +1082,6 @@
               </w:rPr>
               <w:t>accepted</w:t>
             </w:r>
-            <w:proofErr w:type="spellEnd"/>
             <w:r>
               <w:rPr>
                 <w:rFonts w:ascii="Times New Roman" w:hAnsi="Times New Roman" w:cs="Times New Roman"/>
@@ -1251,9 +1141,8 @@
                 <w:szCs w:val="24"/>
                 <w:lang w:val="en-US"/>
               </w:rPr>
-              <w:t xml:space="preserve"> </w:t>
-            </w:r>
-            <w:proofErr w:type="gramStart"/>
+              <w:t xml:space="preserve"> {{ </w:t>
+            </w:r>
             <w:r>
               <w:rPr>
                 <w:rFonts w:ascii="Times New Roman" w:hAnsi="Times New Roman" w:cs="Times New Roman"/>
@@ -1261,29 +1150,8 @@
                 <w:szCs w:val="24"/>
                 <w:lang w:val="en-US"/>
               </w:rPr>
-              <w:t xml:space="preserve">{{ </w:t>
-            </w:r>
-            <w:proofErr w:type="spellStart"/>
-            <w:r>
-              <w:rPr>
-                <w:rFonts w:ascii="Times New Roman" w:hAnsi="Times New Roman" w:cs="Times New Roman"/>
-                <w:sz w:val="20"/>
-                <w:szCs w:val="24"/>
-                <w:lang w:val="en-US"/>
-              </w:rPr>
-              <w:t>accept</w:t>
-            </w:r>
-            <w:proofErr w:type="gramEnd"/>
-            <w:r>
-              <w:rPr>
-                <w:rFonts w:ascii="Times New Roman" w:hAnsi="Times New Roman" w:cs="Times New Roman"/>
-                <w:sz w:val="20"/>
-                <w:szCs w:val="24"/>
-                <w:lang w:val="en-US"/>
-              </w:rPr>
-              <w:t>_date</w:t>
-            </w:r>
-            <w:proofErr w:type="spellEnd"/>
+              <w:t>accept_date</w:t>
+            </w:r>
             <w:r>
               <w:rPr>
                 <w:rFonts w:ascii="Times New Roman" w:hAnsi="Times New Roman" w:cs="Times New Roman"/>
@@ -1323,7 +1191,6 @@
         </w:rPr>
         <w:t xml:space="preserve">{% </w:t>
       </w:r>
-      <w:proofErr w:type="spellStart"/>
       <w:r>
         <w:rPr>
           <w:rFonts w:ascii="Times New Roman" w:hAnsi="Times New Roman" w:cs="Times New Roman"/>
@@ -1333,7 +1200,6 @@
         </w:rPr>
         <w:t>endif</w:t>
       </w:r>
-      <w:proofErr w:type="spellEnd"/>
       <w:r>
         <w:rPr>
           <w:rFonts w:ascii="Times New Roman" w:hAnsi="Times New Roman" w:cs="Times New Roman"/>
@@ -1426,41 +1292,13 @@
         </w:rPr>
         <w:t xml:space="preserve"> </w:t>
       </w:r>
-      <w:proofErr w:type="gramStart"/>
-      <w:r>
-        <w:rPr>
-          <w:rFonts w:ascii="Times New Roman" w:hAnsi="Times New Roman" w:cs="Times New Roman"/>
-          <w:sz w:val="24"/>
-          <w:szCs w:val="24"/>
-        </w:rPr>
-        <w:t xml:space="preserve">{{ </w:t>
-      </w:r>
-      <w:proofErr w:type="spellStart"/>
-      <w:r>
-        <w:rPr>
-          <w:rFonts w:ascii="Times New Roman" w:hAnsi="Times New Roman" w:cs="Times New Roman"/>
-          <w:sz w:val="24"/>
-          <w:szCs w:val="24"/>
-        </w:rPr>
-        <w:t>view</w:t>
-      </w:r>
-      <w:proofErr w:type="gramEnd"/>
-      <w:r>
-        <w:rPr>
-          <w:rFonts w:ascii="Times New Roman" w:hAnsi="Times New Roman" w:cs="Times New Roman"/>
-          <w:sz w:val="24"/>
-          <w:szCs w:val="24"/>
-        </w:rPr>
-        <w:t>_pract</w:t>
-      </w:r>
-      <w:proofErr w:type="spellEnd"/>
-      <w:r>
-        <w:rPr>
-          <w:rFonts w:ascii="Times New Roman" w:hAnsi="Times New Roman" w:cs="Times New Roman"/>
-          <w:sz w:val="24"/>
-          <w:szCs w:val="24"/>
-        </w:rPr>
-        <w:t xml:space="preserve"> }}</w:t>
+      <w:r>
+        <w:rPr>
+          <w:rFonts w:ascii="Times New Roman" w:hAnsi="Times New Roman" w:cs="Times New Roman"/>
+          <w:sz w:val="24"/>
+          <w:szCs w:val="24"/>
+        </w:rPr>
+        <w:t>{{ view_pract }}</w:t>
       </w:r>
       <w:r>
         <w:rPr>
@@ -1495,7 +1333,6 @@
         </w:rPr>
         <w:t xml:space="preserve">Тип практики – </w:t>
       </w:r>
-      <w:proofErr w:type="gramStart"/>
       <w:r>
         <w:rPr>
           <w:rFonts w:ascii="Times New Roman" w:hAnsi="Times New Roman" w:cs="Times New Roman"/>
@@ -1513,7 +1350,6 @@
         </w:rPr>
         <w:t>discipline</w:t>
       </w:r>
-      <w:proofErr w:type="gramEnd"/>
       <w:r>
         <w:rPr>
           <w:rFonts w:ascii="Times New Roman" w:hAnsi="Times New Roman" w:cs="Times New Roman"/>
@@ -1555,7 +1391,6 @@
         </w:rPr>
         <w:t xml:space="preserve"> </w:t>
       </w:r>
-      <w:proofErr w:type="gramStart"/>
       <w:r>
         <w:rPr>
           <w:rFonts w:ascii="Times New Roman" w:hAnsi="Times New Roman" w:cs="Times New Roman"/>
@@ -1582,18 +1417,8 @@
           <w:sz w:val="24"/>
           <w:szCs w:val="24"/>
         </w:rPr>
-        <w:t>{</w:t>
-      </w:r>
-      <w:proofErr w:type="gramEnd"/>
-      <w:r>
-        <w:rPr>
-          <w:rFonts w:ascii="Times New Roman" w:hAnsi="Times New Roman" w:cs="Times New Roman"/>
-          <w:sz w:val="24"/>
-          <w:szCs w:val="24"/>
-        </w:rPr>
-        <w:t xml:space="preserve">{ </w:t>
-      </w:r>
-      <w:proofErr w:type="spellStart"/>
+        <w:t xml:space="preserve">{{ </w:t>
+      </w:r>
       <w:r>
         <w:rPr>
           <w:rFonts w:ascii="Times New Roman" w:hAnsi="Times New Roman" w:cs="Times New Roman"/>
@@ -1602,7 +1427,6 @@
         </w:rPr>
         <w:t>practice_way</w:t>
       </w:r>
-      <w:proofErr w:type="spellEnd"/>
       <w:r>
         <w:rPr>
           <w:rFonts w:ascii="Times New Roman" w:hAnsi="Times New Roman" w:cs="Times New Roman"/>
@@ -1662,7 +1486,6 @@
         </w:rPr>
         <w:t xml:space="preserve"> </w:t>
       </w:r>
-      <w:proofErr w:type="gramStart"/>
       <w:r>
         <w:rPr>
           <w:rFonts w:ascii="Times New Roman" w:hAnsi="Times New Roman" w:cs="Times New Roman"/>
@@ -1689,18 +1512,8 @@
           <w:sz w:val="24"/>
           <w:szCs w:val="24"/>
         </w:rPr>
-        <w:t>{</w:t>
-      </w:r>
-      <w:proofErr w:type="gramEnd"/>
-      <w:r>
-        <w:rPr>
-          <w:rFonts w:ascii="Times New Roman" w:hAnsi="Times New Roman" w:cs="Times New Roman"/>
-          <w:sz w:val="24"/>
-          <w:szCs w:val="24"/>
-        </w:rPr>
-        <w:t xml:space="preserve">{ </w:t>
-      </w:r>
-      <w:proofErr w:type="spellStart"/>
+        <w:t xml:space="preserve">{{ </w:t>
+      </w:r>
       <w:r>
         <w:rPr>
           <w:rFonts w:ascii="Times New Roman" w:hAnsi="Times New Roman" w:cs="Times New Roman"/>
@@ -1709,7 +1522,6 @@
         </w:rPr>
         <w:t>practice_form</w:t>
       </w:r>
-      <w:proofErr w:type="spellEnd"/>
       <w:r>
         <w:rPr>
           <w:rFonts w:ascii="Times New Roman" w:hAnsi="Times New Roman" w:cs="Times New Roman"/>
@@ -1890,27 +1702,7 @@
                 <w:szCs w:val="24"/>
                 <w:lang w:val="en-US"/>
               </w:rPr>
-              <w:t>{%</w:t>
-            </w:r>
-            <w:proofErr w:type="spellStart"/>
-            <w:r>
-              <w:rPr>
-                <w:rFonts w:ascii="Times New Roman" w:hAnsi="Times New Roman" w:cs="Times New Roman"/>
-                <w:sz w:val="24"/>
-                <w:szCs w:val="24"/>
-                <w:lang w:val="en-US"/>
-              </w:rPr>
-              <w:t>tr</w:t>
-            </w:r>
-            <w:proofErr w:type="spellEnd"/>
-            <w:r>
-              <w:rPr>
-                <w:rFonts w:ascii="Times New Roman" w:hAnsi="Times New Roman" w:cs="Times New Roman"/>
-                <w:sz w:val="24"/>
-                <w:szCs w:val="24"/>
-                <w:lang w:val="en-US"/>
-              </w:rPr>
-              <w:t xml:space="preserve"> for item in competence%}</w:t>
+              <w:t>{%tr for item in competence%}</w:t>
             </w:r>
           </w:p>
         </w:tc>
@@ -1943,47 +1735,7 @@
                 <w:szCs w:val="24"/>
                 <w:lang w:val="en-US"/>
               </w:rPr>
-              <w:t>{{</w:t>
-            </w:r>
-            <w:proofErr w:type="spellStart"/>
-            <w:r>
-              <w:rPr>
-                <w:rFonts w:ascii="Times New Roman" w:hAnsi="Times New Roman" w:cs="Times New Roman"/>
-                <w:sz w:val="24"/>
-                <w:szCs w:val="24"/>
-                <w:lang w:val="en-US"/>
-              </w:rPr>
-              <w:t>item.index</w:t>
-            </w:r>
-            <w:proofErr w:type="spellEnd"/>
-            <w:r>
-              <w:rPr>
-                <w:rFonts w:ascii="Times New Roman" w:hAnsi="Times New Roman" w:cs="Times New Roman"/>
-                <w:sz w:val="24"/>
-                <w:szCs w:val="24"/>
-                <w:lang w:val="en-US"/>
-              </w:rPr>
-              <w:t>}} {{</w:t>
-            </w:r>
-            <w:proofErr w:type="spellStart"/>
-            <w:r>
-              <w:rPr>
-                <w:rFonts w:ascii="Times New Roman" w:hAnsi="Times New Roman" w:cs="Times New Roman"/>
-                <w:sz w:val="24"/>
-                <w:szCs w:val="24"/>
-                <w:lang w:val="en-US"/>
-              </w:rPr>
-              <w:t>item.content</w:t>
-            </w:r>
-            <w:proofErr w:type="spellEnd"/>
-            <w:r>
-              <w:rPr>
-                <w:rFonts w:ascii="Times New Roman" w:hAnsi="Times New Roman" w:cs="Times New Roman"/>
-                <w:sz w:val="24"/>
-                <w:szCs w:val="24"/>
-                <w:lang w:val="en-US"/>
-              </w:rPr>
-              <w:t>}}</w:t>
+              <w:t>{{item.index}} {{item.content}}</w:t>
             </w:r>
           </w:p>
         </w:tc>
@@ -2015,27 +1767,7 @@
                 <w:szCs w:val="24"/>
                 <w:lang w:val="en-US"/>
               </w:rPr>
-              <w:t xml:space="preserve">{{ </w:t>
-            </w:r>
-            <w:proofErr w:type="spellStart"/>
-            <w:r>
-              <w:rPr>
-                <w:rFonts w:ascii="Times New Roman" w:hAnsi="Times New Roman" w:cs="Times New Roman"/>
-                <w:sz w:val="24"/>
-                <w:szCs w:val="24"/>
-                <w:lang w:val="en-US"/>
-              </w:rPr>
-              <w:t>item.indicators</w:t>
-            </w:r>
-            <w:proofErr w:type="spellEnd"/>
-            <w:r>
-              <w:rPr>
-                <w:rFonts w:ascii="Times New Roman" w:hAnsi="Times New Roman" w:cs="Times New Roman"/>
-                <w:sz w:val="24"/>
-                <w:szCs w:val="24"/>
-                <w:lang w:val="en-US"/>
-              </w:rPr>
-              <w:t xml:space="preserve"> }}</w:t>
+              <w:t>{{ item.indicators }}</w:t>
             </w:r>
           </w:p>
         </w:tc>
@@ -2069,47 +1801,7 @@
                 <w:szCs w:val="24"/>
                 <w:lang w:val="en-US"/>
               </w:rPr>
-              <w:t>{%</w:t>
-            </w:r>
-            <w:proofErr w:type="spellStart"/>
-            <w:r>
-              <w:rPr>
-                <w:rFonts w:ascii="Times New Roman" w:hAnsi="Times New Roman" w:cs="Times New Roman"/>
-                <w:sz w:val="24"/>
-                <w:szCs w:val="24"/>
-                <w:lang w:val="en-US"/>
-              </w:rPr>
-              <w:t>tr</w:t>
-            </w:r>
-            <w:proofErr w:type="spellEnd"/>
-            <w:r>
-              <w:rPr>
-                <w:rFonts w:ascii="Times New Roman" w:hAnsi="Times New Roman" w:cs="Times New Roman"/>
-                <w:sz w:val="24"/>
-                <w:szCs w:val="24"/>
-                <w:lang w:val="en-US"/>
-              </w:rPr>
-              <w:t xml:space="preserve"> </w:t>
-            </w:r>
-            <w:proofErr w:type="spellStart"/>
-            <w:r>
-              <w:rPr>
-                <w:rFonts w:ascii="Times New Roman" w:hAnsi="Times New Roman" w:cs="Times New Roman"/>
-                <w:sz w:val="24"/>
-                <w:szCs w:val="24"/>
-                <w:lang w:val="en-US"/>
-              </w:rPr>
-              <w:t>endfor</w:t>
-            </w:r>
-            <w:proofErr w:type="spellEnd"/>
-            <w:r>
-              <w:rPr>
-                <w:rFonts w:ascii="Times New Roman" w:hAnsi="Times New Roman" w:cs="Times New Roman"/>
-                <w:sz w:val="24"/>
-                <w:szCs w:val="24"/>
-                <w:lang w:val="en-US"/>
-              </w:rPr>
-              <w:t xml:space="preserve"> %}</w:t>
+              <w:t>{%tr endfor %}</w:t>
             </w:r>
           </w:p>
         </w:tc>
@@ -2133,29 +1825,7 @@
           <w:sz w:val="24"/>
           <w:szCs w:val="24"/>
         </w:rPr>
-        <w:t xml:space="preserve">2.2 </w:t>
-      </w:r>
-      <w:proofErr w:type="gramStart"/>
-      <w:r>
-        <w:rPr>
-          <w:rFonts w:ascii="Times New Roman" w:hAnsi="Times New Roman" w:cs="Times New Roman"/>
-          <w:b/>
-          <w:bCs/>
-          <w:sz w:val="24"/>
-          <w:szCs w:val="24"/>
-        </w:rPr>
-        <w:t>В</w:t>
-      </w:r>
-      <w:proofErr w:type="gramEnd"/>
-      <w:r>
-        <w:rPr>
-          <w:rFonts w:ascii="Times New Roman" w:hAnsi="Times New Roman" w:cs="Times New Roman"/>
-          <w:b/>
-          <w:bCs/>
-          <w:sz w:val="24"/>
-          <w:szCs w:val="24"/>
-        </w:rPr>
-        <w:t xml:space="preserve"> результате прохождения практики у обучающихся должны быть сформированы</w:t>
+        <w:t>2.2 В результате прохождения практики у обучающихся должны быть сформированы</w:t>
       </w:r>
     </w:p>
     <w:tbl>
@@ -2329,29 +1999,7 @@
                 <w:szCs w:val="24"/>
                 <w:lang w:val="en-US"/>
               </w:rPr>
-              <w:t>{%</w:t>
-            </w:r>
-            <w:proofErr w:type="spellStart"/>
-            <w:r>
-              <w:rPr>
-                <w:rFonts w:ascii="Times New Roman" w:hAnsi="Times New Roman" w:cs="Times New Roman"/>
-                <w:color w:val="000000" w:themeColor="text1"/>
-                <w:sz w:val="24"/>
-                <w:szCs w:val="24"/>
-                <w:lang w:val="en-US"/>
-              </w:rPr>
-              <w:t>tr</w:t>
-            </w:r>
-            <w:proofErr w:type="spellEnd"/>
-            <w:r>
-              <w:rPr>
-                <w:rFonts w:ascii="Times New Roman" w:hAnsi="Times New Roman" w:cs="Times New Roman"/>
-                <w:color w:val="000000" w:themeColor="text1"/>
-                <w:sz w:val="24"/>
-                <w:szCs w:val="24"/>
-                <w:lang w:val="en-US"/>
-              </w:rPr>
-              <w:t xml:space="preserve"> for item in indicators %}</w:t>
+              <w:t>{%tr for item in indicators %}</w:t>
             </w:r>
           </w:p>
         </w:tc>
@@ -2392,31 +2040,7 @@
                 <w:szCs w:val="24"/>
                 <w:lang w:val="en-US"/>
               </w:rPr>
-              <w:t>{{</w:t>
-            </w:r>
-            <w:proofErr w:type="spellStart"/>
-            <w:r>
-              <w:rPr>
-                <w:rFonts w:ascii="Times New Roman" w:hAnsi="Times New Roman" w:cs="Times New Roman"/>
-                <w:bCs/>
-                <w:color w:val="000000" w:themeColor="text1"/>
-                <w:sz w:val="24"/>
-                <w:szCs w:val="24"/>
-                <w:lang w:val="en-US"/>
-              </w:rPr>
-              <w:t>item.index</w:t>
-            </w:r>
-            <w:proofErr w:type="spellEnd"/>
-            <w:r>
-              <w:rPr>
-                <w:rFonts w:ascii="Times New Roman" w:hAnsi="Times New Roman" w:cs="Times New Roman"/>
-                <w:bCs/>
-                <w:color w:val="000000" w:themeColor="text1"/>
-                <w:sz w:val="24"/>
-                <w:szCs w:val="24"/>
-                <w:lang w:val="en-US"/>
-              </w:rPr>
-              <w:t>}}</w:t>
+              <w:t>{{item.index}}</w:t>
             </w:r>
           </w:p>
         </w:tc>
@@ -2452,31 +2076,7 @@
                 <w:szCs w:val="24"/>
                 <w:lang w:val="en-US"/>
               </w:rPr>
-              <w:t>{{</w:t>
-            </w:r>
-            <w:proofErr w:type="spellStart"/>
-            <w:r>
-              <w:rPr>
-                <w:rFonts w:ascii="Times New Roman" w:hAnsi="Times New Roman" w:cs="Times New Roman"/>
-                <w:bCs/>
-                <w:color w:val="000000" w:themeColor="text1"/>
-                <w:sz w:val="24"/>
-                <w:szCs w:val="24"/>
-                <w:lang w:val="en-US"/>
-              </w:rPr>
-              <w:t>item.content</w:t>
-            </w:r>
-            <w:proofErr w:type="spellEnd"/>
-            <w:r>
-              <w:rPr>
-                <w:rFonts w:ascii="Times New Roman" w:hAnsi="Times New Roman" w:cs="Times New Roman"/>
-                <w:bCs/>
-                <w:color w:val="000000" w:themeColor="text1"/>
-                <w:sz w:val="24"/>
-                <w:szCs w:val="24"/>
-                <w:lang w:val="en-US"/>
-              </w:rPr>
-              <w:t>}}</w:t>
+              <w:t>{{item.content}}</w:t>
             </w:r>
           </w:p>
         </w:tc>
@@ -2527,7 +2127,6 @@
               </w:rPr>
               <w:t xml:space="preserve"> </w:t>
             </w:r>
-            <w:proofErr w:type="spellStart"/>
             <w:r>
               <w:rPr>
                 <w:rFonts w:ascii="Times New Roman" w:eastAsia="Times New Roman" w:hAnsi="Times New Roman" w:cs="Times New Roman"/>
@@ -2555,7 +2154,6 @@
               </w:rPr>
               <w:t>know</w:t>
             </w:r>
-            <w:proofErr w:type="spellEnd"/>
             <w:r>
               <w:rPr>
                 <w:rFonts w:ascii="Times New Roman" w:eastAsia="Times New Roman" w:hAnsi="Times New Roman" w:cs="Times New Roman"/>
@@ -2630,7 +2228,6 @@
               </w:rPr>
               <w:t>{{</w:t>
             </w:r>
-            <w:proofErr w:type="spellStart"/>
             <w:r>
               <w:rPr>
                 <w:rFonts w:ascii="Times New Roman" w:hAnsi="Times New Roman" w:cs="Times New Roman"/>
@@ -2664,8 +2261,6 @@
               </w:rPr>
               <w:t>know</w:t>
             </w:r>
-            <w:proofErr w:type="spellEnd"/>
-            <w:proofErr w:type="gramStart"/>
             <w:r>
               <w:rPr>
                 <w:rFonts w:ascii="Times New Roman" w:hAnsi="Times New Roman" w:cs="Times New Roman"/>
@@ -2686,9 +2281,8 @@
                 <w:szCs w:val="24"/>
                 <w:lang w:val="en-US"/>
               </w:rPr>
-              <w:t>{</w:t>
-            </w:r>
-            <w:proofErr w:type="gramEnd"/>
+              <w:t xml:space="preserve">{% </w:t>
+            </w:r>
             <w:r>
               <w:rPr>
                 <w:rFonts w:ascii="Times New Roman" w:hAnsi="Times New Roman" w:cs="Times New Roman"/>
@@ -2698,9 +2292,8 @@
                 <w:szCs w:val="24"/>
                 <w:lang w:val="en-US"/>
               </w:rPr>
-              <w:t xml:space="preserve">% </w:t>
-            </w:r>
-            <w:proofErr w:type="spellStart"/>
+              <w:t>end</w:t>
+            </w:r>
             <w:r>
               <w:rPr>
                 <w:rFonts w:ascii="Times New Roman" w:hAnsi="Times New Roman" w:cs="Times New Roman"/>
@@ -2710,30 +2303,7 @@
                 <w:szCs w:val="24"/>
                 <w:lang w:val="en-US"/>
               </w:rPr>
-              <w:t>end</w:t>
-            </w:r>
-            <w:r>
-              <w:rPr>
-                <w:rFonts w:ascii="Times New Roman" w:hAnsi="Times New Roman" w:cs="Times New Roman"/>
-                <w:bCs/>
-                <w:color w:val="000000" w:themeColor="text1"/>
-                <w:sz w:val="24"/>
-                <w:szCs w:val="24"/>
-                <w:lang w:val="en-US"/>
-              </w:rPr>
-              <w:t>if</w:t>
-            </w:r>
-            <w:proofErr w:type="spellEnd"/>
-            <w:r>
-              <w:rPr>
-                <w:rFonts w:ascii="Times New Roman" w:hAnsi="Times New Roman" w:cs="Times New Roman"/>
-                <w:bCs/>
-                <w:color w:val="000000" w:themeColor="text1"/>
-                <w:sz w:val="24"/>
-                <w:szCs w:val="24"/>
-                <w:lang w:val="en-US"/>
-              </w:rPr>
-              <w:t xml:space="preserve"> </w:t>
+              <w:t xml:space="preserve">if </w:t>
             </w:r>
             <w:r>
               <w:rPr>
@@ -2784,7 +2354,6 @@
               </w:rPr>
               <w:t xml:space="preserve"> </w:t>
             </w:r>
-            <w:proofErr w:type="spellStart"/>
             <w:r>
               <w:rPr>
                 <w:rFonts w:ascii="Times New Roman" w:eastAsia="Times New Roman" w:hAnsi="Times New Roman" w:cs="Times New Roman"/>
@@ -2814,7 +2383,6 @@
               </w:rPr>
               <w:t>able</w:t>
             </w:r>
-            <w:proofErr w:type="spellEnd"/>
             <w:r>
               <w:rPr>
                 <w:rFonts w:ascii="Times New Roman" w:eastAsia="Times New Roman" w:hAnsi="Times New Roman" w:cs="Times New Roman"/>
@@ -2856,7 +2424,6 @@
               </w:rPr>
               <w:t>{{</w:t>
             </w:r>
-            <w:proofErr w:type="spellStart"/>
             <w:r>
               <w:rPr>
                 <w:rFonts w:ascii="Times New Roman" w:hAnsi="Times New Roman" w:cs="Times New Roman"/>
@@ -2890,8 +2457,6 @@
               </w:rPr>
               <w:t>able</w:t>
             </w:r>
-            <w:proofErr w:type="spellEnd"/>
-            <w:proofErr w:type="gramStart"/>
             <w:r>
               <w:rPr>
                 <w:rFonts w:ascii="Times New Roman" w:hAnsi="Times New Roman" w:cs="Times New Roman"/>
@@ -2912,9 +2477,8 @@
                 <w:szCs w:val="24"/>
                 <w:lang w:val="en-US"/>
               </w:rPr>
-              <w:t>{</w:t>
-            </w:r>
-            <w:proofErr w:type="gramEnd"/>
+              <w:t xml:space="preserve">{% </w:t>
+            </w:r>
             <w:r>
               <w:rPr>
                 <w:rFonts w:ascii="Times New Roman" w:hAnsi="Times New Roman" w:cs="Times New Roman"/>
@@ -2924,9 +2488,8 @@
                 <w:szCs w:val="24"/>
                 <w:lang w:val="en-US"/>
               </w:rPr>
-              <w:t xml:space="preserve">% </w:t>
-            </w:r>
-            <w:proofErr w:type="spellStart"/>
+              <w:t>end</w:t>
+            </w:r>
             <w:r>
               <w:rPr>
                 <w:rFonts w:ascii="Times New Roman" w:hAnsi="Times New Roman" w:cs="Times New Roman"/>
@@ -2936,30 +2499,7 @@
                 <w:szCs w:val="24"/>
                 <w:lang w:val="en-US"/>
               </w:rPr>
-              <w:t>end</w:t>
-            </w:r>
-            <w:r>
-              <w:rPr>
-                <w:rFonts w:ascii="Times New Roman" w:hAnsi="Times New Roman" w:cs="Times New Roman"/>
-                <w:bCs/>
-                <w:color w:val="000000" w:themeColor="text1"/>
-                <w:sz w:val="24"/>
-                <w:szCs w:val="24"/>
-                <w:lang w:val="en-US"/>
-              </w:rPr>
-              <w:t>if</w:t>
-            </w:r>
-            <w:proofErr w:type="spellEnd"/>
-            <w:r>
-              <w:rPr>
-                <w:rFonts w:ascii="Times New Roman" w:hAnsi="Times New Roman" w:cs="Times New Roman"/>
-                <w:bCs/>
-                <w:color w:val="000000" w:themeColor="text1"/>
-                <w:sz w:val="24"/>
-                <w:szCs w:val="24"/>
-                <w:lang w:val="en-US"/>
-              </w:rPr>
-              <w:t xml:space="preserve"> </w:t>
+              <w:t xml:space="preserve">if </w:t>
             </w:r>
             <w:r>
               <w:rPr>
@@ -3011,7 +2551,6 @@
               </w:rPr>
               <w:t xml:space="preserve"> </w:t>
             </w:r>
-            <w:proofErr w:type="spellStart"/>
             <w:r>
               <w:rPr>
                 <w:rFonts w:ascii="Times New Roman" w:eastAsia="Times New Roman" w:hAnsi="Times New Roman" w:cs="Times New Roman"/>
@@ -3039,7 +2578,6 @@
               </w:rPr>
               <w:t>own</w:t>
             </w:r>
-            <w:proofErr w:type="spellEnd"/>
             <w:r>
               <w:rPr>
                 <w:rFonts w:ascii="Times New Roman" w:eastAsia="Times New Roman" w:hAnsi="Times New Roman" w:cs="Times New Roman"/>
@@ -3083,7 +2621,6 @@
               </w:rPr>
               <w:t>{{</w:t>
             </w:r>
-            <w:proofErr w:type="spellStart"/>
             <w:r>
               <w:rPr>
                 <w:rFonts w:ascii="Times New Roman" w:hAnsi="Times New Roman" w:cs="Times New Roman"/>
@@ -3117,8 +2654,6 @@
               </w:rPr>
               <w:t>own</w:t>
             </w:r>
-            <w:proofErr w:type="spellEnd"/>
-            <w:proofErr w:type="gramStart"/>
             <w:r>
               <w:rPr>
                 <w:rFonts w:ascii="Times New Roman" w:hAnsi="Times New Roman" w:cs="Times New Roman"/>
@@ -3139,9 +2674,8 @@
                 <w:szCs w:val="24"/>
                 <w:lang w:val="en-US"/>
               </w:rPr>
-              <w:t>{</w:t>
-            </w:r>
-            <w:proofErr w:type="gramEnd"/>
+              <w:t xml:space="preserve">{% </w:t>
+            </w:r>
             <w:r>
               <w:rPr>
                 <w:rFonts w:ascii="Times New Roman" w:hAnsi="Times New Roman" w:cs="Times New Roman"/>
@@ -3151,9 +2685,8 @@
                 <w:szCs w:val="24"/>
                 <w:lang w:val="en-US"/>
               </w:rPr>
-              <w:t xml:space="preserve">% </w:t>
-            </w:r>
-            <w:proofErr w:type="spellStart"/>
+              <w:t>end</w:t>
+            </w:r>
             <w:r>
               <w:rPr>
                 <w:rFonts w:ascii="Times New Roman" w:hAnsi="Times New Roman" w:cs="Times New Roman"/>
@@ -3163,30 +2696,7 @@
                 <w:szCs w:val="24"/>
                 <w:lang w:val="en-US"/>
               </w:rPr>
-              <w:t>end</w:t>
-            </w:r>
-            <w:r>
-              <w:rPr>
-                <w:rFonts w:ascii="Times New Roman" w:hAnsi="Times New Roman" w:cs="Times New Roman"/>
-                <w:bCs/>
-                <w:color w:val="000000" w:themeColor="text1"/>
-                <w:sz w:val="24"/>
-                <w:szCs w:val="24"/>
-                <w:lang w:val="en-US"/>
-              </w:rPr>
-              <w:t>if</w:t>
-            </w:r>
-            <w:proofErr w:type="spellEnd"/>
-            <w:r>
-              <w:rPr>
-                <w:rFonts w:ascii="Times New Roman" w:hAnsi="Times New Roman" w:cs="Times New Roman"/>
-                <w:bCs/>
-                <w:color w:val="000000" w:themeColor="text1"/>
-                <w:sz w:val="24"/>
-                <w:szCs w:val="24"/>
-                <w:lang w:val="en-US"/>
-              </w:rPr>
-              <w:t xml:space="preserve"> </w:t>
+              <w:t xml:space="preserve">if </w:t>
             </w:r>
             <w:r>
               <w:rPr>
@@ -3237,51 +2747,7 @@
                 <w:szCs w:val="24"/>
                 <w:lang w:val="en-US"/>
               </w:rPr>
-              <w:t>{%</w:t>
-            </w:r>
-            <w:proofErr w:type="spellStart"/>
-            <w:r>
-              <w:rPr>
-                <w:rFonts w:ascii="Times New Roman" w:hAnsi="Times New Roman" w:cs="Times New Roman"/>
-                <w:color w:val="000000" w:themeColor="text1"/>
-                <w:sz w:val="24"/>
-                <w:szCs w:val="24"/>
-                <w:lang w:val="en-US"/>
-              </w:rPr>
-              <w:t>tr</w:t>
-            </w:r>
-            <w:proofErr w:type="spellEnd"/>
-            <w:r>
-              <w:rPr>
-                <w:rFonts w:ascii="Times New Roman" w:hAnsi="Times New Roman" w:cs="Times New Roman"/>
-                <w:color w:val="000000" w:themeColor="text1"/>
-                <w:sz w:val="24"/>
-                <w:szCs w:val="24"/>
-                <w:lang w:val="en-US"/>
-              </w:rPr>
-              <w:t xml:space="preserve"> </w:t>
-            </w:r>
-            <w:proofErr w:type="spellStart"/>
-            <w:r>
-              <w:rPr>
-                <w:rFonts w:ascii="Times New Roman" w:hAnsi="Times New Roman" w:cs="Times New Roman"/>
-                <w:color w:val="000000" w:themeColor="text1"/>
-                <w:sz w:val="24"/>
-                <w:szCs w:val="24"/>
-                <w:lang w:val="en-US"/>
-              </w:rPr>
-              <w:t>endfor</w:t>
-            </w:r>
-            <w:proofErr w:type="spellEnd"/>
-            <w:r>
-              <w:rPr>
-                <w:rFonts w:ascii="Times New Roman" w:hAnsi="Times New Roman" w:cs="Times New Roman"/>
-                <w:color w:val="000000" w:themeColor="text1"/>
-                <w:sz w:val="24"/>
-                <w:szCs w:val="24"/>
-                <w:lang w:val="en-US"/>
-              </w:rPr>
-              <w:t xml:space="preserve"> %}</w:t>
+              <w:t>{%tr endfor %}</w:t>
             </w:r>
           </w:p>
         </w:tc>
@@ -3582,27 +3048,7 @@
                 <w:szCs w:val="24"/>
                 <w:lang w:val="en-US" w:eastAsia="ru-RU"/>
               </w:rPr>
-              <w:t>{%</w:t>
-            </w:r>
-            <w:proofErr w:type="spellStart"/>
-            <w:r>
-              <w:rPr>
-                <w:rFonts w:ascii="Times New Roman" w:hAnsi="Times New Roman" w:cs="Times New Roman"/>
-                <w:sz w:val="24"/>
-                <w:szCs w:val="24"/>
-                <w:lang w:val="en-US" w:eastAsia="ru-RU"/>
-              </w:rPr>
-              <w:t>tr</w:t>
-            </w:r>
-            <w:proofErr w:type="spellEnd"/>
-            <w:r>
-              <w:rPr>
-                <w:rFonts w:ascii="Times New Roman" w:hAnsi="Times New Roman" w:cs="Times New Roman"/>
-                <w:sz w:val="24"/>
-                <w:szCs w:val="24"/>
-                <w:lang w:val="en-US" w:eastAsia="ru-RU"/>
-              </w:rPr>
-              <w:t xml:space="preserve"> for item in semesters %}</w:t>
+              <w:t>{%tr for item in semesters %}</w:t>
             </w:r>
           </w:p>
         </w:tc>
@@ -3663,9 +3109,8 @@
                 <w:szCs w:val="24"/>
                 <w:lang w:val="en-US" w:eastAsia="ru-RU"/>
               </w:rPr>
-              <w:t xml:space="preserve">{{ </w:t>
-            </w:r>
-            <w:proofErr w:type="spellStart"/>
+              <w:t>{{ item.kurs}}</w:t>
+            </w:r>
             <w:r>
               <w:rPr>
                 <w:rFonts w:ascii="Times New Roman" w:hAnsi="Times New Roman" w:cs="Times New Roman"/>
@@ -3673,9 +3118,17 @@
                 <w:szCs w:val="24"/>
                 <w:lang w:val="en-US" w:eastAsia="ru-RU"/>
               </w:rPr>
-              <w:t>item.kurs</w:t>
-            </w:r>
-            <w:proofErr w:type="spellEnd"/>
+              <w:t xml:space="preserve"> </w:t>
+            </w:r>
+            <w:r>
+              <w:rPr>
+                <w:rFonts w:ascii="Times New Roman" w:hAnsi="Times New Roman" w:cs="Times New Roman"/>
+                <w:sz w:val="24"/>
+                <w:szCs w:val="24"/>
+                <w:lang w:eastAsia="ru-RU"/>
+              </w:rPr>
+              <w:t>курс</w:t>
+            </w:r>
             <w:r>
               <w:rPr>
                 <w:rFonts w:ascii="Times New Roman" w:hAnsi="Times New Roman" w:cs="Times New Roman"/>
@@ -3683,54 +3136,7 @@
                 <w:szCs w:val="24"/>
                 <w:lang w:val="en-US" w:eastAsia="ru-RU"/>
               </w:rPr>
-              <w:t>}}</w:t>
-            </w:r>
-            <w:r>
-              <w:rPr>
-                <w:rFonts w:ascii="Times New Roman" w:hAnsi="Times New Roman" w:cs="Times New Roman"/>
-                <w:sz w:val="24"/>
-                <w:szCs w:val="24"/>
-                <w:lang w:val="en-US" w:eastAsia="ru-RU"/>
-              </w:rPr>
-              <w:t xml:space="preserve"> </w:t>
-            </w:r>
-            <w:r>
-              <w:rPr>
-                <w:rFonts w:ascii="Times New Roman" w:hAnsi="Times New Roman" w:cs="Times New Roman"/>
-                <w:sz w:val="24"/>
-                <w:szCs w:val="24"/>
-                <w:lang w:eastAsia="ru-RU"/>
-              </w:rPr>
-              <w:t>курс</w:t>
-            </w:r>
-            <w:r>
-              <w:rPr>
-                <w:rFonts w:ascii="Times New Roman" w:hAnsi="Times New Roman" w:cs="Times New Roman"/>
-                <w:sz w:val="24"/>
-                <w:szCs w:val="24"/>
-                <w:lang w:val="en-US" w:eastAsia="ru-RU"/>
-              </w:rPr>
-              <w:t xml:space="preserve"> / {{</w:t>
-            </w:r>
-            <w:proofErr w:type="spellStart"/>
-            <w:r>
-              <w:rPr>
-                <w:rFonts w:ascii="Times New Roman" w:hAnsi="Times New Roman" w:cs="Times New Roman"/>
-                <w:sz w:val="24"/>
-                <w:szCs w:val="24"/>
-                <w:lang w:val="en-US" w:eastAsia="ru-RU"/>
-              </w:rPr>
-              <w:t>item.num</w:t>
-            </w:r>
-            <w:proofErr w:type="spellEnd"/>
-            <w:r>
-              <w:rPr>
-                <w:rFonts w:ascii="Times New Roman" w:hAnsi="Times New Roman" w:cs="Times New Roman"/>
-                <w:sz w:val="24"/>
-                <w:szCs w:val="24"/>
-                <w:lang w:val="en-US" w:eastAsia="ru-RU"/>
-              </w:rPr>
-              <w:t xml:space="preserve">}} </w:t>
+              <w:t xml:space="preserve"> / {{item.num}} </w:t>
             </w:r>
             <w:r>
               <w:rPr>
@@ -3767,27 +3173,7 @@
                 <w:szCs w:val="24"/>
                 <w:lang w:val="en-US" w:eastAsia="ru-RU"/>
               </w:rPr>
-              <w:t xml:space="preserve">{{ </w:t>
-            </w:r>
-            <w:proofErr w:type="spellStart"/>
-            <w:r>
-              <w:rPr>
-                <w:rFonts w:ascii="Times New Roman" w:hAnsi="Times New Roman" w:cs="Times New Roman"/>
-                <w:sz w:val="24"/>
-                <w:szCs w:val="24"/>
-                <w:lang w:val="en-US" w:eastAsia="ru-RU"/>
-              </w:rPr>
-              <w:t>item.zet</w:t>
-            </w:r>
-            <w:proofErr w:type="spellEnd"/>
-            <w:r>
-              <w:rPr>
-                <w:rFonts w:ascii="Times New Roman" w:hAnsi="Times New Roman" w:cs="Times New Roman"/>
-                <w:sz w:val="24"/>
-                <w:szCs w:val="24"/>
-                <w:lang w:val="en-US" w:eastAsia="ru-RU"/>
-              </w:rPr>
-              <w:t xml:space="preserve"> }}</w:t>
+              <w:t>{{ item.zet }}</w:t>
             </w:r>
           </w:p>
         </w:tc>
@@ -3815,9 +3201,17 @@
                 <w:szCs w:val="24"/>
                 <w:lang w:val="en-US" w:eastAsia="ru-RU"/>
               </w:rPr>
-              <w:t xml:space="preserve">{{ </w:t>
-            </w:r>
-            <w:proofErr w:type="spellStart"/>
+              <w:t xml:space="preserve">{{ item.weeks }} </w:t>
+            </w:r>
+            <w:r>
+              <w:rPr>
+                <w:rFonts w:ascii="Times New Roman" w:hAnsi="Times New Roman" w:cs="Times New Roman"/>
+                <w:sz w:val="24"/>
+                <w:szCs w:val="24"/>
+                <w:lang w:eastAsia="ru-RU"/>
+              </w:rPr>
+              <w:t>недели</w:t>
+            </w:r>
             <w:r>
               <w:rPr>
                 <w:rFonts w:ascii="Times New Roman" w:hAnsi="Times New Roman" w:cs="Times New Roman"/>
@@ -3825,9 +3219,8 @@
                 <w:szCs w:val="24"/>
                 <w:lang w:val="en-US" w:eastAsia="ru-RU"/>
               </w:rPr>
-              <w:t>item.weeks</w:t>
-            </w:r>
-            <w:proofErr w:type="spellEnd"/>
+              <w:t xml:space="preserve"> </w:t>
+            </w:r>
             <w:r>
               <w:rPr>
                 <w:rFonts w:ascii="Times New Roman" w:hAnsi="Times New Roman" w:cs="Times New Roman"/>
@@ -3835,54 +3228,7 @@
                 <w:szCs w:val="24"/>
                 <w:lang w:val="en-US" w:eastAsia="ru-RU"/>
               </w:rPr>
-              <w:t xml:space="preserve"> }} </w:t>
-            </w:r>
-            <w:r>
-              <w:rPr>
-                <w:rFonts w:ascii="Times New Roman" w:hAnsi="Times New Roman" w:cs="Times New Roman"/>
-                <w:sz w:val="24"/>
-                <w:szCs w:val="24"/>
-                <w:lang w:eastAsia="ru-RU"/>
-              </w:rPr>
-              <w:t>недели</w:t>
-            </w:r>
-            <w:r>
-              <w:rPr>
-                <w:rFonts w:ascii="Times New Roman" w:hAnsi="Times New Roman" w:cs="Times New Roman"/>
-                <w:sz w:val="24"/>
-                <w:szCs w:val="24"/>
-                <w:lang w:val="en-US" w:eastAsia="ru-RU"/>
-              </w:rPr>
-              <w:t xml:space="preserve"> </w:t>
-            </w:r>
-            <w:r>
-              <w:rPr>
-                <w:rFonts w:ascii="Times New Roman" w:hAnsi="Times New Roman" w:cs="Times New Roman"/>
-                <w:sz w:val="24"/>
-                <w:szCs w:val="24"/>
-                <w:lang w:val="en-US" w:eastAsia="ru-RU"/>
-              </w:rPr>
-              <w:t xml:space="preserve">/ {{ </w:t>
-            </w:r>
-            <w:proofErr w:type="spellStart"/>
-            <w:r>
-              <w:rPr>
-                <w:rFonts w:ascii="Times New Roman" w:hAnsi="Times New Roman" w:cs="Times New Roman"/>
-                <w:sz w:val="24"/>
-                <w:szCs w:val="24"/>
-                <w:lang w:val="en-US" w:eastAsia="ru-RU"/>
-              </w:rPr>
-              <w:t>item.srs_hours</w:t>
-            </w:r>
-            <w:proofErr w:type="spellEnd"/>
-            <w:r>
-              <w:rPr>
-                <w:rFonts w:ascii="Times New Roman" w:hAnsi="Times New Roman" w:cs="Times New Roman"/>
-                <w:sz w:val="24"/>
-                <w:szCs w:val="24"/>
-                <w:lang w:val="en-US" w:eastAsia="ru-RU"/>
-              </w:rPr>
-              <w:t xml:space="preserve"> }} </w:t>
+              <w:t xml:space="preserve">/ {{ item.srs_hours }} </w:t>
             </w:r>
             <w:r>
               <w:rPr>
@@ -3921,7 +3267,6 @@
               </w:rPr>
               <w:t xml:space="preserve">{{ </w:t>
             </w:r>
-            <w:proofErr w:type="spellStart"/>
             <w:r>
               <w:rPr>
                 <w:rFonts w:ascii="Times New Roman" w:hAnsi="Times New Roman" w:cs="Times New Roman"/>
@@ -3938,17 +3283,7 @@
                 <w:szCs w:val="24"/>
                 <w:lang w:val="en-US" w:eastAsia="ru-RU"/>
               </w:rPr>
-              <w:t>tic</w:t>
-            </w:r>
-            <w:proofErr w:type="spellEnd"/>
-            <w:r>
-              <w:rPr>
-                <w:rFonts w:ascii="Times New Roman" w:hAnsi="Times New Roman" w:cs="Times New Roman"/>
-                <w:sz w:val="24"/>
-                <w:szCs w:val="24"/>
-                <w:lang w:val="en-US" w:eastAsia="ru-RU"/>
-              </w:rPr>
-              <w:t xml:space="preserve"> }}</w:t>
+              <w:t>tic }}</w:t>
             </w:r>
           </w:p>
         </w:tc>
@@ -3984,7 +3319,6 @@
               </w:rPr>
               <w:t>{%</w:t>
             </w:r>
-            <w:proofErr w:type="spellStart"/>
             <w:r>
               <w:rPr>
                 <w:rFonts w:ascii="Times New Roman" w:hAnsi="Times New Roman" w:cs="Times New Roman"/>
@@ -3994,7 +3328,6 @@
               </w:rPr>
               <w:t>tr</w:t>
             </w:r>
-            <w:proofErr w:type="spellEnd"/>
             <w:r>
               <w:rPr>
                 <w:rFonts w:ascii="Times New Roman" w:hAnsi="Times New Roman" w:cs="Times New Roman"/>
@@ -4002,27 +3335,7 @@
                 <w:szCs w:val="24"/>
                 <w:lang w:val="en-US" w:eastAsia="ru-RU"/>
               </w:rPr>
-              <w:t xml:space="preserve"> </w:t>
-            </w:r>
-            <w:proofErr w:type="spellStart"/>
-            <w:r>
-              <w:rPr>
-                <w:rFonts w:ascii="Times New Roman" w:hAnsi="Times New Roman" w:cs="Times New Roman"/>
-                <w:sz w:val="24"/>
-                <w:szCs w:val="24"/>
-                <w:lang w:val="en-US" w:eastAsia="ru-RU"/>
-              </w:rPr>
-              <w:t>endfor</w:t>
-            </w:r>
-            <w:proofErr w:type="spellEnd"/>
-            <w:r>
-              <w:rPr>
-                <w:rFonts w:ascii="Times New Roman" w:hAnsi="Times New Roman" w:cs="Times New Roman"/>
-                <w:sz w:val="24"/>
-                <w:szCs w:val="24"/>
-                <w:lang w:val="en-US" w:eastAsia="ru-RU"/>
-              </w:rPr>
-              <w:t xml:space="preserve"> %}</w:t>
+              <w:t xml:space="preserve"> endfor %}</w:t>
             </w:r>
           </w:p>
         </w:tc>
@@ -4059,7 +3372,6 @@
           <w:szCs w:val="28"/>
         </w:rPr>
       </w:pPr>
-      <w:proofErr w:type="gramStart"/>
       <w:r>
         <w:rPr>
           <w:rFonts w:ascii="Times New Roman" w:hAnsi="Times New Roman" w:cs="Times New Roman"/>
@@ -4068,25 +3380,14 @@
         </w:rPr>
         <w:t xml:space="preserve">{{ </w:t>
       </w:r>
-      <w:proofErr w:type="spellStart"/>
       <w:r>
         <w:rPr>
           <w:rFonts w:ascii="Times New Roman" w:hAnsi="Times New Roman" w:cs="Times New Roman"/>
           <w:sz w:val="24"/>
           <w:szCs w:val="28"/>
         </w:rPr>
-        <w:t>practice</w:t>
-      </w:r>
-      <w:proofErr w:type="gramEnd"/>
-      <w:r>
-        <w:rPr>
-          <w:rFonts w:ascii="Times New Roman" w:hAnsi="Times New Roman" w:cs="Times New Roman"/>
-          <w:sz w:val="24"/>
-          <w:szCs w:val="28"/>
-        </w:rPr>
-        <w:t>_content_text</w:t>
-      </w:r>
-      <w:proofErr w:type="spellEnd"/>
+        <w:t>practice_content_text</w:t>
+      </w:r>
       <w:r>
         <w:rPr>
           <w:rFonts w:ascii="Times New Roman" w:hAnsi="Times New Roman" w:cs="Times New Roman"/>
@@ -4282,9 +3583,8 @@
                 <w:szCs w:val="24"/>
                 <w:lang w:val="en-US"/>
               </w:rPr>
-              <w:t>{%</w:t>
-            </w:r>
-            <w:proofErr w:type="spellStart"/>
+              <w:t xml:space="preserve">{%tr for item in </w:t>
+            </w:r>
             <w:r>
               <w:rPr>
                 <w:rFonts w:ascii="Times New Roman" w:eastAsia="Times New Roman" w:hAnsi="Times New Roman" w:cs="Times New Roman"/>
@@ -4293,31 +3593,8 @@
                 <w:szCs w:val="24"/>
                 <w:lang w:val="en-US"/>
               </w:rPr>
-              <w:t>tr</w:t>
-            </w:r>
-            <w:proofErr w:type="spellEnd"/>
-            <w:r>
-              <w:rPr>
-                <w:rFonts w:ascii="Times New Roman" w:eastAsia="Times New Roman" w:hAnsi="Times New Roman" w:cs="Times New Roman"/>
-                <w:iCs/>
-                <w:sz w:val="24"/>
-                <w:szCs w:val="24"/>
-                <w:lang w:val="en-US"/>
-              </w:rPr>
-              <w:t xml:space="preserve"> for item in </w:t>
-            </w:r>
-            <w:proofErr w:type="spellStart"/>
-            <w:r>
-              <w:rPr>
-                <w:rFonts w:ascii="Times New Roman" w:eastAsia="Times New Roman" w:hAnsi="Times New Roman" w:cs="Times New Roman"/>
-                <w:iCs/>
-                <w:sz w:val="24"/>
-                <w:szCs w:val="24"/>
-                <w:lang w:val="en-US"/>
-              </w:rPr>
               <w:t>practice_content</w:t>
             </w:r>
-            <w:proofErr w:type="spellEnd"/>
             <w:r>
               <w:rPr>
                 <w:rFonts w:ascii="Times New Roman" w:eastAsia="Times New Roman" w:hAnsi="Times New Roman" w:cs="Times New Roman"/>
@@ -4354,25 +3631,7 @@
                 <w:szCs w:val="24"/>
                 <w:lang w:val="en-US"/>
               </w:rPr>
-              <w:t xml:space="preserve">{{ </w:t>
-            </w:r>
-            <w:proofErr w:type="spellStart"/>
-            <w:r>
-              <w:rPr>
-                <w:rFonts w:eastAsia="Times New Roman"/>
-                <w:szCs w:val="24"/>
-                <w:lang w:val="en-US"/>
-              </w:rPr>
-              <w:t>item.num</w:t>
-            </w:r>
-            <w:proofErr w:type="spellEnd"/>
-            <w:r>
-              <w:rPr>
-                <w:rFonts w:eastAsia="Times New Roman"/>
-                <w:szCs w:val="24"/>
-                <w:lang w:val="en-US"/>
-              </w:rPr>
-              <w:t xml:space="preserve"> }}</w:t>
+              <w:t>{{ item.num }}</w:t>
             </w:r>
           </w:p>
         </w:tc>
@@ -4401,27 +3660,7 @@
                 <w:szCs w:val="24"/>
                 <w:lang w:val="en-US"/>
               </w:rPr>
-              <w:t xml:space="preserve">{{ </w:t>
-            </w:r>
-            <w:proofErr w:type="spellStart"/>
-            <w:r>
-              <w:rPr>
-                <w:rFonts w:ascii="Times New Roman" w:eastAsia="Times New Roman" w:hAnsi="Times New Roman" w:cs="Times New Roman"/>
-                <w:sz w:val="24"/>
-                <w:szCs w:val="24"/>
-                <w:lang w:val="en-US"/>
-              </w:rPr>
-              <w:t>item.part</w:t>
-            </w:r>
-            <w:proofErr w:type="spellEnd"/>
-            <w:r>
-              <w:rPr>
-                <w:rFonts w:ascii="Times New Roman" w:eastAsia="Times New Roman" w:hAnsi="Times New Roman" w:cs="Times New Roman"/>
-                <w:sz w:val="24"/>
-                <w:szCs w:val="24"/>
-                <w:lang w:val="en-US"/>
-              </w:rPr>
-              <w:t xml:space="preserve"> }}</w:t>
+              <w:t>{{ item.part }}</w:t>
             </w:r>
           </w:p>
         </w:tc>
@@ -4450,27 +3689,7 @@
                 <w:szCs w:val="24"/>
                 <w:lang w:val="en-US"/>
               </w:rPr>
-              <w:t xml:space="preserve">{{ </w:t>
-            </w:r>
-            <w:proofErr w:type="spellStart"/>
-            <w:r>
-              <w:rPr>
-                <w:rFonts w:ascii="Times New Roman" w:eastAsia="Times New Roman" w:hAnsi="Times New Roman" w:cs="Times New Roman"/>
-                <w:sz w:val="24"/>
-                <w:szCs w:val="24"/>
-                <w:lang w:val="en-US"/>
-              </w:rPr>
-              <w:t>item.content</w:t>
-            </w:r>
-            <w:proofErr w:type="spellEnd"/>
-            <w:r>
-              <w:rPr>
-                <w:rFonts w:ascii="Times New Roman" w:eastAsia="Times New Roman" w:hAnsi="Times New Roman" w:cs="Times New Roman"/>
-                <w:sz w:val="24"/>
-                <w:szCs w:val="24"/>
-                <w:lang w:val="en-US"/>
-              </w:rPr>
-              <w:t xml:space="preserve"> }}</w:t>
+              <w:t>{{ item.content }}</w:t>
             </w:r>
           </w:p>
         </w:tc>
@@ -4503,47 +3722,7 @@
                 <w:szCs w:val="24"/>
                 <w:lang w:val="en-US"/>
               </w:rPr>
-              <w:t>{%</w:t>
-            </w:r>
-            <w:proofErr w:type="spellStart"/>
-            <w:r>
-              <w:rPr>
-                <w:rFonts w:ascii="Times New Roman" w:eastAsia="Times New Roman" w:hAnsi="Times New Roman" w:cs="Times New Roman"/>
-                <w:sz w:val="24"/>
-                <w:szCs w:val="24"/>
-                <w:lang w:val="en-US"/>
-              </w:rPr>
-              <w:t>tr</w:t>
-            </w:r>
-            <w:proofErr w:type="spellEnd"/>
-            <w:r>
-              <w:rPr>
-                <w:rFonts w:ascii="Times New Roman" w:eastAsia="Times New Roman" w:hAnsi="Times New Roman" w:cs="Times New Roman"/>
-                <w:sz w:val="24"/>
-                <w:szCs w:val="24"/>
-                <w:lang w:val="en-US"/>
-              </w:rPr>
-              <w:t xml:space="preserve"> </w:t>
-            </w:r>
-            <w:proofErr w:type="spellStart"/>
-            <w:r>
-              <w:rPr>
-                <w:rFonts w:ascii="Times New Roman" w:eastAsia="Times New Roman" w:hAnsi="Times New Roman" w:cs="Times New Roman"/>
-                <w:sz w:val="24"/>
-                <w:szCs w:val="24"/>
-                <w:lang w:val="en-US"/>
-              </w:rPr>
-              <w:t>endfor</w:t>
-            </w:r>
-            <w:proofErr w:type="spellEnd"/>
-            <w:r>
-              <w:rPr>
-                <w:rFonts w:ascii="Times New Roman" w:eastAsia="Times New Roman" w:hAnsi="Times New Roman" w:cs="Times New Roman"/>
-                <w:sz w:val="24"/>
-                <w:szCs w:val="24"/>
-                <w:lang w:val="en-US"/>
-              </w:rPr>
-              <w:t xml:space="preserve"> %}</w:t>
+              <w:t>{%tr endfor %}</w:t>
             </w:r>
           </w:p>
         </w:tc>
@@ -4581,7 +3760,7 @@
           <w:lang w:eastAsia="ru-RU"/>
         </w:rPr>
       </w:pPr>
-      <w:bookmarkStart w:id="0" w:name="_Toc501100565"/>
+      <w:bookmarkStart w:id="1" w:name="_Toc501100565"/>
       <w:r>
         <w:rPr>
           <w:rFonts w:ascii="Times New Roman" w:eastAsia="Times New Roman" w:hAnsi="Times New Roman" w:cs="Times New Roman"/>
@@ -4592,7 +3771,7 @@
         </w:rPr>
         <w:t>По результатам прохождения практики обучающийся должен предоставить</w:t>
       </w:r>
-      <w:bookmarkEnd w:id="0"/>
+      <w:bookmarkEnd w:id="1"/>
       <w:r>
         <w:rPr>
           <w:rFonts w:ascii="Times New Roman" w:eastAsia="Times New Roman" w:hAnsi="Times New Roman" w:cs="Times New Roman"/>
@@ -4656,7 +3835,7 @@
           <w:szCs w:val="24"/>
         </w:rPr>
       </w:pPr>
-      <w:bookmarkStart w:id="1" w:name="_Toc501100567"/>
+      <w:bookmarkStart w:id="2" w:name="_Toc501100567"/>
       <w:r>
         <w:rPr>
           <w:rFonts w:eastAsia="Times New Roman"/>
@@ -4666,7 +3845,7 @@
         </w:rPr>
         <w:t>Отчет о прохождении практики;</w:t>
       </w:r>
-      <w:bookmarkEnd w:id="1"/>
+      <w:bookmarkEnd w:id="2"/>
     </w:p>
     <w:p>
       <w:pPr>
@@ -4717,7 +3896,7 @@
           <w:lang w:val="en-US"/>
         </w:rPr>
       </w:pPr>
-      <w:bookmarkStart w:id="2" w:name="_Toc501100566"/>
+      <w:bookmarkStart w:id="3" w:name="_Toc501100566"/>
       <w:r>
         <w:rPr>
           <w:rFonts w:ascii="Times New Roman" w:eastAsia="Times New Roman" w:hAnsi="Times New Roman" w:cs="Times New Roman"/>
@@ -4784,7 +3963,6 @@
         </w:rPr>
         <w:t xml:space="preserve"> </w:t>
       </w:r>
-      <w:proofErr w:type="spellStart"/>
       <w:r>
         <w:rPr>
           <w:rFonts w:ascii="Times New Roman" w:eastAsia="Times New Roman" w:hAnsi="Times New Roman" w:cs="Times New Roman"/>
@@ -4818,7 +3996,6 @@
         </w:rPr>
         <w:t>report</w:t>
       </w:r>
-      <w:proofErr w:type="spellEnd"/>
       <w:r>
         <w:rPr>
           <w:rFonts w:ascii="Times New Roman" w:eastAsia="Times New Roman" w:hAnsi="Times New Roman" w:cs="Times New Roman"/>
@@ -4874,7 +4051,7 @@
         <w:t>;</w:t>
       </w:r>
     </w:p>
-    <w:bookmarkEnd w:id="2"/>
+    <w:bookmarkEnd w:id="3"/>
     <w:p>
       <w:pPr>
         <w:keepNext/>
@@ -4923,35 +4100,30 @@
           <w:szCs w:val="24"/>
           <w:lang w:val="en-US"/>
         </w:rPr>
-        <w:t xml:space="preserve"> </w:t>
-      </w:r>
-      <w:proofErr w:type="spellStart"/>
-      <w:r>
+        <w:t xml:space="preserve"> endfor %}</w:t>
+      </w:r>
+    </w:p>
+    <w:p>
+      <w:pPr>
         <w:rPr>
           <w:rFonts w:ascii="Times New Roman" w:eastAsia="Times New Roman" w:hAnsi="Times New Roman" w:cs="Times New Roman"/>
           <w:iCs/>
-          <w:color w:val="000000"/>
-          <w:sz w:val="24"/>
-          <w:szCs w:val="24"/>
-          <w:lang w:val="en-US"/>
-        </w:rPr>
-        <w:t>endfor</w:t>
-      </w:r>
-      <w:proofErr w:type="spellEnd"/>
+          <w:sz w:val="24"/>
+          <w:szCs w:val="28"/>
+          <w:lang w:eastAsia="ru-RU"/>
+        </w:rPr>
+      </w:pPr>
       <w:r>
         <w:rPr>
           <w:rFonts w:ascii="Times New Roman" w:eastAsia="Times New Roman" w:hAnsi="Times New Roman" w:cs="Times New Roman"/>
           <w:iCs/>
-          <w:color w:val="000000"/>
-          <w:sz w:val="24"/>
-          <w:szCs w:val="24"/>
-          <w:lang w:val="en-US"/>
-        </w:rPr>
-        <w:t xml:space="preserve"> %}</w:t>
-      </w:r>
-    </w:p>
-    <w:p>
-      <w:pPr>
+          <w:sz w:val="24"/>
+          <w:szCs w:val="28"/>
+          <w:lang w:eastAsia="ru-RU"/>
+        </w:rPr>
+        <w:t>Требования к содержанию и оформлению отчета о прохождении практики, учитывая специфику направления подготовки</w:t>
+      </w:r>
+      <w:r>
         <w:rPr>
           <w:rFonts w:ascii="Times New Roman" w:eastAsia="Times New Roman" w:hAnsi="Times New Roman" w:cs="Times New Roman"/>
           <w:iCs/>
@@ -4959,8 +4131,11 @@
           <w:szCs w:val="28"/>
           <w:lang w:eastAsia="ru-RU"/>
         </w:rPr>
-      </w:pPr>
-      <w:r>
+        <w:t>:</w:t>
+      </w:r>
+    </w:p>
+    <w:p>
+      <w:pPr>
         <w:rPr>
           <w:rFonts w:ascii="Times New Roman" w:eastAsia="Times New Roman" w:hAnsi="Times New Roman" w:cs="Times New Roman"/>
           <w:iCs/>
@@ -4968,8 +4143,7 @@
           <w:szCs w:val="28"/>
           <w:lang w:eastAsia="ru-RU"/>
         </w:rPr>
-        <w:t>Требования к содержанию и оформлению отчета о прохождении практики, учитывая специфику направления подготовки</w:t>
-      </w:r>
+      </w:pPr>
       <w:r>
         <w:rPr>
           <w:rFonts w:ascii="Times New Roman" w:eastAsia="Times New Roman" w:hAnsi="Times New Roman" w:cs="Times New Roman"/>
@@ -4978,11 +4152,9 @@
           <w:szCs w:val="28"/>
           <w:lang w:eastAsia="ru-RU"/>
         </w:rPr>
-        <w:t>:</w:t>
-      </w:r>
-    </w:p>
-    <w:p>
-      <w:pPr>
+        <w:t xml:space="preserve">{{ </w:t>
+      </w:r>
+      <w:r>
         <w:rPr>
           <w:rFonts w:ascii="Times New Roman" w:eastAsia="Times New Roman" w:hAnsi="Times New Roman" w:cs="Times New Roman"/>
           <w:iCs/>
@@ -4990,41 +4162,8 @@
           <w:szCs w:val="28"/>
           <w:lang w:eastAsia="ru-RU"/>
         </w:rPr>
-      </w:pPr>
-      <w:proofErr w:type="gramStart"/>
-      <w:r>
-        <w:rPr>
-          <w:rFonts w:ascii="Times New Roman" w:eastAsia="Times New Roman" w:hAnsi="Times New Roman" w:cs="Times New Roman"/>
-          <w:iCs/>
-          <w:sz w:val="24"/>
-          <w:szCs w:val="28"/>
-          <w:lang w:eastAsia="ru-RU"/>
-        </w:rPr>
-        <w:t xml:space="preserve">{{ </w:t>
-      </w:r>
-      <w:proofErr w:type="spellStart"/>
-      <w:r>
-        <w:rPr>
-          <w:rFonts w:ascii="Times New Roman" w:eastAsia="Times New Roman" w:hAnsi="Times New Roman" w:cs="Times New Roman"/>
-          <w:iCs/>
-          <w:sz w:val="24"/>
-          <w:szCs w:val="28"/>
-          <w:lang w:eastAsia="ru-RU"/>
-        </w:rPr>
-        <w:t>practice</w:t>
-      </w:r>
-      <w:proofErr w:type="gramEnd"/>
-      <w:r>
-        <w:rPr>
-          <w:rFonts w:ascii="Times New Roman" w:eastAsia="Times New Roman" w:hAnsi="Times New Roman" w:cs="Times New Roman"/>
-          <w:iCs/>
-          <w:sz w:val="24"/>
-          <w:szCs w:val="28"/>
-          <w:lang w:eastAsia="ru-RU"/>
-        </w:rPr>
-        <w:t>_report_req</w:t>
-      </w:r>
-      <w:proofErr w:type="spellEnd"/>
+        <w:t>practice_report_req</w:t>
+      </w:r>
       <w:r>
         <w:rPr>
           <w:rFonts w:ascii="Times New Roman" w:eastAsia="Times New Roman" w:hAnsi="Times New Roman" w:cs="Times New Roman"/>
@@ -5273,47 +4412,7 @@
                 <w:szCs w:val="24"/>
                 <w:lang w:val="en-US"/>
               </w:rPr>
-              <w:t>{%</w:t>
-            </w:r>
-            <w:proofErr w:type="spellStart"/>
-            <w:r>
-              <w:rPr>
-                <w:rFonts w:ascii="Times New Roman" w:hAnsi="Times New Roman" w:cs="Times New Roman"/>
-                <w:sz w:val="24"/>
-                <w:szCs w:val="24"/>
-                <w:lang w:val="en-US"/>
-              </w:rPr>
-              <w:t>tr</w:t>
-            </w:r>
-            <w:proofErr w:type="spellEnd"/>
-            <w:r>
-              <w:rPr>
-                <w:rFonts w:ascii="Times New Roman" w:hAnsi="Times New Roman" w:cs="Times New Roman"/>
-                <w:sz w:val="24"/>
-                <w:szCs w:val="24"/>
-                <w:lang w:val="en-US"/>
-              </w:rPr>
-              <w:t xml:space="preserve"> for </w:t>
-            </w:r>
-            <w:proofErr w:type="spellStart"/>
-            <w:r>
-              <w:rPr>
-                <w:rFonts w:ascii="Times New Roman" w:hAnsi="Times New Roman" w:cs="Times New Roman"/>
-                <w:sz w:val="24"/>
-                <w:szCs w:val="24"/>
-                <w:lang w:val="en-US"/>
-              </w:rPr>
-              <w:t>i</w:t>
-            </w:r>
-            <w:proofErr w:type="spellEnd"/>
-            <w:r>
-              <w:rPr>
-                <w:rFonts w:ascii="Times New Roman" w:hAnsi="Times New Roman" w:cs="Times New Roman"/>
-                <w:sz w:val="24"/>
-                <w:szCs w:val="24"/>
-                <w:lang w:val="en-US"/>
-              </w:rPr>
-              <w:t xml:space="preserve"> in indicators%}</w:t>
+              <w:t>{%tr for i in indicators%}</w:t>
             </w:r>
           </w:p>
         </w:tc>
@@ -5340,29 +4439,7 @@
                 <w:szCs w:val="24"/>
                 <w:lang w:val="en-US"/>
               </w:rPr>
-              <w:t xml:space="preserve">{{ </w:t>
-            </w:r>
-            <w:proofErr w:type="spellStart"/>
-            <w:r>
-              <w:rPr>
-                <w:rFonts w:ascii="Times New Roman" w:hAnsi="Times New Roman" w:cs="Times New Roman"/>
-                <w:bCs/>
-                <w:sz w:val="24"/>
-                <w:szCs w:val="24"/>
-                <w:lang w:val="en-US"/>
-              </w:rPr>
-              <w:t>i.index</w:t>
-            </w:r>
-            <w:proofErr w:type="spellEnd"/>
-            <w:r>
-              <w:rPr>
-                <w:rFonts w:ascii="Times New Roman" w:hAnsi="Times New Roman" w:cs="Times New Roman"/>
-                <w:bCs/>
-                <w:sz w:val="24"/>
-                <w:szCs w:val="24"/>
-                <w:lang w:val="en-US"/>
-              </w:rPr>
-              <w:t xml:space="preserve"> }}</w:t>
+              <w:t>{{ i.index }}</w:t>
             </w:r>
           </w:p>
         </w:tc>
@@ -5387,29 +4464,7 @@
                 <w:szCs w:val="24"/>
                 <w:lang w:val="en-US"/>
               </w:rPr>
-              <w:t>{{</w:t>
-            </w:r>
-            <w:proofErr w:type="spellStart"/>
-            <w:r>
-              <w:rPr>
-                <w:rFonts w:ascii="Times New Roman" w:hAnsi="Times New Roman" w:cs="Times New Roman"/>
-                <w:bCs/>
-                <w:sz w:val="24"/>
-                <w:szCs w:val="24"/>
-                <w:lang w:val="en-US"/>
-              </w:rPr>
-              <w:t>i.criteria</w:t>
-            </w:r>
-            <w:proofErr w:type="spellEnd"/>
-            <w:r>
-              <w:rPr>
-                <w:rFonts w:ascii="Times New Roman" w:hAnsi="Times New Roman" w:cs="Times New Roman"/>
-                <w:bCs/>
-                <w:sz w:val="24"/>
-                <w:szCs w:val="24"/>
-                <w:lang w:val="en-US"/>
-              </w:rPr>
-              <w:t>}}</w:t>
+              <w:t>{{i.criteria}}</w:t>
             </w:r>
           </w:p>
         </w:tc>
@@ -5434,29 +4489,7 @@
                 <w:szCs w:val="24"/>
                 <w:lang w:val="en-US"/>
               </w:rPr>
-              <w:t>{{</w:t>
-            </w:r>
-            <w:proofErr w:type="spellStart"/>
-            <w:r>
-              <w:rPr>
-                <w:rFonts w:ascii="Times New Roman" w:hAnsi="Times New Roman" w:cs="Times New Roman"/>
-                <w:bCs/>
-                <w:sz w:val="24"/>
-                <w:szCs w:val="24"/>
-                <w:lang w:val="en-US"/>
-              </w:rPr>
-              <w:t>i.methods</w:t>
-            </w:r>
-            <w:proofErr w:type="spellEnd"/>
-            <w:r>
-              <w:rPr>
-                <w:rFonts w:ascii="Times New Roman" w:hAnsi="Times New Roman" w:cs="Times New Roman"/>
-                <w:bCs/>
-                <w:sz w:val="24"/>
-                <w:szCs w:val="24"/>
-                <w:lang w:val="en-US"/>
-              </w:rPr>
-              <w:t>}}</w:t>
+              <w:t>{{i.methods}}</w:t>
             </w:r>
           </w:p>
         </w:tc>
@@ -5483,47 +4516,7 @@
                 <w:szCs w:val="24"/>
                 <w:lang w:val="en-US"/>
               </w:rPr>
-              <w:t>{%</w:t>
-            </w:r>
-            <w:proofErr w:type="spellStart"/>
-            <w:r>
-              <w:rPr>
-                <w:rFonts w:ascii="Times New Roman" w:hAnsi="Times New Roman" w:cs="Times New Roman"/>
-                <w:sz w:val="24"/>
-                <w:szCs w:val="24"/>
-                <w:lang w:val="en-US"/>
-              </w:rPr>
-              <w:t>tr</w:t>
-            </w:r>
-            <w:proofErr w:type="spellEnd"/>
-            <w:r>
-              <w:rPr>
-                <w:rFonts w:ascii="Times New Roman" w:hAnsi="Times New Roman" w:cs="Times New Roman"/>
-                <w:sz w:val="24"/>
-                <w:szCs w:val="24"/>
-                <w:lang w:val="en-US"/>
-              </w:rPr>
-              <w:t xml:space="preserve"> </w:t>
-            </w:r>
-            <w:proofErr w:type="spellStart"/>
-            <w:r>
-              <w:rPr>
-                <w:rFonts w:ascii="Times New Roman" w:hAnsi="Times New Roman" w:cs="Times New Roman"/>
-                <w:sz w:val="24"/>
-                <w:szCs w:val="24"/>
-                <w:lang w:val="en-US"/>
-              </w:rPr>
-              <w:t>endfor</w:t>
-            </w:r>
-            <w:proofErr w:type="spellEnd"/>
-            <w:r>
-              <w:rPr>
-                <w:rFonts w:ascii="Times New Roman" w:hAnsi="Times New Roman" w:cs="Times New Roman"/>
-                <w:sz w:val="24"/>
-                <w:szCs w:val="24"/>
-                <w:lang w:val="en-US"/>
-              </w:rPr>
-              <w:t xml:space="preserve"> %}</w:t>
+              <w:t>{%tr endfor %}</w:t>
             </w:r>
           </w:p>
         </w:tc>
@@ -5598,7 +4591,6 @@
         </w:rPr>
         <w:t xml:space="preserve"> </w:t>
       </w:r>
-      <w:proofErr w:type="spellStart"/>
       <w:r>
         <w:rPr>
           <w:rFonts w:ascii="Times New Roman" w:hAnsi="Times New Roman" w:cs="Times New Roman"/>
@@ -5610,7 +4602,6 @@
         </w:rPr>
         <w:t>i</w:t>
       </w:r>
-      <w:proofErr w:type="spellEnd"/>
       <w:r>
         <w:rPr>
           <w:rFonts w:ascii="Times New Roman" w:hAnsi="Times New Roman" w:cs="Times New Roman"/>
@@ -5687,7 +4678,6 @@
         </w:rPr>
         <w:t xml:space="preserve">Промежуточная аттестация – </w:t>
       </w:r>
-      <w:proofErr w:type="gramStart"/>
       <w:r>
         <w:rPr>
           <w:rFonts w:ascii="Times New Roman" w:eastAsia="Times New Roman" w:hAnsi="Times New Roman" w:cs="Times New Roman"/>
@@ -5697,7 +4687,6 @@
         </w:rPr>
         <w:t xml:space="preserve">{{ </w:t>
       </w:r>
-      <w:proofErr w:type="spellStart"/>
       <w:r>
         <w:rPr>
           <w:rFonts w:ascii="Times New Roman" w:eastAsia="Times New Roman" w:hAnsi="Times New Roman" w:cs="Times New Roman"/>
@@ -5708,7 +4697,6 @@
         </w:rPr>
         <w:t>i</w:t>
       </w:r>
-      <w:proofErr w:type="spellEnd"/>
       <w:r>
         <w:rPr>
           <w:rFonts w:ascii="Times New Roman" w:eastAsia="Times New Roman" w:hAnsi="Times New Roman" w:cs="Times New Roman"/>
@@ -5728,7 +4716,6 @@
         </w:rPr>
         <w:t>title</w:t>
       </w:r>
-      <w:proofErr w:type="gramEnd"/>
       <w:r>
         <w:rPr>
           <w:rFonts w:ascii="Times New Roman" w:eastAsia="Times New Roman" w:hAnsi="Times New Roman" w:cs="Times New Roman"/>
@@ -5767,7 +4754,6 @@
         </w:rPr>
         <w:t xml:space="preserve"> </w:t>
       </w:r>
-      <w:proofErr w:type="gramStart"/>
       <w:r>
         <w:rPr>
           <w:rFonts w:ascii="Times New Roman" w:eastAsia="Times New Roman" w:hAnsi="Times New Roman" w:cs="Times New Roman"/>
@@ -5777,7 +4763,6 @@
         </w:rPr>
         <w:t xml:space="preserve">{{ </w:t>
       </w:r>
-      <w:proofErr w:type="spellStart"/>
       <w:r>
         <w:rPr>
           <w:rFonts w:ascii="Times New Roman" w:eastAsia="Times New Roman" w:hAnsi="Times New Roman" w:cs="Times New Roman"/>
@@ -5788,7 +4773,6 @@
         </w:rPr>
         <w:t>i</w:t>
       </w:r>
-      <w:proofErr w:type="spellEnd"/>
       <w:r>
         <w:rPr>
           <w:rFonts w:ascii="Times New Roman" w:eastAsia="Times New Roman" w:hAnsi="Times New Roman" w:cs="Times New Roman"/>
@@ -5808,7 +4792,6 @@
         </w:rPr>
         <w:t>tat</w:t>
       </w:r>
-      <w:proofErr w:type="gramEnd"/>
       <w:r>
         <w:rPr>
           <w:rFonts w:ascii="Times New Roman" w:eastAsia="Times New Roman" w:hAnsi="Times New Roman" w:cs="Times New Roman"/>
@@ -5861,7 +4844,6 @@
         </w:rPr>
         <w:t xml:space="preserve">Зачет проводится в форме </w:t>
       </w:r>
-      <w:proofErr w:type="gramStart"/>
       <w:r>
         <w:rPr>
           <w:rFonts w:ascii="Times New Roman" w:eastAsia="Times New Roman" w:hAnsi="Times New Roman" w:cs="Times New Roman"/>
@@ -5872,7 +4854,6 @@
         </w:rPr>
         <w:t xml:space="preserve">{{ </w:t>
       </w:r>
-      <w:proofErr w:type="spellStart"/>
       <w:r>
         <w:rPr>
           <w:rFonts w:ascii="Times New Roman" w:eastAsia="Times New Roman" w:hAnsi="Times New Roman" w:cs="Times New Roman"/>
@@ -5883,7 +4864,6 @@
         </w:rPr>
         <w:t>i</w:t>
       </w:r>
-      <w:proofErr w:type="spellEnd"/>
       <w:r>
         <w:rPr>
           <w:rFonts w:ascii="Times New Roman" w:eastAsia="Times New Roman" w:hAnsi="Times New Roman" w:cs="Times New Roman"/>
@@ -5904,7 +4884,6 @@
         </w:rPr>
         <w:t>form</w:t>
       </w:r>
-      <w:proofErr w:type="gramEnd"/>
       <w:r>
         <w:rPr>
           <w:rFonts w:ascii="Times New Roman" w:eastAsia="Times New Roman" w:hAnsi="Times New Roman" w:cs="Times New Roman"/>
@@ -5936,7 +4915,6 @@
           <w:szCs w:val="28"/>
         </w:rPr>
       </w:pPr>
-      <w:proofErr w:type="gramStart"/>
       <w:r>
         <w:rPr>
           <w:rFonts w:ascii="Times New Roman" w:hAnsi="Times New Roman" w:cs="Times New Roman"/>
@@ -5946,7 +4924,6 @@
         </w:rPr>
         <w:t xml:space="preserve">{{ </w:t>
       </w:r>
-      <w:proofErr w:type="spellStart"/>
       <w:r>
         <w:rPr>
           <w:rFonts w:ascii="Times New Roman" w:hAnsi="Times New Roman" w:cs="Times New Roman"/>
@@ -5957,7 +4934,6 @@
         </w:rPr>
         <w:t>i</w:t>
       </w:r>
-      <w:proofErr w:type="spellEnd"/>
       <w:r>
         <w:rPr>
           <w:rFonts w:ascii="Times New Roman" w:hAnsi="Times New Roman" w:cs="Times New Roman"/>
@@ -5967,7 +4943,6 @@
         </w:rPr>
         <w:t>.</w:t>
       </w:r>
-      <w:proofErr w:type="spellStart"/>
       <w:r>
         <w:rPr>
           <w:rFonts w:ascii="Times New Roman" w:hAnsi="Times New Roman" w:cs="Times New Roman"/>
@@ -5978,8 +4953,6 @@
         </w:rPr>
         <w:t>formabout</w:t>
       </w:r>
-      <w:proofErr w:type="spellEnd"/>
-      <w:proofErr w:type="gramEnd"/>
       <w:r>
         <w:rPr>
           <w:rFonts w:ascii="Times New Roman" w:hAnsi="Times New Roman" w:cs="Times New Roman"/>
@@ -6037,8 +5010,6 @@
         </w:rPr>
         <w:t>-</w:t>
       </w:r>
-      <w:bookmarkStart w:id="3" w:name="_GoBack"/>
-      <w:bookmarkEnd w:id="3"/>
       <w:r>
         <w:rPr>
           <w:rFonts w:ascii="Times New Roman" w:hAnsi="Times New Roman" w:cs="Times New Roman"/>
@@ -6064,7 +5035,6 @@
         </w:rPr>
         <w:t xml:space="preserve"> </w:t>
       </w:r>
-      <w:proofErr w:type="spellStart"/>
       <w:r>
         <w:rPr>
           <w:rFonts w:ascii="Times New Roman" w:hAnsi="Times New Roman" w:cs="Times New Roman"/>
@@ -6074,7 +5044,6 @@
         </w:rPr>
         <w:t>i</w:t>
       </w:r>
-      <w:proofErr w:type="spellEnd"/>
       <w:r>
         <w:rPr>
           <w:rFonts w:ascii="Times New Roman" w:hAnsi="Times New Roman" w:cs="Times New Roman"/>
@@ -6100,7 +5069,6 @@
         </w:rPr>
         <w:t xml:space="preserve"> == ‘</w:t>
       </w:r>
-      <w:proofErr w:type="spellStart"/>
       <w:r>
         <w:rPr>
           <w:rFonts w:ascii="Times New Roman" w:hAnsi="Times New Roman" w:cs="Times New Roman"/>
@@ -6110,7 +5078,6 @@
         </w:rPr>
         <w:t>zach</w:t>
       </w:r>
-      <w:proofErr w:type="spellEnd"/>
       <w:r>
         <w:rPr>
           <w:rFonts w:ascii="Times New Roman" w:hAnsi="Times New Roman" w:cs="Times New Roman"/>
@@ -6238,29 +5205,7 @@
                 <w:szCs w:val="24"/>
                 <w:lang w:val="en-US"/>
               </w:rPr>
-              <w:t xml:space="preserve">{{ </w:t>
-            </w:r>
-            <w:proofErr w:type="spellStart"/>
-            <w:r>
-              <w:rPr>
-                <w:rFonts w:ascii="Times New Roman" w:hAnsi="Times New Roman" w:cs="Times New Roman"/>
-                <w:bCs/>
-                <w:sz w:val="24"/>
-                <w:szCs w:val="24"/>
-                <w:lang w:val="en-US"/>
-              </w:rPr>
-              <w:t>i.passed</w:t>
-            </w:r>
-            <w:proofErr w:type="spellEnd"/>
-            <w:r>
-              <w:rPr>
-                <w:rFonts w:ascii="Times New Roman" w:hAnsi="Times New Roman" w:cs="Times New Roman"/>
-                <w:bCs/>
-                <w:sz w:val="24"/>
-                <w:szCs w:val="24"/>
-                <w:lang w:val="en-US"/>
-              </w:rPr>
-              <w:t xml:space="preserve"> }}</w:t>
+              <w:t>{{ i.passed }}</w:t>
             </w:r>
           </w:p>
         </w:tc>
@@ -6288,29 +5233,7 @@
                 <w:szCs w:val="24"/>
                 <w:lang w:val="en-US"/>
               </w:rPr>
-              <w:t xml:space="preserve">{{ </w:t>
-            </w:r>
-            <w:proofErr w:type="spellStart"/>
-            <w:r>
-              <w:rPr>
-                <w:rFonts w:ascii="Times New Roman" w:hAnsi="Times New Roman" w:cs="Times New Roman"/>
-                <w:bCs/>
-                <w:sz w:val="24"/>
-                <w:szCs w:val="24"/>
-                <w:lang w:val="en-US"/>
-              </w:rPr>
-              <w:t>i.unpassed</w:t>
-            </w:r>
-            <w:proofErr w:type="spellEnd"/>
-            <w:r>
-              <w:rPr>
-                <w:rFonts w:ascii="Times New Roman" w:hAnsi="Times New Roman" w:cs="Times New Roman"/>
-                <w:bCs/>
-                <w:sz w:val="24"/>
-                <w:szCs w:val="24"/>
-                <w:lang w:val="en-US"/>
-              </w:rPr>
-              <w:t xml:space="preserve"> }}</w:t>
+              <w:t>{{ i.unpassed }}</w:t>
             </w:r>
           </w:p>
         </w:tc>
@@ -6486,27 +5409,7 @@
                 <w:sz w:val="24"/>
                 <w:lang w:val="en-US"/>
               </w:rPr>
-              <w:t>{{</w:t>
-            </w:r>
-            <w:proofErr w:type="spellStart"/>
-            <w:r>
-              <w:rPr>
-                <w:rFonts w:ascii="Times New Roman" w:hAnsi="Times New Roman" w:cs="Times New Roman"/>
-                <w:bCs/>
-                <w:sz w:val="24"/>
-                <w:lang w:val="en-US"/>
-              </w:rPr>
-              <w:t>i.great</w:t>
-            </w:r>
-            <w:proofErr w:type="spellEnd"/>
-            <w:r>
-              <w:rPr>
-                <w:rFonts w:ascii="Times New Roman" w:hAnsi="Times New Roman" w:cs="Times New Roman"/>
-                <w:bCs/>
-                <w:sz w:val="24"/>
-                <w:lang w:val="en-US"/>
-              </w:rPr>
-              <w:t>}}</w:t>
+              <w:t>{{i.great}}</w:t>
             </w:r>
           </w:p>
         </w:tc>
@@ -6533,27 +5436,7 @@
                 <w:sz w:val="24"/>
                 <w:lang w:val="en-US"/>
               </w:rPr>
-              <w:t>{{</w:t>
-            </w:r>
-            <w:proofErr w:type="spellStart"/>
-            <w:r>
-              <w:rPr>
-                <w:rFonts w:ascii="Times New Roman" w:hAnsi="Times New Roman" w:cs="Times New Roman"/>
-                <w:bCs/>
-                <w:sz w:val="24"/>
-                <w:lang w:val="en-US"/>
-              </w:rPr>
-              <w:t>i.good</w:t>
-            </w:r>
-            <w:proofErr w:type="spellEnd"/>
-            <w:r>
-              <w:rPr>
-                <w:rFonts w:ascii="Times New Roman" w:hAnsi="Times New Roman" w:cs="Times New Roman"/>
-                <w:bCs/>
-                <w:sz w:val="24"/>
-                <w:lang w:val="en-US"/>
-              </w:rPr>
-              <w:t>}}</w:t>
+              <w:t>{{i.good}}</w:t>
             </w:r>
           </w:p>
         </w:tc>
@@ -6580,9 +5463,8 @@
                 <w:sz w:val="24"/>
                 <w:lang w:val="en-US"/>
               </w:rPr>
-              <w:t>{{</w:t>
-            </w:r>
-            <w:proofErr w:type="spellStart"/>
+              <w:t>{{i.</w:t>
+            </w:r>
             <w:r>
               <w:rPr>
                 <w:rFonts w:ascii="Times New Roman" w:hAnsi="Times New Roman" w:cs="Times New Roman"/>
@@ -6590,18 +5472,8 @@
                 <w:sz w:val="24"/>
                 <w:lang w:val="en-US"/>
               </w:rPr>
-              <w:t>i.</w:t>
-            </w:r>
-            <w:r>
-              <w:rPr>
-                <w:rFonts w:ascii="Times New Roman" w:hAnsi="Times New Roman" w:cs="Times New Roman"/>
-                <w:bCs/>
-                <w:sz w:val="24"/>
-                <w:lang w:val="en-US"/>
-              </w:rPr>
               <w:t>satisfactorily</w:t>
             </w:r>
-            <w:proofErr w:type="spellEnd"/>
             <w:r>
               <w:rPr>
                 <w:rFonts w:ascii="Times New Roman" w:hAnsi="Times New Roman" w:cs="Times New Roman"/>
@@ -6636,9 +5508,8 @@
                 <w:sz w:val="24"/>
                 <w:lang w:val="en-US"/>
               </w:rPr>
-              <w:t>{{</w:t>
-            </w:r>
-            <w:proofErr w:type="spellStart"/>
+              <w:t>{{i.</w:t>
+            </w:r>
             <w:r>
               <w:rPr>
                 <w:rFonts w:ascii="Times New Roman" w:hAnsi="Times New Roman" w:cs="Times New Roman"/>
@@ -6646,18 +5517,8 @@
                 <w:sz w:val="24"/>
                 <w:lang w:val="en-US"/>
               </w:rPr>
-              <w:t>i.</w:t>
-            </w:r>
-            <w:r>
-              <w:rPr>
-                <w:rFonts w:ascii="Times New Roman" w:hAnsi="Times New Roman" w:cs="Times New Roman"/>
-                <w:bCs/>
-                <w:sz w:val="24"/>
-                <w:lang w:val="en-US"/>
-              </w:rPr>
               <w:t>unsatisfactory</w:t>
             </w:r>
-            <w:proofErr w:type="spellEnd"/>
             <w:r>
               <w:rPr>
                 <w:rFonts w:ascii="Times New Roman" w:hAnsi="Times New Roman" w:cs="Times New Roman"/>
@@ -6690,24 +5551,156 @@
           <w:szCs w:val="24"/>
           <w:lang w:val="en-US"/>
         </w:rPr>
-        <w:t xml:space="preserve">{% </w:t>
-      </w:r>
-      <w:proofErr w:type="spellStart"/>
-      <w:r>
-        <w:rPr>
-          <w:rFonts w:ascii="Times New Roman" w:hAnsi="Times New Roman" w:cs="Times New Roman"/>
-          <w:bCs/>
-          <w:sz w:val="24"/>
-          <w:szCs w:val="24"/>
-          <w:lang w:val="en-US"/>
-        </w:rPr>
-        <w:t>endif</w:t>
-      </w:r>
-      <w:proofErr w:type="spellEnd"/>
-      <w:r>
-        <w:rPr>
-          <w:rFonts w:ascii="Times New Roman" w:hAnsi="Times New Roman" w:cs="Times New Roman"/>
-          <w:bCs/>
+        <w:t>{% endif %}</w:t>
+      </w:r>
+    </w:p>
+    <w:p>
+      <w:pPr>
+        <w:spacing w:before="200" w:after="200"/>
+        <w:rPr>
+          <w:rFonts w:ascii="Times New Roman" w:hAnsi="Times New Roman" w:cs="Times New Roman"/>
+          <w:bCs/>
+          <w:sz w:val="24"/>
+          <w:szCs w:val="24"/>
+          <w:lang w:val="en-US"/>
+        </w:rPr>
+      </w:pPr>
+      <w:r>
+        <w:rPr>
+          <w:rFonts w:ascii="Times New Roman" w:hAnsi="Times New Roman" w:cs="Times New Roman"/>
+          <w:bCs/>
+          <w:sz w:val="24"/>
+          <w:szCs w:val="24"/>
+          <w:lang w:val="en-US"/>
+        </w:rPr>
+        <w:t>{% endfor %}</w:t>
+      </w:r>
+    </w:p>
+    <w:p>
+      <w:pPr>
+        <w:spacing w:before="200" w:after="200"/>
+        <w:rPr>
+          <w:rFonts w:ascii="Times New Roman" w:hAnsi="Times New Roman" w:cs="Times New Roman"/>
+          <w:b/>
+          <w:bCs/>
+          <w:sz w:val="24"/>
+          <w:szCs w:val="24"/>
+          <w:lang w:val="en-US"/>
+        </w:rPr>
+      </w:pPr>
+      <w:r>
+        <w:rPr>
+          <w:rFonts w:ascii="Times New Roman" w:hAnsi="Times New Roman" w:cs="Times New Roman"/>
+          <w:b/>
+          <w:bCs/>
+          <w:sz w:val="24"/>
+          <w:szCs w:val="24"/>
+          <w:lang w:val="en-US"/>
+        </w:rPr>
+        <w:t xml:space="preserve">7 </w:t>
+      </w:r>
+      <w:r>
+        <w:rPr>
+          <w:rFonts w:ascii="Times New Roman" w:hAnsi="Times New Roman" w:cs="Times New Roman"/>
+          <w:b/>
+          <w:bCs/>
+          <w:sz w:val="24"/>
+          <w:szCs w:val="24"/>
+        </w:rPr>
+        <w:t>Основная</w:t>
+      </w:r>
+      <w:r>
+        <w:rPr>
+          <w:rFonts w:ascii="Times New Roman" w:hAnsi="Times New Roman" w:cs="Times New Roman"/>
+          <w:b/>
+          <w:bCs/>
+          <w:sz w:val="24"/>
+          <w:szCs w:val="24"/>
+          <w:lang w:val="en-US"/>
+        </w:rPr>
+        <w:t xml:space="preserve"> </w:t>
+      </w:r>
+      <w:r>
+        <w:rPr>
+          <w:rFonts w:ascii="Times New Roman" w:hAnsi="Times New Roman" w:cs="Times New Roman"/>
+          <w:b/>
+          <w:bCs/>
+          <w:sz w:val="24"/>
+          <w:szCs w:val="24"/>
+        </w:rPr>
+        <w:t>учебная</w:t>
+      </w:r>
+      <w:r>
+        <w:rPr>
+          <w:rFonts w:ascii="Times New Roman" w:hAnsi="Times New Roman" w:cs="Times New Roman"/>
+          <w:b/>
+          <w:bCs/>
+          <w:sz w:val="24"/>
+          <w:szCs w:val="24"/>
+          <w:lang w:val="en-US"/>
+        </w:rPr>
+        <w:t xml:space="preserve"> </w:t>
+      </w:r>
+      <w:r>
+        <w:rPr>
+          <w:rFonts w:ascii="Times New Roman" w:hAnsi="Times New Roman" w:cs="Times New Roman"/>
+          <w:b/>
+          <w:bCs/>
+          <w:sz w:val="24"/>
+          <w:szCs w:val="24"/>
+        </w:rPr>
+        <w:t>литература</w:t>
+      </w:r>
+    </w:p>
+    <w:p>
+      <w:pPr>
+        <w:spacing w:before="200" w:after="200" w:line="240" w:lineRule="auto"/>
+        <w:rPr>
+          <w:rFonts w:ascii="Times New Roman" w:hAnsi="Times New Roman" w:cs="Times New Roman"/>
+          <w:sz w:val="24"/>
+          <w:szCs w:val="24"/>
+          <w:lang w:val="en-US"/>
+        </w:rPr>
+      </w:pPr>
+      <w:r>
+        <w:rPr>
+          <w:rFonts w:ascii="Times New Roman" w:hAnsi="Times New Roman" w:cs="Times New Roman"/>
+          <w:sz w:val="24"/>
+          <w:szCs w:val="24"/>
+          <w:lang w:val="en-US"/>
+        </w:rPr>
+        <w:t>{%</w:t>
+      </w:r>
+      <w:r>
+        <w:rPr>
+          <w:rFonts w:ascii="Times New Roman" w:hAnsi="Times New Roman" w:cs="Times New Roman"/>
+          <w:sz w:val="24"/>
+          <w:szCs w:val="24"/>
+          <w:lang w:val="en-US"/>
+        </w:rPr>
+        <w:t>-</w:t>
+      </w:r>
+      <w:r>
+        <w:rPr>
+          <w:rFonts w:ascii="Times New Roman" w:hAnsi="Times New Roman" w:cs="Times New Roman"/>
+          <w:sz w:val="24"/>
+          <w:szCs w:val="24"/>
+          <w:lang w:val="en-US"/>
+        </w:rPr>
+        <w:t xml:space="preserve"> for i in </w:t>
+      </w:r>
+      <w:r>
+        <w:rPr>
+          <w:rFonts w:ascii="Times New Roman" w:hAnsi="Times New Roman" w:cs="Times New Roman"/>
+          <w:sz w:val="24"/>
+          <w:szCs w:val="24"/>
+          <w:lang w:val="en-US"/>
+        </w:rPr>
+        <w:t>main_library</w:t>
+      </w:r>
+      <w:r>
+        <w:rPr>
+          <w:rFonts w:ascii="Times New Roman" w:hAnsi="Times New Roman" w:cs="Times New Roman"/>
           <w:sz w:val="24"/>
           <w:szCs w:val="24"/>
           <w:lang w:val="en-US"/>
@@ -6717,126 +5710,6 @@
     </w:p>
     <w:p>
       <w:pPr>
-        <w:spacing w:before="200" w:after="200"/>
-        <w:rPr>
-          <w:rFonts w:ascii="Times New Roman" w:hAnsi="Times New Roman" w:cs="Times New Roman"/>
-          <w:bCs/>
-          <w:sz w:val="24"/>
-          <w:szCs w:val="24"/>
-          <w:lang w:val="en-US"/>
-        </w:rPr>
-      </w:pPr>
-      <w:r>
-        <w:rPr>
-          <w:rFonts w:ascii="Times New Roman" w:hAnsi="Times New Roman" w:cs="Times New Roman"/>
-          <w:bCs/>
-          <w:sz w:val="24"/>
-          <w:szCs w:val="24"/>
-          <w:lang w:val="en-US"/>
-        </w:rPr>
-        <w:t xml:space="preserve">{% </w:t>
-      </w:r>
-      <w:proofErr w:type="spellStart"/>
-      <w:r>
-        <w:rPr>
-          <w:rFonts w:ascii="Times New Roman" w:hAnsi="Times New Roman" w:cs="Times New Roman"/>
-          <w:bCs/>
-          <w:sz w:val="24"/>
-          <w:szCs w:val="24"/>
-          <w:lang w:val="en-US"/>
-        </w:rPr>
-        <w:t>endfor</w:t>
-      </w:r>
-      <w:proofErr w:type="spellEnd"/>
-      <w:r>
-        <w:rPr>
-          <w:rFonts w:ascii="Times New Roman" w:hAnsi="Times New Roman" w:cs="Times New Roman"/>
-          <w:bCs/>
-          <w:sz w:val="24"/>
-          <w:szCs w:val="24"/>
-          <w:lang w:val="en-US"/>
-        </w:rPr>
-        <w:t xml:space="preserve"> %}</w:t>
-      </w:r>
-    </w:p>
-    <w:p>
-      <w:pPr>
-        <w:spacing w:before="200" w:after="200"/>
-        <w:rPr>
-          <w:rFonts w:ascii="Times New Roman" w:hAnsi="Times New Roman" w:cs="Times New Roman"/>
-          <w:b/>
-          <w:bCs/>
-          <w:sz w:val="24"/>
-          <w:szCs w:val="24"/>
-          <w:lang w:val="en-US"/>
-        </w:rPr>
-      </w:pPr>
-      <w:r>
-        <w:rPr>
-          <w:rFonts w:ascii="Times New Roman" w:hAnsi="Times New Roman" w:cs="Times New Roman"/>
-          <w:b/>
-          <w:bCs/>
-          <w:sz w:val="24"/>
-          <w:szCs w:val="24"/>
-          <w:lang w:val="en-US"/>
-        </w:rPr>
-        <w:t xml:space="preserve">7 </w:t>
-      </w:r>
-      <w:r>
-        <w:rPr>
-          <w:rFonts w:ascii="Times New Roman" w:hAnsi="Times New Roman" w:cs="Times New Roman"/>
-          <w:b/>
-          <w:bCs/>
-          <w:sz w:val="24"/>
-          <w:szCs w:val="24"/>
-        </w:rPr>
-        <w:t>Основная</w:t>
-      </w:r>
-      <w:r>
-        <w:rPr>
-          <w:rFonts w:ascii="Times New Roman" w:hAnsi="Times New Roman" w:cs="Times New Roman"/>
-          <w:b/>
-          <w:bCs/>
-          <w:sz w:val="24"/>
-          <w:szCs w:val="24"/>
-          <w:lang w:val="en-US"/>
-        </w:rPr>
-        <w:t xml:space="preserve"> </w:t>
-      </w:r>
-      <w:r>
-        <w:rPr>
-          <w:rFonts w:ascii="Times New Roman" w:hAnsi="Times New Roman" w:cs="Times New Roman"/>
-          <w:b/>
-          <w:bCs/>
-          <w:sz w:val="24"/>
-          <w:szCs w:val="24"/>
-        </w:rPr>
-        <w:t>учебная</w:t>
-      </w:r>
-      <w:r>
-        <w:rPr>
-          <w:rFonts w:ascii="Times New Roman" w:hAnsi="Times New Roman" w:cs="Times New Roman"/>
-          <w:b/>
-          <w:bCs/>
-          <w:sz w:val="24"/>
-          <w:szCs w:val="24"/>
-          <w:lang w:val="en-US"/>
-        </w:rPr>
-        <w:t xml:space="preserve"> </w:t>
-      </w:r>
-      <w:r>
-        <w:rPr>
-          <w:rFonts w:ascii="Times New Roman" w:hAnsi="Times New Roman" w:cs="Times New Roman"/>
-          <w:b/>
-          <w:bCs/>
-          <w:sz w:val="24"/>
-          <w:szCs w:val="24"/>
-        </w:rPr>
-        <w:t>литература</w:t>
-      </w:r>
-    </w:p>
-    <w:p>
-      <w:pPr>
         <w:spacing w:before="200" w:after="200" w:line="240" w:lineRule="auto"/>
         <w:rPr>
           <w:rFonts w:ascii="Times New Roman" w:hAnsi="Times New Roman" w:cs="Times New Roman"/>
@@ -6852,27 +5725,17 @@
           <w:szCs w:val="24"/>
           <w:lang w:val="en-US"/>
         </w:rPr>
-        <w:t>{%</w:t>
-      </w:r>
-      <w:r>
-        <w:rPr>
-          <w:rFonts w:ascii="Times New Roman" w:hAnsi="Times New Roman" w:cs="Times New Roman"/>
-          <w:sz w:val="24"/>
-          <w:szCs w:val="24"/>
-          <w:lang w:val="en-US"/>
-        </w:rPr>
-        <w:t>-</w:t>
-      </w:r>
-      <w:r>
-        <w:rPr>
-          <w:rFonts w:ascii="Times New Roman" w:hAnsi="Times New Roman" w:cs="Times New Roman"/>
-          <w:sz w:val="24"/>
-          <w:szCs w:val="24"/>
-          <w:lang w:val="en-US"/>
-        </w:rPr>
-        <w:t xml:space="preserve"> for </w:t>
-      </w:r>
-      <w:proofErr w:type="spellStart"/>
+        <w:t xml:space="preserve">{{i.number}}. </w:t>
+      </w:r>
+      <w:r>
+        <w:rPr>
+          <w:rFonts w:ascii="Times New Roman" w:hAnsi="Times New Roman" w:cs="Times New Roman"/>
+          <w:sz w:val="24"/>
+          <w:szCs w:val="24"/>
+          <w:lang w:val="en-US"/>
+        </w:rPr>
+        <w:t>{{</w:t>
+      </w:r>
       <w:r>
         <w:rPr>
           <w:rFonts w:ascii="Times New Roman" w:hAnsi="Times New Roman" w:cs="Times New Roman"/>
@@ -6882,95 +5745,6 @@
         </w:rPr>
         <w:t>i</w:t>
       </w:r>
-      <w:proofErr w:type="spellEnd"/>
-      <w:r>
-        <w:rPr>
-          <w:rFonts w:ascii="Times New Roman" w:hAnsi="Times New Roman" w:cs="Times New Roman"/>
-          <w:sz w:val="24"/>
-          <w:szCs w:val="24"/>
-          <w:lang w:val="en-US"/>
-        </w:rPr>
-        <w:t xml:space="preserve"> in </w:t>
-      </w:r>
-      <w:proofErr w:type="spellStart"/>
-      <w:r>
-        <w:rPr>
-          <w:rFonts w:ascii="Times New Roman" w:hAnsi="Times New Roman" w:cs="Times New Roman"/>
-          <w:sz w:val="24"/>
-          <w:szCs w:val="24"/>
-          <w:lang w:val="en-US"/>
-        </w:rPr>
-        <w:t>main_library</w:t>
-      </w:r>
-      <w:proofErr w:type="spellEnd"/>
-      <w:r>
-        <w:rPr>
-          <w:rFonts w:ascii="Times New Roman" w:hAnsi="Times New Roman" w:cs="Times New Roman"/>
-          <w:sz w:val="24"/>
-          <w:szCs w:val="24"/>
-          <w:lang w:val="en-US"/>
-        </w:rPr>
-        <w:t xml:space="preserve"> %}</w:t>
-      </w:r>
-    </w:p>
-    <w:p>
-      <w:pPr>
-        <w:spacing w:before="200" w:after="200" w:line="240" w:lineRule="auto"/>
-        <w:rPr>
-          <w:rFonts w:ascii="Times New Roman" w:hAnsi="Times New Roman" w:cs="Times New Roman"/>
-          <w:sz w:val="24"/>
-          <w:szCs w:val="24"/>
-          <w:lang w:val="en-US"/>
-        </w:rPr>
-      </w:pPr>
-      <w:r>
-        <w:rPr>
-          <w:rFonts w:ascii="Times New Roman" w:hAnsi="Times New Roman" w:cs="Times New Roman"/>
-          <w:sz w:val="24"/>
-          <w:szCs w:val="24"/>
-          <w:lang w:val="en-US"/>
-        </w:rPr>
-        <w:t>{{</w:t>
-      </w:r>
-      <w:proofErr w:type="spellStart"/>
-      <w:r>
-        <w:rPr>
-          <w:rFonts w:ascii="Times New Roman" w:hAnsi="Times New Roman" w:cs="Times New Roman"/>
-          <w:sz w:val="24"/>
-          <w:szCs w:val="24"/>
-          <w:lang w:val="en-US"/>
-        </w:rPr>
-        <w:t>i.number</w:t>
-      </w:r>
-      <w:proofErr w:type="spellEnd"/>
-      <w:r>
-        <w:rPr>
-          <w:rFonts w:ascii="Times New Roman" w:hAnsi="Times New Roman" w:cs="Times New Roman"/>
-          <w:sz w:val="24"/>
-          <w:szCs w:val="24"/>
-          <w:lang w:val="en-US"/>
-        </w:rPr>
-        <w:t xml:space="preserve">}}. </w:t>
-      </w:r>
-      <w:r>
-        <w:rPr>
-          <w:rFonts w:ascii="Times New Roman" w:hAnsi="Times New Roman" w:cs="Times New Roman"/>
-          <w:sz w:val="24"/>
-          <w:szCs w:val="24"/>
-          <w:lang w:val="en-US"/>
-        </w:rPr>
-        <w:t>{{</w:t>
-      </w:r>
-      <w:proofErr w:type="spellStart"/>
-      <w:r>
-        <w:rPr>
-          <w:rFonts w:ascii="Times New Roman" w:hAnsi="Times New Roman" w:cs="Times New Roman"/>
-          <w:sz w:val="24"/>
-          <w:szCs w:val="24"/>
-          <w:lang w:val="en-US"/>
-        </w:rPr>
-        <w:t>i</w:t>
-      </w:r>
       <w:r>
         <w:rPr>
           <w:rFonts w:ascii="Times New Roman" w:hAnsi="Times New Roman" w:cs="Times New Roman"/>
@@ -7007,7 +5781,6 @@
         </w:rPr>
         <w:t>disc</w:t>
       </w:r>
-      <w:proofErr w:type="spellEnd"/>
       <w:r>
         <w:rPr>
           <w:rFonts w:ascii="Times New Roman" w:hAnsi="Times New Roman" w:cs="Times New Roman"/>
@@ -7052,7 +5825,6 @@
         </w:rPr>
         <w:t xml:space="preserve"> </w:t>
       </w:r>
-      <w:proofErr w:type="spellStart"/>
       <w:r>
         <w:rPr>
           <w:rFonts w:ascii="Times New Roman" w:hAnsi="Times New Roman" w:cs="Times New Roman"/>
@@ -7062,7 +5834,6 @@
         </w:rPr>
         <w:t>endfor</w:t>
       </w:r>
-      <w:proofErr w:type="spellEnd"/>
       <w:r>
         <w:rPr>
           <w:rFonts w:ascii="Times New Roman" w:hAnsi="Times New Roman" w:cs="Times New Roman"/>
@@ -7127,37 +5898,7 @@
           <w:szCs w:val="24"/>
           <w:lang w:val="en-US"/>
         </w:rPr>
-        <w:t xml:space="preserve"> for </w:t>
-      </w:r>
-      <w:proofErr w:type="spellStart"/>
-      <w:r>
-        <w:rPr>
-          <w:rFonts w:ascii="Times New Roman" w:hAnsi="Times New Roman" w:cs="Times New Roman"/>
-          <w:sz w:val="24"/>
-          <w:szCs w:val="24"/>
-          <w:lang w:val="en-US"/>
-        </w:rPr>
-        <w:t>i</w:t>
-      </w:r>
-      <w:proofErr w:type="spellEnd"/>
-      <w:r>
-        <w:rPr>
-          <w:rFonts w:ascii="Times New Roman" w:hAnsi="Times New Roman" w:cs="Times New Roman"/>
-          <w:sz w:val="24"/>
-          <w:szCs w:val="24"/>
-          <w:lang w:val="en-US"/>
-        </w:rPr>
-        <w:t xml:space="preserve"> in </w:t>
-      </w:r>
-      <w:proofErr w:type="spellStart"/>
-      <w:r>
-        <w:rPr>
-          <w:rFonts w:ascii="Times New Roman" w:hAnsi="Times New Roman" w:cs="Times New Roman"/>
-          <w:sz w:val="24"/>
-          <w:szCs w:val="24"/>
-          <w:lang w:val="en-US"/>
-        </w:rPr>
-        <w:t>additional</w:t>
+        <w:t xml:space="preserve"> for i in additional</w:t>
       </w:r>
       <w:r>
         <w:rPr>
@@ -7168,7 +5909,6 @@
         </w:rPr>
         <w:t>_library</w:t>
       </w:r>
-      <w:proofErr w:type="spellEnd"/>
       <w:r>
         <w:rPr>
           <w:rFonts w:ascii="Times New Roman" w:hAnsi="Times New Roman" w:cs="Times New Roman"/>
@@ -7196,47 +5936,7 @@
           <w:szCs w:val="24"/>
           <w:lang w:val="en-US"/>
         </w:rPr>
-        <w:t>{{</w:t>
-      </w:r>
-      <w:proofErr w:type="spellStart"/>
-      <w:r>
-        <w:rPr>
-          <w:rFonts w:ascii="Times New Roman" w:hAnsi="Times New Roman" w:cs="Times New Roman"/>
-          <w:sz w:val="24"/>
-          <w:szCs w:val="24"/>
-          <w:lang w:val="en-US"/>
-        </w:rPr>
-        <w:t>i.number</w:t>
-      </w:r>
-      <w:proofErr w:type="spellEnd"/>
-      <w:r>
-        <w:rPr>
-          <w:rFonts w:ascii="Times New Roman" w:hAnsi="Times New Roman" w:cs="Times New Roman"/>
-          <w:sz w:val="24"/>
-          <w:szCs w:val="24"/>
-          <w:lang w:val="en-US"/>
-        </w:rPr>
-        <w:t>}}. {{</w:t>
-      </w:r>
-      <w:proofErr w:type="spellStart"/>
-      <w:r>
-        <w:rPr>
-          <w:rFonts w:ascii="Times New Roman" w:hAnsi="Times New Roman" w:cs="Times New Roman"/>
-          <w:sz w:val="24"/>
-          <w:szCs w:val="24"/>
-          <w:lang w:val="en-US"/>
-        </w:rPr>
-        <w:t>i.bib_disc</w:t>
-      </w:r>
-      <w:proofErr w:type="spellEnd"/>
-      <w:r>
-        <w:rPr>
-          <w:rFonts w:ascii="Times New Roman" w:hAnsi="Times New Roman" w:cs="Times New Roman"/>
-          <w:sz w:val="24"/>
-          <w:szCs w:val="24"/>
-          <w:lang w:val="en-US"/>
-        </w:rPr>
-        <w:t xml:space="preserve">}} </w:t>
+        <w:t xml:space="preserve">{{i.number}}. {{i.bib_disc}} </w:t>
       </w:r>
     </w:p>
     <w:p>
@@ -7257,7 +5957,6 @@
         </w:rPr>
         <w:t xml:space="preserve">{%- </w:t>
       </w:r>
-      <w:proofErr w:type="spellStart"/>
       <w:r>
         <w:rPr>
           <w:rFonts w:ascii="Times New Roman" w:hAnsi="Times New Roman" w:cs="Times New Roman"/>
@@ -7267,7 +5966,6 @@
         </w:rPr>
         <w:t>endfor</w:t>
       </w:r>
-      <w:proofErr w:type="spellEnd"/>
       <w:r>
         <w:rPr>
           <w:rFonts w:ascii="Times New Roman" w:hAnsi="Times New Roman" w:cs="Times New Roman"/>
@@ -7358,7 +6056,6 @@
           <w:szCs w:val="24"/>
         </w:rPr>
       </w:pPr>
-      <w:proofErr w:type="gramStart"/>
       <w:r>
         <w:rPr>
           <w:rFonts w:ascii="Times New Roman" w:hAnsi="Times New Roman" w:cs="Times New Roman"/>
@@ -7393,7 +6090,6 @@
         </w:rPr>
         <w:t>web</w:t>
       </w:r>
-      <w:proofErr w:type="gramEnd"/>
       <w:r>
         <w:rPr>
           <w:rFonts w:ascii="Times New Roman" w:hAnsi="Times New Roman" w:cs="Times New Roman"/>
@@ -7434,7 +6130,6 @@
           <w:szCs w:val="24"/>
         </w:rPr>
       </w:pPr>
-      <w:proofErr w:type="gramStart"/>
       <w:r>
         <w:rPr>
           <w:rFonts w:ascii="Times New Roman" w:hAnsi="Times New Roman" w:cs="Times New Roman"/>
@@ -7460,7 +6155,6 @@
         </w:rPr>
         <w:t>.</w:t>
       </w:r>
-      <w:proofErr w:type="spellStart"/>
       <w:r>
         <w:rPr>
           <w:rFonts w:ascii="Times New Roman" w:hAnsi="Times New Roman" w:cs="Times New Roman"/>
@@ -7469,8 +6163,6 @@
         </w:rPr>
         <w:t>bd</w:t>
       </w:r>
-      <w:proofErr w:type="spellEnd"/>
-      <w:proofErr w:type="gramEnd"/>
       <w:r>
         <w:rPr>
           <w:rFonts w:ascii="Times New Roman" w:hAnsi="Times New Roman" w:cs="Times New Roman"/>
@@ -7552,29 +6244,7 @@
           <w:szCs w:val="24"/>
           <w:lang w:val="en-US"/>
         </w:rPr>
-        <w:t xml:space="preserve">for </w:t>
-      </w:r>
-      <w:proofErr w:type="spellStart"/>
-      <w:r>
-        <w:rPr>
-          <w:rFonts w:ascii="Times New Roman" w:hAnsi="Times New Roman" w:cs="Times New Roman"/>
-          <w:bCs/>
-          <w:sz w:val="24"/>
-          <w:szCs w:val="24"/>
-          <w:lang w:val="en-US"/>
-        </w:rPr>
-        <w:t>i</w:t>
-      </w:r>
-      <w:proofErr w:type="spellEnd"/>
-      <w:r>
-        <w:rPr>
-          <w:rFonts w:ascii="Times New Roman" w:hAnsi="Times New Roman" w:cs="Times New Roman"/>
-          <w:bCs/>
-          <w:sz w:val="24"/>
-          <w:szCs w:val="24"/>
-          <w:lang w:val="en-US"/>
-        </w:rPr>
-        <w:t xml:space="preserve"> in software</w:t>
+        <w:t>for i in software</w:t>
       </w:r>
       <w:r>
         <w:rPr>
@@ -7606,40 +6276,17 @@
           <w:szCs w:val="24"/>
           <w:lang w:val="en-US"/>
         </w:rPr>
+        <w:t xml:space="preserve">{{i.number}}. </w:t>
+      </w:r>
+      <w:r>
+        <w:rPr>
+          <w:rFonts w:ascii="Times New Roman" w:hAnsi="Times New Roman" w:cs="Times New Roman"/>
+          <w:bCs/>
+          <w:sz w:val="24"/>
+          <w:szCs w:val="24"/>
+        </w:rPr>
         <w:t>{{</w:t>
       </w:r>
-      <w:proofErr w:type="spellStart"/>
-      <w:r>
-        <w:rPr>
-          <w:rFonts w:ascii="Times New Roman" w:hAnsi="Times New Roman" w:cs="Times New Roman"/>
-          <w:bCs/>
-          <w:sz w:val="24"/>
-          <w:szCs w:val="24"/>
-          <w:lang w:val="en-US"/>
-        </w:rPr>
-        <w:t>i.number</w:t>
-      </w:r>
-      <w:proofErr w:type="spellEnd"/>
-      <w:r>
-        <w:rPr>
-          <w:rFonts w:ascii="Times New Roman" w:hAnsi="Times New Roman" w:cs="Times New Roman"/>
-          <w:bCs/>
-          <w:sz w:val="24"/>
-          <w:szCs w:val="24"/>
-          <w:lang w:val="en-US"/>
-        </w:rPr>
-        <w:t xml:space="preserve">}}. </w:t>
-      </w:r>
-      <w:r>
-        <w:rPr>
-          <w:rFonts w:ascii="Times New Roman" w:hAnsi="Times New Roman" w:cs="Times New Roman"/>
-          <w:bCs/>
-          <w:sz w:val="24"/>
-          <w:szCs w:val="24"/>
-        </w:rPr>
-        <w:t>{{</w:t>
-      </w:r>
-      <w:proofErr w:type="spellStart"/>
       <w:r>
         <w:rPr>
           <w:rFonts w:ascii="Times New Roman" w:hAnsi="Times New Roman" w:cs="Times New Roman"/>
@@ -7650,7 +6297,6 @@
         </w:rPr>
         <w:t>i</w:t>
       </w:r>
-      <w:proofErr w:type="spellEnd"/>
       <w:r>
         <w:rPr>
           <w:rFonts w:ascii="Times New Roman" w:hAnsi="Times New Roman" w:cs="Times New Roman"/>
@@ -7700,7 +6346,6 @@
         </w:rPr>
         <w:t xml:space="preserve">{%- </w:t>
       </w:r>
-      <w:proofErr w:type="spellStart"/>
       <w:r>
         <w:rPr>
           <w:rFonts w:ascii="Times New Roman" w:hAnsi="Times New Roman" w:cs="Times New Roman"/>
@@ -7711,7 +6356,6 @@
         </w:rPr>
         <w:t>endfor</w:t>
       </w:r>
-      <w:proofErr w:type="spellEnd"/>
       <w:r>
         <w:rPr>
           <w:rFonts w:ascii="Times New Roman" w:hAnsi="Times New Roman" w:cs="Times New Roman"/>
@@ -7785,7 +6429,6 @@
         </w:rPr>
         <w:t xml:space="preserve"> </w:t>
       </w:r>
-      <w:proofErr w:type="spellStart"/>
       <w:r>
         <w:rPr>
           <w:rFonts w:ascii="Times New Roman" w:hAnsi="Times New Roman" w:cs="Times New Roman"/>
@@ -7796,7 +6439,6 @@
         </w:rPr>
         <w:t>i</w:t>
       </w:r>
-      <w:proofErr w:type="spellEnd"/>
       <w:r>
         <w:rPr>
           <w:rFonts w:ascii="Times New Roman" w:hAnsi="Times New Roman" w:cs="Times New Roman"/>
@@ -7868,7 +6510,6 @@
         </w:rPr>
         <w:t>{{</w:t>
       </w:r>
-      <w:proofErr w:type="spellStart"/>
       <w:r>
         <w:rPr>
           <w:rFonts w:ascii="Times New Roman" w:hAnsi="Times New Roman" w:cs="Times New Roman"/>
@@ -7899,7 +6540,6 @@
         </w:rPr>
         <w:t>number</w:t>
       </w:r>
-      <w:proofErr w:type="spellEnd"/>
       <w:r>
         <w:rPr>
           <w:rFonts w:ascii="Times New Roman" w:hAnsi="Times New Roman" w:cs="Times New Roman"/>
@@ -7919,7 +6559,6 @@
         </w:rPr>
         <w:t>{{</w:t>
       </w:r>
-      <w:proofErr w:type="spellStart"/>
       <w:r>
         <w:rPr>
           <w:rFonts w:ascii="Times New Roman" w:hAnsi="Times New Roman" w:cs="Times New Roman"/>
@@ -7930,7 +6569,6 @@
         </w:rPr>
         <w:t>i</w:t>
       </w:r>
-      <w:proofErr w:type="spellEnd"/>
       <w:r>
         <w:rPr>
           <w:rFonts w:ascii="Times New Roman" w:hAnsi="Times New Roman" w:cs="Times New Roman"/>
@@ -7979,7 +6617,6 @@
         </w:rPr>
         <w:t xml:space="preserve">{%- </w:t>
       </w:r>
-      <w:proofErr w:type="spellStart"/>
       <w:r>
         <w:rPr>
           <w:rFonts w:ascii="Times New Roman" w:hAnsi="Times New Roman" w:cs="Times New Roman"/>
@@ -7990,7 +6627,6 @@
         </w:rPr>
         <w:t>endfor</w:t>
       </w:r>
-      <w:proofErr w:type="spellEnd"/>
       <w:r>
         <w:rPr>
           <w:rFonts w:ascii="Times New Roman" w:hAnsi="Times New Roman" w:cs="Times New Roman"/>
@@ -8124,16 +6760,7 @@
         <w:color w:val="000000" w:themeColor="text1"/>
         <w:sz w:val="24"/>
       </w:rPr>
-      <w:t xml:space="preserve">Год набора – </w:t>
-    </w:r>
-    <w:proofErr w:type="gramStart"/>
-    <w:r>
-      <w:rPr>
-        <w:rFonts w:ascii="Times New Roman" w:hAnsi="Times New Roman" w:cs="Times New Roman"/>
-        <w:color w:val="000000" w:themeColor="text1"/>
-        <w:sz w:val="24"/>
-      </w:rPr>
-      <w:t xml:space="preserve">{{ </w:t>
+      <w:t xml:space="preserve">Год набора – {{ </w:t>
     </w:r>
     <w:r>
       <w:rPr>
@@ -8144,7 +6771,6 @@
       </w:rPr>
       <w:t>year</w:t>
     </w:r>
-    <w:proofErr w:type="gramEnd"/>
     <w:r>
       <w:rPr>
         <w:rFonts w:ascii="Times New Roman" w:hAnsi="Times New Roman" w:cs="Times New Roman"/>
@@ -8190,7 +6816,6 @@
       </w:rPr>
       <w:t xml:space="preserve">Иркутск, </w:t>
     </w:r>
-    <w:proofErr w:type="gramStart"/>
     <w:r>
       <w:rPr>
         <w:rFonts w:ascii="Times New Roman" w:hAnsi="Times New Roman" w:cs="Times New Roman"/>
@@ -8198,37 +6823,7 @@
         <w:sz w:val="24"/>
         <w:lang w:val="en-US"/>
       </w:rPr>
-      <w:t xml:space="preserve">{{ </w:t>
-    </w:r>
-    <w:proofErr w:type="spellStart"/>
-    <w:r>
-      <w:rPr>
-        <w:rFonts w:ascii="Times New Roman" w:hAnsi="Times New Roman" w:cs="Times New Roman"/>
-        <w:color w:val="000000" w:themeColor="text1"/>
-        <w:sz w:val="24"/>
-        <w:lang w:val="en-US"/>
-      </w:rPr>
-      <w:t>protocol</w:t>
-    </w:r>
-    <w:proofErr w:type="gramEnd"/>
-    <w:r>
-      <w:rPr>
-        <w:rFonts w:ascii="Times New Roman" w:hAnsi="Times New Roman" w:cs="Times New Roman"/>
-        <w:color w:val="000000" w:themeColor="text1"/>
-        <w:sz w:val="24"/>
-        <w:lang w:val="en-US"/>
-      </w:rPr>
-      <w:t>_year</w:t>
-    </w:r>
-    <w:proofErr w:type="spellEnd"/>
-    <w:r>
-      <w:rPr>
-        <w:rFonts w:ascii="Times New Roman" w:hAnsi="Times New Roman" w:cs="Times New Roman"/>
-        <w:color w:val="000000" w:themeColor="text1"/>
-        <w:sz w:val="24"/>
-        <w:lang w:val="en-US"/>
-      </w:rPr>
-      <w:t xml:space="preserve"> }}</w:t>
+      <w:t>{{ protocol_year }}</w:t>
     </w:r>
     <w:r>
       <w:rPr>
@@ -9494,7 +8089,7 @@
 </file>
 
 <file path=customXml/itemProps1.xml><?xml version="1.0" encoding="utf-8"?>
-<ds:datastoreItem xmlns:ds="http://schemas.openxmlformats.org/officeDocument/2006/customXml" ds:itemID="{50309B45-92A7-46E6-9566-CCA783D68DB3}">
+<ds:datastoreItem xmlns:ds="http://schemas.openxmlformats.org/officeDocument/2006/customXml" ds:itemID="{09598059-75BE-4E57-A571-DBE431FB23F7}">
   <ds:schemaRefs>
     <ds:schemaRef ds:uri="http://schemas.openxmlformats.org/officeDocument/2006/bibliography"/>
   </ds:schemaRefs>

--- a/templates/docxRPD/practice.docx
+++ b/templates/docxRPD/practice.docx
@@ -81,8 +81,18 @@
           <w:sz w:val="24"/>
           <w:szCs w:val="24"/>
         </w:rPr>
-        <w:t xml:space="preserve">Структурное подразделение «{{ </w:t>
-      </w:r>
+        <w:t>Структурное подразделение «</w:t>
+      </w:r>
+      <w:proofErr w:type="gramStart"/>
+      <w:r>
+        <w:rPr>
+          <w:rFonts w:ascii="Times New Roman" w:hAnsi="Times New Roman" w:cs="Times New Roman"/>
+          <w:sz w:val="24"/>
+          <w:szCs w:val="24"/>
+        </w:rPr>
+        <w:t xml:space="preserve">{{ </w:t>
+      </w:r>
+      <w:proofErr w:type="spellStart"/>
       <w:r>
         <w:rPr>
           <w:rFonts w:ascii="Times New Roman" w:hAnsi="Times New Roman" w:cs="Times New Roman"/>
@@ -92,6 +102,8 @@
         </w:rPr>
         <w:t>podrazdelene</w:t>
       </w:r>
+      <w:proofErr w:type="spellEnd"/>
+      <w:proofErr w:type="gramEnd"/>
       <w:r>
         <w:rPr>
           <w:rFonts w:ascii="Times New Roman" w:hAnsi="Times New Roman" w:cs="Times New Roman"/>
@@ -139,7 +151,43 @@
           <w:sz w:val="24"/>
           <w:szCs w:val="24"/>
         </w:rPr>
-        <w:t>{%- if status == 3 %}</w:t>
+        <w:t xml:space="preserve">{%- </w:t>
+      </w:r>
+      <w:proofErr w:type="spellStart"/>
+      <w:r>
+        <w:rPr>
+          <w:rFonts w:ascii="Times New Roman" w:hAnsi="Times New Roman" w:cs="Times New Roman"/>
+          <w:sz w:val="24"/>
+          <w:szCs w:val="24"/>
+        </w:rPr>
+        <w:t>if</w:t>
+      </w:r>
+      <w:proofErr w:type="spellEnd"/>
+      <w:r>
+        <w:rPr>
+          <w:rFonts w:ascii="Times New Roman" w:hAnsi="Times New Roman" w:cs="Times New Roman"/>
+          <w:sz w:val="24"/>
+          <w:szCs w:val="24"/>
+        </w:rPr>
+        <w:t xml:space="preserve"> </w:t>
+      </w:r>
+      <w:proofErr w:type="spellStart"/>
+      <w:r>
+        <w:rPr>
+          <w:rFonts w:ascii="Times New Roman" w:hAnsi="Times New Roman" w:cs="Times New Roman"/>
+          <w:sz w:val="24"/>
+          <w:szCs w:val="24"/>
+        </w:rPr>
+        <w:t>status</w:t>
+      </w:r>
+      <w:proofErr w:type="spellEnd"/>
+      <w:r>
+        <w:rPr>
+          <w:rFonts w:ascii="Times New Roman" w:hAnsi="Times New Roman" w:cs="Times New Roman"/>
+          <w:sz w:val="24"/>
+          <w:szCs w:val="24"/>
+        </w:rPr>
+        <w:t xml:space="preserve"> == 3 %}</w:t>
       </w:r>
     </w:p>
     <w:p>
@@ -159,7 +207,16 @@
           <w:sz w:val="24"/>
           <w:szCs w:val="24"/>
         </w:rPr>
-        <w:t xml:space="preserve">на {{ </w:t>
+        <w:t xml:space="preserve">на </w:t>
+      </w:r>
+      <w:proofErr w:type="gramStart"/>
+      <w:r>
+        <w:rPr>
+          <w:rFonts w:ascii="Times New Roman" w:hAnsi="Times New Roman" w:cs="Times New Roman"/>
+          <w:sz w:val="24"/>
+          <w:szCs w:val="24"/>
+        </w:rPr>
+        <w:t xml:space="preserve">{{ </w:t>
       </w:r>
       <w:r>
         <w:rPr>
@@ -170,6 +227,7 @@
         </w:rPr>
         <w:t>meeting</w:t>
       </w:r>
+      <w:proofErr w:type="gramEnd"/>
       <w:r>
         <w:rPr>
           <w:rFonts w:ascii="Times New Roman" w:hAnsi="Times New Roman" w:cs="Times New Roman"/>
@@ -195,7 +253,16 @@
           <w:sz w:val="24"/>
           <w:szCs w:val="24"/>
         </w:rPr>
-        <w:t>Протокол №</w:t>
+        <w:t xml:space="preserve">Протокол </w:t>
+      </w:r>
+      <w:proofErr w:type="gramStart"/>
+      <w:r>
+        <w:rPr>
+          <w:rFonts w:ascii="Times New Roman" w:hAnsi="Times New Roman" w:cs="Times New Roman"/>
+          <w:sz w:val="24"/>
+          <w:szCs w:val="24"/>
+        </w:rPr>
+        <w:t>№</w:t>
       </w:r>
       <w:r>
         <w:rPr>
@@ -204,14 +271,24 @@
           <w:szCs w:val="24"/>
           <w:u w:val="single"/>
         </w:rPr>
-        <w:t xml:space="preserve">{{ </w:t>
-      </w:r>
+        <w:t>{</w:t>
+      </w:r>
+      <w:proofErr w:type="gramEnd"/>
       <w:r>
         <w:rPr>
           <w:rFonts w:ascii="Times New Roman" w:hAnsi="Times New Roman" w:cs="Times New Roman"/>
           <w:sz w:val="24"/>
           <w:szCs w:val="24"/>
           <w:u w:val="single"/>
+        </w:rPr>
+        <w:t xml:space="preserve">{ </w:t>
+      </w:r>
+      <w:r>
+        <w:rPr>
+          <w:rFonts w:ascii="Times New Roman" w:hAnsi="Times New Roman" w:cs="Times New Roman"/>
+          <w:sz w:val="24"/>
+          <w:szCs w:val="24"/>
+          <w:u w:val="single"/>
           <w:lang w:val="en-US"/>
         </w:rPr>
         <w:t>protocol</w:t>
@@ -223,7 +300,27 @@
           <w:szCs w:val="24"/>
           <w:u w:val="single"/>
         </w:rPr>
-        <w:t>_number }}</w:t>
+        <w:t>_</w:t>
+      </w:r>
+      <w:proofErr w:type="spellStart"/>
+      <w:r>
+        <w:rPr>
+          <w:rFonts w:ascii="Times New Roman" w:hAnsi="Times New Roman" w:cs="Times New Roman"/>
+          <w:sz w:val="24"/>
+          <w:szCs w:val="24"/>
+          <w:u w:val="single"/>
+        </w:rPr>
+        <w:t>number</w:t>
+      </w:r>
+      <w:proofErr w:type="spellEnd"/>
+      <w:r>
+        <w:rPr>
+          <w:rFonts w:ascii="Times New Roman" w:hAnsi="Times New Roman" w:cs="Times New Roman"/>
+          <w:sz w:val="24"/>
+          <w:szCs w:val="24"/>
+          <w:u w:val="single"/>
+        </w:rPr>
+        <w:t xml:space="preserve"> }}</w:t>
       </w:r>
       <w:r>
         <w:rPr>
@@ -360,7 +457,25 @@
           <w:sz w:val="24"/>
           <w:szCs w:val="24"/>
         </w:rPr>
-        <w:t>{%- endif %}</w:t>
+        <w:t xml:space="preserve">{%- </w:t>
+      </w:r>
+      <w:proofErr w:type="spellStart"/>
+      <w:r>
+        <w:rPr>
+          <w:rFonts w:ascii="Times New Roman" w:hAnsi="Times New Roman" w:cs="Times New Roman"/>
+          <w:sz w:val="24"/>
+          <w:szCs w:val="24"/>
+        </w:rPr>
+        <w:t>endif</w:t>
+      </w:r>
+      <w:proofErr w:type="spellEnd"/>
+      <w:r>
+        <w:rPr>
+          <w:rFonts w:ascii="Times New Roman" w:hAnsi="Times New Roman" w:cs="Times New Roman"/>
+          <w:sz w:val="24"/>
+          <w:szCs w:val="24"/>
+        </w:rPr>
+        <w:t xml:space="preserve"> %}</w:t>
       </w:r>
     </w:p>
     <w:p>
@@ -373,8 +488,6 @@
           <w:szCs w:val="24"/>
         </w:rPr>
       </w:pPr>
-      <w:bookmarkStart w:id="0" w:name="_GoBack"/>
-      <w:bookmarkEnd w:id="0"/>
       <w:r>
         <w:rPr>
           <w:rFonts w:ascii="Times New Roman" w:hAnsi="Times New Roman" w:cs="Times New Roman"/>
@@ -517,7 +630,47 @@
                 <w:szCs w:val="24"/>
                 <w:lang w:val="en-US"/>
               </w:rPr>
-              <w:t>{{ kind_direct }}: {{ direction_code }} {{ direction }}</w:t>
+              <w:t xml:space="preserve">{{ </w:t>
+            </w:r>
+            <w:proofErr w:type="spellStart"/>
+            <w:r>
+              <w:rPr>
+                <w:rFonts w:ascii="Times New Roman" w:hAnsi="Times New Roman" w:cs="Times New Roman"/>
+                <w:sz w:val="24"/>
+                <w:szCs w:val="24"/>
+                <w:lang w:val="en-US"/>
+              </w:rPr>
+              <w:t>kind_direct</w:t>
+            </w:r>
+            <w:proofErr w:type="spellEnd"/>
+            <w:r>
+              <w:rPr>
+                <w:rFonts w:ascii="Times New Roman" w:hAnsi="Times New Roman" w:cs="Times New Roman"/>
+                <w:sz w:val="24"/>
+                <w:szCs w:val="24"/>
+                <w:lang w:val="en-US"/>
+              </w:rPr>
+              <w:t xml:space="preserve"> }}: {{ </w:t>
+            </w:r>
+            <w:proofErr w:type="spellStart"/>
+            <w:r>
+              <w:rPr>
+                <w:rFonts w:ascii="Times New Roman" w:hAnsi="Times New Roman" w:cs="Times New Roman"/>
+                <w:sz w:val="24"/>
+                <w:szCs w:val="24"/>
+                <w:lang w:val="en-US"/>
+              </w:rPr>
+              <w:t>direction_code</w:t>
+            </w:r>
+            <w:proofErr w:type="spellEnd"/>
+            <w:r>
+              <w:rPr>
+                <w:rFonts w:ascii="Times New Roman" w:hAnsi="Times New Roman" w:cs="Times New Roman"/>
+                <w:sz w:val="24"/>
+                <w:szCs w:val="24"/>
+                <w:lang w:val="en-US"/>
+              </w:rPr>
+              <w:t xml:space="preserve"> }} {{ direction }}</w:t>
             </w:r>
           </w:p>
         </w:tc>
@@ -578,7 +731,27 @@
                 <w:szCs w:val="24"/>
                 <w:lang w:val="en-US"/>
               </w:rPr>
-              <w:t xml:space="preserve">{{ spec_name }} </w:t>
+              <w:t xml:space="preserve">{{ </w:t>
+            </w:r>
+            <w:proofErr w:type="spellStart"/>
+            <w:r>
+              <w:rPr>
+                <w:rFonts w:ascii="Times New Roman" w:hAnsi="Times New Roman" w:cs="Times New Roman"/>
+                <w:sz w:val="24"/>
+                <w:szCs w:val="24"/>
+                <w:lang w:val="en-US"/>
+              </w:rPr>
+              <w:t>spec_name</w:t>
+            </w:r>
+            <w:proofErr w:type="spellEnd"/>
+            <w:r>
+              <w:rPr>
+                <w:rFonts w:ascii="Times New Roman" w:hAnsi="Times New Roman" w:cs="Times New Roman"/>
+                <w:sz w:val="24"/>
+                <w:szCs w:val="24"/>
+                <w:lang w:val="en-US"/>
+              </w:rPr>
+              <w:t xml:space="preserve"> }} </w:t>
             </w:r>
           </w:p>
         </w:tc>
@@ -640,14 +813,36 @@
               </w:rPr>
               <w:t xml:space="preserve">Квалификация: </w:t>
             </w:r>
-            <w:r>
-              <w:rPr>
-                <w:rFonts w:ascii="Times New Roman" w:hAnsi="Times New Roman" w:cs="Times New Roman"/>
-                <w:sz w:val="24"/>
-                <w:szCs w:val="24"/>
-                <w:lang w:val="en-US"/>
-              </w:rPr>
-              <w:t>{{ kvalif }}</w:t>
+            <w:proofErr w:type="gramStart"/>
+            <w:r>
+              <w:rPr>
+                <w:rFonts w:ascii="Times New Roman" w:hAnsi="Times New Roman" w:cs="Times New Roman"/>
+                <w:sz w:val="24"/>
+                <w:szCs w:val="24"/>
+                <w:lang w:val="en-US"/>
+              </w:rPr>
+              <w:t xml:space="preserve">{{ </w:t>
+            </w:r>
+            <w:proofErr w:type="spellStart"/>
+            <w:r>
+              <w:rPr>
+                <w:rFonts w:ascii="Times New Roman" w:hAnsi="Times New Roman" w:cs="Times New Roman"/>
+                <w:sz w:val="24"/>
+                <w:szCs w:val="24"/>
+                <w:lang w:val="en-US"/>
+              </w:rPr>
+              <w:t>kvalif</w:t>
+            </w:r>
+            <w:proofErr w:type="spellEnd"/>
+            <w:proofErr w:type="gramEnd"/>
+            <w:r>
+              <w:rPr>
+                <w:rFonts w:ascii="Times New Roman" w:hAnsi="Times New Roman" w:cs="Times New Roman"/>
+                <w:sz w:val="24"/>
+                <w:szCs w:val="24"/>
+                <w:lang w:val="en-US"/>
+              </w:rPr>
+              <w:t xml:space="preserve"> }}</w:t>
             </w:r>
           </w:p>
         </w:tc>
@@ -708,6 +903,7 @@
               </w:rPr>
               <w:t xml:space="preserve">Форма обучения: </w:t>
             </w:r>
+            <w:proofErr w:type="gramStart"/>
             <w:r>
               <w:rPr>
                 <w:rFonts w:ascii="Times New Roman" w:hAnsi="Times New Roman" w:cs="Times New Roman"/>
@@ -726,6 +922,7 @@
               </w:rPr>
               <w:t>fob</w:t>
             </w:r>
+            <w:proofErr w:type="gramEnd"/>
             <w:r>
               <w:rPr>
                 <w:rFonts w:ascii="Times New Roman" w:hAnsi="Times New Roman" w:cs="Times New Roman"/>
@@ -869,17 +1066,27 @@
                 <w:sz w:val="20"/>
                 <w:szCs w:val="24"/>
               </w:rPr>
-              <w:t xml:space="preserve">Составитель программы: {{ </w:t>
-            </w:r>
+              <w:t xml:space="preserve">Составитель программы: </w:t>
+            </w:r>
+            <w:proofErr w:type="gramStart"/>
             <w:r>
               <w:rPr>
                 <w:rFonts w:ascii="Times New Roman" w:hAnsi="Times New Roman" w:cs="Times New Roman"/>
                 <w:sz w:val="20"/>
                 <w:szCs w:val="24"/>
+              </w:rPr>
+              <w:t xml:space="preserve">{{ </w:t>
+            </w:r>
+            <w:r>
+              <w:rPr>
+                <w:rFonts w:ascii="Times New Roman" w:hAnsi="Times New Roman" w:cs="Times New Roman"/>
+                <w:sz w:val="20"/>
+                <w:szCs w:val="24"/>
                 <w:lang w:val="en-US"/>
               </w:rPr>
               <w:t>person</w:t>
             </w:r>
+            <w:proofErr w:type="gramEnd"/>
             <w:r>
               <w:rPr>
                 <w:rFonts w:ascii="Times New Roman" w:hAnsi="Times New Roman" w:cs="Times New Roman"/>
@@ -922,6 +1129,7 @@
               </w:rPr>
               <w:t xml:space="preserve">Дата подписания: </w:t>
             </w:r>
+            <w:proofErr w:type="gramStart"/>
             <w:r>
               <w:rPr>
                 <w:rFonts w:ascii="Times New Roman" w:hAnsi="Times New Roman" w:cs="Times New Roman"/>
@@ -939,6 +1147,7 @@
               </w:rPr>
               <w:t>review</w:t>
             </w:r>
+            <w:proofErr w:type="gramEnd"/>
             <w:r>
               <w:rPr>
                 <w:rFonts w:ascii="Times New Roman" w:hAnsi="Times New Roman" w:cs="Times New Roman"/>
@@ -1012,6 +1221,7 @@
                 <w:rFonts w:ascii="Times New Roman" w:hAnsi="Times New Roman" w:cs="Times New Roman"/>
                 <w:sz w:val="20"/>
                 <w:szCs w:val="24"/>
+                <w:lang w:val="en-US"/>
               </w:rPr>
             </w:pPr>
             <w:r>
@@ -1019,9 +1229,11 @@
                 <w:rFonts w:ascii="Times New Roman" w:hAnsi="Times New Roman" w:cs="Times New Roman"/>
                 <w:sz w:val="20"/>
                 <w:szCs w:val="24"/>
+                <w:lang w:val="en-US"/>
               </w:rPr>
               <w:t xml:space="preserve">{{ </w:t>
             </w:r>
+            <w:proofErr w:type="spellStart"/>
             <w:r>
               <w:rPr>
                 <w:rFonts w:ascii="Times New Roman" w:hAnsi="Times New Roman" w:cs="Times New Roman"/>
@@ -1036,6 +1248,7 @@
                 <w:rFonts w:ascii="Times New Roman" w:hAnsi="Times New Roman" w:cs="Times New Roman"/>
                 <w:sz w:val="20"/>
                 <w:szCs w:val="24"/>
+                <w:lang w:val="en-US"/>
               </w:rPr>
               <w:t>_</w:t>
             </w:r>
@@ -1048,14 +1261,17 @@
               </w:rPr>
               <w:t>type</w:t>
             </w:r>
+            <w:proofErr w:type="spellEnd"/>
             <w:r>
               <w:rPr>
                 <w:rFonts w:ascii="Times New Roman" w:hAnsi="Times New Roman" w:cs="Times New Roman"/>
                 <w:sz w:val="20"/>
                 <w:szCs w:val="24"/>
+                <w:lang w:val="en-US"/>
               </w:rPr>
               <w:t xml:space="preserve"> }}: {{ </w:t>
             </w:r>
+            <w:proofErr w:type="spellStart"/>
             <w:r>
               <w:rPr>
                 <w:rFonts w:ascii="Times New Roman" w:hAnsi="Times New Roman" w:cs="Times New Roman"/>
@@ -1070,6 +1286,7 @@
                 <w:rFonts w:ascii="Times New Roman" w:hAnsi="Times New Roman" w:cs="Times New Roman"/>
                 <w:sz w:val="20"/>
                 <w:szCs w:val="24"/>
+                <w:lang w:val="en-US"/>
               </w:rPr>
               <w:t>_</w:t>
             </w:r>
@@ -1082,11 +1299,13 @@
               </w:rPr>
               <w:t>accepted</w:t>
             </w:r>
+            <w:proofErr w:type="spellEnd"/>
             <w:r>
               <w:rPr>
                 <w:rFonts w:ascii="Times New Roman" w:hAnsi="Times New Roman" w:cs="Times New Roman"/>
                 <w:sz w:val="20"/>
                 <w:szCs w:val="24"/>
+                <w:lang w:val="en-US"/>
               </w:rPr>
               <w:t xml:space="preserve"> }}</w:t>
             </w:r>
@@ -1141,8 +1360,9 @@
                 <w:szCs w:val="24"/>
                 <w:lang w:val="en-US"/>
               </w:rPr>
-              <w:t xml:space="preserve"> {{ </w:t>
-            </w:r>
+              <w:t xml:space="preserve"> </w:t>
+            </w:r>
+            <w:proofErr w:type="gramStart"/>
             <w:r>
               <w:rPr>
                 <w:rFonts w:ascii="Times New Roman" w:hAnsi="Times New Roman" w:cs="Times New Roman"/>
@@ -1150,8 +1370,29 @@
                 <w:szCs w:val="24"/>
                 <w:lang w:val="en-US"/>
               </w:rPr>
-              <w:t>accept_date</w:t>
-            </w:r>
+              <w:t xml:space="preserve">{{ </w:t>
+            </w:r>
+            <w:proofErr w:type="spellStart"/>
+            <w:r>
+              <w:rPr>
+                <w:rFonts w:ascii="Times New Roman" w:hAnsi="Times New Roman" w:cs="Times New Roman"/>
+                <w:sz w:val="20"/>
+                <w:szCs w:val="24"/>
+                <w:lang w:val="en-US"/>
+              </w:rPr>
+              <w:t>accept</w:t>
+            </w:r>
+            <w:proofErr w:type="gramEnd"/>
+            <w:r>
+              <w:rPr>
+                <w:rFonts w:ascii="Times New Roman" w:hAnsi="Times New Roman" w:cs="Times New Roman"/>
+                <w:sz w:val="20"/>
+                <w:szCs w:val="24"/>
+                <w:lang w:val="en-US"/>
+              </w:rPr>
+              <w:t>_date</w:t>
+            </w:r>
+            <w:proofErr w:type="spellEnd"/>
             <w:r>
               <w:rPr>
                 <w:rFonts w:ascii="Times New Roman" w:hAnsi="Times New Roman" w:cs="Times New Roman"/>
@@ -1191,6 +1432,7 @@
         </w:rPr>
         <w:t xml:space="preserve">{% </w:t>
       </w:r>
+      <w:proofErr w:type="spellStart"/>
       <w:r>
         <w:rPr>
           <w:rFonts w:ascii="Times New Roman" w:hAnsi="Times New Roman" w:cs="Times New Roman"/>
@@ -1200,6 +1442,7 @@
         </w:rPr>
         <w:t>endif</w:t>
       </w:r>
+      <w:proofErr w:type="spellEnd"/>
       <w:r>
         <w:rPr>
           <w:rFonts w:ascii="Times New Roman" w:hAnsi="Times New Roman" w:cs="Times New Roman"/>
@@ -1292,13 +1535,41 @@
         </w:rPr>
         <w:t xml:space="preserve"> </w:t>
       </w:r>
-      <w:r>
-        <w:rPr>
-          <w:rFonts w:ascii="Times New Roman" w:hAnsi="Times New Roman" w:cs="Times New Roman"/>
-          <w:sz w:val="24"/>
-          <w:szCs w:val="24"/>
-        </w:rPr>
-        <w:t>{{ view_pract }}</w:t>
+      <w:proofErr w:type="gramStart"/>
+      <w:r>
+        <w:rPr>
+          <w:rFonts w:ascii="Times New Roman" w:hAnsi="Times New Roman" w:cs="Times New Roman"/>
+          <w:sz w:val="24"/>
+          <w:szCs w:val="24"/>
+        </w:rPr>
+        <w:t xml:space="preserve">{{ </w:t>
+      </w:r>
+      <w:proofErr w:type="spellStart"/>
+      <w:r>
+        <w:rPr>
+          <w:rFonts w:ascii="Times New Roman" w:hAnsi="Times New Roman" w:cs="Times New Roman"/>
+          <w:sz w:val="24"/>
+          <w:szCs w:val="24"/>
+        </w:rPr>
+        <w:t>view</w:t>
+      </w:r>
+      <w:proofErr w:type="gramEnd"/>
+      <w:r>
+        <w:rPr>
+          <w:rFonts w:ascii="Times New Roman" w:hAnsi="Times New Roman" w:cs="Times New Roman"/>
+          <w:sz w:val="24"/>
+          <w:szCs w:val="24"/>
+        </w:rPr>
+        <w:t>_pract</w:t>
+      </w:r>
+      <w:proofErr w:type="spellEnd"/>
+      <w:r>
+        <w:rPr>
+          <w:rFonts w:ascii="Times New Roman" w:hAnsi="Times New Roman" w:cs="Times New Roman"/>
+          <w:sz w:val="24"/>
+          <w:szCs w:val="24"/>
+        </w:rPr>
+        <w:t xml:space="preserve"> }}</w:t>
       </w:r>
       <w:r>
         <w:rPr>
@@ -1333,6 +1604,7 @@
         </w:rPr>
         <w:t xml:space="preserve">Тип практики – </w:t>
       </w:r>
+      <w:proofErr w:type="gramStart"/>
       <w:r>
         <w:rPr>
           <w:rFonts w:ascii="Times New Roman" w:hAnsi="Times New Roman" w:cs="Times New Roman"/>
@@ -1350,6 +1622,7 @@
         </w:rPr>
         <w:t>discipline</w:t>
       </w:r>
+      <w:proofErr w:type="gramEnd"/>
       <w:r>
         <w:rPr>
           <w:rFonts w:ascii="Times New Roman" w:hAnsi="Times New Roman" w:cs="Times New Roman"/>
@@ -1391,6 +1664,7 @@
         </w:rPr>
         <w:t xml:space="preserve"> </w:t>
       </w:r>
+      <w:proofErr w:type="gramStart"/>
       <w:r>
         <w:rPr>
           <w:rFonts w:ascii="Times New Roman" w:hAnsi="Times New Roman" w:cs="Times New Roman"/>
@@ -1417,8 +1691,18 @@
           <w:sz w:val="24"/>
           <w:szCs w:val="24"/>
         </w:rPr>
-        <w:t xml:space="preserve">{{ </w:t>
-      </w:r>
+        <w:t>{</w:t>
+      </w:r>
+      <w:proofErr w:type="gramEnd"/>
+      <w:r>
+        <w:rPr>
+          <w:rFonts w:ascii="Times New Roman" w:hAnsi="Times New Roman" w:cs="Times New Roman"/>
+          <w:sz w:val="24"/>
+          <w:szCs w:val="24"/>
+        </w:rPr>
+        <w:t xml:space="preserve">{ </w:t>
+      </w:r>
+      <w:proofErr w:type="spellStart"/>
       <w:r>
         <w:rPr>
           <w:rFonts w:ascii="Times New Roman" w:hAnsi="Times New Roman" w:cs="Times New Roman"/>
@@ -1427,6 +1711,7 @@
         </w:rPr>
         <w:t>practice_way</w:t>
       </w:r>
+      <w:proofErr w:type="spellEnd"/>
       <w:r>
         <w:rPr>
           <w:rFonts w:ascii="Times New Roman" w:hAnsi="Times New Roman" w:cs="Times New Roman"/>
@@ -1486,6 +1771,7 @@
         </w:rPr>
         <w:t xml:space="preserve"> </w:t>
       </w:r>
+      <w:proofErr w:type="gramStart"/>
       <w:r>
         <w:rPr>
           <w:rFonts w:ascii="Times New Roman" w:hAnsi="Times New Roman" w:cs="Times New Roman"/>
@@ -1512,8 +1798,18 @@
           <w:sz w:val="24"/>
           <w:szCs w:val="24"/>
         </w:rPr>
-        <w:t xml:space="preserve">{{ </w:t>
-      </w:r>
+        <w:t>{</w:t>
+      </w:r>
+      <w:proofErr w:type="gramEnd"/>
+      <w:r>
+        <w:rPr>
+          <w:rFonts w:ascii="Times New Roman" w:hAnsi="Times New Roman" w:cs="Times New Roman"/>
+          <w:sz w:val="24"/>
+          <w:szCs w:val="24"/>
+        </w:rPr>
+        <w:t xml:space="preserve">{ </w:t>
+      </w:r>
+      <w:proofErr w:type="spellStart"/>
       <w:r>
         <w:rPr>
           <w:rFonts w:ascii="Times New Roman" w:hAnsi="Times New Roman" w:cs="Times New Roman"/>
@@ -1522,6 +1818,7 @@
         </w:rPr>
         <w:t>practice_form</w:t>
       </w:r>
+      <w:proofErr w:type="spellEnd"/>
       <w:r>
         <w:rPr>
           <w:rFonts w:ascii="Times New Roman" w:hAnsi="Times New Roman" w:cs="Times New Roman"/>
@@ -1702,7 +1999,27 @@
                 <w:szCs w:val="24"/>
                 <w:lang w:val="en-US"/>
               </w:rPr>
-              <w:t>{%tr for item in competence%}</w:t>
+              <w:t>{%</w:t>
+            </w:r>
+            <w:proofErr w:type="spellStart"/>
+            <w:r>
+              <w:rPr>
+                <w:rFonts w:ascii="Times New Roman" w:hAnsi="Times New Roman" w:cs="Times New Roman"/>
+                <w:sz w:val="24"/>
+                <w:szCs w:val="24"/>
+                <w:lang w:val="en-US"/>
+              </w:rPr>
+              <w:t>tr</w:t>
+            </w:r>
+            <w:proofErr w:type="spellEnd"/>
+            <w:r>
+              <w:rPr>
+                <w:rFonts w:ascii="Times New Roman" w:hAnsi="Times New Roman" w:cs="Times New Roman"/>
+                <w:sz w:val="24"/>
+                <w:szCs w:val="24"/>
+                <w:lang w:val="en-US"/>
+              </w:rPr>
+              <w:t xml:space="preserve"> for item in competence%}</w:t>
             </w:r>
           </w:p>
         </w:tc>
@@ -1735,7 +2052,47 @@
                 <w:szCs w:val="24"/>
                 <w:lang w:val="en-US"/>
               </w:rPr>
-              <w:t>{{item.index}} {{item.content}}</w:t>
+              <w:t>{{</w:t>
+            </w:r>
+            <w:proofErr w:type="spellStart"/>
+            <w:r>
+              <w:rPr>
+                <w:rFonts w:ascii="Times New Roman" w:hAnsi="Times New Roman" w:cs="Times New Roman"/>
+                <w:sz w:val="24"/>
+                <w:szCs w:val="24"/>
+                <w:lang w:val="en-US"/>
+              </w:rPr>
+              <w:t>item.index</w:t>
+            </w:r>
+            <w:proofErr w:type="spellEnd"/>
+            <w:r>
+              <w:rPr>
+                <w:rFonts w:ascii="Times New Roman" w:hAnsi="Times New Roman" w:cs="Times New Roman"/>
+                <w:sz w:val="24"/>
+                <w:szCs w:val="24"/>
+                <w:lang w:val="en-US"/>
+              </w:rPr>
+              <w:t>}} {{</w:t>
+            </w:r>
+            <w:proofErr w:type="spellStart"/>
+            <w:r>
+              <w:rPr>
+                <w:rFonts w:ascii="Times New Roman" w:hAnsi="Times New Roman" w:cs="Times New Roman"/>
+                <w:sz w:val="24"/>
+                <w:szCs w:val="24"/>
+                <w:lang w:val="en-US"/>
+              </w:rPr>
+              <w:t>item.content</w:t>
+            </w:r>
+            <w:proofErr w:type="spellEnd"/>
+            <w:r>
+              <w:rPr>
+                <w:rFonts w:ascii="Times New Roman" w:hAnsi="Times New Roman" w:cs="Times New Roman"/>
+                <w:sz w:val="24"/>
+                <w:szCs w:val="24"/>
+                <w:lang w:val="en-US"/>
+              </w:rPr>
+              <w:t>}}</w:t>
             </w:r>
           </w:p>
         </w:tc>
@@ -1767,7 +2124,27 @@
                 <w:szCs w:val="24"/>
                 <w:lang w:val="en-US"/>
               </w:rPr>
-              <w:t>{{ item.indicators }}</w:t>
+              <w:t xml:space="preserve">{{ </w:t>
+            </w:r>
+            <w:proofErr w:type="spellStart"/>
+            <w:r>
+              <w:rPr>
+                <w:rFonts w:ascii="Times New Roman" w:hAnsi="Times New Roman" w:cs="Times New Roman"/>
+                <w:sz w:val="24"/>
+                <w:szCs w:val="24"/>
+                <w:lang w:val="en-US"/>
+              </w:rPr>
+              <w:t>item.indicators</w:t>
+            </w:r>
+            <w:proofErr w:type="spellEnd"/>
+            <w:r>
+              <w:rPr>
+                <w:rFonts w:ascii="Times New Roman" w:hAnsi="Times New Roman" w:cs="Times New Roman"/>
+                <w:sz w:val="24"/>
+                <w:szCs w:val="24"/>
+                <w:lang w:val="en-US"/>
+              </w:rPr>
+              <w:t xml:space="preserve"> }}</w:t>
             </w:r>
           </w:p>
         </w:tc>
@@ -1801,7 +2178,47 @@
                 <w:szCs w:val="24"/>
                 <w:lang w:val="en-US"/>
               </w:rPr>
-              <w:t>{%tr endfor %}</w:t>
+              <w:t>{%</w:t>
+            </w:r>
+            <w:proofErr w:type="spellStart"/>
+            <w:r>
+              <w:rPr>
+                <w:rFonts w:ascii="Times New Roman" w:hAnsi="Times New Roman" w:cs="Times New Roman"/>
+                <w:sz w:val="24"/>
+                <w:szCs w:val="24"/>
+                <w:lang w:val="en-US"/>
+              </w:rPr>
+              <w:t>tr</w:t>
+            </w:r>
+            <w:proofErr w:type="spellEnd"/>
+            <w:r>
+              <w:rPr>
+                <w:rFonts w:ascii="Times New Roman" w:hAnsi="Times New Roman" w:cs="Times New Roman"/>
+                <w:sz w:val="24"/>
+                <w:szCs w:val="24"/>
+                <w:lang w:val="en-US"/>
+              </w:rPr>
+              <w:t xml:space="preserve"> </w:t>
+            </w:r>
+            <w:proofErr w:type="spellStart"/>
+            <w:r>
+              <w:rPr>
+                <w:rFonts w:ascii="Times New Roman" w:hAnsi="Times New Roman" w:cs="Times New Roman"/>
+                <w:sz w:val="24"/>
+                <w:szCs w:val="24"/>
+                <w:lang w:val="en-US"/>
+              </w:rPr>
+              <w:t>endfor</w:t>
+            </w:r>
+            <w:proofErr w:type="spellEnd"/>
+            <w:r>
+              <w:rPr>
+                <w:rFonts w:ascii="Times New Roman" w:hAnsi="Times New Roman" w:cs="Times New Roman"/>
+                <w:sz w:val="24"/>
+                <w:szCs w:val="24"/>
+                <w:lang w:val="en-US"/>
+              </w:rPr>
+              <w:t xml:space="preserve"> %}</w:t>
             </w:r>
           </w:p>
         </w:tc>
@@ -1825,7 +2242,29 @@
           <w:sz w:val="24"/>
           <w:szCs w:val="24"/>
         </w:rPr>
-        <w:t>2.2 В результате прохождения практики у обучающихся должны быть сформированы</w:t>
+        <w:t xml:space="preserve">2.2 </w:t>
+      </w:r>
+      <w:proofErr w:type="gramStart"/>
+      <w:r>
+        <w:rPr>
+          <w:rFonts w:ascii="Times New Roman" w:hAnsi="Times New Roman" w:cs="Times New Roman"/>
+          <w:b/>
+          <w:bCs/>
+          <w:sz w:val="24"/>
+          <w:szCs w:val="24"/>
+        </w:rPr>
+        <w:t>В</w:t>
+      </w:r>
+      <w:proofErr w:type="gramEnd"/>
+      <w:r>
+        <w:rPr>
+          <w:rFonts w:ascii="Times New Roman" w:hAnsi="Times New Roman" w:cs="Times New Roman"/>
+          <w:b/>
+          <w:bCs/>
+          <w:sz w:val="24"/>
+          <w:szCs w:val="24"/>
+        </w:rPr>
+        <w:t xml:space="preserve"> результате прохождения практики у обучающихся должны быть сформированы</w:t>
       </w:r>
     </w:p>
     <w:tbl>
@@ -1999,7 +2438,29 @@
                 <w:szCs w:val="24"/>
                 <w:lang w:val="en-US"/>
               </w:rPr>
-              <w:t>{%tr for item in indicators %}</w:t>
+              <w:t>{%</w:t>
+            </w:r>
+            <w:proofErr w:type="spellStart"/>
+            <w:r>
+              <w:rPr>
+                <w:rFonts w:ascii="Times New Roman" w:hAnsi="Times New Roman" w:cs="Times New Roman"/>
+                <w:color w:val="000000" w:themeColor="text1"/>
+                <w:sz w:val="24"/>
+                <w:szCs w:val="24"/>
+                <w:lang w:val="en-US"/>
+              </w:rPr>
+              <w:t>tr</w:t>
+            </w:r>
+            <w:proofErr w:type="spellEnd"/>
+            <w:r>
+              <w:rPr>
+                <w:rFonts w:ascii="Times New Roman" w:hAnsi="Times New Roman" w:cs="Times New Roman"/>
+                <w:color w:val="000000" w:themeColor="text1"/>
+                <w:sz w:val="24"/>
+                <w:szCs w:val="24"/>
+                <w:lang w:val="en-US"/>
+              </w:rPr>
+              <w:t xml:space="preserve"> for item in indicators %}</w:t>
             </w:r>
           </w:p>
         </w:tc>
@@ -2040,7 +2501,31 @@
                 <w:szCs w:val="24"/>
                 <w:lang w:val="en-US"/>
               </w:rPr>
-              <w:t>{{item.index}}</w:t>
+              <w:t>{{</w:t>
+            </w:r>
+            <w:proofErr w:type="spellStart"/>
+            <w:r>
+              <w:rPr>
+                <w:rFonts w:ascii="Times New Roman" w:hAnsi="Times New Roman" w:cs="Times New Roman"/>
+                <w:bCs/>
+                <w:color w:val="000000" w:themeColor="text1"/>
+                <w:sz w:val="24"/>
+                <w:szCs w:val="24"/>
+                <w:lang w:val="en-US"/>
+              </w:rPr>
+              <w:t>item.index</w:t>
+            </w:r>
+            <w:proofErr w:type="spellEnd"/>
+            <w:r>
+              <w:rPr>
+                <w:rFonts w:ascii="Times New Roman" w:hAnsi="Times New Roman" w:cs="Times New Roman"/>
+                <w:bCs/>
+                <w:color w:val="000000" w:themeColor="text1"/>
+                <w:sz w:val="24"/>
+                <w:szCs w:val="24"/>
+                <w:lang w:val="en-US"/>
+              </w:rPr>
+              <w:t>}}</w:t>
             </w:r>
           </w:p>
         </w:tc>
@@ -2076,7 +2561,31 @@
                 <w:szCs w:val="24"/>
                 <w:lang w:val="en-US"/>
               </w:rPr>
-              <w:t>{{item.content}}</w:t>
+              <w:t>{{</w:t>
+            </w:r>
+            <w:proofErr w:type="spellStart"/>
+            <w:r>
+              <w:rPr>
+                <w:rFonts w:ascii="Times New Roman" w:hAnsi="Times New Roman" w:cs="Times New Roman"/>
+                <w:bCs/>
+                <w:color w:val="000000" w:themeColor="text1"/>
+                <w:sz w:val="24"/>
+                <w:szCs w:val="24"/>
+                <w:lang w:val="en-US"/>
+              </w:rPr>
+              <w:t>item.content</w:t>
+            </w:r>
+            <w:proofErr w:type="spellEnd"/>
+            <w:r>
+              <w:rPr>
+                <w:rFonts w:ascii="Times New Roman" w:hAnsi="Times New Roman" w:cs="Times New Roman"/>
+                <w:bCs/>
+                <w:color w:val="000000" w:themeColor="text1"/>
+                <w:sz w:val="24"/>
+                <w:szCs w:val="24"/>
+                <w:lang w:val="en-US"/>
+              </w:rPr>
+              <w:t>}}</w:t>
             </w:r>
           </w:p>
         </w:tc>
@@ -2127,6 +2636,7 @@
               </w:rPr>
               <w:t xml:space="preserve"> </w:t>
             </w:r>
+            <w:proofErr w:type="spellStart"/>
             <w:r>
               <w:rPr>
                 <w:rFonts w:ascii="Times New Roman" w:eastAsia="Times New Roman" w:hAnsi="Times New Roman" w:cs="Times New Roman"/>
@@ -2154,6 +2664,7 @@
               </w:rPr>
               <w:t>know</w:t>
             </w:r>
+            <w:proofErr w:type="spellEnd"/>
             <w:r>
               <w:rPr>
                 <w:rFonts w:ascii="Times New Roman" w:eastAsia="Times New Roman" w:hAnsi="Times New Roman" w:cs="Times New Roman"/>
@@ -2228,6 +2739,7 @@
               </w:rPr>
               <w:t>{{</w:t>
             </w:r>
+            <w:proofErr w:type="spellStart"/>
             <w:r>
               <w:rPr>
                 <w:rFonts w:ascii="Times New Roman" w:hAnsi="Times New Roman" w:cs="Times New Roman"/>
@@ -2261,6 +2773,8 @@
               </w:rPr>
               <w:t>know</w:t>
             </w:r>
+            <w:proofErr w:type="spellEnd"/>
+            <w:proofErr w:type="gramStart"/>
             <w:r>
               <w:rPr>
                 <w:rFonts w:ascii="Times New Roman" w:hAnsi="Times New Roman" w:cs="Times New Roman"/>
@@ -2281,8 +2795,9 @@
                 <w:szCs w:val="24"/>
                 <w:lang w:val="en-US"/>
               </w:rPr>
-              <w:t xml:space="preserve">{% </w:t>
-            </w:r>
+              <w:t>{</w:t>
+            </w:r>
+            <w:proofErr w:type="gramEnd"/>
             <w:r>
               <w:rPr>
                 <w:rFonts w:ascii="Times New Roman" w:hAnsi="Times New Roman" w:cs="Times New Roman"/>
@@ -2292,6 +2807,18 @@
                 <w:szCs w:val="24"/>
                 <w:lang w:val="en-US"/>
               </w:rPr>
+              <w:t xml:space="preserve">% </w:t>
+            </w:r>
+            <w:proofErr w:type="spellStart"/>
+            <w:r>
+              <w:rPr>
+                <w:rFonts w:ascii="Times New Roman" w:hAnsi="Times New Roman" w:cs="Times New Roman"/>
+                <w:bCs/>
+                <w:color w:val="000000" w:themeColor="text1"/>
+                <w:sz w:val="24"/>
+                <w:szCs w:val="24"/>
+                <w:lang w:val="en-US"/>
+              </w:rPr>
               <w:t>end</w:t>
             </w:r>
             <w:r>
@@ -2303,7 +2830,19 @@
                 <w:szCs w:val="24"/>
                 <w:lang w:val="en-US"/>
               </w:rPr>
-              <w:t xml:space="preserve">if </w:t>
+              <w:t>if</w:t>
+            </w:r>
+            <w:proofErr w:type="spellEnd"/>
+            <w:r>
+              <w:rPr>
+                <w:rFonts w:ascii="Times New Roman" w:hAnsi="Times New Roman" w:cs="Times New Roman"/>
+                <w:bCs/>
+                <w:color w:val="000000" w:themeColor="text1"/>
+                <w:sz w:val="24"/>
+                <w:szCs w:val="24"/>
+                <w:lang w:val="en-US"/>
+              </w:rPr>
+              <w:t xml:space="preserve"> </w:t>
             </w:r>
             <w:r>
               <w:rPr>
@@ -2354,6 +2893,7 @@
               </w:rPr>
               <w:t xml:space="preserve"> </w:t>
             </w:r>
+            <w:proofErr w:type="spellStart"/>
             <w:r>
               <w:rPr>
                 <w:rFonts w:ascii="Times New Roman" w:eastAsia="Times New Roman" w:hAnsi="Times New Roman" w:cs="Times New Roman"/>
@@ -2383,6 +2923,7 @@
               </w:rPr>
               <w:t>able</w:t>
             </w:r>
+            <w:proofErr w:type="spellEnd"/>
             <w:r>
               <w:rPr>
                 <w:rFonts w:ascii="Times New Roman" w:eastAsia="Times New Roman" w:hAnsi="Times New Roman" w:cs="Times New Roman"/>
@@ -2424,6 +2965,7 @@
               </w:rPr>
               <w:t>{{</w:t>
             </w:r>
+            <w:proofErr w:type="spellStart"/>
             <w:r>
               <w:rPr>
                 <w:rFonts w:ascii="Times New Roman" w:hAnsi="Times New Roman" w:cs="Times New Roman"/>
@@ -2457,6 +2999,8 @@
               </w:rPr>
               <w:t>able</w:t>
             </w:r>
+            <w:proofErr w:type="spellEnd"/>
+            <w:proofErr w:type="gramStart"/>
             <w:r>
               <w:rPr>
                 <w:rFonts w:ascii="Times New Roman" w:hAnsi="Times New Roman" w:cs="Times New Roman"/>
@@ -2477,8 +3021,9 @@
                 <w:szCs w:val="24"/>
                 <w:lang w:val="en-US"/>
               </w:rPr>
-              <w:t xml:space="preserve">{% </w:t>
-            </w:r>
+              <w:t>{</w:t>
+            </w:r>
+            <w:proofErr w:type="gramEnd"/>
             <w:r>
               <w:rPr>
                 <w:rFonts w:ascii="Times New Roman" w:hAnsi="Times New Roman" w:cs="Times New Roman"/>
@@ -2488,6 +3033,18 @@
                 <w:szCs w:val="24"/>
                 <w:lang w:val="en-US"/>
               </w:rPr>
+              <w:t xml:space="preserve">% </w:t>
+            </w:r>
+            <w:proofErr w:type="spellStart"/>
+            <w:r>
+              <w:rPr>
+                <w:rFonts w:ascii="Times New Roman" w:hAnsi="Times New Roman" w:cs="Times New Roman"/>
+                <w:bCs/>
+                <w:color w:val="000000" w:themeColor="text1"/>
+                <w:sz w:val="24"/>
+                <w:szCs w:val="24"/>
+                <w:lang w:val="en-US"/>
+              </w:rPr>
               <w:t>end</w:t>
             </w:r>
             <w:r>
@@ -2499,7 +3056,19 @@
                 <w:szCs w:val="24"/>
                 <w:lang w:val="en-US"/>
               </w:rPr>
-              <w:t xml:space="preserve">if </w:t>
+              <w:t>if</w:t>
+            </w:r>
+            <w:proofErr w:type="spellEnd"/>
+            <w:r>
+              <w:rPr>
+                <w:rFonts w:ascii="Times New Roman" w:hAnsi="Times New Roman" w:cs="Times New Roman"/>
+                <w:bCs/>
+                <w:color w:val="000000" w:themeColor="text1"/>
+                <w:sz w:val="24"/>
+                <w:szCs w:val="24"/>
+                <w:lang w:val="en-US"/>
+              </w:rPr>
+              <w:t xml:space="preserve"> </w:t>
             </w:r>
             <w:r>
               <w:rPr>
@@ -2551,6 +3120,7 @@
               </w:rPr>
               <w:t xml:space="preserve"> </w:t>
             </w:r>
+            <w:proofErr w:type="spellStart"/>
             <w:r>
               <w:rPr>
                 <w:rFonts w:ascii="Times New Roman" w:eastAsia="Times New Roman" w:hAnsi="Times New Roman" w:cs="Times New Roman"/>
@@ -2578,6 +3148,7 @@
               </w:rPr>
               <w:t>own</w:t>
             </w:r>
+            <w:proofErr w:type="spellEnd"/>
             <w:r>
               <w:rPr>
                 <w:rFonts w:ascii="Times New Roman" w:eastAsia="Times New Roman" w:hAnsi="Times New Roman" w:cs="Times New Roman"/>
@@ -2621,6 +3192,7 @@
               </w:rPr>
               <w:t>{{</w:t>
             </w:r>
+            <w:proofErr w:type="spellStart"/>
             <w:r>
               <w:rPr>
                 <w:rFonts w:ascii="Times New Roman" w:hAnsi="Times New Roman" w:cs="Times New Roman"/>
@@ -2654,6 +3226,8 @@
               </w:rPr>
               <w:t>own</w:t>
             </w:r>
+            <w:proofErr w:type="spellEnd"/>
+            <w:proofErr w:type="gramStart"/>
             <w:r>
               <w:rPr>
                 <w:rFonts w:ascii="Times New Roman" w:hAnsi="Times New Roman" w:cs="Times New Roman"/>
@@ -2674,8 +3248,9 @@
                 <w:szCs w:val="24"/>
                 <w:lang w:val="en-US"/>
               </w:rPr>
-              <w:t xml:space="preserve">{% </w:t>
-            </w:r>
+              <w:t>{</w:t>
+            </w:r>
+            <w:proofErr w:type="gramEnd"/>
             <w:r>
               <w:rPr>
                 <w:rFonts w:ascii="Times New Roman" w:hAnsi="Times New Roman" w:cs="Times New Roman"/>
@@ -2685,6 +3260,18 @@
                 <w:szCs w:val="24"/>
                 <w:lang w:val="en-US"/>
               </w:rPr>
+              <w:t xml:space="preserve">% </w:t>
+            </w:r>
+            <w:proofErr w:type="spellStart"/>
+            <w:r>
+              <w:rPr>
+                <w:rFonts w:ascii="Times New Roman" w:hAnsi="Times New Roman" w:cs="Times New Roman"/>
+                <w:bCs/>
+                <w:color w:val="000000" w:themeColor="text1"/>
+                <w:sz w:val="24"/>
+                <w:szCs w:val="24"/>
+                <w:lang w:val="en-US"/>
+              </w:rPr>
               <w:t>end</w:t>
             </w:r>
             <w:r>
@@ -2696,7 +3283,19 @@
                 <w:szCs w:val="24"/>
                 <w:lang w:val="en-US"/>
               </w:rPr>
-              <w:t xml:space="preserve">if </w:t>
+              <w:t>if</w:t>
+            </w:r>
+            <w:proofErr w:type="spellEnd"/>
+            <w:r>
+              <w:rPr>
+                <w:rFonts w:ascii="Times New Roman" w:hAnsi="Times New Roman" w:cs="Times New Roman"/>
+                <w:bCs/>
+                <w:color w:val="000000" w:themeColor="text1"/>
+                <w:sz w:val="24"/>
+                <w:szCs w:val="24"/>
+                <w:lang w:val="en-US"/>
+              </w:rPr>
+              <w:t xml:space="preserve"> </w:t>
             </w:r>
             <w:r>
               <w:rPr>
@@ -2747,7 +3346,51 @@
                 <w:szCs w:val="24"/>
                 <w:lang w:val="en-US"/>
               </w:rPr>
-              <w:t>{%tr endfor %}</w:t>
+              <w:t>{%</w:t>
+            </w:r>
+            <w:proofErr w:type="spellStart"/>
+            <w:r>
+              <w:rPr>
+                <w:rFonts w:ascii="Times New Roman" w:hAnsi="Times New Roman" w:cs="Times New Roman"/>
+                <w:color w:val="000000" w:themeColor="text1"/>
+                <w:sz w:val="24"/>
+                <w:szCs w:val="24"/>
+                <w:lang w:val="en-US"/>
+              </w:rPr>
+              <w:t>tr</w:t>
+            </w:r>
+            <w:proofErr w:type="spellEnd"/>
+            <w:r>
+              <w:rPr>
+                <w:rFonts w:ascii="Times New Roman" w:hAnsi="Times New Roman" w:cs="Times New Roman"/>
+                <w:color w:val="000000" w:themeColor="text1"/>
+                <w:sz w:val="24"/>
+                <w:szCs w:val="24"/>
+                <w:lang w:val="en-US"/>
+              </w:rPr>
+              <w:t xml:space="preserve"> </w:t>
+            </w:r>
+            <w:proofErr w:type="spellStart"/>
+            <w:r>
+              <w:rPr>
+                <w:rFonts w:ascii="Times New Roman" w:hAnsi="Times New Roman" w:cs="Times New Roman"/>
+                <w:color w:val="000000" w:themeColor="text1"/>
+                <w:sz w:val="24"/>
+                <w:szCs w:val="24"/>
+                <w:lang w:val="en-US"/>
+              </w:rPr>
+              <w:t>endfor</w:t>
+            </w:r>
+            <w:proofErr w:type="spellEnd"/>
+            <w:r>
+              <w:rPr>
+                <w:rFonts w:ascii="Times New Roman" w:hAnsi="Times New Roman" w:cs="Times New Roman"/>
+                <w:color w:val="000000" w:themeColor="text1"/>
+                <w:sz w:val="24"/>
+                <w:szCs w:val="24"/>
+                <w:lang w:val="en-US"/>
+              </w:rPr>
+              <w:t xml:space="preserve"> %}</w:t>
             </w:r>
           </w:p>
         </w:tc>
@@ -3048,7 +3691,27 @@
                 <w:szCs w:val="24"/>
                 <w:lang w:val="en-US" w:eastAsia="ru-RU"/>
               </w:rPr>
-              <w:t>{%tr for item in semesters %}</w:t>
+              <w:t>{%</w:t>
+            </w:r>
+            <w:proofErr w:type="spellStart"/>
+            <w:r>
+              <w:rPr>
+                <w:rFonts w:ascii="Times New Roman" w:hAnsi="Times New Roman" w:cs="Times New Roman"/>
+                <w:sz w:val="24"/>
+                <w:szCs w:val="24"/>
+                <w:lang w:val="en-US" w:eastAsia="ru-RU"/>
+              </w:rPr>
+              <w:t>tr</w:t>
+            </w:r>
+            <w:proofErr w:type="spellEnd"/>
+            <w:r>
+              <w:rPr>
+                <w:rFonts w:ascii="Times New Roman" w:hAnsi="Times New Roman" w:cs="Times New Roman"/>
+                <w:sz w:val="24"/>
+                <w:szCs w:val="24"/>
+                <w:lang w:val="en-US" w:eastAsia="ru-RU"/>
+              </w:rPr>
+              <w:t xml:space="preserve"> for item in semesters %}</w:t>
             </w:r>
           </w:p>
         </w:tc>
@@ -3109,7 +3772,7 @@
                 <w:szCs w:val="24"/>
                 <w:lang w:val="en-US" w:eastAsia="ru-RU"/>
               </w:rPr>
-              <w:t>{{ item.kurs}}</w:t>
+              <w:t>{% if fob ==</w:t>
             </w:r>
             <w:r>
               <w:rPr>
@@ -3118,6 +3781,87 @@
                 <w:szCs w:val="24"/>
                 <w:lang w:val="en-US" w:eastAsia="ru-RU"/>
               </w:rPr>
+              <w:t>"</w:t>
+            </w:r>
+            <w:proofErr w:type="spellStart"/>
+            <w:r>
+              <w:rPr>
+                <w:rFonts w:ascii="Times New Roman" w:hAnsi="Times New Roman" w:cs="Times New Roman"/>
+                <w:sz w:val="24"/>
+                <w:szCs w:val="24"/>
+                <w:lang w:val="en-US" w:eastAsia="ru-RU"/>
+              </w:rPr>
+              <w:t>заочная</w:t>
+            </w:r>
+            <w:proofErr w:type="spellEnd"/>
+            <w:r>
+              <w:rPr>
+                <w:rFonts w:ascii="Times New Roman" w:hAnsi="Times New Roman" w:cs="Times New Roman"/>
+                <w:sz w:val="24"/>
+                <w:szCs w:val="24"/>
+                <w:lang w:val="en-US" w:eastAsia="ru-RU"/>
+              </w:rPr>
+              <w:t>"</w:t>
+            </w:r>
+            <w:r>
+              <w:rPr>
+                <w:rFonts w:ascii="Times New Roman" w:hAnsi="Times New Roman" w:cs="Times New Roman"/>
+                <w:sz w:val="24"/>
+                <w:szCs w:val="24"/>
+                <w:lang w:val="en-US" w:eastAsia="ru-RU"/>
+              </w:rPr>
+              <w:t xml:space="preserve"> %}</w:t>
+            </w:r>
+          </w:p>
+          <w:p>
+            <w:pPr>
+              <w:spacing w:after="0"/>
+              <w:jc w:val="center"/>
+              <w:rPr>
+                <w:rFonts w:ascii="Times New Roman" w:hAnsi="Times New Roman" w:cs="Times New Roman"/>
+                <w:sz w:val="24"/>
+                <w:szCs w:val="24"/>
+                <w:lang w:val="en-US" w:eastAsia="ru-RU"/>
+              </w:rPr>
+            </w:pPr>
+            <w:r>
+              <w:rPr>
+                <w:rFonts w:ascii="Times New Roman" w:hAnsi="Times New Roman" w:cs="Times New Roman"/>
+                <w:sz w:val="24"/>
+                <w:szCs w:val="24"/>
+                <w:lang w:val="en-US" w:eastAsia="ru-RU"/>
+              </w:rPr>
+              <w:t>{{</w:t>
+            </w:r>
+            <w:proofErr w:type="spellStart"/>
+            <w:r>
+              <w:rPr>
+                <w:rFonts w:ascii="Times New Roman" w:hAnsi="Times New Roman" w:cs="Times New Roman"/>
+                <w:sz w:val="24"/>
+                <w:szCs w:val="24"/>
+                <w:lang w:val="en-US" w:eastAsia="ru-RU"/>
+              </w:rPr>
+              <w:t>item.</w:t>
+            </w:r>
+            <w:bookmarkStart w:id="0" w:name="_GoBack"/>
+            <w:bookmarkEnd w:id="0"/>
+            <w:r>
+              <w:rPr>
+                <w:rFonts w:ascii="Times New Roman" w:hAnsi="Times New Roman" w:cs="Times New Roman"/>
+                <w:sz w:val="24"/>
+                <w:szCs w:val="24"/>
+                <w:lang w:val="en-US" w:eastAsia="ru-RU"/>
+              </w:rPr>
+              <w:t>num</w:t>
+            </w:r>
+            <w:proofErr w:type="spellEnd"/>
+            <w:r>
+              <w:rPr>
+                <w:rFonts w:ascii="Times New Roman" w:hAnsi="Times New Roman" w:cs="Times New Roman"/>
+                <w:sz w:val="24"/>
+                <w:szCs w:val="24"/>
+                <w:lang w:val="en-US" w:eastAsia="ru-RU"/>
+              </w:rPr>
               <w:t xml:space="preserve"> </w:t>
             </w:r>
             <w:r>
@@ -3125,18 +3869,89 @@
                 <w:rFonts w:ascii="Times New Roman" w:hAnsi="Times New Roman" w:cs="Times New Roman"/>
                 <w:sz w:val="24"/>
                 <w:szCs w:val="24"/>
+                <w:lang w:val="en-US" w:eastAsia="ru-RU"/>
+              </w:rPr>
+              <w:t xml:space="preserve">}} </w:t>
+            </w:r>
+            <w:r>
+              <w:rPr>
+                <w:rFonts w:ascii="Times New Roman" w:hAnsi="Times New Roman" w:cs="Times New Roman"/>
+                <w:sz w:val="24"/>
+                <w:szCs w:val="24"/>
                 <w:lang w:eastAsia="ru-RU"/>
               </w:rPr>
               <w:t>курс</w:t>
             </w:r>
-            <w:r>
+          </w:p>
+          <w:p>
+            <w:pPr>
+              <w:spacing w:after="0"/>
+              <w:jc w:val="center"/>
               <w:rPr>
                 <w:rFonts w:ascii="Times New Roman" w:hAnsi="Times New Roman" w:cs="Times New Roman"/>
                 <w:sz w:val="24"/>
                 <w:szCs w:val="24"/>
                 <w:lang w:val="en-US" w:eastAsia="ru-RU"/>
               </w:rPr>
-              <w:t xml:space="preserve"> / {{item.num}} </w:t>
+            </w:pPr>
+            <w:r>
+              <w:rPr>
+                <w:rFonts w:ascii="Times New Roman" w:hAnsi="Times New Roman" w:cs="Times New Roman"/>
+                <w:sz w:val="24"/>
+                <w:szCs w:val="24"/>
+                <w:lang w:val="en-US" w:eastAsia="ru-RU"/>
+              </w:rPr>
+              <w:t>{% else %}</w:t>
+            </w:r>
+          </w:p>
+          <w:p>
+            <w:pPr>
+              <w:spacing w:after="0"/>
+              <w:jc w:val="center"/>
+              <w:rPr>
+                <w:rFonts w:ascii="Times New Roman" w:hAnsi="Times New Roman" w:cs="Times New Roman"/>
+                <w:sz w:val="24"/>
+                <w:szCs w:val="24"/>
+                <w:lang w:val="en-US" w:eastAsia="ru-RU"/>
+              </w:rPr>
+            </w:pPr>
+            <w:r>
+              <w:rPr>
+                <w:rFonts w:ascii="Times New Roman" w:hAnsi="Times New Roman" w:cs="Times New Roman"/>
+                <w:sz w:val="24"/>
+                <w:szCs w:val="24"/>
+                <w:lang w:val="en-US" w:eastAsia="ru-RU"/>
+              </w:rPr>
+              <w:t xml:space="preserve">{{ </w:t>
+            </w:r>
+            <w:proofErr w:type="spellStart"/>
+            <w:r>
+              <w:rPr>
+                <w:rFonts w:ascii="Times New Roman" w:hAnsi="Times New Roman" w:cs="Times New Roman"/>
+                <w:sz w:val="24"/>
+                <w:szCs w:val="24"/>
+                <w:lang w:val="en-US" w:eastAsia="ru-RU"/>
+              </w:rPr>
+              <w:t>item.kurs</w:t>
+            </w:r>
+            <w:proofErr w:type="spellEnd"/>
+            <w:r>
+              <w:rPr>
+                <w:rFonts w:ascii="Times New Roman" w:hAnsi="Times New Roman" w:cs="Times New Roman"/>
+                <w:sz w:val="24"/>
+                <w:szCs w:val="24"/>
+                <w:lang w:val="en-US" w:eastAsia="ru-RU"/>
+              </w:rPr>
+              <w:t>}}</w:t>
+            </w:r>
+            <w:r>
+              <w:rPr>
+                <w:rFonts w:ascii="Times New Roman" w:hAnsi="Times New Roman" w:cs="Times New Roman"/>
+                <w:sz w:val="24"/>
+                <w:szCs w:val="24"/>
+                <w:lang w:val="en-US" w:eastAsia="ru-RU"/>
+              </w:rPr>
+              <w:t xml:space="preserve"> </w:t>
             </w:r>
             <w:r>
               <w:rPr>
@@ -3145,7 +3960,86 @@
                 <w:szCs w:val="24"/>
                 <w:lang w:eastAsia="ru-RU"/>
               </w:rPr>
+              <w:t>курс</w:t>
+            </w:r>
+            <w:r>
+              <w:rPr>
+                <w:rFonts w:ascii="Times New Roman" w:hAnsi="Times New Roman" w:cs="Times New Roman"/>
+                <w:sz w:val="24"/>
+                <w:szCs w:val="24"/>
+                <w:lang w:val="en-US" w:eastAsia="ru-RU"/>
+              </w:rPr>
+              <w:t xml:space="preserve"> / {{</w:t>
+            </w:r>
+            <w:proofErr w:type="spellStart"/>
+            <w:r>
+              <w:rPr>
+                <w:rFonts w:ascii="Times New Roman" w:hAnsi="Times New Roman" w:cs="Times New Roman"/>
+                <w:sz w:val="24"/>
+                <w:szCs w:val="24"/>
+                <w:lang w:val="en-US" w:eastAsia="ru-RU"/>
+              </w:rPr>
+              <w:t>item.num</w:t>
+            </w:r>
+            <w:proofErr w:type="spellEnd"/>
+            <w:r>
+              <w:rPr>
+                <w:rFonts w:ascii="Times New Roman" w:hAnsi="Times New Roman" w:cs="Times New Roman"/>
+                <w:sz w:val="24"/>
+                <w:szCs w:val="24"/>
+                <w:lang w:val="en-US" w:eastAsia="ru-RU"/>
+              </w:rPr>
+              <w:t xml:space="preserve">}} </w:t>
+            </w:r>
+            <w:r>
+              <w:rPr>
+                <w:rFonts w:ascii="Times New Roman" w:hAnsi="Times New Roman" w:cs="Times New Roman"/>
+                <w:sz w:val="24"/>
+                <w:szCs w:val="24"/>
+                <w:lang w:eastAsia="ru-RU"/>
+              </w:rPr>
               <w:t>семестр</w:t>
+            </w:r>
+          </w:p>
+          <w:p>
+            <w:pPr>
+              <w:spacing w:after="0"/>
+              <w:jc w:val="center"/>
+              <w:rPr>
+                <w:rFonts w:ascii="Times New Roman" w:hAnsi="Times New Roman" w:cs="Times New Roman"/>
+                <w:sz w:val="24"/>
+                <w:szCs w:val="24"/>
+                <w:lang w:val="en-US" w:eastAsia="ru-RU"/>
+              </w:rPr>
+            </w:pPr>
+            <w:r>
+              <w:rPr>
+                <w:rFonts w:ascii="Times New Roman" w:hAnsi="Times New Roman" w:cs="Times New Roman"/>
+                <w:sz w:val="24"/>
+                <w:szCs w:val="24"/>
+                <w:lang w:val="en-US" w:eastAsia="ru-RU"/>
+              </w:rPr>
+              <w:t xml:space="preserve">{% </w:t>
+            </w:r>
+            <w:proofErr w:type="spellStart"/>
+            <w:r>
+              <w:rPr>
+                <w:rFonts w:ascii="Times New Roman" w:hAnsi="Times New Roman" w:cs="Times New Roman"/>
+                <w:sz w:val="24"/>
+                <w:szCs w:val="24"/>
+                <w:lang w:val="en-US" w:eastAsia="ru-RU"/>
+              </w:rPr>
+              <w:t>endif</w:t>
+            </w:r>
+            <w:proofErr w:type="spellEnd"/>
+            <w:r>
+              <w:rPr>
+                <w:rFonts w:ascii="Times New Roman" w:hAnsi="Times New Roman" w:cs="Times New Roman"/>
+                <w:sz w:val="24"/>
+                <w:szCs w:val="24"/>
+                <w:lang w:val="en-US" w:eastAsia="ru-RU"/>
+              </w:rPr>
+              <w:t xml:space="preserve"> %}</w:t>
             </w:r>
           </w:p>
         </w:tc>
@@ -3173,7 +4067,27 @@
                 <w:szCs w:val="24"/>
                 <w:lang w:val="en-US" w:eastAsia="ru-RU"/>
               </w:rPr>
-              <w:t>{{ item.zet }}</w:t>
+              <w:t xml:space="preserve">{{ </w:t>
+            </w:r>
+            <w:proofErr w:type="spellStart"/>
+            <w:r>
+              <w:rPr>
+                <w:rFonts w:ascii="Times New Roman" w:hAnsi="Times New Roman" w:cs="Times New Roman"/>
+                <w:sz w:val="24"/>
+                <w:szCs w:val="24"/>
+                <w:lang w:val="en-US" w:eastAsia="ru-RU"/>
+              </w:rPr>
+              <w:t>item.zet</w:t>
+            </w:r>
+            <w:proofErr w:type="spellEnd"/>
+            <w:r>
+              <w:rPr>
+                <w:rFonts w:ascii="Times New Roman" w:hAnsi="Times New Roman" w:cs="Times New Roman"/>
+                <w:sz w:val="24"/>
+                <w:szCs w:val="24"/>
+                <w:lang w:val="en-US" w:eastAsia="ru-RU"/>
+              </w:rPr>
+              <w:t xml:space="preserve"> }}</w:t>
             </w:r>
           </w:p>
         </w:tc>
@@ -3201,7 +4115,27 @@
                 <w:szCs w:val="24"/>
                 <w:lang w:val="en-US" w:eastAsia="ru-RU"/>
               </w:rPr>
-              <w:t xml:space="preserve">{{ item.weeks }} </w:t>
+              <w:t xml:space="preserve">{{ </w:t>
+            </w:r>
+            <w:proofErr w:type="spellStart"/>
+            <w:r>
+              <w:rPr>
+                <w:rFonts w:ascii="Times New Roman" w:hAnsi="Times New Roman" w:cs="Times New Roman"/>
+                <w:sz w:val="24"/>
+                <w:szCs w:val="24"/>
+                <w:lang w:val="en-US" w:eastAsia="ru-RU"/>
+              </w:rPr>
+              <w:t>item.weeks</w:t>
+            </w:r>
+            <w:proofErr w:type="spellEnd"/>
+            <w:r>
+              <w:rPr>
+                <w:rFonts w:ascii="Times New Roman" w:hAnsi="Times New Roman" w:cs="Times New Roman"/>
+                <w:sz w:val="24"/>
+                <w:szCs w:val="24"/>
+                <w:lang w:val="en-US" w:eastAsia="ru-RU"/>
+              </w:rPr>
+              <w:t xml:space="preserve"> }} </w:t>
             </w:r>
             <w:r>
               <w:rPr>
@@ -3228,7 +4162,27 @@
                 <w:szCs w:val="24"/>
                 <w:lang w:val="en-US" w:eastAsia="ru-RU"/>
               </w:rPr>
-              <w:t xml:space="preserve">/ {{ item.srs_hours }} </w:t>
+              <w:t xml:space="preserve">/ {{ </w:t>
+            </w:r>
+            <w:proofErr w:type="spellStart"/>
+            <w:r>
+              <w:rPr>
+                <w:rFonts w:ascii="Times New Roman" w:hAnsi="Times New Roman" w:cs="Times New Roman"/>
+                <w:sz w:val="24"/>
+                <w:szCs w:val="24"/>
+                <w:lang w:val="en-US" w:eastAsia="ru-RU"/>
+              </w:rPr>
+              <w:t>item.srs_hours</w:t>
+            </w:r>
+            <w:proofErr w:type="spellEnd"/>
+            <w:r>
+              <w:rPr>
+                <w:rFonts w:ascii="Times New Roman" w:hAnsi="Times New Roman" w:cs="Times New Roman"/>
+                <w:sz w:val="24"/>
+                <w:szCs w:val="24"/>
+                <w:lang w:val="en-US" w:eastAsia="ru-RU"/>
+              </w:rPr>
+              <w:t xml:space="preserve"> }} </w:t>
             </w:r>
             <w:r>
               <w:rPr>
@@ -3267,6 +4221,7 @@
               </w:rPr>
               <w:t xml:space="preserve">{{ </w:t>
             </w:r>
+            <w:proofErr w:type="spellStart"/>
             <w:r>
               <w:rPr>
                 <w:rFonts w:ascii="Times New Roman" w:hAnsi="Times New Roman" w:cs="Times New Roman"/>
@@ -3283,7 +4238,17 @@
                 <w:szCs w:val="24"/>
                 <w:lang w:val="en-US" w:eastAsia="ru-RU"/>
               </w:rPr>
-              <w:t>tic }}</w:t>
+              <w:t>tic</w:t>
+            </w:r>
+            <w:proofErr w:type="spellEnd"/>
+            <w:r>
+              <w:rPr>
+                <w:rFonts w:ascii="Times New Roman" w:hAnsi="Times New Roman" w:cs="Times New Roman"/>
+                <w:sz w:val="24"/>
+                <w:szCs w:val="24"/>
+                <w:lang w:val="en-US" w:eastAsia="ru-RU"/>
+              </w:rPr>
+              <w:t xml:space="preserve"> }}</w:t>
             </w:r>
           </w:p>
         </w:tc>
@@ -3317,8 +4282,10 @@
                 <w:szCs w:val="24"/>
                 <w:lang w:val="en-US" w:eastAsia="ru-RU"/>
               </w:rPr>
+              <w:lastRenderedPageBreak/>
               <w:t>{%</w:t>
             </w:r>
+            <w:proofErr w:type="spellStart"/>
             <w:r>
               <w:rPr>
                 <w:rFonts w:ascii="Times New Roman" w:hAnsi="Times New Roman" w:cs="Times New Roman"/>
@@ -3328,6 +4295,7 @@
               </w:rPr>
               <w:t>tr</w:t>
             </w:r>
+            <w:proofErr w:type="spellEnd"/>
             <w:r>
               <w:rPr>
                 <w:rFonts w:ascii="Times New Roman" w:hAnsi="Times New Roman" w:cs="Times New Roman"/>
@@ -3335,7 +4303,27 @@
                 <w:szCs w:val="24"/>
                 <w:lang w:val="en-US" w:eastAsia="ru-RU"/>
               </w:rPr>
-              <w:t xml:space="preserve"> endfor %}</w:t>
+              <w:t xml:space="preserve"> </w:t>
+            </w:r>
+            <w:proofErr w:type="spellStart"/>
+            <w:r>
+              <w:rPr>
+                <w:rFonts w:ascii="Times New Roman" w:hAnsi="Times New Roman" w:cs="Times New Roman"/>
+                <w:sz w:val="24"/>
+                <w:szCs w:val="24"/>
+                <w:lang w:val="en-US" w:eastAsia="ru-RU"/>
+              </w:rPr>
+              <w:t>endfor</w:t>
+            </w:r>
+            <w:proofErr w:type="spellEnd"/>
+            <w:r>
+              <w:rPr>
+                <w:rFonts w:ascii="Times New Roman" w:hAnsi="Times New Roman" w:cs="Times New Roman"/>
+                <w:sz w:val="24"/>
+                <w:szCs w:val="24"/>
+                <w:lang w:val="en-US" w:eastAsia="ru-RU"/>
+              </w:rPr>
+              <w:t xml:space="preserve"> %}</w:t>
             </w:r>
           </w:p>
         </w:tc>
@@ -3372,6 +4360,7 @@
           <w:szCs w:val="28"/>
         </w:rPr>
       </w:pPr>
+      <w:proofErr w:type="gramStart"/>
       <w:r>
         <w:rPr>
           <w:rFonts w:ascii="Times New Roman" w:hAnsi="Times New Roman" w:cs="Times New Roman"/>
@@ -3380,14 +4369,25 @@
         </w:rPr>
         <w:t xml:space="preserve">{{ </w:t>
       </w:r>
+      <w:proofErr w:type="spellStart"/>
       <w:r>
         <w:rPr>
           <w:rFonts w:ascii="Times New Roman" w:hAnsi="Times New Roman" w:cs="Times New Roman"/>
           <w:sz w:val="24"/>
           <w:szCs w:val="28"/>
         </w:rPr>
-        <w:t>practice_content_text</w:t>
-      </w:r>
+        <w:t>practice</w:t>
+      </w:r>
+      <w:proofErr w:type="gramEnd"/>
+      <w:r>
+        <w:rPr>
+          <w:rFonts w:ascii="Times New Roman" w:hAnsi="Times New Roman" w:cs="Times New Roman"/>
+          <w:sz w:val="24"/>
+          <w:szCs w:val="28"/>
+        </w:rPr>
+        <w:t>_content_text</w:t>
+      </w:r>
+      <w:proofErr w:type="spellEnd"/>
       <w:r>
         <w:rPr>
           <w:rFonts w:ascii="Times New Roman" w:hAnsi="Times New Roman" w:cs="Times New Roman"/>
@@ -3417,7 +4417,6 @@
           <w:szCs w:val="28"/>
           <w:lang w:eastAsia="ru-RU"/>
         </w:rPr>
-        <w:lastRenderedPageBreak/>
         <w:t>Содержание этапов приведено в таблице ниже</w:t>
       </w:r>
       <w:r>
@@ -3583,8 +4582,9 @@
                 <w:szCs w:val="24"/>
                 <w:lang w:val="en-US"/>
               </w:rPr>
-              <w:t xml:space="preserve">{%tr for item in </w:t>
-            </w:r>
+              <w:t>{%</w:t>
+            </w:r>
+            <w:proofErr w:type="spellStart"/>
             <w:r>
               <w:rPr>
                 <w:rFonts w:ascii="Times New Roman" w:eastAsia="Times New Roman" w:hAnsi="Times New Roman" w:cs="Times New Roman"/>
@@ -3593,8 +4593,31 @@
                 <w:szCs w:val="24"/>
                 <w:lang w:val="en-US"/>
               </w:rPr>
+              <w:t>tr</w:t>
+            </w:r>
+            <w:proofErr w:type="spellEnd"/>
+            <w:r>
+              <w:rPr>
+                <w:rFonts w:ascii="Times New Roman" w:eastAsia="Times New Roman" w:hAnsi="Times New Roman" w:cs="Times New Roman"/>
+                <w:iCs/>
+                <w:sz w:val="24"/>
+                <w:szCs w:val="24"/>
+                <w:lang w:val="en-US"/>
+              </w:rPr>
+              <w:t xml:space="preserve"> for item in </w:t>
+            </w:r>
+            <w:proofErr w:type="spellStart"/>
+            <w:r>
+              <w:rPr>
+                <w:rFonts w:ascii="Times New Roman" w:eastAsia="Times New Roman" w:hAnsi="Times New Roman" w:cs="Times New Roman"/>
+                <w:iCs/>
+                <w:sz w:val="24"/>
+                <w:szCs w:val="24"/>
+                <w:lang w:val="en-US"/>
+              </w:rPr>
               <w:t>practice_content</w:t>
             </w:r>
+            <w:proofErr w:type="spellEnd"/>
             <w:r>
               <w:rPr>
                 <w:rFonts w:ascii="Times New Roman" w:eastAsia="Times New Roman" w:hAnsi="Times New Roman" w:cs="Times New Roman"/>
@@ -3631,7 +4654,25 @@
                 <w:szCs w:val="24"/>
                 <w:lang w:val="en-US"/>
               </w:rPr>
-              <w:t>{{ item.num }}</w:t>
+              <w:t xml:space="preserve">{{ </w:t>
+            </w:r>
+            <w:proofErr w:type="spellStart"/>
+            <w:r>
+              <w:rPr>
+                <w:rFonts w:eastAsia="Times New Roman"/>
+                <w:szCs w:val="24"/>
+                <w:lang w:val="en-US"/>
+              </w:rPr>
+              <w:t>item.num</w:t>
+            </w:r>
+            <w:proofErr w:type="spellEnd"/>
+            <w:r>
+              <w:rPr>
+                <w:rFonts w:eastAsia="Times New Roman"/>
+                <w:szCs w:val="24"/>
+                <w:lang w:val="en-US"/>
+              </w:rPr>
+              <w:t xml:space="preserve"> }}</w:t>
             </w:r>
           </w:p>
         </w:tc>
@@ -3660,7 +4701,27 @@
                 <w:szCs w:val="24"/>
                 <w:lang w:val="en-US"/>
               </w:rPr>
-              <w:t>{{ item.part }}</w:t>
+              <w:t xml:space="preserve">{{ </w:t>
+            </w:r>
+            <w:proofErr w:type="spellStart"/>
+            <w:r>
+              <w:rPr>
+                <w:rFonts w:ascii="Times New Roman" w:eastAsia="Times New Roman" w:hAnsi="Times New Roman" w:cs="Times New Roman"/>
+                <w:sz w:val="24"/>
+                <w:szCs w:val="24"/>
+                <w:lang w:val="en-US"/>
+              </w:rPr>
+              <w:t>item.part</w:t>
+            </w:r>
+            <w:proofErr w:type="spellEnd"/>
+            <w:r>
+              <w:rPr>
+                <w:rFonts w:ascii="Times New Roman" w:eastAsia="Times New Roman" w:hAnsi="Times New Roman" w:cs="Times New Roman"/>
+                <w:sz w:val="24"/>
+                <w:szCs w:val="24"/>
+                <w:lang w:val="en-US"/>
+              </w:rPr>
+              <w:t xml:space="preserve"> }}</w:t>
             </w:r>
           </w:p>
         </w:tc>
@@ -3689,7 +4750,27 @@
                 <w:szCs w:val="24"/>
                 <w:lang w:val="en-US"/>
               </w:rPr>
-              <w:t>{{ item.content }}</w:t>
+              <w:t xml:space="preserve">{{ </w:t>
+            </w:r>
+            <w:proofErr w:type="spellStart"/>
+            <w:r>
+              <w:rPr>
+                <w:rFonts w:ascii="Times New Roman" w:eastAsia="Times New Roman" w:hAnsi="Times New Roman" w:cs="Times New Roman"/>
+                <w:sz w:val="24"/>
+                <w:szCs w:val="24"/>
+                <w:lang w:val="en-US"/>
+              </w:rPr>
+              <w:t>item.content</w:t>
+            </w:r>
+            <w:proofErr w:type="spellEnd"/>
+            <w:r>
+              <w:rPr>
+                <w:rFonts w:ascii="Times New Roman" w:eastAsia="Times New Roman" w:hAnsi="Times New Roman" w:cs="Times New Roman"/>
+                <w:sz w:val="24"/>
+                <w:szCs w:val="24"/>
+                <w:lang w:val="en-US"/>
+              </w:rPr>
+              <w:t xml:space="preserve"> }}</w:t>
             </w:r>
           </w:p>
         </w:tc>
@@ -3722,7 +4803,47 @@
                 <w:szCs w:val="24"/>
                 <w:lang w:val="en-US"/>
               </w:rPr>
-              <w:t>{%tr endfor %}</w:t>
+              <w:t>{%</w:t>
+            </w:r>
+            <w:proofErr w:type="spellStart"/>
+            <w:r>
+              <w:rPr>
+                <w:rFonts w:ascii="Times New Roman" w:eastAsia="Times New Roman" w:hAnsi="Times New Roman" w:cs="Times New Roman"/>
+                <w:sz w:val="24"/>
+                <w:szCs w:val="24"/>
+                <w:lang w:val="en-US"/>
+              </w:rPr>
+              <w:t>tr</w:t>
+            </w:r>
+            <w:proofErr w:type="spellEnd"/>
+            <w:r>
+              <w:rPr>
+                <w:rFonts w:ascii="Times New Roman" w:eastAsia="Times New Roman" w:hAnsi="Times New Roman" w:cs="Times New Roman"/>
+                <w:sz w:val="24"/>
+                <w:szCs w:val="24"/>
+                <w:lang w:val="en-US"/>
+              </w:rPr>
+              <w:t xml:space="preserve"> </w:t>
+            </w:r>
+            <w:proofErr w:type="spellStart"/>
+            <w:r>
+              <w:rPr>
+                <w:rFonts w:ascii="Times New Roman" w:eastAsia="Times New Roman" w:hAnsi="Times New Roman" w:cs="Times New Roman"/>
+                <w:sz w:val="24"/>
+                <w:szCs w:val="24"/>
+                <w:lang w:val="en-US"/>
+              </w:rPr>
+              <w:t>endfor</w:t>
+            </w:r>
+            <w:proofErr w:type="spellEnd"/>
+            <w:r>
+              <w:rPr>
+                <w:rFonts w:ascii="Times New Roman" w:eastAsia="Times New Roman" w:hAnsi="Times New Roman" w:cs="Times New Roman"/>
+                <w:sz w:val="24"/>
+                <w:szCs w:val="24"/>
+                <w:lang w:val="en-US"/>
+              </w:rPr>
+              <w:t xml:space="preserve"> %}</w:t>
             </w:r>
           </w:p>
         </w:tc>
@@ -3963,6 +5084,7 @@
         </w:rPr>
         <w:t xml:space="preserve"> </w:t>
       </w:r>
+      <w:proofErr w:type="spellStart"/>
       <w:r>
         <w:rPr>
           <w:rFonts w:ascii="Times New Roman" w:eastAsia="Times New Roman" w:hAnsi="Times New Roman" w:cs="Times New Roman"/>
@@ -3996,6 +5118,7 @@
         </w:rPr>
         <w:t>report</w:t>
       </w:r>
+      <w:proofErr w:type="spellEnd"/>
       <w:r>
         <w:rPr>
           <w:rFonts w:ascii="Times New Roman" w:eastAsia="Times New Roman" w:hAnsi="Times New Roman" w:cs="Times New Roman"/>
@@ -4100,7 +5223,31 @@
           <w:szCs w:val="24"/>
           <w:lang w:val="en-US"/>
         </w:rPr>
-        <w:t xml:space="preserve"> endfor %}</w:t>
+        <w:t xml:space="preserve"> </w:t>
+      </w:r>
+      <w:proofErr w:type="spellStart"/>
+      <w:r>
+        <w:rPr>
+          <w:rFonts w:ascii="Times New Roman" w:eastAsia="Times New Roman" w:hAnsi="Times New Roman" w:cs="Times New Roman"/>
+          <w:iCs/>
+          <w:color w:val="000000"/>
+          <w:sz w:val="24"/>
+          <w:szCs w:val="24"/>
+          <w:lang w:val="en-US"/>
+        </w:rPr>
+        <w:t>endfor</w:t>
+      </w:r>
+      <w:proofErr w:type="spellEnd"/>
+      <w:r>
+        <w:rPr>
+          <w:rFonts w:ascii="Times New Roman" w:eastAsia="Times New Roman" w:hAnsi="Times New Roman" w:cs="Times New Roman"/>
+          <w:iCs/>
+          <w:color w:val="000000"/>
+          <w:sz w:val="24"/>
+          <w:szCs w:val="24"/>
+          <w:lang w:val="en-US"/>
+        </w:rPr>
+        <w:t xml:space="preserve"> %}</w:t>
       </w:r>
     </w:p>
     <w:p>
@@ -4144,6 +5291,7 @@
           <w:lang w:eastAsia="ru-RU"/>
         </w:rPr>
       </w:pPr>
+      <w:proofErr w:type="gramStart"/>
       <w:r>
         <w:rPr>
           <w:rFonts w:ascii="Times New Roman" w:eastAsia="Times New Roman" w:hAnsi="Times New Roman" w:cs="Times New Roman"/>
@@ -4154,6 +5302,7 @@
         </w:rPr>
         <w:t xml:space="preserve">{{ </w:t>
       </w:r>
+      <w:proofErr w:type="spellStart"/>
       <w:r>
         <w:rPr>
           <w:rFonts w:ascii="Times New Roman" w:eastAsia="Times New Roman" w:hAnsi="Times New Roman" w:cs="Times New Roman"/>
@@ -4162,8 +5311,20 @@
           <w:szCs w:val="28"/>
           <w:lang w:eastAsia="ru-RU"/>
         </w:rPr>
-        <w:t>practice_report_req</w:t>
-      </w:r>
+        <w:t>practice</w:t>
+      </w:r>
+      <w:proofErr w:type="gramEnd"/>
+      <w:r>
+        <w:rPr>
+          <w:rFonts w:ascii="Times New Roman" w:eastAsia="Times New Roman" w:hAnsi="Times New Roman" w:cs="Times New Roman"/>
+          <w:iCs/>
+          <w:sz w:val="24"/>
+          <w:szCs w:val="28"/>
+          <w:lang w:eastAsia="ru-RU"/>
+        </w:rPr>
+        <w:t>_report_req</w:t>
+      </w:r>
+      <w:proofErr w:type="spellEnd"/>
       <w:r>
         <w:rPr>
           <w:rFonts w:ascii="Times New Roman" w:eastAsia="Times New Roman" w:hAnsi="Times New Roman" w:cs="Times New Roman"/>
@@ -4412,7 +5573,47 @@
                 <w:szCs w:val="24"/>
                 <w:lang w:val="en-US"/>
               </w:rPr>
-              <w:t>{%tr for i in indicators%}</w:t>
+              <w:t>{%</w:t>
+            </w:r>
+            <w:proofErr w:type="spellStart"/>
+            <w:r>
+              <w:rPr>
+                <w:rFonts w:ascii="Times New Roman" w:hAnsi="Times New Roman" w:cs="Times New Roman"/>
+                <w:sz w:val="24"/>
+                <w:szCs w:val="24"/>
+                <w:lang w:val="en-US"/>
+              </w:rPr>
+              <w:t>tr</w:t>
+            </w:r>
+            <w:proofErr w:type="spellEnd"/>
+            <w:r>
+              <w:rPr>
+                <w:rFonts w:ascii="Times New Roman" w:hAnsi="Times New Roman" w:cs="Times New Roman"/>
+                <w:sz w:val="24"/>
+                <w:szCs w:val="24"/>
+                <w:lang w:val="en-US"/>
+              </w:rPr>
+              <w:t xml:space="preserve"> for </w:t>
+            </w:r>
+            <w:proofErr w:type="spellStart"/>
+            <w:r>
+              <w:rPr>
+                <w:rFonts w:ascii="Times New Roman" w:hAnsi="Times New Roman" w:cs="Times New Roman"/>
+                <w:sz w:val="24"/>
+                <w:szCs w:val="24"/>
+                <w:lang w:val="en-US"/>
+              </w:rPr>
+              <w:t>i</w:t>
+            </w:r>
+            <w:proofErr w:type="spellEnd"/>
+            <w:r>
+              <w:rPr>
+                <w:rFonts w:ascii="Times New Roman" w:hAnsi="Times New Roman" w:cs="Times New Roman"/>
+                <w:sz w:val="24"/>
+                <w:szCs w:val="24"/>
+                <w:lang w:val="en-US"/>
+              </w:rPr>
+              <w:t xml:space="preserve"> in indicators%}</w:t>
             </w:r>
           </w:p>
         </w:tc>
@@ -4439,7 +5640,29 @@
                 <w:szCs w:val="24"/>
                 <w:lang w:val="en-US"/>
               </w:rPr>
-              <w:t>{{ i.index }}</w:t>
+              <w:t xml:space="preserve">{{ </w:t>
+            </w:r>
+            <w:proofErr w:type="spellStart"/>
+            <w:r>
+              <w:rPr>
+                <w:rFonts w:ascii="Times New Roman" w:hAnsi="Times New Roman" w:cs="Times New Roman"/>
+                <w:bCs/>
+                <w:sz w:val="24"/>
+                <w:szCs w:val="24"/>
+                <w:lang w:val="en-US"/>
+              </w:rPr>
+              <w:t>i.index</w:t>
+            </w:r>
+            <w:proofErr w:type="spellEnd"/>
+            <w:r>
+              <w:rPr>
+                <w:rFonts w:ascii="Times New Roman" w:hAnsi="Times New Roman" w:cs="Times New Roman"/>
+                <w:bCs/>
+                <w:sz w:val="24"/>
+                <w:szCs w:val="24"/>
+                <w:lang w:val="en-US"/>
+              </w:rPr>
+              <w:t xml:space="preserve"> }}</w:t>
             </w:r>
           </w:p>
         </w:tc>
@@ -4464,7 +5687,29 @@
                 <w:szCs w:val="24"/>
                 <w:lang w:val="en-US"/>
               </w:rPr>
-              <w:t>{{i.criteria}}</w:t>
+              <w:t>{{</w:t>
+            </w:r>
+            <w:proofErr w:type="spellStart"/>
+            <w:r>
+              <w:rPr>
+                <w:rFonts w:ascii="Times New Roman" w:hAnsi="Times New Roman" w:cs="Times New Roman"/>
+                <w:bCs/>
+                <w:sz w:val="24"/>
+                <w:szCs w:val="24"/>
+                <w:lang w:val="en-US"/>
+              </w:rPr>
+              <w:t>i.criteria</w:t>
+            </w:r>
+            <w:proofErr w:type="spellEnd"/>
+            <w:r>
+              <w:rPr>
+                <w:rFonts w:ascii="Times New Roman" w:hAnsi="Times New Roman" w:cs="Times New Roman"/>
+                <w:bCs/>
+                <w:sz w:val="24"/>
+                <w:szCs w:val="24"/>
+                <w:lang w:val="en-US"/>
+              </w:rPr>
+              <w:t>}}</w:t>
             </w:r>
           </w:p>
         </w:tc>
@@ -4489,7 +5734,29 @@
                 <w:szCs w:val="24"/>
                 <w:lang w:val="en-US"/>
               </w:rPr>
-              <w:t>{{i.methods}}</w:t>
+              <w:t>{{</w:t>
+            </w:r>
+            <w:proofErr w:type="spellStart"/>
+            <w:r>
+              <w:rPr>
+                <w:rFonts w:ascii="Times New Roman" w:hAnsi="Times New Roman" w:cs="Times New Roman"/>
+                <w:bCs/>
+                <w:sz w:val="24"/>
+                <w:szCs w:val="24"/>
+                <w:lang w:val="en-US"/>
+              </w:rPr>
+              <w:t>i.methods</w:t>
+            </w:r>
+            <w:proofErr w:type="spellEnd"/>
+            <w:r>
+              <w:rPr>
+                <w:rFonts w:ascii="Times New Roman" w:hAnsi="Times New Roman" w:cs="Times New Roman"/>
+                <w:bCs/>
+                <w:sz w:val="24"/>
+                <w:szCs w:val="24"/>
+                <w:lang w:val="en-US"/>
+              </w:rPr>
+              <w:t>}}</w:t>
             </w:r>
           </w:p>
         </w:tc>
@@ -4516,7 +5783,47 @@
                 <w:szCs w:val="24"/>
                 <w:lang w:val="en-US"/>
               </w:rPr>
-              <w:t>{%tr endfor %}</w:t>
+              <w:t>{%</w:t>
+            </w:r>
+            <w:proofErr w:type="spellStart"/>
+            <w:r>
+              <w:rPr>
+                <w:rFonts w:ascii="Times New Roman" w:hAnsi="Times New Roman" w:cs="Times New Roman"/>
+                <w:sz w:val="24"/>
+                <w:szCs w:val="24"/>
+                <w:lang w:val="en-US"/>
+              </w:rPr>
+              <w:t>tr</w:t>
+            </w:r>
+            <w:proofErr w:type="spellEnd"/>
+            <w:r>
+              <w:rPr>
+                <w:rFonts w:ascii="Times New Roman" w:hAnsi="Times New Roman" w:cs="Times New Roman"/>
+                <w:sz w:val="24"/>
+                <w:szCs w:val="24"/>
+                <w:lang w:val="en-US"/>
+              </w:rPr>
+              <w:t xml:space="preserve"> </w:t>
+            </w:r>
+            <w:proofErr w:type="spellStart"/>
+            <w:r>
+              <w:rPr>
+                <w:rFonts w:ascii="Times New Roman" w:hAnsi="Times New Roman" w:cs="Times New Roman"/>
+                <w:sz w:val="24"/>
+                <w:szCs w:val="24"/>
+                <w:lang w:val="en-US"/>
+              </w:rPr>
+              <w:t>endfor</w:t>
+            </w:r>
+            <w:proofErr w:type="spellEnd"/>
+            <w:r>
+              <w:rPr>
+                <w:rFonts w:ascii="Times New Roman" w:hAnsi="Times New Roman" w:cs="Times New Roman"/>
+                <w:sz w:val="24"/>
+                <w:szCs w:val="24"/>
+                <w:lang w:val="en-US"/>
+              </w:rPr>
+              <w:t xml:space="preserve"> %}</w:t>
             </w:r>
           </w:p>
         </w:tc>
@@ -4567,6 +5874,7 @@
           <w:szCs w:val="24"/>
           <w:lang w:val="en-US"/>
         </w:rPr>
+        <w:lastRenderedPageBreak/>
         <w:t xml:space="preserve">{% </w:t>
       </w:r>
       <w:r>
@@ -4591,6 +5899,7 @@
         </w:rPr>
         <w:t xml:space="preserve"> </w:t>
       </w:r>
+      <w:proofErr w:type="spellStart"/>
       <w:r>
         <w:rPr>
           <w:rFonts w:ascii="Times New Roman" w:hAnsi="Times New Roman" w:cs="Times New Roman"/>
@@ -4602,6 +5911,7 @@
         </w:rPr>
         <w:t>i</w:t>
       </w:r>
+      <w:proofErr w:type="spellEnd"/>
       <w:r>
         <w:rPr>
           <w:rFonts w:ascii="Times New Roman" w:hAnsi="Times New Roman" w:cs="Times New Roman"/>
@@ -4678,6 +5988,7 @@
         </w:rPr>
         <w:t xml:space="preserve">Промежуточная аттестация – </w:t>
       </w:r>
+      <w:proofErr w:type="gramStart"/>
       <w:r>
         <w:rPr>
           <w:rFonts w:ascii="Times New Roman" w:eastAsia="Times New Roman" w:hAnsi="Times New Roman" w:cs="Times New Roman"/>
@@ -4687,6 +5998,7 @@
         </w:rPr>
         <w:t xml:space="preserve">{{ </w:t>
       </w:r>
+      <w:proofErr w:type="spellStart"/>
       <w:r>
         <w:rPr>
           <w:rFonts w:ascii="Times New Roman" w:eastAsia="Times New Roman" w:hAnsi="Times New Roman" w:cs="Times New Roman"/>
@@ -4697,6 +6009,7 @@
         </w:rPr>
         <w:t>i</w:t>
       </w:r>
+      <w:proofErr w:type="spellEnd"/>
       <w:r>
         <w:rPr>
           <w:rFonts w:ascii="Times New Roman" w:eastAsia="Times New Roman" w:hAnsi="Times New Roman" w:cs="Times New Roman"/>
@@ -4716,6 +6029,7 @@
         </w:rPr>
         <w:t>title</w:t>
       </w:r>
+      <w:proofErr w:type="gramEnd"/>
       <w:r>
         <w:rPr>
           <w:rFonts w:ascii="Times New Roman" w:eastAsia="Times New Roman" w:hAnsi="Times New Roman" w:cs="Times New Roman"/>
@@ -4754,6 +6068,7 @@
         </w:rPr>
         <w:t xml:space="preserve"> </w:t>
       </w:r>
+      <w:proofErr w:type="gramStart"/>
       <w:r>
         <w:rPr>
           <w:rFonts w:ascii="Times New Roman" w:eastAsia="Times New Roman" w:hAnsi="Times New Roman" w:cs="Times New Roman"/>
@@ -4763,6 +6078,7 @@
         </w:rPr>
         <w:t xml:space="preserve">{{ </w:t>
       </w:r>
+      <w:proofErr w:type="spellStart"/>
       <w:r>
         <w:rPr>
           <w:rFonts w:ascii="Times New Roman" w:eastAsia="Times New Roman" w:hAnsi="Times New Roman" w:cs="Times New Roman"/>
@@ -4773,6 +6089,7 @@
         </w:rPr>
         <w:t>i</w:t>
       </w:r>
+      <w:proofErr w:type="spellEnd"/>
       <w:r>
         <w:rPr>
           <w:rFonts w:ascii="Times New Roman" w:eastAsia="Times New Roman" w:hAnsi="Times New Roman" w:cs="Times New Roman"/>
@@ -4792,6 +6109,7 @@
         </w:rPr>
         <w:t>tat</w:t>
       </w:r>
+      <w:proofErr w:type="gramEnd"/>
       <w:r>
         <w:rPr>
           <w:rFonts w:ascii="Times New Roman" w:eastAsia="Times New Roman" w:hAnsi="Times New Roman" w:cs="Times New Roman"/>
@@ -4819,7 +6137,6 @@
           <w:sz w:val="24"/>
           <w:szCs w:val="28"/>
         </w:rPr>
-        <w:lastRenderedPageBreak/>
         <w:t>6.2.3 Описание процедуры зачета</w:t>
       </w:r>
     </w:p>
@@ -4844,6 +6161,7 @@
         </w:rPr>
         <w:t xml:space="preserve">Зачет проводится в форме </w:t>
       </w:r>
+      <w:proofErr w:type="gramStart"/>
       <w:r>
         <w:rPr>
           <w:rFonts w:ascii="Times New Roman" w:eastAsia="Times New Roman" w:hAnsi="Times New Roman" w:cs="Times New Roman"/>
@@ -4854,6 +6172,7 @@
         </w:rPr>
         <w:t xml:space="preserve">{{ </w:t>
       </w:r>
+      <w:proofErr w:type="spellStart"/>
       <w:r>
         <w:rPr>
           <w:rFonts w:ascii="Times New Roman" w:eastAsia="Times New Roman" w:hAnsi="Times New Roman" w:cs="Times New Roman"/>
@@ -4864,6 +6183,7 @@
         </w:rPr>
         <w:t>i</w:t>
       </w:r>
+      <w:proofErr w:type="spellEnd"/>
       <w:r>
         <w:rPr>
           <w:rFonts w:ascii="Times New Roman" w:eastAsia="Times New Roman" w:hAnsi="Times New Roman" w:cs="Times New Roman"/>
@@ -4884,6 +6204,7 @@
         </w:rPr>
         <w:t>form</w:t>
       </w:r>
+      <w:proofErr w:type="gramEnd"/>
       <w:r>
         <w:rPr>
           <w:rFonts w:ascii="Times New Roman" w:eastAsia="Times New Roman" w:hAnsi="Times New Roman" w:cs="Times New Roman"/>
@@ -4915,6 +6236,7 @@
           <w:szCs w:val="28"/>
         </w:rPr>
       </w:pPr>
+      <w:proofErr w:type="gramStart"/>
       <w:r>
         <w:rPr>
           <w:rFonts w:ascii="Times New Roman" w:hAnsi="Times New Roman" w:cs="Times New Roman"/>
@@ -4924,6 +6246,7 @@
         </w:rPr>
         <w:t xml:space="preserve">{{ </w:t>
       </w:r>
+      <w:proofErr w:type="spellStart"/>
       <w:r>
         <w:rPr>
           <w:rFonts w:ascii="Times New Roman" w:hAnsi="Times New Roman" w:cs="Times New Roman"/>
@@ -4934,6 +6257,7 @@
         </w:rPr>
         <w:t>i</w:t>
       </w:r>
+      <w:proofErr w:type="spellEnd"/>
       <w:r>
         <w:rPr>
           <w:rFonts w:ascii="Times New Roman" w:hAnsi="Times New Roman" w:cs="Times New Roman"/>
@@ -4943,6 +6267,7 @@
         </w:rPr>
         <w:t>.</w:t>
       </w:r>
+      <w:proofErr w:type="spellStart"/>
       <w:r>
         <w:rPr>
           <w:rFonts w:ascii="Times New Roman" w:hAnsi="Times New Roman" w:cs="Times New Roman"/>
@@ -4953,6 +6278,8 @@
         </w:rPr>
         <w:t>formabout</w:t>
       </w:r>
+      <w:proofErr w:type="spellEnd"/>
+      <w:proofErr w:type="gramEnd"/>
       <w:r>
         <w:rPr>
           <w:rFonts w:ascii="Times New Roman" w:hAnsi="Times New Roman" w:cs="Times New Roman"/>
@@ -5035,6 +6362,7 @@
         </w:rPr>
         <w:t xml:space="preserve"> </w:t>
       </w:r>
+      <w:proofErr w:type="spellStart"/>
       <w:r>
         <w:rPr>
           <w:rFonts w:ascii="Times New Roman" w:hAnsi="Times New Roman" w:cs="Times New Roman"/>
@@ -5044,6 +6372,7 @@
         </w:rPr>
         <w:t>i</w:t>
       </w:r>
+      <w:proofErr w:type="spellEnd"/>
       <w:r>
         <w:rPr>
           <w:rFonts w:ascii="Times New Roman" w:hAnsi="Times New Roman" w:cs="Times New Roman"/>
@@ -5069,6 +6398,7 @@
         </w:rPr>
         <w:t xml:space="preserve"> == ‘</w:t>
       </w:r>
+      <w:proofErr w:type="spellStart"/>
       <w:r>
         <w:rPr>
           <w:rFonts w:ascii="Times New Roman" w:hAnsi="Times New Roman" w:cs="Times New Roman"/>
@@ -5078,6 +6408,7 @@
         </w:rPr>
         <w:t>zach</w:t>
       </w:r>
+      <w:proofErr w:type="spellEnd"/>
       <w:r>
         <w:rPr>
           <w:rFonts w:ascii="Times New Roman" w:hAnsi="Times New Roman" w:cs="Times New Roman"/>
@@ -5205,7 +6536,29 @@
                 <w:szCs w:val="24"/>
                 <w:lang w:val="en-US"/>
               </w:rPr>
-              <w:t>{{ i.passed }}</w:t>
+              <w:t xml:space="preserve">{{ </w:t>
+            </w:r>
+            <w:proofErr w:type="spellStart"/>
+            <w:r>
+              <w:rPr>
+                <w:rFonts w:ascii="Times New Roman" w:hAnsi="Times New Roman" w:cs="Times New Roman"/>
+                <w:bCs/>
+                <w:sz w:val="24"/>
+                <w:szCs w:val="24"/>
+                <w:lang w:val="en-US"/>
+              </w:rPr>
+              <w:t>i.passed</w:t>
+            </w:r>
+            <w:proofErr w:type="spellEnd"/>
+            <w:r>
+              <w:rPr>
+                <w:rFonts w:ascii="Times New Roman" w:hAnsi="Times New Roman" w:cs="Times New Roman"/>
+                <w:bCs/>
+                <w:sz w:val="24"/>
+                <w:szCs w:val="24"/>
+                <w:lang w:val="en-US"/>
+              </w:rPr>
+              <w:t xml:space="preserve"> }}</w:t>
             </w:r>
           </w:p>
         </w:tc>
@@ -5233,7 +6586,29 @@
                 <w:szCs w:val="24"/>
                 <w:lang w:val="en-US"/>
               </w:rPr>
-              <w:t>{{ i.unpassed }}</w:t>
+              <w:t xml:space="preserve">{{ </w:t>
+            </w:r>
+            <w:proofErr w:type="spellStart"/>
+            <w:r>
+              <w:rPr>
+                <w:rFonts w:ascii="Times New Roman" w:hAnsi="Times New Roman" w:cs="Times New Roman"/>
+                <w:bCs/>
+                <w:sz w:val="24"/>
+                <w:szCs w:val="24"/>
+                <w:lang w:val="en-US"/>
+              </w:rPr>
+              <w:t>i.unpassed</w:t>
+            </w:r>
+            <w:proofErr w:type="spellEnd"/>
+            <w:r>
+              <w:rPr>
+                <w:rFonts w:ascii="Times New Roman" w:hAnsi="Times New Roman" w:cs="Times New Roman"/>
+                <w:bCs/>
+                <w:sz w:val="24"/>
+                <w:szCs w:val="24"/>
+                <w:lang w:val="en-US"/>
+              </w:rPr>
+              <w:t xml:space="preserve"> }}</w:t>
             </w:r>
           </w:p>
         </w:tc>
@@ -5409,7 +6784,27 @@
                 <w:sz w:val="24"/>
                 <w:lang w:val="en-US"/>
               </w:rPr>
-              <w:t>{{i.great}}</w:t>
+              <w:t>{{</w:t>
+            </w:r>
+            <w:proofErr w:type="spellStart"/>
+            <w:r>
+              <w:rPr>
+                <w:rFonts w:ascii="Times New Roman" w:hAnsi="Times New Roman" w:cs="Times New Roman"/>
+                <w:bCs/>
+                <w:sz w:val="24"/>
+                <w:lang w:val="en-US"/>
+              </w:rPr>
+              <w:t>i.great</w:t>
+            </w:r>
+            <w:proofErr w:type="spellEnd"/>
+            <w:r>
+              <w:rPr>
+                <w:rFonts w:ascii="Times New Roman" w:hAnsi="Times New Roman" w:cs="Times New Roman"/>
+                <w:bCs/>
+                <w:sz w:val="24"/>
+                <w:lang w:val="en-US"/>
+              </w:rPr>
+              <w:t>}}</w:t>
             </w:r>
           </w:p>
         </w:tc>
@@ -5436,7 +6831,27 @@
                 <w:sz w:val="24"/>
                 <w:lang w:val="en-US"/>
               </w:rPr>
-              <w:t>{{i.good}}</w:t>
+              <w:t>{{</w:t>
+            </w:r>
+            <w:proofErr w:type="spellStart"/>
+            <w:r>
+              <w:rPr>
+                <w:rFonts w:ascii="Times New Roman" w:hAnsi="Times New Roman" w:cs="Times New Roman"/>
+                <w:bCs/>
+                <w:sz w:val="24"/>
+                <w:lang w:val="en-US"/>
+              </w:rPr>
+              <w:t>i.good</w:t>
+            </w:r>
+            <w:proofErr w:type="spellEnd"/>
+            <w:r>
+              <w:rPr>
+                <w:rFonts w:ascii="Times New Roman" w:hAnsi="Times New Roman" w:cs="Times New Roman"/>
+                <w:bCs/>
+                <w:sz w:val="24"/>
+                <w:lang w:val="en-US"/>
+              </w:rPr>
+              <w:t>}}</w:t>
             </w:r>
           </w:p>
         </w:tc>
@@ -5463,7 +6878,17 @@
                 <w:sz w:val="24"/>
                 <w:lang w:val="en-US"/>
               </w:rPr>
-              <w:t>{{i.</w:t>
+              <w:t>{{</w:t>
+            </w:r>
+            <w:proofErr w:type="spellStart"/>
+            <w:r>
+              <w:rPr>
+                <w:rFonts w:ascii="Times New Roman" w:hAnsi="Times New Roman" w:cs="Times New Roman"/>
+                <w:bCs/>
+                <w:sz w:val="24"/>
+                <w:lang w:val="en-US"/>
+              </w:rPr>
+              <w:t>i.</w:t>
             </w:r>
             <w:r>
               <w:rPr>
@@ -5474,6 +6899,7 @@
               </w:rPr>
               <w:t>satisfactorily</w:t>
             </w:r>
+            <w:proofErr w:type="spellEnd"/>
             <w:r>
               <w:rPr>
                 <w:rFonts w:ascii="Times New Roman" w:hAnsi="Times New Roman" w:cs="Times New Roman"/>
@@ -5508,7 +6934,17 @@
                 <w:sz w:val="24"/>
                 <w:lang w:val="en-US"/>
               </w:rPr>
-              <w:t>{{i.</w:t>
+              <w:t>{{</w:t>
+            </w:r>
+            <w:proofErr w:type="spellStart"/>
+            <w:r>
+              <w:rPr>
+                <w:rFonts w:ascii="Times New Roman" w:hAnsi="Times New Roman" w:cs="Times New Roman"/>
+                <w:bCs/>
+                <w:sz w:val="24"/>
+                <w:lang w:val="en-US"/>
+              </w:rPr>
+              <w:t>i.</w:t>
             </w:r>
             <w:r>
               <w:rPr>
@@ -5519,6 +6955,7 @@
               </w:rPr>
               <w:t>unsatisfactory</w:t>
             </w:r>
+            <w:proofErr w:type="spellEnd"/>
             <w:r>
               <w:rPr>
                 <w:rFonts w:ascii="Times New Roman" w:hAnsi="Times New Roman" w:cs="Times New Roman"/>
@@ -5551,7 +6988,29 @@
           <w:szCs w:val="24"/>
           <w:lang w:val="en-US"/>
         </w:rPr>
-        <w:t>{% endif %}</w:t>
+        <w:t xml:space="preserve">{% </w:t>
+      </w:r>
+      <w:proofErr w:type="spellStart"/>
+      <w:r>
+        <w:rPr>
+          <w:rFonts w:ascii="Times New Roman" w:hAnsi="Times New Roman" w:cs="Times New Roman"/>
+          <w:bCs/>
+          <w:sz w:val="24"/>
+          <w:szCs w:val="24"/>
+          <w:lang w:val="en-US"/>
+        </w:rPr>
+        <w:t>endif</w:t>
+      </w:r>
+      <w:proofErr w:type="spellEnd"/>
+      <w:r>
+        <w:rPr>
+          <w:rFonts w:ascii="Times New Roman" w:hAnsi="Times New Roman" w:cs="Times New Roman"/>
+          <w:bCs/>
+          <w:sz w:val="24"/>
+          <w:szCs w:val="24"/>
+          <w:lang w:val="en-US"/>
+        </w:rPr>
+        <w:t xml:space="preserve"> %}</w:t>
       </w:r>
     </w:p>
     <w:p>
@@ -5573,7 +7032,29 @@
           <w:szCs w:val="24"/>
           <w:lang w:val="en-US"/>
         </w:rPr>
-        <w:t>{% endfor %}</w:t>
+        <w:t xml:space="preserve">{% </w:t>
+      </w:r>
+      <w:proofErr w:type="spellStart"/>
+      <w:r>
+        <w:rPr>
+          <w:rFonts w:ascii="Times New Roman" w:hAnsi="Times New Roman" w:cs="Times New Roman"/>
+          <w:bCs/>
+          <w:sz w:val="24"/>
+          <w:szCs w:val="24"/>
+          <w:lang w:val="en-US"/>
+        </w:rPr>
+        <w:t>endfor</w:t>
+      </w:r>
+      <w:proofErr w:type="spellEnd"/>
+      <w:r>
+        <w:rPr>
+          <w:rFonts w:ascii="Times New Roman" w:hAnsi="Times New Roman" w:cs="Times New Roman"/>
+          <w:bCs/>
+          <w:sz w:val="24"/>
+          <w:szCs w:val="24"/>
+          <w:lang w:val="en-US"/>
+        </w:rPr>
+        <w:t xml:space="preserve"> %}</w:t>
       </w:r>
     </w:p>
     <w:p>
@@ -5687,8 +7168,29 @@
           <w:szCs w:val="24"/>
           <w:lang w:val="en-US"/>
         </w:rPr>
-        <w:t xml:space="preserve"> for i in </w:t>
-      </w:r>
+        <w:t xml:space="preserve"> for </w:t>
+      </w:r>
+      <w:proofErr w:type="spellStart"/>
+      <w:r>
+        <w:rPr>
+          <w:rFonts w:ascii="Times New Roman" w:hAnsi="Times New Roman" w:cs="Times New Roman"/>
+          <w:sz w:val="24"/>
+          <w:szCs w:val="24"/>
+          <w:lang w:val="en-US"/>
+        </w:rPr>
+        <w:t>i</w:t>
+      </w:r>
+      <w:proofErr w:type="spellEnd"/>
+      <w:r>
+        <w:rPr>
+          <w:rFonts w:ascii="Times New Roman" w:hAnsi="Times New Roman" w:cs="Times New Roman"/>
+          <w:sz w:val="24"/>
+          <w:szCs w:val="24"/>
+          <w:lang w:val="en-US"/>
+        </w:rPr>
+        <w:t xml:space="preserve"> in </w:t>
+      </w:r>
+      <w:proofErr w:type="spellStart"/>
       <w:r>
         <w:rPr>
           <w:rFonts w:ascii="Times New Roman" w:hAnsi="Times New Roman" w:cs="Times New Roman"/>
@@ -5698,6 +7200,7 @@
         </w:rPr>
         <w:t>main_library</w:t>
       </w:r>
+      <w:proofErr w:type="spellEnd"/>
       <w:r>
         <w:rPr>
           <w:rFonts w:ascii="Times New Roman" w:hAnsi="Times New Roman" w:cs="Times New Roman"/>
@@ -5725,17 +7228,38 @@
           <w:szCs w:val="24"/>
           <w:lang w:val="en-US"/>
         </w:rPr>
-        <w:t xml:space="preserve">{{i.number}}. </w:t>
-      </w:r>
-      <w:r>
-        <w:rPr>
-          <w:rFonts w:ascii="Times New Roman" w:hAnsi="Times New Roman" w:cs="Times New Roman"/>
-          <w:sz w:val="24"/>
-          <w:szCs w:val="24"/>
-          <w:lang w:val="en-US"/>
-        </w:rPr>
         <w:t>{{</w:t>
       </w:r>
+      <w:proofErr w:type="spellStart"/>
+      <w:r>
+        <w:rPr>
+          <w:rFonts w:ascii="Times New Roman" w:hAnsi="Times New Roman" w:cs="Times New Roman"/>
+          <w:sz w:val="24"/>
+          <w:szCs w:val="24"/>
+          <w:lang w:val="en-US"/>
+        </w:rPr>
+        <w:t>i.number</w:t>
+      </w:r>
+      <w:proofErr w:type="spellEnd"/>
+      <w:r>
+        <w:rPr>
+          <w:rFonts w:ascii="Times New Roman" w:hAnsi="Times New Roman" w:cs="Times New Roman"/>
+          <w:sz w:val="24"/>
+          <w:szCs w:val="24"/>
+          <w:lang w:val="en-US"/>
+        </w:rPr>
+        <w:t xml:space="preserve">}}. </w:t>
+      </w:r>
+      <w:r>
+        <w:rPr>
+          <w:rFonts w:ascii="Times New Roman" w:hAnsi="Times New Roman" w:cs="Times New Roman"/>
+          <w:sz w:val="24"/>
+          <w:szCs w:val="24"/>
+          <w:lang w:val="en-US"/>
+        </w:rPr>
+        <w:t>{{</w:t>
+      </w:r>
+      <w:proofErr w:type="spellStart"/>
       <w:r>
         <w:rPr>
           <w:rFonts w:ascii="Times New Roman" w:hAnsi="Times New Roman" w:cs="Times New Roman"/>
@@ -5781,6 +7305,7 @@
         </w:rPr>
         <w:t>disc</w:t>
       </w:r>
+      <w:proofErr w:type="spellEnd"/>
       <w:r>
         <w:rPr>
           <w:rFonts w:ascii="Times New Roman" w:hAnsi="Times New Roman" w:cs="Times New Roman"/>
@@ -5825,6 +7350,7 @@
         </w:rPr>
         <w:t xml:space="preserve"> </w:t>
       </w:r>
+      <w:proofErr w:type="spellStart"/>
       <w:r>
         <w:rPr>
           <w:rFonts w:ascii="Times New Roman" w:hAnsi="Times New Roman" w:cs="Times New Roman"/>
@@ -5834,6 +7360,7 @@
         </w:rPr>
         <w:t>endfor</w:t>
       </w:r>
+      <w:proofErr w:type="spellEnd"/>
       <w:r>
         <w:rPr>
           <w:rFonts w:ascii="Times New Roman" w:hAnsi="Times New Roman" w:cs="Times New Roman"/>
@@ -5898,7 +7425,37 @@
           <w:szCs w:val="24"/>
           <w:lang w:val="en-US"/>
         </w:rPr>
-        <w:t xml:space="preserve"> for i in additional</w:t>
+        <w:t xml:space="preserve"> for </w:t>
+      </w:r>
+      <w:proofErr w:type="spellStart"/>
+      <w:r>
+        <w:rPr>
+          <w:rFonts w:ascii="Times New Roman" w:hAnsi="Times New Roman" w:cs="Times New Roman"/>
+          <w:sz w:val="24"/>
+          <w:szCs w:val="24"/>
+          <w:lang w:val="en-US"/>
+        </w:rPr>
+        <w:t>i</w:t>
+      </w:r>
+      <w:proofErr w:type="spellEnd"/>
+      <w:r>
+        <w:rPr>
+          <w:rFonts w:ascii="Times New Roman" w:hAnsi="Times New Roman" w:cs="Times New Roman"/>
+          <w:sz w:val="24"/>
+          <w:szCs w:val="24"/>
+          <w:lang w:val="en-US"/>
+        </w:rPr>
+        <w:t xml:space="preserve"> in </w:t>
+      </w:r>
+      <w:proofErr w:type="spellStart"/>
+      <w:r>
+        <w:rPr>
+          <w:rFonts w:ascii="Times New Roman" w:hAnsi="Times New Roman" w:cs="Times New Roman"/>
+          <w:sz w:val="24"/>
+          <w:szCs w:val="24"/>
+          <w:lang w:val="en-US"/>
+        </w:rPr>
+        <w:t>additional</w:t>
       </w:r>
       <w:r>
         <w:rPr>
@@ -5909,6 +7466,7 @@
         </w:rPr>
         <w:t>_library</w:t>
       </w:r>
+      <w:proofErr w:type="spellEnd"/>
       <w:r>
         <w:rPr>
           <w:rFonts w:ascii="Times New Roman" w:hAnsi="Times New Roman" w:cs="Times New Roman"/>
@@ -5936,7 +7494,47 @@
           <w:szCs w:val="24"/>
           <w:lang w:val="en-US"/>
         </w:rPr>
-        <w:t xml:space="preserve">{{i.number}}. {{i.bib_disc}} </w:t>
+        <w:t>{{</w:t>
+      </w:r>
+      <w:proofErr w:type="spellStart"/>
+      <w:r>
+        <w:rPr>
+          <w:rFonts w:ascii="Times New Roman" w:hAnsi="Times New Roman" w:cs="Times New Roman"/>
+          <w:sz w:val="24"/>
+          <w:szCs w:val="24"/>
+          <w:lang w:val="en-US"/>
+        </w:rPr>
+        <w:t>i.number</w:t>
+      </w:r>
+      <w:proofErr w:type="spellEnd"/>
+      <w:r>
+        <w:rPr>
+          <w:rFonts w:ascii="Times New Roman" w:hAnsi="Times New Roman" w:cs="Times New Roman"/>
+          <w:sz w:val="24"/>
+          <w:szCs w:val="24"/>
+          <w:lang w:val="en-US"/>
+        </w:rPr>
+        <w:t>}}. {{</w:t>
+      </w:r>
+      <w:proofErr w:type="spellStart"/>
+      <w:r>
+        <w:rPr>
+          <w:rFonts w:ascii="Times New Roman" w:hAnsi="Times New Roman" w:cs="Times New Roman"/>
+          <w:sz w:val="24"/>
+          <w:szCs w:val="24"/>
+          <w:lang w:val="en-US"/>
+        </w:rPr>
+        <w:t>i.bib_disc</w:t>
+      </w:r>
+      <w:proofErr w:type="spellEnd"/>
+      <w:r>
+        <w:rPr>
+          <w:rFonts w:ascii="Times New Roman" w:hAnsi="Times New Roman" w:cs="Times New Roman"/>
+          <w:sz w:val="24"/>
+          <w:szCs w:val="24"/>
+          <w:lang w:val="en-US"/>
+        </w:rPr>
+        <w:t xml:space="preserve">}} </w:t>
       </w:r>
     </w:p>
     <w:p>
@@ -5957,6 +7555,7 @@
         </w:rPr>
         <w:t xml:space="preserve">{%- </w:t>
       </w:r>
+      <w:proofErr w:type="spellStart"/>
       <w:r>
         <w:rPr>
           <w:rFonts w:ascii="Times New Roman" w:hAnsi="Times New Roman" w:cs="Times New Roman"/>
@@ -5966,6 +7565,7 @@
         </w:rPr>
         <w:t>endfor</w:t>
       </w:r>
+      <w:proofErr w:type="spellEnd"/>
       <w:r>
         <w:rPr>
           <w:rFonts w:ascii="Times New Roman" w:hAnsi="Times New Roman" w:cs="Times New Roman"/>
@@ -6064,6 +7664,8 @@
         </w:rPr>
         <w:t xml:space="preserve">{{ </w:t>
       </w:r>
+      <w:proofErr w:type="spellStart"/>
+      <w:proofErr w:type="gramStart"/>
       <w:r>
         <w:rPr>
           <w:rFonts w:ascii="Times New Roman" w:hAnsi="Times New Roman" w:cs="Times New Roman"/>
@@ -6073,6 +7675,8 @@
         </w:rPr>
         <w:t>resources</w:t>
       </w:r>
+      <w:proofErr w:type="spellEnd"/>
+      <w:proofErr w:type="gramEnd"/>
       <w:r>
         <w:rPr>
           <w:rFonts w:ascii="Times New Roman" w:hAnsi="Times New Roman" w:cs="Times New Roman"/>
@@ -6081,6 +7685,8 @@
         </w:rPr>
         <w:t>.</w:t>
       </w:r>
+      <w:proofErr w:type="spellStart"/>
+      <w:proofErr w:type="gramStart"/>
       <w:r>
         <w:rPr>
           <w:rFonts w:ascii="Times New Roman" w:hAnsi="Times New Roman" w:cs="Times New Roman"/>
@@ -6090,6 +7696,8 @@
         </w:rPr>
         <w:t>web</w:t>
       </w:r>
+      <w:proofErr w:type="spellEnd"/>
+      <w:proofErr w:type="gramEnd"/>
       <w:r>
         <w:rPr>
           <w:rFonts w:ascii="Times New Roman" w:hAnsi="Times New Roman" w:cs="Times New Roman"/>
@@ -6130,6 +7738,7 @@
           <w:szCs w:val="24"/>
         </w:rPr>
       </w:pPr>
+      <w:proofErr w:type="gramStart"/>
       <w:r>
         <w:rPr>
           <w:rFonts w:ascii="Times New Roman" w:hAnsi="Times New Roman" w:cs="Times New Roman"/>
@@ -6155,6 +7764,7 @@
         </w:rPr>
         <w:t>.</w:t>
       </w:r>
+      <w:proofErr w:type="spellStart"/>
       <w:r>
         <w:rPr>
           <w:rFonts w:ascii="Times New Roman" w:hAnsi="Times New Roman" w:cs="Times New Roman"/>
@@ -6163,6 +7773,8 @@
         </w:rPr>
         <w:t>bd</w:t>
       </w:r>
+      <w:proofErr w:type="spellEnd"/>
+      <w:proofErr w:type="gramEnd"/>
       <w:r>
         <w:rPr>
           <w:rFonts w:ascii="Times New Roman" w:hAnsi="Times New Roman" w:cs="Times New Roman"/>
@@ -6214,6 +7826,7 @@
           <w:szCs w:val="24"/>
           <w:lang w:val="en-US"/>
         </w:rPr>
+        <w:lastRenderedPageBreak/>
         <w:t>{%</w:t>
       </w:r>
       <w:r>
@@ -6244,7 +7857,29 @@
           <w:szCs w:val="24"/>
           <w:lang w:val="en-US"/>
         </w:rPr>
-        <w:t>for i in software</w:t>
+        <w:t xml:space="preserve">for </w:t>
+      </w:r>
+      <w:proofErr w:type="spellStart"/>
+      <w:r>
+        <w:rPr>
+          <w:rFonts w:ascii="Times New Roman" w:hAnsi="Times New Roman" w:cs="Times New Roman"/>
+          <w:bCs/>
+          <w:sz w:val="24"/>
+          <w:szCs w:val="24"/>
+          <w:lang w:val="en-US"/>
+        </w:rPr>
+        <w:t>i</w:t>
+      </w:r>
+      <w:proofErr w:type="spellEnd"/>
+      <w:r>
+        <w:rPr>
+          <w:rFonts w:ascii="Times New Roman" w:hAnsi="Times New Roman" w:cs="Times New Roman"/>
+          <w:bCs/>
+          <w:sz w:val="24"/>
+          <w:szCs w:val="24"/>
+          <w:lang w:val="en-US"/>
+        </w:rPr>
+        <w:t xml:space="preserve"> in software</w:t>
       </w:r>
       <w:r>
         <w:rPr>
@@ -6276,17 +7911,40 @@
           <w:szCs w:val="24"/>
           <w:lang w:val="en-US"/>
         </w:rPr>
-        <w:t xml:space="preserve">{{i.number}}. </w:t>
-      </w:r>
-      <w:r>
-        <w:rPr>
-          <w:rFonts w:ascii="Times New Roman" w:hAnsi="Times New Roman" w:cs="Times New Roman"/>
-          <w:bCs/>
-          <w:sz w:val="24"/>
-          <w:szCs w:val="24"/>
-        </w:rPr>
         <w:t>{{</w:t>
       </w:r>
+      <w:proofErr w:type="spellStart"/>
+      <w:r>
+        <w:rPr>
+          <w:rFonts w:ascii="Times New Roman" w:hAnsi="Times New Roman" w:cs="Times New Roman"/>
+          <w:bCs/>
+          <w:sz w:val="24"/>
+          <w:szCs w:val="24"/>
+          <w:lang w:val="en-US"/>
+        </w:rPr>
+        <w:t>i.number</w:t>
+      </w:r>
+      <w:proofErr w:type="spellEnd"/>
+      <w:r>
+        <w:rPr>
+          <w:rFonts w:ascii="Times New Roman" w:hAnsi="Times New Roman" w:cs="Times New Roman"/>
+          <w:bCs/>
+          <w:sz w:val="24"/>
+          <w:szCs w:val="24"/>
+          <w:lang w:val="en-US"/>
+        </w:rPr>
+        <w:t xml:space="preserve">}}. </w:t>
+      </w:r>
+      <w:r>
+        <w:rPr>
+          <w:rFonts w:ascii="Times New Roman" w:hAnsi="Times New Roman" w:cs="Times New Roman"/>
+          <w:bCs/>
+          <w:sz w:val="24"/>
+          <w:szCs w:val="24"/>
+        </w:rPr>
+        <w:t>{{</w:t>
+      </w:r>
+      <w:proofErr w:type="spellStart"/>
       <w:r>
         <w:rPr>
           <w:rFonts w:ascii="Times New Roman" w:hAnsi="Times New Roman" w:cs="Times New Roman"/>
@@ -6297,6 +7955,7 @@
         </w:rPr>
         <w:t>i</w:t>
       </w:r>
+      <w:proofErr w:type="spellEnd"/>
       <w:r>
         <w:rPr>
           <w:rFonts w:ascii="Times New Roman" w:hAnsi="Times New Roman" w:cs="Times New Roman"/>
@@ -6346,6 +8005,7 @@
         </w:rPr>
         <w:t xml:space="preserve">{%- </w:t>
       </w:r>
+      <w:proofErr w:type="spellStart"/>
       <w:r>
         <w:rPr>
           <w:rFonts w:ascii="Times New Roman" w:hAnsi="Times New Roman" w:cs="Times New Roman"/>
@@ -6356,6 +8016,7 @@
         </w:rPr>
         <w:t>endfor</w:t>
       </w:r>
+      <w:proofErr w:type="spellEnd"/>
       <w:r>
         <w:rPr>
           <w:rFonts w:ascii="Times New Roman" w:hAnsi="Times New Roman" w:cs="Times New Roman"/>
@@ -6384,7 +8045,6 @@
           <w:sz w:val="24"/>
           <w:szCs w:val="24"/>
         </w:rPr>
-        <w:lastRenderedPageBreak/>
         <w:t>12 Материально-техническое обеспечение практики</w:t>
       </w:r>
     </w:p>
@@ -6429,6 +8089,7 @@
         </w:rPr>
         <w:t xml:space="preserve"> </w:t>
       </w:r>
+      <w:proofErr w:type="spellStart"/>
       <w:r>
         <w:rPr>
           <w:rFonts w:ascii="Times New Roman" w:hAnsi="Times New Roman" w:cs="Times New Roman"/>
@@ -6439,6 +8100,7 @@
         </w:rPr>
         <w:t>i</w:t>
       </w:r>
+      <w:proofErr w:type="spellEnd"/>
       <w:r>
         <w:rPr>
           <w:rFonts w:ascii="Times New Roman" w:hAnsi="Times New Roman" w:cs="Times New Roman"/>
@@ -6510,6 +8172,7 @@
         </w:rPr>
         <w:t>{{</w:t>
       </w:r>
+      <w:proofErr w:type="spellStart"/>
       <w:r>
         <w:rPr>
           <w:rFonts w:ascii="Times New Roman" w:hAnsi="Times New Roman" w:cs="Times New Roman"/>
@@ -6540,6 +8203,7 @@
         </w:rPr>
         <w:t>number</w:t>
       </w:r>
+      <w:proofErr w:type="spellEnd"/>
       <w:r>
         <w:rPr>
           <w:rFonts w:ascii="Times New Roman" w:hAnsi="Times New Roman" w:cs="Times New Roman"/>
@@ -6559,6 +8223,7 @@
         </w:rPr>
         <w:t>{{</w:t>
       </w:r>
+      <w:proofErr w:type="spellStart"/>
       <w:r>
         <w:rPr>
           <w:rFonts w:ascii="Times New Roman" w:hAnsi="Times New Roman" w:cs="Times New Roman"/>
@@ -6569,6 +8234,7 @@
         </w:rPr>
         <w:t>i</w:t>
       </w:r>
+      <w:proofErr w:type="spellEnd"/>
       <w:r>
         <w:rPr>
           <w:rFonts w:ascii="Times New Roman" w:hAnsi="Times New Roman" w:cs="Times New Roman"/>
@@ -6617,6 +8283,7 @@
         </w:rPr>
         <w:t xml:space="preserve">{%- </w:t>
       </w:r>
+      <w:proofErr w:type="spellStart"/>
       <w:r>
         <w:rPr>
           <w:rFonts w:ascii="Times New Roman" w:hAnsi="Times New Roman" w:cs="Times New Roman"/>
@@ -6627,6 +8294,7 @@
         </w:rPr>
         <w:t>endfor</w:t>
       </w:r>
+      <w:proofErr w:type="spellEnd"/>
       <w:r>
         <w:rPr>
           <w:rFonts w:ascii="Times New Roman" w:hAnsi="Times New Roman" w:cs="Times New Roman"/>
@@ -6760,7 +8428,16 @@
         <w:color w:val="000000" w:themeColor="text1"/>
         <w:sz w:val="24"/>
       </w:rPr>
-      <w:t xml:space="preserve">Год набора – {{ </w:t>
+      <w:t xml:space="preserve">Год набора – </w:t>
+    </w:r>
+    <w:proofErr w:type="gramStart"/>
+    <w:r>
+      <w:rPr>
+        <w:rFonts w:ascii="Times New Roman" w:hAnsi="Times New Roman" w:cs="Times New Roman"/>
+        <w:color w:val="000000" w:themeColor="text1"/>
+        <w:sz w:val="24"/>
+      </w:rPr>
+      <w:t xml:space="preserve">{{ </w:t>
     </w:r>
     <w:r>
       <w:rPr>
@@ -6771,6 +8448,7 @@
       </w:rPr>
       <w:t>year</w:t>
     </w:r>
+    <w:proofErr w:type="gramEnd"/>
     <w:r>
       <w:rPr>
         <w:rFonts w:ascii="Times New Roman" w:hAnsi="Times New Roman" w:cs="Times New Roman"/>
@@ -6816,6 +8494,7 @@
       </w:rPr>
       <w:t xml:space="preserve">Иркутск, </w:t>
     </w:r>
+    <w:proofErr w:type="gramStart"/>
     <w:r>
       <w:rPr>
         <w:rFonts w:ascii="Times New Roman" w:hAnsi="Times New Roman" w:cs="Times New Roman"/>
@@ -6823,7 +8502,37 @@
         <w:sz w:val="24"/>
         <w:lang w:val="en-US"/>
       </w:rPr>
-      <w:t>{{ protocol_year }}</w:t>
+      <w:t xml:space="preserve">{{ </w:t>
+    </w:r>
+    <w:proofErr w:type="spellStart"/>
+    <w:r>
+      <w:rPr>
+        <w:rFonts w:ascii="Times New Roman" w:hAnsi="Times New Roman" w:cs="Times New Roman"/>
+        <w:color w:val="000000" w:themeColor="text1"/>
+        <w:sz w:val="24"/>
+        <w:lang w:val="en-US"/>
+      </w:rPr>
+      <w:t>protocol</w:t>
+    </w:r>
+    <w:proofErr w:type="gramEnd"/>
+    <w:r>
+      <w:rPr>
+        <w:rFonts w:ascii="Times New Roman" w:hAnsi="Times New Roman" w:cs="Times New Roman"/>
+        <w:color w:val="000000" w:themeColor="text1"/>
+        <w:sz w:val="24"/>
+        <w:lang w:val="en-US"/>
+      </w:rPr>
+      <w:t>_year</w:t>
+    </w:r>
+    <w:proofErr w:type="spellEnd"/>
+    <w:r>
+      <w:rPr>
+        <w:rFonts w:ascii="Times New Roman" w:hAnsi="Times New Roman" w:cs="Times New Roman"/>
+        <w:color w:val="000000" w:themeColor="text1"/>
+        <w:sz w:val="24"/>
+        <w:lang w:val="en-US"/>
+      </w:rPr>
+      <w:t xml:space="preserve"> }}</w:t>
     </w:r>
     <w:r>
       <w:rPr>
@@ -8089,7 +9798,7 @@
 </file>
 
 <file path=customXml/itemProps1.xml><?xml version="1.0" encoding="utf-8"?>
-<ds:datastoreItem xmlns:ds="http://schemas.openxmlformats.org/officeDocument/2006/customXml" ds:itemID="{09598059-75BE-4E57-A571-DBE431FB23F7}">
+<ds:datastoreItem xmlns:ds="http://schemas.openxmlformats.org/officeDocument/2006/customXml" ds:itemID="{A8EE5D1F-6E5D-49AC-BA94-A922B04D68ED}">
   <ds:schemaRefs>
     <ds:schemaRef ds:uri="http://schemas.openxmlformats.org/officeDocument/2006/bibliography"/>
   </ds:schemaRefs>

--- a/templates/docxRPD/practice.docx
+++ b/templates/docxRPD/practice.docx
@@ -3843,8 +3843,6 @@
               </w:rPr>
               <w:t>item.</w:t>
             </w:r>
-            <w:bookmarkStart w:id="0" w:name="_GoBack"/>
-            <w:bookmarkEnd w:id="0"/>
             <w:r>
               <w:rPr>
                 <w:rFonts w:ascii="Times New Roman" w:hAnsi="Times New Roman" w:cs="Times New Roman"/>
@@ -4881,7 +4879,7 @@
           <w:lang w:eastAsia="ru-RU"/>
         </w:rPr>
       </w:pPr>
-      <w:bookmarkStart w:id="1" w:name="_Toc501100565"/>
+      <w:bookmarkStart w:id="0" w:name="_Toc501100565"/>
       <w:r>
         <w:rPr>
           <w:rFonts w:ascii="Times New Roman" w:eastAsia="Times New Roman" w:hAnsi="Times New Roman" w:cs="Times New Roman"/>
@@ -4892,7 +4890,7 @@
         </w:rPr>
         <w:t>По результатам прохождения практики обучающийся должен предоставить</w:t>
       </w:r>
-      <w:bookmarkEnd w:id="1"/>
+      <w:bookmarkEnd w:id="0"/>
       <w:r>
         <w:rPr>
           <w:rFonts w:ascii="Times New Roman" w:eastAsia="Times New Roman" w:hAnsi="Times New Roman" w:cs="Times New Roman"/>
@@ -4956,7 +4954,7 @@
           <w:szCs w:val="24"/>
         </w:rPr>
       </w:pPr>
-      <w:bookmarkStart w:id="2" w:name="_Toc501100567"/>
+      <w:bookmarkStart w:id="1" w:name="_Toc501100567"/>
       <w:r>
         <w:rPr>
           <w:rFonts w:eastAsia="Times New Roman"/>
@@ -4966,7 +4964,7 @@
         </w:rPr>
         <w:t>Отчет о прохождении практики;</w:t>
       </w:r>
-      <w:bookmarkEnd w:id="2"/>
+      <w:bookmarkEnd w:id="1"/>
     </w:p>
     <w:p>
       <w:pPr>
@@ -5017,7 +5015,7 @@
           <w:lang w:val="en-US"/>
         </w:rPr>
       </w:pPr>
-      <w:bookmarkStart w:id="3" w:name="_Toc501100566"/>
+      <w:bookmarkStart w:id="2" w:name="_Toc501100566"/>
       <w:r>
         <w:rPr>
           <w:rFonts w:ascii="Times New Roman" w:eastAsia="Times New Roman" w:hAnsi="Times New Roman" w:cs="Times New Roman"/>
@@ -5174,7 +5172,7 @@
         <w:t>;</w:t>
       </w:r>
     </w:p>
-    <w:bookmarkEnd w:id="3"/>
+    <w:bookmarkEnd w:id="2"/>
     <w:p>
       <w:pPr>
         <w:keepNext/>
@@ -5838,22 +5836,660 @@
           <w:bCs/>
           <w:sz w:val="24"/>
           <w:szCs w:val="28"/>
-          <w:lang w:val="en-US"/>
-        </w:rPr>
-      </w:pPr>
-      <w:r>
-        <w:rPr>
-          <w:rFonts w:ascii="Times New Roman" w:hAnsi="Times New Roman" w:cs="Times New Roman"/>
-          <w:b/>
-          <w:bCs/>
-          <w:sz w:val="24"/>
-          <w:szCs w:val="28"/>
-        </w:rPr>
-        <w:t>6.2.2 Типовые оценочные средства промежуточной аттестации</w:t>
-      </w:r>
+        </w:rPr>
+      </w:pPr>
     </w:p>
     <w:p>
       <w:pPr>
+        <w:spacing w:before="200" w:after="200"/>
+        <w:rPr>
+          <w:rFonts w:ascii="Times New Roman" w:hAnsi="Times New Roman" w:cs="Times New Roman"/>
+          <w:b/>
+          <w:bCs/>
+          <w:sz w:val="24"/>
+          <w:szCs w:val="28"/>
+        </w:rPr>
+      </w:pPr>
+    </w:p>
+    <w:p>
+      <w:pPr>
+        <w:spacing w:before="200" w:after="200"/>
+        <w:rPr>
+          <w:rFonts w:ascii="Times New Roman" w:hAnsi="Times New Roman" w:cs="Times New Roman"/>
+          <w:b/>
+          <w:bCs/>
+          <w:sz w:val="24"/>
+          <w:szCs w:val="28"/>
+        </w:rPr>
+      </w:pPr>
+    </w:p>
+    <w:p>
+      <w:pPr>
+        <w:spacing w:before="200" w:after="200"/>
+        <w:rPr>
+          <w:rFonts w:ascii="Times New Roman" w:hAnsi="Times New Roman" w:cs="Times New Roman"/>
+          <w:b/>
+          <w:bCs/>
+          <w:sz w:val="24"/>
+          <w:szCs w:val="28"/>
+        </w:rPr>
+      </w:pPr>
+      <w:r>
+        <w:rPr>
+          <w:rFonts w:ascii="Times New Roman" w:hAnsi="Times New Roman" w:cs="Times New Roman"/>
+          <w:b/>
+          <w:bCs/>
+          <w:sz w:val="24"/>
+          <w:szCs w:val="28"/>
+        </w:rPr>
+        <w:t>6.2.2 Типовые оценочные средства промежуточной аттестации</w:t>
+      </w:r>
+    </w:p>
+    <w:p>
+      <w:pPr>
+        <w:spacing w:before="200" w:after="200" w:line="240" w:lineRule="auto"/>
+        <w:rPr>
+          <w:rFonts w:ascii="Times New Roman" w:hAnsi="Times New Roman" w:cs="Times New Roman"/>
+          <w:b/>
+          <w:bCs/>
+          <w:sz w:val="24"/>
+          <w:szCs w:val="24"/>
+          <w:lang w:val="en-US"/>
+        </w:rPr>
+      </w:pPr>
+      <w:r>
+        <w:rPr>
+          <w:rFonts w:ascii="Times New Roman" w:hAnsi="Times New Roman" w:cs="Times New Roman"/>
+          <w:b/>
+          <w:bCs/>
+          <w:sz w:val="24"/>
+          <w:szCs w:val="24"/>
+          <w:lang w:val="en-US"/>
+        </w:rPr>
+        <w:t>{%</w:t>
+      </w:r>
+      <w:r>
+        <w:rPr>
+          <w:rFonts w:ascii="Times New Roman" w:hAnsi="Times New Roman" w:cs="Times New Roman"/>
+          <w:b/>
+          <w:bCs/>
+          <w:sz w:val="24"/>
+          <w:szCs w:val="24"/>
+          <w:lang w:val="en-US"/>
+        </w:rPr>
+        <w:t>-</w:t>
+      </w:r>
+      <w:r>
+        <w:rPr>
+          <w:rFonts w:ascii="Times New Roman" w:hAnsi="Times New Roman" w:cs="Times New Roman"/>
+          <w:b/>
+          <w:bCs/>
+          <w:sz w:val="24"/>
+          <w:szCs w:val="24"/>
+          <w:lang w:val="en-US"/>
+        </w:rPr>
+        <w:t xml:space="preserve"> </w:t>
+      </w:r>
+      <w:r>
+        <w:rPr>
+          <w:rFonts w:ascii="Times New Roman" w:hAnsi="Times New Roman" w:cs="Times New Roman"/>
+          <w:b/>
+          <w:bCs/>
+          <w:sz w:val="24"/>
+          <w:szCs w:val="24"/>
+          <w:lang w:val="en-US"/>
+        </w:rPr>
+        <w:t>for</w:t>
+      </w:r>
+      <w:r>
+        <w:rPr>
+          <w:rFonts w:ascii="Times New Roman" w:hAnsi="Times New Roman" w:cs="Times New Roman"/>
+          <w:b/>
+          <w:bCs/>
+          <w:sz w:val="24"/>
+          <w:szCs w:val="24"/>
+          <w:lang w:val="en-US"/>
+        </w:rPr>
+        <w:t xml:space="preserve"> </w:t>
+      </w:r>
+      <w:proofErr w:type="spellStart"/>
+      <w:r>
+        <w:rPr>
+          <w:rFonts w:ascii="Times New Roman" w:hAnsi="Times New Roman" w:cs="Times New Roman"/>
+          <w:b/>
+          <w:bCs/>
+          <w:sz w:val="24"/>
+          <w:szCs w:val="24"/>
+          <w:lang w:val="en-US"/>
+        </w:rPr>
+        <w:t>i</w:t>
+      </w:r>
+      <w:proofErr w:type="spellEnd"/>
+      <w:r>
+        <w:rPr>
+          <w:rFonts w:ascii="Times New Roman" w:hAnsi="Times New Roman" w:cs="Times New Roman"/>
+          <w:b/>
+          <w:bCs/>
+          <w:sz w:val="24"/>
+          <w:szCs w:val="24"/>
+          <w:lang w:val="en-US"/>
+        </w:rPr>
+        <w:t xml:space="preserve"> </w:t>
+      </w:r>
+      <w:r>
+        <w:rPr>
+          <w:rFonts w:ascii="Times New Roman" w:hAnsi="Times New Roman" w:cs="Times New Roman"/>
+          <w:b/>
+          <w:bCs/>
+          <w:sz w:val="24"/>
+          <w:szCs w:val="24"/>
+          <w:lang w:val="en-US"/>
+        </w:rPr>
+        <w:t>in</w:t>
+      </w:r>
+      <w:r>
+        <w:rPr>
+          <w:rFonts w:ascii="Times New Roman" w:hAnsi="Times New Roman" w:cs="Times New Roman"/>
+          <w:b/>
+          <w:bCs/>
+          <w:sz w:val="24"/>
+          <w:szCs w:val="24"/>
+          <w:lang w:val="en-US"/>
+        </w:rPr>
+        <w:t xml:space="preserve"> </w:t>
+      </w:r>
+      <w:r>
+        <w:rPr>
+          <w:rFonts w:ascii="Times New Roman" w:hAnsi="Times New Roman" w:cs="Times New Roman"/>
+          <w:b/>
+          <w:bCs/>
+          <w:sz w:val="24"/>
+          <w:szCs w:val="24"/>
+          <w:lang w:val="en-US"/>
+        </w:rPr>
+        <w:t>tat</w:t>
+      </w:r>
+      <w:r>
+        <w:rPr>
+          <w:rFonts w:ascii="Times New Roman" w:hAnsi="Times New Roman" w:cs="Times New Roman"/>
+          <w:b/>
+          <w:bCs/>
+          <w:sz w:val="24"/>
+          <w:szCs w:val="24"/>
+          <w:lang w:val="en-US"/>
+        </w:rPr>
+        <w:t xml:space="preserve"> %}</w:t>
+      </w:r>
+    </w:p>
+    <w:p>
+      <w:pPr>
+        <w:spacing w:before="200" w:after="200" w:line="240" w:lineRule="auto"/>
+        <w:rPr>
+          <w:rFonts w:ascii="Times New Roman" w:hAnsi="Times New Roman" w:cs="Times New Roman"/>
+          <w:b/>
+          <w:bCs/>
+          <w:sz w:val="24"/>
+          <w:szCs w:val="24"/>
+          <w:lang w:val="en-US"/>
+        </w:rPr>
+      </w:pPr>
+      <w:r>
+        <w:rPr>
+          <w:rFonts w:ascii="Times New Roman" w:hAnsi="Times New Roman" w:cs="Times New Roman"/>
+          <w:b/>
+          <w:bCs/>
+          <w:sz w:val="24"/>
+          <w:szCs w:val="24"/>
+          <w:lang w:val="en-US"/>
+        </w:rPr>
+        <w:t>6.2.2</w:t>
+      </w:r>
+      <w:proofErr w:type="gramStart"/>
+      <w:r>
+        <w:rPr>
+          <w:rFonts w:ascii="Times New Roman" w:hAnsi="Times New Roman" w:cs="Times New Roman"/>
+          <w:b/>
+          <w:bCs/>
+          <w:sz w:val="24"/>
+          <w:szCs w:val="24"/>
+          <w:lang w:val="en-US"/>
+        </w:rPr>
+        <w:t>.{</w:t>
+      </w:r>
+      <w:proofErr w:type="gramEnd"/>
+      <w:r>
+        <w:rPr>
+          <w:rFonts w:ascii="Times New Roman" w:hAnsi="Times New Roman" w:cs="Times New Roman"/>
+          <w:b/>
+          <w:bCs/>
+          <w:sz w:val="24"/>
+          <w:szCs w:val="24"/>
+          <w:lang w:val="en-US"/>
+        </w:rPr>
+        <w:t>{</w:t>
+      </w:r>
+      <w:proofErr w:type="spellStart"/>
+      <w:r>
+        <w:rPr>
+          <w:rFonts w:ascii="Times New Roman" w:hAnsi="Times New Roman" w:cs="Times New Roman"/>
+          <w:b/>
+          <w:bCs/>
+          <w:sz w:val="24"/>
+          <w:szCs w:val="24"/>
+          <w:lang w:val="en-US"/>
+        </w:rPr>
+        <w:t>i</w:t>
+      </w:r>
+      <w:r>
+        <w:rPr>
+          <w:rFonts w:ascii="Times New Roman" w:hAnsi="Times New Roman" w:cs="Times New Roman"/>
+          <w:b/>
+          <w:bCs/>
+          <w:sz w:val="24"/>
+          <w:szCs w:val="24"/>
+          <w:lang w:val="en-US"/>
+        </w:rPr>
+        <w:t>.</w:t>
+      </w:r>
+      <w:r>
+        <w:rPr>
+          <w:rFonts w:ascii="Times New Roman" w:hAnsi="Times New Roman" w:cs="Times New Roman"/>
+          <w:b/>
+          <w:bCs/>
+          <w:sz w:val="24"/>
+          <w:szCs w:val="24"/>
+          <w:lang w:val="en-US"/>
+        </w:rPr>
+        <w:t>number</w:t>
+      </w:r>
+      <w:proofErr w:type="spellEnd"/>
+      <w:r>
+        <w:rPr>
+          <w:rFonts w:ascii="Times New Roman" w:hAnsi="Times New Roman" w:cs="Times New Roman"/>
+          <w:b/>
+          <w:bCs/>
+          <w:sz w:val="24"/>
+          <w:szCs w:val="24"/>
+          <w:lang w:val="en-US"/>
+        </w:rPr>
+        <w:t xml:space="preserve">}} </w:t>
+      </w:r>
+      <w:r>
+        <w:rPr>
+          <w:rFonts w:ascii="Times New Roman" w:hAnsi="Times New Roman" w:cs="Times New Roman"/>
+          <w:b/>
+          <w:bCs/>
+          <w:sz w:val="24"/>
+          <w:szCs w:val="24"/>
+          <w:lang w:val="en-US"/>
+        </w:rPr>
+        <w:t>{{</w:t>
+      </w:r>
+      <w:proofErr w:type="spellStart"/>
+      <w:r>
+        <w:rPr>
+          <w:rFonts w:ascii="Times New Roman" w:hAnsi="Times New Roman" w:cs="Times New Roman"/>
+          <w:b/>
+          <w:bCs/>
+          <w:sz w:val="24"/>
+          <w:szCs w:val="24"/>
+          <w:lang w:val="en-US"/>
+        </w:rPr>
+        <w:t>i.title</w:t>
+      </w:r>
+      <w:proofErr w:type="spellEnd"/>
+      <w:r>
+        <w:rPr>
+          <w:rFonts w:ascii="Times New Roman" w:hAnsi="Times New Roman" w:cs="Times New Roman"/>
+          <w:b/>
+          <w:bCs/>
+          <w:sz w:val="24"/>
+          <w:szCs w:val="24"/>
+          <w:lang w:val="en-US"/>
+        </w:rPr>
+        <w:t>}}</w:t>
+      </w:r>
+      <w:bookmarkStart w:id="3" w:name="_GoBack"/>
+      <w:bookmarkEnd w:id="3"/>
+    </w:p>
+    <w:p>
+      <w:pPr>
+        <w:spacing w:line="360" w:lineRule="auto"/>
+        <w:rPr>
+          <w:rFonts w:ascii="Times New Roman" w:eastAsia="Times New Roman" w:hAnsi="Times New Roman" w:cs="Times New Roman"/>
+          <w:iCs/>
+          <w:sz w:val="24"/>
+          <w:szCs w:val="24"/>
+        </w:rPr>
+      </w:pPr>
+      <w:r>
+        <w:rPr>
+          <w:rFonts w:ascii="Times New Roman" w:eastAsia="Times New Roman" w:hAnsi="Times New Roman" w:cs="Times New Roman"/>
+          <w:b/>
+          <w:sz w:val="24"/>
+          <w:szCs w:val="24"/>
+        </w:rPr>
+        <w:t>Типовые оценочные средства:</w:t>
+      </w:r>
+      <w:r>
+        <w:rPr>
+          <w:rFonts w:ascii="Times New Roman" w:eastAsia="Times New Roman" w:hAnsi="Times New Roman" w:cs="Times New Roman"/>
+          <w:i/>
+          <w:sz w:val="24"/>
+          <w:szCs w:val="24"/>
+        </w:rPr>
+        <w:t xml:space="preserve"> </w:t>
+      </w:r>
+      <w:proofErr w:type="gramStart"/>
+      <w:r>
+        <w:rPr>
+          <w:rFonts w:ascii="Times New Roman" w:eastAsia="Times New Roman" w:hAnsi="Times New Roman" w:cs="Times New Roman"/>
+          <w:iCs/>
+          <w:sz w:val="24"/>
+          <w:szCs w:val="24"/>
+        </w:rPr>
+        <w:t xml:space="preserve">{{ </w:t>
+      </w:r>
+      <w:proofErr w:type="spellStart"/>
+      <w:r>
+        <w:rPr>
+          <w:rFonts w:ascii="Times New Roman" w:eastAsia="Times New Roman" w:hAnsi="Times New Roman" w:cs="Times New Roman"/>
+          <w:iCs/>
+          <w:sz w:val="24"/>
+          <w:szCs w:val="24"/>
+          <w:lang w:val="en-US"/>
+        </w:rPr>
+        <w:t>i</w:t>
+      </w:r>
+      <w:proofErr w:type="spellEnd"/>
+      <w:r>
+        <w:rPr>
+          <w:rFonts w:ascii="Times New Roman" w:eastAsia="Times New Roman" w:hAnsi="Times New Roman" w:cs="Times New Roman"/>
+          <w:iCs/>
+          <w:sz w:val="24"/>
+          <w:szCs w:val="24"/>
+        </w:rPr>
+        <w:t>.</w:t>
+      </w:r>
+      <w:r>
+        <w:rPr>
+          <w:rFonts w:ascii="Times New Roman" w:eastAsia="Times New Roman" w:hAnsi="Times New Roman" w:cs="Times New Roman"/>
+          <w:iCs/>
+          <w:sz w:val="24"/>
+          <w:szCs w:val="24"/>
+          <w:lang w:val="en-US"/>
+        </w:rPr>
+        <w:t>tat</w:t>
+      </w:r>
+      <w:proofErr w:type="gramEnd"/>
+      <w:r>
+        <w:rPr>
+          <w:rFonts w:ascii="Times New Roman" w:eastAsia="Times New Roman" w:hAnsi="Times New Roman" w:cs="Times New Roman"/>
+          <w:iCs/>
+          <w:sz w:val="24"/>
+          <w:szCs w:val="24"/>
+        </w:rPr>
+        <w:t xml:space="preserve"> }}</w:t>
+      </w:r>
+    </w:p>
+    <w:p>
+      <w:pPr>
+        <w:spacing w:before="200" w:after="200" w:line="240" w:lineRule="auto"/>
+        <w:rPr>
+          <w:rFonts w:ascii="Times New Roman" w:hAnsi="Times New Roman" w:cs="Times New Roman"/>
+          <w:sz w:val="24"/>
+          <w:szCs w:val="24"/>
+        </w:rPr>
+      </w:pPr>
+      <w:proofErr w:type="gramStart"/>
+      <w:r>
+        <w:rPr>
+          <w:rFonts w:ascii="Times New Roman" w:hAnsi="Times New Roman" w:cs="Times New Roman"/>
+          <w:b/>
+          <w:bCs/>
+          <w:sz w:val="24"/>
+          <w:szCs w:val="24"/>
+        </w:rPr>
+        <w:t>6.2.2.{</w:t>
+      </w:r>
+      <w:proofErr w:type="gramEnd"/>
+      <w:r>
+        <w:rPr>
+          <w:rFonts w:ascii="Times New Roman" w:hAnsi="Times New Roman" w:cs="Times New Roman"/>
+          <w:b/>
+          <w:bCs/>
+          <w:sz w:val="24"/>
+          <w:szCs w:val="24"/>
+        </w:rPr>
+        <w:t>{</w:t>
+      </w:r>
+      <w:proofErr w:type="spellStart"/>
+      <w:r>
+        <w:rPr>
+          <w:rFonts w:ascii="Times New Roman" w:hAnsi="Times New Roman" w:cs="Times New Roman"/>
+          <w:b/>
+          <w:bCs/>
+          <w:sz w:val="24"/>
+          <w:szCs w:val="24"/>
+          <w:lang w:val="en-US"/>
+        </w:rPr>
+        <w:t>i</w:t>
+      </w:r>
+      <w:proofErr w:type="spellEnd"/>
+      <w:r>
+        <w:rPr>
+          <w:rFonts w:ascii="Times New Roman" w:hAnsi="Times New Roman" w:cs="Times New Roman"/>
+          <w:b/>
+          <w:bCs/>
+          <w:sz w:val="24"/>
+          <w:szCs w:val="24"/>
+        </w:rPr>
+        <w:t>.</w:t>
+      </w:r>
+      <w:r>
+        <w:rPr>
+          <w:rFonts w:ascii="Times New Roman" w:hAnsi="Times New Roman" w:cs="Times New Roman"/>
+          <w:b/>
+          <w:bCs/>
+          <w:sz w:val="24"/>
+          <w:szCs w:val="24"/>
+          <w:lang w:val="en-US"/>
+        </w:rPr>
+        <w:t>number</w:t>
+      </w:r>
+      <w:r>
+        <w:rPr>
+          <w:rFonts w:ascii="Times New Roman" w:hAnsi="Times New Roman" w:cs="Times New Roman"/>
+          <w:b/>
+          <w:bCs/>
+          <w:sz w:val="24"/>
+          <w:szCs w:val="24"/>
+        </w:rPr>
+        <w:t xml:space="preserve">}}.1 </w:t>
+      </w:r>
+      <w:r>
+        <w:rPr>
+          <w:rFonts w:ascii="Times New Roman" w:hAnsi="Times New Roman" w:cs="Times New Roman"/>
+          <w:b/>
+          <w:bCs/>
+          <w:sz w:val="24"/>
+          <w:szCs w:val="24"/>
+        </w:rPr>
+        <w:t>Описание</w:t>
+      </w:r>
+      <w:r>
+        <w:rPr>
+          <w:rFonts w:ascii="Times New Roman" w:hAnsi="Times New Roman" w:cs="Times New Roman"/>
+          <w:b/>
+          <w:bCs/>
+          <w:sz w:val="24"/>
+          <w:szCs w:val="24"/>
+        </w:rPr>
+        <w:t xml:space="preserve"> </w:t>
+      </w:r>
+      <w:r>
+        <w:rPr>
+          <w:rFonts w:ascii="Times New Roman" w:hAnsi="Times New Roman" w:cs="Times New Roman"/>
+          <w:b/>
+          <w:bCs/>
+          <w:sz w:val="24"/>
+          <w:szCs w:val="24"/>
+        </w:rPr>
+        <w:t>процедуры</w:t>
+      </w:r>
+    </w:p>
+    <w:p>
+      <w:pPr>
+        <w:spacing w:line="360" w:lineRule="auto"/>
+        <w:rPr>
+          <w:rFonts w:ascii="Times New Roman" w:eastAsia="Times New Roman" w:hAnsi="Times New Roman" w:cs="Times New Roman"/>
+          <w:i/>
+          <w:sz w:val="24"/>
+          <w:szCs w:val="24"/>
+          <w:lang w:eastAsia="ru-RU"/>
+        </w:rPr>
+      </w:pPr>
+      <w:r>
+        <w:rPr>
+          <w:rFonts w:ascii="Times New Roman" w:eastAsia="Times New Roman" w:hAnsi="Times New Roman" w:cs="Times New Roman"/>
+          <w:b/>
+          <w:sz w:val="24"/>
+          <w:szCs w:val="24"/>
+          <w:lang w:eastAsia="ru-RU"/>
+        </w:rPr>
+        <w:t xml:space="preserve">Зачет проводится в форме </w:t>
+      </w:r>
+      <w:proofErr w:type="gramStart"/>
+      <w:r>
+        <w:rPr>
+          <w:rFonts w:ascii="Times New Roman" w:eastAsia="Times New Roman" w:hAnsi="Times New Roman" w:cs="Times New Roman"/>
+          <w:b/>
+          <w:sz w:val="24"/>
+          <w:szCs w:val="24"/>
+          <w:lang w:eastAsia="ru-RU"/>
+        </w:rPr>
+        <w:t xml:space="preserve">{{ </w:t>
+      </w:r>
+      <w:proofErr w:type="spellStart"/>
+      <w:r>
+        <w:rPr>
+          <w:rFonts w:ascii="Times New Roman" w:eastAsia="Times New Roman" w:hAnsi="Times New Roman" w:cs="Times New Roman"/>
+          <w:b/>
+          <w:sz w:val="24"/>
+          <w:szCs w:val="24"/>
+          <w:lang w:val="en-US" w:eastAsia="ru-RU"/>
+        </w:rPr>
+        <w:t>i</w:t>
+      </w:r>
+      <w:proofErr w:type="spellEnd"/>
+      <w:r>
+        <w:rPr>
+          <w:rFonts w:ascii="Times New Roman" w:eastAsia="Times New Roman" w:hAnsi="Times New Roman" w:cs="Times New Roman"/>
+          <w:b/>
+          <w:sz w:val="24"/>
+          <w:szCs w:val="24"/>
+          <w:lang w:eastAsia="ru-RU"/>
+        </w:rPr>
+        <w:t>.</w:t>
+      </w:r>
+      <w:r>
+        <w:rPr>
+          <w:rFonts w:ascii="Times New Roman" w:eastAsia="Times New Roman" w:hAnsi="Times New Roman" w:cs="Times New Roman"/>
+          <w:b/>
+          <w:sz w:val="24"/>
+          <w:szCs w:val="24"/>
+          <w:lang w:val="en-US" w:eastAsia="ru-RU"/>
+        </w:rPr>
+        <w:t>form</w:t>
+      </w:r>
+      <w:proofErr w:type="gramEnd"/>
+      <w:r>
+        <w:rPr>
+          <w:rFonts w:ascii="Times New Roman" w:eastAsia="Times New Roman" w:hAnsi="Times New Roman" w:cs="Times New Roman"/>
+          <w:b/>
+          <w:sz w:val="24"/>
+          <w:szCs w:val="24"/>
+          <w:lang w:eastAsia="ru-RU"/>
+        </w:rPr>
+        <w:t xml:space="preserve"> }}</w:t>
+      </w:r>
+      <w:r>
+        <w:rPr>
+          <w:rFonts w:ascii="Times New Roman" w:eastAsia="Times New Roman" w:hAnsi="Times New Roman" w:cs="Times New Roman"/>
+          <w:i/>
+          <w:sz w:val="24"/>
+          <w:szCs w:val="24"/>
+          <w:lang w:eastAsia="ru-RU"/>
+        </w:rPr>
+        <w:t>.</w:t>
+      </w:r>
+    </w:p>
+    <w:p>
+      <w:pPr>
+        <w:spacing w:line="360" w:lineRule="auto"/>
+        <w:rPr>
+          <w:rFonts w:ascii="Times New Roman" w:hAnsi="Times New Roman" w:cs="Times New Roman"/>
+          <w:iCs/>
+          <w:sz w:val="24"/>
+          <w:szCs w:val="28"/>
+        </w:rPr>
+      </w:pPr>
+      <w:proofErr w:type="gramStart"/>
+      <w:r>
+        <w:rPr>
+          <w:rFonts w:ascii="Times New Roman" w:hAnsi="Times New Roman" w:cs="Times New Roman"/>
+          <w:iCs/>
+          <w:sz w:val="24"/>
+          <w:szCs w:val="28"/>
+        </w:rPr>
+        <w:t xml:space="preserve">{{ </w:t>
+      </w:r>
+      <w:proofErr w:type="spellStart"/>
+      <w:r>
+        <w:rPr>
+          <w:rFonts w:ascii="Times New Roman" w:hAnsi="Times New Roman" w:cs="Times New Roman"/>
+          <w:iCs/>
+          <w:sz w:val="24"/>
+          <w:szCs w:val="28"/>
+          <w:lang w:val="en-US"/>
+        </w:rPr>
+        <w:t>i</w:t>
+      </w:r>
+      <w:proofErr w:type="spellEnd"/>
+      <w:r>
+        <w:rPr>
+          <w:rFonts w:ascii="Times New Roman" w:hAnsi="Times New Roman" w:cs="Times New Roman"/>
+          <w:iCs/>
+          <w:sz w:val="24"/>
+          <w:szCs w:val="28"/>
+        </w:rPr>
+        <w:t>.</w:t>
+      </w:r>
+      <w:proofErr w:type="spellStart"/>
+      <w:r>
+        <w:rPr>
+          <w:rFonts w:ascii="Times New Roman" w:hAnsi="Times New Roman" w:cs="Times New Roman"/>
+          <w:iCs/>
+          <w:sz w:val="24"/>
+          <w:szCs w:val="28"/>
+          <w:lang w:val="en-US"/>
+        </w:rPr>
+        <w:t>formabout</w:t>
+      </w:r>
+      <w:proofErr w:type="spellEnd"/>
+      <w:proofErr w:type="gramEnd"/>
+      <w:r>
+        <w:rPr>
+          <w:rFonts w:ascii="Times New Roman" w:hAnsi="Times New Roman" w:cs="Times New Roman"/>
+          <w:iCs/>
+          <w:sz w:val="24"/>
+          <w:szCs w:val="28"/>
+        </w:rPr>
+        <w:t xml:space="preserve"> }}</w:t>
+      </w:r>
+    </w:p>
+    <w:p>
+      <w:pPr>
         <w:spacing w:before="200" w:after="200" w:line="240" w:lineRule="auto"/>
         <w:jc w:val="both"/>
         <w:rPr>
@@ -5862,266 +6498,107 @@
           <w:bCs/>
           <w:sz w:val="24"/>
           <w:szCs w:val="24"/>
-          <w:lang w:val="en-US"/>
-        </w:rPr>
-      </w:pPr>
-      <w:r>
-        <w:rPr>
-          <w:rFonts w:ascii="Times New Roman" w:hAnsi="Times New Roman" w:cs="Times New Roman"/>
-          <w:b/>
-          <w:bCs/>
-          <w:sz w:val="24"/>
-          <w:szCs w:val="24"/>
-          <w:lang w:val="en-US"/>
-        </w:rPr>
-        <w:lastRenderedPageBreak/>
-        <w:t xml:space="preserve">{% </w:t>
-      </w:r>
-      <w:r>
-        <w:rPr>
-          <w:rFonts w:ascii="Times New Roman" w:hAnsi="Times New Roman" w:cs="Times New Roman"/>
-          <w:b/>
-          <w:bCs/>
-          <w:sz w:val="24"/>
-          <w:szCs w:val="24"/>
-          <w:lang w:val="en-US"/>
-        </w:rPr>
-        <w:t>for</w:t>
-      </w:r>
-      <w:r>
-        <w:rPr>
-          <w:rFonts w:ascii="Times New Roman" w:hAnsi="Times New Roman" w:cs="Times New Roman"/>
-          <w:b/>
-          <w:bCs/>
-          <w:sz w:val="24"/>
-          <w:szCs w:val="24"/>
-          <w:lang w:val="en-US"/>
+        </w:rPr>
+      </w:pPr>
+      <w:proofErr w:type="gramStart"/>
+      <w:r>
+        <w:rPr>
+          <w:rFonts w:ascii="Times New Roman" w:hAnsi="Times New Roman" w:cs="Times New Roman"/>
+          <w:b/>
+          <w:bCs/>
+          <w:sz w:val="24"/>
+          <w:szCs w:val="24"/>
+        </w:rPr>
+        <w:t>6.2.2.{</w:t>
+      </w:r>
+      <w:proofErr w:type="gramEnd"/>
+      <w:r>
+        <w:rPr>
+          <w:rFonts w:ascii="Times New Roman" w:hAnsi="Times New Roman" w:cs="Times New Roman"/>
+          <w:b/>
+          <w:bCs/>
+          <w:sz w:val="24"/>
+          <w:szCs w:val="24"/>
+        </w:rPr>
+        <w:t>{</w:t>
+      </w:r>
+      <w:proofErr w:type="spellStart"/>
+      <w:r>
+        <w:rPr>
+          <w:rFonts w:ascii="Times New Roman" w:hAnsi="Times New Roman" w:cs="Times New Roman"/>
+          <w:b/>
+          <w:bCs/>
+          <w:sz w:val="24"/>
+          <w:szCs w:val="24"/>
+          <w:lang w:val="en-US"/>
+        </w:rPr>
+        <w:t>i</w:t>
+      </w:r>
+      <w:proofErr w:type="spellEnd"/>
+      <w:r>
+        <w:rPr>
+          <w:rFonts w:ascii="Times New Roman" w:hAnsi="Times New Roman" w:cs="Times New Roman"/>
+          <w:b/>
+          <w:bCs/>
+          <w:sz w:val="24"/>
+          <w:szCs w:val="24"/>
+        </w:rPr>
+        <w:t>.</w:t>
+      </w:r>
+      <w:r>
+        <w:rPr>
+          <w:rFonts w:ascii="Times New Roman" w:hAnsi="Times New Roman" w:cs="Times New Roman"/>
+          <w:b/>
+          <w:bCs/>
+          <w:sz w:val="24"/>
+          <w:szCs w:val="24"/>
+          <w:lang w:val="en-US"/>
+        </w:rPr>
+        <w:t>number</w:t>
+      </w:r>
+      <w:r>
+        <w:rPr>
+          <w:rFonts w:ascii="Times New Roman" w:hAnsi="Times New Roman" w:cs="Times New Roman"/>
+          <w:b/>
+          <w:bCs/>
+          <w:sz w:val="24"/>
+          <w:szCs w:val="24"/>
+        </w:rPr>
+        <w:t xml:space="preserve">}}.2 </w:t>
+      </w:r>
+      <w:r>
+        <w:rPr>
+          <w:rFonts w:ascii="Times New Roman" w:hAnsi="Times New Roman" w:cs="Times New Roman"/>
+          <w:b/>
+          <w:bCs/>
+          <w:sz w:val="24"/>
+          <w:szCs w:val="24"/>
+        </w:rPr>
+        <w:t>Критерии</w:t>
+      </w:r>
+      <w:r>
+        <w:rPr>
+          <w:rFonts w:ascii="Times New Roman" w:hAnsi="Times New Roman" w:cs="Times New Roman"/>
+          <w:b/>
+          <w:bCs/>
+          <w:sz w:val="24"/>
+          <w:szCs w:val="24"/>
         </w:rPr>
         <w:t xml:space="preserve"> </w:t>
       </w:r>
-      <w:proofErr w:type="spellStart"/>
-      <w:r>
-        <w:rPr>
-          <w:rFonts w:ascii="Times New Roman" w:hAnsi="Times New Roman" w:cs="Times New Roman"/>
-          <w:b/>
-          <w:bCs/>
-          <w:sz w:val="24"/>
-          <w:szCs w:val="24"/>
-          <w:lang w:val="en-US"/>
-        </w:rPr>
-        <w:t>i</w:t>
-      </w:r>
-      <w:proofErr w:type="spellEnd"/>
-      <w:r>
-        <w:rPr>
-          <w:rFonts w:ascii="Times New Roman" w:hAnsi="Times New Roman" w:cs="Times New Roman"/>
-          <w:b/>
-          <w:bCs/>
-          <w:sz w:val="24"/>
-          <w:szCs w:val="24"/>
-          <w:lang w:val="en-US"/>
-        </w:rPr>
-        <w:t xml:space="preserve"> </w:t>
-      </w:r>
-      <w:r>
-        <w:rPr>
-          <w:rFonts w:ascii="Times New Roman" w:hAnsi="Times New Roman" w:cs="Times New Roman"/>
-          <w:b/>
-          <w:bCs/>
-          <w:sz w:val="24"/>
-          <w:szCs w:val="24"/>
-          <w:lang w:val="en-US"/>
-        </w:rPr>
-        <w:t>in</w:t>
-      </w:r>
-      <w:r>
-        <w:rPr>
-          <w:rFonts w:ascii="Times New Roman" w:hAnsi="Times New Roman" w:cs="Times New Roman"/>
-          <w:b/>
-          <w:bCs/>
-          <w:sz w:val="24"/>
-          <w:szCs w:val="24"/>
-          <w:lang w:val="en-US"/>
-        </w:rPr>
-        <w:t xml:space="preserve"> </w:t>
-      </w:r>
-      <w:r>
-        <w:rPr>
-          <w:rFonts w:ascii="Times New Roman" w:hAnsi="Times New Roman" w:cs="Times New Roman"/>
-          <w:b/>
-          <w:bCs/>
-          <w:sz w:val="24"/>
-          <w:szCs w:val="24"/>
-          <w:lang w:val="en-US"/>
-        </w:rPr>
-        <w:t>tat</w:t>
-      </w:r>
-      <w:r>
-        <w:rPr>
-          <w:rFonts w:ascii="Times New Roman" w:hAnsi="Times New Roman" w:cs="Times New Roman"/>
-          <w:b/>
-          <w:bCs/>
-          <w:sz w:val="24"/>
-          <w:szCs w:val="24"/>
-          <w:lang w:val="en-US"/>
-        </w:rPr>
-        <w:t xml:space="preserve"> %}</w:t>
+      <w:r>
+        <w:rPr>
+          <w:rFonts w:ascii="Times New Roman" w:hAnsi="Times New Roman" w:cs="Times New Roman"/>
+          <w:b/>
+          <w:bCs/>
+          <w:sz w:val="24"/>
+          <w:szCs w:val="24"/>
+        </w:rPr>
+        <w:t>оценивания</w:t>
       </w:r>
     </w:p>
     <w:p>
       <w:pPr>
-        <w:spacing w:line="360" w:lineRule="auto"/>
-        <w:rPr>
-          <w:rFonts w:ascii="Times New Roman" w:eastAsia="Times New Roman" w:hAnsi="Times New Roman" w:cs="Times New Roman"/>
-          <w:bCs/>
-          <w:i/>
-          <w:sz w:val="24"/>
-          <w:szCs w:val="24"/>
-        </w:rPr>
-      </w:pPr>
-      <w:r>
-        <w:rPr>
-          <w:rFonts w:ascii="Times New Roman" w:eastAsia="Times New Roman" w:hAnsi="Times New Roman" w:cs="Times New Roman"/>
-          <w:b/>
-          <w:sz w:val="24"/>
-          <w:szCs w:val="24"/>
-        </w:rPr>
-        <w:t xml:space="preserve">Промежуточная аттестация – </w:t>
-      </w:r>
-      <w:proofErr w:type="gramStart"/>
-      <w:r>
-        <w:rPr>
-          <w:rFonts w:ascii="Times New Roman" w:eastAsia="Times New Roman" w:hAnsi="Times New Roman" w:cs="Times New Roman"/>
-          <w:bCs/>
-          <w:sz w:val="24"/>
-          <w:szCs w:val="24"/>
-        </w:rPr>
-        <w:t xml:space="preserve">{{ </w:t>
-      </w:r>
-      <w:proofErr w:type="spellStart"/>
-      <w:r>
-        <w:rPr>
-          <w:rFonts w:ascii="Times New Roman" w:eastAsia="Times New Roman" w:hAnsi="Times New Roman" w:cs="Times New Roman"/>
-          <w:bCs/>
-          <w:sz w:val="24"/>
-          <w:szCs w:val="24"/>
-          <w:lang w:val="en-US"/>
-        </w:rPr>
-        <w:t>i</w:t>
-      </w:r>
-      <w:proofErr w:type="spellEnd"/>
-      <w:r>
-        <w:rPr>
-          <w:rFonts w:ascii="Times New Roman" w:eastAsia="Times New Roman" w:hAnsi="Times New Roman" w:cs="Times New Roman"/>
-          <w:bCs/>
-          <w:sz w:val="24"/>
-          <w:szCs w:val="24"/>
-        </w:rPr>
-        <w:t>.</w:t>
-      </w:r>
-      <w:r>
-        <w:rPr>
-          <w:rFonts w:ascii="Times New Roman" w:eastAsia="Times New Roman" w:hAnsi="Times New Roman" w:cs="Times New Roman"/>
-          <w:bCs/>
-          <w:sz w:val="24"/>
-          <w:szCs w:val="24"/>
-          <w:lang w:val="en-US"/>
-        </w:rPr>
-        <w:t>title</w:t>
-      </w:r>
-      <w:proofErr w:type="gramEnd"/>
-      <w:r>
-        <w:rPr>
-          <w:rFonts w:ascii="Times New Roman" w:eastAsia="Times New Roman" w:hAnsi="Times New Roman" w:cs="Times New Roman"/>
-          <w:bCs/>
-          <w:sz w:val="24"/>
-          <w:szCs w:val="24"/>
-        </w:rPr>
-        <w:t xml:space="preserve"> }}</w:t>
-      </w:r>
-    </w:p>
-    <w:p>
-      <w:pPr>
-        <w:spacing w:line="360" w:lineRule="auto"/>
-        <w:rPr>
-          <w:rFonts w:ascii="Times New Roman" w:eastAsia="Times New Roman" w:hAnsi="Times New Roman" w:cs="Times New Roman"/>
-          <w:iCs/>
-          <w:sz w:val="24"/>
-          <w:szCs w:val="24"/>
-        </w:rPr>
-      </w:pPr>
-      <w:r>
-        <w:rPr>
-          <w:rFonts w:ascii="Times New Roman" w:eastAsia="Times New Roman" w:hAnsi="Times New Roman" w:cs="Times New Roman"/>
-          <w:b/>
-          <w:sz w:val="24"/>
-          <w:szCs w:val="24"/>
-        </w:rPr>
-        <w:t>Типовые оценочные средства:</w:t>
-      </w:r>
-      <w:r>
-        <w:rPr>
-          <w:rFonts w:ascii="Times New Roman" w:eastAsia="Times New Roman" w:hAnsi="Times New Roman" w:cs="Times New Roman"/>
-          <w:i/>
-          <w:sz w:val="24"/>
-          <w:szCs w:val="24"/>
-        </w:rPr>
-        <w:t xml:space="preserve"> </w:t>
-      </w:r>
-      <w:proofErr w:type="gramStart"/>
-      <w:r>
-        <w:rPr>
-          <w:rFonts w:ascii="Times New Roman" w:eastAsia="Times New Roman" w:hAnsi="Times New Roman" w:cs="Times New Roman"/>
-          <w:iCs/>
-          <w:sz w:val="24"/>
-          <w:szCs w:val="24"/>
-        </w:rPr>
-        <w:t xml:space="preserve">{{ </w:t>
-      </w:r>
-      <w:proofErr w:type="spellStart"/>
-      <w:r>
-        <w:rPr>
-          <w:rFonts w:ascii="Times New Roman" w:eastAsia="Times New Roman" w:hAnsi="Times New Roman" w:cs="Times New Roman"/>
-          <w:iCs/>
-          <w:sz w:val="24"/>
-          <w:szCs w:val="24"/>
-          <w:lang w:val="en-US"/>
-        </w:rPr>
-        <w:t>i</w:t>
-      </w:r>
-      <w:proofErr w:type="spellEnd"/>
-      <w:r>
-        <w:rPr>
-          <w:rFonts w:ascii="Times New Roman" w:eastAsia="Times New Roman" w:hAnsi="Times New Roman" w:cs="Times New Roman"/>
-          <w:iCs/>
-          <w:sz w:val="24"/>
-          <w:szCs w:val="24"/>
-        </w:rPr>
-        <w:t>.</w:t>
-      </w:r>
-      <w:r>
-        <w:rPr>
-          <w:rFonts w:ascii="Times New Roman" w:eastAsia="Times New Roman" w:hAnsi="Times New Roman" w:cs="Times New Roman"/>
-          <w:iCs/>
-          <w:sz w:val="24"/>
-          <w:szCs w:val="24"/>
-          <w:lang w:val="en-US"/>
-        </w:rPr>
-        <w:t>tat</w:t>
-      </w:r>
-      <w:proofErr w:type="gramEnd"/>
-      <w:r>
-        <w:rPr>
-          <w:rFonts w:ascii="Times New Roman" w:eastAsia="Times New Roman" w:hAnsi="Times New Roman" w:cs="Times New Roman"/>
-          <w:iCs/>
-          <w:sz w:val="24"/>
-          <w:szCs w:val="24"/>
-        </w:rPr>
-        <w:t xml:space="preserve"> }}</w:t>
-      </w:r>
-    </w:p>
-    <w:p>
-      <w:pPr>
         <w:spacing w:before="200" w:after="200"/>
         <w:rPr>
           <w:rFonts w:ascii="Times New Roman" w:hAnsi="Times New Roman" w:cs="Times New Roman"/>
@@ -6132,210 +6609,10 @@
       <w:r>
         <w:rPr>
           <w:rFonts w:ascii="Times New Roman" w:hAnsi="Times New Roman" w:cs="Times New Roman"/>
-          <w:b/>
-          <w:bCs/>
           <w:sz w:val="24"/>
           <w:szCs w:val="28"/>
         </w:rPr>
-        <w:t>6.2.3 Описание процедуры зачета</w:t>
-      </w:r>
-    </w:p>
-    <w:p>
-      <w:pPr>
-        <w:spacing w:line="360" w:lineRule="auto"/>
-        <w:rPr>
-          <w:rFonts w:ascii="Times New Roman" w:eastAsia="Times New Roman" w:hAnsi="Times New Roman" w:cs="Times New Roman"/>
-          <w:i/>
-          <w:sz w:val="24"/>
-          <w:szCs w:val="24"/>
-          <w:lang w:eastAsia="ru-RU"/>
-        </w:rPr>
-      </w:pPr>
-      <w:r>
-        <w:rPr>
-          <w:rFonts w:ascii="Times New Roman" w:eastAsia="Times New Roman" w:hAnsi="Times New Roman" w:cs="Times New Roman"/>
-          <w:b/>
-          <w:sz w:val="24"/>
-          <w:szCs w:val="24"/>
-          <w:lang w:eastAsia="ru-RU"/>
-        </w:rPr>
-        <w:t xml:space="preserve">Зачет проводится в форме </w:t>
-      </w:r>
-      <w:proofErr w:type="gramStart"/>
-      <w:r>
-        <w:rPr>
-          <w:rFonts w:ascii="Times New Roman" w:eastAsia="Times New Roman" w:hAnsi="Times New Roman" w:cs="Times New Roman"/>
-          <w:b/>
-          <w:sz w:val="24"/>
-          <w:szCs w:val="24"/>
-          <w:lang w:eastAsia="ru-RU"/>
-        </w:rPr>
-        <w:t xml:space="preserve">{{ </w:t>
-      </w:r>
-      <w:proofErr w:type="spellStart"/>
-      <w:r>
-        <w:rPr>
-          <w:rFonts w:ascii="Times New Roman" w:eastAsia="Times New Roman" w:hAnsi="Times New Roman" w:cs="Times New Roman"/>
-          <w:b/>
-          <w:sz w:val="24"/>
-          <w:szCs w:val="24"/>
-          <w:lang w:val="en-US" w:eastAsia="ru-RU"/>
-        </w:rPr>
-        <w:t>i</w:t>
-      </w:r>
-      <w:proofErr w:type="spellEnd"/>
-      <w:r>
-        <w:rPr>
-          <w:rFonts w:ascii="Times New Roman" w:eastAsia="Times New Roman" w:hAnsi="Times New Roman" w:cs="Times New Roman"/>
-          <w:b/>
-          <w:sz w:val="24"/>
-          <w:szCs w:val="24"/>
-          <w:lang w:eastAsia="ru-RU"/>
-        </w:rPr>
-        <w:t>.</w:t>
-      </w:r>
-      <w:r>
-        <w:rPr>
-          <w:rFonts w:ascii="Times New Roman" w:eastAsia="Times New Roman" w:hAnsi="Times New Roman" w:cs="Times New Roman"/>
-          <w:b/>
-          <w:sz w:val="24"/>
-          <w:szCs w:val="24"/>
-          <w:lang w:val="en-US" w:eastAsia="ru-RU"/>
-        </w:rPr>
-        <w:t>form</w:t>
-      </w:r>
-      <w:proofErr w:type="gramEnd"/>
-      <w:r>
-        <w:rPr>
-          <w:rFonts w:ascii="Times New Roman" w:eastAsia="Times New Roman" w:hAnsi="Times New Roman" w:cs="Times New Roman"/>
-          <w:b/>
-          <w:sz w:val="24"/>
-          <w:szCs w:val="24"/>
-          <w:lang w:eastAsia="ru-RU"/>
-        </w:rPr>
-        <w:t xml:space="preserve"> }}</w:t>
-      </w:r>
-      <w:r>
-        <w:rPr>
-          <w:rFonts w:ascii="Times New Roman" w:eastAsia="Times New Roman" w:hAnsi="Times New Roman" w:cs="Times New Roman"/>
-          <w:i/>
-          <w:sz w:val="24"/>
-          <w:szCs w:val="24"/>
-          <w:lang w:eastAsia="ru-RU"/>
-        </w:rPr>
-        <w:t>.</w:t>
-      </w:r>
-    </w:p>
-    <w:p>
-      <w:pPr>
-        <w:spacing w:line="360" w:lineRule="auto"/>
-        <w:rPr>
-          <w:rFonts w:ascii="Times New Roman" w:hAnsi="Times New Roman" w:cs="Times New Roman"/>
-          <w:iCs/>
-          <w:sz w:val="24"/>
-          <w:szCs w:val="28"/>
-        </w:rPr>
-      </w:pPr>
-      <w:proofErr w:type="gramStart"/>
-      <w:r>
-        <w:rPr>
-          <w:rFonts w:ascii="Times New Roman" w:hAnsi="Times New Roman" w:cs="Times New Roman"/>
-          <w:iCs/>
-          <w:sz w:val="24"/>
-          <w:szCs w:val="28"/>
-        </w:rPr>
-        <w:t xml:space="preserve">{{ </w:t>
-      </w:r>
-      <w:proofErr w:type="spellStart"/>
-      <w:r>
-        <w:rPr>
-          <w:rFonts w:ascii="Times New Roman" w:hAnsi="Times New Roman" w:cs="Times New Roman"/>
-          <w:iCs/>
-          <w:sz w:val="24"/>
-          <w:szCs w:val="28"/>
-          <w:lang w:val="en-US"/>
-        </w:rPr>
-        <w:t>i</w:t>
-      </w:r>
-      <w:proofErr w:type="spellEnd"/>
-      <w:r>
-        <w:rPr>
-          <w:rFonts w:ascii="Times New Roman" w:hAnsi="Times New Roman" w:cs="Times New Roman"/>
-          <w:iCs/>
-          <w:sz w:val="24"/>
-          <w:szCs w:val="28"/>
-        </w:rPr>
-        <w:t>.</w:t>
-      </w:r>
-      <w:proofErr w:type="spellStart"/>
-      <w:r>
-        <w:rPr>
-          <w:rFonts w:ascii="Times New Roman" w:hAnsi="Times New Roman" w:cs="Times New Roman"/>
-          <w:iCs/>
-          <w:sz w:val="24"/>
-          <w:szCs w:val="28"/>
-          <w:lang w:val="en-US"/>
-        </w:rPr>
-        <w:t>formabout</w:t>
-      </w:r>
-      <w:proofErr w:type="spellEnd"/>
-      <w:proofErr w:type="gramEnd"/>
-      <w:r>
-        <w:rPr>
-          <w:rFonts w:ascii="Times New Roman" w:hAnsi="Times New Roman" w:cs="Times New Roman"/>
-          <w:iCs/>
-          <w:sz w:val="24"/>
-          <w:szCs w:val="28"/>
-        </w:rPr>
-        <w:t xml:space="preserve"> }}</w:t>
-      </w:r>
-    </w:p>
-    <w:p>
-      <w:pPr>
-        <w:spacing w:before="200" w:after="200"/>
-        <w:rPr>
-          <w:rFonts w:ascii="Times New Roman" w:hAnsi="Times New Roman" w:cs="Times New Roman"/>
-          <w:b/>
-          <w:bCs/>
-          <w:sz w:val="24"/>
-          <w:szCs w:val="28"/>
-        </w:rPr>
-      </w:pPr>
-      <w:r>
-        <w:rPr>
-          <w:rFonts w:ascii="Times New Roman" w:hAnsi="Times New Roman" w:cs="Times New Roman"/>
-          <w:b/>
-          <w:bCs/>
-          <w:sz w:val="24"/>
-          <w:szCs w:val="28"/>
-        </w:rPr>
-        <w:t>6.2.4 Критерии оценивания</w:t>
-      </w:r>
-    </w:p>
-    <w:p>
-      <w:pPr>
-        <w:spacing w:before="200" w:after="200"/>
-        <w:rPr>
-          <w:rFonts w:ascii="Times New Roman" w:hAnsi="Times New Roman" w:cs="Times New Roman"/>
-          <w:sz w:val="24"/>
-          <w:szCs w:val="28"/>
-        </w:rPr>
-      </w:pPr>
-      <w:r>
-        <w:rPr>
-          <w:rFonts w:ascii="Times New Roman" w:hAnsi="Times New Roman" w:cs="Times New Roman"/>
-          <w:sz w:val="24"/>
-          <w:szCs w:val="28"/>
-        </w:rPr>
-        <w:t>{%</w:t>
-      </w:r>
-      <w:r>
-        <w:rPr>
-          <w:rFonts w:ascii="Times New Roman" w:hAnsi="Times New Roman" w:cs="Times New Roman"/>
-          <w:sz w:val="24"/>
-          <w:szCs w:val="28"/>
-        </w:rPr>
-        <w:t>-</w:t>
+        <w:t>{%-</w:t>
       </w:r>
       <w:r>
         <w:rPr>
@@ -7059,156 +7336,102 @@
     </w:p>
     <w:p>
       <w:pPr>
-        <w:spacing w:before="200" w:after="200"/>
-        <w:rPr>
-          <w:rFonts w:ascii="Times New Roman" w:hAnsi="Times New Roman" w:cs="Times New Roman"/>
-          <w:b/>
-          <w:bCs/>
-          <w:sz w:val="24"/>
-          <w:szCs w:val="24"/>
-          <w:lang w:val="en-US"/>
-        </w:rPr>
-      </w:pPr>
-      <w:r>
-        <w:rPr>
-          <w:rFonts w:ascii="Times New Roman" w:hAnsi="Times New Roman" w:cs="Times New Roman"/>
-          <w:b/>
-          <w:bCs/>
-          <w:sz w:val="24"/>
-          <w:szCs w:val="24"/>
-          <w:lang w:val="en-US"/>
-        </w:rPr>
-        <w:t xml:space="preserve">7 </w:t>
-      </w:r>
-      <w:r>
-        <w:rPr>
-          <w:rFonts w:ascii="Times New Roman" w:hAnsi="Times New Roman" w:cs="Times New Roman"/>
-          <w:b/>
-          <w:bCs/>
-          <w:sz w:val="24"/>
-          <w:szCs w:val="24"/>
-        </w:rPr>
-        <w:t>Основная</w:t>
-      </w:r>
-      <w:r>
-        <w:rPr>
-          <w:rFonts w:ascii="Times New Roman" w:hAnsi="Times New Roman" w:cs="Times New Roman"/>
-          <w:b/>
-          <w:bCs/>
-          <w:sz w:val="24"/>
-          <w:szCs w:val="24"/>
-          <w:lang w:val="en-US"/>
-        </w:rPr>
-        <w:t xml:space="preserve"> </w:t>
-      </w:r>
-      <w:r>
-        <w:rPr>
-          <w:rFonts w:ascii="Times New Roman" w:hAnsi="Times New Roman" w:cs="Times New Roman"/>
-          <w:b/>
-          <w:bCs/>
-          <w:sz w:val="24"/>
-          <w:szCs w:val="24"/>
-        </w:rPr>
-        <w:t>учебная</w:t>
-      </w:r>
-      <w:r>
-        <w:rPr>
-          <w:rFonts w:ascii="Times New Roman" w:hAnsi="Times New Roman" w:cs="Times New Roman"/>
-          <w:b/>
-          <w:bCs/>
-          <w:sz w:val="24"/>
-          <w:szCs w:val="24"/>
-          <w:lang w:val="en-US"/>
-        </w:rPr>
-        <w:t xml:space="preserve"> </w:t>
-      </w:r>
-      <w:r>
-        <w:rPr>
-          <w:rFonts w:ascii="Times New Roman" w:hAnsi="Times New Roman" w:cs="Times New Roman"/>
-          <w:b/>
-          <w:bCs/>
-          <w:sz w:val="24"/>
-          <w:szCs w:val="24"/>
-        </w:rPr>
-        <w:t>литература</w:t>
+        <w:rPr>
+          <w:rFonts w:ascii="Times New Roman" w:hAnsi="Times New Roman" w:cs="Times New Roman"/>
+          <w:b/>
+          <w:bCs/>
+          <w:sz w:val="24"/>
+          <w:szCs w:val="24"/>
+          <w:lang w:val="en-US"/>
+        </w:rPr>
+      </w:pPr>
+      <w:r>
+        <w:rPr>
+          <w:rFonts w:ascii="Times New Roman" w:hAnsi="Times New Roman" w:cs="Times New Roman"/>
+          <w:b/>
+          <w:bCs/>
+          <w:sz w:val="24"/>
+          <w:szCs w:val="24"/>
+          <w:lang w:val="en-US"/>
+        </w:rPr>
+        <w:br w:type="page"/>
       </w:r>
     </w:p>
     <w:p>
       <w:pPr>
-        <w:spacing w:before="200" w:after="200" w:line="240" w:lineRule="auto"/>
-        <w:rPr>
-          <w:rFonts w:ascii="Times New Roman" w:hAnsi="Times New Roman" w:cs="Times New Roman"/>
-          <w:sz w:val="24"/>
-          <w:szCs w:val="24"/>
-          <w:lang w:val="en-US"/>
-        </w:rPr>
-      </w:pPr>
-      <w:r>
-        <w:rPr>
-          <w:rFonts w:ascii="Times New Roman" w:hAnsi="Times New Roman" w:cs="Times New Roman"/>
-          <w:sz w:val="24"/>
-          <w:szCs w:val="24"/>
-          <w:lang w:val="en-US"/>
-        </w:rPr>
-        <w:t>{%</w:t>
-      </w:r>
-      <w:r>
-        <w:rPr>
-          <w:rFonts w:ascii="Times New Roman" w:hAnsi="Times New Roman" w:cs="Times New Roman"/>
-          <w:sz w:val="24"/>
-          <w:szCs w:val="24"/>
-          <w:lang w:val="en-US"/>
-        </w:rPr>
-        <w:t>-</w:t>
-      </w:r>
-      <w:r>
-        <w:rPr>
-          <w:rFonts w:ascii="Times New Roman" w:hAnsi="Times New Roman" w:cs="Times New Roman"/>
-          <w:sz w:val="24"/>
-          <w:szCs w:val="24"/>
-          <w:lang w:val="en-US"/>
-        </w:rPr>
-        <w:t xml:space="preserve"> for </w:t>
-      </w:r>
-      <w:proofErr w:type="spellStart"/>
-      <w:r>
-        <w:rPr>
-          <w:rFonts w:ascii="Times New Roman" w:hAnsi="Times New Roman" w:cs="Times New Roman"/>
-          <w:sz w:val="24"/>
-          <w:szCs w:val="24"/>
-          <w:lang w:val="en-US"/>
-        </w:rPr>
-        <w:t>i</w:t>
-      </w:r>
-      <w:proofErr w:type="spellEnd"/>
-      <w:r>
-        <w:rPr>
-          <w:rFonts w:ascii="Times New Roman" w:hAnsi="Times New Roman" w:cs="Times New Roman"/>
-          <w:sz w:val="24"/>
-          <w:szCs w:val="24"/>
-          <w:lang w:val="en-US"/>
-        </w:rPr>
-        <w:t xml:space="preserve"> in </w:t>
-      </w:r>
-      <w:proofErr w:type="spellStart"/>
-      <w:r>
-        <w:rPr>
-          <w:rFonts w:ascii="Times New Roman" w:hAnsi="Times New Roman" w:cs="Times New Roman"/>
-          <w:sz w:val="24"/>
-          <w:szCs w:val="24"/>
-          <w:lang w:val="en-US"/>
-        </w:rPr>
-        <w:t>main_library</w:t>
-      </w:r>
-      <w:proofErr w:type="spellEnd"/>
-      <w:r>
-        <w:rPr>
-          <w:rFonts w:ascii="Times New Roman" w:hAnsi="Times New Roman" w:cs="Times New Roman"/>
-          <w:sz w:val="24"/>
-          <w:szCs w:val="24"/>
-          <w:lang w:val="en-US"/>
-        </w:rPr>
-        <w:t xml:space="preserve"> %}</w:t>
+        <w:spacing w:before="200" w:after="200"/>
+        <w:rPr>
+          <w:rFonts w:ascii="Times New Roman" w:hAnsi="Times New Roman" w:cs="Times New Roman"/>
+          <w:b/>
+          <w:bCs/>
+          <w:sz w:val="24"/>
+          <w:szCs w:val="24"/>
+          <w:lang w:val="en-US"/>
+        </w:rPr>
+      </w:pPr>
+      <w:r>
+        <w:rPr>
+          <w:rFonts w:ascii="Times New Roman" w:hAnsi="Times New Roman" w:cs="Times New Roman"/>
+          <w:b/>
+          <w:bCs/>
+          <w:sz w:val="24"/>
+          <w:szCs w:val="24"/>
+          <w:lang w:val="en-US"/>
+        </w:rPr>
+        <w:lastRenderedPageBreak/>
+        <w:t xml:space="preserve">7 </w:t>
+      </w:r>
+      <w:r>
+        <w:rPr>
+          <w:rFonts w:ascii="Times New Roman" w:hAnsi="Times New Roman" w:cs="Times New Roman"/>
+          <w:b/>
+          <w:bCs/>
+          <w:sz w:val="24"/>
+          <w:szCs w:val="24"/>
+        </w:rPr>
+        <w:t>Основная</w:t>
+      </w:r>
+      <w:r>
+        <w:rPr>
+          <w:rFonts w:ascii="Times New Roman" w:hAnsi="Times New Roman" w:cs="Times New Roman"/>
+          <w:b/>
+          <w:bCs/>
+          <w:sz w:val="24"/>
+          <w:szCs w:val="24"/>
+          <w:lang w:val="en-US"/>
+        </w:rPr>
+        <w:t xml:space="preserve"> </w:t>
+      </w:r>
+      <w:r>
+        <w:rPr>
+          <w:rFonts w:ascii="Times New Roman" w:hAnsi="Times New Roman" w:cs="Times New Roman"/>
+          <w:b/>
+          <w:bCs/>
+          <w:sz w:val="24"/>
+          <w:szCs w:val="24"/>
+        </w:rPr>
+        <w:t>учебная</w:t>
+      </w:r>
+      <w:r>
+        <w:rPr>
+          <w:rFonts w:ascii="Times New Roman" w:hAnsi="Times New Roman" w:cs="Times New Roman"/>
+          <w:b/>
+          <w:bCs/>
+          <w:sz w:val="24"/>
+          <w:szCs w:val="24"/>
+          <w:lang w:val="en-US"/>
+        </w:rPr>
+        <w:t xml:space="preserve"> </w:t>
+      </w:r>
+      <w:r>
+        <w:rPr>
+          <w:rFonts w:ascii="Times New Roman" w:hAnsi="Times New Roman" w:cs="Times New Roman"/>
+          <w:b/>
+          <w:bCs/>
+          <w:sz w:val="24"/>
+          <w:szCs w:val="24"/>
+        </w:rPr>
+        <w:t>литература</w:t>
       </w:r>
     </w:p>
     <w:p>
@@ -7228,7 +7451,25 @@
           <w:szCs w:val="24"/>
           <w:lang w:val="en-US"/>
         </w:rPr>
-        <w:t>{{</w:t>
+        <w:t>{%</w:t>
+      </w:r>
+      <w:r>
+        <w:rPr>
+          <w:rFonts w:ascii="Times New Roman" w:hAnsi="Times New Roman" w:cs="Times New Roman"/>
+          <w:sz w:val="24"/>
+          <w:szCs w:val="24"/>
+          <w:lang w:val="en-US"/>
+        </w:rPr>
+        <w:t>-</w:t>
+      </w:r>
+      <w:r>
+        <w:rPr>
+          <w:rFonts w:ascii="Times New Roman" w:hAnsi="Times New Roman" w:cs="Times New Roman"/>
+          <w:sz w:val="24"/>
+          <w:szCs w:val="24"/>
+          <w:lang w:val="en-US"/>
+        </w:rPr>
+        <w:t xml:space="preserve"> for </w:t>
       </w:r>
       <w:proofErr w:type="spellStart"/>
       <w:r>
@@ -7238,7 +7479,7 @@
           <w:szCs w:val="24"/>
           <w:lang w:val="en-US"/>
         </w:rPr>
-        <w:t>i.number</w:t>
+        <w:t>i</w:t>
       </w:r>
       <w:proofErr w:type="spellEnd"/>
       <w:r>
@@ -7248,16 +7489,7 @@
           <w:szCs w:val="24"/>
           <w:lang w:val="en-US"/>
         </w:rPr>
-        <w:t xml:space="preserve">}}. </w:t>
-      </w:r>
-      <w:r>
-        <w:rPr>
-          <w:rFonts w:ascii="Times New Roman" w:hAnsi="Times New Roman" w:cs="Times New Roman"/>
-          <w:sz w:val="24"/>
-          <w:szCs w:val="24"/>
-          <w:lang w:val="en-US"/>
-        </w:rPr>
-        <w:t>{{</w:t>
+        <w:t xml:space="preserve"> in </w:t>
       </w:r>
       <w:proofErr w:type="spellStart"/>
       <w:r>
@@ -7267,43 +7499,7 @@
           <w:szCs w:val="24"/>
           <w:lang w:val="en-US"/>
         </w:rPr>
-        <w:t>i</w:t>
-      </w:r>
-      <w:r>
-        <w:rPr>
-          <w:rFonts w:ascii="Times New Roman" w:hAnsi="Times New Roman" w:cs="Times New Roman"/>
-          <w:sz w:val="24"/>
-          <w:szCs w:val="24"/>
-          <w:lang w:val="en-US"/>
-        </w:rPr>
-        <w:t>.</w:t>
-      </w:r>
-      <w:r>
-        <w:rPr>
-          <w:rFonts w:ascii="Times New Roman" w:hAnsi="Times New Roman" w:cs="Times New Roman"/>
-          <w:sz w:val="24"/>
-          <w:szCs w:val="24"/>
-          <w:lang w:val="en-US"/>
-        </w:rPr>
-        <w:t>bib</w:t>
-      </w:r>
-      <w:r>
-        <w:rPr>
-          <w:rFonts w:ascii="Times New Roman" w:hAnsi="Times New Roman" w:cs="Times New Roman"/>
-          <w:sz w:val="24"/>
-          <w:szCs w:val="24"/>
-          <w:lang w:val="en-US"/>
-        </w:rPr>
-        <w:t>_</w:t>
-      </w:r>
-      <w:r>
-        <w:rPr>
-          <w:rFonts w:ascii="Times New Roman" w:hAnsi="Times New Roman" w:cs="Times New Roman"/>
-          <w:sz w:val="24"/>
-          <w:szCs w:val="24"/>
-          <w:lang w:val="en-US"/>
-        </w:rPr>
-        <w:t>disc</w:t>
+        <w:t>main_library</w:t>
       </w:r>
       <w:proofErr w:type="spellEnd"/>
       <w:r>
@@ -7313,42 +7509,27 @@
           <w:szCs w:val="24"/>
           <w:lang w:val="en-US"/>
         </w:rPr>
-        <w:t xml:space="preserve">}} </w:t>
+        <w:t xml:space="preserve"> %}</w:t>
       </w:r>
     </w:p>
     <w:p>
       <w:pPr>
         <w:spacing w:before="200" w:after="200" w:line="240" w:lineRule="auto"/>
-        <w:jc w:val="both"/>
-        <w:rPr>
-          <w:rFonts w:ascii="Times New Roman" w:hAnsi="Times New Roman" w:cs="Times New Roman"/>
-          <w:sz w:val="24"/>
-          <w:szCs w:val="24"/>
-        </w:rPr>
-      </w:pPr>
-      <w:r>
-        <w:rPr>
-          <w:rFonts w:ascii="Times New Roman" w:hAnsi="Times New Roman" w:cs="Times New Roman"/>
-          <w:sz w:val="24"/>
-          <w:szCs w:val="24"/>
-        </w:rPr>
-        <w:t>{%</w:t>
-      </w:r>
-      <w:r>
-        <w:rPr>
-          <w:rFonts w:ascii="Times New Roman" w:hAnsi="Times New Roman" w:cs="Times New Roman"/>
-          <w:sz w:val="24"/>
-          <w:szCs w:val="24"/>
-        </w:rPr>
-        <w:t>-</w:t>
-      </w:r>
-      <w:r>
-        <w:rPr>
-          <w:rFonts w:ascii="Times New Roman" w:hAnsi="Times New Roman" w:cs="Times New Roman"/>
-          <w:sz w:val="24"/>
-          <w:szCs w:val="24"/>
-        </w:rPr>
-        <w:t xml:space="preserve"> </w:t>
+        <w:rPr>
+          <w:rFonts w:ascii="Times New Roman" w:hAnsi="Times New Roman" w:cs="Times New Roman"/>
+          <w:sz w:val="24"/>
+          <w:szCs w:val="24"/>
+          <w:lang w:val="en-US"/>
+        </w:rPr>
+      </w:pPr>
+      <w:r>
+        <w:rPr>
+          <w:rFonts w:ascii="Times New Roman" w:hAnsi="Times New Roman" w:cs="Times New Roman"/>
+          <w:sz w:val="24"/>
+          <w:szCs w:val="24"/>
+          <w:lang w:val="en-US"/>
+        </w:rPr>
+        <w:t>{{</w:t>
       </w:r>
       <w:proofErr w:type="spellStart"/>
       <w:r>
@@ -7358,7 +7539,7 @@
           <w:szCs w:val="24"/>
           <w:lang w:val="en-US"/>
         </w:rPr>
-        <w:t>endfor</w:t>
+        <w:t>i.number</w:t>
       </w:r>
       <w:proofErr w:type="spellEnd"/>
       <w:r>
@@ -7366,115 +7547,148 @@
           <w:rFonts w:ascii="Times New Roman" w:hAnsi="Times New Roman" w:cs="Times New Roman"/>
           <w:sz w:val="24"/>
           <w:szCs w:val="24"/>
-        </w:rPr>
-        <w:t xml:space="preserve"> %}</w:t>
+          <w:lang w:val="en-US"/>
+        </w:rPr>
+        <w:t xml:space="preserve">}}. </w:t>
+      </w:r>
+      <w:r>
+        <w:rPr>
+          <w:rFonts w:ascii="Times New Roman" w:hAnsi="Times New Roman" w:cs="Times New Roman"/>
+          <w:sz w:val="24"/>
+          <w:szCs w:val="24"/>
+          <w:lang w:val="en-US"/>
+        </w:rPr>
+        <w:t>{{</w:t>
+      </w:r>
+      <w:proofErr w:type="spellStart"/>
+      <w:r>
+        <w:rPr>
+          <w:rFonts w:ascii="Times New Roman" w:hAnsi="Times New Roman" w:cs="Times New Roman"/>
+          <w:sz w:val="24"/>
+          <w:szCs w:val="24"/>
+          <w:lang w:val="en-US"/>
+        </w:rPr>
+        <w:t>i</w:t>
+      </w:r>
+      <w:r>
+        <w:rPr>
+          <w:rFonts w:ascii="Times New Roman" w:hAnsi="Times New Roman" w:cs="Times New Roman"/>
+          <w:sz w:val="24"/>
+          <w:szCs w:val="24"/>
+          <w:lang w:val="en-US"/>
+        </w:rPr>
+        <w:t>.</w:t>
+      </w:r>
+      <w:r>
+        <w:rPr>
+          <w:rFonts w:ascii="Times New Roman" w:hAnsi="Times New Roman" w:cs="Times New Roman"/>
+          <w:sz w:val="24"/>
+          <w:szCs w:val="24"/>
+          <w:lang w:val="en-US"/>
+        </w:rPr>
+        <w:t>bib</w:t>
+      </w:r>
+      <w:r>
+        <w:rPr>
+          <w:rFonts w:ascii="Times New Roman" w:hAnsi="Times New Roman" w:cs="Times New Roman"/>
+          <w:sz w:val="24"/>
+          <w:szCs w:val="24"/>
+          <w:lang w:val="en-US"/>
+        </w:rPr>
+        <w:t>_</w:t>
+      </w:r>
+      <w:r>
+        <w:rPr>
+          <w:rFonts w:ascii="Times New Roman" w:hAnsi="Times New Roman" w:cs="Times New Roman"/>
+          <w:sz w:val="24"/>
+          <w:szCs w:val="24"/>
+          <w:lang w:val="en-US"/>
+        </w:rPr>
+        <w:t>disc</w:t>
+      </w:r>
+      <w:proofErr w:type="spellEnd"/>
+      <w:r>
+        <w:rPr>
+          <w:rFonts w:ascii="Times New Roman" w:hAnsi="Times New Roman" w:cs="Times New Roman"/>
+          <w:sz w:val="24"/>
+          <w:szCs w:val="24"/>
+          <w:lang w:val="en-US"/>
+        </w:rPr>
+        <w:t xml:space="preserve">}} </w:t>
       </w:r>
     </w:p>
     <w:p>
       <w:pPr>
-        <w:spacing w:before="200" w:after="200"/>
-        <w:rPr>
-          <w:rFonts w:ascii="Times New Roman" w:hAnsi="Times New Roman" w:cs="Times New Roman"/>
-          <w:sz w:val="24"/>
-          <w:szCs w:val="24"/>
-        </w:rPr>
-      </w:pPr>
-      <w:r>
-        <w:rPr>
-          <w:rFonts w:ascii="Times New Roman" w:hAnsi="Times New Roman" w:cs="Times New Roman"/>
-          <w:b/>
-          <w:bCs/>
-          <w:sz w:val="24"/>
-          <w:szCs w:val="24"/>
-        </w:rPr>
-        <w:t>8 Дополнительная учебная и справочная литература</w:t>
+        <w:spacing w:before="200" w:after="200" w:line="240" w:lineRule="auto"/>
+        <w:jc w:val="both"/>
+        <w:rPr>
+          <w:rFonts w:ascii="Times New Roman" w:hAnsi="Times New Roman" w:cs="Times New Roman"/>
+          <w:sz w:val="24"/>
+          <w:szCs w:val="24"/>
+        </w:rPr>
+      </w:pPr>
+      <w:r>
+        <w:rPr>
+          <w:rFonts w:ascii="Times New Roman" w:hAnsi="Times New Roman" w:cs="Times New Roman"/>
+          <w:sz w:val="24"/>
+          <w:szCs w:val="24"/>
+        </w:rPr>
+        <w:t>{%</w:t>
+      </w:r>
+      <w:r>
+        <w:rPr>
+          <w:rFonts w:ascii="Times New Roman" w:hAnsi="Times New Roman" w:cs="Times New Roman"/>
+          <w:sz w:val="24"/>
+          <w:szCs w:val="24"/>
+        </w:rPr>
+        <w:t>-</w:t>
+      </w:r>
+      <w:r>
+        <w:rPr>
+          <w:rFonts w:ascii="Times New Roman" w:hAnsi="Times New Roman" w:cs="Times New Roman"/>
+          <w:sz w:val="24"/>
+          <w:szCs w:val="24"/>
+        </w:rPr>
+        <w:t xml:space="preserve"> </w:t>
+      </w:r>
+      <w:proofErr w:type="spellStart"/>
+      <w:r>
+        <w:rPr>
+          <w:rFonts w:ascii="Times New Roman" w:hAnsi="Times New Roman" w:cs="Times New Roman"/>
+          <w:sz w:val="24"/>
+          <w:szCs w:val="24"/>
+          <w:lang w:val="en-US"/>
+        </w:rPr>
+        <w:t>endfor</w:t>
+      </w:r>
+      <w:proofErr w:type="spellEnd"/>
+      <w:r>
+        <w:rPr>
+          <w:rFonts w:ascii="Times New Roman" w:hAnsi="Times New Roman" w:cs="Times New Roman"/>
+          <w:sz w:val="24"/>
+          <w:szCs w:val="24"/>
+        </w:rPr>
+        <w:t xml:space="preserve"> %}</w:t>
       </w:r>
     </w:p>
     <w:p>
       <w:pPr>
-        <w:spacing w:before="200" w:after="200" w:line="240" w:lineRule="auto"/>
-        <w:rPr>
-          <w:rFonts w:ascii="Times New Roman" w:hAnsi="Times New Roman" w:cs="Times New Roman"/>
-          <w:sz w:val="24"/>
-          <w:szCs w:val="24"/>
-          <w:lang w:val="en-US"/>
-        </w:rPr>
-      </w:pPr>
-      <w:r>
-        <w:rPr>
-          <w:rFonts w:ascii="Times New Roman" w:hAnsi="Times New Roman" w:cs="Times New Roman"/>
-          <w:sz w:val="24"/>
-          <w:szCs w:val="24"/>
-          <w:lang w:val="en-US"/>
-        </w:rPr>
-        <w:t>{%</w:t>
-      </w:r>
-      <w:r>
-        <w:rPr>
-          <w:rFonts w:ascii="Times New Roman" w:hAnsi="Times New Roman" w:cs="Times New Roman"/>
-          <w:sz w:val="24"/>
-          <w:szCs w:val="24"/>
-          <w:lang w:val="en-US"/>
-        </w:rPr>
-        <w:t>-</w:t>
-      </w:r>
-      <w:r>
-        <w:rPr>
-          <w:rFonts w:ascii="Times New Roman" w:hAnsi="Times New Roman" w:cs="Times New Roman"/>
-          <w:sz w:val="24"/>
-          <w:szCs w:val="24"/>
-          <w:lang w:val="en-US"/>
-        </w:rPr>
-        <w:t xml:space="preserve"> for </w:t>
-      </w:r>
-      <w:proofErr w:type="spellStart"/>
-      <w:r>
-        <w:rPr>
-          <w:rFonts w:ascii="Times New Roman" w:hAnsi="Times New Roman" w:cs="Times New Roman"/>
-          <w:sz w:val="24"/>
-          <w:szCs w:val="24"/>
-          <w:lang w:val="en-US"/>
-        </w:rPr>
-        <w:t>i</w:t>
-      </w:r>
-      <w:proofErr w:type="spellEnd"/>
-      <w:r>
-        <w:rPr>
-          <w:rFonts w:ascii="Times New Roman" w:hAnsi="Times New Roman" w:cs="Times New Roman"/>
-          <w:sz w:val="24"/>
-          <w:szCs w:val="24"/>
-          <w:lang w:val="en-US"/>
-        </w:rPr>
-        <w:t xml:space="preserve"> in </w:t>
-      </w:r>
-      <w:proofErr w:type="spellStart"/>
-      <w:r>
-        <w:rPr>
-          <w:rFonts w:ascii="Times New Roman" w:hAnsi="Times New Roman" w:cs="Times New Roman"/>
-          <w:sz w:val="24"/>
-          <w:szCs w:val="24"/>
-          <w:lang w:val="en-US"/>
-        </w:rPr>
-        <w:t>additional</w:t>
-      </w:r>
-      <w:r>
-        <w:rPr>
-          <w:rFonts w:ascii="Times New Roman" w:hAnsi="Times New Roman" w:cs="Times New Roman"/>
-          <w:sz w:val="24"/>
-          <w:szCs w:val="24"/>
-          <w:lang w:val="en-US"/>
-        </w:rPr>
-        <w:t>_library</w:t>
-      </w:r>
-      <w:proofErr w:type="spellEnd"/>
-      <w:r>
-        <w:rPr>
-          <w:rFonts w:ascii="Times New Roman" w:hAnsi="Times New Roman" w:cs="Times New Roman"/>
-          <w:sz w:val="24"/>
-          <w:szCs w:val="24"/>
-          <w:lang w:val="en-US"/>
-        </w:rPr>
-        <w:t xml:space="preserve"> %}</w:t>
+        <w:spacing w:before="200" w:after="200"/>
+        <w:rPr>
+          <w:rFonts w:ascii="Times New Roman" w:hAnsi="Times New Roman" w:cs="Times New Roman"/>
+          <w:sz w:val="24"/>
+          <w:szCs w:val="24"/>
+        </w:rPr>
+      </w:pPr>
+      <w:r>
+        <w:rPr>
+          <w:rFonts w:ascii="Times New Roman" w:hAnsi="Times New Roman" w:cs="Times New Roman"/>
+          <w:b/>
+          <w:bCs/>
+          <w:sz w:val="24"/>
+          <w:szCs w:val="24"/>
+        </w:rPr>
+        <w:t>8 Дополнительная учебная и справочная литература</w:t>
       </w:r>
     </w:p>
     <w:p>
@@ -7494,7 +7708,25 @@
           <w:szCs w:val="24"/>
           <w:lang w:val="en-US"/>
         </w:rPr>
-        <w:t>{{</w:t>
+        <w:t>{%</w:t>
+      </w:r>
+      <w:r>
+        <w:rPr>
+          <w:rFonts w:ascii="Times New Roman" w:hAnsi="Times New Roman" w:cs="Times New Roman"/>
+          <w:sz w:val="24"/>
+          <w:szCs w:val="24"/>
+          <w:lang w:val="en-US"/>
+        </w:rPr>
+        <w:t>-</w:t>
+      </w:r>
+      <w:r>
+        <w:rPr>
+          <w:rFonts w:ascii="Times New Roman" w:hAnsi="Times New Roman" w:cs="Times New Roman"/>
+          <w:sz w:val="24"/>
+          <w:szCs w:val="24"/>
+          <w:lang w:val="en-US"/>
+        </w:rPr>
+        <w:t xml:space="preserve"> for </w:t>
       </w:r>
       <w:proofErr w:type="spellStart"/>
       <w:r>
@@ -7504,7 +7736,7 @@
           <w:szCs w:val="24"/>
           <w:lang w:val="en-US"/>
         </w:rPr>
-        <w:t>i.number</w:t>
+        <w:t>i</w:t>
       </w:r>
       <w:proofErr w:type="spellEnd"/>
       <w:r>
@@ -7514,7 +7746,7 @@
           <w:szCs w:val="24"/>
           <w:lang w:val="en-US"/>
         </w:rPr>
-        <w:t>}}. {{</w:t>
+        <w:t xml:space="preserve"> in </w:t>
       </w:r>
       <w:proofErr w:type="spellStart"/>
       <w:r>
@@ -7524,7 +7756,16 @@
           <w:szCs w:val="24"/>
           <w:lang w:val="en-US"/>
         </w:rPr>
-        <w:t>i.bib_disc</w:t>
+        <w:t>additional</w:t>
+      </w:r>
+      <w:r>
+        <w:rPr>
+          <w:rFonts w:ascii="Times New Roman" w:hAnsi="Times New Roman" w:cs="Times New Roman"/>
+          <w:sz w:val="24"/>
+          <w:szCs w:val="24"/>
+          <w:lang w:val="en-US"/>
+        </w:rPr>
+        <w:t>_library</w:t>
       </w:r>
       <w:proofErr w:type="spellEnd"/>
       <w:r>
@@ -7534,26 +7775,27 @@
           <w:szCs w:val="24"/>
           <w:lang w:val="en-US"/>
         </w:rPr>
-        <w:t xml:space="preserve">}} </w:t>
+        <w:t xml:space="preserve"> %}</w:t>
       </w:r>
     </w:p>
     <w:p>
       <w:pPr>
         <w:spacing w:before="200" w:after="200" w:line="240" w:lineRule="auto"/>
-        <w:jc w:val="both"/>
-        <w:rPr>
-          <w:rFonts w:ascii="Times New Roman" w:hAnsi="Times New Roman" w:cs="Times New Roman"/>
-          <w:sz w:val="24"/>
-          <w:szCs w:val="24"/>
-        </w:rPr>
-      </w:pPr>
-      <w:r>
-        <w:rPr>
-          <w:rFonts w:ascii="Times New Roman" w:hAnsi="Times New Roman" w:cs="Times New Roman"/>
-          <w:sz w:val="24"/>
-          <w:szCs w:val="24"/>
-        </w:rPr>
-        <w:t xml:space="preserve">{%- </w:t>
+        <w:rPr>
+          <w:rFonts w:ascii="Times New Roman" w:hAnsi="Times New Roman" w:cs="Times New Roman"/>
+          <w:sz w:val="24"/>
+          <w:szCs w:val="24"/>
+          <w:lang w:val="en-US"/>
+        </w:rPr>
+      </w:pPr>
+      <w:r>
+        <w:rPr>
+          <w:rFonts w:ascii="Times New Roman" w:hAnsi="Times New Roman" w:cs="Times New Roman"/>
+          <w:sz w:val="24"/>
+          <w:szCs w:val="24"/>
+          <w:lang w:val="en-US"/>
+        </w:rPr>
+        <w:t>{{</w:t>
       </w:r>
       <w:proofErr w:type="spellStart"/>
       <w:r>
@@ -7563,7 +7805,7 @@
           <w:szCs w:val="24"/>
           <w:lang w:val="en-US"/>
         </w:rPr>
-        <w:t>endfor</w:t>
+        <w:t>i.number</w:t>
       </w:r>
       <w:proofErr w:type="spellEnd"/>
       <w:r>
@@ -7571,84 +7813,143 @@
           <w:rFonts w:ascii="Times New Roman" w:hAnsi="Times New Roman" w:cs="Times New Roman"/>
           <w:sz w:val="24"/>
           <w:szCs w:val="24"/>
-        </w:rPr>
-        <w:t xml:space="preserve"> %}</w:t>
+          <w:lang w:val="en-US"/>
+        </w:rPr>
+        <w:t>}}. {{</w:t>
+      </w:r>
+      <w:proofErr w:type="spellStart"/>
+      <w:r>
+        <w:rPr>
+          <w:rFonts w:ascii="Times New Roman" w:hAnsi="Times New Roman" w:cs="Times New Roman"/>
+          <w:sz w:val="24"/>
+          <w:szCs w:val="24"/>
+          <w:lang w:val="en-US"/>
+        </w:rPr>
+        <w:t>i.bib_disc</w:t>
+      </w:r>
+      <w:proofErr w:type="spellEnd"/>
+      <w:r>
+        <w:rPr>
+          <w:rFonts w:ascii="Times New Roman" w:hAnsi="Times New Roman" w:cs="Times New Roman"/>
+          <w:sz w:val="24"/>
+          <w:szCs w:val="24"/>
+          <w:lang w:val="en-US"/>
+        </w:rPr>
+        <w:t xml:space="preserve">}} </w:t>
       </w:r>
     </w:p>
     <w:p>
       <w:pPr>
-        <w:spacing w:before="200" w:after="200"/>
-        <w:rPr>
-          <w:rFonts w:ascii="Times New Roman" w:hAnsi="Times New Roman" w:cs="Times New Roman"/>
-          <w:b/>
-          <w:bCs/>
-          <w:sz w:val="24"/>
-          <w:szCs w:val="24"/>
-        </w:rPr>
-      </w:pPr>
-      <w:r>
-        <w:rPr>
-          <w:rFonts w:ascii="Times New Roman" w:hAnsi="Times New Roman" w:cs="Times New Roman"/>
-          <w:b/>
-          <w:bCs/>
-          <w:sz w:val="24"/>
-          <w:szCs w:val="24"/>
-        </w:rPr>
-        <w:t xml:space="preserve">9 </w:t>
-      </w:r>
-      <w:r>
-        <w:rPr>
-          <w:rFonts w:ascii="Times New Roman" w:hAnsi="Times New Roman" w:cs="Times New Roman"/>
-          <w:b/>
-          <w:bCs/>
-          <w:sz w:val="24"/>
-          <w:szCs w:val="24"/>
-        </w:rPr>
-        <w:t>Ресурсы</w:t>
-      </w:r>
-      <w:r>
-        <w:rPr>
-          <w:rFonts w:ascii="Times New Roman" w:hAnsi="Times New Roman" w:cs="Times New Roman"/>
-          <w:b/>
-          <w:bCs/>
-          <w:sz w:val="24"/>
-          <w:szCs w:val="24"/>
-        </w:rPr>
-        <w:t xml:space="preserve"> </w:t>
-      </w:r>
-      <w:r>
-        <w:rPr>
-          <w:rFonts w:ascii="Times New Roman" w:hAnsi="Times New Roman" w:cs="Times New Roman"/>
-          <w:b/>
-          <w:bCs/>
-          <w:sz w:val="24"/>
-          <w:szCs w:val="24"/>
-        </w:rPr>
-        <w:t>сети</w:t>
-      </w:r>
-      <w:r>
-        <w:rPr>
-          <w:rFonts w:ascii="Times New Roman" w:hAnsi="Times New Roman" w:cs="Times New Roman"/>
-          <w:b/>
-          <w:bCs/>
-          <w:sz w:val="24"/>
-          <w:szCs w:val="24"/>
-        </w:rPr>
-        <w:t xml:space="preserve"> </w:t>
-      </w:r>
-      <w:r>
-        <w:rPr>
-          <w:rFonts w:ascii="Times New Roman" w:hAnsi="Times New Roman" w:cs="Times New Roman"/>
-          <w:b/>
-          <w:bCs/>
-          <w:sz w:val="24"/>
-          <w:szCs w:val="24"/>
-        </w:rPr>
-        <w:t>Интернет</w:t>
+        <w:spacing w:before="200" w:after="200" w:line="240" w:lineRule="auto"/>
+        <w:jc w:val="both"/>
+        <w:rPr>
+          <w:rFonts w:ascii="Times New Roman" w:hAnsi="Times New Roman" w:cs="Times New Roman"/>
+          <w:sz w:val="24"/>
+          <w:szCs w:val="24"/>
+        </w:rPr>
+      </w:pPr>
+      <w:r>
+        <w:rPr>
+          <w:rFonts w:ascii="Times New Roman" w:hAnsi="Times New Roman" w:cs="Times New Roman"/>
+          <w:sz w:val="24"/>
+          <w:szCs w:val="24"/>
+        </w:rPr>
+        <w:t xml:space="preserve">{%- </w:t>
+      </w:r>
+      <w:proofErr w:type="spellStart"/>
+      <w:r>
+        <w:rPr>
+          <w:rFonts w:ascii="Times New Roman" w:hAnsi="Times New Roman" w:cs="Times New Roman"/>
+          <w:sz w:val="24"/>
+          <w:szCs w:val="24"/>
+          <w:lang w:val="en-US"/>
+        </w:rPr>
+        <w:t>endfor</w:t>
+      </w:r>
+      <w:proofErr w:type="spellEnd"/>
+      <w:r>
+        <w:rPr>
+          <w:rFonts w:ascii="Times New Roman" w:hAnsi="Times New Roman" w:cs="Times New Roman"/>
+          <w:sz w:val="24"/>
+          <w:szCs w:val="24"/>
+        </w:rPr>
+        <w:t xml:space="preserve"> %}</w:t>
       </w:r>
     </w:p>
     <w:p>
       <w:pPr>
+        <w:spacing w:before="200" w:after="200"/>
+        <w:rPr>
+          <w:rFonts w:ascii="Times New Roman" w:hAnsi="Times New Roman" w:cs="Times New Roman"/>
+          <w:b/>
+          <w:bCs/>
+          <w:sz w:val="24"/>
+          <w:szCs w:val="24"/>
+        </w:rPr>
+      </w:pPr>
+      <w:r>
+        <w:rPr>
+          <w:rFonts w:ascii="Times New Roman" w:hAnsi="Times New Roman" w:cs="Times New Roman"/>
+          <w:b/>
+          <w:bCs/>
+          <w:sz w:val="24"/>
+          <w:szCs w:val="24"/>
+        </w:rPr>
+        <w:t xml:space="preserve">9 </w:t>
+      </w:r>
+      <w:r>
+        <w:rPr>
+          <w:rFonts w:ascii="Times New Roman" w:hAnsi="Times New Roman" w:cs="Times New Roman"/>
+          <w:b/>
+          <w:bCs/>
+          <w:sz w:val="24"/>
+          <w:szCs w:val="24"/>
+        </w:rPr>
+        <w:t>Ресурсы</w:t>
+      </w:r>
+      <w:r>
+        <w:rPr>
+          <w:rFonts w:ascii="Times New Roman" w:hAnsi="Times New Roman" w:cs="Times New Roman"/>
+          <w:b/>
+          <w:bCs/>
+          <w:sz w:val="24"/>
+          <w:szCs w:val="24"/>
+        </w:rPr>
+        <w:t xml:space="preserve"> </w:t>
+      </w:r>
+      <w:r>
+        <w:rPr>
+          <w:rFonts w:ascii="Times New Roman" w:hAnsi="Times New Roman" w:cs="Times New Roman"/>
+          <w:b/>
+          <w:bCs/>
+          <w:sz w:val="24"/>
+          <w:szCs w:val="24"/>
+        </w:rPr>
+        <w:t>сети</w:t>
+      </w:r>
+      <w:r>
+        <w:rPr>
+          <w:rFonts w:ascii="Times New Roman" w:hAnsi="Times New Roman" w:cs="Times New Roman"/>
+          <w:b/>
+          <w:bCs/>
+          <w:sz w:val="24"/>
+          <w:szCs w:val="24"/>
+        </w:rPr>
+        <w:t xml:space="preserve"> </w:t>
+      </w:r>
+      <w:r>
+        <w:rPr>
+          <w:rFonts w:ascii="Times New Roman" w:hAnsi="Times New Roman" w:cs="Times New Roman"/>
+          <w:b/>
+          <w:bCs/>
+          <w:sz w:val="24"/>
+          <w:szCs w:val="24"/>
+        </w:rPr>
+        <w:t>Интернет</w:t>
+      </w:r>
+    </w:p>
+    <w:p>
+      <w:pPr>
         <w:spacing w:before="200" w:after="200" w:line="240" w:lineRule="auto"/>
         <w:rPr>
           <w:rFonts w:ascii="Times New Roman" w:hAnsi="Times New Roman" w:cs="Times New Roman"/>
@@ -7656,6 +7957,7 @@
           <w:szCs w:val="24"/>
         </w:rPr>
       </w:pPr>
+      <w:proofErr w:type="gramStart"/>
       <w:r>
         <w:rPr>
           <w:rFonts w:ascii="Times New Roman" w:hAnsi="Times New Roman" w:cs="Times New Roman"/>
@@ -7664,16 +7966,107 @@
         </w:rPr>
         <w:t xml:space="preserve">{{ </w:t>
       </w:r>
+      <w:r>
+        <w:rPr>
+          <w:rFonts w:ascii="Times New Roman" w:hAnsi="Times New Roman" w:cs="Times New Roman"/>
+          <w:sz w:val="24"/>
+          <w:szCs w:val="24"/>
+          <w:lang w:val="en-US"/>
+        </w:rPr>
+        <w:t>resources</w:t>
+      </w:r>
+      <w:r>
+        <w:rPr>
+          <w:rFonts w:ascii="Times New Roman" w:hAnsi="Times New Roman" w:cs="Times New Roman"/>
+          <w:sz w:val="24"/>
+          <w:szCs w:val="24"/>
+        </w:rPr>
+        <w:t>.</w:t>
+      </w:r>
+      <w:r>
+        <w:rPr>
+          <w:rFonts w:ascii="Times New Roman" w:hAnsi="Times New Roman" w:cs="Times New Roman"/>
+          <w:sz w:val="24"/>
+          <w:szCs w:val="24"/>
+          <w:lang w:val="en-US"/>
+        </w:rPr>
+        <w:t>web</w:t>
+      </w:r>
+      <w:proofErr w:type="gramEnd"/>
+      <w:r>
+        <w:rPr>
+          <w:rFonts w:ascii="Times New Roman" w:hAnsi="Times New Roman" w:cs="Times New Roman"/>
+          <w:sz w:val="24"/>
+          <w:szCs w:val="24"/>
+        </w:rPr>
+        <w:t xml:space="preserve"> }}</w:t>
+      </w:r>
+    </w:p>
+    <w:p>
+      <w:pPr>
+        <w:spacing w:before="200" w:after="200"/>
+        <w:rPr>
+          <w:rFonts w:ascii="Times New Roman" w:hAnsi="Times New Roman" w:cs="Times New Roman"/>
+          <w:bCs/>
+          <w:i/>
+          <w:sz w:val="24"/>
+          <w:szCs w:val="24"/>
+        </w:rPr>
+      </w:pPr>
+      <w:r>
+        <w:rPr>
+          <w:rFonts w:ascii="Times New Roman" w:hAnsi="Times New Roman" w:cs="Times New Roman"/>
+          <w:b/>
+          <w:bCs/>
+          <w:sz w:val="24"/>
+          <w:szCs w:val="24"/>
+        </w:rPr>
+        <w:t>10 Профессиональные базы данных</w:t>
+      </w:r>
+    </w:p>
+    <w:p>
+      <w:pPr>
+        <w:spacing w:before="200" w:after="200" w:line="240" w:lineRule="auto"/>
+        <w:rPr>
+          <w:rFonts w:ascii="Times New Roman" w:hAnsi="Times New Roman" w:cs="Times New Roman"/>
+          <w:sz w:val="24"/>
+          <w:szCs w:val="24"/>
+        </w:rPr>
+      </w:pPr>
+      <w:proofErr w:type="gramStart"/>
+      <w:r>
+        <w:rPr>
+          <w:rFonts w:ascii="Times New Roman" w:hAnsi="Times New Roman" w:cs="Times New Roman"/>
+          <w:sz w:val="24"/>
+          <w:szCs w:val="24"/>
+        </w:rPr>
+        <w:t xml:space="preserve">{{ </w:t>
+      </w:r>
+      <w:r>
+        <w:rPr>
+          <w:rFonts w:ascii="Times New Roman" w:hAnsi="Times New Roman" w:cs="Times New Roman"/>
+          <w:sz w:val="24"/>
+          <w:szCs w:val="24"/>
+          <w:lang w:val="en-US"/>
+        </w:rPr>
+        <w:t>resources</w:t>
+      </w:r>
+      <w:r>
+        <w:rPr>
+          <w:rFonts w:ascii="Times New Roman" w:hAnsi="Times New Roman" w:cs="Times New Roman"/>
+          <w:sz w:val="24"/>
+          <w:szCs w:val="24"/>
+        </w:rPr>
+        <w:t>.</w:t>
+      </w:r>
       <w:proofErr w:type="spellStart"/>
-      <w:proofErr w:type="gramStart"/>
-      <w:r>
-        <w:rPr>
-          <w:rFonts w:ascii="Times New Roman" w:hAnsi="Times New Roman" w:cs="Times New Roman"/>
-          <w:sz w:val="24"/>
-          <w:szCs w:val="24"/>
-          <w:lang w:val="en-US"/>
-        </w:rPr>
-        <w:t>resources</w:t>
+      <w:r>
+        <w:rPr>
+          <w:rFonts w:ascii="Times New Roman" w:hAnsi="Times New Roman" w:cs="Times New Roman"/>
+          <w:sz w:val="24"/>
+          <w:szCs w:val="24"/>
+        </w:rPr>
+        <w:t>bd</w:t>
       </w:r>
       <w:proofErr w:type="spellEnd"/>
       <w:proofErr w:type="gramEnd"/>
@@ -7683,28 +8076,7 @@
           <w:sz w:val="24"/>
           <w:szCs w:val="24"/>
         </w:rPr>
-        <w:t>.</w:t>
-      </w:r>
-      <w:proofErr w:type="spellStart"/>
-      <w:proofErr w:type="gramStart"/>
-      <w:r>
-        <w:rPr>
-          <w:rFonts w:ascii="Times New Roman" w:hAnsi="Times New Roman" w:cs="Times New Roman"/>
-          <w:sz w:val="24"/>
-          <w:szCs w:val="24"/>
-          <w:lang w:val="en-US"/>
-        </w:rPr>
-        <w:t>web</w:t>
-      </w:r>
-      <w:proofErr w:type="spellEnd"/>
-      <w:proofErr w:type="gramEnd"/>
-      <w:r>
-        <w:rPr>
-          <w:rFonts w:ascii="Times New Roman" w:hAnsi="Times New Roman" w:cs="Times New Roman"/>
-          <w:sz w:val="24"/>
-          <w:szCs w:val="24"/>
-        </w:rPr>
-        <w:t xml:space="preserve"> }}</w:t>
+        <w:t>}}</w:t>
       </w:r>
     </w:p>
     <w:p>
@@ -7726,88 +8098,11 @@
           <w:sz w:val="24"/>
           <w:szCs w:val="24"/>
         </w:rPr>
-        <w:t>10 Профессиональные базы данных</w:t>
+        <w:t>11 Перечень информационных технологий, лицензионных и свободно распространяемых специализированных программных средств, информационных справочных систем</w:t>
       </w:r>
     </w:p>
     <w:p>
       <w:pPr>
-        <w:spacing w:before="200" w:after="200" w:line="240" w:lineRule="auto"/>
-        <w:rPr>
-          <w:rFonts w:ascii="Times New Roman" w:hAnsi="Times New Roman" w:cs="Times New Roman"/>
-          <w:sz w:val="24"/>
-          <w:szCs w:val="24"/>
-        </w:rPr>
-      </w:pPr>
-      <w:proofErr w:type="gramStart"/>
-      <w:r>
-        <w:rPr>
-          <w:rFonts w:ascii="Times New Roman" w:hAnsi="Times New Roman" w:cs="Times New Roman"/>
-          <w:sz w:val="24"/>
-          <w:szCs w:val="24"/>
-        </w:rPr>
-        <w:t xml:space="preserve">{{ </w:t>
-      </w:r>
-      <w:r>
-        <w:rPr>
-          <w:rFonts w:ascii="Times New Roman" w:hAnsi="Times New Roman" w:cs="Times New Roman"/>
-          <w:sz w:val="24"/>
-          <w:szCs w:val="24"/>
-          <w:lang w:val="en-US"/>
-        </w:rPr>
-        <w:t>resources</w:t>
-      </w:r>
-      <w:r>
-        <w:rPr>
-          <w:rFonts w:ascii="Times New Roman" w:hAnsi="Times New Roman" w:cs="Times New Roman"/>
-          <w:sz w:val="24"/>
-          <w:szCs w:val="24"/>
-        </w:rPr>
-        <w:t>.</w:t>
-      </w:r>
-      <w:proofErr w:type="spellStart"/>
-      <w:r>
-        <w:rPr>
-          <w:rFonts w:ascii="Times New Roman" w:hAnsi="Times New Roman" w:cs="Times New Roman"/>
-          <w:sz w:val="24"/>
-          <w:szCs w:val="24"/>
-        </w:rPr>
-        <w:t>bd</w:t>
-      </w:r>
-      <w:proofErr w:type="spellEnd"/>
-      <w:proofErr w:type="gramEnd"/>
-      <w:r>
-        <w:rPr>
-          <w:rFonts w:ascii="Times New Roman" w:hAnsi="Times New Roman" w:cs="Times New Roman"/>
-          <w:sz w:val="24"/>
-          <w:szCs w:val="24"/>
-        </w:rPr>
-        <w:t>}}</w:t>
-      </w:r>
-    </w:p>
-    <w:p>
-      <w:pPr>
-        <w:spacing w:before="200" w:after="200"/>
-        <w:rPr>
-          <w:rFonts w:ascii="Times New Roman" w:hAnsi="Times New Roman" w:cs="Times New Roman"/>
-          <w:bCs/>
-          <w:i/>
-          <w:sz w:val="24"/>
-          <w:szCs w:val="24"/>
-        </w:rPr>
-      </w:pPr>
-      <w:r>
-        <w:rPr>
-          <w:rFonts w:ascii="Times New Roman" w:hAnsi="Times New Roman" w:cs="Times New Roman"/>
-          <w:b/>
-          <w:bCs/>
-          <w:sz w:val="24"/>
-          <w:szCs w:val="24"/>
-        </w:rPr>
-        <w:t>11 Перечень информационных технологий, лицензионных и свободно распространяемых специализированных программных средств, информационных справочных систем</w:t>
-      </w:r>
-    </w:p>
-    <w:p>
-      <w:pPr>
         <w:spacing w:before="240" w:after="0" w:line="240" w:lineRule="auto"/>
         <w:jc w:val="both"/>
         <w:rPr>
@@ -7826,7 +8121,6 @@
           <w:szCs w:val="24"/>
           <w:lang w:val="en-US"/>
         </w:rPr>
-        <w:lastRenderedPageBreak/>
         <w:t>{%</w:t>
       </w:r>
       <w:r>
@@ -9798,7 +10092,7 @@
 </file>
 
 <file path=customXml/itemProps1.xml><?xml version="1.0" encoding="utf-8"?>
-<ds:datastoreItem xmlns:ds="http://schemas.openxmlformats.org/officeDocument/2006/customXml" ds:itemID="{A8EE5D1F-6E5D-49AC-BA94-A922B04D68ED}">
+<ds:datastoreItem xmlns:ds="http://schemas.openxmlformats.org/officeDocument/2006/customXml" ds:itemID="{15E4C38B-9D93-41A2-AE85-5BAF808BD433}">
   <ds:schemaRefs>
     <ds:schemaRef ds:uri="http://schemas.openxmlformats.org/officeDocument/2006/bibliography"/>
   </ds:schemaRefs>

--- a/templates/docxRPD/practice.docx
+++ b/templates/docxRPD/practice.docx
@@ -1229,47 +1229,19 @@
                 <w:rFonts w:ascii="Times New Roman" w:hAnsi="Times New Roman" w:cs="Times New Roman"/>
                 <w:sz w:val="20"/>
                 <w:szCs w:val="24"/>
+              </w:rPr>
+              <w:t>Утвердил:</w:t>
+            </w:r>
+            <w:bookmarkStart w:id="0" w:name="_GoBack"/>
+            <w:bookmarkEnd w:id="0"/>
+            <w:r>
+              <w:rPr>
+                <w:rFonts w:ascii="Times New Roman" w:hAnsi="Times New Roman" w:cs="Times New Roman"/>
+                <w:sz w:val="20"/>
+                <w:szCs w:val="24"/>
                 <w:lang w:val="en-US"/>
               </w:rPr>
               <w:t xml:space="preserve">{{ </w:t>
-            </w:r>
-            <w:proofErr w:type="spellStart"/>
-            <w:r>
-              <w:rPr>
-                <w:rFonts w:ascii="Times New Roman" w:hAnsi="Times New Roman" w:cs="Times New Roman"/>
-                <w:sz w:val="20"/>
-                <w:szCs w:val="24"/>
-                <w:lang w:val="en-US"/>
-              </w:rPr>
-              <w:t>user</w:t>
-            </w:r>
-            <w:r>
-              <w:rPr>
-                <w:rFonts w:ascii="Times New Roman" w:hAnsi="Times New Roman" w:cs="Times New Roman"/>
-                <w:sz w:val="20"/>
-                <w:szCs w:val="24"/>
-                <w:lang w:val="en-US"/>
-              </w:rPr>
-              <w:t>_</w:t>
-            </w:r>
-            <w:r>
-              <w:rPr>
-                <w:rFonts w:ascii="Times New Roman" w:hAnsi="Times New Roman" w:cs="Times New Roman"/>
-                <w:sz w:val="20"/>
-                <w:szCs w:val="24"/>
-                <w:lang w:val="en-US"/>
-              </w:rPr>
-              <w:t>type</w:t>
-            </w:r>
-            <w:proofErr w:type="spellEnd"/>
-            <w:r>
-              <w:rPr>
-                <w:rFonts w:ascii="Times New Roman" w:hAnsi="Times New Roman" w:cs="Times New Roman"/>
-                <w:sz w:val="20"/>
-                <w:szCs w:val="24"/>
-                <w:lang w:val="en-US"/>
-              </w:rPr>
-              <w:t xml:space="preserve"> }}: {{ </w:t>
             </w:r>
             <w:proofErr w:type="spellStart"/>
             <w:r>
@@ -4879,7 +4851,7 @@
           <w:lang w:eastAsia="ru-RU"/>
         </w:rPr>
       </w:pPr>
-      <w:bookmarkStart w:id="0" w:name="_Toc501100565"/>
+      <w:bookmarkStart w:id="1" w:name="_Toc501100565"/>
       <w:r>
         <w:rPr>
           <w:rFonts w:ascii="Times New Roman" w:eastAsia="Times New Roman" w:hAnsi="Times New Roman" w:cs="Times New Roman"/>
@@ -4890,7 +4862,7 @@
         </w:rPr>
         <w:t>По результатам прохождения практики обучающийся должен предоставить</w:t>
       </w:r>
-      <w:bookmarkEnd w:id="0"/>
+      <w:bookmarkEnd w:id="1"/>
       <w:r>
         <w:rPr>
           <w:rFonts w:ascii="Times New Roman" w:eastAsia="Times New Roman" w:hAnsi="Times New Roman" w:cs="Times New Roman"/>
@@ -4954,7 +4926,7 @@
           <w:szCs w:val="24"/>
         </w:rPr>
       </w:pPr>
-      <w:bookmarkStart w:id="1" w:name="_Toc501100567"/>
+      <w:bookmarkStart w:id="2" w:name="_Toc501100567"/>
       <w:r>
         <w:rPr>
           <w:rFonts w:eastAsia="Times New Roman"/>
@@ -4964,7 +4936,7 @@
         </w:rPr>
         <w:t>Отчет о прохождении практики;</w:t>
       </w:r>
-      <w:bookmarkEnd w:id="1"/>
+      <w:bookmarkEnd w:id="2"/>
     </w:p>
     <w:p>
       <w:pPr>
@@ -5015,7 +4987,7 @@
           <w:lang w:val="en-US"/>
         </w:rPr>
       </w:pPr>
-      <w:bookmarkStart w:id="2" w:name="_Toc501100566"/>
+      <w:bookmarkStart w:id="3" w:name="_Toc501100566"/>
       <w:r>
         <w:rPr>
           <w:rFonts w:ascii="Times New Roman" w:eastAsia="Times New Roman" w:hAnsi="Times New Roman" w:cs="Times New Roman"/>
@@ -5172,7 +5144,7 @@
         <w:t>;</w:t>
       </w:r>
     </w:p>
-    <w:bookmarkEnd w:id="2"/>
+    <w:bookmarkEnd w:id="3"/>
     <w:p>
       <w:pPr>
         <w:keepNext/>
@@ -6149,8 +6121,6 @@
         </w:rPr>
         <w:t>}}</w:t>
       </w:r>
-      <w:bookmarkStart w:id="3" w:name="_GoBack"/>
-      <w:bookmarkEnd w:id="3"/>
     </w:p>
     <w:p>
       <w:pPr>
@@ -6160,6 +6130,7 @@
           <w:iCs/>
           <w:sz w:val="24"/>
           <w:szCs w:val="24"/>
+          <w:lang w:val="en-US"/>
         </w:rPr>
       </w:pPr>
       <w:r>
@@ -6169,7 +6140,55 @@
           <w:sz w:val="24"/>
           <w:szCs w:val="24"/>
         </w:rPr>
-        <w:t>Типовые оценочные средства:</w:t>
+        <w:t>Типовые</w:t>
+      </w:r>
+      <w:r>
+        <w:rPr>
+          <w:rFonts w:ascii="Times New Roman" w:eastAsia="Times New Roman" w:hAnsi="Times New Roman" w:cs="Times New Roman"/>
+          <w:b/>
+          <w:sz w:val="24"/>
+          <w:szCs w:val="24"/>
+          <w:lang w:val="en-US"/>
+        </w:rPr>
+        <w:t xml:space="preserve"> </w:t>
+      </w:r>
+      <w:r>
+        <w:rPr>
+          <w:rFonts w:ascii="Times New Roman" w:eastAsia="Times New Roman" w:hAnsi="Times New Roman" w:cs="Times New Roman"/>
+          <w:b/>
+          <w:sz w:val="24"/>
+          <w:szCs w:val="24"/>
+        </w:rPr>
+        <w:t>оценочные</w:t>
+      </w:r>
+      <w:r>
+        <w:rPr>
+          <w:rFonts w:ascii="Times New Roman" w:eastAsia="Times New Roman" w:hAnsi="Times New Roman" w:cs="Times New Roman"/>
+          <w:b/>
+          <w:sz w:val="24"/>
+          <w:szCs w:val="24"/>
+          <w:lang w:val="en-US"/>
+        </w:rPr>
+        <w:t xml:space="preserve"> </w:t>
+      </w:r>
+      <w:r>
+        <w:rPr>
+          <w:rFonts w:ascii="Times New Roman" w:eastAsia="Times New Roman" w:hAnsi="Times New Roman" w:cs="Times New Roman"/>
+          <w:b/>
+          <w:sz w:val="24"/>
+          <w:szCs w:val="24"/>
+        </w:rPr>
+        <w:t>средства</w:t>
+      </w:r>
+      <w:r>
+        <w:rPr>
+          <w:rFonts w:ascii="Times New Roman" w:eastAsia="Times New Roman" w:hAnsi="Times New Roman" w:cs="Times New Roman"/>
+          <w:b/>
+          <w:sz w:val="24"/>
+          <w:szCs w:val="24"/>
+          <w:lang w:val="en-US"/>
+        </w:rPr>
+        <w:t>:</w:t>
       </w:r>
       <w:r>
         <w:rPr>
@@ -6177,6 +6196,7 @@
           <w:i/>
           <w:sz w:val="24"/>
           <w:szCs w:val="24"/>
+          <w:lang w:val="en-US"/>
         </w:rPr>
         <w:t xml:space="preserve"> </w:t>
       </w:r>
@@ -6187,6 +6207,7 @@
           <w:iCs/>
           <w:sz w:val="24"/>
           <w:szCs w:val="24"/>
+          <w:lang w:val="en-US"/>
         </w:rPr>
         <w:t xml:space="preserve">{{ </w:t>
       </w:r>
@@ -6201,13 +6222,13 @@
         </w:rPr>
         <w:t>i</w:t>
       </w:r>
-      <w:proofErr w:type="spellEnd"/>
       <w:r>
         <w:rPr>
           <w:rFonts w:ascii="Times New Roman" w:eastAsia="Times New Roman" w:hAnsi="Times New Roman" w:cs="Times New Roman"/>
           <w:iCs/>
           <w:sz w:val="24"/>
           <w:szCs w:val="24"/>
+          <w:lang w:val="en-US"/>
         </w:rPr>
         <w:t>.</w:t>
       </w:r>
@@ -6221,6 +6242,7 @@
         </w:rPr>
         <w:t>tat</w:t>
       </w:r>
+      <w:proofErr w:type="spellEnd"/>
       <w:proofErr w:type="gramEnd"/>
       <w:r>
         <w:rPr>
@@ -6228,6 +6250,7 @@
           <w:iCs/>
           <w:sz w:val="24"/>
           <w:szCs w:val="24"/>
+          <w:lang w:val="en-US"/>
         </w:rPr>
         <w:t xml:space="preserve"> }}</w:t>
       </w:r>
@@ -10092,7 +10115,7 @@
 </file>
 
 <file path=customXml/itemProps1.xml><?xml version="1.0" encoding="utf-8"?>
-<ds:datastoreItem xmlns:ds="http://schemas.openxmlformats.org/officeDocument/2006/customXml" ds:itemID="{15E4C38B-9D93-41A2-AE85-5BAF808BD433}">
+<ds:datastoreItem xmlns:ds="http://schemas.openxmlformats.org/officeDocument/2006/customXml" ds:itemID="{9E013BEE-0986-4C03-83D4-6AA1FF7B87A2}">
   <ds:schemaRefs>
     <ds:schemaRef ds:uri="http://schemas.openxmlformats.org/officeDocument/2006/bibliography"/>
   </ds:schemaRefs>
